--- a/data/outputs/v2/Biology/SS3.2_Animal_Transport/Biology_Animal_Transport_CBE_LessonSequence.docx
+++ b/data/outputs/v2/Biology/SS3.2_Animal_Transport/Biology_Animal_Transport_CBE_LessonSequence.docx
@@ -2975,7 +2975,25 @@
             </w:tcMar>
             <w:vAlign w:val="top"/>
           </w:tcPr>
-          <w:p/>
+          <w:p>
+            <w:pPr>
+              <w:spacing w:after="40" w:before="0"/>
+              <w:jc w:val="left"/>
+            </w:pPr>
+            <w:r>
+              <w:rPr>
+                <w:rFonts w:ascii="Arial" w:cs="Arial" w:eastAsia="Arial" w:hAnsi="Arial"/>
+                <w:b w:val="false"/>
+                <w:bCs w:val="false"/>
+                <w:i w:val="false"/>
+                <w:iCs w:val="false"/>
+                <w:color w:val="000000"/>
+                <w:sz w:val="18"/>
+                <w:szCs w:val="18"/>
+              </w:rPr>
+              <w:t xml:space="preserve">No hazardous materials are used in this lesson. Learners who find discussion of heart conditions or physical exertion personally sensitive should be given space to participate at a level they are comfortable with. If heart-rate data is collected live, learners with known cardiac conditions should be allowed to use resting data only.</w:t>
+            </w:r>
+          </w:p>
         </w:tc>
       </w:tr>
     </w:tbl>
@@ -3349,7 +3367,7 @@
             <w:pPr>
               <w:spacing w:after="20" w:before="0"/>
             </w:pPr>
-            <w:hyperlink w:history="1" r:id="rIdrc7pmlbwflm_6reyk6wyt">
+            <w:hyperlink w:history="1" r:id="rIdnjposfrvaff_p0s3mjibo">
               <w:r>
                 <w:rPr>
                   <w:rFonts w:ascii="Arial" w:cs="Arial" w:eastAsia="Arial" w:hAnsi="Arial"/>
@@ -3382,7 +3400,7 @@
               <w:spacing w:after="10" w:before="0"/>
               <w:ind w:left="120"/>
             </w:pPr>
-            <w:hyperlink w:history="1" r:id="rId1te2ew1uf471d8mzkwspt">
+            <w:hyperlink w:history="1" r:id="rIdgcm1-kzb5bmwcwc-e9huc">
               <w:r>
                 <w:rPr>
                   <w:rFonts w:ascii="Arial" w:cs="Arial" w:eastAsia="Arial" w:hAnsi="Arial"/>
@@ -3427,7 +3445,7 @@
             <w:pPr>
               <w:spacing w:after="20" w:before="0"/>
             </w:pPr>
-            <w:hyperlink w:history="1" r:id="rIdxascljqaa5ys9dxlgrsec">
+            <w:hyperlink w:history="1" r:id="rIdtliop8rdxpt_lefs91qzb">
               <w:r>
                 <w:rPr>
                   <w:rFonts w:ascii="Arial" w:cs="Arial" w:eastAsia="Arial" w:hAnsi="Arial"/>
@@ -3460,7 +3478,7 @@
               <w:spacing w:after="10" w:before="0"/>
               <w:ind w:left="120"/>
             </w:pPr>
-            <w:hyperlink w:history="1" r:id="rIdhdopemjxlqo0zbm6mgad-">
+            <w:hyperlink w:history="1" r:id="rIdrq9xlrelbgw1xog_lsioe">
               <w:r>
                 <w:rPr>
                   <w:rFonts w:ascii="Arial" w:cs="Arial" w:eastAsia="Arial" w:hAnsi="Arial"/>
@@ -3655,7 +3673,7 @@
             <w:pPr>
               <w:spacing w:after="20" w:before="0"/>
             </w:pPr>
-            <w:hyperlink w:history="1" r:id="rIdlmqkduryb98qpm9ekuucd">
+            <w:hyperlink w:history="1" r:id="rIdezriy-kh9zj1rukf59mqa">
               <w:r>
                 <w:rPr>
                   <w:rFonts w:ascii="Arial" w:cs="Arial" w:eastAsia="Arial" w:hAnsi="Arial"/>
@@ -3688,7 +3706,7 @@
               <w:spacing w:after="10" w:before="0"/>
               <w:ind w:left="120"/>
             </w:pPr>
-            <w:hyperlink w:history="1" r:id="rIdr0rx2r2itqneewigabzk5">
+            <w:hyperlink w:history="1" r:id="rId639jq0ogvodxfhi8rtsed">
               <w:r>
                 <w:rPr>
                   <w:rFonts w:ascii="Arial" w:cs="Arial" w:eastAsia="Arial" w:hAnsi="Arial"/>
@@ -3733,7 +3751,7 @@
             <w:pPr>
               <w:spacing w:after="20" w:before="0"/>
             </w:pPr>
-            <w:hyperlink w:history="1" r:id="rIdwm81u6-hk0zzyc0zwnpuj">
+            <w:hyperlink w:history="1" r:id="rIdgty3gcksswdhkxctrrdr8">
               <w:r>
                 <w:rPr>
                   <w:rFonts w:ascii="Arial" w:cs="Arial" w:eastAsia="Arial" w:hAnsi="Arial"/>
@@ -3766,7 +3784,7 @@
               <w:spacing w:after="10" w:before="0"/>
               <w:ind w:left="120"/>
             </w:pPr>
-            <w:hyperlink w:history="1" r:id="rId77kwv2fjvyeb5qz-p_v5a">
+            <w:hyperlink w:history="1" r:id="rIdjl7gpw5hsvsyjm5qdo-r-">
               <w:r>
                 <w:rPr>
                   <w:rFonts w:ascii="Arial" w:cs="Arial" w:eastAsia="Arial" w:hAnsi="Arial"/>
@@ -3961,7 +3979,7 @@
             <w:pPr>
               <w:spacing w:after="20" w:before="0"/>
             </w:pPr>
-            <w:hyperlink w:history="1" r:id="rIdqr--czmmzyphz9aiuxvlj">
+            <w:hyperlink w:history="1" r:id="rIdyif1twnlzgzvcu7bn1-yg">
               <w:r>
                 <w:rPr>
                   <w:rFonts w:ascii="Arial" w:cs="Arial" w:eastAsia="Arial" w:hAnsi="Arial"/>
@@ -3994,7 +4012,7 @@
               <w:spacing w:after="10" w:before="0"/>
               <w:ind w:left="120"/>
             </w:pPr>
-            <w:hyperlink w:history="1" r:id="rIdtsxcxayyzi4baul-muslr">
+            <w:hyperlink w:history="1" r:id="rIdzmdqwbdlmxocha6rn46pm">
               <w:r>
                 <w:rPr>
                   <w:rFonts w:ascii="Arial" w:cs="Arial" w:eastAsia="Arial" w:hAnsi="Arial"/>
@@ -4039,7 +4057,7 @@
             <w:pPr>
               <w:spacing w:after="20" w:before="0"/>
             </w:pPr>
-            <w:hyperlink w:history="1" r:id="rIdaubrqd-kerfda46107-7z">
+            <w:hyperlink w:history="1" r:id="rIdlcxfdvk3ckh59lend1rjr">
               <w:r>
                 <w:rPr>
                   <w:rFonts w:ascii="Arial" w:cs="Arial" w:eastAsia="Arial" w:hAnsi="Arial"/>
@@ -4072,7 +4090,7 @@
               <w:spacing w:after="10" w:before="0"/>
               <w:ind w:left="120"/>
             </w:pPr>
-            <w:hyperlink w:history="1" r:id="rId3lvzhjeoorjltraovh5as">
+            <w:hyperlink w:history="1" r:id="rIdu4dynizr6ibq4h7ed7xtb">
               <w:r>
                 <w:rPr>
                   <w:rFonts w:ascii="Arial" w:cs="Arial" w:eastAsia="Arial" w:hAnsi="Arial"/>
@@ -4267,7 +4285,7 @@
             <w:pPr>
               <w:spacing w:after="20" w:before="0"/>
             </w:pPr>
-            <w:hyperlink w:history="1" r:id="rIdcrn8ynj9gelk6lnuvyomo">
+            <w:hyperlink w:history="1" r:id="rId7dvt4yfqjvjwvkl5cvccb">
               <w:r>
                 <w:rPr>
                   <w:rFonts w:ascii="Arial" w:cs="Arial" w:eastAsia="Arial" w:hAnsi="Arial"/>
@@ -4300,7 +4318,7 @@
               <w:spacing w:after="10" w:before="0"/>
               <w:ind w:left="120"/>
             </w:pPr>
-            <w:hyperlink w:history="1" r:id="rIda_qco_-ipdbpuzljfu1vs">
+            <w:hyperlink w:history="1" r:id="rId06ulb4s-azzuwjrrjdxnd">
               <w:r>
                 <w:rPr>
                   <w:rFonts w:ascii="Arial" w:cs="Arial" w:eastAsia="Arial" w:hAnsi="Arial"/>
@@ -4345,7 +4363,7 @@
             <w:pPr>
               <w:spacing w:after="20" w:before="0"/>
             </w:pPr>
-            <w:hyperlink w:history="1" r:id="rIddvtxjg99oj4whb89buivn">
+            <w:hyperlink w:history="1" r:id="rIdhpojomabwmjstmhjurcxz">
               <w:r>
                 <w:rPr>
                   <w:rFonts w:ascii="Arial" w:cs="Arial" w:eastAsia="Arial" w:hAnsi="Arial"/>
@@ -4378,7 +4396,7 @@
               <w:spacing w:after="10" w:before="0"/>
               <w:ind w:left="120"/>
             </w:pPr>
-            <w:hyperlink w:history="1" r:id="rIdc8-lioquol_rfhbqqglow">
+            <w:hyperlink w:history="1" r:id="rIdwmd9rfumqccdaznkxxygb">
               <w:r>
                 <w:rPr>
                   <w:rFonts w:ascii="Arial" w:cs="Arial" w:eastAsia="Arial" w:hAnsi="Arial"/>
@@ -4573,7 +4591,7 @@
             <w:pPr>
               <w:spacing w:after="20" w:before="0"/>
             </w:pPr>
-            <w:hyperlink w:history="1" r:id="rIdd9kvzjf4acbvv73adl0sd">
+            <w:hyperlink w:history="1" r:id="rIdq1eilflti-fvkjspcbseq">
               <w:r>
                 <w:rPr>
                   <w:rFonts w:ascii="Arial" w:cs="Arial" w:eastAsia="Arial" w:hAnsi="Arial"/>
@@ -4606,7 +4624,7 @@
               <w:spacing w:after="10" w:before="0"/>
               <w:ind w:left="120"/>
             </w:pPr>
-            <w:hyperlink w:history="1" r:id="rIdzzvw2qvqc7zkejbiey-3m">
+            <w:hyperlink w:history="1" r:id="rIdyxhreogipaefn3x14hkqy">
               <w:r>
                 <w:rPr>
                   <w:rFonts w:ascii="Arial" w:cs="Arial" w:eastAsia="Arial" w:hAnsi="Arial"/>
@@ -4651,7 +4669,7 @@
             <w:pPr>
               <w:spacing w:after="20" w:before="0"/>
             </w:pPr>
-            <w:hyperlink w:history="1" r:id="rIdum22mrzobrzeizv__cntb">
+            <w:hyperlink w:history="1" r:id="rIdl3egkrv1j7sb-xbtjcgm4">
               <w:r>
                 <w:rPr>
                   <w:rFonts w:ascii="Arial" w:cs="Arial" w:eastAsia="Arial" w:hAnsi="Arial"/>
@@ -4684,7 +4702,7 @@
               <w:spacing w:after="10" w:before="0"/>
               <w:ind w:left="120"/>
             </w:pPr>
-            <w:hyperlink w:history="1" r:id="rIdyztt8xxkjamiazrgau4jb">
+            <w:hyperlink w:history="1" r:id="rIdrps58se8peta9tw-a-_xh">
               <w:r>
                 <w:rPr>
                   <w:rFonts w:ascii="Arial" w:cs="Arial" w:eastAsia="Arial" w:hAnsi="Arial"/>
@@ -6123,32 +6141,32 @@
         <w:tc>
           <w:tcPr>
             <w:tcW w:type="dxa" w:w="1520"/>
-            <w:shd w:fill="F2F2F2" w:color="auto" w:val="clear"/>
-            <w:tcMar>
-              <w:top w:type="dxa" w:w="60"/>
-              <w:left w:type="dxa" w:w="120"/>
-              <w:bottom w:type="dxa" w:w="60"/>
-              <w:right w:type="dxa" w:w="120"/>
-            </w:tcMar>
-            <w:vAlign w:val="top"/>
-          </w:tcPr>
-          <w:p>
-            <w:pPr>
-              <w:spacing w:after="40" w:before="0"/>
-              <w:jc w:val="left"/>
-            </w:pPr>
-            <w:r>
-              <w:rPr>
-                <w:rFonts w:ascii="Arial" w:cs="Arial" w:eastAsia="Arial" w:hAnsi="Arial"/>
-                <w:b/>
-                <w:bCs/>
-                <w:i w:val="false"/>
-                <w:iCs w:val="false"/>
-                <w:color w:val="000000"/>
-                <w:sz w:val="18"/>
-                <w:szCs w:val="18"/>
-              </w:rPr>
-              <w:t xml:space="preserve">Phase 1 — Predict (15 minutes)</w:t>
+            <w:shd w:fill="EAD1F5" w:color="auto" w:val="clear"/>
+            <w:tcMar>
+              <w:top w:type="dxa" w:w="60"/>
+              <w:left w:type="dxa" w:w="120"/>
+              <w:bottom w:type="dxa" w:w="60"/>
+              <w:right w:type="dxa" w:w="120"/>
+            </w:tcMar>
+            <w:vAlign w:val="top"/>
+          </w:tcPr>
+          <w:p>
+            <w:pPr>
+              <w:spacing w:after="40" w:before="0"/>
+              <w:jc w:val="left"/>
+            </w:pPr>
+            <w:r>
+              <w:rPr>
+                <w:rFonts w:ascii="Arial" w:cs="Arial" w:eastAsia="Arial" w:hAnsi="Arial"/>
+                <w:b/>
+                <w:bCs/>
+                <w:i w:val="false"/>
+                <w:iCs w:val="false"/>
+                <w:color w:val="000000"/>
+                <w:sz w:val="18"/>
+                <w:szCs w:val="18"/>
+              </w:rPr>
+              <w:t xml:space="preserve">Predict Phase</w:t>
             </w:r>
           </w:p>
           <w:p>
@@ -6171,7 +6189,7 @@
             <w:pPr>
               <w:spacing w:after="20" w:before="0"/>
             </w:pPr>
-            <w:hyperlink w:history="1" r:id="rIdkbyiiq21ianjb-hwa8y5r">
+            <w:hyperlink w:history="1" r:id="rIdtyg-8iohobcgruysnxday">
               <w:r>
                 <w:rPr>
                   <w:rFonts w:ascii="Arial" w:cs="Arial" w:eastAsia="Arial" w:hAnsi="Arial"/>
@@ -6204,7 +6222,7 @@
               <w:spacing w:after="10" w:before="0"/>
               <w:ind w:left="120"/>
             </w:pPr>
-            <w:hyperlink w:history="1" r:id="rIdpljvjm8xjpjwxrj6ej-if">
+            <w:hyperlink w:history="1" r:id="rIdpcvsuiqtwvsgqfqblkygw">
               <w:r>
                 <w:rPr>
                   <w:rFonts w:ascii="Arial" w:cs="Arial" w:eastAsia="Arial" w:hAnsi="Arial"/>
@@ -6249,7 +6267,7 @@
             <w:pPr>
               <w:spacing w:after="20" w:before="0"/>
             </w:pPr>
-            <w:hyperlink w:history="1" r:id="rIdqpklxdmb0q7rjq9cfibj4">
+            <w:hyperlink w:history="1" r:id="rId_pnlomroiah_fglecmpu7">
               <w:r>
                 <w:rPr>
                   <w:rFonts w:ascii="Arial" w:cs="Arial" w:eastAsia="Arial" w:hAnsi="Arial"/>
@@ -6282,7 +6300,7 @@
               <w:spacing w:after="10" w:before="0"/>
               <w:ind w:left="120"/>
             </w:pPr>
-            <w:hyperlink w:history="1" r:id="rIdbjkakwvuirdq-sim5beue">
+            <w:hyperlink w:history="1" r:id="rIdirehwykynmlzxglmor-zu">
               <w:r>
                 <w:rPr>
                   <w:rFonts w:ascii="Arial" w:cs="Arial" w:eastAsia="Arial" w:hAnsi="Arial"/>
@@ -6505,32 +6523,32 @@
         <w:tc>
           <w:tcPr>
             <w:tcW w:type="dxa" w:w="1520"/>
-            <w:shd w:fill="F2F2F2" w:color="auto" w:val="clear"/>
-            <w:tcMar>
-              <w:top w:type="dxa" w:w="60"/>
-              <w:left w:type="dxa" w:w="120"/>
-              <w:bottom w:type="dxa" w:w="60"/>
-              <w:right w:type="dxa" w:w="120"/>
-            </w:tcMar>
-            <w:vAlign w:val="top"/>
-          </w:tcPr>
-          <w:p>
-            <w:pPr>
-              <w:spacing w:after="40" w:before="0"/>
-              <w:jc w:val="left"/>
-            </w:pPr>
-            <w:r>
-              <w:rPr>
-                <w:rFonts w:ascii="Arial" w:cs="Arial" w:eastAsia="Arial" w:hAnsi="Arial"/>
-                <w:b/>
-                <w:bCs/>
-                <w:i w:val="false"/>
-                <w:iCs w:val="false"/>
-                <w:color w:val="000000"/>
-                <w:sz w:val="18"/>
-                <w:szCs w:val="18"/>
-              </w:rPr>
-              <w:t xml:space="preserve">Phase 2 — Observe: Two Evidence-Gathering Activities (25 minutes)</w:t>
+            <w:shd w:fill="D9EEF1" w:color="auto" w:val="clear"/>
+            <w:tcMar>
+              <w:top w:type="dxa" w:w="60"/>
+              <w:left w:type="dxa" w:w="120"/>
+              <w:bottom w:type="dxa" w:w="60"/>
+              <w:right w:type="dxa" w:w="120"/>
+            </w:tcMar>
+            <w:vAlign w:val="top"/>
+          </w:tcPr>
+          <w:p>
+            <w:pPr>
+              <w:spacing w:after="40" w:before="0"/>
+              <w:jc w:val="left"/>
+            </w:pPr>
+            <w:r>
+              <w:rPr>
+                <w:rFonts w:ascii="Arial" w:cs="Arial" w:eastAsia="Arial" w:hAnsi="Arial"/>
+                <w:b/>
+                <w:bCs/>
+                <w:i w:val="false"/>
+                <w:iCs w:val="false"/>
+                <w:color w:val="000000"/>
+                <w:sz w:val="18"/>
+                <w:szCs w:val="18"/>
+              </w:rPr>
+              <w:t xml:space="preserve">Observe Phase</w:t>
             </w:r>
           </w:p>
           <w:p>
@@ -6553,7 +6571,7 @@
             <w:pPr>
               <w:spacing w:after="20" w:before="0"/>
             </w:pPr>
-            <w:hyperlink w:history="1" r:id="rIdel_uk2vbstwexpenxnxfm">
+            <w:hyperlink w:history="1" r:id="rIdm8f-ufnzfj4nwwg_5lwon">
               <w:r>
                 <w:rPr>
                   <w:rFonts w:ascii="Arial" w:cs="Arial" w:eastAsia="Arial" w:hAnsi="Arial"/>
@@ -6586,7 +6604,7 @@
               <w:spacing w:after="10" w:before="0"/>
               <w:ind w:left="120"/>
             </w:pPr>
-            <w:hyperlink w:history="1" r:id="rIdzkvbye7owbuavjd5clsnd">
+            <w:hyperlink w:history="1" r:id="rIdvi-vqb6zfwrjo8-xk-xr_">
               <w:r>
                 <w:rPr>
                   <w:rFonts w:ascii="Arial" w:cs="Arial" w:eastAsia="Arial" w:hAnsi="Arial"/>
@@ -6631,7 +6649,7 @@
             <w:pPr>
               <w:spacing w:after="20" w:before="0"/>
             </w:pPr>
-            <w:hyperlink w:history="1" r:id="rIdoukcwz0apz8s1u6evkhep">
+            <w:hyperlink w:history="1" r:id="rIdnbxlqn67vmzbqovd6ovuo">
               <w:r>
                 <w:rPr>
                   <w:rFonts w:ascii="Arial" w:cs="Arial" w:eastAsia="Arial" w:hAnsi="Arial"/>
@@ -6664,7 +6682,7 @@
               <w:spacing w:after="10" w:before="0"/>
               <w:ind w:left="120"/>
             </w:pPr>
-            <w:hyperlink w:history="1" r:id="rIdganr-5bz6rcu78cimdfa8">
+            <w:hyperlink w:history="1" r:id="rIdndcmdluu8vqhexftdtq80">
               <w:r>
                 <w:rPr>
                   <w:rFonts w:ascii="Arial" w:cs="Arial" w:eastAsia="Arial" w:hAnsi="Arial"/>
@@ -7020,32 +7038,32 @@
         <w:tc>
           <w:tcPr>
             <w:tcW w:type="dxa" w:w="1520"/>
-            <w:shd w:fill="F2F2F2" w:color="auto" w:val="clear"/>
-            <w:tcMar>
-              <w:top w:type="dxa" w:w="60"/>
-              <w:left w:type="dxa" w:w="120"/>
-              <w:bottom w:type="dxa" w:w="60"/>
-              <w:right w:type="dxa" w:w="120"/>
-            </w:tcMar>
-            <w:vAlign w:val="top"/>
-          </w:tcPr>
-          <w:p>
-            <w:pPr>
-              <w:spacing w:after="40" w:before="0"/>
-              <w:jc w:val="left"/>
-            </w:pPr>
-            <w:r>
-              <w:rPr>
-                <w:rFonts w:ascii="Arial" w:cs="Arial" w:eastAsia="Arial" w:hAnsi="Arial"/>
-                <w:b/>
-                <w:bCs/>
-                <w:i w:val="false"/>
-                <w:iCs w:val="false"/>
-                <w:color w:val="000000"/>
-                <w:sz w:val="18"/>
-                <w:szCs w:val="18"/>
-              </w:rPr>
-              <w:t xml:space="preserve">Phase 3 — Explain: Sensemaking Discussion (20 minutes)</w:t>
+            <w:shd w:fill="E2EFDA" w:color="auto" w:val="clear"/>
+            <w:tcMar>
+              <w:top w:type="dxa" w:w="60"/>
+              <w:left w:type="dxa" w:w="120"/>
+              <w:bottom w:type="dxa" w:w="60"/>
+              <w:right w:type="dxa" w:w="120"/>
+            </w:tcMar>
+            <w:vAlign w:val="top"/>
+          </w:tcPr>
+          <w:p>
+            <w:pPr>
+              <w:spacing w:after="40" w:before="0"/>
+              <w:jc w:val="left"/>
+            </w:pPr>
+            <w:r>
+              <w:rPr>
+                <w:rFonts w:ascii="Arial" w:cs="Arial" w:eastAsia="Arial" w:hAnsi="Arial"/>
+                <w:b/>
+                <w:bCs/>
+                <w:i w:val="false"/>
+                <w:iCs w:val="false"/>
+                <w:color w:val="000000"/>
+                <w:sz w:val="18"/>
+                <w:szCs w:val="18"/>
+              </w:rPr>
+              <w:t xml:space="preserve">Explain Phase</w:t>
             </w:r>
           </w:p>
           <w:p>
@@ -7068,7 +7086,7 @@
             <w:pPr>
               <w:spacing w:after="20" w:before="0"/>
             </w:pPr>
-            <w:hyperlink w:history="1" r:id="rIdhrhutadzlje-mq6maiucl">
+            <w:hyperlink w:history="1" r:id="rIdaulkpfi9lj8fn8xe3cszy">
               <w:r>
                 <w:rPr>
                   <w:rFonts w:ascii="Arial" w:cs="Arial" w:eastAsia="Arial" w:hAnsi="Arial"/>
@@ -7101,7 +7119,7 @@
               <w:spacing w:after="10" w:before="0"/>
               <w:ind w:left="120"/>
             </w:pPr>
-            <w:hyperlink w:history="1" r:id="rIdk2os433nm2xucgklwvifg">
+            <w:hyperlink w:history="1" r:id="rIddtydcehiq0p8hconccnx0">
               <w:r>
                 <w:rPr>
                   <w:rFonts w:ascii="Arial" w:cs="Arial" w:eastAsia="Arial" w:hAnsi="Arial"/>
@@ -7146,7 +7164,7 @@
             <w:pPr>
               <w:spacing w:after="20" w:before="0"/>
             </w:pPr>
-            <w:hyperlink w:history="1" r:id="rIdngi_wmodnktnto1xpzazb">
+            <w:hyperlink w:history="1" r:id="rIdrtlb-rz51m-zpka3n1hcs">
               <w:r>
                 <w:rPr>
                   <w:rFonts w:ascii="Arial" w:cs="Arial" w:eastAsia="Arial" w:hAnsi="Arial"/>
@@ -7179,7 +7197,7 @@
               <w:spacing w:after="10" w:before="0"/>
               <w:ind w:left="120"/>
             </w:pPr>
-            <w:hyperlink w:history="1" r:id="rIdi7-3nncpqywssvrpz6g_x">
+            <w:hyperlink w:history="1" r:id="rId2zcfx6upos7rjguhary0v">
               <w:r>
                 <w:rPr>
                   <w:rFonts w:ascii="Arial" w:cs="Arial" w:eastAsia="Arial" w:hAnsi="Arial"/>
@@ -7497,32 +7515,32 @@
         <w:tc>
           <w:tcPr>
             <w:tcW w:type="dxa" w:w="1520"/>
-            <w:shd w:fill="F2F2F2" w:color="auto" w:val="clear"/>
-            <w:tcMar>
-              <w:top w:type="dxa" w:w="60"/>
-              <w:left w:type="dxa" w:w="120"/>
-              <w:bottom w:type="dxa" w:w="60"/>
-              <w:right w:type="dxa" w:w="120"/>
-            </w:tcMar>
-            <w:vAlign w:val="top"/>
-          </w:tcPr>
-          <w:p>
-            <w:pPr>
-              <w:spacing w:after="40" w:before="0"/>
-              <w:jc w:val="left"/>
-            </w:pPr>
-            <w:r>
-              <w:rPr>
-                <w:rFonts w:ascii="Arial" w:cs="Arial" w:eastAsia="Arial" w:hAnsi="Arial"/>
-                <w:b/>
-                <w:bCs/>
-                <w:i w:val="false"/>
-                <w:iCs w:val="false"/>
-                <w:color w:val="000000"/>
-                <w:sz w:val="18"/>
-                <w:szCs w:val="18"/>
-              </w:rPr>
-              <w:t xml:space="preserve">Phase 4 — Driving Question Board (DQB) Update (10 minutes)</w:t>
+            <w:shd w:fill="FCE4D6" w:color="auto" w:val="clear"/>
+            <w:tcMar>
+              <w:top w:type="dxa" w:w="60"/>
+              <w:left w:type="dxa" w:w="120"/>
+              <w:bottom w:type="dxa" w:w="60"/>
+              <w:right w:type="dxa" w:w="120"/>
+            </w:tcMar>
+            <w:vAlign w:val="top"/>
+          </w:tcPr>
+          <w:p>
+            <w:pPr>
+              <w:spacing w:after="40" w:before="0"/>
+              <w:jc w:val="left"/>
+            </w:pPr>
+            <w:r>
+              <w:rPr>
+                <w:rFonts w:ascii="Arial" w:cs="Arial" w:eastAsia="Arial" w:hAnsi="Arial"/>
+                <w:b/>
+                <w:bCs/>
+                <w:i w:val="false"/>
+                <w:iCs w:val="false"/>
+                <w:color w:val="000000"/>
+                <w:sz w:val="18"/>
+                <w:szCs w:val="18"/>
+              </w:rPr>
+              <w:t xml:space="preserve">Driving Question Board (DQB) Creation</w:t>
             </w:r>
           </w:p>
           <w:p>
@@ -7545,7 +7563,7 @@
             <w:pPr>
               <w:spacing w:after="20" w:before="0"/>
             </w:pPr>
-            <w:hyperlink w:history="1" r:id="rIdznmiqrumli7eepouoc9qd">
+            <w:hyperlink w:history="1" r:id="rId1uonymu-e57gwjdcucels">
               <w:r>
                 <w:rPr>
                   <w:rFonts w:ascii="Arial" w:cs="Arial" w:eastAsia="Arial" w:hAnsi="Arial"/>
@@ -7578,7 +7596,7 @@
               <w:spacing w:after="10" w:before="0"/>
               <w:ind w:left="120"/>
             </w:pPr>
-            <w:hyperlink w:history="1" r:id="rIdniqfcxjctb9mda5wj55oi">
+            <w:hyperlink w:history="1" r:id="rIdwnoeo9pcthniqda0nj5ay">
               <w:r>
                 <w:rPr>
                   <w:rFonts w:ascii="Arial" w:cs="Arial" w:eastAsia="Arial" w:hAnsi="Arial"/>
@@ -7623,7 +7641,7 @@
             <w:pPr>
               <w:spacing w:after="20" w:before="0"/>
             </w:pPr>
-            <w:hyperlink w:history="1" r:id="rIdkr_gzwtr_x7uao6g9fxvg">
+            <w:hyperlink w:history="1" r:id="rIdlxqtazf3r1bbrbx0wzdat">
               <w:r>
                 <w:rPr>
                   <w:rFonts w:ascii="Arial" w:cs="Arial" w:eastAsia="Arial" w:hAnsi="Arial"/>
@@ -7656,7 +7674,7 @@
               <w:spacing w:after="10" w:before="0"/>
               <w:ind w:left="120"/>
             </w:pPr>
-            <w:hyperlink w:history="1" r:id="rIdvs2zvlsvi274-n0_rgtkt">
+            <w:hyperlink w:history="1" r:id="rIdtntdzdetgakf88vbgdwdf">
               <w:r>
                 <w:rPr>
                   <w:rFonts w:ascii="Arial" w:cs="Arial" w:eastAsia="Arial" w:hAnsi="Arial"/>
@@ -7936,32 +7954,32 @@
         <w:tc>
           <w:tcPr>
             <w:tcW w:type="dxa" w:w="1520"/>
-            <w:shd w:fill="F2F2F2" w:color="auto" w:val="clear"/>
-            <w:tcMar>
-              <w:top w:type="dxa" w:w="60"/>
-              <w:left w:type="dxa" w:w="120"/>
-              <w:bottom w:type="dxa" w:w="60"/>
-              <w:right w:type="dxa" w:w="120"/>
-            </w:tcMar>
-            <w:vAlign w:val="top"/>
-          </w:tcPr>
-          <w:p>
-            <w:pPr>
-              <w:spacing w:after="40" w:before="0"/>
-              <w:jc w:val="left"/>
-            </w:pPr>
-            <w:r>
-              <w:rPr>
-                <w:rFonts w:ascii="Arial" w:cs="Arial" w:eastAsia="Arial" w:hAnsi="Arial"/>
-                <w:b/>
-                <w:bCs/>
-                <w:i w:val="false"/>
-                <w:iCs w:val="false"/>
-                <w:color w:val="000000"/>
-                <w:sz w:val="18"/>
-                <w:szCs w:val="18"/>
-              </w:rPr>
-              <w:t xml:space="preserve">Phase 5 — Model Building (10 minutes)</w:t>
+            <w:shd w:fill="D5E8F0" w:color="auto" w:val="clear"/>
+            <w:tcMar>
+              <w:top w:type="dxa" w:w="60"/>
+              <w:left w:type="dxa" w:w="120"/>
+              <w:bottom w:type="dxa" w:w="60"/>
+              <w:right w:type="dxa" w:w="120"/>
+            </w:tcMar>
+            <w:vAlign w:val="top"/>
+          </w:tcPr>
+          <w:p>
+            <w:pPr>
+              <w:spacing w:after="40" w:before="0"/>
+              <w:jc w:val="left"/>
+            </w:pPr>
+            <w:r>
+              <w:rPr>
+                <w:rFonts w:ascii="Arial" w:cs="Arial" w:eastAsia="Arial" w:hAnsi="Arial"/>
+                <w:b/>
+                <w:bCs/>
+                <w:i w:val="false"/>
+                <w:iCs w:val="false"/>
+                <w:color w:val="000000"/>
+                <w:sz w:val="18"/>
+                <w:szCs w:val="18"/>
+              </w:rPr>
+              <w:t xml:space="preserve">Model Building Phase</w:t>
             </w:r>
           </w:p>
           <w:p>
@@ -7984,7 +8002,7 @@
             <w:pPr>
               <w:spacing w:after="20" w:before="0"/>
             </w:pPr>
-            <w:hyperlink w:history="1" r:id="rIdcwybqq-ndxhifs3anxyye">
+            <w:hyperlink w:history="1" r:id="rIdmquxsjasvywoeyh0wxsd9">
               <w:r>
                 <w:rPr>
                   <w:rFonts w:ascii="Arial" w:cs="Arial" w:eastAsia="Arial" w:hAnsi="Arial"/>
@@ -8017,7 +8035,7 @@
               <w:spacing w:after="10" w:before="0"/>
               <w:ind w:left="120"/>
             </w:pPr>
-            <w:hyperlink w:history="1" r:id="rIdyuvy_rp70sg_q9qc7s-x7">
+            <w:hyperlink w:history="1" r:id="rId6h2lwq_vgrsc3itlsfhvs">
               <w:r>
                 <w:rPr>
                   <w:rFonts w:ascii="Arial" w:cs="Arial" w:eastAsia="Arial" w:hAnsi="Arial"/>
@@ -8062,7 +8080,7 @@
             <w:pPr>
               <w:spacing w:after="20" w:before="0"/>
             </w:pPr>
-            <w:hyperlink w:history="1" r:id="rIdcraap2zsfwondc5zt3sbq">
+            <w:hyperlink w:history="1" r:id="rIdqbtj8kivj5j6gu56iod-e">
               <w:r>
                 <w:rPr>
                   <w:rFonts w:ascii="Arial" w:cs="Arial" w:eastAsia="Arial" w:hAnsi="Arial"/>
@@ -8095,7 +8113,7 @@
               <w:spacing w:after="10" w:before="0"/>
               <w:ind w:left="120"/>
             </w:pPr>
-            <w:hyperlink w:history="1" r:id="rId7difvg8n5-6g6yca8ppx5">
+            <w:hyperlink w:history="1" r:id="rIdog2phimuydwtetbi_bz6o">
               <w:r>
                 <w:rPr>
                   <w:rFonts w:ascii="Arial" w:cs="Arial" w:eastAsia="Arial" w:hAnsi="Arial"/>
@@ -9838,32 +9856,32 @@
         <w:tc>
           <w:tcPr>
             <w:tcW w:type="dxa" w:w="1520"/>
-            <w:shd w:fill="F2F2F2" w:color="auto" w:val="clear"/>
-            <w:tcMar>
-              <w:top w:type="dxa" w:w="60"/>
-              <w:left w:type="dxa" w:w="120"/>
-              <w:bottom w:type="dxa" w:w="60"/>
-              <w:right w:type="dxa" w:w="120"/>
-            </w:tcMar>
-            <w:vAlign w:val="top"/>
-          </w:tcPr>
-          <w:p>
-            <w:pPr>
-              <w:spacing w:after="40" w:before="0"/>
-              <w:jc w:val="left"/>
-            </w:pPr>
-            <w:r>
-              <w:rPr>
-                <w:rFonts w:ascii="Arial" w:cs="Arial" w:eastAsia="Arial" w:hAnsi="Arial"/>
-                <w:b/>
-                <w:bCs/>
-                <w:i w:val="false"/>
-                <w:iCs w:val="false"/>
-                <w:color w:val="000000"/>
-                <w:sz w:val="18"/>
-                <w:szCs w:val="18"/>
-              </w:rPr>
-              <w:t xml:space="preserve">Phase 1 — Predict</w:t>
+            <w:shd w:fill="EAD1F5" w:color="auto" w:val="clear"/>
+            <w:tcMar>
+              <w:top w:type="dxa" w:w="60"/>
+              <w:left w:type="dxa" w:w="120"/>
+              <w:bottom w:type="dxa" w:w="60"/>
+              <w:right w:type="dxa" w:w="120"/>
+            </w:tcMar>
+            <w:vAlign w:val="top"/>
+          </w:tcPr>
+          <w:p>
+            <w:pPr>
+              <w:spacing w:after="40" w:before="0"/>
+              <w:jc w:val="left"/>
+            </w:pPr>
+            <w:r>
+              <w:rPr>
+                <w:rFonts w:ascii="Arial" w:cs="Arial" w:eastAsia="Arial" w:hAnsi="Arial"/>
+                <w:b/>
+                <w:bCs/>
+                <w:i w:val="false"/>
+                <w:iCs w:val="false"/>
+                <w:color w:val="000000"/>
+                <w:sz w:val="18"/>
+                <w:szCs w:val="18"/>
+              </w:rPr>
+              <w:t xml:space="preserve">Predict Phase</w:t>
             </w:r>
           </w:p>
           <w:p>
@@ -9886,7 +9904,7 @@
             <w:pPr>
               <w:spacing w:after="20" w:before="0"/>
             </w:pPr>
-            <w:hyperlink w:history="1" r:id="rIdj44p8zcn06ysbld527qdo">
+            <w:hyperlink w:history="1" r:id="rIdhosjq3bo4swtz1kt11k59">
               <w:r>
                 <w:rPr>
                   <w:rFonts w:ascii="Arial" w:cs="Arial" w:eastAsia="Arial" w:hAnsi="Arial"/>
@@ -9919,7 +9937,7 @@
               <w:spacing w:after="10" w:before="0"/>
               <w:ind w:left="120"/>
             </w:pPr>
-            <w:hyperlink w:history="1" r:id="rIdg5si0hksk88worupkvyp5">
+            <w:hyperlink w:history="1" r:id="rIdd80ttkyl6etoqq6diiqpi">
               <w:r>
                 <w:rPr>
                   <w:rFonts w:ascii="Arial" w:cs="Arial" w:eastAsia="Arial" w:hAnsi="Arial"/>
@@ -9964,7 +9982,7 @@
             <w:pPr>
               <w:spacing w:after="20" w:before="0"/>
             </w:pPr>
-            <w:hyperlink w:history="1" r:id="rIdwqgy0fjny7zrejjc6hkft">
+            <w:hyperlink w:history="1" r:id="rId5p1ikursxohfhtf3r5kn9">
               <w:r>
                 <w:rPr>
                   <w:rFonts w:ascii="Arial" w:cs="Arial" w:eastAsia="Arial" w:hAnsi="Arial"/>
@@ -9997,7 +10015,7 @@
               <w:spacing w:after="10" w:before="0"/>
               <w:ind w:left="120"/>
             </w:pPr>
-            <w:hyperlink w:history="1" r:id="rIdwwed9rllmiwudhet42rne">
+            <w:hyperlink w:history="1" r:id="rId_8qup_udcrdmhehchvvih">
               <w:r>
                 <w:rPr>
                   <w:rFonts w:ascii="Arial" w:cs="Arial" w:eastAsia="Arial" w:hAnsi="Arial"/>
@@ -10144,32 +10162,32 @@
         <w:tc>
           <w:tcPr>
             <w:tcW w:type="dxa" w:w="1520"/>
-            <w:shd w:fill="F2F2F2" w:color="auto" w:val="clear"/>
-            <w:tcMar>
-              <w:top w:type="dxa" w:w="60"/>
-              <w:left w:type="dxa" w:w="120"/>
-              <w:bottom w:type="dxa" w:w="60"/>
-              <w:right w:type="dxa" w:w="120"/>
-            </w:tcMar>
-            <w:vAlign w:val="top"/>
-          </w:tcPr>
-          <w:p>
-            <w:pPr>
-              <w:spacing w:after="40" w:before="0"/>
-              <w:jc w:val="left"/>
-            </w:pPr>
-            <w:r>
-              <w:rPr>
-                <w:rFonts w:ascii="Arial" w:cs="Arial" w:eastAsia="Arial" w:hAnsi="Arial"/>
-                <w:b/>
-                <w:bCs/>
-                <w:i w:val="false"/>
-                <w:iCs w:val="false"/>
-                <w:color w:val="000000"/>
-                <w:sz w:val="18"/>
-                <w:szCs w:val="18"/>
-              </w:rPr>
-              <w:t xml:space="preserve">Phase 2 — Observe</w:t>
+            <w:shd w:fill="D9EEF1" w:color="auto" w:val="clear"/>
+            <w:tcMar>
+              <w:top w:type="dxa" w:w="60"/>
+              <w:left w:type="dxa" w:w="120"/>
+              <w:bottom w:type="dxa" w:w="60"/>
+              <w:right w:type="dxa" w:w="120"/>
+            </w:tcMar>
+            <w:vAlign w:val="top"/>
+          </w:tcPr>
+          <w:p>
+            <w:pPr>
+              <w:spacing w:after="40" w:before="0"/>
+              <w:jc w:val="left"/>
+            </w:pPr>
+            <w:r>
+              <w:rPr>
+                <w:rFonts w:ascii="Arial" w:cs="Arial" w:eastAsia="Arial" w:hAnsi="Arial"/>
+                <w:b/>
+                <w:bCs/>
+                <w:i w:val="false"/>
+                <w:iCs w:val="false"/>
+                <w:color w:val="000000"/>
+                <w:sz w:val="18"/>
+                <w:szCs w:val="18"/>
+              </w:rPr>
+              <w:t xml:space="preserve">Observe Phase</w:t>
             </w:r>
           </w:p>
           <w:p>
@@ -10192,7 +10210,7 @@
             <w:pPr>
               <w:spacing w:after="20" w:before="0"/>
             </w:pPr>
-            <w:hyperlink w:history="1" r:id="rId-tolc7z0xj1v5xjxf-fek">
+            <w:hyperlink w:history="1" r:id="rIddi7vhhedzq7q__pnmipn2">
               <w:r>
                 <w:rPr>
                   <w:rFonts w:ascii="Arial" w:cs="Arial" w:eastAsia="Arial" w:hAnsi="Arial"/>
@@ -10225,7 +10243,7 @@
               <w:spacing w:after="10" w:before="0"/>
               <w:ind w:left="120"/>
             </w:pPr>
-            <w:hyperlink w:history="1" r:id="rIdcvvar6_9rxefj5fskcuq-">
+            <w:hyperlink w:history="1" r:id="rIdxghl_ub2ftxfbdq2innso">
               <w:r>
                 <w:rPr>
                   <w:rFonts w:ascii="Arial" w:cs="Arial" w:eastAsia="Arial" w:hAnsi="Arial"/>
@@ -10270,7 +10288,7 @@
             <w:pPr>
               <w:spacing w:after="20" w:before="0"/>
             </w:pPr>
-            <w:hyperlink w:history="1" r:id="rIdsw_vverysudx6o0wssq5f">
+            <w:hyperlink w:history="1" r:id="rIdczi14mx8qa2q2nupmli8x">
               <w:r>
                 <w:rPr>
                   <w:rFonts w:ascii="Arial" w:cs="Arial" w:eastAsia="Arial" w:hAnsi="Arial"/>
@@ -10303,7 +10321,7 @@
               <w:spacing w:after="10" w:before="0"/>
               <w:ind w:left="120"/>
             </w:pPr>
-            <w:hyperlink w:history="1" r:id="rId8jpxv8fa1plks9wfzzar1">
+            <w:hyperlink w:history="1" r:id="rIdrmmy72v1jhfjtlvoszlfw">
               <w:r>
                 <w:rPr>
                   <w:rFonts w:ascii="Arial" w:cs="Arial" w:eastAsia="Arial" w:hAnsi="Arial"/>
@@ -10450,32 +10468,32 @@
         <w:tc>
           <w:tcPr>
             <w:tcW w:type="dxa" w:w="1520"/>
-            <w:shd w:fill="F2F2F2" w:color="auto" w:val="clear"/>
-            <w:tcMar>
-              <w:top w:type="dxa" w:w="60"/>
-              <w:left w:type="dxa" w:w="120"/>
-              <w:bottom w:type="dxa" w:w="60"/>
-              <w:right w:type="dxa" w:w="120"/>
-            </w:tcMar>
-            <w:vAlign w:val="top"/>
-          </w:tcPr>
-          <w:p>
-            <w:pPr>
-              <w:spacing w:after="40" w:before="0"/>
-              <w:jc w:val="left"/>
-            </w:pPr>
-            <w:r>
-              <w:rPr>
-                <w:rFonts w:ascii="Arial" w:cs="Arial" w:eastAsia="Arial" w:hAnsi="Arial"/>
-                <w:b/>
-                <w:bCs/>
-                <w:i w:val="false"/>
-                <w:iCs w:val="false"/>
-                <w:color w:val="000000"/>
-                <w:sz w:val="18"/>
-                <w:szCs w:val="18"/>
-              </w:rPr>
-              <w:t xml:space="preserve">Phase 3 — Explain</w:t>
+            <w:shd w:fill="E2EFDA" w:color="auto" w:val="clear"/>
+            <w:tcMar>
+              <w:top w:type="dxa" w:w="60"/>
+              <w:left w:type="dxa" w:w="120"/>
+              <w:bottom w:type="dxa" w:w="60"/>
+              <w:right w:type="dxa" w:w="120"/>
+            </w:tcMar>
+            <w:vAlign w:val="top"/>
+          </w:tcPr>
+          <w:p>
+            <w:pPr>
+              <w:spacing w:after="40" w:before="0"/>
+              <w:jc w:val="left"/>
+            </w:pPr>
+            <w:r>
+              <w:rPr>
+                <w:rFonts w:ascii="Arial" w:cs="Arial" w:eastAsia="Arial" w:hAnsi="Arial"/>
+                <w:b/>
+                <w:bCs/>
+                <w:i w:val="false"/>
+                <w:iCs w:val="false"/>
+                <w:color w:val="000000"/>
+                <w:sz w:val="18"/>
+                <w:szCs w:val="18"/>
+              </w:rPr>
+              <w:t xml:space="preserve">Explain Phase</w:t>
             </w:r>
           </w:p>
           <w:p>
@@ -10498,7 +10516,7 @@
             <w:pPr>
               <w:spacing w:after="20" w:before="0"/>
             </w:pPr>
-            <w:hyperlink w:history="1" r:id="rId2k0jt7klxbep5hsgwkhe8">
+            <w:hyperlink w:history="1" r:id="rIdsnehgy7an0ysnmhp2ipgr">
               <w:r>
                 <w:rPr>
                   <w:rFonts w:ascii="Arial" w:cs="Arial" w:eastAsia="Arial" w:hAnsi="Arial"/>
@@ -10531,7 +10549,7 @@
               <w:spacing w:after="10" w:before="0"/>
               <w:ind w:left="120"/>
             </w:pPr>
-            <w:hyperlink w:history="1" r:id="rIdyxgfl6b_w7vi3sbby9pja">
+            <w:hyperlink w:history="1" r:id="rId2adhb5ing4fah3ebuooml">
               <w:r>
                 <w:rPr>
                   <w:rFonts w:ascii="Arial" w:cs="Arial" w:eastAsia="Arial" w:hAnsi="Arial"/>
@@ -10576,7 +10594,7 @@
             <w:pPr>
               <w:spacing w:after="20" w:before="0"/>
             </w:pPr>
-            <w:hyperlink w:history="1" r:id="rId9n1nhrdlm4z3iu8nf9uz-">
+            <w:hyperlink w:history="1" r:id="rIdd6j7t6qkdo4lmdikmc7ws">
               <w:r>
                 <w:rPr>
                   <w:rFonts w:ascii="Arial" w:cs="Arial" w:eastAsia="Arial" w:hAnsi="Arial"/>
@@ -10609,7 +10627,7 @@
               <w:spacing w:after="10" w:before="0"/>
               <w:ind w:left="120"/>
             </w:pPr>
-            <w:hyperlink w:history="1" r:id="rIdz9oumtknj31r6gpsfie3o">
+            <w:hyperlink w:history="1" r:id="rIdzi3wconrmtuiuxcz_wcn-">
               <w:r>
                 <w:rPr>
                   <w:rFonts w:ascii="Arial" w:cs="Arial" w:eastAsia="Arial" w:hAnsi="Arial"/>
@@ -10756,32 +10774,32 @@
         <w:tc>
           <w:tcPr>
             <w:tcW w:type="dxa" w:w="1520"/>
-            <w:shd w:fill="F2F2F2" w:color="auto" w:val="clear"/>
-            <w:tcMar>
-              <w:top w:type="dxa" w:w="60"/>
-              <w:left w:type="dxa" w:w="120"/>
-              <w:bottom w:type="dxa" w:w="60"/>
-              <w:right w:type="dxa" w:w="120"/>
-            </w:tcMar>
-            <w:vAlign w:val="top"/>
-          </w:tcPr>
-          <w:p>
-            <w:pPr>
-              <w:spacing w:after="40" w:before="0"/>
-              <w:jc w:val="left"/>
-            </w:pPr>
-            <w:r>
-              <w:rPr>
-                <w:rFonts w:ascii="Arial" w:cs="Arial" w:eastAsia="Arial" w:hAnsi="Arial"/>
-                <w:b/>
-                <w:bCs/>
-                <w:i w:val="false"/>
-                <w:iCs w:val="false"/>
-                <w:color w:val="000000"/>
-                <w:sz w:val="18"/>
-                <w:szCs w:val="18"/>
-              </w:rPr>
-              <w:t xml:space="preserve">Phase 4 — Driving Question Board (DQB) Update</w:t>
+            <w:shd w:fill="FCE4D6" w:color="auto" w:val="clear"/>
+            <w:tcMar>
+              <w:top w:type="dxa" w:w="60"/>
+              <w:left w:type="dxa" w:w="120"/>
+              <w:bottom w:type="dxa" w:w="60"/>
+              <w:right w:type="dxa" w:w="120"/>
+            </w:tcMar>
+            <w:vAlign w:val="top"/>
+          </w:tcPr>
+          <w:p>
+            <w:pPr>
+              <w:spacing w:after="40" w:before="0"/>
+              <w:jc w:val="left"/>
+            </w:pPr>
+            <w:r>
+              <w:rPr>
+                <w:rFonts w:ascii="Arial" w:cs="Arial" w:eastAsia="Arial" w:hAnsi="Arial"/>
+                <w:b/>
+                <w:bCs/>
+                <w:i w:val="false"/>
+                <w:iCs w:val="false"/>
+                <w:color w:val="000000"/>
+                <w:sz w:val="18"/>
+                <w:szCs w:val="18"/>
+              </w:rPr>
+              <w:t xml:space="preserve">Driving Question Board (DQB) Creation</w:t>
             </w:r>
           </w:p>
           <w:p>
@@ -10804,7 +10822,7 @@
             <w:pPr>
               <w:spacing w:after="20" w:before="0"/>
             </w:pPr>
-            <w:hyperlink w:history="1" r:id="rId-syl2d9xwe4ddcqqwpidq">
+            <w:hyperlink w:history="1" r:id="rIdnokxryi3tui4ws7o_p5cg">
               <w:r>
                 <w:rPr>
                   <w:rFonts w:ascii="Arial" w:cs="Arial" w:eastAsia="Arial" w:hAnsi="Arial"/>
@@ -10837,7 +10855,7 @@
               <w:spacing w:after="10" w:before="0"/>
               <w:ind w:left="120"/>
             </w:pPr>
-            <w:hyperlink w:history="1" r:id="rId0g8cckkwnslb0omowqwbj">
+            <w:hyperlink w:history="1" r:id="rIdpcwv1ur5e8fvk7rf0qk2l">
               <w:r>
                 <w:rPr>
                   <w:rFonts w:ascii="Arial" w:cs="Arial" w:eastAsia="Arial" w:hAnsi="Arial"/>
@@ -10882,7 +10900,7 @@
             <w:pPr>
               <w:spacing w:after="20" w:before="0"/>
             </w:pPr>
-            <w:hyperlink w:history="1" r:id="rId2z1-8z_gos_xhijhkk20d">
+            <w:hyperlink w:history="1" r:id="rIdgocysjy1xsqfd4xhjsnv8">
               <w:r>
                 <w:rPr>
                   <w:rFonts w:ascii="Arial" w:cs="Arial" w:eastAsia="Arial" w:hAnsi="Arial"/>
@@ -10915,7 +10933,7 @@
               <w:spacing w:after="10" w:before="0"/>
               <w:ind w:left="120"/>
             </w:pPr>
-            <w:hyperlink w:history="1" r:id="rIdplqi_93cdzob5xteb140y">
+            <w:hyperlink w:history="1" r:id="rIds7awrwskwn12cvxmr0yfx">
               <w:r>
                 <w:rPr>
                   <w:rFonts w:ascii="Arial" w:cs="Arial" w:eastAsia="Arial" w:hAnsi="Arial"/>
@@ -11062,32 +11080,32 @@
         <w:tc>
           <w:tcPr>
             <w:tcW w:type="dxa" w:w="1520"/>
-            <w:shd w:fill="F2F2F2" w:color="auto" w:val="clear"/>
-            <w:tcMar>
-              <w:top w:type="dxa" w:w="60"/>
-              <w:left w:type="dxa" w:w="120"/>
-              <w:bottom w:type="dxa" w:w="60"/>
-              <w:right w:type="dxa" w:w="120"/>
-            </w:tcMar>
-            <w:vAlign w:val="top"/>
-          </w:tcPr>
-          <w:p>
-            <w:pPr>
-              <w:spacing w:after="40" w:before="0"/>
-              <w:jc w:val="left"/>
-            </w:pPr>
-            <w:r>
-              <w:rPr>
-                <w:rFonts w:ascii="Arial" w:cs="Arial" w:eastAsia="Arial" w:hAnsi="Arial"/>
-                <w:b/>
-                <w:bCs/>
-                <w:i w:val="false"/>
-                <w:iCs w:val="false"/>
-                <w:color w:val="000000"/>
-                <w:sz w:val="18"/>
-                <w:szCs w:val="18"/>
-              </w:rPr>
-              <w:t xml:space="preserve">Phase 5 — Model Building</w:t>
+            <w:shd w:fill="D5E8F0" w:color="auto" w:val="clear"/>
+            <w:tcMar>
+              <w:top w:type="dxa" w:w="60"/>
+              <w:left w:type="dxa" w:w="120"/>
+              <w:bottom w:type="dxa" w:w="60"/>
+              <w:right w:type="dxa" w:w="120"/>
+            </w:tcMar>
+            <w:vAlign w:val="top"/>
+          </w:tcPr>
+          <w:p>
+            <w:pPr>
+              <w:spacing w:after="40" w:before="0"/>
+              <w:jc w:val="left"/>
+            </w:pPr>
+            <w:r>
+              <w:rPr>
+                <w:rFonts w:ascii="Arial" w:cs="Arial" w:eastAsia="Arial" w:hAnsi="Arial"/>
+                <w:b/>
+                <w:bCs/>
+                <w:i w:val="false"/>
+                <w:iCs w:val="false"/>
+                <w:color w:val="000000"/>
+                <w:sz w:val="18"/>
+                <w:szCs w:val="18"/>
+              </w:rPr>
+              <w:t xml:space="preserve">Model Building Phase</w:t>
             </w:r>
           </w:p>
           <w:p>
@@ -11110,7 +11128,7 @@
             <w:pPr>
               <w:spacing w:after="20" w:before="0"/>
             </w:pPr>
-            <w:hyperlink w:history="1" r:id="rIdlt5aocbefhjes8lz6u0a5">
+            <w:hyperlink w:history="1" r:id="rIdsb06agazjsaecskf-2oou">
               <w:r>
                 <w:rPr>
                   <w:rFonts w:ascii="Arial" w:cs="Arial" w:eastAsia="Arial" w:hAnsi="Arial"/>
@@ -11143,7 +11161,7 @@
               <w:spacing w:after="10" w:before="0"/>
               <w:ind w:left="120"/>
             </w:pPr>
-            <w:hyperlink w:history="1" r:id="rId8nfdujptyit5nxb8lv22t">
+            <w:hyperlink w:history="1" r:id="rIdz5mae0wverxqoj8w_ipou">
               <w:r>
                 <w:rPr>
                   <w:rFonts w:ascii="Arial" w:cs="Arial" w:eastAsia="Arial" w:hAnsi="Arial"/>
@@ -11188,7 +11206,7 @@
             <w:pPr>
               <w:spacing w:after="20" w:before="0"/>
             </w:pPr>
-            <w:hyperlink w:history="1" r:id="rIdgeziyk9z_mw8jnz8br9xv">
+            <w:hyperlink w:history="1" r:id="rId12vkplgpiiaiqm7s61s3n">
               <w:r>
                 <w:rPr>
                   <w:rFonts w:ascii="Arial" w:cs="Arial" w:eastAsia="Arial" w:hAnsi="Arial"/>
@@ -11221,7 +11239,7 @@
               <w:spacing w:after="10" w:before="0"/>
               <w:ind w:left="120"/>
             </w:pPr>
-            <w:hyperlink w:history="1" r:id="rIdz-iw5wg-04ohfx-cbhe1g">
+            <w:hyperlink w:history="1" r:id="rIdtwzrf4ow0ancyauv6jmeg">
               <w:r>
                 <w:rPr>
                   <w:rFonts w:ascii="Arial" w:cs="Arial" w:eastAsia="Arial" w:hAnsi="Arial"/>
@@ -12660,32 +12678,32 @@
         <w:tc>
           <w:tcPr>
             <w:tcW w:type="dxa" w:w="1520"/>
-            <w:shd w:fill="F2F2F2" w:color="auto" w:val="clear"/>
-            <w:tcMar>
-              <w:top w:type="dxa" w:w="60"/>
-              <w:left w:type="dxa" w:w="120"/>
-              <w:bottom w:type="dxa" w:w="60"/>
-              <w:right w:type="dxa" w:w="120"/>
-            </w:tcMar>
-            <w:vAlign w:val="top"/>
-          </w:tcPr>
-          <w:p>
-            <w:pPr>
-              <w:spacing w:after="40" w:before="0"/>
-              <w:jc w:val="left"/>
-            </w:pPr>
-            <w:r>
-              <w:rPr>
-                <w:rFonts w:ascii="Arial" w:cs="Arial" w:eastAsia="Arial" w:hAnsi="Arial"/>
-                <w:b/>
-                <w:bCs/>
-                <w:i w:val="false"/>
-                <w:iCs w:val="false"/>
-                <w:color w:val="000000"/>
-                <w:sz w:val="18"/>
-                <w:szCs w:val="18"/>
-              </w:rPr>
-              <w:t xml:space="preserve">1. PREDICT</w:t>
+            <w:shd w:fill="EAD1F5" w:color="auto" w:val="clear"/>
+            <w:tcMar>
+              <w:top w:type="dxa" w:w="60"/>
+              <w:left w:type="dxa" w:w="120"/>
+              <w:bottom w:type="dxa" w:w="60"/>
+              <w:right w:type="dxa" w:w="120"/>
+            </w:tcMar>
+            <w:vAlign w:val="top"/>
+          </w:tcPr>
+          <w:p>
+            <w:pPr>
+              <w:spacing w:after="40" w:before="0"/>
+              <w:jc w:val="left"/>
+            </w:pPr>
+            <w:r>
+              <w:rPr>
+                <w:rFonts w:ascii="Arial" w:cs="Arial" w:eastAsia="Arial" w:hAnsi="Arial"/>
+                <w:b/>
+                <w:bCs/>
+                <w:i w:val="false"/>
+                <w:iCs w:val="false"/>
+                <w:color w:val="000000"/>
+                <w:sz w:val="18"/>
+                <w:szCs w:val="18"/>
+              </w:rPr>
+              <w:t xml:space="preserve">Predict Phase</w:t>
             </w:r>
           </w:p>
           <w:p>
@@ -12708,7 +12726,7 @@
             <w:pPr>
               <w:spacing w:after="20" w:before="0"/>
             </w:pPr>
-            <w:hyperlink w:history="1" r:id="rIdjfhozctcnq-dhuy-7w-qa">
+            <w:hyperlink w:history="1" r:id="rIdo6wg6cfbpr2rj_gwyoikb">
               <w:r>
                 <w:rPr>
                   <w:rFonts w:ascii="Arial" w:cs="Arial" w:eastAsia="Arial" w:hAnsi="Arial"/>
@@ -12741,7 +12759,7 @@
               <w:spacing w:after="10" w:before="0"/>
               <w:ind w:left="120"/>
             </w:pPr>
-            <w:hyperlink w:history="1" r:id="rIdsq7uliy7pq9sqgx1cxeay">
+            <w:hyperlink w:history="1" r:id="rId1xf2vyhlotwnecysnz_0r">
               <w:r>
                 <w:rPr>
                   <w:rFonts w:ascii="Arial" w:cs="Arial" w:eastAsia="Arial" w:hAnsi="Arial"/>
@@ -12786,7 +12804,7 @@
             <w:pPr>
               <w:spacing w:after="20" w:before="0"/>
             </w:pPr>
-            <w:hyperlink w:history="1" r:id="rIdbdskffpvk-mxu3ibcq8tw">
+            <w:hyperlink w:history="1" r:id="rIdqg_m3xdn07mdxkx9e226h">
               <w:r>
                 <w:rPr>
                   <w:rFonts w:ascii="Arial" w:cs="Arial" w:eastAsia="Arial" w:hAnsi="Arial"/>
@@ -12819,7 +12837,7 @@
               <w:spacing w:after="10" w:before="0"/>
               <w:ind w:left="120"/>
             </w:pPr>
-            <w:hyperlink w:history="1" r:id="rIdrqkwupy0vupz9jv8gzywx">
+            <w:hyperlink w:history="1" r:id="rIdhbhtqfmlcvf58jn8uh6j0">
               <w:r>
                 <w:rPr>
                   <w:rFonts w:ascii="Arial" w:cs="Arial" w:eastAsia="Arial" w:hAnsi="Arial"/>
@@ -12966,32 +12984,32 @@
         <w:tc>
           <w:tcPr>
             <w:tcW w:type="dxa" w:w="1520"/>
-            <w:shd w:fill="F2F2F2" w:color="auto" w:val="clear"/>
-            <w:tcMar>
-              <w:top w:type="dxa" w:w="60"/>
-              <w:left w:type="dxa" w:w="120"/>
-              <w:bottom w:type="dxa" w:w="60"/>
-              <w:right w:type="dxa" w:w="120"/>
-            </w:tcMar>
-            <w:vAlign w:val="top"/>
-          </w:tcPr>
-          <w:p>
-            <w:pPr>
-              <w:spacing w:after="40" w:before="0"/>
-              <w:jc w:val="left"/>
-            </w:pPr>
-            <w:r>
-              <w:rPr>
-                <w:rFonts w:ascii="Arial" w:cs="Arial" w:eastAsia="Arial" w:hAnsi="Arial"/>
-                <w:b/>
-                <w:bCs/>
-                <w:i w:val="false"/>
-                <w:iCs w:val="false"/>
-                <w:color w:val="000000"/>
-                <w:sz w:val="18"/>
-                <w:szCs w:val="18"/>
-              </w:rPr>
-              <w:t xml:space="preserve">2. OBSERVE</w:t>
+            <w:shd w:fill="D9EEF1" w:color="auto" w:val="clear"/>
+            <w:tcMar>
+              <w:top w:type="dxa" w:w="60"/>
+              <w:left w:type="dxa" w:w="120"/>
+              <w:bottom w:type="dxa" w:w="60"/>
+              <w:right w:type="dxa" w:w="120"/>
+            </w:tcMar>
+            <w:vAlign w:val="top"/>
+          </w:tcPr>
+          <w:p>
+            <w:pPr>
+              <w:spacing w:after="40" w:before="0"/>
+              <w:jc w:val="left"/>
+            </w:pPr>
+            <w:r>
+              <w:rPr>
+                <w:rFonts w:ascii="Arial" w:cs="Arial" w:eastAsia="Arial" w:hAnsi="Arial"/>
+                <w:b/>
+                <w:bCs/>
+                <w:i w:val="false"/>
+                <w:iCs w:val="false"/>
+                <w:color w:val="000000"/>
+                <w:sz w:val="18"/>
+                <w:szCs w:val="18"/>
+              </w:rPr>
+              <w:t xml:space="preserve">Observe Phase</w:t>
             </w:r>
           </w:p>
           <w:p>
@@ -13014,7 +13032,7 @@
             <w:pPr>
               <w:spacing w:after="20" w:before="0"/>
             </w:pPr>
-            <w:hyperlink w:history="1" r:id="rIdy5bqddvoz6e_htwdzu3i5">
+            <w:hyperlink w:history="1" r:id="rIdyecbnjkecx0taqetsoieg">
               <w:r>
                 <w:rPr>
                   <w:rFonts w:ascii="Arial" w:cs="Arial" w:eastAsia="Arial" w:hAnsi="Arial"/>
@@ -13047,7 +13065,7 @@
               <w:spacing w:after="10" w:before="0"/>
               <w:ind w:left="120"/>
             </w:pPr>
-            <w:hyperlink w:history="1" r:id="rId5av75xcij9cu7t0qhdivx">
+            <w:hyperlink w:history="1" r:id="rId_ylewdlqvx55pdqa3aq-j">
               <w:r>
                 <w:rPr>
                   <w:rFonts w:ascii="Arial" w:cs="Arial" w:eastAsia="Arial" w:hAnsi="Arial"/>
@@ -13092,7 +13110,7 @@
             <w:pPr>
               <w:spacing w:after="20" w:before="0"/>
             </w:pPr>
-            <w:hyperlink w:history="1" r:id="rIdmdt-mqeoylnm1-rysoohn">
+            <w:hyperlink w:history="1" r:id="rIdrr9juwc7i865forzcf588">
               <w:r>
                 <w:rPr>
                   <w:rFonts w:ascii="Arial" w:cs="Arial" w:eastAsia="Arial" w:hAnsi="Arial"/>
@@ -13125,7 +13143,7 @@
               <w:spacing w:after="10" w:before="0"/>
               <w:ind w:left="120"/>
             </w:pPr>
-            <w:hyperlink w:history="1" r:id="rIddf35z1t4bdeub6vojps6c">
+            <w:hyperlink w:history="1" r:id="rIdlngmkzgqqohzuuly6u2kc">
               <w:r>
                 <w:rPr>
                   <w:rFonts w:ascii="Arial" w:cs="Arial" w:eastAsia="Arial" w:hAnsi="Arial"/>
@@ -13272,32 +13290,32 @@
         <w:tc>
           <w:tcPr>
             <w:tcW w:type="dxa" w:w="1520"/>
-            <w:shd w:fill="F2F2F2" w:color="auto" w:val="clear"/>
-            <w:tcMar>
-              <w:top w:type="dxa" w:w="60"/>
-              <w:left w:type="dxa" w:w="120"/>
-              <w:bottom w:type="dxa" w:w="60"/>
-              <w:right w:type="dxa" w:w="120"/>
-            </w:tcMar>
-            <w:vAlign w:val="top"/>
-          </w:tcPr>
-          <w:p>
-            <w:pPr>
-              <w:spacing w:after="40" w:before="0"/>
-              <w:jc w:val="left"/>
-            </w:pPr>
-            <w:r>
-              <w:rPr>
-                <w:rFonts w:ascii="Arial" w:cs="Arial" w:eastAsia="Arial" w:hAnsi="Arial"/>
-                <w:b/>
-                <w:bCs/>
-                <w:i w:val="false"/>
-                <w:iCs w:val="false"/>
-                <w:color w:val="000000"/>
-                <w:sz w:val="18"/>
-                <w:szCs w:val="18"/>
-              </w:rPr>
-              <w:t xml:space="preserve">3. EXPLAIN</w:t>
+            <w:shd w:fill="E2EFDA" w:color="auto" w:val="clear"/>
+            <w:tcMar>
+              <w:top w:type="dxa" w:w="60"/>
+              <w:left w:type="dxa" w:w="120"/>
+              <w:bottom w:type="dxa" w:w="60"/>
+              <w:right w:type="dxa" w:w="120"/>
+            </w:tcMar>
+            <w:vAlign w:val="top"/>
+          </w:tcPr>
+          <w:p>
+            <w:pPr>
+              <w:spacing w:after="40" w:before="0"/>
+              <w:jc w:val="left"/>
+            </w:pPr>
+            <w:r>
+              <w:rPr>
+                <w:rFonts w:ascii="Arial" w:cs="Arial" w:eastAsia="Arial" w:hAnsi="Arial"/>
+                <w:b/>
+                <w:bCs/>
+                <w:i w:val="false"/>
+                <w:iCs w:val="false"/>
+                <w:color w:val="000000"/>
+                <w:sz w:val="18"/>
+                <w:szCs w:val="18"/>
+              </w:rPr>
+              <w:t xml:space="preserve">Explain Phase</w:t>
             </w:r>
           </w:p>
           <w:p>
@@ -13320,7 +13338,7 @@
             <w:pPr>
               <w:spacing w:after="20" w:before="0"/>
             </w:pPr>
-            <w:hyperlink w:history="1" r:id="rIdr-dvxgs_ydoux3tzmre7p">
+            <w:hyperlink w:history="1" r:id="rIdvmduz1jsgxpjocnxqwrxa">
               <w:r>
                 <w:rPr>
                   <w:rFonts w:ascii="Arial" w:cs="Arial" w:eastAsia="Arial" w:hAnsi="Arial"/>
@@ -13353,7 +13371,7 @@
               <w:spacing w:after="10" w:before="0"/>
               <w:ind w:left="120"/>
             </w:pPr>
-            <w:hyperlink w:history="1" r:id="rId5jwjo-aju-zplwkn7qqf_">
+            <w:hyperlink w:history="1" r:id="rId6pxxrcc_pbbyj5mviyyyy">
               <w:r>
                 <w:rPr>
                   <w:rFonts w:ascii="Arial" w:cs="Arial" w:eastAsia="Arial" w:hAnsi="Arial"/>
@@ -13398,7 +13416,7 @@
             <w:pPr>
               <w:spacing w:after="20" w:before="0"/>
             </w:pPr>
-            <w:hyperlink w:history="1" r:id="rIdscdc2ba64ekgkt-n9xbd-">
+            <w:hyperlink w:history="1" r:id="rId_jlofpt6qps181hzu5yxq">
               <w:r>
                 <w:rPr>
                   <w:rFonts w:ascii="Arial" w:cs="Arial" w:eastAsia="Arial" w:hAnsi="Arial"/>
@@ -13431,7 +13449,7 @@
               <w:spacing w:after="10" w:before="0"/>
               <w:ind w:left="120"/>
             </w:pPr>
-            <w:hyperlink w:history="1" r:id="rIdo9u1qiyamymifufg5c42p">
+            <w:hyperlink w:history="1" r:id="rIdbrivpwntkh3vixowojmtb">
               <w:r>
                 <w:rPr>
                   <w:rFonts w:ascii="Arial" w:cs="Arial" w:eastAsia="Arial" w:hAnsi="Arial"/>
@@ -13578,32 +13596,32 @@
         <w:tc>
           <w:tcPr>
             <w:tcW w:type="dxa" w:w="1520"/>
-            <w:shd w:fill="F2F2F2" w:color="auto" w:val="clear"/>
-            <w:tcMar>
-              <w:top w:type="dxa" w:w="60"/>
-              <w:left w:type="dxa" w:w="120"/>
-              <w:bottom w:type="dxa" w:w="60"/>
-              <w:right w:type="dxa" w:w="120"/>
-            </w:tcMar>
-            <w:vAlign w:val="top"/>
-          </w:tcPr>
-          <w:p>
-            <w:pPr>
-              <w:spacing w:after="40" w:before="0"/>
-              <w:jc w:val="left"/>
-            </w:pPr>
-            <w:r>
-              <w:rPr>
-                <w:rFonts w:ascii="Arial" w:cs="Arial" w:eastAsia="Arial" w:hAnsi="Arial"/>
-                <w:b/>
-                <w:bCs/>
-                <w:i w:val="false"/>
-                <w:iCs w:val="false"/>
-                <w:color w:val="000000"/>
-                <w:sz w:val="18"/>
-                <w:szCs w:val="18"/>
-              </w:rPr>
-              <w:t xml:space="preserve">4. DRIVING QUESTION BOARD (DQB) UPDATE</w:t>
+            <w:shd w:fill="FCE4D6" w:color="auto" w:val="clear"/>
+            <w:tcMar>
+              <w:top w:type="dxa" w:w="60"/>
+              <w:left w:type="dxa" w:w="120"/>
+              <w:bottom w:type="dxa" w:w="60"/>
+              <w:right w:type="dxa" w:w="120"/>
+            </w:tcMar>
+            <w:vAlign w:val="top"/>
+          </w:tcPr>
+          <w:p>
+            <w:pPr>
+              <w:spacing w:after="40" w:before="0"/>
+              <w:jc w:val="left"/>
+            </w:pPr>
+            <w:r>
+              <w:rPr>
+                <w:rFonts w:ascii="Arial" w:cs="Arial" w:eastAsia="Arial" w:hAnsi="Arial"/>
+                <w:b/>
+                <w:bCs/>
+                <w:i w:val="false"/>
+                <w:iCs w:val="false"/>
+                <w:color w:val="000000"/>
+                <w:sz w:val="18"/>
+                <w:szCs w:val="18"/>
+              </w:rPr>
+              <w:t xml:space="preserve">Driving Question Board (DQB) Creation</w:t>
             </w:r>
           </w:p>
           <w:p>
@@ -13626,7 +13644,7 @@
             <w:pPr>
               <w:spacing w:after="20" w:before="0"/>
             </w:pPr>
-            <w:hyperlink w:history="1" r:id="rIdj90ytgg7fao0ut-zq4o29">
+            <w:hyperlink w:history="1" r:id="rIdtu8bvstlwohhyfffke48a">
               <w:r>
                 <w:rPr>
                   <w:rFonts w:ascii="Arial" w:cs="Arial" w:eastAsia="Arial" w:hAnsi="Arial"/>
@@ -13659,7 +13677,7 @@
               <w:spacing w:after="10" w:before="0"/>
               <w:ind w:left="120"/>
             </w:pPr>
-            <w:hyperlink w:history="1" r:id="rIddunfponbw7o4nqjdlzgj1">
+            <w:hyperlink w:history="1" r:id="rIdsaz2aeo1mcrnqk-lmacyc">
               <w:r>
                 <w:rPr>
                   <w:rFonts w:ascii="Arial" w:cs="Arial" w:eastAsia="Arial" w:hAnsi="Arial"/>
@@ -13704,7 +13722,7 @@
             <w:pPr>
               <w:spacing w:after="20" w:before="0"/>
             </w:pPr>
-            <w:hyperlink w:history="1" r:id="rId7zfu44vwqzmsccrgd3aap">
+            <w:hyperlink w:history="1" r:id="rIdgrhldgxohdkkuxghwx4ox">
               <w:r>
                 <w:rPr>
                   <w:rFonts w:ascii="Arial" w:cs="Arial" w:eastAsia="Arial" w:hAnsi="Arial"/>
@@ -13737,7 +13755,7 @@
               <w:spacing w:after="10" w:before="0"/>
               <w:ind w:left="120"/>
             </w:pPr>
-            <w:hyperlink w:history="1" r:id="rIdtww6p1ab79n3q7zkizhm_">
+            <w:hyperlink w:history="1" r:id="rIde-5phgat7jby7kf-o8ukb">
               <w:r>
                 <w:rPr>
                   <w:rFonts w:ascii="Arial" w:cs="Arial" w:eastAsia="Arial" w:hAnsi="Arial"/>
@@ -13884,32 +13902,32 @@
         <w:tc>
           <w:tcPr>
             <w:tcW w:type="dxa" w:w="1520"/>
-            <w:shd w:fill="F2F2F2" w:color="auto" w:val="clear"/>
-            <w:tcMar>
-              <w:top w:type="dxa" w:w="60"/>
-              <w:left w:type="dxa" w:w="120"/>
-              <w:bottom w:type="dxa" w:w="60"/>
-              <w:right w:type="dxa" w:w="120"/>
-            </w:tcMar>
-            <w:vAlign w:val="top"/>
-          </w:tcPr>
-          <w:p>
-            <w:pPr>
-              <w:spacing w:after="40" w:before="0"/>
-              <w:jc w:val="left"/>
-            </w:pPr>
-            <w:r>
-              <w:rPr>
-                <w:rFonts w:ascii="Arial" w:cs="Arial" w:eastAsia="Arial" w:hAnsi="Arial"/>
-                <w:b/>
-                <w:bCs/>
-                <w:i w:val="false"/>
-                <w:iCs w:val="false"/>
-                <w:color w:val="000000"/>
-                <w:sz w:val="18"/>
-                <w:szCs w:val="18"/>
-              </w:rPr>
-              <w:t xml:space="preserve">5. MODEL BUILDING</w:t>
+            <w:shd w:fill="D5E8F0" w:color="auto" w:val="clear"/>
+            <w:tcMar>
+              <w:top w:type="dxa" w:w="60"/>
+              <w:left w:type="dxa" w:w="120"/>
+              <w:bottom w:type="dxa" w:w="60"/>
+              <w:right w:type="dxa" w:w="120"/>
+            </w:tcMar>
+            <w:vAlign w:val="top"/>
+          </w:tcPr>
+          <w:p>
+            <w:pPr>
+              <w:spacing w:after="40" w:before="0"/>
+              <w:jc w:val="left"/>
+            </w:pPr>
+            <w:r>
+              <w:rPr>
+                <w:rFonts w:ascii="Arial" w:cs="Arial" w:eastAsia="Arial" w:hAnsi="Arial"/>
+                <w:b/>
+                <w:bCs/>
+                <w:i w:val="false"/>
+                <w:iCs w:val="false"/>
+                <w:color w:val="000000"/>
+                <w:sz w:val="18"/>
+                <w:szCs w:val="18"/>
+              </w:rPr>
+              <w:t xml:space="preserve">Model Building Phase</w:t>
             </w:r>
           </w:p>
           <w:p>
@@ -13932,7 +13950,7 @@
             <w:pPr>
               <w:spacing w:after="20" w:before="0"/>
             </w:pPr>
-            <w:hyperlink w:history="1" r:id="rIdfwml5p7rrp3hbrbzobuvl">
+            <w:hyperlink w:history="1" r:id="rIdcvo5ypo99iki9jro6uab6">
               <w:r>
                 <w:rPr>
                   <w:rFonts w:ascii="Arial" w:cs="Arial" w:eastAsia="Arial" w:hAnsi="Arial"/>
@@ -13965,7 +13983,7 @@
               <w:spacing w:after="10" w:before="0"/>
               <w:ind w:left="120"/>
             </w:pPr>
-            <w:hyperlink w:history="1" r:id="rIdw7vov9t8skswdmgwt9qo4">
+            <w:hyperlink w:history="1" r:id="rId9ylbfvmbq6mxio2paiemd">
               <w:r>
                 <w:rPr>
                   <w:rFonts w:ascii="Arial" w:cs="Arial" w:eastAsia="Arial" w:hAnsi="Arial"/>
@@ -14010,7 +14028,7 @@
             <w:pPr>
               <w:spacing w:after="20" w:before="0"/>
             </w:pPr>
-            <w:hyperlink w:history="1" r:id="rIdralsz8kw0ynisxjsinalf">
+            <w:hyperlink w:history="1" r:id="rIdaroo4h6wxdbpb6v_mz5hn">
               <w:r>
                 <w:rPr>
                   <w:rFonts w:ascii="Arial" w:cs="Arial" w:eastAsia="Arial" w:hAnsi="Arial"/>
@@ -14043,7 +14061,7 @@
               <w:spacing w:after="10" w:before="0"/>
               <w:ind w:left="120"/>
             </w:pPr>
-            <w:hyperlink w:history="1" r:id="rId2afdq-1s-_jrau7vcidjv">
+            <w:hyperlink w:history="1" r:id="rIdmhhiqklv0_1s9ql4wtdg3">
               <w:r>
                 <w:rPr>
                   <w:rFonts w:ascii="Arial" w:cs="Arial" w:eastAsia="Arial" w:hAnsi="Arial"/>
@@ -15482,32 +15500,32 @@
         <w:tc>
           <w:tcPr>
             <w:tcW w:type="dxa" w:w="1520"/>
-            <w:shd w:fill="F2F2F2" w:color="auto" w:val="clear"/>
-            <w:tcMar>
-              <w:top w:type="dxa" w:w="60"/>
-              <w:left w:type="dxa" w:w="120"/>
-              <w:bottom w:type="dxa" w:w="60"/>
-              <w:right w:type="dxa" w:w="120"/>
-            </w:tcMar>
-            <w:vAlign w:val="top"/>
-          </w:tcPr>
-          <w:p>
-            <w:pPr>
-              <w:spacing w:after="40" w:before="0"/>
-              <w:jc w:val="left"/>
-            </w:pPr>
-            <w:r>
-              <w:rPr>
-                <w:rFonts w:ascii="Arial" w:cs="Arial" w:eastAsia="Arial" w:hAnsi="Arial"/>
-                <w:b/>
-                <w:bCs/>
-                <w:i w:val="false"/>
-                <w:iCs w:val="false"/>
-                <w:color w:val="000000"/>
-                <w:sz w:val="18"/>
-                <w:szCs w:val="18"/>
-              </w:rPr>
-              <w:t xml:space="preserve">Phase 1 — Predict</w:t>
+            <w:shd w:fill="EAD1F5" w:color="auto" w:val="clear"/>
+            <w:tcMar>
+              <w:top w:type="dxa" w:w="60"/>
+              <w:left w:type="dxa" w:w="120"/>
+              <w:bottom w:type="dxa" w:w="60"/>
+              <w:right w:type="dxa" w:w="120"/>
+            </w:tcMar>
+            <w:vAlign w:val="top"/>
+          </w:tcPr>
+          <w:p>
+            <w:pPr>
+              <w:spacing w:after="40" w:before="0"/>
+              <w:jc w:val="left"/>
+            </w:pPr>
+            <w:r>
+              <w:rPr>
+                <w:rFonts w:ascii="Arial" w:cs="Arial" w:eastAsia="Arial" w:hAnsi="Arial"/>
+                <w:b/>
+                <w:bCs/>
+                <w:i w:val="false"/>
+                <w:iCs w:val="false"/>
+                <w:color w:val="000000"/>
+                <w:sz w:val="18"/>
+                <w:szCs w:val="18"/>
+              </w:rPr>
+              <w:t xml:space="preserve">Predict Phase</w:t>
             </w:r>
           </w:p>
           <w:p>
@@ -15530,7 +15548,7 @@
             <w:pPr>
               <w:spacing w:after="20" w:before="0"/>
             </w:pPr>
-            <w:hyperlink w:history="1" r:id="rId-2ryffyazjgxpp-j77ljr">
+            <w:hyperlink w:history="1" r:id="rId5romgjmvghg86pe82pq5a">
               <w:r>
                 <w:rPr>
                   <w:rFonts w:ascii="Arial" w:cs="Arial" w:eastAsia="Arial" w:hAnsi="Arial"/>
@@ -15563,7 +15581,7 @@
               <w:spacing w:after="10" w:before="0"/>
               <w:ind w:left="120"/>
             </w:pPr>
-            <w:hyperlink w:history="1" r:id="rId2gljgbtrh0iz4m8bhjzf7">
+            <w:hyperlink w:history="1" r:id="rIdnrzguxmldvt6svgxzhm9k">
               <w:r>
                 <w:rPr>
                   <w:rFonts w:ascii="Arial" w:cs="Arial" w:eastAsia="Arial" w:hAnsi="Arial"/>
@@ -15608,7 +15626,7 @@
             <w:pPr>
               <w:spacing w:after="20" w:before="0"/>
             </w:pPr>
-            <w:hyperlink w:history="1" r:id="rIdkbptggu2h_gsnorolvzal">
+            <w:hyperlink w:history="1" r:id="rIdz0qc8cnfvffpwy2wfwmxc">
               <w:r>
                 <w:rPr>
                   <w:rFonts w:ascii="Arial" w:cs="Arial" w:eastAsia="Arial" w:hAnsi="Arial"/>
@@ -15641,7 +15659,7 @@
               <w:spacing w:after="10" w:before="0"/>
               <w:ind w:left="120"/>
             </w:pPr>
-            <w:hyperlink w:history="1" r:id="rId_lpxs9nl1-t2i_r74npxr">
+            <w:hyperlink w:history="1" r:id="rId5tggnwkfb83tq9d7xdrq2">
               <w:r>
                 <w:rPr>
                   <w:rFonts w:ascii="Arial" w:cs="Arial" w:eastAsia="Arial" w:hAnsi="Arial"/>
@@ -15788,32 +15806,32 @@
         <w:tc>
           <w:tcPr>
             <w:tcW w:type="dxa" w:w="1520"/>
-            <w:shd w:fill="F2F2F2" w:color="auto" w:val="clear"/>
-            <w:tcMar>
-              <w:top w:type="dxa" w:w="60"/>
-              <w:left w:type="dxa" w:w="120"/>
-              <w:bottom w:type="dxa" w:w="60"/>
-              <w:right w:type="dxa" w:w="120"/>
-            </w:tcMar>
-            <w:vAlign w:val="top"/>
-          </w:tcPr>
-          <w:p>
-            <w:pPr>
-              <w:spacing w:after="40" w:before="0"/>
-              <w:jc w:val="left"/>
-            </w:pPr>
-            <w:r>
-              <w:rPr>
-                <w:rFonts w:ascii="Arial" w:cs="Arial" w:eastAsia="Arial" w:hAnsi="Arial"/>
-                <w:b/>
-                <w:bCs/>
-                <w:i w:val="false"/>
-                <w:iCs w:val="false"/>
-                <w:color w:val="000000"/>
-                <w:sz w:val="18"/>
-                <w:szCs w:val="18"/>
-              </w:rPr>
-              <w:t xml:space="preserve">Phase 2 — Observe</w:t>
+            <w:shd w:fill="D9EEF1" w:color="auto" w:val="clear"/>
+            <w:tcMar>
+              <w:top w:type="dxa" w:w="60"/>
+              <w:left w:type="dxa" w:w="120"/>
+              <w:bottom w:type="dxa" w:w="60"/>
+              <w:right w:type="dxa" w:w="120"/>
+            </w:tcMar>
+            <w:vAlign w:val="top"/>
+          </w:tcPr>
+          <w:p>
+            <w:pPr>
+              <w:spacing w:after="40" w:before="0"/>
+              <w:jc w:val="left"/>
+            </w:pPr>
+            <w:r>
+              <w:rPr>
+                <w:rFonts w:ascii="Arial" w:cs="Arial" w:eastAsia="Arial" w:hAnsi="Arial"/>
+                <w:b/>
+                <w:bCs/>
+                <w:i w:val="false"/>
+                <w:iCs w:val="false"/>
+                <w:color w:val="000000"/>
+                <w:sz w:val="18"/>
+                <w:szCs w:val="18"/>
+              </w:rPr>
+              <w:t xml:space="preserve">Observe Phase</w:t>
             </w:r>
           </w:p>
           <w:p>
@@ -15836,7 +15854,7 @@
             <w:pPr>
               <w:spacing w:after="20" w:before="0"/>
             </w:pPr>
-            <w:hyperlink w:history="1" r:id="rId5fzkk4sgfbc2kr1qkf5nb">
+            <w:hyperlink w:history="1" r:id="rIdswhhx65xx_yib8bmxiepo">
               <w:r>
                 <w:rPr>
                   <w:rFonts w:ascii="Arial" w:cs="Arial" w:eastAsia="Arial" w:hAnsi="Arial"/>
@@ -15869,7 +15887,7 @@
               <w:spacing w:after="10" w:before="0"/>
               <w:ind w:left="120"/>
             </w:pPr>
-            <w:hyperlink w:history="1" r:id="rIdcepdkiw3ejw-z4isccbhb">
+            <w:hyperlink w:history="1" r:id="rIdtkwgqvdxkh7yhwruvelgt">
               <w:r>
                 <w:rPr>
                   <w:rFonts w:ascii="Arial" w:cs="Arial" w:eastAsia="Arial" w:hAnsi="Arial"/>
@@ -15914,7 +15932,7 @@
             <w:pPr>
               <w:spacing w:after="20" w:before="0"/>
             </w:pPr>
-            <w:hyperlink w:history="1" r:id="rIdkfd-b3azw7grwxl_r7o4f">
+            <w:hyperlink w:history="1" r:id="rId4bio-xfiumwgqwldyu7h4">
               <w:r>
                 <w:rPr>
                   <w:rFonts w:ascii="Arial" w:cs="Arial" w:eastAsia="Arial" w:hAnsi="Arial"/>
@@ -15947,7 +15965,7 @@
               <w:spacing w:after="10" w:before="0"/>
               <w:ind w:left="120"/>
             </w:pPr>
-            <w:hyperlink w:history="1" r:id="rIdq7h0tehveumgq2n-vjinp">
+            <w:hyperlink w:history="1" r:id="rIdh8cp-wtlgkxnlqj6ysayd">
               <w:r>
                 <w:rPr>
                   <w:rFonts w:ascii="Arial" w:cs="Arial" w:eastAsia="Arial" w:hAnsi="Arial"/>
@@ -16094,32 +16112,32 @@
         <w:tc>
           <w:tcPr>
             <w:tcW w:type="dxa" w:w="1520"/>
-            <w:shd w:fill="F2F2F2" w:color="auto" w:val="clear"/>
-            <w:tcMar>
-              <w:top w:type="dxa" w:w="60"/>
-              <w:left w:type="dxa" w:w="120"/>
-              <w:bottom w:type="dxa" w:w="60"/>
-              <w:right w:type="dxa" w:w="120"/>
-            </w:tcMar>
-            <w:vAlign w:val="top"/>
-          </w:tcPr>
-          <w:p>
-            <w:pPr>
-              <w:spacing w:after="40" w:before="0"/>
-              <w:jc w:val="left"/>
-            </w:pPr>
-            <w:r>
-              <w:rPr>
-                <w:rFonts w:ascii="Arial" w:cs="Arial" w:eastAsia="Arial" w:hAnsi="Arial"/>
-                <w:b/>
-                <w:bCs/>
-                <w:i w:val="false"/>
-                <w:iCs w:val="false"/>
-                <w:color w:val="000000"/>
-                <w:sz w:val="18"/>
-                <w:szCs w:val="18"/>
-              </w:rPr>
-              <w:t xml:space="preserve">Phase 3 — Explain</w:t>
+            <w:shd w:fill="E2EFDA" w:color="auto" w:val="clear"/>
+            <w:tcMar>
+              <w:top w:type="dxa" w:w="60"/>
+              <w:left w:type="dxa" w:w="120"/>
+              <w:bottom w:type="dxa" w:w="60"/>
+              <w:right w:type="dxa" w:w="120"/>
+            </w:tcMar>
+            <w:vAlign w:val="top"/>
+          </w:tcPr>
+          <w:p>
+            <w:pPr>
+              <w:spacing w:after="40" w:before="0"/>
+              <w:jc w:val="left"/>
+            </w:pPr>
+            <w:r>
+              <w:rPr>
+                <w:rFonts w:ascii="Arial" w:cs="Arial" w:eastAsia="Arial" w:hAnsi="Arial"/>
+                <w:b/>
+                <w:bCs/>
+                <w:i w:val="false"/>
+                <w:iCs w:val="false"/>
+                <w:color w:val="000000"/>
+                <w:sz w:val="18"/>
+                <w:szCs w:val="18"/>
+              </w:rPr>
+              <w:t xml:space="preserve">Explain Phase</w:t>
             </w:r>
           </w:p>
           <w:p>
@@ -16142,7 +16160,7 @@
             <w:pPr>
               <w:spacing w:after="20" w:before="0"/>
             </w:pPr>
-            <w:hyperlink w:history="1" r:id="rId2thserdtxuxlrr2gyc2t0">
+            <w:hyperlink w:history="1" r:id="rIdbvaqvwj-tstqzirlp_cee">
               <w:r>
                 <w:rPr>
                   <w:rFonts w:ascii="Arial" w:cs="Arial" w:eastAsia="Arial" w:hAnsi="Arial"/>
@@ -16175,7 +16193,7 @@
               <w:spacing w:after="10" w:before="0"/>
               <w:ind w:left="120"/>
             </w:pPr>
-            <w:hyperlink w:history="1" r:id="rIdsq0bdyud3sjnawi7sp_bu">
+            <w:hyperlink w:history="1" r:id="rIdtnuath66gpjlgn9ifjrwr">
               <w:r>
                 <w:rPr>
                   <w:rFonts w:ascii="Arial" w:cs="Arial" w:eastAsia="Arial" w:hAnsi="Arial"/>
@@ -16220,7 +16238,7 @@
             <w:pPr>
               <w:spacing w:after="20" w:before="0"/>
             </w:pPr>
-            <w:hyperlink w:history="1" r:id="rIdlkjng3nzjzzf2-zj3r5wu">
+            <w:hyperlink w:history="1" r:id="rIdsulqgqqhx_59vjizdyaut">
               <w:r>
                 <w:rPr>
                   <w:rFonts w:ascii="Arial" w:cs="Arial" w:eastAsia="Arial" w:hAnsi="Arial"/>
@@ -16253,7 +16271,7 @@
               <w:spacing w:after="10" w:before="0"/>
               <w:ind w:left="120"/>
             </w:pPr>
-            <w:hyperlink w:history="1" r:id="rIds68lyyrp-2_bd45kfgful">
+            <w:hyperlink w:history="1" r:id="rId9s0yvegtyazcabfpgyxv7">
               <w:r>
                 <w:rPr>
                   <w:rFonts w:ascii="Arial" w:cs="Arial" w:eastAsia="Arial" w:hAnsi="Arial"/>
@@ -16400,32 +16418,32 @@
         <w:tc>
           <w:tcPr>
             <w:tcW w:type="dxa" w:w="1520"/>
-            <w:shd w:fill="F2F2F2" w:color="auto" w:val="clear"/>
-            <w:tcMar>
-              <w:top w:type="dxa" w:w="60"/>
-              <w:left w:type="dxa" w:w="120"/>
-              <w:bottom w:type="dxa" w:w="60"/>
-              <w:right w:type="dxa" w:w="120"/>
-            </w:tcMar>
-            <w:vAlign w:val="top"/>
-          </w:tcPr>
-          <w:p>
-            <w:pPr>
-              <w:spacing w:after="40" w:before="0"/>
-              <w:jc w:val="left"/>
-            </w:pPr>
-            <w:r>
-              <w:rPr>
-                <w:rFonts w:ascii="Arial" w:cs="Arial" w:eastAsia="Arial" w:hAnsi="Arial"/>
-                <w:b/>
-                <w:bCs/>
-                <w:i w:val="false"/>
-                <w:iCs w:val="false"/>
-                <w:color w:val="000000"/>
-                <w:sz w:val="18"/>
-                <w:szCs w:val="18"/>
-              </w:rPr>
-              <w:t xml:space="preserve">Phase 4 — Driving Question Board Update</w:t>
+            <w:shd w:fill="FCE4D6" w:color="auto" w:val="clear"/>
+            <w:tcMar>
+              <w:top w:type="dxa" w:w="60"/>
+              <w:left w:type="dxa" w:w="120"/>
+              <w:bottom w:type="dxa" w:w="60"/>
+              <w:right w:type="dxa" w:w="120"/>
+            </w:tcMar>
+            <w:vAlign w:val="top"/>
+          </w:tcPr>
+          <w:p>
+            <w:pPr>
+              <w:spacing w:after="40" w:before="0"/>
+              <w:jc w:val="left"/>
+            </w:pPr>
+            <w:r>
+              <w:rPr>
+                <w:rFonts w:ascii="Arial" w:cs="Arial" w:eastAsia="Arial" w:hAnsi="Arial"/>
+                <w:b/>
+                <w:bCs/>
+                <w:i w:val="false"/>
+                <w:iCs w:val="false"/>
+                <w:color w:val="000000"/>
+                <w:sz w:val="18"/>
+                <w:szCs w:val="18"/>
+              </w:rPr>
+              <w:t xml:space="preserve">Driving Question Board (DQB) Creation</w:t>
             </w:r>
           </w:p>
           <w:p>
@@ -16448,7 +16466,7 @@
             <w:pPr>
               <w:spacing w:after="20" w:before="0"/>
             </w:pPr>
-            <w:hyperlink w:history="1" r:id="rIdg_-tnrxyb18xvkwtko2dq">
+            <w:hyperlink w:history="1" r:id="rIdivqrrholpijzkfx2qoahr">
               <w:r>
                 <w:rPr>
                   <w:rFonts w:ascii="Arial" w:cs="Arial" w:eastAsia="Arial" w:hAnsi="Arial"/>
@@ -16481,7 +16499,7 @@
               <w:spacing w:after="10" w:before="0"/>
               <w:ind w:left="120"/>
             </w:pPr>
-            <w:hyperlink w:history="1" r:id="rIdohb8zp0cdlzplynpp8tzn">
+            <w:hyperlink w:history="1" r:id="rIdmxzivbqsrbbsgs14aq890">
               <w:r>
                 <w:rPr>
                   <w:rFonts w:ascii="Arial" w:cs="Arial" w:eastAsia="Arial" w:hAnsi="Arial"/>
@@ -16526,7 +16544,7 @@
             <w:pPr>
               <w:spacing w:after="20" w:before="0"/>
             </w:pPr>
-            <w:hyperlink w:history="1" r:id="rId_y8p4m0ctbgp6bozhf-8a">
+            <w:hyperlink w:history="1" r:id="rIdpdbeo-khuqiqaetcejlmd">
               <w:r>
                 <w:rPr>
                   <w:rFonts w:ascii="Arial" w:cs="Arial" w:eastAsia="Arial" w:hAnsi="Arial"/>
@@ -16559,7 +16577,7 @@
               <w:spacing w:after="10" w:before="0"/>
               <w:ind w:left="120"/>
             </w:pPr>
-            <w:hyperlink w:history="1" r:id="rIduqzbk8jubcg5lrsaa8qpd">
+            <w:hyperlink w:history="1" r:id="rIdw2xl5buu76_mvccw7govz">
               <w:r>
                 <w:rPr>
                   <w:rFonts w:ascii="Arial" w:cs="Arial" w:eastAsia="Arial" w:hAnsi="Arial"/>
@@ -16706,32 +16724,32 @@
         <w:tc>
           <w:tcPr>
             <w:tcW w:type="dxa" w:w="1520"/>
-            <w:shd w:fill="F2F2F2" w:color="auto" w:val="clear"/>
-            <w:tcMar>
-              <w:top w:type="dxa" w:w="60"/>
-              <w:left w:type="dxa" w:w="120"/>
-              <w:bottom w:type="dxa" w:w="60"/>
-              <w:right w:type="dxa" w:w="120"/>
-            </w:tcMar>
-            <w:vAlign w:val="top"/>
-          </w:tcPr>
-          <w:p>
-            <w:pPr>
-              <w:spacing w:after="40" w:before="0"/>
-              <w:jc w:val="left"/>
-            </w:pPr>
-            <w:r>
-              <w:rPr>
-                <w:rFonts w:ascii="Arial" w:cs="Arial" w:eastAsia="Arial" w:hAnsi="Arial"/>
-                <w:b/>
-                <w:bCs/>
-                <w:i w:val="false"/>
-                <w:iCs w:val="false"/>
-                <w:color w:val="000000"/>
-                <w:sz w:val="18"/>
-                <w:szCs w:val="18"/>
-              </w:rPr>
-              <w:t xml:space="preserve">Phase 5 — Model Building</w:t>
+            <w:shd w:fill="D5E8F0" w:color="auto" w:val="clear"/>
+            <w:tcMar>
+              <w:top w:type="dxa" w:w="60"/>
+              <w:left w:type="dxa" w:w="120"/>
+              <w:bottom w:type="dxa" w:w="60"/>
+              <w:right w:type="dxa" w:w="120"/>
+            </w:tcMar>
+            <w:vAlign w:val="top"/>
+          </w:tcPr>
+          <w:p>
+            <w:pPr>
+              <w:spacing w:after="40" w:before="0"/>
+              <w:jc w:val="left"/>
+            </w:pPr>
+            <w:r>
+              <w:rPr>
+                <w:rFonts w:ascii="Arial" w:cs="Arial" w:eastAsia="Arial" w:hAnsi="Arial"/>
+                <w:b/>
+                <w:bCs/>
+                <w:i w:val="false"/>
+                <w:iCs w:val="false"/>
+                <w:color w:val="000000"/>
+                <w:sz w:val="18"/>
+                <w:szCs w:val="18"/>
+              </w:rPr>
+              <w:t xml:space="preserve">Model Building Phase</w:t>
             </w:r>
           </w:p>
           <w:p>
@@ -16754,7 +16772,7 @@
             <w:pPr>
               <w:spacing w:after="20" w:before="0"/>
             </w:pPr>
-            <w:hyperlink w:history="1" r:id="rIddd3c1zgay_dp4c3f6krob">
+            <w:hyperlink w:history="1" r:id="rIdjj1osfqsjb1afsqwlmx6t">
               <w:r>
                 <w:rPr>
                   <w:rFonts w:ascii="Arial" w:cs="Arial" w:eastAsia="Arial" w:hAnsi="Arial"/>
@@ -16787,7 +16805,7 @@
               <w:spacing w:after="10" w:before="0"/>
               <w:ind w:left="120"/>
             </w:pPr>
-            <w:hyperlink w:history="1" r:id="rIdrsxipowmimjtmdwlfawqi">
+            <w:hyperlink w:history="1" r:id="rIdx_bpwc3xayl-1dkjm9wod">
               <w:r>
                 <w:rPr>
                   <w:rFonts w:ascii="Arial" w:cs="Arial" w:eastAsia="Arial" w:hAnsi="Arial"/>
@@ -16832,7 +16850,7 @@
             <w:pPr>
               <w:spacing w:after="20" w:before="0"/>
             </w:pPr>
-            <w:hyperlink w:history="1" r:id="rId77oigfn-xk8sqdwq7shxg">
+            <w:hyperlink w:history="1" r:id="rIdbfgj0ynb4hoxncn7jzjhl">
               <w:r>
                 <w:rPr>
                   <w:rFonts w:ascii="Arial" w:cs="Arial" w:eastAsia="Arial" w:hAnsi="Arial"/>
@@ -16865,7 +16883,7 @@
               <w:spacing w:after="10" w:before="0"/>
               <w:ind w:left="120"/>
             </w:pPr>
-            <w:hyperlink w:history="1" r:id="rIdu5u-fyfcghmw88qw8kty2">
+            <w:hyperlink w:history="1" r:id="rIdjd7ynnpjsscgxxh1p8-qh">
               <w:r>
                 <w:rPr>
                   <w:rFonts w:ascii="Arial" w:cs="Arial" w:eastAsia="Arial" w:hAnsi="Arial"/>
@@ -18055,7 +18073,25 @@
             </w:tcMar>
             <w:vAlign w:val="top"/>
           </w:tcPr>
-          <w:p/>
+          <w:p>
+            <w:pPr>
+              <w:spacing w:after="40" w:before="0"/>
+              <w:jc w:val="left"/>
+            </w:pPr>
+            <w:r>
+              <w:rPr>
+                <w:rFonts w:ascii="Arial" w:cs="Arial" w:eastAsia="Arial" w:hAnsi="Arial"/>
+                <w:b w:val="false"/>
+                <w:bCs w:val="false"/>
+                <w:i w:val="false"/>
+                <w:iCs w:val="false"/>
+                <w:color w:val="000000"/>
+                <w:sz w:val="18"/>
+                <w:szCs w:val="18"/>
+              </w:rPr>
+              <w:t xml:space="preserve">(1) Use gloves — one pair per learner if budget allows, or shared group gloves. (2) The specimen should be fresh or recently refrigerated; inspect for unusual smell before use. (3) Dissection instruments (scalpel or razor blade) must be handled blade-down and passed handle-first. (4) Learners with known blood-related anxieties should be allowed to observe from a partner group. (5) Wash hands with soap and water after handling specimen. (6) Dispose of the specimen in a sealed bag and place in the school refuse — do not leave on benches. (7) If a real heart is not available, a large detailed diagram printed on A3 paper or a labelled model is an acceptable substitute for all learning objectives.</w:t>
+            </w:r>
+          </w:p>
         </w:tc>
       </w:tr>
     </w:tbl>
@@ -18429,7 +18465,7 @@
             <w:pPr>
               <w:spacing w:after="20" w:before="0"/>
             </w:pPr>
-            <w:hyperlink w:history="1" r:id="rIdwkvhhpoebuhx1_aeonggy">
+            <w:hyperlink w:history="1" r:id="rIdwba_xatwwzhl5mzyqpqsp">
               <w:r>
                 <w:rPr>
                   <w:rFonts w:ascii="Arial" w:cs="Arial" w:eastAsia="Arial" w:hAnsi="Arial"/>
@@ -18462,7 +18498,7 @@
               <w:spacing w:after="10" w:before="0"/>
               <w:ind w:left="120"/>
             </w:pPr>
-            <w:hyperlink w:history="1" r:id="rIdad1c1oxfsmqpmwj6ltzhf">
+            <w:hyperlink w:history="1" r:id="rIdp4f6rvdip4az0pggzytw5">
               <w:r>
                 <w:rPr>
                   <w:rFonts w:ascii="Arial" w:cs="Arial" w:eastAsia="Arial" w:hAnsi="Arial"/>
@@ -18507,7 +18543,7 @@
             <w:pPr>
               <w:spacing w:after="20" w:before="0"/>
             </w:pPr>
-            <w:hyperlink w:history="1" r:id="rIdgehu21q8hc1ubdnxh3ge1">
+            <w:hyperlink w:history="1" r:id="rIdndtuhywbd41ybmwzrtdfc">
               <w:r>
                 <w:rPr>
                   <w:rFonts w:ascii="Arial" w:cs="Arial" w:eastAsia="Arial" w:hAnsi="Arial"/>
@@ -18540,7 +18576,7 @@
               <w:spacing w:after="10" w:before="0"/>
               <w:ind w:left="120"/>
             </w:pPr>
-            <w:hyperlink w:history="1" r:id="rId_9uvkwb78mziomoqcr0os">
+            <w:hyperlink w:history="1" r:id="rIdplurfusbszho7uejt-ady">
               <w:r>
                 <w:rPr>
                   <w:rFonts w:ascii="Arial" w:cs="Arial" w:eastAsia="Arial" w:hAnsi="Arial"/>
@@ -18735,7 +18771,7 @@
             <w:pPr>
               <w:spacing w:after="20" w:before="0"/>
             </w:pPr>
-            <w:hyperlink w:history="1" r:id="rIdhw2f6ij8uyacylxusdszv">
+            <w:hyperlink w:history="1" r:id="rIdfogquh_7ufgag7ady3aig">
               <w:r>
                 <w:rPr>
                   <w:rFonts w:ascii="Arial" w:cs="Arial" w:eastAsia="Arial" w:hAnsi="Arial"/>
@@ -18768,7 +18804,7 @@
               <w:spacing w:after="10" w:before="0"/>
               <w:ind w:left="120"/>
             </w:pPr>
-            <w:hyperlink w:history="1" r:id="rIddq7y2to2ql4qnt4wykeg1">
+            <w:hyperlink w:history="1" r:id="rIdw9ek6_qzgbv4c0m9odyxt">
               <w:r>
                 <w:rPr>
                   <w:rFonts w:ascii="Arial" w:cs="Arial" w:eastAsia="Arial" w:hAnsi="Arial"/>
@@ -18813,7 +18849,7 @@
             <w:pPr>
               <w:spacing w:after="20" w:before="0"/>
             </w:pPr>
-            <w:hyperlink w:history="1" r:id="rIdgn05o3mclmgcuxd85zyzf">
+            <w:hyperlink w:history="1" r:id="rIdlp1a3c7xahlsvo7w_3_no">
               <w:r>
                 <w:rPr>
                   <w:rFonts w:ascii="Arial" w:cs="Arial" w:eastAsia="Arial" w:hAnsi="Arial"/>
@@ -18846,7 +18882,7 @@
               <w:spacing w:after="10" w:before="0"/>
               <w:ind w:left="120"/>
             </w:pPr>
-            <w:hyperlink w:history="1" r:id="rIdc3afvuvmtozyeqm9y917h">
+            <w:hyperlink w:history="1" r:id="rId96iatunwhlbidkvzmkfq6">
               <w:r>
                 <w:rPr>
                   <w:rFonts w:ascii="Arial" w:cs="Arial" w:eastAsia="Arial" w:hAnsi="Arial"/>
@@ -19041,7 +19077,7 @@
             <w:pPr>
               <w:spacing w:after="20" w:before="0"/>
             </w:pPr>
-            <w:hyperlink w:history="1" r:id="rId_cshvdcfihdh476w7jgbb">
+            <w:hyperlink w:history="1" r:id="rIdzoep_aalut3p0xdzja0ih">
               <w:r>
                 <w:rPr>
                   <w:rFonts w:ascii="Arial" w:cs="Arial" w:eastAsia="Arial" w:hAnsi="Arial"/>
@@ -19074,7 +19110,7 @@
               <w:spacing w:after="10" w:before="0"/>
               <w:ind w:left="120"/>
             </w:pPr>
-            <w:hyperlink w:history="1" r:id="rIdrh7ew8-ghgf9gjx9skkwi">
+            <w:hyperlink w:history="1" r:id="rIdzia_acgve6iiq6ol-mtmo">
               <w:r>
                 <w:rPr>
                   <w:rFonts w:ascii="Arial" w:cs="Arial" w:eastAsia="Arial" w:hAnsi="Arial"/>
@@ -19119,7 +19155,7 @@
             <w:pPr>
               <w:spacing w:after="20" w:before="0"/>
             </w:pPr>
-            <w:hyperlink w:history="1" r:id="rIdujcuwbr7eopanxgrfvy5t">
+            <w:hyperlink w:history="1" r:id="rId5ikl0muqty6cj_vzio25b">
               <w:r>
                 <w:rPr>
                   <w:rFonts w:ascii="Arial" w:cs="Arial" w:eastAsia="Arial" w:hAnsi="Arial"/>
@@ -19152,7 +19188,7 @@
               <w:spacing w:after="10" w:before="0"/>
               <w:ind w:left="120"/>
             </w:pPr>
-            <w:hyperlink w:history="1" r:id="rIdkclxzriohbn0n-oh8zugn">
+            <w:hyperlink w:history="1" r:id="rIddhhp8tfxd6bx2o0ger1s-">
               <w:r>
                 <w:rPr>
                   <w:rFonts w:ascii="Arial" w:cs="Arial" w:eastAsia="Arial" w:hAnsi="Arial"/>
@@ -19347,7 +19383,7 @@
             <w:pPr>
               <w:spacing w:after="20" w:before="0"/>
             </w:pPr>
-            <w:hyperlink w:history="1" r:id="rIdksvhl5ku1rqabb_vub4ky">
+            <w:hyperlink w:history="1" r:id="rIdutatmxuvrm4ypelwfw-jq">
               <w:r>
                 <w:rPr>
                   <w:rFonts w:ascii="Arial" w:cs="Arial" w:eastAsia="Arial" w:hAnsi="Arial"/>
@@ -19380,7 +19416,7 @@
               <w:spacing w:after="10" w:before="0"/>
               <w:ind w:left="120"/>
             </w:pPr>
-            <w:hyperlink w:history="1" r:id="rId-wbe-9wcwruv8djkcg0iy">
+            <w:hyperlink w:history="1" r:id="rIdotw2rmvieclbvzzeezz2y">
               <w:r>
                 <w:rPr>
                   <w:rFonts w:ascii="Arial" w:cs="Arial" w:eastAsia="Arial" w:hAnsi="Arial"/>
@@ -19425,7 +19461,7 @@
             <w:pPr>
               <w:spacing w:after="20" w:before="0"/>
             </w:pPr>
-            <w:hyperlink w:history="1" r:id="rIdt_ersxipalcsahztvdknj">
+            <w:hyperlink w:history="1" r:id="rIdeg2b8usxykl5alppxtjzk">
               <w:r>
                 <w:rPr>
                   <w:rFonts w:ascii="Arial" w:cs="Arial" w:eastAsia="Arial" w:hAnsi="Arial"/>
@@ -19458,7 +19494,7 @@
               <w:spacing w:after="10" w:before="0"/>
               <w:ind w:left="120"/>
             </w:pPr>
-            <w:hyperlink w:history="1" r:id="rIdxezpob_cy9koh_7hkydkt">
+            <w:hyperlink w:history="1" r:id="rIdhp7wv4rtixvleqskkrvqm">
               <w:r>
                 <w:rPr>
                   <w:rFonts w:ascii="Arial" w:cs="Arial" w:eastAsia="Arial" w:hAnsi="Arial"/>
@@ -19653,7 +19689,7 @@
             <w:pPr>
               <w:spacing w:after="20" w:before="0"/>
             </w:pPr>
-            <w:hyperlink w:history="1" r:id="rIdz-kqntbcexjy55r73xrzh">
+            <w:hyperlink w:history="1" r:id="rId-lvym1dfswncdg6h9qodz">
               <w:r>
                 <w:rPr>
                   <w:rFonts w:ascii="Arial" w:cs="Arial" w:eastAsia="Arial" w:hAnsi="Arial"/>
@@ -19686,7 +19722,7 @@
               <w:spacing w:after="10" w:before="0"/>
               <w:ind w:left="120"/>
             </w:pPr>
-            <w:hyperlink w:history="1" r:id="rIdqpq4k8rwycutz7evabazu">
+            <w:hyperlink w:history="1" r:id="rId6eecug3majhzhgkip9ltj">
               <w:r>
                 <w:rPr>
                   <w:rFonts w:ascii="Arial" w:cs="Arial" w:eastAsia="Arial" w:hAnsi="Arial"/>
@@ -19731,7 +19767,7 @@
             <w:pPr>
               <w:spacing w:after="20" w:before="0"/>
             </w:pPr>
-            <w:hyperlink w:history="1" r:id="rIdu_a0dmzybj6cnjlxdkyfu">
+            <w:hyperlink w:history="1" r:id="rIdic40og2ddy8pedcnds7u2">
               <w:r>
                 <w:rPr>
                   <w:rFonts w:ascii="Arial" w:cs="Arial" w:eastAsia="Arial" w:hAnsi="Arial"/>
@@ -19764,7 +19800,7 @@
               <w:spacing w:after="10" w:before="0"/>
               <w:ind w:left="120"/>
             </w:pPr>
-            <w:hyperlink w:history="1" r:id="rIdjyx_mlk3eyv8ovmfl2dlx">
+            <w:hyperlink w:history="1" r:id="rIdvrwmycb0tclix2j8kjmh6">
               <w:r>
                 <w:rPr>
                   <w:rFonts w:ascii="Arial" w:cs="Arial" w:eastAsia="Arial" w:hAnsi="Arial"/>
@@ -21203,32 +21239,32 @@
         <w:tc>
           <w:tcPr>
             <w:tcW w:type="dxa" w:w="1520"/>
-            <w:shd w:fill="F2F2F2" w:color="auto" w:val="clear"/>
-            <w:tcMar>
-              <w:top w:type="dxa" w:w="60"/>
-              <w:left w:type="dxa" w:w="120"/>
-              <w:bottom w:type="dxa" w:w="60"/>
-              <w:right w:type="dxa" w:w="120"/>
-            </w:tcMar>
-            <w:vAlign w:val="top"/>
-          </w:tcPr>
-          <w:p>
-            <w:pPr>
-              <w:spacing w:after="40" w:before="0"/>
-              <w:jc w:val="left"/>
-            </w:pPr>
-            <w:r>
-              <w:rPr>
-                <w:rFonts w:ascii="Arial" w:cs="Arial" w:eastAsia="Arial" w:hAnsi="Arial"/>
-                <w:b/>
-                <w:bCs/>
-                <w:i w:val="false"/>
-                <w:iCs w:val="false"/>
-                <w:color w:val="000000"/>
-                <w:sz w:val="18"/>
-                <w:szCs w:val="18"/>
-              </w:rPr>
-              <w:t xml:space="preserve">Phase 1 — Predict</w:t>
+            <w:shd w:fill="EAD1F5" w:color="auto" w:val="clear"/>
+            <w:tcMar>
+              <w:top w:type="dxa" w:w="60"/>
+              <w:left w:type="dxa" w:w="120"/>
+              <w:bottom w:type="dxa" w:w="60"/>
+              <w:right w:type="dxa" w:w="120"/>
+            </w:tcMar>
+            <w:vAlign w:val="top"/>
+          </w:tcPr>
+          <w:p>
+            <w:pPr>
+              <w:spacing w:after="40" w:before="0"/>
+              <w:jc w:val="left"/>
+            </w:pPr>
+            <w:r>
+              <w:rPr>
+                <w:rFonts w:ascii="Arial" w:cs="Arial" w:eastAsia="Arial" w:hAnsi="Arial"/>
+                <w:b/>
+                <w:bCs/>
+                <w:i w:val="false"/>
+                <w:iCs w:val="false"/>
+                <w:color w:val="000000"/>
+                <w:sz w:val="18"/>
+                <w:szCs w:val="18"/>
+              </w:rPr>
+              <w:t xml:space="preserve">Predict Phase</w:t>
             </w:r>
           </w:p>
           <w:p>
@@ -21251,7 +21287,7 @@
             <w:pPr>
               <w:spacing w:after="20" w:before="0"/>
             </w:pPr>
-            <w:hyperlink w:history="1" r:id="rIdidgbyhg1wrbc04lesmses">
+            <w:hyperlink w:history="1" r:id="rId2rcospaluvoo54kb_cohi">
               <w:r>
                 <w:rPr>
                   <w:rFonts w:ascii="Arial" w:cs="Arial" w:eastAsia="Arial" w:hAnsi="Arial"/>
@@ -21284,7 +21320,7 @@
               <w:spacing w:after="10" w:before="0"/>
               <w:ind w:left="120"/>
             </w:pPr>
-            <w:hyperlink w:history="1" r:id="rIdu61twi-6mpcoyozz-w-of">
+            <w:hyperlink w:history="1" r:id="rId086gdwuxpgsq6anv5x7sz">
               <w:r>
                 <w:rPr>
                   <w:rFonts w:ascii="Arial" w:cs="Arial" w:eastAsia="Arial" w:hAnsi="Arial"/>
@@ -21329,7 +21365,7 @@
             <w:pPr>
               <w:spacing w:after="20" w:before="0"/>
             </w:pPr>
-            <w:hyperlink w:history="1" r:id="rId8z2cap965mbb0ibkwej4e">
+            <w:hyperlink w:history="1" r:id="rId_jcirtxi8zoowxejg99me">
               <w:r>
                 <w:rPr>
                   <w:rFonts w:ascii="Arial" w:cs="Arial" w:eastAsia="Arial" w:hAnsi="Arial"/>
@@ -21362,7 +21398,7 @@
               <w:spacing w:after="10" w:before="0"/>
               <w:ind w:left="120"/>
             </w:pPr>
-            <w:hyperlink w:history="1" r:id="rIdfrgokmqhiy4n5pos92yq5">
+            <w:hyperlink w:history="1" r:id="rIdx5ihuewtopa5swrweifew">
               <w:r>
                 <w:rPr>
                   <w:rFonts w:ascii="Arial" w:cs="Arial" w:eastAsia="Arial" w:hAnsi="Arial"/>
@@ -21509,32 +21545,32 @@
         <w:tc>
           <w:tcPr>
             <w:tcW w:type="dxa" w:w="1520"/>
-            <w:shd w:fill="F2F2F2" w:color="auto" w:val="clear"/>
-            <w:tcMar>
-              <w:top w:type="dxa" w:w="60"/>
-              <w:left w:type="dxa" w:w="120"/>
-              <w:bottom w:type="dxa" w:w="60"/>
-              <w:right w:type="dxa" w:w="120"/>
-            </w:tcMar>
-            <w:vAlign w:val="top"/>
-          </w:tcPr>
-          <w:p>
-            <w:pPr>
-              <w:spacing w:after="40" w:before="0"/>
-              <w:jc w:val="left"/>
-            </w:pPr>
-            <w:r>
-              <w:rPr>
-                <w:rFonts w:ascii="Arial" w:cs="Arial" w:eastAsia="Arial" w:hAnsi="Arial"/>
-                <w:b/>
-                <w:bCs/>
-                <w:i w:val="false"/>
-                <w:iCs w:val="false"/>
-                <w:color w:val="000000"/>
-                <w:sz w:val="18"/>
-                <w:szCs w:val="18"/>
-              </w:rPr>
-              <w:t xml:space="preserve">Phase 2 — Observe (Evidence Gathering)</w:t>
+            <w:shd w:fill="D9EEF1" w:color="auto" w:val="clear"/>
+            <w:tcMar>
+              <w:top w:type="dxa" w:w="60"/>
+              <w:left w:type="dxa" w:w="120"/>
+              <w:bottom w:type="dxa" w:w="60"/>
+              <w:right w:type="dxa" w:w="120"/>
+            </w:tcMar>
+            <w:vAlign w:val="top"/>
+          </w:tcPr>
+          <w:p>
+            <w:pPr>
+              <w:spacing w:after="40" w:before="0"/>
+              <w:jc w:val="left"/>
+            </w:pPr>
+            <w:r>
+              <w:rPr>
+                <w:rFonts w:ascii="Arial" w:cs="Arial" w:eastAsia="Arial" w:hAnsi="Arial"/>
+                <w:b/>
+                <w:bCs/>
+                <w:i w:val="false"/>
+                <w:iCs w:val="false"/>
+                <w:color w:val="000000"/>
+                <w:sz w:val="18"/>
+                <w:szCs w:val="18"/>
+              </w:rPr>
+              <w:t xml:space="preserve">Observe Phase</w:t>
             </w:r>
           </w:p>
           <w:p>
@@ -21557,7 +21593,7 @@
             <w:pPr>
               <w:spacing w:after="20" w:before="0"/>
             </w:pPr>
-            <w:hyperlink w:history="1" r:id="rIdjkhjsy8kwfmozpvafanxe">
+            <w:hyperlink w:history="1" r:id="rIdkdw8-iuqlyrla6kkllvvk">
               <w:r>
                 <w:rPr>
                   <w:rFonts w:ascii="Arial" w:cs="Arial" w:eastAsia="Arial" w:hAnsi="Arial"/>
@@ -21590,7 +21626,7 @@
               <w:spacing w:after="10" w:before="0"/>
               <w:ind w:left="120"/>
             </w:pPr>
-            <w:hyperlink w:history="1" r:id="rId6op0mugocyw5hyhh-0nlx">
+            <w:hyperlink w:history="1" r:id="rIdhvtjdajqsekexupwfe-dd">
               <w:r>
                 <w:rPr>
                   <w:rFonts w:ascii="Arial" w:cs="Arial" w:eastAsia="Arial" w:hAnsi="Arial"/>
@@ -21635,7 +21671,7 @@
             <w:pPr>
               <w:spacing w:after="20" w:before="0"/>
             </w:pPr>
-            <w:hyperlink w:history="1" r:id="rIdrqzq7wgszj7o3_c-i1dv9">
+            <w:hyperlink w:history="1" r:id="rIdyy_bgpn8yvymq9__72hp5">
               <w:r>
                 <w:rPr>
                   <w:rFonts w:ascii="Arial" w:cs="Arial" w:eastAsia="Arial" w:hAnsi="Arial"/>
@@ -21668,7 +21704,7 @@
               <w:spacing w:after="10" w:before="0"/>
               <w:ind w:left="120"/>
             </w:pPr>
-            <w:hyperlink w:history="1" r:id="rIdczfpbpiijgwk46qepgpkw">
+            <w:hyperlink w:history="1" r:id="rIdxn6c5es14escfrllan6hz">
               <w:r>
                 <w:rPr>
                   <w:rFonts w:ascii="Arial" w:cs="Arial" w:eastAsia="Arial" w:hAnsi="Arial"/>
@@ -21815,32 +21851,32 @@
         <w:tc>
           <w:tcPr>
             <w:tcW w:type="dxa" w:w="1520"/>
-            <w:shd w:fill="F2F2F2" w:color="auto" w:val="clear"/>
-            <w:tcMar>
-              <w:top w:type="dxa" w:w="60"/>
-              <w:left w:type="dxa" w:w="120"/>
-              <w:bottom w:type="dxa" w:w="60"/>
-              <w:right w:type="dxa" w:w="120"/>
-            </w:tcMar>
-            <w:vAlign w:val="top"/>
-          </w:tcPr>
-          <w:p>
-            <w:pPr>
-              <w:spacing w:after="40" w:before="0"/>
-              <w:jc w:val="left"/>
-            </w:pPr>
-            <w:r>
-              <w:rPr>
-                <w:rFonts w:ascii="Arial" w:cs="Arial" w:eastAsia="Arial" w:hAnsi="Arial"/>
-                <w:b/>
-                <w:bCs/>
-                <w:i w:val="false"/>
-                <w:iCs w:val="false"/>
-                <w:color w:val="000000"/>
-                <w:sz w:val="18"/>
-                <w:szCs w:val="18"/>
-              </w:rPr>
-              <w:t xml:space="preserve">Phase 3 — Explain (Sensemaking)</w:t>
+            <w:shd w:fill="E2EFDA" w:color="auto" w:val="clear"/>
+            <w:tcMar>
+              <w:top w:type="dxa" w:w="60"/>
+              <w:left w:type="dxa" w:w="120"/>
+              <w:bottom w:type="dxa" w:w="60"/>
+              <w:right w:type="dxa" w:w="120"/>
+            </w:tcMar>
+            <w:vAlign w:val="top"/>
+          </w:tcPr>
+          <w:p>
+            <w:pPr>
+              <w:spacing w:after="40" w:before="0"/>
+              <w:jc w:val="left"/>
+            </w:pPr>
+            <w:r>
+              <w:rPr>
+                <w:rFonts w:ascii="Arial" w:cs="Arial" w:eastAsia="Arial" w:hAnsi="Arial"/>
+                <w:b/>
+                <w:bCs/>
+                <w:i w:val="false"/>
+                <w:iCs w:val="false"/>
+                <w:color w:val="000000"/>
+                <w:sz w:val="18"/>
+                <w:szCs w:val="18"/>
+              </w:rPr>
+              <w:t xml:space="preserve">Explain Phase</w:t>
             </w:r>
           </w:p>
           <w:p>
@@ -21863,7 +21899,7 @@
             <w:pPr>
               <w:spacing w:after="20" w:before="0"/>
             </w:pPr>
-            <w:hyperlink w:history="1" r:id="rIdybvbllguihg4o-tdqbzto">
+            <w:hyperlink w:history="1" r:id="rIdfo3envguu3qeiqfucc6d5">
               <w:r>
                 <w:rPr>
                   <w:rFonts w:ascii="Arial" w:cs="Arial" w:eastAsia="Arial" w:hAnsi="Arial"/>
@@ -21896,7 +21932,7 @@
               <w:spacing w:after="10" w:before="0"/>
               <w:ind w:left="120"/>
             </w:pPr>
-            <w:hyperlink w:history="1" r:id="rIdgsm4dlwuqn2dbdmp3w_xh">
+            <w:hyperlink w:history="1" r:id="rIdnoree59wqwwh7_cpmehhe">
               <w:r>
                 <w:rPr>
                   <w:rFonts w:ascii="Arial" w:cs="Arial" w:eastAsia="Arial" w:hAnsi="Arial"/>
@@ -21941,7 +21977,7 @@
             <w:pPr>
               <w:spacing w:after="20" w:before="0"/>
             </w:pPr>
-            <w:hyperlink w:history="1" r:id="rId_cre0p0eas5zhdgvzvd8x">
+            <w:hyperlink w:history="1" r:id="rIdpvlxjfcadf5uvg7xqydon">
               <w:r>
                 <w:rPr>
                   <w:rFonts w:ascii="Arial" w:cs="Arial" w:eastAsia="Arial" w:hAnsi="Arial"/>
@@ -21974,7 +22010,7 @@
               <w:spacing w:after="10" w:before="0"/>
               <w:ind w:left="120"/>
             </w:pPr>
-            <w:hyperlink w:history="1" r:id="rIdmktieqdotv703u6ymnyzj">
+            <w:hyperlink w:history="1" r:id="rIdsfgnh-l7lzugikpspedgw">
               <w:r>
                 <w:rPr>
                   <w:rFonts w:ascii="Arial" w:cs="Arial" w:eastAsia="Arial" w:hAnsi="Arial"/>
@@ -22121,32 +22157,32 @@
         <w:tc>
           <w:tcPr>
             <w:tcW w:type="dxa" w:w="1520"/>
-            <w:shd w:fill="F2F2F2" w:color="auto" w:val="clear"/>
-            <w:tcMar>
-              <w:top w:type="dxa" w:w="60"/>
-              <w:left w:type="dxa" w:w="120"/>
-              <w:bottom w:type="dxa" w:w="60"/>
-              <w:right w:type="dxa" w:w="120"/>
-            </w:tcMar>
-            <w:vAlign w:val="top"/>
-          </w:tcPr>
-          <w:p>
-            <w:pPr>
-              <w:spacing w:after="40" w:before="0"/>
-              <w:jc w:val="left"/>
-            </w:pPr>
-            <w:r>
-              <w:rPr>
-                <w:rFonts w:ascii="Arial" w:cs="Arial" w:eastAsia="Arial" w:hAnsi="Arial"/>
-                <w:b/>
-                <w:bCs/>
-                <w:i w:val="false"/>
-                <w:iCs w:val="false"/>
-                <w:color w:val="000000"/>
-                <w:sz w:val="18"/>
-                <w:szCs w:val="18"/>
-              </w:rPr>
-              <w:t xml:space="preserve">Phase 4 — Driving Question Board (DQB) Update</w:t>
+            <w:shd w:fill="FCE4D6" w:color="auto" w:val="clear"/>
+            <w:tcMar>
+              <w:top w:type="dxa" w:w="60"/>
+              <w:left w:type="dxa" w:w="120"/>
+              <w:bottom w:type="dxa" w:w="60"/>
+              <w:right w:type="dxa" w:w="120"/>
+            </w:tcMar>
+            <w:vAlign w:val="top"/>
+          </w:tcPr>
+          <w:p>
+            <w:pPr>
+              <w:spacing w:after="40" w:before="0"/>
+              <w:jc w:val="left"/>
+            </w:pPr>
+            <w:r>
+              <w:rPr>
+                <w:rFonts w:ascii="Arial" w:cs="Arial" w:eastAsia="Arial" w:hAnsi="Arial"/>
+                <w:b/>
+                <w:bCs/>
+                <w:i w:val="false"/>
+                <w:iCs w:val="false"/>
+                <w:color w:val="000000"/>
+                <w:sz w:val="18"/>
+                <w:szCs w:val="18"/>
+              </w:rPr>
+              <w:t xml:space="preserve">Driving Question Board (DQB) Creation</w:t>
             </w:r>
           </w:p>
           <w:p>
@@ -22169,7 +22205,7 @@
             <w:pPr>
               <w:spacing w:after="20" w:before="0"/>
             </w:pPr>
-            <w:hyperlink w:history="1" r:id="rId6izt9xplkm6aghfpxkemq">
+            <w:hyperlink w:history="1" r:id="rId94z6cnukh8zbmhwz7wygg">
               <w:r>
                 <w:rPr>
                   <w:rFonts w:ascii="Arial" w:cs="Arial" w:eastAsia="Arial" w:hAnsi="Arial"/>
@@ -22202,7 +22238,7 @@
               <w:spacing w:after="10" w:before="0"/>
               <w:ind w:left="120"/>
             </w:pPr>
-            <w:hyperlink w:history="1" r:id="rId9aw3v04baerft09llkplk">
+            <w:hyperlink w:history="1" r:id="rIdpafissf9bttczws6j6wai">
               <w:r>
                 <w:rPr>
                   <w:rFonts w:ascii="Arial" w:cs="Arial" w:eastAsia="Arial" w:hAnsi="Arial"/>
@@ -22247,7 +22283,7 @@
             <w:pPr>
               <w:spacing w:after="20" w:before="0"/>
             </w:pPr>
-            <w:hyperlink w:history="1" r:id="rIdfbt3q_57qack_pdt8dmit">
+            <w:hyperlink w:history="1" r:id="rIdibotsk6r-e16e_fvuuvja">
               <w:r>
                 <w:rPr>
                   <w:rFonts w:ascii="Arial" w:cs="Arial" w:eastAsia="Arial" w:hAnsi="Arial"/>
@@ -22280,7 +22316,7 @@
               <w:spacing w:after="10" w:before="0"/>
               <w:ind w:left="120"/>
             </w:pPr>
-            <w:hyperlink w:history="1" r:id="rId0-gss7aqvpdrwbeseb9k6">
+            <w:hyperlink w:history="1" r:id="rId1_zo3tws-p6b0aduzh-4v">
               <w:r>
                 <w:rPr>
                   <w:rFonts w:ascii="Arial" w:cs="Arial" w:eastAsia="Arial" w:hAnsi="Arial"/>
@@ -22427,32 +22463,32 @@
         <w:tc>
           <w:tcPr>
             <w:tcW w:type="dxa" w:w="1520"/>
-            <w:shd w:fill="F2F2F2" w:color="auto" w:val="clear"/>
-            <w:tcMar>
-              <w:top w:type="dxa" w:w="60"/>
-              <w:left w:type="dxa" w:w="120"/>
-              <w:bottom w:type="dxa" w:w="60"/>
-              <w:right w:type="dxa" w:w="120"/>
-            </w:tcMar>
-            <w:vAlign w:val="top"/>
-          </w:tcPr>
-          <w:p>
-            <w:pPr>
-              <w:spacing w:after="40" w:before="0"/>
-              <w:jc w:val="left"/>
-            </w:pPr>
-            <w:r>
-              <w:rPr>
-                <w:rFonts w:ascii="Arial" w:cs="Arial" w:eastAsia="Arial" w:hAnsi="Arial"/>
-                <w:b/>
-                <w:bCs/>
-                <w:i w:val="false"/>
-                <w:iCs w:val="false"/>
-                <w:color w:val="000000"/>
-                <w:sz w:val="18"/>
-                <w:szCs w:val="18"/>
-              </w:rPr>
-              <w:t xml:space="preserve">Phase 5 — Model Building / Revision</w:t>
+            <w:shd w:fill="D5E8F0" w:color="auto" w:val="clear"/>
+            <w:tcMar>
+              <w:top w:type="dxa" w:w="60"/>
+              <w:left w:type="dxa" w:w="120"/>
+              <w:bottom w:type="dxa" w:w="60"/>
+              <w:right w:type="dxa" w:w="120"/>
+            </w:tcMar>
+            <w:vAlign w:val="top"/>
+          </w:tcPr>
+          <w:p>
+            <w:pPr>
+              <w:spacing w:after="40" w:before="0"/>
+              <w:jc w:val="left"/>
+            </w:pPr>
+            <w:r>
+              <w:rPr>
+                <w:rFonts w:ascii="Arial" w:cs="Arial" w:eastAsia="Arial" w:hAnsi="Arial"/>
+                <w:b/>
+                <w:bCs/>
+                <w:i w:val="false"/>
+                <w:iCs w:val="false"/>
+                <w:color w:val="000000"/>
+                <w:sz w:val="18"/>
+                <w:szCs w:val="18"/>
+              </w:rPr>
+              <w:t xml:space="preserve">Model Building Phase</w:t>
             </w:r>
           </w:p>
           <w:p>
@@ -22475,7 +22511,7 @@
             <w:pPr>
               <w:spacing w:after="20" w:before="0"/>
             </w:pPr>
-            <w:hyperlink w:history="1" r:id="rId73b3omeeq2daw58rixyfl">
+            <w:hyperlink w:history="1" r:id="rIdmblxig4a-gtjl6oizi5b5">
               <w:r>
                 <w:rPr>
                   <w:rFonts w:ascii="Arial" w:cs="Arial" w:eastAsia="Arial" w:hAnsi="Arial"/>
@@ -22508,7 +22544,7 @@
               <w:spacing w:after="10" w:before="0"/>
               <w:ind w:left="120"/>
             </w:pPr>
-            <w:hyperlink w:history="1" r:id="rIdbcmntbscwhhfzhzfps242">
+            <w:hyperlink w:history="1" r:id="rIdnedkk3ya6bhgaht7fcswr">
               <w:r>
                 <w:rPr>
                   <w:rFonts w:ascii="Arial" w:cs="Arial" w:eastAsia="Arial" w:hAnsi="Arial"/>
@@ -22553,7 +22589,7 @@
             <w:pPr>
               <w:spacing w:after="20" w:before="0"/>
             </w:pPr>
-            <w:hyperlink w:history="1" r:id="rId_l99hp1hdl7bcvmbfza2-">
+            <w:hyperlink w:history="1" r:id="rIdfyb5injtfyed6pxog7ayi">
               <w:r>
                 <w:rPr>
                   <w:rFonts w:ascii="Arial" w:cs="Arial" w:eastAsia="Arial" w:hAnsi="Arial"/>
@@ -22586,7 +22622,7 @@
               <w:spacing w:after="10" w:before="0"/>
               <w:ind w:left="120"/>
             </w:pPr>
-            <w:hyperlink w:history="1" r:id="rIdcxarc-_nn6f5vtrd7mghh">
+            <w:hyperlink w:history="1" r:id="rIdzy5ncgxiwbhoyavltk9vx">
               <w:r>
                 <w:rPr>
                   <w:rFonts w:ascii="Arial" w:cs="Arial" w:eastAsia="Arial" w:hAnsi="Arial"/>
@@ -24025,32 +24061,32 @@
         <w:tc>
           <w:tcPr>
             <w:tcW w:type="dxa" w:w="1520"/>
-            <w:shd w:fill="F2F2F2" w:color="auto" w:val="clear"/>
-            <w:tcMar>
-              <w:top w:type="dxa" w:w="60"/>
-              <w:left w:type="dxa" w:w="120"/>
-              <w:bottom w:type="dxa" w:w="60"/>
-              <w:right w:type="dxa" w:w="120"/>
-            </w:tcMar>
-            <w:vAlign w:val="top"/>
-          </w:tcPr>
-          <w:p>
-            <w:pPr>
-              <w:spacing w:after="40" w:before="0"/>
-              <w:jc w:val="left"/>
-            </w:pPr>
-            <w:r>
-              <w:rPr>
-                <w:rFonts w:ascii="Arial" w:cs="Arial" w:eastAsia="Arial" w:hAnsi="Arial"/>
-                <w:b/>
-                <w:bCs/>
-                <w:i w:val="false"/>
-                <w:iCs w:val="false"/>
-                <w:color w:val="000000"/>
-                <w:sz w:val="18"/>
-                <w:szCs w:val="18"/>
-              </w:rPr>
-              <w:t xml:space="preserve">Phase 1 — Predict</w:t>
+            <w:shd w:fill="EAD1F5" w:color="auto" w:val="clear"/>
+            <w:tcMar>
+              <w:top w:type="dxa" w:w="60"/>
+              <w:left w:type="dxa" w:w="120"/>
+              <w:bottom w:type="dxa" w:w="60"/>
+              <w:right w:type="dxa" w:w="120"/>
+            </w:tcMar>
+            <w:vAlign w:val="top"/>
+          </w:tcPr>
+          <w:p>
+            <w:pPr>
+              <w:spacing w:after="40" w:before="0"/>
+              <w:jc w:val="left"/>
+            </w:pPr>
+            <w:r>
+              <w:rPr>
+                <w:rFonts w:ascii="Arial" w:cs="Arial" w:eastAsia="Arial" w:hAnsi="Arial"/>
+                <w:b/>
+                <w:bCs/>
+                <w:i w:val="false"/>
+                <w:iCs w:val="false"/>
+                <w:color w:val="000000"/>
+                <w:sz w:val="18"/>
+                <w:szCs w:val="18"/>
+              </w:rPr>
+              <w:t xml:space="preserve">Predict Phase</w:t>
             </w:r>
           </w:p>
           <w:p>
@@ -24073,7 +24109,7 @@
             <w:pPr>
               <w:spacing w:after="20" w:before="0"/>
             </w:pPr>
-            <w:hyperlink w:history="1" r:id="rIdu2wr0zenmrrocq362wbzd">
+            <w:hyperlink w:history="1" r:id="rIdicdav1cxrw1zkkbs4i7hc">
               <w:r>
                 <w:rPr>
                   <w:rFonts w:ascii="Arial" w:cs="Arial" w:eastAsia="Arial" w:hAnsi="Arial"/>
@@ -24106,7 +24142,7 @@
               <w:spacing w:after="10" w:before="0"/>
               <w:ind w:left="120"/>
             </w:pPr>
-            <w:hyperlink w:history="1" r:id="rIdhq6_qmgx4b0lfichej8vl">
+            <w:hyperlink w:history="1" r:id="rId8zhatneaeitkuvvrd8sle">
               <w:r>
                 <w:rPr>
                   <w:rFonts w:ascii="Arial" w:cs="Arial" w:eastAsia="Arial" w:hAnsi="Arial"/>
@@ -24151,7 +24187,7 @@
             <w:pPr>
               <w:spacing w:after="20" w:before="0"/>
             </w:pPr>
-            <w:hyperlink w:history="1" r:id="rId3ho9dupkc0ybhbh8czjcs">
+            <w:hyperlink w:history="1" r:id="rId30ljoobeuadtyn9wnmvsu">
               <w:r>
                 <w:rPr>
                   <w:rFonts w:ascii="Arial" w:cs="Arial" w:eastAsia="Arial" w:hAnsi="Arial"/>
@@ -24184,7 +24220,7 @@
               <w:spacing w:after="10" w:before="0"/>
               <w:ind w:left="120"/>
             </w:pPr>
-            <w:hyperlink w:history="1" r:id="rIdycnuumeuchngjgejzhjaa">
+            <w:hyperlink w:history="1" r:id="rIdyyylnirzikrinl8hqu19c">
               <w:r>
                 <w:rPr>
                   <w:rFonts w:ascii="Arial" w:cs="Arial" w:eastAsia="Arial" w:hAnsi="Arial"/>
@@ -24331,32 +24367,32 @@
         <w:tc>
           <w:tcPr>
             <w:tcW w:type="dxa" w:w="1520"/>
-            <w:shd w:fill="F2F2F2" w:color="auto" w:val="clear"/>
-            <w:tcMar>
-              <w:top w:type="dxa" w:w="60"/>
-              <w:left w:type="dxa" w:w="120"/>
-              <w:bottom w:type="dxa" w:w="60"/>
-              <w:right w:type="dxa" w:w="120"/>
-            </w:tcMar>
-            <w:vAlign w:val="top"/>
-          </w:tcPr>
-          <w:p>
-            <w:pPr>
-              <w:spacing w:after="40" w:before="0"/>
-              <w:jc w:val="left"/>
-            </w:pPr>
-            <w:r>
-              <w:rPr>
-                <w:rFonts w:ascii="Arial" w:cs="Arial" w:eastAsia="Arial" w:hAnsi="Arial"/>
-                <w:b/>
-                <w:bCs/>
-                <w:i w:val="false"/>
-                <w:iCs w:val="false"/>
-                <w:color w:val="000000"/>
-                <w:sz w:val="18"/>
-                <w:szCs w:val="18"/>
-              </w:rPr>
-              <w:t xml:space="preserve">Phase 2 — Observe</w:t>
+            <w:shd w:fill="D9EEF1" w:color="auto" w:val="clear"/>
+            <w:tcMar>
+              <w:top w:type="dxa" w:w="60"/>
+              <w:left w:type="dxa" w:w="120"/>
+              <w:bottom w:type="dxa" w:w="60"/>
+              <w:right w:type="dxa" w:w="120"/>
+            </w:tcMar>
+            <w:vAlign w:val="top"/>
+          </w:tcPr>
+          <w:p>
+            <w:pPr>
+              <w:spacing w:after="40" w:before="0"/>
+              <w:jc w:val="left"/>
+            </w:pPr>
+            <w:r>
+              <w:rPr>
+                <w:rFonts w:ascii="Arial" w:cs="Arial" w:eastAsia="Arial" w:hAnsi="Arial"/>
+                <w:b/>
+                <w:bCs/>
+                <w:i w:val="false"/>
+                <w:iCs w:val="false"/>
+                <w:color w:val="000000"/>
+                <w:sz w:val="18"/>
+                <w:szCs w:val="18"/>
+              </w:rPr>
+              <w:t xml:space="preserve">Observe Phase</w:t>
             </w:r>
           </w:p>
           <w:p>
@@ -24379,7 +24415,7 @@
             <w:pPr>
               <w:spacing w:after="20" w:before="0"/>
             </w:pPr>
-            <w:hyperlink w:history="1" r:id="rIdtm6_wczhr6hhktwgfuqne">
+            <w:hyperlink w:history="1" r:id="rId5mpggl2y7txj05alqzevb">
               <w:r>
                 <w:rPr>
                   <w:rFonts w:ascii="Arial" w:cs="Arial" w:eastAsia="Arial" w:hAnsi="Arial"/>
@@ -24412,7 +24448,7 @@
               <w:spacing w:after="10" w:before="0"/>
               <w:ind w:left="120"/>
             </w:pPr>
-            <w:hyperlink w:history="1" r:id="rIdtmdsllrwwsjofe60k_low">
+            <w:hyperlink w:history="1" r:id="rIdfb4bsn6_d5xwt2ee1tupm">
               <w:r>
                 <w:rPr>
                   <w:rFonts w:ascii="Arial" w:cs="Arial" w:eastAsia="Arial" w:hAnsi="Arial"/>
@@ -24457,7 +24493,7 @@
             <w:pPr>
               <w:spacing w:after="20" w:before="0"/>
             </w:pPr>
-            <w:hyperlink w:history="1" r:id="rIdjvnf_z7fhs-efq9kjjqk3">
+            <w:hyperlink w:history="1" r:id="rIdbh587lhfo-c4bpyap87n4">
               <w:r>
                 <w:rPr>
                   <w:rFonts w:ascii="Arial" w:cs="Arial" w:eastAsia="Arial" w:hAnsi="Arial"/>
@@ -24490,7 +24526,7 @@
               <w:spacing w:after="10" w:before="0"/>
               <w:ind w:left="120"/>
             </w:pPr>
-            <w:hyperlink w:history="1" r:id="rIdyk1zs1vqth-cgpl5fdjir">
+            <w:hyperlink w:history="1" r:id="rIdkpyfvfm3jsb8kqlye7nzn">
               <w:r>
                 <w:rPr>
                   <w:rFonts w:ascii="Arial" w:cs="Arial" w:eastAsia="Arial" w:hAnsi="Arial"/>
@@ -24637,32 +24673,32 @@
         <w:tc>
           <w:tcPr>
             <w:tcW w:type="dxa" w:w="1520"/>
-            <w:shd w:fill="F2F2F2" w:color="auto" w:val="clear"/>
-            <w:tcMar>
-              <w:top w:type="dxa" w:w="60"/>
-              <w:left w:type="dxa" w:w="120"/>
-              <w:bottom w:type="dxa" w:w="60"/>
-              <w:right w:type="dxa" w:w="120"/>
-            </w:tcMar>
-            <w:vAlign w:val="top"/>
-          </w:tcPr>
-          <w:p>
-            <w:pPr>
-              <w:spacing w:after="40" w:before="0"/>
-              <w:jc w:val="left"/>
-            </w:pPr>
-            <w:r>
-              <w:rPr>
-                <w:rFonts w:ascii="Arial" w:cs="Arial" w:eastAsia="Arial" w:hAnsi="Arial"/>
-                <w:b/>
-                <w:bCs/>
-                <w:i w:val="false"/>
-                <w:iCs w:val="false"/>
-                <w:color w:val="000000"/>
-                <w:sz w:val="18"/>
-                <w:szCs w:val="18"/>
-              </w:rPr>
-              <w:t xml:space="preserve">Phase 3 — Explain</w:t>
+            <w:shd w:fill="E2EFDA" w:color="auto" w:val="clear"/>
+            <w:tcMar>
+              <w:top w:type="dxa" w:w="60"/>
+              <w:left w:type="dxa" w:w="120"/>
+              <w:bottom w:type="dxa" w:w="60"/>
+              <w:right w:type="dxa" w:w="120"/>
+            </w:tcMar>
+            <w:vAlign w:val="top"/>
+          </w:tcPr>
+          <w:p>
+            <w:pPr>
+              <w:spacing w:after="40" w:before="0"/>
+              <w:jc w:val="left"/>
+            </w:pPr>
+            <w:r>
+              <w:rPr>
+                <w:rFonts w:ascii="Arial" w:cs="Arial" w:eastAsia="Arial" w:hAnsi="Arial"/>
+                <w:b/>
+                <w:bCs/>
+                <w:i w:val="false"/>
+                <w:iCs w:val="false"/>
+                <w:color w:val="000000"/>
+                <w:sz w:val="18"/>
+                <w:szCs w:val="18"/>
+              </w:rPr>
+              <w:t xml:space="preserve">Explain Phase</w:t>
             </w:r>
           </w:p>
           <w:p>
@@ -24685,7 +24721,7 @@
             <w:pPr>
               <w:spacing w:after="20" w:before="0"/>
             </w:pPr>
-            <w:hyperlink w:history="1" r:id="rId2g1osfqoyiumjjv9jmnb7">
+            <w:hyperlink w:history="1" r:id="rIdhhfpybtvnhq5huwe522gx">
               <w:r>
                 <w:rPr>
                   <w:rFonts w:ascii="Arial" w:cs="Arial" w:eastAsia="Arial" w:hAnsi="Arial"/>
@@ -24718,7 +24754,7 @@
               <w:spacing w:after="10" w:before="0"/>
               <w:ind w:left="120"/>
             </w:pPr>
-            <w:hyperlink w:history="1" r:id="rIdkeobkzmsbg_nt9ogx7wrx">
+            <w:hyperlink w:history="1" r:id="rIdvn5p3ujwfnu1gyqjq8ybv">
               <w:r>
                 <w:rPr>
                   <w:rFonts w:ascii="Arial" w:cs="Arial" w:eastAsia="Arial" w:hAnsi="Arial"/>
@@ -24763,7 +24799,7 @@
             <w:pPr>
               <w:spacing w:after="20" w:before="0"/>
             </w:pPr>
-            <w:hyperlink w:history="1" r:id="rIdcjzyogwvqcujud3obno73">
+            <w:hyperlink w:history="1" r:id="rIdx5ap6kaypvkd7iamzddxi">
               <w:r>
                 <w:rPr>
                   <w:rFonts w:ascii="Arial" w:cs="Arial" w:eastAsia="Arial" w:hAnsi="Arial"/>
@@ -24796,7 +24832,7 @@
               <w:spacing w:after="10" w:before="0"/>
               <w:ind w:left="120"/>
             </w:pPr>
-            <w:hyperlink w:history="1" r:id="rId5x2itiexu5323ypgxuyp5">
+            <w:hyperlink w:history="1" r:id="rIdbxb_gwfxibtgvdt_kazka">
               <w:r>
                 <w:rPr>
                   <w:rFonts w:ascii="Arial" w:cs="Arial" w:eastAsia="Arial" w:hAnsi="Arial"/>
@@ -24943,32 +24979,32 @@
         <w:tc>
           <w:tcPr>
             <w:tcW w:type="dxa" w:w="1520"/>
-            <w:shd w:fill="F2F2F2" w:color="auto" w:val="clear"/>
-            <w:tcMar>
-              <w:top w:type="dxa" w:w="60"/>
-              <w:left w:type="dxa" w:w="120"/>
-              <w:bottom w:type="dxa" w:w="60"/>
-              <w:right w:type="dxa" w:w="120"/>
-            </w:tcMar>
-            <w:vAlign w:val="top"/>
-          </w:tcPr>
-          <w:p>
-            <w:pPr>
-              <w:spacing w:after="40" w:before="0"/>
-              <w:jc w:val="left"/>
-            </w:pPr>
-            <w:r>
-              <w:rPr>
-                <w:rFonts w:ascii="Arial" w:cs="Arial" w:eastAsia="Arial" w:hAnsi="Arial"/>
-                <w:b/>
-                <w:bCs/>
-                <w:i w:val="false"/>
-                <w:iCs w:val="false"/>
-                <w:color w:val="000000"/>
-                <w:sz w:val="18"/>
-                <w:szCs w:val="18"/>
-              </w:rPr>
-              <w:t xml:space="preserve">Phase 4 — Driving Question Board (DQB) Update</w:t>
+            <w:shd w:fill="FCE4D6" w:color="auto" w:val="clear"/>
+            <w:tcMar>
+              <w:top w:type="dxa" w:w="60"/>
+              <w:left w:type="dxa" w:w="120"/>
+              <w:bottom w:type="dxa" w:w="60"/>
+              <w:right w:type="dxa" w:w="120"/>
+            </w:tcMar>
+            <w:vAlign w:val="top"/>
+          </w:tcPr>
+          <w:p>
+            <w:pPr>
+              <w:spacing w:after="40" w:before="0"/>
+              <w:jc w:val="left"/>
+            </w:pPr>
+            <w:r>
+              <w:rPr>
+                <w:rFonts w:ascii="Arial" w:cs="Arial" w:eastAsia="Arial" w:hAnsi="Arial"/>
+                <w:b/>
+                <w:bCs/>
+                <w:i w:val="false"/>
+                <w:iCs w:val="false"/>
+                <w:color w:val="000000"/>
+                <w:sz w:val="18"/>
+                <w:szCs w:val="18"/>
+              </w:rPr>
+              <w:t xml:space="preserve">Driving Question Board (DQB) Creation</w:t>
             </w:r>
           </w:p>
           <w:p>
@@ -24991,7 +25027,7 @@
             <w:pPr>
               <w:spacing w:after="20" w:before="0"/>
             </w:pPr>
-            <w:hyperlink w:history="1" r:id="rIdzzruuqxftth64kqerkky8">
+            <w:hyperlink w:history="1" r:id="rIdazpjnzlv3perctnhvjymq">
               <w:r>
                 <w:rPr>
                   <w:rFonts w:ascii="Arial" w:cs="Arial" w:eastAsia="Arial" w:hAnsi="Arial"/>
@@ -25024,7 +25060,7 @@
               <w:spacing w:after="10" w:before="0"/>
               <w:ind w:left="120"/>
             </w:pPr>
-            <w:hyperlink w:history="1" r:id="rIducdjwsdam_pqfsohhfyg_">
+            <w:hyperlink w:history="1" r:id="rIdtqxxalhebir4uqucyihoh">
               <w:r>
                 <w:rPr>
                   <w:rFonts w:ascii="Arial" w:cs="Arial" w:eastAsia="Arial" w:hAnsi="Arial"/>
@@ -25069,7 +25105,7 @@
             <w:pPr>
               <w:spacing w:after="20" w:before="0"/>
             </w:pPr>
-            <w:hyperlink w:history="1" r:id="rIdjkhwphs_dhjrtnbqekuxy">
+            <w:hyperlink w:history="1" r:id="rIdn4ybzc6oh_5y8-6ckyepg">
               <w:r>
                 <w:rPr>
                   <w:rFonts w:ascii="Arial" w:cs="Arial" w:eastAsia="Arial" w:hAnsi="Arial"/>
@@ -25102,7 +25138,7 @@
               <w:spacing w:after="10" w:before="0"/>
               <w:ind w:left="120"/>
             </w:pPr>
-            <w:hyperlink w:history="1" r:id="rIdfg8toi5f295qskatdlxo8">
+            <w:hyperlink w:history="1" r:id="rIdxblemducogrpzhhssqoqx">
               <w:r>
                 <w:rPr>
                   <w:rFonts w:ascii="Arial" w:cs="Arial" w:eastAsia="Arial" w:hAnsi="Arial"/>
@@ -25249,32 +25285,32 @@
         <w:tc>
           <w:tcPr>
             <w:tcW w:type="dxa" w:w="1520"/>
-            <w:shd w:fill="F2F2F2" w:color="auto" w:val="clear"/>
-            <w:tcMar>
-              <w:top w:type="dxa" w:w="60"/>
-              <w:left w:type="dxa" w:w="120"/>
-              <w:bottom w:type="dxa" w:w="60"/>
-              <w:right w:type="dxa" w:w="120"/>
-            </w:tcMar>
-            <w:vAlign w:val="top"/>
-          </w:tcPr>
-          <w:p>
-            <w:pPr>
-              <w:spacing w:after="40" w:before="0"/>
-              <w:jc w:val="left"/>
-            </w:pPr>
-            <w:r>
-              <w:rPr>
-                <w:rFonts w:ascii="Arial" w:cs="Arial" w:eastAsia="Arial" w:hAnsi="Arial"/>
-                <w:b/>
-                <w:bCs/>
-                <w:i w:val="false"/>
-                <w:iCs w:val="false"/>
-                <w:color w:val="000000"/>
-                <w:sz w:val="18"/>
-                <w:szCs w:val="18"/>
-              </w:rPr>
-              <w:t xml:space="preserve">Phase 5 — Model Building</w:t>
+            <w:shd w:fill="D5E8F0" w:color="auto" w:val="clear"/>
+            <w:tcMar>
+              <w:top w:type="dxa" w:w="60"/>
+              <w:left w:type="dxa" w:w="120"/>
+              <w:bottom w:type="dxa" w:w="60"/>
+              <w:right w:type="dxa" w:w="120"/>
+            </w:tcMar>
+            <w:vAlign w:val="top"/>
+          </w:tcPr>
+          <w:p>
+            <w:pPr>
+              <w:spacing w:after="40" w:before="0"/>
+              <w:jc w:val="left"/>
+            </w:pPr>
+            <w:r>
+              <w:rPr>
+                <w:rFonts w:ascii="Arial" w:cs="Arial" w:eastAsia="Arial" w:hAnsi="Arial"/>
+                <w:b/>
+                <w:bCs/>
+                <w:i w:val="false"/>
+                <w:iCs w:val="false"/>
+                <w:color w:val="000000"/>
+                <w:sz w:val="18"/>
+                <w:szCs w:val="18"/>
+              </w:rPr>
+              <w:t xml:space="preserve">Model Building Phase</w:t>
             </w:r>
           </w:p>
           <w:p>
@@ -25297,7 +25333,7 @@
             <w:pPr>
               <w:spacing w:after="20" w:before="0"/>
             </w:pPr>
-            <w:hyperlink w:history="1" r:id="rIdb6i1znzzipd7ixe_cdvqt">
+            <w:hyperlink w:history="1" r:id="rIdqcqx_lwg4qnvpshvt3rlr">
               <w:r>
                 <w:rPr>
                   <w:rFonts w:ascii="Arial" w:cs="Arial" w:eastAsia="Arial" w:hAnsi="Arial"/>
@@ -25330,7 +25366,7 @@
               <w:spacing w:after="10" w:before="0"/>
               <w:ind w:left="120"/>
             </w:pPr>
-            <w:hyperlink w:history="1" r:id="rIdkrc5y64lcp1fuyr3kfdnu">
+            <w:hyperlink w:history="1" r:id="rIdovftza7eutcndvxldttcn">
               <w:r>
                 <w:rPr>
                   <w:rFonts w:ascii="Arial" w:cs="Arial" w:eastAsia="Arial" w:hAnsi="Arial"/>
@@ -25375,7 +25411,7 @@
             <w:pPr>
               <w:spacing w:after="20" w:before="0"/>
             </w:pPr>
-            <w:hyperlink w:history="1" r:id="rIdx27l27zzc2bauptk3sknq">
+            <w:hyperlink w:history="1" r:id="rIdoszg-pvi0mzzqypl92tuf">
               <w:r>
                 <w:rPr>
                   <w:rFonts w:ascii="Arial" w:cs="Arial" w:eastAsia="Arial" w:hAnsi="Arial"/>
@@ -25408,7 +25444,7 @@
               <w:spacing w:after="10" w:before="0"/>
               <w:ind w:left="120"/>
             </w:pPr>
-            <w:hyperlink w:history="1" r:id="rIdsxgmn9w9b5ucbekhz7qzj">
+            <w:hyperlink w:history="1" r:id="rIdndt5xf4gtlogrhqgvcxfr">
               <w:r>
                 <w:rPr>
                   <w:rFonts w:ascii="Arial" w:cs="Arial" w:eastAsia="Arial" w:hAnsi="Arial"/>
@@ -26847,32 +26883,32 @@
         <w:tc>
           <w:tcPr>
             <w:tcW w:type="dxa" w:w="1520"/>
-            <w:shd w:fill="F2F2F2" w:color="auto" w:val="clear"/>
-            <w:tcMar>
-              <w:top w:type="dxa" w:w="60"/>
-              <w:left w:type="dxa" w:w="120"/>
-              <w:bottom w:type="dxa" w:w="60"/>
-              <w:right w:type="dxa" w:w="120"/>
-            </w:tcMar>
-            <w:vAlign w:val="top"/>
-          </w:tcPr>
-          <w:p>
-            <w:pPr>
-              <w:spacing w:after="40" w:before="0"/>
-              <w:jc w:val="left"/>
-            </w:pPr>
-            <w:r>
-              <w:rPr>
-                <w:rFonts w:ascii="Arial" w:cs="Arial" w:eastAsia="Arial" w:hAnsi="Arial"/>
-                <w:b/>
-                <w:bCs/>
-                <w:i w:val="false"/>
-                <w:iCs w:val="false"/>
-                <w:color w:val="000000"/>
-                <w:sz w:val="18"/>
-                <w:szCs w:val="18"/>
-              </w:rPr>
-              <w:t xml:space="preserve">Phase 1 — Predict</w:t>
+            <w:shd w:fill="EAD1F5" w:color="auto" w:val="clear"/>
+            <w:tcMar>
+              <w:top w:type="dxa" w:w="60"/>
+              <w:left w:type="dxa" w:w="120"/>
+              <w:bottom w:type="dxa" w:w="60"/>
+              <w:right w:type="dxa" w:w="120"/>
+            </w:tcMar>
+            <w:vAlign w:val="top"/>
+          </w:tcPr>
+          <w:p>
+            <w:pPr>
+              <w:spacing w:after="40" w:before="0"/>
+              <w:jc w:val="left"/>
+            </w:pPr>
+            <w:r>
+              <w:rPr>
+                <w:rFonts w:ascii="Arial" w:cs="Arial" w:eastAsia="Arial" w:hAnsi="Arial"/>
+                <w:b/>
+                <w:bCs/>
+                <w:i w:val="false"/>
+                <w:iCs w:val="false"/>
+                <w:color w:val="000000"/>
+                <w:sz w:val="18"/>
+                <w:szCs w:val="18"/>
+              </w:rPr>
+              <w:t xml:space="preserve">Predict Phase</w:t>
             </w:r>
           </w:p>
           <w:p>
@@ -26895,7 +26931,7 @@
             <w:pPr>
               <w:spacing w:after="20" w:before="0"/>
             </w:pPr>
-            <w:hyperlink w:history="1" r:id="rIdgosrdiubrytaultiechcj">
+            <w:hyperlink w:history="1" r:id="rIdkb5g4ecdrco5-gvy2jcfi">
               <w:r>
                 <w:rPr>
                   <w:rFonts w:ascii="Arial" w:cs="Arial" w:eastAsia="Arial" w:hAnsi="Arial"/>
@@ -26928,7 +26964,7 @@
               <w:spacing w:after="10" w:before="0"/>
               <w:ind w:left="120"/>
             </w:pPr>
-            <w:hyperlink w:history="1" r:id="rId8frgq573qbez6mnwbrily">
+            <w:hyperlink w:history="1" r:id="rIdxcl0ohehu4_ntknrsrvml">
               <w:r>
                 <w:rPr>
                   <w:rFonts w:ascii="Arial" w:cs="Arial" w:eastAsia="Arial" w:hAnsi="Arial"/>
@@ -26973,7 +27009,7 @@
             <w:pPr>
               <w:spacing w:after="20" w:before="0"/>
             </w:pPr>
-            <w:hyperlink w:history="1" r:id="rIdk3av0zzxeg5fv1nobyexq">
+            <w:hyperlink w:history="1" r:id="rIdcqydbj-04jh2wtmpq7j7x">
               <w:r>
                 <w:rPr>
                   <w:rFonts w:ascii="Arial" w:cs="Arial" w:eastAsia="Arial" w:hAnsi="Arial"/>
@@ -27006,7 +27042,7 @@
               <w:spacing w:after="10" w:before="0"/>
               <w:ind w:left="120"/>
             </w:pPr>
-            <w:hyperlink w:history="1" r:id="rIdc-axnwhebvlfubwhz2ljc">
+            <w:hyperlink w:history="1" r:id="rIditbyhqxzlyxj_cxnjomce">
               <w:r>
                 <w:rPr>
                   <w:rFonts w:ascii="Arial" w:cs="Arial" w:eastAsia="Arial" w:hAnsi="Arial"/>
@@ -27153,32 +27189,32 @@
         <w:tc>
           <w:tcPr>
             <w:tcW w:type="dxa" w:w="1520"/>
-            <w:shd w:fill="F2F2F2" w:color="auto" w:val="clear"/>
-            <w:tcMar>
-              <w:top w:type="dxa" w:w="60"/>
-              <w:left w:type="dxa" w:w="120"/>
-              <w:bottom w:type="dxa" w:w="60"/>
-              <w:right w:type="dxa" w:w="120"/>
-            </w:tcMar>
-            <w:vAlign w:val="top"/>
-          </w:tcPr>
-          <w:p>
-            <w:pPr>
-              <w:spacing w:after="40" w:before="0"/>
-              <w:jc w:val="left"/>
-            </w:pPr>
-            <w:r>
-              <w:rPr>
-                <w:rFonts w:ascii="Arial" w:cs="Arial" w:eastAsia="Arial" w:hAnsi="Arial"/>
-                <w:b/>
-                <w:bCs/>
-                <w:i w:val="false"/>
-                <w:iCs w:val="false"/>
-                <w:color w:val="000000"/>
-                <w:sz w:val="18"/>
-                <w:szCs w:val="18"/>
-              </w:rPr>
-              <w:t xml:space="preserve">Phase 2 — Observe</w:t>
+            <w:shd w:fill="D9EEF1" w:color="auto" w:val="clear"/>
+            <w:tcMar>
+              <w:top w:type="dxa" w:w="60"/>
+              <w:left w:type="dxa" w:w="120"/>
+              <w:bottom w:type="dxa" w:w="60"/>
+              <w:right w:type="dxa" w:w="120"/>
+            </w:tcMar>
+            <w:vAlign w:val="top"/>
+          </w:tcPr>
+          <w:p>
+            <w:pPr>
+              <w:spacing w:after="40" w:before="0"/>
+              <w:jc w:val="left"/>
+            </w:pPr>
+            <w:r>
+              <w:rPr>
+                <w:rFonts w:ascii="Arial" w:cs="Arial" w:eastAsia="Arial" w:hAnsi="Arial"/>
+                <w:b/>
+                <w:bCs/>
+                <w:i w:val="false"/>
+                <w:iCs w:val="false"/>
+                <w:color w:val="000000"/>
+                <w:sz w:val="18"/>
+                <w:szCs w:val="18"/>
+              </w:rPr>
+              <w:t xml:space="preserve">Observe Phase</w:t>
             </w:r>
           </w:p>
           <w:p>
@@ -27201,7 +27237,7 @@
             <w:pPr>
               <w:spacing w:after="20" w:before="0"/>
             </w:pPr>
-            <w:hyperlink w:history="1" r:id="rIdoqebsxgbinn59fr7yzzhd">
+            <w:hyperlink w:history="1" r:id="rIdplyes3vkyzphrfar9q9hs">
               <w:r>
                 <w:rPr>
                   <w:rFonts w:ascii="Arial" w:cs="Arial" w:eastAsia="Arial" w:hAnsi="Arial"/>
@@ -27234,7 +27270,7 @@
               <w:spacing w:after="10" w:before="0"/>
               <w:ind w:left="120"/>
             </w:pPr>
-            <w:hyperlink w:history="1" r:id="rIdfnhzchikvuioc8vjkhts9">
+            <w:hyperlink w:history="1" r:id="rIdj-a56llhulfuzt7um3kt1">
               <w:r>
                 <w:rPr>
                   <w:rFonts w:ascii="Arial" w:cs="Arial" w:eastAsia="Arial" w:hAnsi="Arial"/>
@@ -27279,7 +27315,7 @@
             <w:pPr>
               <w:spacing w:after="20" w:before="0"/>
             </w:pPr>
-            <w:hyperlink w:history="1" r:id="rId8bolptazkkl7q-zwp4we8">
+            <w:hyperlink w:history="1" r:id="rId0orqgl_zykoz4mwddnicu">
               <w:r>
                 <w:rPr>
                   <w:rFonts w:ascii="Arial" w:cs="Arial" w:eastAsia="Arial" w:hAnsi="Arial"/>
@@ -27312,7 +27348,7 @@
               <w:spacing w:after="10" w:before="0"/>
               <w:ind w:left="120"/>
             </w:pPr>
-            <w:hyperlink w:history="1" r:id="rIded0njrkmotfvuc6ah2en8">
+            <w:hyperlink w:history="1" r:id="rId-k_6nzckow2_rolfjyzu7">
               <w:r>
                 <w:rPr>
                   <w:rFonts w:ascii="Arial" w:cs="Arial" w:eastAsia="Arial" w:hAnsi="Arial"/>
@@ -27459,32 +27495,32 @@
         <w:tc>
           <w:tcPr>
             <w:tcW w:type="dxa" w:w="1520"/>
-            <w:shd w:fill="F2F2F2" w:color="auto" w:val="clear"/>
-            <w:tcMar>
-              <w:top w:type="dxa" w:w="60"/>
-              <w:left w:type="dxa" w:w="120"/>
-              <w:bottom w:type="dxa" w:w="60"/>
-              <w:right w:type="dxa" w:w="120"/>
-            </w:tcMar>
-            <w:vAlign w:val="top"/>
-          </w:tcPr>
-          <w:p>
-            <w:pPr>
-              <w:spacing w:after="40" w:before="0"/>
-              <w:jc w:val="left"/>
-            </w:pPr>
-            <w:r>
-              <w:rPr>
-                <w:rFonts w:ascii="Arial" w:cs="Arial" w:eastAsia="Arial" w:hAnsi="Arial"/>
-                <w:b/>
-                <w:bCs/>
-                <w:i w:val="false"/>
-                <w:iCs w:val="false"/>
-                <w:color w:val="000000"/>
-                <w:sz w:val="18"/>
-                <w:szCs w:val="18"/>
-              </w:rPr>
-              <w:t xml:space="preserve">Phase 3 — Explain</w:t>
+            <w:shd w:fill="E2EFDA" w:color="auto" w:val="clear"/>
+            <w:tcMar>
+              <w:top w:type="dxa" w:w="60"/>
+              <w:left w:type="dxa" w:w="120"/>
+              <w:bottom w:type="dxa" w:w="60"/>
+              <w:right w:type="dxa" w:w="120"/>
+            </w:tcMar>
+            <w:vAlign w:val="top"/>
+          </w:tcPr>
+          <w:p>
+            <w:pPr>
+              <w:spacing w:after="40" w:before="0"/>
+              <w:jc w:val="left"/>
+            </w:pPr>
+            <w:r>
+              <w:rPr>
+                <w:rFonts w:ascii="Arial" w:cs="Arial" w:eastAsia="Arial" w:hAnsi="Arial"/>
+                <w:b/>
+                <w:bCs/>
+                <w:i w:val="false"/>
+                <w:iCs w:val="false"/>
+                <w:color w:val="000000"/>
+                <w:sz w:val="18"/>
+                <w:szCs w:val="18"/>
+              </w:rPr>
+              <w:t xml:space="preserve">Explain Phase</w:t>
             </w:r>
           </w:p>
           <w:p>
@@ -27507,7 +27543,7 @@
             <w:pPr>
               <w:spacing w:after="20" w:before="0"/>
             </w:pPr>
-            <w:hyperlink w:history="1" r:id="rIdharlygkdbd8pd-zdhpo0e">
+            <w:hyperlink w:history="1" r:id="rIdrtpsywgzvtzfubn9ajdgv">
               <w:r>
                 <w:rPr>
                   <w:rFonts w:ascii="Arial" w:cs="Arial" w:eastAsia="Arial" w:hAnsi="Arial"/>
@@ -27540,7 +27576,7 @@
               <w:spacing w:after="10" w:before="0"/>
               <w:ind w:left="120"/>
             </w:pPr>
-            <w:hyperlink w:history="1" r:id="rIduzu0n7hn929ujamnemnt1">
+            <w:hyperlink w:history="1" r:id="rIdxaev4eg-7sgarmmhvl6rd">
               <w:r>
                 <w:rPr>
                   <w:rFonts w:ascii="Arial" w:cs="Arial" w:eastAsia="Arial" w:hAnsi="Arial"/>
@@ -27585,7 +27621,7 @@
             <w:pPr>
               <w:spacing w:after="20" w:before="0"/>
             </w:pPr>
-            <w:hyperlink w:history="1" r:id="rId_4v6cm0z75z2dddjyznv9">
+            <w:hyperlink w:history="1" r:id="rIdnexx3d_0z-jz0chkfs4ek">
               <w:r>
                 <w:rPr>
                   <w:rFonts w:ascii="Arial" w:cs="Arial" w:eastAsia="Arial" w:hAnsi="Arial"/>
@@ -27618,7 +27654,7 @@
               <w:spacing w:after="10" w:before="0"/>
               <w:ind w:left="120"/>
             </w:pPr>
-            <w:hyperlink w:history="1" r:id="rId5znceuaxyeancaywmhlfj">
+            <w:hyperlink w:history="1" r:id="rId5rbweyy7xbm_unyz_gsxr">
               <w:r>
                 <w:rPr>
                   <w:rFonts w:ascii="Arial" w:cs="Arial" w:eastAsia="Arial" w:hAnsi="Arial"/>
@@ -27765,32 +27801,32 @@
         <w:tc>
           <w:tcPr>
             <w:tcW w:type="dxa" w:w="1520"/>
-            <w:shd w:fill="F2F2F2" w:color="auto" w:val="clear"/>
-            <w:tcMar>
-              <w:top w:type="dxa" w:w="60"/>
-              <w:left w:type="dxa" w:w="120"/>
-              <w:bottom w:type="dxa" w:w="60"/>
-              <w:right w:type="dxa" w:w="120"/>
-            </w:tcMar>
-            <w:vAlign w:val="top"/>
-          </w:tcPr>
-          <w:p>
-            <w:pPr>
-              <w:spacing w:after="40" w:before="0"/>
-              <w:jc w:val="left"/>
-            </w:pPr>
-            <w:r>
-              <w:rPr>
-                <w:rFonts w:ascii="Arial" w:cs="Arial" w:eastAsia="Arial" w:hAnsi="Arial"/>
-                <w:b/>
-                <w:bCs/>
-                <w:i w:val="false"/>
-                <w:iCs w:val="false"/>
-                <w:color w:val="000000"/>
-                <w:sz w:val="18"/>
-                <w:szCs w:val="18"/>
-              </w:rPr>
-              <w:t xml:space="preserve">Phase 4 — Driving Question Board (DQB) Update</w:t>
+            <w:shd w:fill="FCE4D6" w:color="auto" w:val="clear"/>
+            <w:tcMar>
+              <w:top w:type="dxa" w:w="60"/>
+              <w:left w:type="dxa" w:w="120"/>
+              <w:bottom w:type="dxa" w:w="60"/>
+              <w:right w:type="dxa" w:w="120"/>
+            </w:tcMar>
+            <w:vAlign w:val="top"/>
+          </w:tcPr>
+          <w:p>
+            <w:pPr>
+              <w:spacing w:after="40" w:before="0"/>
+              <w:jc w:val="left"/>
+            </w:pPr>
+            <w:r>
+              <w:rPr>
+                <w:rFonts w:ascii="Arial" w:cs="Arial" w:eastAsia="Arial" w:hAnsi="Arial"/>
+                <w:b/>
+                <w:bCs/>
+                <w:i w:val="false"/>
+                <w:iCs w:val="false"/>
+                <w:color w:val="000000"/>
+                <w:sz w:val="18"/>
+                <w:szCs w:val="18"/>
+              </w:rPr>
+              <w:t xml:space="preserve">Driving Question Board (DQB) Creation</w:t>
             </w:r>
           </w:p>
           <w:p>
@@ -27813,7 +27849,7 @@
             <w:pPr>
               <w:spacing w:after="20" w:before="0"/>
             </w:pPr>
-            <w:hyperlink w:history="1" r:id="rIdg1azc5h6tv4r3twxpidec">
+            <w:hyperlink w:history="1" r:id="rIdvtz4hdg6wflobuh2_-bao">
               <w:r>
                 <w:rPr>
                   <w:rFonts w:ascii="Arial" w:cs="Arial" w:eastAsia="Arial" w:hAnsi="Arial"/>
@@ -27846,7 +27882,7 @@
               <w:spacing w:after="10" w:before="0"/>
               <w:ind w:left="120"/>
             </w:pPr>
-            <w:hyperlink w:history="1" r:id="rIddqrdvacuwmm9bl_9jp89u">
+            <w:hyperlink w:history="1" r:id="rId15qf6xjjxwr7zfz3jq46o">
               <w:r>
                 <w:rPr>
                   <w:rFonts w:ascii="Arial" w:cs="Arial" w:eastAsia="Arial" w:hAnsi="Arial"/>
@@ -27891,7 +27927,7 @@
             <w:pPr>
               <w:spacing w:after="20" w:before="0"/>
             </w:pPr>
-            <w:hyperlink w:history="1" r:id="rIdkx3sb0wbmam15sqnspjfn">
+            <w:hyperlink w:history="1" r:id="rId18bc45zonc0c0nyvjtvo4">
               <w:r>
                 <w:rPr>
                   <w:rFonts w:ascii="Arial" w:cs="Arial" w:eastAsia="Arial" w:hAnsi="Arial"/>
@@ -27924,7 +27960,7 @@
               <w:spacing w:after="10" w:before="0"/>
               <w:ind w:left="120"/>
             </w:pPr>
-            <w:hyperlink w:history="1" r:id="rIdwx5njacmjjan6fozzg-0i">
+            <w:hyperlink w:history="1" r:id="rIdyaugujs63ryxuxyvuwcg1">
               <w:r>
                 <w:rPr>
                   <w:rFonts w:ascii="Arial" w:cs="Arial" w:eastAsia="Arial" w:hAnsi="Arial"/>
@@ -28071,32 +28107,32 @@
         <w:tc>
           <w:tcPr>
             <w:tcW w:type="dxa" w:w="1520"/>
-            <w:shd w:fill="F2F2F2" w:color="auto" w:val="clear"/>
-            <w:tcMar>
-              <w:top w:type="dxa" w:w="60"/>
-              <w:left w:type="dxa" w:w="120"/>
-              <w:bottom w:type="dxa" w:w="60"/>
-              <w:right w:type="dxa" w:w="120"/>
-            </w:tcMar>
-            <w:vAlign w:val="top"/>
-          </w:tcPr>
-          <w:p>
-            <w:pPr>
-              <w:spacing w:after="40" w:before="0"/>
-              <w:jc w:val="left"/>
-            </w:pPr>
-            <w:r>
-              <w:rPr>
-                <w:rFonts w:ascii="Arial" w:cs="Arial" w:eastAsia="Arial" w:hAnsi="Arial"/>
-                <w:b/>
-                <w:bCs/>
-                <w:i w:val="false"/>
-                <w:iCs w:val="false"/>
-                <w:color w:val="000000"/>
-                <w:sz w:val="18"/>
-                <w:szCs w:val="18"/>
-              </w:rPr>
-              <w:t xml:space="preserve">Phase 5 — Model Building</w:t>
+            <w:shd w:fill="D5E8F0" w:color="auto" w:val="clear"/>
+            <w:tcMar>
+              <w:top w:type="dxa" w:w="60"/>
+              <w:left w:type="dxa" w:w="120"/>
+              <w:bottom w:type="dxa" w:w="60"/>
+              <w:right w:type="dxa" w:w="120"/>
+            </w:tcMar>
+            <w:vAlign w:val="top"/>
+          </w:tcPr>
+          <w:p>
+            <w:pPr>
+              <w:spacing w:after="40" w:before="0"/>
+              <w:jc w:val="left"/>
+            </w:pPr>
+            <w:r>
+              <w:rPr>
+                <w:rFonts w:ascii="Arial" w:cs="Arial" w:eastAsia="Arial" w:hAnsi="Arial"/>
+                <w:b/>
+                <w:bCs/>
+                <w:i w:val="false"/>
+                <w:iCs w:val="false"/>
+                <w:color w:val="000000"/>
+                <w:sz w:val="18"/>
+                <w:szCs w:val="18"/>
+              </w:rPr>
+              <w:t xml:space="preserve">Model Building Phase</w:t>
             </w:r>
           </w:p>
           <w:p>
@@ -28119,7 +28155,7 @@
             <w:pPr>
               <w:spacing w:after="20" w:before="0"/>
             </w:pPr>
-            <w:hyperlink w:history="1" r:id="rIdjtk3s0o-hvhb3jq3fpxxw">
+            <w:hyperlink w:history="1" r:id="rIdpfvq7drxg0137mianarhh">
               <w:r>
                 <w:rPr>
                   <w:rFonts w:ascii="Arial" w:cs="Arial" w:eastAsia="Arial" w:hAnsi="Arial"/>
@@ -28152,7 +28188,7 @@
               <w:spacing w:after="10" w:before="0"/>
               <w:ind w:left="120"/>
             </w:pPr>
-            <w:hyperlink w:history="1" r:id="rIdarloz097ggfsckfflg4r4">
+            <w:hyperlink w:history="1" r:id="rId8qyjqcglr-p40cdzll5oz">
               <w:r>
                 <w:rPr>
                   <w:rFonts w:ascii="Arial" w:cs="Arial" w:eastAsia="Arial" w:hAnsi="Arial"/>
@@ -28197,7 +28233,7 @@
             <w:pPr>
               <w:spacing w:after="20" w:before="0"/>
             </w:pPr>
-            <w:hyperlink w:history="1" r:id="rId8uw1ogcbiajasgntbfdeg">
+            <w:hyperlink w:history="1" r:id="rId1qzqn7pkmnrvv2vjzjiut">
               <w:r>
                 <w:rPr>
                   <w:rFonts w:ascii="Arial" w:cs="Arial" w:eastAsia="Arial" w:hAnsi="Arial"/>
@@ -28230,7 +28266,7 @@
               <w:spacing w:after="10" w:before="0"/>
               <w:ind w:left="120"/>
             </w:pPr>
-            <w:hyperlink w:history="1" r:id="rIds7xncgcsz2hpvhsrrvsih">
+            <w:hyperlink w:history="1" r:id="rIdtbymzfafhpgn-xktvehhj">
               <w:r>
                 <w:rPr>
                   <w:rFonts w:ascii="Arial" w:cs="Arial" w:eastAsia="Arial" w:hAnsi="Arial"/>
@@ -29764,32 +29800,32 @@
         <w:tc>
           <w:tcPr>
             <w:tcW w:type="dxa" w:w="1520"/>
-            <w:shd w:fill="F2F2F2" w:color="auto" w:val="clear"/>
-            <w:tcMar>
-              <w:top w:type="dxa" w:w="60"/>
-              <w:left w:type="dxa" w:w="120"/>
-              <w:bottom w:type="dxa" w:w="60"/>
-              <w:right w:type="dxa" w:w="120"/>
-            </w:tcMar>
-            <w:vAlign w:val="top"/>
-          </w:tcPr>
-          <w:p>
-            <w:pPr>
-              <w:spacing w:after="40" w:before="0"/>
-              <w:jc w:val="left"/>
-            </w:pPr>
-            <w:r>
-              <w:rPr>
-                <w:rFonts w:ascii="Arial" w:cs="Arial" w:eastAsia="Arial" w:hAnsi="Arial"/>
-                <w:b/>
-                <w:bCs/>
-                <w:i w:val="false"/>
-                <w:iCs w:val="false"/>
-                <w:color w:val="000000"/>
-                <w:sz w:val="18"/>
-                <w:szCs w:val="18"/>
-              </w:rPr>
-              <w:t xml:space="preserve">Phase 1 — Predict</w:t>
+            <w:shd w:fill="EAD1F5" w:color="auto" w:val="clear"/>
+            <w:tcMar>
+              <w:top w:type="dxa" w:w="60"/>
+              <w:left w:type="dxa" w:w="120"/>
+              <w:bottom w:type="dxa" w:w="60"/>
+              <w:right w:type="dxa" w:w="120"/>
+            </w:tcMar>
+            <w:vAlign w:val="top"/>
+          </w:tcPr>
+          <w:p>
+            <w:pPr>
+              <w:spacing w:after="40" w:before="0"/>
+              <w:jc w:val="left"/>
+            </w:pPr>
+            <w:r>
+              <w:rPr>
+                <w:rFonts w:ascii="Arial" w:cs="Arial" w:eastAsia="Arial" w:hAnsi="Arial"/>
+                <w:b/>
+                <w:bCs/>
+                <w:i w:val="false"/>
+                <w:iCs w:val="false"/>
+                <w:color w:val="000000"/>
+                <w:sz w:val="18"/>
+                <w:szCs w:val="18"/>
+              </w:rPr>
+              <w:t xml:space="preserve">Predict Phase</w:t>
             </w:r>
           </w:p>
           <w:p>
@@ -29812,7 +29848,7 @@
             <w:pPr>
               <w:spacing w:after="20" w:before="0"/>
             </w:pPr>
-            <w:hyperlink w:history="1" r:id="rIdzb73nhyuurvotsu6lg-fz">
+            <w:hyperlink w:history="1" r:id="rIdnonrmpjq9o3d4nxbsojhz">
               <w:r>
                 <w:rPr>
                   <w:rFonts w:ascii="Arial" w:cs="Arial" w:eastAsia="Arial" w:hAnsi="Arial"/>
@@ -29845,7 +29881,7 @@
               <w:spacing w:after="10" w:before="0"/>
               <w:ind w:left="120"/>
             </w:pPr>
-            <w:hyperlink w:history="1" r:id="rIdoy_lcjgw8qwzkfhn8idbw">
+            <w:hyperlink w:history="1" r:id="rIdeadqsaga4iv4uu_s80az1">
               <w:r>
                 <w:rPr>
                   <w:rFonts w:ascii="Arial" w:cs="Arial" w:eastAsia="Arial" w:hAnsi="Arial"/>
@@ -29890,7 +29926,7 @@
             <w:pPr>
               <w:spacing w:after="20" w:before="0"/>
             </w:pPr>
-            <w:hyperlink w:history="1" r:id="rIdvk7oihzdivncdxkmkf1vk">
+            <w:hyperlink w:history="1" r:id="rIdoflr8nolykaoa4ziej5du">
               <w:r>
                 <w:rPr>
                   <w:rFonts w:ascii="Arial" w:cs="Arial" w:eastAsia="Arial" w:hAnsi="Arial"/>
@@ -29923,7 +29959,7 @@
               <w:spacing w:after="10" w:before="0"/>
               <w:ind w:left="120"/>
             </w:pPr>
-            <w:hyperlink w:history="1" r:id="rIdzkqlyie7ephvbsd9kmt4e">
+            <w:hyperlink w:history="1" r:id="rIdqydoxk12midvtgyvhvi_e">
               <w:r>
                 <w:rPr>
                   <w:rFonts w:ascii="Arial" w:cs="Arial" w:eastAsia="Arial" w:hAnsi="Arial"/>
@@ -30070,32 +30106,32 @@
         <w:tc>
           <w:tcPr>
             <w:tcW w:type="dxa" w:w="1520"/>
-            <w:shd w:fill="F2F2F2" w:color="auto" w:val="clear"/>
-            <w:tcMar>
-              <w:top w:type="dxa" w:w="60"/>
-              <w:left w:type="dxa" w:w="120"/>
-              <w:bottom w:type="dxa" w:w="60"/>
-              <w:right w:type="dxa" w:w="120"/>
-            </w:tcMar>
-            <w:vAlign w:val="top"/>
-          </w:tcPr>
-          <w:p>
-            <w:pPr>
-              <w:spacing w:after="40" w:before="0"/>
-              <w:jc w:val="left"/>
-            </w:pPr>
-            <w:r>
-              <w:rPr>
-                <w:rFonts w:ascii="Arial" w:cs="Arial" w:eastAsia="Arial" w:hAnsi="Arial"/>
-                <w:b/>
-                <w:bCs/>
-                <w:i w:val="false"/>
-                <w:iCs w:val="false"/>
-                <w:color w:val="000000"/>
-                <w:sz w:val="18"/>
-                <w:szCs w:val="18"/>
-              </w:rPr>
-              <w:t xml:space="preserve">Phase 2 — Observe</w:t>
+            <w:shd w:fill="D9EEF1" w:color="auto" w:val="clear"/>
+            <w:tcMar>
+              <w:top w:type="dxa" w:w="60"/>
+              <w:left w:type="dxa" w:w="120"/>
+              <w:bottom w:type="dxa" w:w="60"/>
+              <w:right w:type="dxa" w:w="120"/>
+            </w:tcMar>
+            <w:vAlign w:val="top"/>
+          </w:tcPr>
+          <w:p>
+            <w:pPr>
+              <w:spacing w:after="40" w:before="0"/>
+              <w:jc w:val="left"/>
+            </w:pPr>
+            <w:r>
+              <w:rPr>
+                <w:rFonts w:ascii="Arial" w:cs="Arial" w:eastAsia="Arial" w:hAnsi="Arial"/>
+                <w:b/>
+                <w:bCs/>
+                <w:i w:val="false"/>
+                <w:iCs w:val="false"/>
+                <w:color w:val="000000"/>
+                <w:sz w:val="18"/>
+                <w:szCs w:val="18"/>
+              </w:rPr>
+              <w:t xml:space="preserve">Observe Phase</w:t>
             </w:r>
           </w:p>
           <w:p>
@@ -30118,7 +30154,7 @@
             <w:pPr>
               <w:spacing w:after="20" w:before="0"/>
             </w:pPr>
-            <w:hyperlink w:history="1" r:id="rIdhrnrka8f1y14nth5ghdw1">
+            <w:hyperlink w:history="1" r:id="rIdufz6elnrsjzqashcddkh5">
               <w:r>
                 <w:rPr>
                   <w:rFonts w:ascii="Arial" w:cs="Arial" w:eastAsia="Arial" w:hAnsi="Arial"/>
@@ -30151,7 +30187,7 @@
               <w:spacing w:after="10" w:before="0"/>
               <w:ind w:left="120"/>
             </w:pPr>
-            <w:hyperlink w:history="1" r:id="rIdkdz-gxn8abiqxgg0naukf">
+            <w:hyperlink w:history="1" r:id="rIdmwhylbmmttzetwrnbs7jk">
               <w:r>
                 <w:rPr>
                   <w:rFonts w:ascii="Arial" w:cs="Arial" w:eastAsia="Arial" w:hAnsi="Arial"/>
@@ -30196,7 +30232,7 @@
             <w:pPr>
               <w:spacing w:after="20" w:before="0"/>
             </w:pPr>
-            <w:hyperlink w:history="1" r:id="rId5m8x99qosyumspo9x4vh0">
+            <w:hyperlink w:history="1" r:id="rIdg6lygo_rljabjphm_fcrf">
               <w:r>
                 <w:rPr>
                   <w:rFonts w:ascii="Arial" w:cs="Arial" w:eastAsia="Arial" w:hAnsi="Arial"/>
@@ -30229,7 +30265,7 @@
               <w:spacing w:after="10" w:before="0"/>
               <w:ind w:left="120"/>
             </w:pPr>
-            <w:hyperlink w:history="1" r:id="rIdom40zmki6oucqjg_xi6u0">
+            <w:hyperlink w:history="1" r:id="rId5ffcxtzmecuuknnm0ypqw">
               <w:r>
                 <w:rPr>
                   <w:rFonts w:ascii="Arial" w:cs="Arial" w:eastAsia="Arial" w:hAnsi="Arial"/>
@@ -30376,32 +30412,32 @@
         <w:tc>
           <w:tcPr>
             <w:tcW w:type="dxa" w:w="1520"/>
-            <w:shd w:fill="F2F2F2" w:color="auto" w:val="clear"/>
-            <w:tcMar>
-              <w:top w:type="dxa" w:w="60"/>
-              <w:left w:type="dxa" w:w="120"/>
-              <w:bottom w:type="dxa" w:w="60"/>
-              <w:right w:type="dxa" w:w="120"/>
-            </w:tcMar>
-            <w:vAlign w:val="top"/>
-          </w:tcPr>
-          <w:p>
-            <w:pPr>
-              <w:spacing w:after="40" w:before="0"/>
-              <w:jc w:val="left"/>
-            </w:pPr>
-            <w:r>
-              <w:rPr>
-                <w:rFonts w:ascii="Arial" w:cs="Arial" w:eastAsia="Arial" w:hAnsi="Arial"/>
-                <w:b/>
-                <w:bCs/>
-                <w:i w:val="false"/>
-                <w:iCs w:val="false"/>
-                <w:color w:val="000000"/>
-                <w:sz w:val="18"/>
-                <w:szCs w:val="18"/>
-              </w:rPr>
-              <w:t xml:space="preserve">Phase 3 — Explain</w:t>
+            <w:shd w:fill="E2EFDA" w:color="auto" w:val="clear"/>
+            <w:tcMar>
+              <w:top w:type="dxa" w:w="60"/>
+              <w:left w:type="dxa" w:w="120"/>
+              <w:bottom w:type="dxa" w:w="60"/>
+              <w:right w:type="dxa" w:w="120"/>
+            </w:tcMar>
+            <w:vAlign w:val="top"/>
+          </w:tcPr>
+          <w:p>
+            <w:pPr>
+              <w:spacing w:after="40" w:before="0"/>
+              <w:jc w:val="left"/>
+            </w:pPr>
+            <w:r>
+              <w:rPr>
+                <w:rFonts w:ascii="Arial" w:cs="Arial" w:eastAsia="Arial" w:hAnsi="Arial"/>
+                <w:b/>
+                <w:bCs/>
+                <w:i w:val="false"/>
+                <w:iCs w:val="false"/>
+                <w:color w:val="000000"/>
+                <w:sz w:val="18"/>
+                <w:szCs w:val="18"/>
+              </w:rPr>
+              <w:t xml:space="preserve">Explain Phase</w:t>
             </w:r>
           </w:p>
           <w:p>
@@ -30424,7 +30460,7 @@
             <w:pPr>
               <w:spacing w:after="20" w:before="0"/>
             </w:pPr>
-            <w:hyperlink w:history="1" r:id="rIdvzgt5virud0tbj-2bbkgc">
+            <w:hyperlink w:history="1" r:id="rIdn-sodjyk_9vmlsyeaew16">
               <w:r>
                 <w:rPr>
                   <w:rFonts w:ascii="Arial" w:cs="Arial" w:eastAsia="Arial" w:hAnsi="Arial"/>
@@ -30457,7 +30493,7 @@
               <w:spacing w:after="10" w:before="0"/>
               <w:ind w:left="120"/>
             </w:pPr>
-            <w:hyperlink w:history="1" r:id="rIdcmozixg8uxcn3btdljjdq">
+            <w:hyperlink w:history="1" r:id="rIdit_mqlpbiyjmlfvkxjfe0">
               <w:r>
                 <w:rPr>
                   <w:rFonts w:ascii="Arial" w:cs="Arial" w:eastAsia="Arial" w:hAnsi="Arial"/>
@@ -30502,7 +30538,7 @@
             <w:pPr>
               <w:spacing w:after="20" w:before="0"/>
             </w:pPr>
-            <w:hyperlink w:history="1" r:id="rIdzdsmnvuf-ib0kcegprupi">
+            <w:hyperlink w:history="1" r:id="rIdpnf06g9xd2w9qy1ytiqyb">
               <w:r>
                 <w:rPr>
                   <w:rFonts w:ascii="Arial" w:cs="Arial" w:eastAsia="Arial" w:hAnsi="Arial"/>
@@ -30535,7 +30571,7 @@
               <w:spacing w:after="10" w:before="0"/>
               <w:ind w:left="120"/>
             </w:pPr>
-            <w:hyperlink w:history="1" r:id="rIdfr8tpwn7gosbnuv4stlvg">
+            <w:hyperlink w:history="1" r:id="rIdkdbz0nnp59fle-xeud7l1">
               <w:r>
                 <w:rPr>
                   <w:rFonts w:ascii="Arial" w:cs="Arial" w:eastAsia="Arial" w:hAnsi="Arial"/>
@@ -30682,32 +30718,32 @@
         <w:tc>
           <w:tcPr>
             <w:tcW w:type="dxa" w:w="1520"/>
-            <w:shd w:fill="F2F2F2" w:color="auto" w:val="clear"/>
-            <w:tcMar>
-              <w:top w:type="dxa" w:w="60"/>
-              <w:left w:type="dxa" w:w="120"/>
-              <w:bottom w:type="dxa" w:w="60"/>
-              <w:right w:type="dxa" w:w="120"/>
-            </w:tcMar>
-            <w:vAlign w:val="top"/>
-          </w:tcPr>
-          <w:p>
-            <w:pPr>
-              <w:spacing w:after="40" w:before="0"/>
-              <w:jc w:val="left"/>
-            </w:pPr>
-            <w:r>
-              <w:rPr>
-                <w:rFonts w:ascii="Arial" w:cs="Arial" w:eastAsia="Arial" w:hAnsi="Arial"/>
-                <w:b/>
-                <w:bCs/>
-                <w:i w:val="false"/>
-                <w:iCs w:val="false"/>
-                <w:color w:val="000000"/>
-                <w:sz w:val="18"/>
-                <w:szCs w:val="18"/>
-              </w:rPr>
-              <w:t xml:space="preserve">Phase 4 — Driving Question Board (DQB) Update</w:t>
+            <w:shd w:fill="FCE4D6" w:color="auto" w:val="clear"/>
+            <w:tcMar>
+              <w:top w:type="dxa" w:w="60"/>
+              <w:left w:type="dxa" w:w="120"/>
+              <w:bottom w:type="dxa" w:w="60"/>
+              <w:right w:type="dxa" w:w="120"/>
+            </w:tcMar>
+            <w:vAlign w:val="top"/>
+          </w:tcPr>
+          <w:p>
+            <w:pPr>
+              <w:spacing w:after="40" w:before="0"/>
+              <w:jc w:val="left"/>
+            </w:pPr>
+            <w:r>
+              <w:rPr>
+                <w:rFonts w:ascii="Arial" w:cs="Arial" w:eastAsia="Arial" w:hAnsi="Arial"/>
+                <w:b/>
+                <w:bCs/>
+                <w:i w:val="false"/>
+                <w:iCs w:val="false"/>
+                <w:color w:val="000000"/>
+                <w:sz w:val="18"/>
+                <w:szCs w:val="18"/>
+              </w:rPr>
+              <w:t xml:space="preserve">Driving Question Board (DQB) Creation</w:t>
             </w:r>
           </w:p>
           <w:p>
@@ -30730,7 +30766,7 @@
             <w:pPr>
               <w:spacing w:after="20" w:before="0"/>
             </w:pPr>
-            <w:hyperlink w:history="1" r:id="rId9pbcy9cug03db5n8wdvlr">
+            <w:hyperlink w:history="1" r:id="rIdf4qokcm_s4qthk5dykkkb">
               <w:r>
                 <w:rPr>
                   <w:rFonts w:ascii="Arial" w:cs="Arial" w:eastAsia="Arial" w:hAnsi="Arial"/>
@@ -30763,7 +30799,7 @@
               <w:spacing w:after="10" w:before="0"/>
               <w:ind w:left="120"/>
             </w:pPr>
-            <w:hyperlink w:history="1" r:id="rIdlf0rgnmo-gc_dlbhkds8r">
+            <w:hyperlink w:history="1" r:id="rIdbjc9uxobhmr1bpfmdaeaw">
               <w:r>
                 <w:rPr>
                   <w:rFonts w:ascii="Arial" w:cs="Arial" w:eastAsia="Arial" w:hAnsi="Arial"/>
@@ -30808,7 +30844,7 @@
             <w:pPr>
               <w:spacing w:after="20" w:before="0"/>
             </w:pPr>
-            <w:hyperlink w:history="1" r:id="rIdskzvupeugjrxsug7mp1il">
+            <w:hyperlink w:history="1" r:id="rIduhjpzhdc6gtlalvnjbeze">
               <w:r>
                 <w:rPr>
                   <w:rFonts w:ascii="Arial" w:cs="Arial" w:eastAsia="Arial" w:hAnsi="Arial"/>
@@ -30841,7 +30877,7 @@
               <w:spacing w:after="10" w:before="0"/>
               <w:ind w:left="120"/>
             </w:pPr>
-            <w:hyperlink w:history="1" r:id="rIdude4fsdc7pjugwoi5t0n1">
+            <w:hyperlink w:history="1" r:id="rId7x77s5ujkikgpjewjnm0q">
               <w:r>
                 <w:rPr>
                   <w:rFonts w:ascii="Arial" w:cs="Arial" w:eastAsia="Arial" w:hAnsi="Arial"/>
@@ -30988,32 +31024,32 @@
         <w:tc>
           <w:tcPr>
             <w:tcW w:type="dxa" w:w="1520"/>
-            <w:shd w:fill="F2F2F2" w:color="auto" w:val="clear"/>
-            <w:tcMar>
-              <w:top w:type="dxa" w:w="60"/>
-              <w:left w:type="dxa" w:w="120"/>
-              <w:bottom w:type="dxa" w:w="60"/>
-              <w:right w:type="dxa" w:w="120"/>
-            </w:tcMar>
-            <w:vAlign w:val="top"/>
-          </w:tcPr>
-          <w:p>
-            <w:pPr>
-              <w:spacing w:after="40" w:before="0"/>
-              <w:jc w:val="left"/>
-            </w:pPr>
-            <w:r>
-              <w:rPr>
-                <w:rFonts w:ascii="Arial" w:cs="Arial" w:eastAsia="Arial" w:hAnsi="Arial"/>
-                <w:b/>
-                <w:bCs/>
-                <w:i w:val="false"/>
-                <w:iCs w:val="false"/>
-                <w:color w:val="000000"/>
-                <w:sz w:val="18"/>
-                <w:szCs w:val="18"/>
-              </w:rPr>
-              <w:t xml:space="preserve">Phase 5 — Model Building</w:t>
+            <w:shd w:fill="D5E8F0" w:color="auto" w:val="clear"/>
+            <w:tcMar>
+              <w:top w:type="dxa" w:w="60"/>
+              <w:left w:type="dxa" w:w="120"/>
+              <w:bottom w:type="dxa" w:w="60"/>
+              <w:right w:type="dxa" w:w="120"/>
+            </w:tcMar>
+            <w:vAlign w:val="top"/>
+          </w:tcPr>
+          <w:p>
+            <w:pPr>
+              <w:spacing w:after="40" w:before="0"/>
+              <w:jc w:val="left"/>
+            </w:pPr>
+            <w:r>
+              <w:rPr>
+                <w:rFonts w:ascii="Arial" w:cs="Arial" w:eastAsia="Arial" w:hAnsi="Arial"/>
+                <w:b/>
+                <w:bCs/>
+                <w:i w:val="false"/>
+                <w:iCs w:val="false"/>
+                <w:color w:val="000000"/>
+                <w:sz w:val="18"/>
+                <w:szCs w:val="18"/>
+              </w:rPr>
+              <w:t xml:space="preserve">Model Building Phase</w:t>
             </w:r>
           </w:p>
           <w:p>
@@ -31036,7 +31072,7 @@
             <w:pPr>
               <w:spacing w:after="20" w:before="0"/>
             </w:pPr>
-            <w:hyperlink w:history="1" r:id="rIdzu9patexgxvsqn_gacpq_">
+            <w:hyperlink w:history="1" r:id="rIdvqtztdcs0jq8iqyhx9r_j">
               <w:r>
                 <w:rPr>
                   <w:rFonts w:ascii="Arial" w:cs="Arial" w:eastAsia="Arial" w:hAnsi="Arial"/>
@@ -31069,7 +31105,7 @@
               <w:spacing w:after="10" w:before="0"/>
               <w:ind w:left="120"/>
             </w:pPr>
-            <w:hyperlink w:history="1" r:id="rIdkse_qoid_lvwjycvnetgj">
+            <w:hyperlink w:history="1" r:id="rIdjsh09apuvzsmxugmym_s0">
               <w:r>
                 <w:rPr>
                   <w:rFonts w:ascii="Arial" w:cs="Arial" w:eastAsia="Arial" w:hAnsi="Arial"/>
@@ -31114,7 +31150,7 @@
             <w:pPr>
               <w:spacing w:after="20" w:before="0"/>
             </w:pPr>
-            <w:hyperlink w:history="1" r:id="rIdlswnc2ofeglhyfowy-tme">
+            <w:hyperlink w:history="1" r:id="rIdodrwum6e5pak4f21a5swp">
               <w:r>
                 <w:rPr>
                   <w:rFonts w:ascii="Arial" w:cs="Arial" w:eastAsia="Arial" w:hAnsi="Arial"/>
@@ -31147,7 +31183,7 @@
               <w:spacing w:after="10" w:before="0"/>
               <w:ind w:left="120"/>
             </w:pPr>
-            <w:hyperlink w:history="1" r:id="rIdsekcpz9uvbnrcqod9mnbt">
+            <w:hyperlink w:history="1" r:id="rIdtcbbj20911t063pce4u1i">
               <w:r>
                 <w:rPr>
                   <w:rFonts w:ascii="Arial" w:cs="Arial" w:eastAsia="Arial" w:hAnsi="Arial"/>
@@ -32242,7 +32278,25 @@
             </w:tcMar>
             <w:vAlign w:val="top"/>
           </w:tcPr>
-          <w:p/>
+          <w:p>
+            <w:pPr>
+              <w:spacing w:after="40" w:before="0"/>
+              <w:jc w:val="left"/>
+            </w:pPr>
+            <w:r>
+              <w:rPr>
+                <w:rFonts w:ascii="Arial" w:cs="Arial" w:eastAsia="Arial" w:hAnsi="Arial"/>
+                <w:b w:val="false"/>
+                <w:bCs w:val="false"/>
+                <w:i w:val="false"/>
+                <w:iCs w:val="false"/>
+                <w:color w:val="000000"/>
+                <w:sz w:val="18"/>
+                <w:szCs w:val="18"/>
+              </w:rPr>
+              <w:t xml:space="preserve">No hazardous materials are used. Learners working with scissors for cutting and pasting diagram strips should be reminded of standard classroom safety. Ensure learners with visual impairments receive enlarged diagram sheets.</w:t>
+            </w:r>
+          </w:p>
         </w:tc>
       </w:tr>
     </w:tbl>
@@ -32616,7 +32670,7 @@
             <w:pPr>
               <w:spacing w:after="20" w:before="0"/>
             </w:pPr>
-            <w:hyperlink w:history="1" r:id="rIdwbhc8-trd7panm2pzgou5">
+            <w:hyperlink w:history="1" r:id="rIduiwq7hhrpux2vkr6vwbjr">
               <w:r>
                 <w:rPr>
                   <w:rFonts w:ascii="Arial" w:cs="Arial" w:eastAsia="Arial" w:hAnsi="Arial"/>
@@ -32649,7 +32703,7 @@
               <w:spacing w:after="10" w:before="0"/>
               <w:ind w:left="120"/>
             </w:pPr>
-            <w:hyperlink w:history="1" r:id="rIdlhuvc-src88dylhirxirn">
+            <w:hyperlink w:history="1" r:id="rIdzbnzbrtzihk25hq6dkry-">
               <w:r>
                 <w:rPr>
                   <w:rFonts w:ascii="Arial" w:cs="Arial" w:eastAsia="Arial" w:hAnsi="Arial"/>
@@ -32694,7 +32748,7 @@
             <w:pPr>
               <w:spacing w:after="20" w:before="0"/>
             </w:pPr>
-            <w:hyperlink w:history="1" r:id="rIdwul0_6ram8h9j4ctnr9m2">
+            <w:hyperlink w:history="1" r:id="rIdq1cvpy49jmibcb0scqr9q">
               <w:r>
                 <w:rPr>
                   <w:rFonts w:ascii="Arial" w:cs="Arial" w:eastAsia="Arial" w:hAnsi="Arial"/>
@@ -32727,7 +32781,7 @@
               <w:spacing w:after="10" w:before="0"/>
               <w:ind w:left="120"/>
             </w:pPr>
-            <w:hyperlink w:history="1" r:id="rIdpuezqyceqp0bpqeawacyz">
+            <w:hyperlink w:history="1" r:id="rIdnjqjwlhxqsxok_8hs7cyz">
               <w:r>
                 <w:rPr>
                   <w:rFonts w:ascii="Arial" w:cs="Arial" w:eastAsia="Arial" w:hAnsi="Arial"/>
@@ -32922,7 +32976,7 @@
             <w:pPr>
               <w:spacing w:after="20" w:before="0"/>
             </w:pPr>
-            <w:hyperlink w:history="1" r:id="rIdzxz0tzg6zhk-gft9avl0m">
+            <w:hyperlink w:history="1" r:id="rIdydktsos4pym62psw2n2-i">
               <w:r>
                 <w:rPr>
                   <w:rFonts w:ascii="Arial" w:cs="Arial" w:eastAsia="Arial" w:hAnsi="Arial"/>
@@ -32955,7 +33009,7 @@
               <w:spacing w:after="10" w:before="0"/>
               <w:ind w:left="120"/>
             </w:pPr>
-            <w:hyperlink w:history="1" r:id="rIdiumhlhbeg9autxab8zddy">
+            <w:hyperlink w:history="1" r:id="rIdts4snui-bot0azhrufed3">
               <w:r>
                 <w:rPr>
                   <w:rFonts w:ascii="Arial" w:cs="Arial" w:eastAsia="Arial" w:hAnsi="Arial"/>
@@ -33000,7 +33054,7 @@
             <w:pPr>
               <w:spacing w:after="20" w:before="0"/>
             </w:pPr>
-            <w:hyperlink w:history="1" r:id="rIdyw3fecnbwsswsvw8zhwxk">
+            <w:hyperlink w:history="1" r:id="rIdbs9hzy4duym-0laki6fvz">
               <w:r>
                 <w:rPr>
                   <w:rFonts w:ascii="Arial" w:cs="Arial" w:eastAsia="Arial" w:hAnsi="Arial"/>
@@ -33033,7 +33087,7 @@
               <w:spacing w:after="10" w:before="0"/>
               <w:ind w:left="120"/>
             </w:pPr>
-            <w:hyperlink w:history="1" r:id="rIdpogvrklph2oto4vjhxopi">
+            <w:hyperlink w:history="1" r:id="rIdvqi07cdjdkrhalq4sk04v">
               <w:r>
                 <w:rPr>
                   <w:rFonts w:ascii="Arial" w:cs="Arial" w:eastAsia="Arial" w:hAnsi="Arial"/>
@@ -33228,7 +33282,7 @@
             <w:pPr>
               <w:spacing w:after="20" w:before="0"/>
             </w:pPr>
-            <w:hyperlink w:history="1" r:id="rIdwbdzydja5yq5kenfwribo">
+            <w:hyperlink w:history="1" r:id="rIdxez0x1xgk5zvlpoxrywjp">
               <w:r>
                 <w:rPr>
                   <w:rFonts w:ascii="Arial" w:cs="Arial" w:eastAsia="Arial" w:hAnsi="Arial"/>
@@ -33261,7 +33315,7 @@
               <w:spacing w:after="10" w:before="0"/>
               <w:ind w:left="120"/>
             </w:pPr>
-            <w:hyperlink w:history="1" r:id="rIduoqg1aokpdfrlqpza7x3n">
+            <w:hyperlink w:history="1" r:id="rIdnne_tcf5pofgou1ceizlv">
               <w:r>
                 <w:rPr>
                   <w:rFonts w:ascii="Arial" w:cs="Arial" w:eastAsia="Arial" w:hAnsi="Arial"/>
@@ -33306,7 +33360,7 @@
             <w:pPr>
               <w:spacing w:after="20" w:before="0"/>
             </w:pPr>
-            <w:hyperlink w:history="1" r:id="rIdug91wmj3jcfgj7atpiiw_">
+            <w:hyperlink w:history="1" r:id="rIdxo86a_0qzbwigo76yh41w">
               <w:r>
                 <w:rPr>
                   <w:rFonts w:ascii="Arial" w:cs="Arial" w:eastAsia="Arial" w:hAnsi="Arial"/>
@@ -33339,7 +33393,7 @@
               <w:spacing w:after="10" w:before="0"/>
               <w:ind w:left="120"/>
             </w:pPr>
-            <w:hyperlink w:history="1" r:id="rIdnkkacdqz_i2t3e2p2ucls">
+            <w:hyperlink w:history="1" r:id="rIdpwmbju6zrmzp5w4m8cp03">
               <w:r>
                 <w:rPr>
                   <w:rFonts w:ascii="Arial" w:cs="Arial" w:eastAsia="Arial" w:hAnsi="Arial"/>
@@ -33534,7 +33588,7 @@
             <w:pPr>
               <w:spacing w:after="20" w:before="0"/>
             </w:pPr>
-            <w:hyperlink w:history="1" r:id="rIdflqcyeez_1grqbuc6extp">
+            <w:hyperlink w:history="1" r:id="rIds_8lendrugzke4fekkrp4">
               <w:r>
                 <w:rPr>
                   <w:rFonts w:ascii="Arial" w:cs="Arial" w:eastAsia="Arial" w:hAnsi="Arial"/>
@@ -33567,7 +33621,7 @@
               <w:spacing w:after="10" w:before="0"/>
               <w:ind w:left="120"/>
             </w:pPr>
-            <w:hyperlink w:history="1" r:id="rIdrrzbfaxjzwpcxvjazpgne">
+            <w:hyperlink w:history="1" r:id="rIdw5-p0womphedp9p-m4cf-">
               <w:r>
                 <w:rPr>
                   <w:rFonts w:ascii="Arial" w:cs="Arial" w:eastAsia="Arial" w:hAnsi="Arial"/>
@@ -33612,7 +33666,7 @@
             <w:pPr>
               <w:spacing w:after="20" w:before="0"/>
             </w:pPr>
-            <w:hyperlink w:history="1" r:id="rIdoo8h-wzc2nujv_lg6wgzi">
+            <w:hyperlink w:history="1" r:id="rIdbchxnpp2hdvtjdflqqre-">
               <w:r>
                 <w:rPr>
                   <w:rFonts w:ascii="Arial" w:cs="Arial" w:eastAsia="Arial" w:hAnsi="Arial"/>
@@ -33645,7 +33699,7 @@
               <w:spacing w:after="10" w:before="0"/>
               <w:ind w:left="120"/>
             </w:pPr>
-            <w:hyperlink w:history="1" r:id="rIdko1hzgbamlr-mqnbptot3">
+            <w:hyperlink w:history="1" r:id="rId-h4melxonjthi3rr9rw4o">
               <w:r>
                 <w:rPr>
                   <w:rFonts w:ascii="Arial" w:cs="Arial" w:eastAsia="Arial" w:hAnsi="Arial"/>
@@ -33840,7 +33894,7 @@
             <w:pPr>
               <w:spacing w:after="20" w:before="0"/>
             </w:pPr>
-            <w:hyperlink w:history="1" r:id="rIdqixpeu2dqu55jutnidk4w">
+            <w:hyperlink w:history="1" r:id="rIdhjc4jrlpwoy-wsfg1hjjs">
               <w:r>
                 <w:rPr>
                   <w:rFonts w:ascii="Arial" w:cs="Arial" w:eastAsia="Arial" w:hAnsi="Arial"/>
@@ -33873,7 +33927,7 @@
               <w:spacing w:after="10" w:before="0"/>
               <w:ind w:left="120"/>
             </w:pPr>
-            <w:hyperlink w:history="1" r:id="rIdbkvznstv1uvwveakt-byv">
+            <w:hyperlink w:history="1" r:id="rIdos8bzj_bwpk87ftl1whsh">
               <w:r>
                 <w:rPr>
                   <w:rFonts w:ascii="Arial" w:cs="Arial" w:eastAsia="Arial" w:hAnsi="Arial"/>
@@ -33918,7 +33972,7 @@
             <w:pPr>
               <w:spacing w:after="20" w:before="0"/>
             </w:pPr>
-            <w:hyperlink w:history="1" r:id="rId2lr1xtn3fl299qrz9lswt">
+            <w:hyperlink w:history="1" r:id="rIdtfftimt-e9_mcbqig5dst">
               <w:r>
                 <w:rPr>
                   <w:rFonts w:ascii="Arial" w:cs="Arial" w:eastAsia="Arial" w:hAnsi="Arial"/>
@@ -33951,7 +34005,7 @@
               <w:spacing w:after="10" w:before="0"/>
               <w:ind w:left="120"/>
             </w:pPr>
-            <w:hyperlink w:history="1" r:id="rIdaw7bvpl-kzdj7d-jpar4f">
+            <w:hyperlink w:history="1" r:id="rIdsumdujqohxcj8j3fhu0ih">
               <w:r>
                 <w:rPr>
                   <w:rFonts w:ascii="Arial" w:cs="Arial" w:eastAsia="Arial" w:hAnsi="Arial"/>
@@ -35390,32 +35444,32 @@
         <w:tc>
           <w:tcPr>
             <w:tcW w:type="dxa" w:w="1520"/>
-            <w:shd w:fill="F2F2F2" w:color="auto" w:val="clear"/>
-            <w:tcMar>
-              <w:top w:type="dxa" w:w="60"/>
-              <w:left w:type="dxa" w:w="120"/>
-              <w:bottom w:type="dxa" w:w="60"/>
-              <w:right w:type="dxa" w:w="120"/>
-            </w:tcMar>
-            <w:vAlign w:val="top"/>
-          </w:tcPr>
-          <w:p>
-            <w:pPr>
-              <w:spacing w:after="40" w:before="0"/>
-              <w:jc w:val="left"/>
-            </w:pPr>
-            <w:r>
-              <w:rPr>
-                <w:rFonts w:ascii="Arial" w:cs="Arial" w:eastAsia="Arial" w:hAnsi="Arial"/>
-                <w:b/>
-                <w:bCs/>
-                <w:i w:val="false"/>
-                <w:iCs w:val="false"/>
-                <w:color w:val="000000"/>
-                <w:sz w:val="18"/>
-                <w:szCs w:val="18"/>
-              </w:rPr>
-              <w:t xml:space="preserve">Phase 1 — Predict (Lesson Launch &amp; Model Gallery Setup)</w:t>
+            <w:shd w:fill="EAD1F5" w:color="auto" w:val="clear"/>
+            <w:tcMar>
+              <w:top w:type="dxa" w:w="60"/>
+              <w:left w:type="dxa" w:w="120"/>
+              <w:bottom w:type="dxa" w:w="60"/>
+              <w:right w:type="dxa" w:w="120"/>
+            </w:tcMar>
+            <w:vAlign w:val="top"/>
+          </w:tcPr>
+          <w:p>
+            <w:pPr>
+              <w:spacing w:after="40" w:before="0"/>
+              <w:jc w:val="left"/>
+            </w:pPr>
+            <w:r>
+              <w:rPr>
+                <w:rFonts w:ascii="Arial" w:cs="Arial" w:eastAsia="Arial" w:hAnsi="Arial"/>
+                <w:b/>
+                <w:bCs/>
+                <w:i w:val="false"/>
+                <w:iCs w:val="false"/>
+                <w:color w:val="000000"/>
+                <w:sz w:val="18"/>
+                <w:szCs w:val="18"/>
+              </w:rPr>
+              <w:t xml:space="preserve">Predict Phase</w:t>
             </w:r>
           </w:p>
           <w:p>
@@ -35438,7 +35492,7 @@
             <w:pPr>
               <w:spacing w:after="20" w:before="0"/>
             </w:pPr>
-            <w:hyperlink w:history="1" r:id="rIdk3orditqfmm-obdln1vl-">
+            <w:hyperlink w:history="1" r:id="rIdo_wv7lcfph-pzqogs7fk3">
               <w:r>
                 <w:rPr>
                   <w:rFonts w:ascii="Arial" w:cs="Arial" w:eastAsia="Arial" w:hAnsi="Arial"/>
@@ -35471,7 +35525,7 @@
               <w:spacing w:after="10" w:before="0"/>
               <w:ind w:left="120"/>
             </w:pPr>
-            <w:hyperlink w:history="1" r:id="rIdni6wu8__6aci9i57_1l8a">
+            <w:hyperlink w:history="1" r:id="rIdnhsd1lvnw4hbtw62vuk2n">
               <w:r>
                 <w:rPr>
                   <w:rFonts w:ascii="Arial" w:cs="Arial" w:eastAsia="Arial" w:hAnsi="Arial"/>
@@ -35516,7 +35570,7 @@
             <w:pPr>
               <w:spacing w:after="20" w:before="0"/>
             </w:pPr>
-            <w:hyperlink w:history="1" r:id="rIdjlomy9uud_toaficsnjqm">
+            <w:hyperlink w:history="1" r:id="rIdd8zz6u8bdezhxtr5ewupy">
               <w:r>
                 <w:rPr>
                   <w:rFonts w:ascii="Arial" w:cs="Arial" w:eastAsia="Arial" w:hAnsi="Arial"/>
@@ -35549,7 +35603,7 @@
               <w:spacing w:after="10" w:before="0"/>
               <w:ind w:left="120"/>
             </w:pPr>
-            <w:hyperlink w:history="1" r:id="rIdgw4ykv6qsjswufqfu2sra">
+            <w:hyperlink w:history="1" r:id="rIdypxwclqwf40x2ewb0uajd">
               <w:r>
                 <w:rPr>
                   <w:rFonts w:ascii="Arial" w:cs="Arial" w:eastAsia="Arial" w:hAnsi="Arial"/>
@@ -35696,32 +35750,32 @@
         <w:tc>
           <w:tcPr>
             <w:tcW w:type="dxa" w:w="1520"/>
-            <w:shd w:fill="F2F2F2" w:color="auto" w:val="clear"/>
-            <w:tcMar>
-              <w:top w:type="dxa" w:w="60"/>
-              <w:left w:type="dxa" w:w="120"/>
-              <w:bottom w:type="dxa" w:w="60"/>
-              <w:right w:type="dxa" w:w="120"/>
-            </w:tcMar>
-            <w:vAlign w:val="top"/>
-          </w:tcPr>
-          <w:p>
-            <w:pPr>
-              <w:spacing w:after="40" w:before="0"/>
-              <w:jc w:val="left"/>
-            </w:pPr>
-            <w:r>
-              <w:rPr>
-                <w:rFonts w:ascii="Arial" w:cs="Arial" w:eastAsia="Arial" w:hAnsi="Arial"/>
-                <w:b/>
-                <w:bCs/>
-                <w:i w:val="false"/>
-                <w:iCs w:val="false"/>
-                <w:color w:val="000000"/>
-                <w:sz w:val="18"/>
-                <w:szCs w:val="18"/>
-              </w:rPr>
-              <w:t xml:space="preserve">Phase 2 — Observe (Gallery Walk — Reading Peer Final Models)</w:t>
+            <w:shd w:fill="D9EEF1" w:color="auto" w:val="clear"/>
+            <w:tcMar>
+              <w:top w:type="dxa" w:w="60"/>
+              <w:left w:type="dxa" w:w="120"/>
+              <w:bottom w:type="dxa" w:w="60"/>
+              <w:right w:type="dxa" w:w="120"/>
+            </w:tcMar>
+            <w:vAlign w:val="top"/>
+          </w:tcPr>
+          <w:p>
+            <w:pPr>
+              <w:spacing w:after="40" w:before="0"/>
+              <w:jc w:val="left"/>
+            </w:pPr>
+            <w:r>
+              <w:rPr>
+                <w:rFonts w:ascii="Arial" w:cs="Arial" w:eastAsia="Arial" w:hAnsi="Arial"/>
+                <w:b/>
+                <w:bCs/>
+                <w:i w:val="false"/>
+                <w:iCs w:val="false"/>
+                <w:color w:val="000000"/>
+                <w:sz w:val="18"/>
+                <w:szCs w:val="18"/>
+              </w:rPr>
+              <w:t xml:space="preserve">Observe Phase</w:t>
             </w:r>
           </w:p>
           <w:p>
@@ -35744,7 +35798,7 @@
             <w:pPr>
               <w:spacing w:after="20" w:before="0"/>
             </w:pPr>
-            <w:hyperlink w:history="1" r:id="rIdsxqgeottitvrhx6qnqxqf">
+            <w:hyperlink w:history="1" r:id="rIdmmurdflq7b9v4buy22cym">
               <w:r>
                 <w:rPr>
                   <w:rFonts w:ascii="Arial" w:cs="Arial" w:eastAsia="Arial" w:hAnsi="Arial"/>
@@ -35777,7 +35831,7 @@
               <w:spacing w:after="10" w:before="0"/>
               <w:ind w:left="120"/>
             </w:pPr>
-            <w:hyperlink w:history="1" r:id="rIdxa6gqk9ve9id-fs7dxgos">
+            <w:hyperlink w:history="1" r:id="rIdlmdesiegpi_galj8pwdpi">
               <w:r>
                 <w:rPr>
                   <w:rFonts w:ascii="Arial" w:cs="Arial" w:eastAsia="Arial" w:hAnsi="Arial"/>
@@ -35822,7 +35876,7 @@
             <w:pPr>
               <w:spacing w:after="20" w:before="0"/>
             </w:pPr>
-            <w:hyperlink w:history="1" r:id="rIdsov-ixuzuz9be0tgja4p_">
+            <w:hyperlink w:history="1" r:id="rId_0rhin5qvtx7zpc8fr7vk">
               <w:r>
                 <w:rPr>
                   <w:rFonts w:ascii="Arial" w:cs="Arial" w:eastAsia="Arial" w:hAnsi="Arial"/>
@@ -35855,7 +35909,7 @@
               <w:spacing w:after="10" w:before="0"/>
               <w:ind w:left="120"/>
             </w:pPr>
-            <w:hyperlink w:history="1" r:id="rIdwz4dm9uvuhmbdtsdmoqcb">
+            <w:hyperlink w:history="1" r:id="rIdqst0wazvg54786njtcs1z">
               <w:r>
                 <w:rPr>
                   <w:rFonts w:ascii="Arial" w:cs="Arial" w:eastAsia="Arial" w:hAnsi="Arial"/>
@@ -36002,32 +36056,32 @@
         <w:tc>
           <w:tcPr>
             <w:tcW w:type="dxa" w:w="1520"/>
-            <w:shd w:fill="F2F2F2" w:color="auto" w:val="clear"/>
-            <w:tcMar>
-              <w:top w:type="dxa" w:w="60"/>
-              <w:left w:type="dxa" w:w="120"/>
-              <w:bottom w:type="dxa" w:w="60"/>
-              <w:right w:type="dxa" w:w="120"/>
-            </w:tcMar>
-            <w:vAlign w:val="top"/>
-          </w:tcPr>
-          <w:p>
-            <w:pPr>
-              <w:spacing w:after="40" w:before="0"/>
-              <w:jc w:val="left"/>
-            </w:pPr>
-            <w:r>
-              <w:rPr>
-                <w:rFonts w:ascii="Arial" w:cs="Arial" w:eastAsia="Arial" w:hAnsi="Arial"/>
-                <w:b/>
-                <w:bCs/>
-                <w:i w:val="false"/>
-                <w:iCs w:val="false"/>
-                <w:color w:val="000000"/>
-                <w:sz w:val="18"/>
-                <w:szCs w:val="18"/>
-              </w:rPr>
-              <w:t xml:space="preserve">Phase 3 — Explain (Final Model Presentations &amp; Written Explanation)</w:t>
+            <w:shd w:fill="E2EFDA" w:color="auto" w:val="clear"/>
+            <w:tcMar>
+              <w:top w:type="dxa" w:w="60"/>
+              <w:left w:type="dxa" w:w="120"/>
+              <w:bottom w:type="dxa" w:w="60"/>
+              <w:right w:type="dxa" w:w="120"/>
+            </w:tcMar>
+            <w:vAlign w:val="top"/>
+          </w:tcPr>
+          <w:p>
+            <w:pPr>
+              <w:spacing w:after="40" w:before="0"/>
+              <w:jc w:val="left"/>
+            </w:pPr>
+            <w:r>
+              <w:rPr>
+                <w:rFonts w:ascii="Arial" w:cs="Arial" w:eastAsia="Arial" w:hAnsi="Arial"/>
+                <w:b/>
+                <w:bCs/>
+                <w:i w:val="false"/>
+                <w:iCs w:val="false"/>
+                <w:color w:val="000000"/>
+                <w:sz w:val="18"/>
+                <w:szCs w:val="18"/>
+              </w:rPr>
+              <w:t xml:space="preserve">Explain Phase</w:t>
             </w:r>
           </w:p>
           <w:p>
@@ -36050,7 +36104,7 @@
             <w:pPr>
               <w:spacing w:after="20" w:before="0"/>
             </w:pPr>
-            <w:hyperlink w:history="1" r:id="rId1uj-wsm6kncp-4pnqitsi">
+            <w:hyperlink w:history="1" r:id="rIdrkc7gjpxxwoipj-i3uidi">
               <w:r>
                 <w:rPr>
                   <w:rFonts w:ascii="Arial" w:cs="Arial" w:eastAsia="Arial" w:hAnsi="Arial"/>
@@ -36083,7 +36137,7 @@
               <w:spacing w:after="10" w:before="0"/>
               <w:ind w:left="120"/>
             </w:pPr>
-            <w:hyperlink w:history="1" r:id="rIdspmpmfhjhmz10codubhzo">
+            <w:hyperlink w:history="1" r:id="rIdpps15iq_bck5mrplpgmhw">
               <w:r>
                 <w:rPr>
                   <w:rFonts w:ascii="Arial" w:cs="Arial" w:eastAsia="Arial" w:hAnsi="Arial"/>
@@ -36128,7 +36182,7 @@
             <w:pPr>
               <w:spacing w:after="20" w:before="0"/>
             </w:pPr>
-            <w:hyperlink w:history="1" r:id="rIdwkca_9gb1qhdqx5ltqz0u">
+            <w:hyperlink w:history="1" r:id="rId-qhdihx67luqv4guqo66h">
               <w:r>
                 <w:rPr>
                   <w:rFonts w:ascii="Arial" w:cs="Arial" w:eastAsia="Arial" w:hAnsi="Arial"/>
@@ -36161,7 +36215,7 @@
               <w:spacing w:after="10" w:before="0"/>
               <w:ind w:left="120"/>
             </w:pPr>
-            <w:hyperlink w:history="1" r:id="rIdwaeqyzwl7eus9p4hixjis">
+            <w:hyperlink w:history="1" r:id="rIdn8x7xnx3vxyfvlviawzhi">
               <w:r>
                 <w:rPr>
                   <w:rFonts w:ascii="Arial" w:cs="Arial" w:eastAsia="Arial" w:hAnsi="Arial"/>
@@ -36308,32 +36362,32 @@
         <w:tc>
           <w:tcPr>
             <w:tcW w:type="dxa" w:w="1520"/>
-            <w:shd w:fill="F2F2F2" w:color="auto" w:val="clear"/>
-            <w:tcMar>
-              <w:top w:type="dxa" w:w="60"/>
-              <w:left w:type="dxa" w:w="120"/>
-              <w:bottom w:type="dxa" w:w="60"/>
-              <w:right w:type="dxa" w:w="120"/>
-            </w:tcMar>
-            <w:vAlign w:val="top"/>
-          </w:tcPr>
-          <w:p>
-            <w:pPr>
-              <w:spacing w:after="40" w:before="0"/>
-              <w:jc w:val="left"/>
-            </w:pPr>
-            <w:r>
-              <w:rPr>
-                <w:rFonts w:ascii="Arial" w:cs="Arial" w:eastAsia="Arial" w:hAnsi="Arial"/>
-                <w:b/>
-                <w:bCs/>
-                <w:i w:val="false"/>
-                <w:iCs w:val="false"/>
-                <w:color w:val="000000"/>
-                <w:sz w:val="18"/>
-                <w:szCs w:val="18"/>
-              </w:rPr>
-              <w:t xml:space="preserve">Phase 4 — Driving Question Board (DQB) Completion &amp; Review</w:t>
+            <w:shd w:fill="FCE4D6" w:color="auto" w:val="clear"/>
+            <w:tcMar>
+              <w:top w:type="dxa" w:w="60"/>
+              <w:left w:type="dxa" w:w="120"/>
+              <w:bottom w:type="dxa" w:w="60"/>
+              <w:right w:type="dxa" w:w="120"/>
+            </w:tcMar>
+            <w:vAlign w:val="top"/>
+          </w:tcPr>
+          <w:p>
+            <w:pPr>
+              <w:spacing w:after="40" w:before="0"/>
+              <w:jc w:val="left"/>
+            </w:pPr>
+            <w:r>
+              <w:rPr>
+                <w:rFonts w:ascii="Arial" w:cs="Arial" w:eastAsia="Arial" w:hAnsi="Arial"/>
+                <w:b/>
+                <w:bCs/>
+                <w:i w:val="false"/>
+                <w:iCs w:val="false"/>
+                <w:color w:val="000000"/>
+                <w:sz w:val="18"/>
+                <w:szCs w:val="18"/>
+              </w:rPr>
+              <w:t xml:space="preserve">Driving Question Board (DQB) Creation</w:t>
             </w:r>
           </w:p>
           <w:p>
@@ -36356,7 +36410,7 @@
             <w:pPr>
               <w:spacing w:after="20" w:before="0"/>
             </w:pPr>
-            <w:hyperlink w:history="1" r:id="rIdr00827ftlp8zr4macxhcv">
+            <w:hyperlink w:history="1" r:id="rIdttmffikvrlxd03bjw48wt">
               <w:r>
                 <w:rPr>
                   <w:rFonts w:ascii="Arial" w:cs="Arial" w:eastAsia="Arial" w:hAnsi="Arial"/>
@@ -36389,7 +36443,7 @@
               <w:spacing w:after="10" w:before="0"/>
               <w:ind w:left="120"/>
             </w:pPr>
-            <w:hyperlink w:history="1" r:id="rIdd3rcizbwxa5wafm2jvwyp">
+            <w:hyperlink w:history="1" r:id="rIdf6w3wnq40t-n-rxfozez9">
               <w:r>
                 <w:rPr>
                   <w:rFonts w:ascii="Arial" w:cs="Arial" w:eastAsia="Arial" w:hAnsi="Arial"/>
@@ -36434,7 +36488,7 @@
             <w:pPr>
               <w:spacing w:after="20" w:before="0"/>
             </w:pPr>
-            <w:hyperlink w:history="1" r:id="rIdx-kcyjs9dmxrnyj6zdpol">
+            <w:hyperlink w:history="1" r:id="rIdesfhie1sq1w09rjdpj0r7">
               <w:r>
                 <w:rPr>
                   <w:rFonts w:ascii="Arial" w:cs="Arial" w:eastAsia="Arial" w:hAnsi="Arial"/>
@@ -36467,7 +36521,7 @@
               <w:spacing w:after="10" w:before="0"/>
               <w:ind w:left="120"/>
             </w:pPr>
-            <w:hyperlink w:history="1" r:id="rIdlaontwaodeiursi9jq1iv">
+            <w:hyperlink w:history="1" r:id="rId1f2cgezvpr-zu3cuijdrw">
               <w:r>
                 <w:rPr>
                   <w:rFonts w:ascii="Arial" w:cs="Arial" w:eastAsia="Arial" w:hAnsi="Arial"/>
@@ -36614,32 +36668,32 @@
         <w:tc>
           <w:tcPr>
             <w:tcW w:type="dxa" w:w="1520"/>
-            <w:shd w:fill="F2F2F2" w:color="auto" w:val="clear"/>
-            <w:tcMar>
-              <w:top w:type="dxa" w:w="60"/>
-              <w:left w:type="dxa" w:w="120"/>
-              <w:bottom w:type="dxa" w:w="60"/>
-              <w:right w:type="dxa" w:w="120"/>
-            </w:tcMar>
-            <w:vAlign w:val="top"/>
-          </w:tcPr>
-          <w:p>
-            <w:pPr>
-              <w:spacing w:after="40" w:before="0"/>
-              <w:jc w:val="left"/>
-            </w:pPr>
-            <w:r>
-              <w:rPr>
-                <w:rFonts w:ascii="Arial" w:cs="Arial" w:eastAsia="Arial" w:hAnsi="Arial"/>
-                <w:b/>
-                <w:bCs/>
-                <w:i w:val="false"/>
-                <w:iCs w:val="false"/>
-                <w:color w:val="000000"/>
-                <w:sz w:val="18"/>
-                <w:szCs w:val="18"/>
-              </w:rPr>
-              <w:t xml:space="preserve">Phase 5 — Model Building (Celebratory Sensemaking &amp; Class Consensus Model)</w:t>
+            <w:shd w:fill="D5E8F0" w:color="auto" w:val="clear"/>
+            <w:tcMar>
+              <w:top w:type="dxa" w:w="60"/>
+              <w:left w:type="dxa" w:w="120"/>
+              <w:bottom w:type="dxa" w:w="60"/>
+              <w:right w:type="dxa" w:w="120"/>
+            </w:tcMar>
+            <w:vAlign w:val="top"/>
+          </w:tcPr>
+          <w:p>
+            <w:pPr>
+              <w:spacing w:after="40" w:before="0"/>
+              <w:jc w:val="left"/>
+            </w:pPr>
+            <w:r>
+              <w:rPr>
+                <w:rFonts w:ascii="Arial" w:cs="Arial" w:eastAsia="Arial" w:hAnsi="Arial"/>
+                <w:b/>
+                <w:bCs/>
+                <w:i w:val="false"/>
+                <w:iCs w:val="false"/>
+                <w:color w:val="000000"/>
+                <w:sz w:val="18"/>
+                <w:szCs w:val="18"/>
+              </w:rPr>
+              <w:t xml:space="preserve">Model Building Phase</w:t>
             </w:r>
           </w:p>
           <w:p>
@@ -36662,7 +36716,7 @@
             <w:pPr>
               <w:spacing w:after="20" w:before="0"/>
             </w:pPr>
-            <w:hyperlink w:history="1" r:id="rId6fvovphljfnhro-pgfv4i">
+            <w:hyperlink w:history="1" r:id="rIdrxenpepxaviuv2r-rwvzm">
               <w:r>
                 <w:rPr>
                   <w:rFonts w:ascii="Arial" w:cs="Arial" w:eastAsia="Arial" w:hAnsi="Arial"/>
@@ -36695,7 +36749,7 @@
               <w:spacing w:after="10" w:before="0"/>
               <w:ind w:left="120"/>
             </w:pPr>
-            <w:hyperlink w:history="1" r:id="rIdazftciecarqv9_xrr8pks">
+            <w:hyperlink w:history="1" r:id="rIdnnmeu2pxb3gmpvuhmqtys">
               <w:r>
                 <w:rPr>
                   <w:rFonts w:ascii="Arial" w:cs="Arial" w:eastAsia="Arial" w:hAnsi="Arial"/>
@@ -36740,7 +36794,7 @@
             <w:pPr>
               <w:spacing w:after="20" w:before="0"/>
             </w:pPr>
-            <w:hyperlink w:history="1" r:id="rIdshv-p3ypwtzac7y2-whak">
+            <w:hyperlink w:history="1" r:id="rId4ifkgzovgj1ovbknhjed3">
               <w:r>
                 <w:rPr>
                   <w:rFonts w:ascii="Arial" w:cs="Arial" w:eastAsia="Arial" w:hAnsi="Arial"/>
@@ -36773,7 +36827,7 @@
               <w:spacing w:after="10" w:before="0"/>
               <w:ind w:left="120"/>
             </w:pPr>
-            <w:hyperlink w:history="1" r:id="rIdfwoyjaewlutedrqltkba_">
+            <w:hyperlink w:history="1" r:id="rId-hmnf-phtw9ajvxfd2pxk">
               <w:r>
                 <w:rPr>
                   <w:rFonts w:ascii="Arial" w:cs="Arial" w:eastAsia="Arial" w:hAnsi="Arial"/>

--- a/data/outputs/v2/Biology/SS3.2_Animal_Transport/Biology_Animal_Transport_CBE_LessonSequence.docx
+++ b/data/outputs/v2/Biology/SS3.2_Animal_Transport/Biology_Animal_Transport_CBE_LessonSequence.docx
@@ -3367,7 +3367,7 @@
             <w:pPr>
               <w:spacing w:after="20" w:before="0"/>
             </w:pPr>
-            <w:hyperlink w:history="1" r:id="rIdnjposfrvaff_p0s3mjibo">
+            <w:hyperlink w:history="1" r:id="rId15rboylsft34inunwxyyb">
               <w:r>
                 <w:rPr>
                   <w:rFonts w:ascii="Arial" w:cs="Arial" w:eastAsia="Arial" w:hAnsi="Arial"/>
@@ -3400,7 +3400,7 @@
               <w:spacing w:after="10" w:before="0"/>
               <w:ind w:left="120"/>
             </w:pPr>
-            <w:hyperlink w:history="1" r:id="rIdgcm1-kzb5bmwcwc-e9huc">
+            <w:hyperlink w:history="1" r:id="rIdpqtdzbmf0vl_pzcixr-pr">
               <w:r>
                 <w:rPr>
                   <w:rFonts w:ascii="Arial" w:cs="Arial" w:eastAsia="Arial" w:hAnsi="Arial"/>
@@ -3445,7 +3445,7 @@
             <w:pPr>
               <w:spacing w:after="20" w:before="0"/>
             </w:pPr>
-            <w:hyperlink w:history="1" r:id="rIdtliop8rdxpt_lefs91qzb">
+            <w:hyperlink w:history="1" r:id="rIduxxcgn2b_lc6gnovcb7j5">
               <w:r>
                 <w:rPr>
                   <w:rFonts w:ascii="Arial" w:cs="Arial" w:eastAsia="Arial" w:hAnsi="Arial"/>
@@ -3478,7 +3478,7 @@
               <w:spacing w:after="10" w:before="0"/>
               <w:ind w:left="120"/>
             </w:pPr>
-            <w:hyperlink w:history="1" r:id="rIdrq9xlrelbgw1xog_lsioe">
+            <w:hyperlink w:history="1" r:id="rId6a54_3nxwhq92gdsdmfdv">
               <w:r>
                 <w:rPr>
                   <w:rFonts w:ascii="Arial" w:cs="Arial" w:eastAsia="Arial" w:hAnsi="Arial"/>
@@ -3673,7 +3673,7 @@
             <w:pPr>
               <w:spacing w:after="20" w:before="0"/>
             </w:pPr>
-            <w:hyperlink w:history="1" r:id="rIdezriy-kh9zj1rukf59mqa">
+            <w:hyperlink w:history="1" r:id="rIdsdudqhxduecrrhnwqczfr">
               <w:r>
                 <w:rPr>
                   <w:rFonts w:ascii="Arial" w:cs="Arial" w:eastAsia="Arial" w:hAnsi="Arial"/>
@@ -3706,7 +3706,7 @@
               <w:spacing w:after="10" w:before="0"/>
               <w:ind w:left="120"/>
             </w:pPr>
-            <w:hyperlink w:history="1" r:id="rId639jq0ogvodxfhi8rtsed">
+            <w:hyperlink w:history="1" r:id="rIdzijjsge7_cw-g-lte5vu1">
               <w:r>
                 <w:rPr>
                   <w:rFonts w:ascii="Arial" w:cs="Arial" w:eastAsia="Arial" w:hAnsi="Arial"/>
@@ -3751,7 +3751,7 @@
             <w:pPr>
               <w:spacing w:after="20" w:before="0"/>
             </w:pPr>
-            <w:hyperlink w:history="1" r:id="rIdgty3gcksswdhkxctrrdr8">
+            <w:hyperlink w:history="1" r:id="rId10lxix5wozl6ivv5448x7">
               <w:r>
                 <w:rPr>
                   <w:rFonts w:ascii="Arial" w:cs="Arial" w:eastAsia="Arial" w:hAnsi="Arial"/>
@@ -3784,7 +3784,7 @@
               <w:spacing w:after="10" w:before="0"/>
               <w:ind w:left="120"/>
             </w:pPr>
-            <w:hyperlink w:history="1" r:id="rIdjl7gpw5hsvsyjm5qdo-r-">
+            <w:hyperlink w:history="1" r:id="rIdbytvke7nr2wri8hexrotl">
               <w:r>
                 <w:rPr>
                   <w:rFonts w:ascii="Arial" w:cs="Arial" w:eastAsia="Arial" w:hAnsi="Arial"/>
@@ -3979,7 +3979,7 @@
             <w:pPr>
               <w:spacing w:after="20" w:before="0"/>
             </w:pPr>
-            <w:hyperlink w:history="1" r:id="rIdyif1twnlzgzvcu7bn1-yg">
+            <w:hyperlink w:history="1" r:id="rIdqlmd0votzeoyp-rbqbfgp">
               <w:r>
                 <w:rPr>
                   <w:rFonts w:ascii="Arial" w:cs="Arial" w:eastAsia="Arial" w:hAnsi="Arial"/>
@@ -4012,7 +4012,7 @@
               <w:spacing w:after="10" w:before="0"/>
               <w:ind w:left="120"/>
             </w:pPr>
-            <w:hyperlink w:history="1" r:id="rIdzmdqwbdlmxocha6rn46pm">
+            <w:hyperlink w:history="1" r:id="rIddi3znm6_7o5_nxpfzrggs">
               <w:r>
                 <w:rPr>
                   <w:rFonts w:ascii="Arial" w:cs="Arial" w:eastAsia="Arial" w:hAnsi="Arial"/>
@@ -4057,7 +4057,7 @@
             <w:pPr>
               <w:spacing w:after="20" w:before="0"/>
             </w:pPr>
-            <w:hyperlink w:history="1" r:id="rIdlcxfdvk3ckh59lend1rjr">
+            <w:hyperlink w:history="1" r:id="rIda8mqrtevqepkkdpnnn02l">
               <w:r>
                 <w:rPr>
                   <w:rFonts w:ascii="Arial" w:cs="Arial" w:eastAsia="Arial" w:hAnsi="Arial"/>
@@ -4090,7 +4090,7 @@
               <w:spacing w:after="10" w:before="0"/>
               <w:ind w:left="120"/>
             </w:pPr>
-            <w:hyperlink w:history="1" r:id="rIdu4dynizr6ibq4h7ed7xtb">
+            <w:hyperlink w:history="1" r:id="rIdkomz5ewvy3mfnztspuxke">
               <w:r>
                 <w:rPr>
                   <w:rFonts w:ascii="Arial" w:cs="Arial" w:eastAsia="Arial" w:hAnsi="Arial"/>
@@ -4285,7 +4285,7 @@
             <w:pPr>
               <w:spacing w:after="20" w:before="0"/>
             </w:pPr>
-            <w:hyperlink w:history="1" r:id="rId7dvt4yfqjvjwvkl5cvccb">
+            <w:hyperlink w:history="1" r:id="rIdupshb-5xasivqcsx96yti">
               <w:r>
                 <w:rPr>
                   <w:rFonts w:ascii="Arial" w:cs="Arial" w:eastAsia="Arial" w:hAnsi="Arial"/>
@@ -4318,7 +4318,7 @@
               <w:spacing w:after="10" w:before="0"/>
               <w:ind w:left="120"/>
             </w:pPr>
-            <w:hyperlink w:history="1" r:id="rId06ulb4s-azzuwjrrjdxnd">
+            <w:hyperlink w:history="1" r:id="rIdrod4-9zwgbeqhlg_2qrxi">
               <w:r>
                 <w:rPr>
                   <w:rFonts w:ascii="Arial" w:cs="Arial" w:eastAsia="Arial" w:hAnsi="Arial"/>
@@ -4363,7 +4363,7 @@
             <w:pPr>
               <w:spacing w:after="20" w:before="0"/>
             </w:pPr>
-            <w:hyperlink w:history="1" r:id="rIdhpojomabwmjstmhjurcxz">
+            <w:hyperlink w:history="1" r:id="rIdxvtrh5gqm3gbthmhpvp43">
               <w:r>
                 <w:rPr>
                   <w:rFonts w:ascii="Arial" w:cs="Arial" w:eastAsia="Arial" w:hAnsi="Arial"/>
@@ -4396,7 +4396,7 @@
               <w:spacing w:after="10" w:before="0"/>
               <w:ind w:left="120"/>
             </w:pPr>
-            <w:hyperlink w:history="1" r:id="rIdwmd9rfumqccdaznkxxygb">
+            <w:hyperlink w:history="1" r:id="rIdtdegs1m1zqcyqaaasikp0">
               <w:r>
                 <w:rPr>
                   <w:rFonts w:ascii="Arial" w:cs="Arial" w:eastAsia="Arial" w:hAnsi="Arial"/>
@@ -4591,7 +4591,7 @@
             <w:pPr>
               <w:spacing w:after="20" w:before="0"/>
             </w:pPr>
-            <w:hyperlink w:history="1" r:id="rIdq1eilflti-fvkjspcbseq">
+            <w:hyperlink w:history="1" r:id="rId6hl1e78ssqp91njslqg3z">
               <w:r>
                 <w:rPr>
                   <w:rFonts w:ascii="Arial" w:cs="Arial" w:eastAsia="Arial" w:hAnsi="Arial"/>
@@ -4624,7 +4624,7 @@
               <w:spacing w:after="10" w:before="0"/>
               <w:ind w:left="120"/>
             </w:pPr>
-            <w:hyperlink w:history="1" r:id="rIdyxhreogipaefn3x14hkqy">
+            <w:hyperlink w:history="1" r:id="rIdeddq7_v8csrr7b6fiercd">
               <w:r>
                 <w:rPr>
                   <w:rFonts w:ascii="Arial" w:cs="Arial" w:eastAsia="Arial" w:hAnsi="Arial"/>
@@ -4669,7 +4669,7 @@
             <w:pPr>
               <w:spacing w:after="20" w:before="0"/>
             </w:pPr>
-            <w:hyperlink w:history="1" r:id="rIdl3egkrv1j7sb-xbtjcgm4">
+            <w:hyperlink w:history="1" r:id="rIdftysbsktpze0tnwpro6nk">
               <w:r>
                 <w:rPr>
                   <w:rFonts w:ascii="Arial" w:cs="Arial" w:eastAsia="Arial" w:hAnsi="Arial"/>
@@ -4702,7 +4702,7 @@
               <w:spacing w:after="10" w:before="0"/>
               <w:ind w:left="120"/>
             </w:pPr>
-            <w:hyperlink w:history="1" r:id="rIdrps58se8peta9tw-a-_xh">
+            <w:hyperlink w:history="1" r:id="rIdhkdhv9ohodzgwgutsz0ir">
               <w:r>
                 <w:rPr>
                   <w:rFonts w:ascii="Arial" w:cs="Arial" w:eastAsia="Arial" w:hAnsi="Arial"/>
@@ -6189,7 +6189,7 @@
             <w:pPr>
               <w:spacing w:after="20" w:before="0"/>
             </w:pPr>
-            <w:hyperlink w:history="1" r:id="rIdtyg-8iohobcgruysnxday">
+            <w:hyperlink w:history="1" r:id="rIdpee9neecyayjfnz5emi04">
               <w:r>
                 <w:rPr>
                   <w:rFonts w:ascii="Arial" w:cs="Arial" w:eastAsia="Arial" w:hAnsi="Arial"/>
@@ -6222,7 +6222,7 @@
               <w:spacing w:after="10" w:before="0"/>
               <w:ind w:left="120"/>
             </w:pPr>
-            <w:hyperlink w:history="1" r:id="rIdpcvsuiqtwvsgqfqblkygw">
+            <w:hyperlink w:history="1" r:id="rIdtesc68rbotve9v-w83r0w">
               <w:r>
                 <w:rPr>
                   <w:rFonts w:ascii="Arial" w:cs="Arial" w:eastAsia="Arial" w:hAnsi="Arial"/>
@@ -6267,7 +6267,7 @@
             <w:pPr>
               <w:spacing w:after="20" w:before="0"/>
             </w:pPr>
-            <w:hyperlink w:history="1" r:id="rId_pnlomroiah_fglecmpu7">
+            <w:hyperlink w:history="1" r:id="rIdnuwnfdcavhc_73hej83md">
               <w:r>
                 <w:rPr>
                   <w:rFonts w:ascii="Arial" w:cs="Arial" w:eastAsia="Arial" w:hAnsi="Arial"/>
@@ -6300,7 +6300,7 @@
               <w:spacing w:after="10" w:before="0"/>
               <w:ind w:left="120"/>
             </w:pPr>
-            <w:hyperlink w:history="1" r:id="rIdirehwykynmlzxglmor-zu">
+            <w:hyperlink w:history="1" r:id="rId8s_yymzgejlydnjlt7zcf">
               <w:r>
                 <w:rPr>
                   <w:rFonts w:ascii="Arial" w:cs="Arial" w:eastAsia="Arial" w:hAnsi="Arial"/>
@@ -6571,7 +6571,7 @@
             <w:pPr>
               <w:spacing w:after="20" w:before="0"/>
             </w:pPr>
-            <w:hyperlink w:history="1" r:id="rIdm8f-ufnzfj4nwwg_5lwon">
+            <w:hyperlink w:history="1" r:id="rIdqkvhfmcn_gl5nypfsvvmf">
               <w:r>
                 <w:rPr>
                   <w:rFonts w:ascii="Arial" w:cs="Arial" w:eastAsia="Arial" w:hAnsi="Arial"/>
@@ -6604,7 +6604,7 @@
               <w:spacing w:after="10" w:before="0"/>
               <w:ind w:left="120"/>
             </w:pPr>
-            <w:hyperlink w:history="1" r:id="rIdvi-vqb6zfwrjo8-xk-xr_">
+            <w:hyperlink w:history="1" r:id="rIdpv4cgyiaqijpy79o3mism">
               <w:r>
                 <w:rPr>
                   <w:rFonts w:ascii="Arial" w:cs="Arial" w:eastAsia="Arial" w:hAnsi="Arial"/>
@@ -6649,7 +6649,7 @@
             <w:pPr>
               <w:spacing w:after="20" w:before="0"/>
             </w:pPr>
-            <w:hyperlink w:history="1" r:id="rIdnbxlqn67vmzbqovd6ovuo">
+            <w:hyperlink w:history="1" r:id="rIdvuzywwtskexuhlywy27gc">
               <w:r>
                 <w:rPr>
                   <w:rFonts w:ascii="Arial" w:cs="Arial" w:eastAsia="Arial" w:hAnsi="Arial"/>
@@ -6682,7 +6682,7 @@
               <w:spacing w:after="10" w:before="0"/>
               <w:ind w:left="120"/>
             </w:pPr>
-            <w:hyperlink w:history="1" r:id="rIdndcmdluu8vqhexftdtq80">
+            <w:hyperlink w:history="1" r:id="rIdqt3ryfldllb2untqa_fov">
               <w:r>
                 <w:rPr>
                   <w:rFonts w:ascii="Arial" w:cs="Arial" w:eastAsia="Arial" w:hAnsi="Arial"/>
@@ -7086,7 +7086,7 @@
             <w:pPr>
               <w:spacing w:after="20" w:before="0"/>
             </w:pPr>
-            <w:hyperlink w:history="1" r:id="rIdaulkpfi9lj8fn8xe3cszy">
+            <w:hyperlink w:history="1" r:id="rIdncepparnx8act0wg9md0i">
               <w:r>
                 <w:rPr>
                   <w:rFonts w:ascii="Arial" w:cs="Arial" w:eastAsia="Arial" w:hAnsi="Arial"/>
@@ -7119,7 +7119,7 @@
               <w:spacing w:after="10" w:before="0"/>
               <w:ind w:left="120"/>
             </w:pPr>
-            <w:hyperlink w:history="1" r:id="rIddtydcehiq0p8hconccnx0">
+            <w:hyperlink w:history="1" r:id="rIdkd5mq1nlzspztzj3t7zr5">
               <w:r>
                 <w:rPr>
                   <w:rFonts w:ascii="Arial" w:cs="Arial" w:eastAsia="Arial" w:hAnsi="Arial"/>
@@ -7164,7 +7164,7 @@
             <w:pPr>
               <w:spacing w:after="20" w:before="0"/>
             </w:pPr>
-            <w:hyperlink w:history="1" r:id="rIdrtlb-rz51m-zpka3n1hcs">
+            <w:hyperlink w:history="1" r:id="rIdqvvxowyw5hhqhyoofdn7d">
               <w:r>
                 <w:rPr>
                   <w:rFonts w:ascii="Arial" w:cs="Arial" w:eastAsia="Arial" w:hAnsi="Arial"/>
@@ -7197,7 +7197,7 @@
               <w:spacing w:after="10" w:before="0"/>
               <w:ind w:left="120"/>
             </w:pPr>
-            <w:hyperlink w:history="1" r:id="rId2zcfx6upos7rjguhary0v">
+            <w:hyperlink w:history="1" r:id="rId5jjvdxhj2ceit0uel6lzv">
               <w:r>
                 <w:rPr>
                   <w:rFonts w:ascii="Arial" w:cs="Arial" w:eastAsia="Arial" w:hAnsi="Arial"/>
@@ -7563,7 +7563,7 @@
             <w:pPr>
               <w:spacing w:after="20" w:before="0"/>
             </w:pPr>
-            <w:hyperlink w:history="1" r:id="rId1uonymu-e57gwjdcucels">
+            <w:hyperlink w:history="1" r:id="rId8pkj590q6ceu9ztvcfp64">
               <w:r>
                 <w:rPr>
                   <w:rFonts w:ascii="Arial" w:cs="Arial" w:eastAsia="Arial" w:hAnsi="Arial"/>
@@ -7596,7 +7596,7 @@
               <w:spacing w:after="10" w:before="0"/>
               <w:ind w:left="120"/>
             </w:pPr>
-            <w:hyperlink w:history="1" r:id="rIdwnoeo9pcthniqda0nj5ay">
+            <w:hyperlink w:history="1" r:id="rIdhzhrgog73qttilq5hwmff">
               <w:r>
                 <w:rPr>
                   <w:rFonts w:ascii="Arial" w:cs="Arial" w:eastAsia="Arial" w:hAnsi="Arial"/>
@@ -7641,7 +7641,7 @@
             <w:pPr>
               <w:spacing w:after="20" w:before="0"/>
             </w:pPr>
-            <w:hyperlink w:history="1" r:id="rIdlxqtazf3r1bbrbx0wzdat">
+            <w:hyperlink w:history="1" r:id="rIddwffqkvmxmhaom4llvhhp">
               <w:r>
                 <w:rPr>
                   <w:rFonts w:ascii="Arial" w:cs="Arial" w:eastAsia="Arial" w:hAnsi="Arial"/>
@@ -7674,7 +7674,7 @@
               <w:spacing w:after="10" w:before="0"/>
               <w:ind w:left="120"/>
             </w:pPr>
-            <w:hyperlink w:history="1" r:id="rIdtntdzdetgakf88vbgdwdf">
+            <w:hyperlink w:history="1" r:id="rIdxg0qhm_peiw3icytyhkk2">
               <w:r>
                 <w:rPr>
                   <w:rFonts w:ascii="Arial" w:cs="Arial" w:eastAsia="Arial" w:hAnsi="Arial"/>
@@ -8002,7 +8002,7 @@
             <w:pPr>
               <w:spacing w:after="20" w:before="0"/>
             </w:pPr>
-            <w:hyperlink w:history="1" r:id="rIdmquxsjasvywoeyh0wxsd9">
+            <w:hyperlink w:history="1" r:id="rId_vnwwhxvampr6ikzroq6i">
               <w:r>
                 <w:rPr>
                   <w:rFonts w:ascii="Arial" w:cs="Arial" w:eastAsia="Arial" w:hAnsi="Arial"/>
@@ -8035,7 +8035,7 @@
               <w:spacing w:after="10" w:before="0"/>
               <w:ind w:left="120"/>
             </w:pPr>
-            <w:hyperlink w:history="1" r:id="rId6h2lwq_vgrsc3itlsfhvs">
+            <w:hyperlink w:history="1" r:id="rId2nbk5yn-tzqbddn_k39du">
               <w:r>
                 <w:rPr>
                   <w:rFonts w:ascii="Arial" w:cs="Arial" w:eastAsia="Arial" w:hAnsi="Arial"/>
@@ -8080,7 +8080,7 @@
             <w:pPr>
               <w:spacing w:after="20" w:before="0"/>
             </w:pPr>
-            <w:hyperlink w:history="1" r:id="rIdqbtj8kivj5j6gu56iod-e">
+            <w:hyperlink w:history="1" r:id="rIdf53n3bdurneqeh8tcpn4d">
               <w:r>
                 <w:rPr>
                   <w:rFonts w:ascii="Arial" w:cs="Arial" w:eastAsia="Arial" w:hAnsi="Arial"/>
@@ -8113,7 +8113,7 @@
               <w:spacing w:after="10" w:before="0"/>
               <w:ind w:left="120"/>
             </w:pPr>
-            <w:hyperlink w:history="1" r:id="rIdog2phimuydwtetbi_bz6o">
+            <w:hyperlink w:history="1" r:id="rIdbab_t_ze9gtypfvrt5yox">
               <w:r>
                 <w:rPr>
                   <w:rFonts w:ascii="Arial" w:cs="Arial" w:eastAsia="Arial" w:hAnsi="Arial"/>
@@ -9904,7 +9904,7 @@
             <w:pPr>
               <w:spacing w:after="20" w:before="0"/>
             </w:pPr>
-            <w:hyperlink w:history="1" r:id="rIdhosjq3bo4swtz1kt11k59">
+            <w:hyperlink w:history="1" r:id="rIdbpsddsr9vazhfclhlp_ig">
               <w:r>
                 <w:rPr>
                   <w:rFonts w:ascii="Arial" w:cs="Arial" w:eastAsia="Arial" w:hAnsi="Arial"/>
@@ -9937,7 +9937,7 @@
               <w:spacing w:after="10" w:before="0"/>
               <w:ind w:left="120"/>
             </w:pPr>
-            <w:hyperlink w:history="1" r:id="rIdd80ttkyl6etoqq6diiqpi">
+            <w:hyperlink w:history="1" r:id="rIdovosahfm6is0_lwpvi2sr">
               <w:r>
                 <w:rPr>
                   <w:rFonts w:ascii="Arial" w:cs="Arial" w:eastAsia="Arial" w:hAnsi="Arial"/>
@@ -9982,7 +9982,7 @@
             <w:pPr>
               <w:spacing w:after="20" w:before="0"/>
             </w:pPr>
-            <w:hyperlink w:history="1" r:id="rId5p1ikursxohfhtf3r5kn9">
+            <w:hyperlink w:history="1" r:id="rIdd_azzobc_k5etckuivtur">
               <w:r>
                 <w:rPr>
                   <w:rFonts w:ascii="Arial" w:cs="Arial" w:eastAsia="Arial" w:hAnsi="Arial"/>
@@ -10015,7 +10015,7 @@
               <w:spacing w:after="10" w:before="0"/>
               <w:ind w:left="120"/>
             </w:pPr>
-            <w:hyperlink w:history="1" r:id="rId_8qup_udcrdmhehchvvih">
+            <w:hyperlink w:history="1" r:id="rIdmpfafshxtgtaui6iy_ich">
               <w:r>
                 <w:rPr>
                   <w:rFonts w:ascii="Arial" w:cs="Arial" w:eastAsia="Arial" w:hAnsi="Arial"/>
@@ -10210,7 +10210,7 @@
             <w:pPr>
               <w:spacing w:after="20" w:before="0"/>
             </w:pPr>
-            <w:hyperlink w:history="1" r:id="rIddi7vhhedzq7q__pnmipn2">
+            <w:hyperlink w:history="1" r:id="rIdsb9gyijqlz82plnyxf4gz">
               <w:r>
                 <w:rPr>
                   <w:rFonts w:ascii="Arial" w:cs="Arial" w:eastAsia="Arial" w:hAnsi="Arial"/>
@@ -10243,7 +10243,7 @@
               <w:spacing w:after="10" w:before="0"/>
               <w:ind w:left="120"/>
             </w:pPr>
-            <w:hyperlink w:history="1" r:id="rIdxghl_ub2ftxfbdq2innso">
+            <w:hyperlink w:history="1" r:id="rIdrgkkujn7gcdc4j7_dlcko">
               <w:r>
                 <w:rPr>
                   <w:rFonts w:ascii="Arial" w:cs="Arial" w:eastAsia="Arial" w:hAnsi="Arial"/>
@@ -10288,7 +10288,7 @@
             <w:pPr>
               <w:spacing w:after="20" w:before="0"/>
             </w:pPr>
-            <w:hyperlink w:history="1" r:id="rIdczi14mx8qa2q2nupmli8x">
+            <w:hyperlink w:history="1" r:id="rIdbq02y9f4hjh5g0eruvqep">
               <w:r>
                 <w:rPr>
                   <w:rFonts w:ascii="Arial" w:cs="Arial" w:eastAsia="Arial" w:hAnsi="Arial"/>
@@ -10321,7 +10321,7 @@
               <w:spacing w:after="10" w:before="0"/>
               <w:ind w:left="120"/>
             </w:pPr>
-            <w:hyperlink w:history="1" r:id="rIdrmmy72v1jhfjtlvoszlfw">
+            <w:hyperlink w:history="1" r:id="rIdj6u-4tu2juc4rnqd6jrbr">
               <w:r>
                 <w:rPr>
                   <w:rFonts w:ascii="Arial" w:cs="Arial" w:eastAsia="Arial" w:hAnsi="Arial"/>
@@ -10516,7 +10516,7 @@
             <w:pPr>
               <w:spacing w:after="20" w:before="0"/>
             </w:pPr>
-            <w:hyperlink w:history="1" r:id="rIdsnehgy7an0ysnmhp2ipgr">
+            <w:hyperlink w:history="1" r:id="rIdqfzpx_7m_1cc-x2q5oe_c">
               <w:r>
                 <w:rPr>
                   <w:rFonts w:ascii="Arial" w:cs="Arial" w:eastAsia="Arial" w:hAnsi="Arial"/>
@@ -10549,7 +10549,7 @@
               <w:spacing w:after="10" w:before="0"/>
               <w:ind w:left="120"/>
             </w:pPr>
-            <w:hyperlink w:history="1" r:id="rId2adhb5ing4fah3ebuooml">
+            <w:hyperlink w:history="1" r:id="rIdvafnmqltlhpsv0-yleie8">
               <w:r>
                 <w:rPr>
                   <w:rFonts w:ascii="Arial" w:cs="Arial" w:eastAsia="Arial" w:hAnsi="Arial"/>
@@ -10594,7 +10594,7 @@
             <w:pPr>
               <w:spacing w:after="20" w:before="0"/>
             </w:pPr>
-            <w:hyperlink w:history="1" r:id="rIdd6j7t6qkdo4lmdikmc7ws">
+            <w:hyperlink w:history="1" r:id="rIdjahoh5c6atat0msgg6omd">
               <w:r>
                 <w:rPr>
                   <w:rFonts w:ascii="Arial" w:cs="Arial" w:eastAsia="Arial" w:hAnsi="Arial"/>
@@ -10627,7 +10627,7 @@
               <w:spacing w:after="10" w:before="0"/>
               <w:ind w:left="120"/>
             </w:pPr>
-            <w:hyperlink w:history="1" r:id="rIdzi3wconrmtuiuxcz_wcn-">
+            <w:hyperlink w:history="1" r:id="rIdbt_gstflzworuqgrpaelc">
               <w:r>
                 <w:rPr>
                   <w:rFonts w:ascii="Arial" w:cs="Arial" w:eastAsia="Arial" w:hAnsi="Arial"/>
@@ -10822,7 +10822,7 @@
             <w:pPr>
               <w:spacing w:after="20" w:before="0"/>
             </w:pPr>
-            <w:hyperlink w:history="1" r:id="rIdnokxryi3tui4ws7o_p5cg">
+            <w:hyperlink w:history="1" r:id="rIdskljlbl59ay1zffgnednj">
               <w:r>
                 <w:rPr>
                   <w:rFonts w:ascii="Arial" w:cs="Arial" w:eastAsia="Arial" w:hAnsi="Arial"/>
@@ -10855,7 +10855,7 @@
               <w:spacing w:after="10" w:before="0"/>
               <w:ind w:left="120"/>
             </w:pPr>
-            <w:hyperlink w:history="1" r:id="rIdpcwv1ur5e8fvk7rf0qk2l">
+            <w:hyperlink w:history="1" r:id="rIdnvva_4xc54itxf6ylgu6k">
               <w:r>
                 <w:rPr>
                   <w:rFonts w:ascii="Arial" w:cs="Arial" w:eastAsia="Arial" w:hAnsi="Arial"/>
@@ -10900,7 +10900,7 @@
             <w:pPr>
               <w:spacing w:after="20" w:before="0"/>
             </w:pPr>
-            <w:hyperlink w:history="1" r:id="rIdgocysjy1xsqfd4xhjsnv8">
+            <w:hyperlink w:history="1" r:id="rIdxcnquy71sziv3uvb9cmnq">
               <w:r>
                 <w:rPr>
                   <w:rFonts w:ascii="Arial" w:cs="Arial" w:eastAsia="Arial" w:hAnsi="Arial"/>
@@ -10933,7 +10933,7 @@
               <w:spacing w:after="10" w:before="0"/>
               <w:ind w:left="120"/>
             </w:pPr>
-            <w:hyperlink w:history="1" r:id="rIds7awrwskwn12cvxmr0yfx">
+            <w:hyperlink w:history="1" r:id="rIdoi2xueiubm4xibma-knhb">
               <w:r>
                 <w:rPr>
                   <w:rFonts w:ascii="Arial" w:cs="Arial" w:eastAsia="Arial" w:hAnsi="Arial"/>
@@ -11128,7 +11128,7 @@
             <w:pPr>
               <w:spacing w:after="20" w:before="0"/>
             </w:pPr>
-            <w:hyperlink w:history="1" r:id="rIdsb06agazjsaecskf-2oou">
+            <w:hyperlink w:history="1" r:id="rIdhouvgqkcgdulqvs1x331a">
               <w:r>
                 <w:rPr>
                   <w:rFonts w:ascii="Arial" w:cs="Arial" w:eastAsia="Arial" w:hAnsi="Arial"/>
@@ -11161,7 +11161,7 @@
               <w:spacing w:after="10" w:before="0"/>
               <w:ind w:left="120"/>
             </w:pPr>
-            <w:hyperlink w:history="1" r:id="rIdz5mae0wverxqoj8w_ipou">
+            <w:hyperlink w:history="1" r:id="rIdya6tpbm_iwrlncbzhvmgg">
               <w:r>
                 <w:rPr>
                   <w:rFonts w:ascii="Arial" w:cs="Arial" w:eastAsia="Arial" w:hAnsi="Arial"/>
@@ -11206,7 +11206,7 @@
             <w:pPr>
               <w:spacing w:after="20" w:before="0"/>
             </w:pPr>
-            <w:hyperlink w:history="1" r:id="rId12vkplgpiiaiqm7s61s3n">
+            <w:hyperlink w:history="1" r:id="rIdt8huvokxllvaer-zz7ms-">
               <w:r>
                 <w:rPr>
                   <w:rFonts w:ascii="Arial" w:cs="Arial" w:eastAsia="Arial" w:hAnsi="Arial"/>
@@ -11239,7 +11239,7 @@
               <w:spacing w:after="10" w:before="0"/>
               <w:ind w:left="120"/>
             </w:pPr>
-            <w:hyperlink w:history="1" r:id="rIdtwzrf4ow0ancyauv6jmeg">
+            <w:hyperlink w:history="1" r:id="rIdjmle0fpjwaxmzj4ogvzrc">
               <w:r>
                 <w:rPr>
                   <w:rFonts w:ascii="Arial" w:cs="Arial" w:eastAsia="Arial" w:hAnsi="Arial"/>
@@ -12726,7 +12726,7 @@
             <w:pPr>
               <w:spacing w:after="20" w:before="0"/>
             </w:pPr>
-            <w:hyperlink w:history="1" r:id="rIdo6wg6cfbpr2rj_gwyoikb">
+            <w:hyperlink w:history="1" r:id="rIdl8fctqxgtnbyxqj_pblzx">
               <w:r>
                 <w:rPr>
                   <w:rFonts w:ascii="Arial" w:cs="Arial" w:eastAsia="Arial" w:hAnsi="Arial"/>
@@ -12759,7 +12759,7 @@
               <w:spacing w:after="10" w:before="0"/>
               <w:ind w:left="120"/>
             </w:pPr>
-            <w:hyperlink w:history="1" r:id="rId1xf2vyhlotwnecysnz_0r">
+            <w:hyperlink w:history="1" r:id="rIdtwtw8i-qiuliabhhrfrnk">
               <w:r>
                 <w:rPr>
                   <w:rFonts w:ascii="Arial" w:cs="Arial" w:eastAsia="Arial" w:hAnsi="Arial"/>
@@ -12804,7 +12804,7 @@
             <w:pPr>
               <w:spacing w:after="20" w:before="0"/>
             </w:pPr>
-            <w:hyperlink w:history="1" r:id="rIdqg_m3xdn07mdxkx9e226h">
+            <w:hyperlink w:history="1" r:id="rIdqqox_oabgryw4emvzv96z">
               <w:r>
                 <w:rPr>
                   <w:rFonts w:ascii="Arial" w:cs="Arial" w:eastAsia="Arial" w:hAnsi="Arial"/>
@@ -12837,7 +12837,7 @@
               <w:spacing w:after="10" w:before="0"/>
               <w:ind w:left="120"/>
             </w:pPr>
-            <w:hyperlink w:history="1" r:id="rIdhbhtqfmlcvf58jn8uh6j0">
+            <w:hyperlink w:history="1" r:id="rIduztjkvccwvqu3euioyfbw">
               <w:r>
                 <w:rPr>
                   <w:rFonts w:ascii="Arial" w:cs="Arial" w:eastAsia="Arial" w:hAnsi="Arial"/>
@@ -13032,7 +13032,7 @@
             <w:pPr>
               <w:spacing w:after="20" w:before="0"/>
             </w:pPr>
-            <w:hyperlink w:history="1" r:id="rIdyecbnjkecx0taqetsoieg">
+            <w:hyperlink w:history="1" r:id="rIdebwglan_mnmp1y1vyx341">
               <w:r>
                 <w:rPr>
                   <w:rFonts w:ascii="Arial" w:cs="Arial" w:eastAsia="Arial" w:hAnsi="Arial"/>
@@ -13065,7 +13065,7 @@
               <w:spacing w:after="10" w:before="0"/>
               <w:ind w:left="120"/>
             </w:pPr>
-            <w:hyperlink w:history="1" r:id="rId_ylewdlqvx55pdqa3aq-j">
+            <w:hyperlink w:history="1" r:id="rId3bp90ie5xeil_5j8y66en">
               <w:r>
                 <w:rPr>
                   <w:rFonts w:ascii="Arial" w:cs="Arial" w:eastAsia="Arial" w:hAnsi="Arial"/>
@@ -13110,7 +13110,7 @@
             <w:pPr>
               <w:spacing w:after="20" w:before="0"/>
             </w:pPr>
-            <w:hyperlink w:history="1" r:id="rIdrr9juwc7i865forzcf588">
+            <w:hyperlink w:history="1" r:id="rIddptbxyoxtj0mr_l_v_xfj">
               <w:r>
                 <w:rPr>
                   <w:rFonts w:ascii="Arial" w:cs="Arial" w:eastAsia="Arial" w:hAnsi="Arial"/>
@@ -13143,7 +13143,7 @@
               <w:spacing w:after="10" w:before="0"/>
               <w:ind w:left="120"/>
             </w:pPr>
-            <w:hyperlink w:history="1" r:id="rIdlngmkzgqqohzuuly6u2kc">
+            <w:hyperlink w:history="1" r:id="rIdyftaec4gvpy1ellfxz3fa">
               <w:r>
                 <w:rPr>
                   <w:rFonts w:ascii="Arial" w:cs="Arial" w:eastAsia="Arial" w:hAnsi="Arial"/>
@@ -13338,7 +13338,7 @@
             <w:pPr>
               <w:spacing w:after="20" w:before="0"/>
             </w:pPr>
-            <w:hyperlink w:history="1" r:id="rIdvmduz1jsgxpjocnxqwrxa">
+            <w:hyperlink w:history="1" r:id="rIduqi6cl9wclizn3xx-ycwz">
               <w:r>
                 <w:rPr>
                   <w:rFonts w:ascii="Arial" w:cs="Arial" w:eastAsia="Arial" w:hAnsi="Arial"/>
@@ -13371,7 +13371,7 @@
               <w:spacing w:after="10" w:before="0"/>
               <w:ind w:left="120"/>
             </w:pPr>
-            <w:hyperlink w:history="1" r:id="rId6pxxrcc_pbbyj5mviyyyy">
+            <w:hyperlink w:history="1" r:id="rIdjtlt3c4u1jp01oag5lo4a">
               <w:r>
                 <w:rPr>
                   <w:rFonts w:ascii="Arial" w:cs="Arial" w:eastAsia="Arial" w:hAnsi="Arial"/>
@@ -13416,7 +13416,7 @@
             <w:pPr>
               <w:spacing w:after="20" w:before="0"/>
             </w:pPr>
-            <w:hyperlink w:history="1" r:id="rId_jlofpt6qps181hzu5yxq">
+            <w:hyperlink w:history="1" r:id="rIdjt-w8-5s4tlqrm6mfbpmr">
               <w:r>
                 <w:rPr>
                   <w:rFonts w:ascii="Arial" w:cs="Arial" w:eastAsia="Arial" w:hAnsi="Arial"/>
@@ -13449,7 +13449,7 @@
               <w:spacing w:after="10" w:before="0"/>
               <w:ind w:left="120"/>
             </w:pPr>
-            <w:hyperlink w:history="1" r:id="rIdbrivpwntkh3vixowojmtb">
+            <w:hyperlink w:history="1" r:id="rIdw_69asyjdr_hn4jno7fps">
               <w:r>
                 <w:rPr>
                   <w:rFonts w:ascii="Arial" w:cs="Arial" w:eastAsia="Arial" w:hAnsi="Arial"/>
@@ -13644,7 +13644,7 @@
             <w:pPr>
               <w:spacing w:after="20" w:before="0"/>
             </w:pPr>
-            <w:hyperlink w:history="1" r:id="rIdtu8bvstlwohhyfffke48a">
+            <w:hyperlink w:history="1" r:id="rIdbw7ltscqdignaqvir_yxo">
               <w:r>
                 <w:rPr>
                   <w:rFonts w:ascii="Arial" w:cs="Arial" w:eastAsia="Arial" w:hAnsi="Arial"/>
@@ -13677,7 +13677,7 @@
               <w:spacing w:after="10" w:before="0"/>
               <w:ind w:left="120"/>
             </w:pPr>
-            <w:hyperlink w:history="1" r:id="rIdsaz2aeo1mcrnqk-lmacyc">
+            <w:hyperlink w:history="1" r:id="rIdbse_xoeoc3wdvcoszzzh-">
               <w:r>
                 <w:rPr>
                   <w:rFonts w:ascii="Arial" w:cs="Arial" w:eastAsia="Arial" w:hAnsi="Arial"/>
@@ -13722,7 +13722,7 @@
             <w:pPr>
               <w:spacing w:after="20" w:before="0"/>
             </w:pPr>
-            <w:hyperlink w:history="1" r:id="rIdgrhldgxohdkkuxghwx4ox">
+            <w:hyperlink w:history="1" r:id="rIdg5lw0k85fz7yit_nf3tsl">
               <w:r>
                 <w:rPr>
                   <w:rFonts w:ascii="Arial" w:cs="Arial" w:eastAsia="Arial" w:hAnsi="Arial"/>
@@ -13755,7 +13755,7 @@
               <w:spacing w:after="10" w:before="0"/>
               <w:ind w:left="120"/>
             </w:pPr>
-            <w:hyperlink w:history="1" r:id="rIde-5phgat7jby7kf-o8ukb">
+            <w:hyperlink w:history="1" r:id="rIdghmoqqbvawcir-sihf43x">
               <w:r>
                 <w:rPr>
                   <w:rFonts w:ascii="Arial" w:cs="Arial" w:eastAsia="Arial" w:hAnsi="Arial"/>
@@ -13950,7 +13950,7 @@
             <w:pPr>
               <w:spacing w:after="20" w:before="0"/>
             </w:pPr>
-            <w:hyperlink w:history="1" r:id="rIdcvo5ypo99iki9jro6uab6">
+            <w:hyperlink w:history="1" r:id="rIdt9f561nnowu_aqe6s4-nb">
               <w:r>
                 <w:rPr>
                   <w:rFonts w:ascii="Arial" w:cs="Arial" w:eastAsia="Arial" w:hAnsi="Arial"/>
@@ -13983,7 +13983,7 @@
               <w:spacing w:after="10" w:before="0"/>
               <w:ind w:left="120"/>
             </w:pPr>
-            <w:hyperlink w:history="1" r:id="rId9ylbfvmbq6mxio2paiemd">
+            <w:hyperlink w:history="1" r:id="rIduty6kn4vkrpbm47mytun6">
               <w:r>
                 <w:rPr>
                   <w:rFonts w:ascii="Arial" w:cs="Arial" w:eastAsia="Arial" w:hAnsi="Arial"/>
@@ -14028,7 +14028,7 @@
             <w:pPr>
               <w:spacing w:after="20" w:before="0"/>
             </w:pPr>
-            <w:hyperlink w:history="1" r:id="rIdaroo4h6wxdbpb6v_mz5hn">
+            <w:hyperlink w:history="1" r:id="rIdede7kx09weihecuh0rc7q">
               <w:r>
                 <w:rPr>
                   <w:rFonts w:ascii="Arial" w:cs="Arial" w:eastAsia="Arial" w:hAnsi="Arial"/>
@@ -14061,7 +14061,7 @@
               <w:spacing w:after="10" w:before="0"/>
               <w:ind w:left="120"/>
             </w:pPr>
-            <w:hyperlink w:history="1" r:id="rIdmhhiqklv0_1s9ql4wtdg3">
+            <w:hyperlink w:history="1" r:id="rIdpgccivmmai641rw6jbd02">
               <w:r>
                 <w:rPr>
                   <w:rFonts w:ascii="Arial" w:cs="Arial" w:eastAsia="Arial" w:hAnsi="Arial"/>
@@ -15548,7 +15548,7 @@
             <w:pPr>
               <w:spacing w:after="20" w:before="0"/>
             </w:pPr>
-            <w:hyperlink w:history="1" r:id="rId5romgjmvghg86pe82pq5a">
+            <w:hyperlink w:history="1" r:id="rIdgdxzppst-wp0rmjaxnjxp">
               <w:r>
                 <w:rPr>
                   <w:rFonts w:ascii="Arial" w:cs="Arial" w:eastAsia="Arial" w:hAnsi="Arial"/>
@@ -15581,7 +15581,7 @@
               <w:spacing w:after="10" w:before="0"/>
               <w:ind w:left="120"/>
             </w:pPr>
-            <w:hyperlink w:history="1" r:id="rIdnrzguxmldvt6svgxzhm9k">
+            <w:hyperlink w:history="1" r:id="rIdqhvxb9lb4yb-ggu0xryvv">
               <w:r>
                 <w:rPr>
                   <w:rFonts w:ascii="Arial" w:cs="Arial" w:eastAsia="Arial" w:hAnsi="Arial"/>
@@ -15626,7 +15626,7 @@
             <w:pPr>
               <w:spacing w:after="20" w:before="0"/>
             </w:pPr>
-            <w:hyperlink w:history="1" r:id="rIdz0qc8cnfvffpwy2wfwmxc">
+            <w:hyperlink w:history="1" r:id="rIdl3osytd1adtfcxohaj5lq">
               <w:r>
                 <w:rPr>
                   <w:rFonts w:ascii="Arial" w:cs="Arial" w:eastAsia="Arial" w:hAnsi="Arial"/>
@@ -15659,7 +15659,7 @@
               <w:spacing w:after="10" w:before="0"/>
               <w:ind w:left="120"/>
             </w:pPr>
-            <w:hyperlink w:history="1" r:id="rId5tggnwkfb83tq9d7xdrq2">
+            <w:hyperlink w:history="1" r:id="rId_wz-diiyz8xrlaw8rbiem">
               <w:r>
                 <w:rPr>
                   <w:rFonts w:ascii="Arial" w:cs="Arial" w:eastAsia="Arial" w:hAnsi="Arial"/>
@@ -15854,7 +15854,7 @@
             <w:pPr>
               <w:spacing w:after="20" w:before="0"/>
             </w:pPr>
-            <w:hyperlink w:history="1" r:id="rIdswhhx65xx_yib8bmxiepo">
+            <w:hyperlink w:history="1" r:id="rId8erf_hhydiyqkg7n2lubx">
               <w:r>
                 <w:rPr>
                   <w:rFonts w:ascii="Arial" w:cs="Arial" w:eastAsia="Arial" w:hAnsi="Arial"/>
@@ -15887,7 +15887,7 @@
               <w:spacing w:after="10" w:before="0"/>
               <w:ind w:left="120"/>
             </w:pPr>
-            <w:hyperlink w:history="1" r:id="rIdtkwgqvdxkh7yhwruvelgt">
+            <w:hyperlink w:history="1" r:id="rIdecsqzlin609mlohhwtgts">
               <w:r>
                 <w:rPr>
                   <w:rFonts w:ascii="Arial" w:cs="Arial" w:eastAsia="Arial" w:hAnsi="Arial"/>
@@ -15932,7 +15932,7 @@
             <w:pPr>
               <w:spacing w:after="20" w:before="0"/>
             </w:pPr>
-            <w:hyperlink w:history="1" r:id="rId4bio-xfiumwgqwldyu7h4">
+            <w:hyperlink w:history="1" r:id="rIdviilkefl0tjkvnakdmqac">
               <w:r>
                 <w:rPr>
                   <w:rFonts w:ascii="Arial" w:cs="Arial" w:eastAsia="Arial" w:hAnsi="Arial"/>
@@ -15965,7 +15965,7 @@
               <w:spacing w:after="10" w:before="0"/>
               <w:ind w:left="120"/>
             </w:pPr>
-            <w:hyperlink w:history="1" r:id="rIdh8cp-wtlgkxnlqj6ysayd">
+            <w:hyperlink w:history="1" r:id="rId94mernmrq_sbvhbds_wmu">
               <w:r>
                 <w:rPr>
                   <w:rFonts w:ascii="Arial" w:cs="Arial" w:eastAsia="Arial" w:hAnsi="Arial"/>
@@ -16160,7 +16160,7 @@
             <w:pPr>
               <w:spacing w:after="20" w:before="0"/>
             </w:pPr>
-            <w:hyperlink w:history="1" r:id="rIdbvaqvwj-tstqzirlp_cee">
+            <w:hyperlink w:history="1" r:id="rId_a8azoxwcjrnbmcda2vun">
               <w:r>
                 <w:rPr>
                   <w:rFonts w:ascii="Arial" w:cs="Arial" w:eastAsia="Arial" w:hAnsi="Arial"/>
@@ -16193,7 +16193,7 @@
               <w:spacing w:after="10" w:before="0"/>
               <w:ind w:left="120"/>
             </w:pPr>
-            <w:hyperlink w:history="1" r:id="rIdtnuath66gpjlgn9ifjrwr">
+            <w:hyperlink w:history="1" r:id="rId-lfefz6uf0-comkjuuayx">
               <w:r>
                 <w:rPr>
                   <w:rFonts w:ascii="Arial" w:cs="Arial" w:eastAsia="Arial" w:hAnsi="Arial"/>
@@ -16238,7 +16238,7 @@
             <w:pPr>
               <w:spacing w:after="20" w:before="0"/>
             </w:pPr>
-            <w:hyperlink w:history="1" r:id="rIdsulqgqqhx_59vjizdyaut">
+            <w:hyperlink w:history="1" r:id="rIdxvel5bhatqvzkliuskm-u">
               <w:r>
                 <w:rPr>
                   <w:rFonts w:ascii="Arial" w:cs="Arial" w:eastAsia="Arial" w:hAnsi="Arial"/>
@@ -16271,7 +16271,7 @@
               <w:spacing w:after="10" w:before="0"/>
               <w:ind w:left="120"/>
             </w:pPr>
-            <w:hyperlink w:history="1" r:id="rId9s0yvegtyazcabfpgyxv7">
+            <w:hyperlink w:history="1" r:id="rIdoor6ayzsanlj-g7utse90">
               <w:r>
                 <w:rPr>
                   <w:rFonts w:ascii="Arial" w:cs="Arial" w:eastAsia="Arial" w:hAnsi="Arial"/>
@@ -16466,7 +16466,7 @@
             <w:pPr>
               <w:spacing w:after="20" w:before="0"/>
             </w:pPr>
-            <w:hyperlink w:history="1" r:id="rIdivqrrholpijzkfx2qoahr">
+            <w:hyperlink w:history="1" r:id="rIdjd5gpkvwkk6l0jubhkkar">
               <w:r>
                 <w:rPr>
                   <w:rFonts w:ascii="Arial" w:cs="Arial" w:eastAsia="Arial" w:hAnsi="Arial"/>
@@ -16499,7 +16499,7 @@
               <w:spacing w:after="10" w:before="0"/>
               <w:ind w:left="120"/>
             </w:pPr>
-            <w:hyperlink w:history="1" r:id="rIdmxzivbqsrbbsgs14aq890">
+            <w:hyperlink w:history="1" r:id="rIdrtjzldgyjh_vi2pg9v2ag">
               <w:r>
                 <w:rPr>
                   <w:rFonts w:ascii="Arial" w:cs="Arial" w:eastAsia="Arial" w:hAnsi="Arial"/>
@@ -16544,7 +16544,7 @@
             <w:pPr>
               <w:spacing w:after="20" w:before="0"/>
             </w:pPr>
-            <w:hyperlink w:history="1" r:id="rIdpdbeo-khuqiqaetcejlmd">
+            <w:hyperlink w:history="1" r:id="rId1pwd_egmbggzfgiz0hif5">
               <w:r>
                 <w:rPr>
                   <w:rFonts w:ascii="Arial" w:cs="Arial" w:eastAsia="Arial" w:hAnsi="Arial"/>
@@ -16577,7 +16577,7 @@
               <w:spacing w:after="10" w:before="0"/>
               <w:ind w:left="120"/>
             </w:pPr>
-            <w:hyperlink w:history="1" r:id="rIdw2xl5buu76_mvccw7govz">
+            <w:hyperlink w:history="1" r:id="rIdlk9uj0wtqmnukayadmbrv">
               <w:r>
                 <w:rPr>
                   <w:rFonts w:ascii="Arial" w:cs="Arial" w:eastAsia="Arial" w:hAnsi="Arial"/>
@@ -16772,7 +16772,7 @@
             <w:pPr>
               <w:spacing w:after="20" w:before="0"/>
             </w:pPr>
-            <w:hyperlink w:history="1" r:id="rIdjj1osfqsjb1afsqwlmx6t">
+            <w:hyperlink w:history="1" r:id="rIdr_qoojgwlsory6elgp16y">
               <w:r>
                 <w:rPr>
                   <w:rFonts w:ascii="Arial" w:cs="Arial" w:eastAsia="Arial" w:hAnsi="Arial"/>
@@ -16805,7 +16805,7 @@
               <w:spacing w:after="10" w:before="0"/>
               <w:ind w:left="120"/>
             </w:pPr>
-            <w:hyperlink w:history="1" r:id="rIdx_bpwc3xayl-1dkjm9wod">
+            <w:hyperlink w:history="1" r:id="rIdj-4ja0x8ji21g6sjlkkug">
               <w:r>
                 <w:rPr>
                   <w:rFonts w:ascii="Arial" w:cs="Arial" w:eastAsia="Arial" w:hAnsi="Arial"/>
@@ -16850,7 +16850,7 @@
             <w:pPr>
               <w:spacing w:after="20" w:before="0"/>
             </w:pPr>
-            <w:hyperlink w:history="1" r:id="rIdbfgj0ynb4hoxncn7jzjhl">
+            <w:hyperlink w:history="1" r:id="rIdnevqxt7eju_hxrlbjnhia">
               <w:r>
                 <w:rPr>
                   <w:rFonts w:ascii="Arial" w:cs="Arial" w:eastAsia="Arial" w:hAnsi="Arial"/>
@@ -16883,7 +16883,7 @@
               <w:spacing w:after="10" w:before="0"/>
               <w:ind w:left="120"/>
             </w:pPr>
-            <w:hyperlink w:history="1" r:id="rIdjd7ynnpjsscgxxh1p8-qh">
+            <w:hyperlink w:history="1" r:id="rId5460bn8gpmpxyerldry_5">
               <w:r>
                 <w:rPr>
                   <w:rFonts w:ascii="Arial" w:cs="Arial" w:eastAsia="Arial" w:hAnsi="Arial"/>
@@ -18465,7 +18465,7 @@
             <w:pPr>
               <w:spacing w:after="20" w:before="0"/>
             </w:pPr>
-            <w:hyperlink w:history="1" r:id="rIdwba_xatwwzhl5mzyqpqsp">
+            <w:hyperlink w:history="1" r:id="rIdknbxnzd-7_nzkz_0mjnt2">
               <w:r>
                 <w:rPr>
                   <w:rFonts w:ascii="Arial" w:cs="Arial" w:eastAsia="Arial" w:hAnsi="Arial"/>
@@ -18498,7 +18498,7 @@
               <w:spacing w:after="10" w:before="0"/>
               <w:ind w:left="120"/>
             </w:pPr>
-            <w:hyperlink w:history="1" r:id="rIdp4f6rvdip4az0pggzytw5">
+            <w:hyperlink w:history="1" r:id="rId1xvcsylcgf2c6pbgcshzi">
               <w:r>
                 <w:rPr>
                   <w:rFonts w:ascii="Arial" w:cs="Arial" w:eastAsia="Arial" w:hAnsi="Arial"/>
@@ -18543,7 +18543,7 @@
             <w:pPr>
               <w:spacing w:after="20" w:before="0"/>
             </w:pPr>
-            <w:hyperlink w:history="1" r:id="rIdndtuhywbd41ybmwzrtdfc">
+            <w:hyperlink w:history="1" r:id="rId4hp16z5q82s-pw_r7xgoc">
               <w:r>
                 <w:rPr>
                   <w:rFonts w:ascii="Arial" w:cs="Arial" w:eastAsia="Arial" w:hAnsi="Arial"/>
@@ -18576,7 +18576,7 @@
               <w:spacing w:after="10" w:before="0"/>
               <w:ind w:left="120"/>
             </w:pPr>
-            <w:hyperlink w:history="1" r:id="rIdplurfusbszho7uejt-ady">
+            <w:hyperlink w:history="1" r:id="rIdgo0zeez6nyzvvoigxxmsn">
               <w:r>
                 <w:rPr>
                   <w:rFonts w:ascii="Arial" w:cs="Arial" w:eastAsia="Arial" w:hAnsi="Arial"/>
@@ -18771,7 +18771,7 @@
             <w:pPr>
               <w:spacing w:after="20" w:before="0"/>
             </w:pPr>
-            <w:hyperlink w:history="1" r:id="rIdfogquh_7ufgag7ady3aig">
+            <w:hyperlink w:history="1" r:id="rIdb5vfa-tlfoe-2a-hjq5jm">
               <w:r>
                 <w:rPr>
                   <w:rFonts w:ascii="Arial" w:cs="Arial" w:eastAsia="Arial" w:hAnsi="Arial"/>
@@ -18804,7 +18804,7 @@
               <w:spacing w:after="10" w:before="0"/>
               <w:ind w:left="120"/>
             </w:pPr>
-            <w:hyperlink w:history="1" r:id="rIdw9ek6_qzgbv4c0m9odyxt">
+            <w:hyperlink w:history="1" r:id="rIdm0vlvzxzoch8zza2dswst">
               <w:r>
                 <w:rPr>
                   <w:rFonts w:ascii="Arial" w:cs="Arial" w:eastAsia="Arial" w:hAnsi="Arial"/>
@@ -18849,7 +18849,7 @@
             <w:pPr>
               <w:spacing w:after="20" w:before="0"/>
             </w:pPr>
-            <w:hyperlink w:history="1" r:id="rIdlp1a3c7xahlsvo7w_3_no">
+            <w:hyperlink w:history="1" r:id="rIdha-hjdpl2h6ypkvnfrjsx">
               <w:r>
                 <w:rPr>
                   <w:rFonts w:ascii="Arial" w:cs="Arial" w:eastAsia="Arial" w:hAnsi="Arial"/>
@@ -18882,7 +18882,7 @@
               <w:spacing w:after="10" w:before="0"/>
               <w:ind w:left="120"/>
             </w:pPr>
-            <w:hyperlink w:history="1" r:id="rId96iatunwhlbidkvzmkfq6">
+            <w:hyperlink w:history="1" r:id="rIdxacf-qk5rr8yvmgakfb4q">
               <w:r>
                 <w:rPr>
                   <w:rFonts w:ascii="Arial" w:cs="Arial" w:eastAsia="Arial" w:hAnsi="Arial"/>
@@ -19077,7 +19077,7 @@
             <w:pPr>
               <w:spacing w:after="20" w:before="0"/>
             </w:pPr>
-            <w:hyperlink w:history="1" r:id="rIdzoep_aalut3p0xdzja0ih">
+            <w:hyperlink w:history="1" r:id="rIddqpwo64ez6etsgzvru6eg">
               <w:r>
                 <w:rPr>
                   <w:rFonts w:ascii="Arial" w:cs="Arial" w:eastAsia="Arial" w:hAnsi="Arial"/>
@@ -19110,7 +19110,7 @@
               <w:spacing w:after="10" w:before="0"/>
               <w:ind w:left="120"/>
             </w:pPr>
-            <w:hyperlink w:history="1" r:id="rIdzia_acgve6iiq6ol-mtmo">
+            <w:hyperlink w:history="1" r:id="rIdue5l8cgd4n_xonxvvgfv3">
               <w:r>
                 <w:rPr>
                   <w:rFonts w:ascii="Arial" w:cs="Arial" w:eastAsia="Arial" w:hAnsi="Arial"/>
@@ -19155,7 +19155,7 @@
             <w:pPr>
               <w:spacing w:after="20" w:before="0"/>
             </w:pPr>
-            <w:hyperlink w:history="1" r:id="rId5ikl0muqty6cj_vzio25b">
+            <w:hyperlink w:history="1" r:id="rIdgtheg-xxku7uohqzt0ajh">
               <w:r>
                 <w:rPr>
                   <w:rFonts w:ascii="Arial" w:cs="Arial" w:eastAsia="Arial" w:hAnsi="Arial"/>
@@ -19188,7 +19188,7 @@
               <w:spacing w:after="10" w:before="0"/>
               <w:ind w:left="120"/>
             </w:pPr>
-            <w:hyperlink w:history="1" r:id="rIddhhp8tfxd6bx2o0ger1s-">
+            <w:hyperlink w:history="1" r:id="rId9-uzxfic1xm7bwrdtk7_f">
               <w:r>
                 <w:rPr>
                   <w:rFonts w:ascii="Arial" w:cs="Arial" w:eastAsia="Arial" w:hAnsi="Arial"/>
@@ -19383,7 +19383,7 @@
             <w:pPr>
               <w:spacing w:after="20" w:before="0"/>
             </w:pPr>
-            <w:hyperlink w:history="1" r:id="rIdutatmxuvrm4ypelwfw-jq">
+            <w:hyperlink w:history="1" r:id="rIdbobajwgvnkv-suoos0jz3">
               <w:r>
                 <w:rPr>
                   <w:rFonts w:ascii="Arial" w:cs="Arial" w:eastAsia="Arial" w:hAnsi="Arial"/>
@@ -19416,7 +19416,7 @@
               <w:spacing w:after="10" w:before="0"/>
               <w:ind w:left="120"/>
             </w:pPr>
-            <w:hyperlink w:history="1" r:id="rIdotw2rmvieclbvzzeezz2y">
+            <w:hyperlink w:history="1" r:id="rIduilcgpvyanj5kd0al4un7">
               <w:r>
                 <w:rPr>
                   <w:rFonts w:ascii="Arial" w:cs="Arial" w:eastAsia="Arial" w:hAnsi="Arial"/>
@@ -19461,7 +19461,7 @@
             <w:pPr>
               <w:spacing w:after="20" w:before="0"/>
             </w:pPr>
-            <w:hyperlink w:history="1" r:id="rIdeg2b8usxykl5alppxtjzk">
+            <w:hyperlink w:history="1" r:id="rIdkgf0no4zetetv8rwnahio">
               <w:r>
                 <w:rPr>
                   <w:rFonts w:ascii="Arial" w:cs="Arial" w:eastAsia="Arial" w:hAnsi="Arial"/>
@@ -19494,7 +19494,7 @@
               <w:spacing w:after="10" w:before="0"/>
               <w:ind w:left="120"/>
             </w:pPr>
-            <w:hyperlink w:history="1" r:id="rIdhp7wv4rtixvleqskkrvqm">
+            <w:hyperlink w:history="1" r:id="rIdvz9cbu4j0adl6xyu61nr-">
               <w:r>
                 <w:rPr>
                   <w:rFonts w:ascii="Arial" w:cs="Arial" w:eastAsia="Arial" w:hAnsi="Arial"/>
@@ -19689,7 +19689,7 @@
             <w:pPr>
               <w:spacing w:after="20" w:before="0"/>
             </w:pPr>
-            <w:hyperlink w:history="1" r:id="rId-lvym1dfswncdg6h9qodz">
+            <w:hyperlink w:history="1" r:id="rId9xazccb7-qlyoa04smxcw">
               <w:r>
                 <w:rPr>
                   <w:rFonts w:ascii="Arial" w:cs="Arial" w:eastAsia="Arial" w:hAnsi="Arial"/>
@@ -19722,7 +19722,7 @@
               <w:spacing w:after="10" w:before="0"/>
               <w:ind w:left="120"/>
             </w:pPr>
-            <w:hyperlink w:history="1" r:id="rId6eecug3majhzhgkip9ltj">
+            <w:hyperlink w:history="1" r:id="rIdhmr12iv_pdipkpmpjxfpf">
               <w:r>
                 <w:rPr>
                   <w:rFonts w:ascii="Arial" w:cs="Arial" w:eastAsia="Arial" w:hAnsi="Arial"/>
@@ -19767,7 +19767,7 @@
             <w:pPr>
               <w:spacing w:after="20" w:before="0"/>
             </w:pPr>
-            <w:hyperlink w:history="1" r:id="rIdic40og2ddy8pedcnds7u2">
+            <w:hyperlink w:history="1" r:id="rIdjjtndbnpisv99nind6ucx">
               <w:r>
                 <w:rPr>
                   <w:rFonts w:ascii="Arial" w:cs="Arial" w:eastAsia="Arial" w:hAnsi="Arial"/>
@@ -19800,7 +19800,7 @@
               <w:spacing w:after="10" w:before="0"/>
               <w:ind w:left="120"/>
             </w:pPr>
-            <w:hyperlink w:history="1" r:id="rIdvrwmycb0tclix2j8kjmh6">
+            <w:hyperlink w:history="1" r:id="rId1dffvuiold-rdrthji4na">
               <w:r>
                 <w:rPr>
                   <w:rFonts w:ascii="Arial" w:cs="Arial" w:eastAsia="Arial" w:hAnsi="Arial"/>
@@ -21287,7 +21287,7 @@
             <w:pPr>
               <w:spacing w:after="20" w:before="0"/>
             </w:pPr>
-            <w:hyperlink w:history="1" r:id="rId2rcospaluvoo54kb_cohi">
+            <w:hyperlink w:history="1" r:id="rIdnwadzlmeic25jeb_f-cpx">
               <w:r>
                 <w:rPr>
                   <w:rFonts w:ascii="Arial" w:cs="Arial" w:eastAsia="Arial" w:hAnsi="Arial"/>
@@ -21320,7 +21320,7 @@
               <w:spacing w:after="10" w:before="0"/>
               <w:ind w:left="120"/>
             </w:pPr>
-            <w:hyperlink w:history="1" r:id="rId086gdwuxpgsq6anv5x7sz">
+            <w:hyperlink w:history="1" r:id="rIdas9x2mrwrpxngmcxbnake">
               <w:r>
                 <w:rPr>
                   <w:rFonts w:ascii="Arial" w:cs="Arial" w:eastAsia="Arial" w:hAnsi="Arial"/>
@@ -21365,7 +21365,7 @@
             <w:pPr>
               <w:spacing w:after="20" w:before="0"/>
             </w:pPr>
-            <w:hyperlink w:history="1" r:id="rId_jcirtxi8zoowxejg99me">
+            <w:hyperlink w:history="1" r:id="rIdof3netly0vjvtmtr8xge3">
               <w:r>
                 <w:rPr>
                   <w:rFonts w:ascii="Arial" w:cs="Arial" w:eastAsia="Arial" w:hAnsi="Arial"/>
@@ -21398,7 +21398,7 @@
               <w:spacing w:after="10" w:before="0"/>
               <w:ind w:left="120"/>
             </w:pPr>
-            <w:hyperlink w:history="1" r:id="rIdx5ihuewtopa5swrweifew">
+            <w:hyperlink w:history="1" r:id="rIduc1leikzr1ui13afveffw">
               <w:r>
                 <w:rPr>
                   <w:rFonts w:ascii="Arial" w:cs="Arial" w:eastAsia="Arial" w:hAnsi="Arial"/>
@@ -21593,7 +21593,7 @@
             <w:pPr>
               <w:spacing w:after="20" w:before="0"/>
             </w:pPr>
-            <w:hyperlink w:history="1" r:id="rIdkdw8-iuqlyrla6kkllvvk">
+            <w:hyperlink w:history="1" r:id="rIds5ukttge2rfbct6h0dvrn">
               <w:r>
                 <w:rPr>
                   <w:rFonts w:ascii="Arial" w:cs="Arial" w:eastAsia="Arial" w:hAnsi="Arial"/>
@@ -21626,7 +21626,7 @@
               <w:spacing w:after="10" w:before="0"/>
               <w:ind w:left="120"/>
             </w:pPr>
-            <w:hyperlink w:history="1" r:id="rIdhvtjdajqsekexupwfe-dd">
+            <w:hyperlink w:history="1" r:id="rIdegiyrxbziijfgyolyldzl">
               <w:r>
                 <w:rPr>
                   <w:rFonts w:ascii="Arial" w:cs="Arial" w:eastAsia="Arial" w:hAnsi="Arial"/>
@@ -21671,7 +21671,7 @@
             <w:pPr>
               <w:spacing w:after="20" w:before="0"/>
             </w:pPr>
-            <w:hyperlink w:history="1" r:id="rIdyy_bgpn8yvymq9__72hp5">
+            <w:hyperlink w:history="1" r:id="rId8afhbeuho2sforld60aun">
               <w:r>
                 <w:rPr>
                   <w:rFonts w:ascii="Arial" w:cs="Arial" w:eastAsia="Arial" w:hAnsi="Arial"/>
@@ -21704,7 +21704,7 @@
               <w:spacing w:after="10" w:before="0"/>
               <w:ind w:left="120"/>
             </w:pPr>
-            <w:hyperlink w:history="1" r:id="rIdxn6c5es14escfrllan6hz">
+            <w:hyperlink w:history="1" r:id="rIdtewwpytxiwql8cjft8kfs">
               <w:r>
                 <w:rPr>
                   <w:rFonts w:ascii="Arial" w:cs="Arial" w:eastAsia="Arial" w:hAnsi="Arial"/>
@@ -21899,7 +21899,7 @@
             <w:pPr>
               <w:spacing w:after="20" w:before="0"/>
             </w:pPr>
-            <w:hyperlink w:history="1" r:id="rIdfo3envguu3qeiqfucc6d5">
+            <w:hyperlink w:history="1" r:id="rIdrlhp1xaugbg5lzcilsgck">
               <w:r>
                 <w:rPr>
                   <w:rFonts w:ascii="Arial" w:cs="Arial" w:eastAsia="Arial" w:hAnsi="Arial"/>
@@ -21932,7 +21932,7 @@
               <w:spacing w:after="10" w:before="0"/>
               <w:ind w:left="120"/>
             </w:pPr>
-            <w:hyperlink w:history="1" r:id="rIdnoree59wqwwh7_cpmehhe">
+            <w:hyperlink w:history="1" r:id="rId-zgj27i_omuxjqwp_j5_l">
               <w:r>
                 <w:rPr>
                   <w:rFonts w:ascii="Arial" w:cs="Arial" w:eastAsia="Arial" w:hAnsi="Arial"/>
@@ -21977,7 +21977,7 @@
             <w:pPr>
               <w:spacing w:after="20" w:before="0"/>
             </w:pPr>
-            <w:hyperlink w:history="1" r:id="rIdpvlxjfcadf5uvg7xqydon">
+            <w:hyperlink w:history="1" r:id="rIdznybqtx9n59u3dncv3tw-">
               <w:r>
                 <w:rPr>
                   <w:rFonts w:ascii="Arial" w:cs="Arial" w:eastAsia="Arial" w:hAnsi="Arial"/>
@@ -22010,7 +22010,7 @@
               <w:spacing w:after="10" w:before="0"/>
               <w:ind w:left="120"/>
             </w:pPr>
-            <w:hyperlink w:history="1" r:id="rIdsfgnh-l7lzugikpspedgw">
+            <w:hyperlink w:history="1" r:id="rId1g7r4spwaaikusk00kwjd">
               <w:r>
                 <w:rPr>
                   <w:rFonts w:ascii="Arial" w:cs="Arial" w:eastAsia="Arial" w:hAnsi="Arial"/>
@@ -22205,7 +22205,7 @@
             <w:pPr>
               <w:spacing w:after="20" w:before="0"/>
             </w:pPr>
-            <w:hyperlink w:history="1" r:id="rId94z6cnukh8zbmhwz7wygg">
+            <w:hyperlink w:history="1" r:id="rIdbyv4iriuw0mxblaquchx5">
               <w:r>
                 <w:rPr>
                   <w:rFonts w:ascii="Arial" w:cs="Arial" w:eastAsia="Arial" w:hAnsi="Arial"/>
@@ -22238,7 +22238,7 @@
               <w:spacing w:after="10" w:before="0"/>
               <w:ind w:left="120"/>
             </w:pPr>
-            <w:hyperlink w:history="1" r:id="rIdpafissf9bttczws6j6wai">
+            <w:hyperlink w:history="1" r:id="rId-wd3efrrkcanjrrssfmur">
               <w:r>
                 <w:rPr>
                   <w:rFonts w:ascii="Arial" w:cs="Arial" w:eastAsia="Arial" w:hAnsi="Arial"/>
@@ -22283,7 +22283,7 @@
             <w:pPr>
               <w:spacing w:after="20" w:before="0"/>
             </w:pPr>
-            <w:hyperlink w:history="1" r:id="rIdibotsk6r-e16e_fvuuvja">
+            <w:hyperlink w:history="1" r:id="rIdnqzg6crzl-xoq9-rvqjnm">
               <w:r>
                 <w:rPr>
                   <w:rFonts w:ascii="Arial" w:cs="Arial" w:eastAsia="Arial" w:hAnsi="Arial"/>
@@ -22316,7 +22316,7 @@
               <w:spacing w:after="10" w:before="0"/>
               <w:ind w:left="120"/>
             </w:pPr>
-            <w:hyperlink w:history="1" r:id="rId1_zo3tws-p6b0aduzh-4v">
+            <w:hyperlink w:history="1" r:id="rId7xwna_nr0arqzcmluxhsh">
               <w:r>
                 <w:rPr>
                   <w:rFonts w:ascii="Arial" w:cs="Arial" w:eastAsia="Arial" w:hAnsi="Arial"/>
@@ -22511,7 +22511,7 @@
             <w:pPr>
               <w:spacing w:after="20" w:before="0"/>
             </w:pPr>
-            <w:hyperlink w:history="1" r:id="rIdmblxig4a-gtjl6oizi5b5">
+            <w:hyperlink w:history="1" r:id="rIdea5mkcjxjbec-ljxaekhx">
               <w:r>
                 <w:rPr>
                   <w:rFonts w:ascii="Arial" w:cs="Arial" w:eastAsia="Arial" w:hAnsi="Arial"/>
@@ -22544,7 +22544,7 @@
               <w:spacing w:after="10" w:before="0"/>
               <w:ind w:left="120"/>
             </w:pPr>
-            <w:hyperlink w:history="1" r:id="rIdnedkk3ya6bhgaht7fcswr">
+            <w:hyperlink w:history="1" r:id="rId65antnraxd-ftvsjygzwy">
               <w:r>
                 <w:rPr>
                   <w:rFonts w:ascii="Arial" w:cs="Arial" w:eastAsia="Arial" w:hAnsi="Arial"/>
@@ -22589,7 +22589,7 @@
             <w:pPr>
               <w:spacing w:after="20" w:before="0"/>
             </w:pPr>
-            <w:hyperlink w:history="1" r:id="rIdfyb5injtfyed6pxog7ayi">
+            <w:hyperlink w:history="1" r:id="rIdtcbhaukxnawjtc5kqabpq">
               <w:r>
                 <w:rPr>
                   <w:rFonts w:ascii="Arial" w:cs="Arial" w:eastAsia="Arial" w:hAnsi="Arial"/>
@@ -22622,7 +22622,7 @@
               <w:spacing w:after="10" w:before="0"/>
               <w:ind w:left="120"/>
             </w:pPr>
-            <w:hyperlink w:history="1" r:id="rIdzy5ncgxiwbhoyavltk9vx">
+            <w:hyperlink w:history="1" r:id="rIdldwj3qd0v_wdwsyuur6ft">
               <w:r>
                 <w:rPr>
                   <w:rFonts w:ascii="Arial" w:cs="Arial" w:eastAsia="Arial" w:hAnsi="Arial"/>
@@ -24109,7 +24109,7 @@
             <w:pPr>
               <w:spacing w:after="20" w:before="0"/>
             </w:pPr>
-            <w:hyperlink w:history="1" r:id="rIdicdav1cxrw1zkkbs4i7hc">
+            <w:hyperlink w:history="1" r:id="rIdultbimd0kynp6tvft6s1i">
               <w:r>
                 <w:rPr>
                   <w:rFonts w:ascii="Arial" w:cs="Arial" w:eastAsia="Arial" w:hAnsi="Arial"/>
@@ -24142,7 +24142,7 @@
               <w:spacing w:after="10" w:before="0"/>
               <w:ind w:left="120"/>
             </w:pPr>
-            <w:hyperlink w:history="1" r:id="rId8zhatneaeitkuvvrd8sle">
+            <w:hyperlink w:history="1" r:id="rIdglgm-vkers088sxvbt80r">
               <w:r>
                 <w:rPr>
                   <w:rFonts w:ascii="Arial" w:cs="Arial" w:eastAsia="Arial" w:hAnsi="Arial"/>
@@ -24187,7 +24187,7 @@
             <w:pPr>
               <w:spacing w:after="20" w:before="0"/>
             </w:pPr>
-            <w:hyperlink w:history="1" r:id="rId30ljoobeuadtyn9wnmvsu">
+            <w:hyperlink w:history="1" r:id="rIdbqaqyp_phndtodkkbbdoh">
               <w:r>
                 <w:rPr>
                   <w:rFonts w:ascii="Arial" w:cs="Arial" w:eastAsia="Arial" w:hAnsi="Arial"/>
@@ -24220,7 +24220,7 @@
               <w:spacing w:after="10" w:before="0"/>
               <w:ind w:left="120"/>
             </w:pPr>
-            <w:hyperlink w:history="1" r:id="rIdyyylnirzikrinl8hqu19c">
+            <w:hyperlink w:history="1" r:id="rIdmxfffdism7owhtpjyixyp">
               <w:r>
                 <w:rPr>
                   <w:rFonts w:ascii="Arial" w:cs="Arial" w:eastAsia="Arial" w:hAnsi="Arial"/>
@@ -24415,7 +24415,7 @@
             <w:pPr>
               <w:spacing w:after="20" w:before="0"/>
             </w:pPr>
-            <w:hyperlink w:history="1" r:id="rId5mpggl2y7txj05alqzevb">
+            <w:hyperlink w:history="1" r:id="rIdgbuy8e5fcu9xhac_8j6qx">
               <w:r>
                 <w:rPr>
                   <w:rFonts w:ascii="Arial" w:cs="Arial" w:eastAsia="Arial" w:hAnsi="Arial"/>
@@ -24448,7 +24448,7 @@
               <w:spacing w:after="10" w:before="0"/>
               <w:ind w:left="120"/>
             </w:pPr>
-            <w:hyperlink w:history="1" r:id="rIdfb4bsn6_d5xwt2ee1tupm">
+            <w:hyperlink w:history="1" r:id="rIdwd40qofjzrmjwts1kikuo">
               <w:r>
                 <w:rPr>
                   <w:rFonts w:ascii="Arial" w:cs="Arial" w:eastAsia="Arial" w:hAnsi="Arial"/>
@@ -24493,7 +24493,7 @@
             <w:pPr>
               <w:spacing w:after="20" w:before="0"/>
             </w:pPr>
-            <w:hyperlink w:history="1" r:id="rIdbh587lhfo-c4bpyap87n4">
+            <w:hyperlink w:history="1" r:id="rIdlkumgekoihjsqpw81ofxq">
               <w:r>
                 <w:rPr>
                   <w:rFonts w:ascii="Arial" w:cs="Arial" w:eastAsia="Arial" w:hAnsi="Arial"/>
@@ -24526,7 +24526,7 @@
               <w:spacing w:after="10" w:before="0"/>
               <w:ind w:left="120"/>
             </w:pPr>
-            <w:hyperlink w:history="1" r:id="rIdkpyfvfm3jsb8kqlye7nzn">
+            <w:hyperlink w:history="1" r:id="rIdsy9yzuqbsy_qfskeg1ang">
               <w:r>
                 <w:rPr>
                   <w:rFonts w:ascii="Arial" w:cs="Arial" w:eastAsia="Arial" w:hAnsi="Arial"/>
@@ -24721,7 +24721,7 @@
             <w:pPr>
               <w:spacing w:after="20" w:before="0"/>
             </w:pPr>
-            <w:hyperlink w:history="1" r:id="rIdhhfpybtvnhq5huwe522gx">
+            <w:hyperlink w:history="1" r:id="rIdnx0wcyoi9k6xj3spnu5tr">
               <w:r>
                 <w:rPr>
                   <w:rFonts w:ascii="Arial" w:cs="Arial" w:eastAsia="Arial" w:hAnsi="Arial"/>
@@ -24754,7 +24754,7 @@
               <w:spacing w:after="10" w:before="0"/>
               <w:ind w:left="120"/>
             </w:pPr>
-            <w:hyperlink w:history="1" r:id="rIdvn5p3ujwfnu1gyqjq8ybv">
+            <w:hyperlink w:history="1" r:id="rIdo3waz_mfy9qntrigdxxjf">
               <w:r>
                 <w:rPr>
                   <w:rFonts w:ascii="Arial" w:cs="Arial" w:eastAsia="Arial" w:hAnsi="Arial"/>
@@ -24799,7 +24799,7 @@
             <w:pPr>
               <w:spacing w:after="20" w:before="0"/>
             </w:pPr>
-            <w:hyperlink w:history="1" r:id="rIdx5ap6kaypvkd7iamzddxi">
+            <w:hyperlink w:history="1" r:id="rIdfj0gubmrp-0dnnlhihcwe">
               <w:r>
                 <w:rPr>
                   <w:rFonts w:ascii="Arial" w:cs="Arial" w:eastAsia="Arial" w:hAnsi="Arial"/>
@@ -24832,7 +24832,7 @@
               <w:spacing w:after="10" w:before="0"/>
               <w:ind w:left="120"/>
             </w:pPr>
-            <w:hyperlink w:history="1" r:id="rIdbxb_gwfxibtgvdt_kazka">
+            <w:hyperlink w:history="1" r:id="rIdpckyvayco8no3tqn353d_">
               <w:r>
                 <w:rPr>
                   <w:rFonts w:ascii="Arial" w:cs="Arial" w:eastAsia="Arial" w:hAnsi="Arial"/>
@@ -25027,7 +25027,7 @@
             <w:pPr>
               <w:spacing w:after="20" w:before="0"/>
             </w:pPr>
-            <w:hyperlink w:history="1" r:id="rIdazpjnzlv3perctnhvjymq">
+            <w:hyperlink w:history="1" r:id="rId94w5n5evajdxpiljinmg9">
               <w:r>
                 <w:rPr>
                   <w:rFonts w:ascii="Arial" w:cs="Arial" w:eastAsia="Arial" w:hAnsi="Arial"/>
@@ -25060,7 +25060,7 @@
               <w:spacing w:after="10" w:before="0"/>
               <w:ind w:left="120"/>
             </w:pPr>
-            <w:hyperlink w:history="1" r:id="rIdtqxxalhebir4uqucyihoh">
+            <w:hyperlink w:history="1" r:id="rIdf7nqbydpptvob7jq9qho1">
               <w:r>
                 <w:rPr>
                   <w:rFonts w:ascii="Arial" w:cs="Arial" w:eastAsia="Arial" w:hAnsi="Arial"/>
@@ -25105,7 +25105,7 @@
             <w:pPr>
               <w:spacing w:after="20" w:before="0"/>
             </w:pPr>
-            <w:hyperlink w:history="1" r:id="rIdn4ybzc6oh_5y8-6ckyepg">
+            <w:hyperlink w:history="1" r:id="rIdxljxljzkibctzjcebwh7l">
               <w:r>
                 <w:rPr>
                   <w:rFonts w:ascii="Arial" w:cs="Arial" w:eastAsia="Arial" w:hAnsi="Arial"/>
@@ -25138,7 +25138,7 @@
               <w:spacing w:after="10" w:before="0"/>
               <w:ind w:left="120"/>
             </w:pPr>
-            <w:hyperlink w:history="1" r:id="rIdxblemducogrpzhhssqoqx">
+            <w:hyperlink w:history="1" r:id="rIdo5dn9_bsuwed4caagu3kv">
               <w:r>
                 <w:rPr>
                   <w:rFonts w:ascii="Arial" w:cs="Arial" w:eastAsia="Arial" w:hAnsi="Arial"/>
@@ -25333,7 +25333,7 @@
             <w:pPr>
               <w:spacing w:after="20" w:before="0"/>
             </w:pPr>
-            <w:hyperlink w:history="1" r:id="rIdqcqx_lwg4qnvpshvt3rlr">
+            <w:hyperlink w:history="1" r:id="rIdxpbdwhvkz7lmoirx7ma45">
               <w:r>
                 <w:rPr>
                   <w:rFonts w:ascii="Arial" w:cs="Arial" w:eastAsia="Arial" w:hAnsi="Arial"/>
@@ -25366,7 +25366,7 @@
               <w:spacing w:after="10" w:before="0"/>
               <w:ind w:left="120"/>
             </w:pPr>
-            <w:hyperlink w:history="1" r:id="rIdovftza7eutcndvxldttcn">
+            <w:hyperlink w:history="1" r:id="rIdz9vsiowop2rxj13phm8h2">
               <w:r>
                 <w:rPr>
                   <w:rFonts w:ascii="Arial" w:cs="Arial" w:eastAsia="Arial" w:hAnsi="Arial"/>
@@ -25411,7 +25411,7 @@
             <w:pPr>
               <w:spacing w:after="20" w:before="0"/>
             </w:pPr>
-            <w:hyperlink w:history="1" r:id="rIdoszg-pvi0mzzqypl92tuf">
+            <w:hyperlink w:history="1" r:id="rIdgvgkb8_qalnkssfum57zm">
               <w:r>
                 <w:rPr>
                   <w:rFonts w:ascii="Arial" w:cs="Arial" w:eastAsia="Arial" w:hAnsi="Arial"/>
@@ -25444,7 +25444,7 @@
               <w:spacing w:after="10" w:before="0"/>
               <w:ind w:left="120"/>
             </w:pPr>
-            <w:hyperlink w:history="1" r:id="rIdndt5xf4gtlogrhqgvcxfr">
+            <w:hyperlink w:history="1" r:id="rIdradjgflreu2xzgzhbpld1">
               <w:r>
                 <w:rPr>
                   <w:rFonts w:ascii="Arial" w:cs="Arial" w:eastAsia="Arial" w:hAnsi="Arial"/>
@@ -26931,7 +26931,7 @@
             <w:pPr>
               <w:spacing w:after="20" w:before="0"/>
             </w:pPr>
-            <w:hyperlink w:history="1" r:id="rIdkb5g4ecdrco5-gvy2jcfi">
+            <w:hyperlink w:history="1" r:id="rIdvecozumy_vnmbcj9uwlzj">
               <w:r>
                 <w:rPr>
                   <w:rFonts w:ascii="Arial" w:cs="Arial" w:eastAsia="Arial" w:hAnsi="Arial"/>
@@ -26964,7 +26964,7 @@
               <w:spacing w:after="10" w:before="0"/>
               <w:ind w:left="120"/>
             </w:pPr>
-            <w:hyperlink w:history="1" r:id="rIdxcl0ohehu4_ntknrsrvml">
+            <w:hyperlink w:history="1" r:id="rIda4ofzr-mmortwyesf60ot">
               <w:r>
                 <w:rPr>
                   <w:rFonts w:ascii="Arial" w:cs="Arial" w:eastAsia="Arial" w:hAnsi="Arial"/>
@@ -27009,7 +27009,7 @@
             <w:pPr>
               <w:spacing w:after="20" w:before="0"/>
             </w:pPr>
-            <w:hyperlink w:history="1" r:id="rIdcqydbj-04jh2wtmpq7j7x">
+            <w:hyperlink w:history="1" r:id="rIdy_givzmotz_-ns6g2yohw">
               <w:r>
                 <w:rPr>
                   <w:rFonts w:ascii="Arial" w:cs="Arial" w:eastAsia="Arial" w:hAnsi="Arial"/>
@@ -27042,7 +27042,7 @@
               <w:spacing w:after="10" w:before="0"/>
               <w:ind w:left="120"/>
             </w:pPr>
-            <w:hyperlink w:history="1" r:id="rIditbyhqxzlyxj_cxnjomce">
+            <w:hyperlink w:history="1" r:id="rIdzbe8bo7fysvon1978hui1">
               <w:r>
                 <w:rPr>
                   <w:rFonts w:ascii="Arial" w:cs="Arial" w:eastAsia="Arial" w:hAnsi="Arial"/>
@@ -27237,7 +27237,7 @@
             <w:pPr>
               <w:spacing w:after="20" w:before="0"/>
             </w:pPr>
-            <w:hyperlink w:history="1" r:id="rIdplyes3vkyzphrfar9q9hs">
+            <w:hyperlink w:history="1" r:id="rId38_iz_tt32t90ykkywxht">
               <w:r>
                 <w:rPr>
                   <w:rFonts w:ascii="Arial" w:cs="Arial" w:eastAsia="Arial" w:hAnsi="Arial"/>
@@ -27270,7 +27270,7 @@
               <w:spacing w:after="10" w:before="0"/>
               <w:ind w:left="120"/>
             </w:pPr>
-            <w:hyperlink w:history="1" r:id="rIdj-a56llhulfuzt7um3kt1">
+            <w:hyperlink w:history="1" r:id="rIdvugvulkmbbfpuhkq6ttir">
               <w:r>
                 <w:rPr>
                   <w:rFonts w:ascii="Arial" w:cs="Arial" w:eastAsia="Arial" w:hAnsi="Arial"/>
@@ -27315,7 +27315,7 @@
             <w:pPr>
               <w:spacing w:after="20" w:before="0"/>
             </w:pPr>
-            <w:hyperlink w:history="1" r:id="rId0orqgl_zykoz4mwddnicu">
+            <w:hyperlink w:history="1" r:id="rIdiihgm7svf46h752zst5g6">
               <w:r>
                 <w:rPr>
                   <w:rFonts w:ascii="Arial" w:cs="Arial" w:eastAsia="Arial" w:hAnsi="Arial"/>
@@ -27348,7 +27348,7 @@
               <w:spacing w:after="10" w:before="0"/>
               <w:ind w:left="120"/>
             </w:pPr>
-            <w:hyperlink w:history="1" r:id="rId-k_6nzckow2_rolfjyzu7">
+            <w:hyperlink w:history="1" r:id="rIdqhi3fr3ixvmhacmgcduwl">
               <w:r>
                 <w:rPr>
                   <w:rFonts w:ascii="Arial" w:cs="Arial" w:eastAsia="Arial" w:hAnsi="Arial"/>
@@ -27543,7 +27543,7 @@
             <w:pPr>
               <w:spacing w:after="20" w:before="0"/>
             </w:pPr>
-            <w:hyperlink w:history="1" r:id="rIdrtpsywgzvtzfubn9ajdgv">
+            <w:hyperlink w:history="1" r:id="rId8zhogts3azqj22cznf0lv">
               <w:r>
                 <w:rPr>
                   <w:rFonts w:ascii="Arial" w:cs="Arial" w:eastAsia="Arial" w:hAnsi="Arial"/>
@@ -27576,7 +27576,7 @@
               <w:spacing w:after="10" w:before="0"/>
               <w:ind w:left="120"/>
             </w:pPr>
-            <w:hyperlink w:history="1" r:id="rIdxaev4eg-7sgarmmhvl6rd">
+            <w:hyperlink w:history="1" r:id="rId4edk1in0wkmmarui8kuav">
               <w:r>
                 <w:rPr>
                   <w:rFonts w:ascii="Arial" w:cs="Arial" w:eastAsia="Arial" w:hAnsi="Arial"/>
@@ -27621,7 +27621,7 @@
             <w:pPr>
               <w:spacing w:after="20" w:before="0"/>
             </w:pPr>
-            <w:hyperlink w:history="1" r:id="rIdnexx3d_0z-jz0chkfs4ek">
+            <w:hyperlink w:history="1" r:id="rIddgj_yhh69wjdkyzigaiyc">
               <w:r>
                 <w:rPr>
                   <w:rFonts w:ascii="Arial" w:cs="Arial" w:eastAsia="Arial" w:hAnsi="Arial"/>
@@ -27654,7 +27654,7 @@
               <w:spacing w:after="10" w:before="0"/>
               <w:ind w:left="120"/>
             </w:pPr>
-            <w:hyperlink w:history="1" r:id="rId5rbweyy7xbm_unyz_gsxr">
+            <w:hyperlink w:history="1" r:id="rIdbgpkzxhiamawedepb8pyb">
               <w:r>
                 <w:rPr>
                   <w:rFonts w:ascii="Arial" w:cs="Arial" w:eastAsia="Arial" w:hAnsi="Arial"/>
@@ -27849,7 +27849,7 @@
             <w:pPr>
               <w:spacing w:after="20" w:before="0"/>
             </w:pPr>
-            <w:hyperlink w:history="1" r:id="rIdvtz4hdg6wflobuh2_-bao">
+            <w:hyperlink w:history="1" r:id="rIdewxsyikekc89cb_tuugwb">
               <w:r>
                 <w:rPr>
                   <w:rFonts w:ascii="Arial" w:cs="Arial" w:eastAsia="Arial" w:hAnsi="Arial"/>
@@ -27882,7 +27882,7 @@
               <w:spacing w:after="10" w:before="0"/>
               <w:ind w:left="120"/>
             </w:pPr>
-            <w:hyperlink w:history="1" r:id="rId15qf6xjjxwr7zfz3jq46o">
+            <w:hyperlink w:history="1" r:id="rIdea_vedwklkyvwprdbbozu">
               <w:r>
                 <w:rPr>
                   <w:rFonts w:ascii="Arial" w:cs="Arial" w:eastAsia="Arial" w:hAnsi="Arial"/>
@@ -27927,7 +27927,7 @@
             <w:pPr>
               <w:spacing w:after="20" w:before="0"/>
             </w:pPr>
-            <w:hyperlink w:history="1" r:id="rId18bc45zonc0c0nyvjtvo4">
+            <w:hyperlink w:history="1" r:id="rId0npeaoxuehjh-0q5mcvp-">
               <w:r>
                 <w:rPr>
                   <w:rFonts w:ascii="Arial" w:cs="Arial" w:eastAsia="Arial" w:hAnsi="Arial"/>
@@ -27960,7 +27960,7 @@
               <w:spacing w:after="10" w:before="0"/>
               <w:ind w:left="120"/>
             </w:pPr>
-            <w:hyperlink w:history="1" r:id="rIdyaugujs63ryxuxyvuwcg1">
+            <w:hyperlink w:history="1" r:id="rIdjmrdfs46xyynozno_xg_k">
               <w:r>
                 <w:rPr>
                   <w:rFonts w:ascii="Arial" w:cs="Arial" w:eastAsia="Arial" w:hAnsi="Arial"/>
@@ -28155,7 +28155,7 @@
             <w:pPr>
               <w:spacing w:after="20" w:before="0"/>
             </w:pPr>
-            <w:hyperlink w:history="1" r:id="rIdpfvq7drxg0137mianarhh">
+            <w:hyperlink w:history="1" r:id="rIdfc9ljjlba6cvcjeozpk5n">
               <w:r>
                 <w:rPr>
                   <w:rFonts w:ascii="Arial" w:cs="Arial" w:eastAsia="Arial" w:hAnsi="Arial"/>
@@ -28188,7 +28188,7 @@
               <w:spacing w:after="10" w:before="0"/>
               <w:ind w:left="120"/>
             </w:pPr>
-            <w:hyperlink w:history="1" r:id="rId8qyjqcglr-p40cdzll5oz">
+            <w:hyperlink w:history="1" r:id="rIdzgsijizmw2f3y5poxnumb">
               <w:r>
                 <w:rPr>
                   <w:rFonts w:ascii="Arial" w:cs="Arial" w:eastAsia="Arial" w:hAnsi="Arial"/>
@@ -28233,7 +28233,7 @@
             <w:pPr>
               <w:spacing w:after="20" w:before="0"/>
             </w:pPr>
-            <w:hyperlink w:history="1" r:id="rId1qzqn7pkmnrvv2vjzjiut">
+            <w:hyperlink w:history="1" r:id="rIdjw8mvd97gpu4buxa-9rgd">
               <w:r>
                 <w:rPr>
                   <w:rFonts w:ascii="Arial" w:cs="Arial" w:eastAsia="Arial" w:hAnsi="Arial"/>
@@ -28266,7 +28266,7 @@
               <w:spacing w:after="10" w:before="0"/>
               <w:ind w:left="120"/>
             </w:pPr>
-            <w:hyperlink w:history="1" r:id="rIdtbymzfafhpgn-xktvehhj">
+            <w:hyperlink w:history="1" r:id="rIdypvlxhyuwoffvrnvl-yzg">
               <w:r>
                 <w:rPr>
                   <w:rFonts w:ascii="Arial" w:cs="Arial" w:eastAsia="Arial" w:hAnsi="Arial"/>
@@ -29848,7 +29848,7 @@
             <w:pPr>
               <w:spacing w:after="20" w:before="0"/>
             </w:pPr>
-            <w:hyperlink w:history="1" r:id="rIdnonrmpjq9o3d4nxbsojhz">
+            <w:hyperlink w:history="1" r:id="rIdfwdvabwrtmoth7afbgpk2">
               <w:r>
                 <w:rPr>
                   <w:rFonts w:ascii="Arial" w:cs="Arial" w:eastAsia="Arial" w:hAnsi="Arial"/>
@@ -29881,7 +29881,7 @@
               <w:spacing w:after="10" w:before="0"/>
               <w:ind w:left="120"/>
             </w:pPr>
-            <w:hyperlink w:history="1" r:id="rIdeadqsaga4iv4uu_s80az1">
+            <w:hyperlink w:history="1" r:id="rId44pgihrnmxv868miuob8a">
               <w:r>
                 <w:rPr>
                   <w:rFonts w:ascii="Arial" w:cs="Arial" w:eastAsia="Arial" w:hAnsi="Arial"/>
@@ -29926,7 +29926,7 @@
             <w:pPr>
               <w:spacing w:after="20" w:before="0"/>
             </w:pPr>
-            <w:hyperlink w:history="1" r:id="rIdoflr8nolykaoa4ziej5du">
+            <w:hyperlink w:history="1" r:id="rIdfke2hwmllm8-ewh3g5rr1">
               <w:r>
                 <w:rPr>
                   <w:rFonts w:ascii="Arial" w:cs="Arial" w:eastAsia="Arial" w:hAnsi="Arial"/>
@@ -29959,7 +29959,7 @@
               <w:spacing w:after="10" w:before="0"/>
               <w:ind w:left="120"/>
             </w:pPr>
-            <w:hyperlink w:history="1" r:id="rIdqydoxk12midvtgyvhvi_e">
+            <w:hyperlink w:history="1" r:id="rIdiyjhkuxfwi-tg-izkmhd_">
               <w:r>
                 <w:rPr>
                   <w:rFonts w:ascii="Arial" w:cs="Arial" w:eastAsia="Arial" w:hAnsi="Arial"/>
@@ -30154,7 +30154,7 @@
             <w:pPr>
               <w:spacing w:after="20" w:before="0"/>
             </w:pPr>
-            <w:hyperlink w:history="1" r:id="rIdufz6elnrsjzqashcddkh5">
+            <w:hyperlink w:history="1" r:id="rId9so85szlotv2dzoir1m06">
               <w:r>
                 <w:rPr>
                   <w:rFonts w:ascii="Arial" w:cs="Arial" w:eastAsia="Arial" w:hAnsi="Arial"/>
@@ -30187,7 +30187,7 @@
               <w:spacing w:after="10" w:before="0"/>
               <w:ind w:left="120"/>
             </w:pPr>
-            <w:hyperlink w:history="1" r:id="rIdmwhylbmmttzetwrnbs7jk">
+            <w:hyperlink w:history="1" r:id="rId7zw5n8mqzgtgysek8iq15">
               <w:r>
                 <w:rPr>
                   <w:rFonts w:ascii="Arial" w:cs="Arial" w:eastAsia="Arial" w:hAnsi="Arial"/>
@@ -30232,7 +30232,7 @@
             <w:pPr>
               <w:spacing w:after="20" w:before="0"/>
             </w:pPr>
-            <w:hyperlink w:history="1" r:id="rIdg6lygo_rljabjphm_fcrf">
+            <w:hyperlink w:history="1" r:id="rIdi28gk9hgy4hs1c5qfmhv8">
               <w:r>
                 <w:rPr>
                   <w:rFonts w:ascii="Arial" w:cs="Arial" w:eastAsia="Arial" w:hAnsi="Arial"/>
@@ -30265,7 +30265,7 @@
               <w:spacing w:after="10" w:before="0"/>
               <w:ind w:left="120"/>
             </w:pPr>
-            <w:hyperlink w:history="1" r:id="rId5ffcxtzmecuuknnm0ypqw">
+            <w:hyperlink w:history="1" r:id="rIdhuqm8l5rde-doa-kjps3f">
               <w:r>
                 <w:rPr>
                   <w:rFonts w:ascii="Arial" w:cs="Arial" w:eastAsia="Arial" w:hAnsi="Arial"/>
@@ -30460,7 +30460,7 @@
             <w:pPr>
               <w:spacing w:after="20" w:before="0"/>
             </w:pPr>
-            <w:hyperlink w:history="1" r:id="rIdn-sodjyk_9vmlsyeaew16">
+            <w:hyperlink w:history="1" r:id="rIdh-trp1adycn4th7inipps">
               <w:r>
                 <w:rPr>
                   <w:rFonts w:ascii="Arial" w:cs="Arial" w:eastAsia="Arial" w:hAnsi="Arial"/>
@@ -30493,7 +30493,7 @@
               <w:spacing w:after="10" w:before="0"/>
               <w:ind w:left="120"/>
             </w:pPr>
-            <w:hyperlink w:history="1" r:id="rIdit_mqlpbiyjmlfvkxjfe0">
+            <w:hyperlink w:history="1" r:id="rIddcnnhafa_sjvuztdcwqza">
               <w:r>
                 <w:rPr>
                   <w:rFonts w:ascii="Arial" w:cs="Arial" w:eastAsia="Arial" w:hAnsi="Arial"/>
@@ -30538,7 +30538,7 @@
             <w:pPr>
               <w:spacing w:after="20" w:before="0"/>
             </w:pPr>
-            <w:hyperlink w:history="1" r:id="rIdpnf06g9xd2w9qy1ytiqyb">
+            <w:hyperlink w:history="1" r:id="rId46lha3qmegml2bmsjnw-y">
               <w:r>
                 <w:rPr>
                   <w:rFonts w:ascii="Arial" w:cs="Arial" w:eastAsia="Arial" w:hAnsi="Arial"/>
@@ -30571,7 +30571,7 @@
               <w:spacing w:after="10" w:before="0"/>
               <w:ind w:left="120"/>
             </w:pPr>
-            <w:hyperlink w:history="1" r:id="rIdkdbz0nnp59fle-xeud7l1">
+            <w:hyperlink w:history="1" r:id="rIdboiqfczqmfuedwn-6gfcb">
               <w:r>
                 <w:rPr>
                   <w:rFonts w:ascii="Arial" w:cs="Arial" w:eastAsia="Arial" w:hAnsi="Arial"/>
@@ -30766,7 +30766,7 @@
             <w:pPr>
               <w:spacing w:after="20" w:before="0"/>
             </w:pPr>
-            <w:hyperlink w:history="1" r:id="rIdf4qokcm_s4qthk5dykkkb">
+            <w:hyperlink w:history="1" r:id="rIduiyfog-3e52ywbxowyvb9">
               <w:r>
                 <w:rPr>
                   <w:rFonts w:ascii="Arial" w:cs="Arial" w:eastAsia="Arial" w:hAnsi="Arial"/>
@@ -30799,7 +30799,7 @@
               <w:spacing w:after="10" w:before="0"/>
               <w:ind w:left="120"/>
             </w:pPr>
-            <w:hyperlink w:history="1" r:id="rIdbjc9uxobhmr1bpfmdaeaw">
+            <w:hyperlink w:history="1" r:id="rIdwox1orzz1zudegg2y-bu7">
               <w:r>
                 <w:rPr>
                   <w:rFonts w:ascii="Arial" w:cs="Arial" w:eastAsia="Arial" w:hAnsi="Arial"/>
@@ -30844,7 +30844,7 @@
             <w:pPr>
               <w:spacing w:after="20" w:before="0"/>
             </w:pPr>
-            <w:hyperlink w:history="1" r:id="rIduhjpzhdc6gtlalvnjbeze">
+            <w:hyperlink w:history="1" r:id="rIdmz467nron_b0w1rtoz5qs">
               <w:r>
                 <w:rPr>
                   <w:rFonts w:ascii="Arial" w:cs="Arial" w:eastAsia="Arial" w:hAnsi="Arial"/>
@@ -30877,7 +30877,7 @@
               <w:spacing w:after="10" w:before="0"/>
               <w:ind w:left="120"/>
             </w:pPr>
-            <w:hyperlink w:history="1" r:id="rId7x77s5ujkikgpjewjnm0q">
+            <w:hyperlink w:history="1" r:id="rIde85bpcvqckbdmnfcbnjdl">
               <w:r>
                 <w:rPr>
                   <w:rFonts w:ascii="Arial" w:cs="Arial" w:eastAsia="Arial" w:hAnsi="Arial"/>
@@ -31072,7 +31072,7 @@
             <w:pPr>
               <w:spacing w:after="20" w:before="0"/>
             </w:pPr>
-            <w:hyperlink w:history="1" r:id="rIdvqtztdcs0jq8iqyhx9r_j">
+            <w:hyperlink w:history="1" r:id="rIds-lpmpy_3_cbabbeasr-j">
               <w:r>
                 <w:rPr>
                   <w:rFonts w:ascii="Arial" w:cs="Arial" w:eastAsia="Arial" w:hAnsi="Arial"/>
@@ -31105,7 +31105,7 @@
               <w:spacing w:after="10" w:before="0"/>
               <w:ind w:left="120"/>
             </w:pPr>
-            <w:hyperlink w:history="1" r:id="rIdjsh09apuvzsmxugmym_s0">
+            <w:hyperlink w:history="1" r:id="rIdpjuyk142ggngqtblmccfk">
               <w:r>
                 <w:rPr>
                   <w:rFonts w:ascii="Arial" w:cs="Arial" w:eastAsia="Arial" w:hAnsi="Arial"/>
@@ -31150,7 +31150,7 @@
             <w:pPr>
               <w:spacing w:after="20" w:before="0"/>
             </w:pPr>
-            <w:hyperlink w:history="1" r:id="rIdodrwum6e5pak4f21a5swp">
+            <w:hyperlink w:history="1" r:id="rIdqex9ersclrxhgspytibp_">
               <w:r>
                 <w:rPr>
                   <w:rFonts w:ascii="Arial" w:cs="Arial" w:eastAsia="Arial" w:hAnsi="Arial"/>
@@ -31183,7 +31183,7 @@
               <w:spacing w:after="10" w:before="0"/>
               <w:ind w:left="120"/>
             </w:pPr>
-            <w:hyperlink w:history="1" r:id="rIdtcbbj20911t063pce4u1i">
+            <w:hyperlink w:history="1" r:id="rId_inr2ut2ouzm4d-d5hriq">
               <w:r>
                 <w:rPr>
                   <w:rFonts w:ascii="Arial" w:cs="Arial" w:eastAsia="Arial" w:hAnsi="Arial"/>
@@ -32670,7 +32670,7 @@
             <w:pPr>
               <w:spacing w:after="20" w:before="0"/>
             </w:pPr>
-            <w:hyperlink w:history="1" r:id="rIduiwq7hhrpux2vkr6vwbjr">
+            <w:hyperlink w:history="1" r:id="rIdcmmnxgo2poljfba941iq0">
               <w:r>
                 <w:rPr>
                   <w:rFonts w:ascii="Arial" w:cs="Arial" w:eastAsia="Arial" w:hAnsi="Arial"/>
@@ -32703,7 +32703,7 @@
               <w:spacing w:after="10" w:before="0"/>
               <w:ind w:left="120"/>
             </w:pPr>
-            <w:hyperlink w:history="1" r:id="rIdzbnzbrtzihk25hq6dkry-">
+            <w:hyperlink w:history="1" r:id="rIdlabicjs38gvu0opxpsol2">
               <w:r>
                 <w:rPr>
                   <w:rFonts w:ascii="Arial" w:cs="Arial" w:eastAsia="Arial" w:hAnsi="Arial"/>
@@ -32748,7 +32748,7 @@
             <w:pPr>
               <w:spacing w:after="20" w:before="0"/>
             </w:pPr>
-            <w:hyperlink w:history="1" r:id="rIdq1cvpy49jmibcb0scqr9q">
+            <w:hyperlink w:history="1" r:id="rIddqcqgoiyfjbxcr1ieh5rh">
               <w:r>
                 <w:rPr>
                   <w:rFonts w:ascii="Arial" w:cs="Arial" w:eastAsia="Arial" w:hAnsi="Arial"/>
@@ -32781,7 +32781,7 @@
               <w:spacing w:after="10" w:before="0"/>
               <w:ind w:left="120"/>
             </w:pPr>
-            <w:hyperlink w:history="1" r:id="rIdnjqjwlhxqsxok_8hs7cyz">
+            <w:hyperlink w:history="1" r:id="rIdhefclqmyqey_psm6hblwy">
               <w:r>
                 <w:rPr>
                   <w:rFonts w:ascii="Arial" w:cs="Arial" w:eastAsia="Arial" w:hAnsi="Arial"/>
@@ -32976,7 +32976,7 @@
             <w:pPr>
               <w:spacing w:after="20" w:before="0"/>
             </w:pPr>
-            <w:hyperlink w:history="1" r:id="rIdydktsos4pym62psw2n2-i">
+            <w:hyperlink w:history="1" r:id="rIdi7zeq3w1l9l2cy11maspz">
               <w:r>
                 <w:rPr>
                   <w:rFonts w:ascii="Arial" w:cs="Arial" w:eastAsia="Arial" w:hAnsi="Arial"/>
@@ -33009,7 +33009,7 @@
               <w:spacing w:after="10" w:before="0"/>
               <w:ind w:left="120"/>
             </w:pPr>
-            <w:hyperlink w:history="1" r:id="rIdts4snui-bot0azhrufed3">
+            <w:hyperlink w:history="1" r:id="rIdevuvdte_uwmgjygrf0qqh">
               <w:r>
                 <w:rPr>
                   <w:rFonts w:ascii="Arial" w:cs="Arial" w:eastAsia="Arial" w:hAnsi="Arial"/>
@@ -33054,7 +33054,7 @@
             <w:pPr>
               <w:spacing w:after="20" w:before="0"/>
             </w:pPr>
-            <w:hyperlink w:history="1" r:id="rIdbs9hzy4duym-0laki6fvz">
+            <w:hyperlink w:history="1" r:id="rIdthhxmfc6vmvybsksyp7sr">
               <w:r>
                 <w:rPr>
                   <w:rFonts w:ascii="Arial" w:cs="Arial" w:eastAsia="Arial" w:hAnsi="Arial"/>
@@ -33087,7 +33087,7 @@
               <w:spacing w:after="10" w:before="0"/>
               <w:ind w:left="120"/>
             </w:pPr>
-            <w:hyperlink w:history="1" r:id="rIdvqi07cdjdkrhalq4sk04v">
+            <w:hyperlink w:history="1" r:id="rIdvroavvfkabb6etxyj00m9">
               <w:r>
                 <w:rPr>
                   <w:rFonts w:ascii="Arial" w:cs="Arial" w:eastAsia="Arial" w:hAnsi="Arial"/>
@@ -33282,7 +33282,7 @@
             <w:pPr>
               <w:spacing w:after="20" w:before="0"/>
             </w:pPr>
-            <w:hyperlink w:history="1" r:id="rIdxez0x1xgk5zvlpoxrywjp">
+            <w:hyperlink w:history="1" r:id="rIdtqemj5ls0uk6jzsykdvgz">
               <w:r>
                 <w:rPr>
                   <w:rFonts w:ascii="Arial" w:cs="Arial" w:eastAsia="Arial" w:hAnsi="Arial"/>
@@ -33315,7 +33315,7 @@
               <w:spacing w:after="10" w:before="0"/>
               <w:ind w:left="120"/>
             </w:pPr>
-            <w:hyperlink w:history="1" r:id="rIdnne_tcf5pofgou1ceizlv">
+            <w:hyperlink w:history="1" r:id="rIdkaetheb60wpbr8jtalcqz">
               <w:r>
                 <w:rPr>
                   <w:rFonts w:ascii="Arial" w:cs="Arial" w:eastAsia="Arial" w:hAnsi="Arial"/>
@@ -33360,7 +33360,7 @@
             <w:pPr>
               <w:spacing w:after="20" w:before="0"/>
             </w:pPr>
-            <w:hyperlink w:history="1" r:id="rIdxo86a_0qzbwigo76yh41w">
+            <w:hyperlink w:history="1" r:id="rIdg3dsac-cpuzbsie9ksghh">
               <w:r>
                 <w:rPr>
                   <w:rFonts w:ascii="Arial" w:cs="Arial" w:eastAsia="Arial" w:hAnsi="Arial"/>
@@ -33393,7 +33393,7 @@
               <w:spacing w:after="10" w:before="0"/>
               <w:ind w:left="120"/>
             </w:pPr>
-            <w:hyperlink w:history="1" r:id="rIdpwmbju6zrmzp5w4m8cp03">
+            <w:hyperlink w:history="1" r:id="rIdnusk8-2ouohbafa0d1r8f">
               <w:r>
                 <w:rPr>
                   <w:rFonts w:ascii="Arial" w:cs="Arial" w:eastAsia="Arial" w:hAnsi="Arial"/>
@@ -33588,7 +33588,7 @@
             <w:pPr>
               <w:spacing w:after="20" w:before="0"/>
             </w:pPr>
-            <w:hyperlink w:history="1" r:id="rIds_8lendrugzke4fekkrp4">
+            <w:hyperlink w:history="1" r:id="rIdhh5uom63tyf8elh2thfoq">
               <w:r>
                 <w:rPr>
                   <w:rFonts w:ascii="Arial" w:cs="Arial" w:eastAsia="Arial" w:hAnsi="Arial"/>
@@ -33621,7 +33621,7 @@
               <w:spacing w:after="10" w:before="0"/>
               <w:ind w:left="120"/>
             </w:pPr>
-            <w:hyperlink w:history="1" r:id="rIdw5-p0womphedp9p-m4cf-">
+            <w:hyperlink w:history="1" r:id="rId1l1ktomdypjoww3uynfml">
               <w:r>
                 <w:rPr>
                   <w:rFonts w:ascii="Arial" w:cs="Arial" w:eastAsia="Arial" w:hAnsi="Arial"/>
@@ -33666,7 +33666,7 @@
             <w:pPr>
               <w:spacing w:after="20" w:before="0"/>
             </w:pPr>
-            <w:hyperlink w:history="1" r:id="rIdbchxnpp2hdvtjdflqqre-">
+            <w:hyperlink w:history="1" r:id="rIdbwgoe9rraqgn4kvdopaqv">
               <w:r>
                 <w:rPr>
                   <w:rFonts w:ascii="Arial" w:cs="Arial" w:eastAsia="Arial" w:hAnsi="Arial"/>
@@ -33699,7 +33699,7 @@
               <w:spacing w:after="10" w:before="0"/>
               <w:ind w:left="120"/>
             </w:pPr>
-            <w:hyperlink w:history="1" r:id="rId-h4melxonjthi3rr9rw4o">
+            <w:hyperlink w:history="1" r:id="rIdhibp_ofv3hfe8mlmlp9cx">
               <w:r>
                 <w:rPr>
                   <w:rFonts w:ascii="Arial" w:cs="Arial" w:eastAsia="Arial" w:hAnsi="Arial"/>
@@ -33894,7 +33894,7 @@
             <w:pPr>
               <w:spacing w:after="20" w:before="0"/>
             </w:pPr>
-            <w:hyperlink w:history="1" r:id="rIdhjc4jrlpwoy-wsfg1hjjs">
+            <w:hyperlink w:history="1" r:id="rIdnf4rg_itr0lzxytk965mu">
               <w:r>
                 <w:rPr>
                   <w:rFonts w:ascii="Arial" w:cs="Arial" w:eastAsia="Arial" w:hAnsi="Arial"/>
@@ -33927,7 +33927,7 @@
               <w:spacing w:after="10" w:before="0"/>
               <w:ind w:left="120"/>
             </w:pPr>
-            <w:hyperlink w:history="1" r:id="rIdos8bzj_bwpk87ftl1whsh">
+            <w:hyperlink w:history="1" r:id="rIdapkelngouq6dv2zeoevwx">
               <w:r>
                 <w:rPr>
                   <w:rFonts w:ascii="Arial" w:cs="Arial" w:eastAsia="Arial" w:hAnsi="Arial"/>
@@ -33972,7 +33972,7 @@
             <w:pPr>
               <w:spacing w:after="20" w:before="0"/>
             </w:pPr>
-            <w:hyperlink w:history="1" r:id="rIdtfftimt-e9_mcbqig5dst">
+            <w:hyperlink w:history="1" r:id="rIdc0ibxgt-zbjvw-mtot8xj">
               <w:r>
                 <w:rPr>
                   <w:rFonts w:ascii="Arial" w:cs="Arial" w:eastAsia="Arial" w:hAnsi="Arial"/>
@@ -34005,7 +34005,7 @@
               <w:spacing w:after="10" w:before="0"/>
               <w:ind w:left="120"/>
             </w:pPr>
-            <w:hyperlink w:history="1" r:id="rIdsumdujqohxcj8j3fhu0ih">
+            <w:hyperlink w:history="1" r:id="rIdaal0damttpyxigleborx9">
               <w:r>
                 <w:rPr>
                   <w:rFonts w:ascii="Arial" w:cs="Arial" w:eastAsia="Arial" w:hAnsi="Arial"/>
@@ -35492,7 +35492,7 @@
             <w:pPr>
               <w:spacing w:after="20" w:before="0"/>
             </w:pPr>
-            <w:hyperlink w:history="1" r:id="rIdo_wv7lcfph-pzqogs7fk3">
+            <w:hyperlink w:history="1" r:id="rIdrbed4nexbmqbs-amjzbjo">
               <w:r>
                 <w:rPr>
                   <w:rFonts w:ascii="Arial" w:cs="Arial" w:eastAsia="Arial" w:hAnsi="Arial"/>
@@ -35525,7 +35525,7 @@
               <w:spacing w:after="10" w:before="0"/>
               <w:ind w:left="120"/>
             </w:pPr>
-            <w:hyperlink w:history="1" r:id="rIdnhsd1lvnw4hbtw62vuk2n">
+            <w:hyperlink w:history="1" r:id="rIdkigafhxxnb_1f_vmaoehp">
               <w:r>
                 <w:rPr>
                   <w:rFonts w:ascii="Arial" w:cs="Arial" w:eastAsia="Arial" w:hAnsi="Arial"/>
@@ -35570,7 +35570,7 @@
             <w:pPr>
               <w:spacing w:after="20" w:before="0"/>
             </w:pPr>
-            <w:hyperlink w:history="1" r:id="rIdd8zz6u8bdezhxtr5ewupy">
+            <w:hyperlink w:history="1" r:id="rIdmcqfjkvhcatqhcfbiqd0b">
               <w:r>
                 <w:rPr>
                   <w:rFonts w:ascii="Arial" w:cs="Arial" w:eastAsia="Arial" w:hAnsi="Arial"/>
@@ -35603,7 +35603,7 @@
               <w:spacing w:after="10" w:before="0"/>
               <w:ind w:left="120"/>
             </w:pPr>
-            <w:hyperlink w:history="1" r:id="rIdypxwclqwf40x2ewb0uajd">
+            <w:hyperlink w:history="1" r:id="rIdwehn7rl5gjmo3ps2bsi6a">
               <w:r>
                 <w:rPr>
                   <w:rFonts w:ascii="Arial" w:cs="Arial" w:eastAsia="Arial" w:hAnsi="Arial"/>
@@ -35798,7 +35798,7 @@
             <w:pPr>
               <w:spacing w:after="20" w:before="0"/>
             </w:pPr>
-            <w:hyperlink w:history="1" r:id="rIdmmurdflq7b9v4buy22cym">
+            <w:hyperlink w:history="1" r:id="rIdgj5zqufp_si9galrsr_lv">
               <w:r>
                 <w:rPr>
                   <w:rFonts w:ascii="Arial" w:cs="Arial" w:eastAsia="Arial" w:hAnsi="Arial"/>
@@ -35831,7 +35831,7 @@
               <w:spacing w:after="10" w:before="0"/>
               <w:ind w:left="120"/>
             </w:pPr>
-            <w:hyperlink w:history="1" r:id="rIdlmdesiegpi_galj8pwdpi">
+            <w:hyperlink w:history="1" r:id="rIdaadxyfykrizakha7whkpq">
               <w:r>
                 <w:rPr>
                   <w:rFonts w:ascii="Arial" w:cs="Arial" w:eastAsia="Arial" w:hAnsi="Arial"/>
@@ -35876,7 +35876,7 @@
             <w:pPr>
               <w:spacing w:after="20" w:before="0"/>
             </w:pPr>
-            <w:hyperlink w:history="1" r:id="rId_0rhin5qvtx7zpc8fr7vk">
+            <w:hyperlink w:history="1" r:id="rIdwyo9e_fpplgggydffzqpk">
               <w:r>
                 <w:rPr>
                   <w:rFonts w:ascii="Arial" w:cs="Arial" w:eastAsia="Arial" w:hAnsi="Arial"/>
@@ -35909,7 +35909,7 @@
               <w:spacing w:after="10" w:before="0"/>
               <w:ind w:left="120"/>
             </w:pPr>
-            <w:hyperlink w:history="1" r:id="rIdqst0wazvg54786njtcs1z">
+            <w:hyperlink w:history="1" r:id="rIdir_pi6qhhyqwtgq99foae">
               <w:r>
                 <w:rPr>
                   <w:rFonts w:ascii="Arial" w:cs="Arial" w:eastAsia="Arial" w:hAnsi="Arial"/>
@@ -36104,7 +36104,7 @@
             <w:pPr>
               <w:spacing w:after="20" w:before="0"/>
             </w:pPr>
-            <w:hyperlink w:history="1" r:id="rIdrkc7gjpxxwoipj-i3uidi">
+            <w:hyperlink w:history="1" r:id="rIdnlshxemsaupctr8szrjbz">
               <w:r>
                 <w:rPr>
                   <w:rFonts w:ascii="Arial" w:cs="Arial" w:eastAsia="Arial" w:hAnsi="Arial"/>
@@ -36137,7 +36137,7 @@
               <w:spacing w:after="10" w:before="0"/>
               <w:ind w:left="120"/>
             </w:pPr>
-            <w:hyperlink w:history="1" r:id="rIdpps15iq_bck5mrplpgmhw">
+            <w:hyperlink w:history="1" r:id="rId6vfoqcomk0ovabnydzuwp">
               <w:r>
                 <w:rPr>
                   <w:rFonts w:ascii="Arial" w:cs="Arial" w:eastAsia="Arial" w:hAnsi="Arial"/>
@@ -36182,7 +36182,7 @@
             <w:pPr>
               <w:spacing w:after="20" w:before="0"/>
             </w:pPr>
-            <w:hyperlink w:history="1" r:id="rId-qhdihx67luqv4guqo66h">
+            <w:hyperlink w:history="1" r:id="rIdxtnzbkujpe2nd59mmkdvu">
               <w:r>
                 <w:rPr>
                   <w:rFonts w:ascii="Arial" w:cs="Arial" w:eastAsia="Arial" w:hAnsi="Arial"/>
@@ -36215,7 +36215,7 @@
               <w:spacing w:after="10" w:before="0"/>
               <w:ind w:left="120"/>
             </w:pPr>
-            <w:hyperlink w:history="1" r:id="rIdn8x7xnx3vxyfvlviawzhi">
+            <w:hyperlink w:history="1" r:id="rId2kbnhsbh5o8plewwfgnew">
               <w:r>
                 <w:rPr>
                   <w:rFonts w:ascii="Arial" w:cs="Arial" w:eastAsia="Arial" w:hAnsi="Arial"/>
@@ -36410,7 +36410,7 @@
             <w:pPr>
               <w:spacing w:after="20" w:before="0"/>
             </w:pPr>
-            <w:hyperlink w:history="1" r:id="rIdttmffikvrlxd03bjw48wt">
+            <w:hyperlink w:history="1" r:id="rIdeuk0rshlffdljdwd6gpue">
               <w:r>
                 <w:rPr>
                   <w:rFonts w:ascii="Arial" w:cs="Arial" w:eastAsia="Arial" w:hAnsi="Arial"/>
@@ -36443,7 +36443,7 @@
               <w:spacing w:after="10" w:before="0"/>
               <w:ind w:left="120"/>
             </w:pPr>
-            <w:hyperlink w:history="1" r:id="rIdf6w3wnq40t-n-rxfozez9">
+            <w:hyperlink w:history="1" r:id="rIdgsen5zcyt3vx2xl-tvksd">
               <w:r>
                 <w:rPr>
                   <w:rFonts w:ascii="Arial" w:cs="Arial" w:eastAsia="Arial" w:hAnsi="Arial"/>
@@ -36488,7 +36488,7 @@
             <w:pPr>
               <w:spacing w:after="20" w:before="0"/>
             </w:pPr>
-            <w:hyperlink w:history="1" r:id="rIdesfhie1sq1w09rjdpj0r7">
+            <w:hyperlink w:history="1" r:id="rIdiccmdd32aphhdqzwun-n9">
               <w:r>
                 <w:rPr>
                   <w:rFonts w:ascii="Arial" w:cs="Arial" w:eastAsia="Arial" w:hAnsi="Arial"/>
@@ -36521,7 +36521,7 @@
               <w:spacing w:after="10" w:before="0"/>
               <w:ind w:left="120"/>
             </w:pPr>
-            <w:hyperlink w:history="1" r:id="rId1f2cgezvpr-zu3cuijdrw">
+            <w:hyperlink w:history="1" r:id="rId0bkzgiyqrlgughr42nlz2">
               <w:r>
                 <w:rPr>
                   <w:rFonts w:ascii="Arial" w:cs="Arial" w:eastAsia="Arial" w:hAnsi="Arial"/>
@@ -36716,7 +36716,7 @@
             <w:pPr>
               <w:spacing w:after="20" w:before="0"/>
             </w:pPr>
-            <w:hyperlink w:history="1" r:id="rIdrxenpepxaviuv2r-rwvzm">
+            <w:hyperlink w:history="1" r:id="rId1ci4ceh96yltlx0p0tfhi">
               <w:r>
                 <w:rPr>
                   <w:rFonts w:ascii="Arial" w:cs="Arial" w:eastAsia="Arial" w:hAnsi="Arial"/>
@@ -36749,7 +36749,7 @@
               <w:spacing w:after="10" w:before="0"/>
               <w:ind w:left="120"/>
             </w:pPr>
-            <w:hyperlink w:history="1" r:id="rIdnnmeu2pxb3gmpvuhmqtys">
+            <w:hyperlink w:history="1" r:id="rId_iad7-lg22sywgp6ipyye">
               <w:r>
                 <w:rPr>
                   <w:rFonts w:ascii="Arial" w:cs="Arial" w:eastAsia="Arial" w:hAnsi="Arial"/>
@@ -36794,7 +36794,7 @@
             <w:pPr>
               <w:spacing w:after="20" w:before="0"/>
             </w:pPr>
-            <w:hyperlink w:history="1" r:id="rId4ifkgzovgj1ovbknhjed3">
+            <w:hyperlink w:history="1" r:id="rId8lydr_7vunyguack6srl8">
               <w:r>
                 <w:rPr>
                   <w:rFonts w:ascii="Arial" w:cs="Arial" w:eastAsia="Arial" w:hAnsi="Arial"/>
@@ -36827,7 +36827,7 @@
               <w:spacing w:after="10" w:before="0"/>
               <w:ind w:left="120"/>
             </w:pPr>
-            <w:hyperlink w:history="1" r:id="rId-hmnf-phtw9ajvxfd2pxk">
+            <w:hyperlink w:history="1" r:id="rIdqzjs0glq903p4lawcqpgb">
               <w:r>
                 <w:rPr>
                   <w:rFonts w:ascii="Arial" w:cs="Arial" w:eastAsia="Arial" w:hAnsi="Arial"/>

--- a/data/outputs/v2/Biology/SS3.2_Animal_Transport/Biology_Animal_Transport_CBE_LessonSequence.docx
+++ b/data/outputs/v2/Biology/SS3.2_Animal_Transport/Biology_Animal_Transport_CBE_LessonSequence.docx
@@ -3367,7 +3367,7 @@
             <w:pPr>
               <w:spacing w:after="20" w:before="0"/>
             </w:pPr>
-            <w:hyperlink w:history="1" r:id="rId15rboylsft34inunwxyyb">
+            <w:hyperlink w:history="1" r:id="rIdjw_dpyegkdgcuvahdqdjz">
               <w:r>
                 <w:rPr>
                   <w:rFonts w:ascii="Arial" w:cs="Arial" w:eastAsia="Arial" w:hAnsi="Arial"/>
@@ -3400,7 +3400,7 @@
               <w:spacing w:after="10" w:before="0"/>
               <w:ind w:left="120"/>
             </w:pPr>
-            <w:hyperlink w:history="1" r:id="rIdpqtdzbmf0vl_pzcixr-pr">
+            <w:hyperlink w:history="1" r:id="rIdh3798mux7nxppf_2zho4j">
               <w:r>
                 <w:rPr>
                   <w:rFonts w:ascii="Arial" w:cs="Arial" w:eastAsia="Arial" w:hAnsi="Arial"/>
@@ -3445,7 +3445,7 @@
             <w:pPr>
               <w:spacing w:after="20" w:before="0"/>
             </w:pPr>
-            <w:hyperlink w:history="1" r:id="rIduxxcgn2b_lc6gnovcb7j5">
+            <w:hyperlink w:history="1" r:id="rIdj9w1rxpubkafwdewg45m_">
               <w:r>
                 <w:rPr>
                   <w:rFonts w:ascii="Arial" w:cs="Arial" w:eastAsia="Arial" w:hAnsi="Arial"/>
@@ -3478,7 +3478,7 @@
               <w:spacing w:after="10" w:before="0"/>
               <w:ind w:left="120"/>
             </w:pPr>
-            <w:hyperlink w:history="1" r:id="rId6a54_3nxwhq92gdsdmfdv">
+            <w:hyperlink w:history="1" r:id="rIdm1gud96n_uftfdplt-yvr">
               <w:r>
                 <w:rPr>
                   <w:rFonts w:ascii="Arial" w:cs="Arial" w:eastAsia="Arial" w:hAnsi="Arial"/>
@@ -3673,7 +3673,7 @@
             <w:pPr>
               <w:spacing w:after="20" w:before="0"/>
             </w:pPr>
-            <w:hyperlink w:history="1" r:id="rIdsdudqhxduecrrhnwqczfr">
+            <w:hyperlink w:history="1" r:id="rIdxwp3sxshhmjep5m_mwdqm">
               <w:r>
                 <w:rPr>
                   <w:rFonts w:ascii="Arial" w:cs="Arial" w:eastAsia="Arial" w:hAnsi="Arial"/>
@@ -3706,7 +3706,7 @@
               <w:spacing w:after="10" w:before="0"/>
               <w:ind w:left="120"/>
             </w:pPr>
-            <w:hyperlink w:history="1" r:id="rIdzijjsge7_cw-g-lte5vu1">
+            <w:hyperlink w:history="1" r:id="rIdfifvij06doybvnuzb8pgd">
               <w:r>
                 <w:rPr>
                   <w:rFonts w:ascii="Arial" w:cs="Arial" w:eastAsia="Arial" w:hAnsi="Arial"/>
@@ -3751,7 +3751,7 @@
             <w:pPr>
               <w:spacing w:after="20" w:before="0"/>
             </w:pPr>
-            <w:hyperlink w:history="1" r:id="rId10lxix5wozl6ivv5448x7">
+            <w:hyperlink w:history="1" r:id="rIdsfufpoiazk0rgp8owz_r8">
               <w:r>
                 <w:rPr>
                   <w:rFonts w:ascii="Arial" w:cs="Arial" w:eastAsia="Arial" w:hAnsi="Arial"/>
@@ -3784,7 +3784,7 @@
               <w:spacing w:after="10" w:before="0"/>
               <w:ind w:left="120"/>
             </w:pPr>
-            <w:hyperlink w:history="1" r:id="rIdbytvke7nr2wri8hexrotl">
+            <w:hyperlink w:history="1" r:id="rIdcfq731-njwjfp05rez4zn">
               <w:r>
                 <w:rPr>
                   <w:rFonts w:ascii="Arial" w:cs="Arial" w:eastAsia="Arial" w:hAnsi="Arial"/>
@@ -3979,7 +3979,7 @@
             <w:pPr>
               <w:spacing w:after="20" w:before="0"/>
             </w:pPr>
-            <w:hyperlink w:history="1" r:id="rIdqlmd0votzeoyp-rbqbfgp">
+            <w:hyperlink w:history="1" r:id="rIdovssnyyqwhnhuhxhzyctw">
               <w:r>
                 <w:rPr>
                   <w:rFonts w:ascii="Arial" w:cs="Arial" w:eastAsia="Arial" w:hAnsi="Arial"/>
@@ -4012,7 +4012,7 @@
               <w:spacing w:after="10" w:before="0"/>
               <w:ind w:left="120"/>
             </w:pPr>
-            <w:hyperlink w:history="1" r:id="rIddi3znm6_7o5_nxpfzrggs">
+            <w:hyperlink w:history="1" r:id="rIddh_h8mozkrg4tyuyztw56">
               <w:r>
                 <w:rPr>
                   <w:rFonts w:ascii="Arial" w:cs="Arial" w:eastAsia="Arial" w:hAnsi="Arial"/>
@@ -4057,7 +4057,7 @@
             <w:pPr>
               <w:spacing w:after="20" w:before="0"/>
             </w:pPr>
-            <w:hyperlink w:history="1" r:id="rIda8mqrtevqepkkdpnnn02l">
+            <w:hyperlink w:history="1" r:id="rIdl3ykm_jskgihy2xbwcvoy">
               <w:r>
                 <w:rPr>
                   <w:rFonts w:ascii="Arial" w:cs="Arial" w:eastAsia="Arial" w:hAnsi="Arial"/>
@@ -4090,7 +4090,7 @@
               <w:spacing w:after="10" w:before="0"/>
               <w:ind w:left="120"/>
             </w:pPr>
-            <w:hyperlink w:history="1" r:id="rIdkomz5ewvy3mfnztspuxke">
+            <w:hyperlink w:history="1" r:id="rIdf7ogzaobpaiwixqtvuz9b">
               <w:r>
                 <w:rPr>
                   <w:rFonts w:ascii="Arial" w:cs="Arial" w:eastAsia="Arial" w:hAnsi="Arial"/>
@@ -4285,7 +4285,7 @@
             <w:pPr>
               <w:spacing w:after="20" w:before="0"/>
             </w:pPr>
-            <w:hyperlink w:history="1" r:id="rIdupshb-5xasivqcsx96yti">
+            <w:hyperlink w:history="1" r:id="rIdq4yynps5nbh92ullqyqgg">
               <w:r>
                 <w:rPr>
                   <w:rFonts w:ascii="Arial" w:cs="Arial" w:eastAsia="Arial" w:hAnsi="Arial"/>
@@ -4318,7 +4318,7 @@
               <w:spacing w:after="10" w:before="0"/>
               <w:ind w:left="120"/>
             </w:pPr>
-            <w:hyperlink w:history="1" r:id="rIdrod4-9zwgbeqhlg_2qrxi">
+            <w:hyperlink w:history="1" r:id="rIdarhqjg0lzzjuacudacn5e">
               <w:r>
                 <w:rPr>
                   <w:rFonts w:ascii="Arial" w:cs="Arial" w:eastAsia="Arial" w:hAnsi="Arial"/>
@@ -4363,7 +4363,7 @@
             <w:pPr>
               <w:spacing w:after="20" w:before="0"/>
             </w:pPr>
-            <w:hyperlink w:history="1" r:id="rIdxvtrh5gqm3gbthmhpvp43">
+            <w:hyperlink w:history="1" r:id="rIdez7hs3eu8gia_xfrmeziv">
               <w:r>
                 <w:rPr>
                   <w:rFonts w:ascii="Arial" w:cs="Arial" w:eastAsia="Arial" w:hAnsi="Arial"/>
@@ -4396,7 +4396,7 @@
               <w:spacing w:after="10" w:before="0"/>
               <w:ind w:left="120"/>
             </w:pPr>
-            <w:hyperlink w:history="1" r:id="rIdtdegs1m1zqcyqaaasikp0">
+            <w:hyperlink w:history="1" r:id="rIdohx1oo6bki2znwxk8upuo">
               <w:r>
                 <w:rPr>
                   <w:rFonts w:ascii="Arial" w:cs="Arial" w:eastAsia="Arial" w:hAnsi="Arial"/>
@@ -4591,7 +4591,7 @@
             <w:pPr>
               <w:spacing w:after="20" w:before="0"/>
             </w:pPr>
-            <w:hyperlink w:history="1" r:id="rId6hl1e78ssqp91njslqg3z">
+            <w:hyperlink w:history="1" r:id="rIdmwb7ihqsvrajnrj5riykc">
               <w:r>
                 <w:rPr>
                   <w:rFonts w:ascii="Arial" w:cs="Arial" w:eastAsia="Arial" w:hAnsi="Arial"/>
@@ -4624,7 +4624,7 @@
               <w:spacing w:after="10" w:before="0"/>
               <w:ind w:left="120"/>
             </w:pPr>
-            <w:hyperlink w:history="1" r:id="rIdeddq7_v8csrr7b6fiercd">
+            <w:hyperlink w:history="1" r:id="rIdb7qfdyf6bwtdsndt70jqv">
               <w:r>
                 <w:rPr>
                   <w:rFonts w:ascii="Arial" w:cs="Arial" w:eastAsia="Arial" w:hAnsi="Arial"/>
@@ -4669,7 +4669,7 @@
             <w:pPr>
               <w:spacing w:after="20" w:before="0"/>
             </w:pPr>
-            <w:hyperlink w:history="1" r:id="rIdftysbsktpze0tnwpro6nk">
+            <w:hyperlink w:history="1" r:id="rIdwqes8mgox-ynjtnmpr7gs">
               <w:r>
                 <w:rPr>
                   <w:rFonts w:ascii="Arial" w:cs="Arial" w:eastAsia="Arial" w:hAnsi="Arial"/>
@@ -4702,7 +4702,7 @@
               <w:spacing w:after="10" w:before="0"/>
               <w:ind w:left="120"/>
             </w:pPr>
-            <w:hyperlink w:history="1" r:id="rIdhkdhv9ohodzgwgutsz0ir">
+            <w:hyperlink w:history="1" r:id="rIdj74_ughm_yqh6quoc8f3c">
               <w:r>
                 <w:rPr>
                   <w:rFonts w:ascii="Arial" w:cs="Arial" w:eastAsia="Arial" w:hAnsi="Arial"/>
@@ -6189,7 +6189,7 @@
             <w:pPr>
               <w:spacing w:after="20" w:before="0"/>
             </w:pPr>
-            <w:hyperlink w:history="1" r:id="rIdpee9neecyayjfnz5emi04">
+            <w:hyperlink w:history="1" r:id="rIdjudjfsgs6e2tkfuy6ldxh">
               <w:r>
                 <w:rPr>
                   <w:rFonts w:ascii="Arial" w:cs="Arial" w:eastAsia="Arial" w:hAnsi="Arial"/>
@@ -6222,7 +6222,7 @@
               <w:spacing w:after="10" w:before="0"/>
               <w:ind w:left="120"/>
             </w:pPr>
-            <w:hyperlink w:history="1" r:id="rIdtesc68rbotve9v-w83r0w">
+            <w:hyperlink w:history="1" r:id="rIdmno_ycuen7pv8j68tn975">
               <w:r>
                 <w:rPr>
                   <w:rFonts w:ascii="Arial" w:cs="Arial" w:eastAsia="Arial" w:hAnsi="Arial"/>
@@ -6267,7 +6267,7 @@
             <w:pPr>
               <w:spacing w:after="20" w:before="0"/>
             </w:pPr>
-            <w:hyperlink w:history="1" r:id="rIdnuwnfdcavhc_73hej83md">
+            <w:hyperlink w:history="1" r:id="rIduvzkc9zlnh35_3yqlr1ot">
               <w:r>
                 <w:rPr>
                   <w:rFonts w:ascii="Arial" w:cs="Arial" w:eastAsia="Arial" w:hAnsi="Arial"/>
@@ -6300,7 +6300,7 @@
               <w:spacing w:after="10" w:before="0"/>
               <w:ind w:left="120"/>
             </w:pPr>
-            <w:hyperlink w:history="1" r:id="rId8s_yymzgejlydnjlt7zcf">
+            <w:hyperlink w:history="1" r:id="rIdakbc0gajfe5x65-ya3l3a">
               <w:r>
                 <w:rPr>
                   <w:rFonts w:ascii="Arial" w:cs="Arial" w:eastAsia="Arial" w:hAnsi="Arial"/>
@@ -6571,7 +6571,7 @@
             <w:pPr>
               <w:spacing w:after="20" w:before="0"/>
             </w:pPr>
-            <w:hyperlink w:history="1" r:id="rIdqkvhfmcn_gl5nypfsvvmf">
+            <w:hyperlink w:history="1" r:id="rIdcxq540e-on05sb8kj8bhs">
               <w:r>
                 <w:rPr>
                   <w:rFonts w:ascii="Arial" w:cs="Arial" w:eastAsia="Arial" w:hAnsi="Arial"/>
@@ -6604,7 +6604,7 @@
               <w:spacing w:after="10" w:before="0"/>
               <w:ind w:left="120"/>
             </w:pPr>
-            <w:hyperlink w:history="1" r:id="rIdpv4cgyiaqijpy79o3mism">
+            <w:hyperlink w:history="1" r:id="rIdtmhcy3wl2kslbnsxjraul">
               <w:r>
                 <w:rPr>
                   <w:rFonts w:ascii="Arial" w:cs="Arial" w:eastAsia="Arial" w:hAnsi="Arial"/>
@@ -6649,7 +6649,7 @@
             <w:pPr>
               <w:spacing w:after="20" w:before="0"/>
             </w:pPr>
-            <w:hyperlink w:history="1" r:id="rIdvuzywwtskexuhlywy27gc">
+            <w:hyperlink w:history="1" r:id="rIdcpuztsxq9wsxlr89udcnj">
               <w:r>
                 <w:rPr>
                   <w:rFonts w:ascii="Arial" w:cs="Arial" w:eastAsia="Arial" w:hAnsi="Arial"/>
@@ -6682,7 +6682,7 @@
               <w:spacing w:after="10" w:before="0"/>
               <w:ind w:left="120"/>
             </w:pPr>
-            <w:hyperlink w:history="1" r:id="rIdqt3ryfldllb2untqa_fov">
+            <w:hyperlink w:history="1" r:id="rIdd5srvo-lxperfrcdz6-mv">
               <w:r>
                 <w:rPr>
                   <w:rFonts w:ascii="Arial" w:cs="Arial" w:eastAsia="Arial" w:hAnsi="Arial"/>
@@ -7086,7 +7086,7 @@
             <w:pPr>
               <w:spacing w:after="20" w:before="0"/>
             </w:pPr>
-            <w:hyperlink w:history="1" r:id="rIdncepparnx8act0wg9md0i">
+            <w:hyperlink w:history="1" r:id="rIdndj4an-n3ftv2rcqntcij">
               <w:r>
                 <w:rPr>
                   <w:rFonts w:ascii="Arial" w:cs="Arial" w:eastAsia="Arial" w:hAnsi="Arial"/>
@@ -7119,7 +7119,7 @@
               <w:spacing w:after="10" w:before="0"/>
               <w:ind w:left="120"/>
             </w:pPr>
-            <w:hyperlink w:history="1" r:id="rIdkd5mq1nlzspztzj3t7zr5">
+            <w:hyperlink w:history="1" r:id="rIdbbnd3spw8-u5zuimlnbdo">
               <w:r>
                 <w:rPr>
                   <w:rFonts w:ascii="Arial" w:cs="Arial" w:eastAsia="Arial" w:hAnsi="Arial"/>
@@ -7164,7 +7164,7 @@
             <w:pPr>
               <w:spacing w:after="20" w:before="0"/>
             </w:pPr>
-            <w:hyperlink w:history="1" r:id="rIdqvvxowyw5hhqhyoofdn7d">
+            <w:hyperlink w:history="1" r:id="rIdy-3avwpewx2_c2y-jvbg2">
               <w:r>
                 <w:rPr>
                   <w:rFonts w:ascii="Arial" w:cs="Arial" w:eastAsia="Arial" w:hAnsi="Arial"/>
@@ -7197,7 +7197,7 @@
               <w:spacing w:after="10" w:before="0"/>
               <w:ind w:left="120"/>
             </w:pPr>
-            <w:hyperlink w:history="1" r:id="rId5jjvdxhj2ceit0uel6lzv">
+            <w:hyperlink w:history="1" r:id="rId6lkf5e1vt2fpknnjgu-2d">
               <w:r>
                 <w:rPr>
                   <w:rFonts w:ascii="Arial" w:cs="Arial" w:eastAsia="Arial" w:hAnsi="Arial"/>
@@ -7563,7 +7563,7 @@
             <w:pPr>
               <w:spacing w:after="20" w:before="0"/>
             </w:pPr>
-            <w:hyperlink w:history="1" r:id="rId8pkj590q6ceu9ztvcfp64">
+            <w:hyperlink w:history="1" r:id="rIdn1hmhpkrtfiizyra0husm">
               <w:r>
                 <w:rPr>
                   <w:rFonts w:ascii="Arial" w:cs="Arial" w:eastAsia="Arial" w:hAnsi="Arial"/>
@@ -7596,7 +7596,7 @@
               <w:spacing w:after="10" w:before="0"/>
               <w:ind w:left="120"/>
             </w:pPr>
-            <w:hyperlink w:history="1" r:id="rIdhzhrgog73qttilq5hwmff">
+            <w:hyperlink w:history="1" r:id="rId5kocxknevp3ci6nxns2is">
               <w:r>
                 <w:rPr>
                   <w:rFonts w:ascii="Arial" w:cs="Arial" w:eastAsia="Arial" w:hAnsi="Arial"/>
@@ -7641,7 +7641,7 @@
             <w:pPr>
               <w:spacing w:after="20" w:before="0"/>
             </w:pPr>
-            <w:hyperlink w:history="1" r:id="rIddwffqkvmxmhaom4llvhhp">
+            <w:hyperlink w:history="1" r:id="rIdbmv16xsib9gwnvzh75kto">
               <w:r>
                 <w:rPr>
                   <w:rFonts w:ascii="Arial" w:cs="Arial" w:eastAsia="Arial" w:hAnsi="Arial"/>
@@ -7674,7 +7674,7 @@
               <w:spacing w:after="10" w:before="0"/>
               <w:ind w:left="120"/>
             </w:pPr>
-            <w:hyperlink w:history="1" r:id="rIdxg0qhm_peiw3icytyhkk2">
+            <w:hyperlink w:history="1" r:id="rIdc-pioxf203omv6aoyuv91">
               <w:r>
                 <w:rPr>
                   <w:rFonts w:ascii="Arial" w:cs="Arial" w:eastAsia="Arial" w:hAnsi="Arial"/>
@@ -8002,7 +8002,7 @@
             <w:pPr>
               <w:spacing w:after="20" w:before="0"/>
             </w:pPr>
-            <w:hyperlink w:history="1" r:id="rId_vnwwhxvampr6ikzroq6i">
+            <w:hyperlink w:history="1" r:id="rIdtqlibokcxufmuot8zn1hf">
               <w:r>
                 <w:rPr>
                   <w:rFonts w:ascii="Arial" w:cs="Arial" w:eastAsia="Arial" w:hAnsi="Arial"/>
@@ -8035,7 +8035,7 @@
               <w:spacing w:after="10" w:before="0"/>
               <w:ind w:left="120"/>
             </w:pPr>
-            <w:hyperlink w:history="1" r:id="rId2nbk5yn-tzqbddn_k39du">
+            <w:hyperlink w:history="1" r:id="rIdlxj37rrjedg-egv7c37zh">
               <w:r>
                 <w:rPr>
                   <w:rFonts w:ascii="Arial" w:cs="Arial" w:eastAsia="Arial" w:hAnsi="Arial"/>
@@ -8080,7 +8080,7 @@
             <w:pPr>
               <w:spacing w:after="20" w:before="0"/>
             </w:pPr>
-            <w:hyperlink w:history="1" r:id="rIdf53n3bdurneqeh8tcpn4d">
+            <w:hyperlink w:history="1" r:id="rIdc5jnugwuubrpxv4tjd7zq">
               <w:r>
                 <w:rPr>
                   <w:rFonts w:ascii="Arial" w:cs="Arial" w:eastAsia="Arial" w:hAnsi="Arial"/>
@@ -8113,7 +8113,7 @@
               <w:spacing w:after="10" w:before="0"/>
               <w:ind w:left="120"/>
             </w:pPr>
-            <w:hyperlink w:history="1" r:id="rIdbab_t_ze9gtypfvrt5yox">
+            <w:hyperlink w:history="1" r:id="rIdieuc4dak5_t9ljyuqnbat">
               <w:r>
                 <w:rPr>
                   <w:rFonts w:ascii="Arial" w:cs="Arial" w:eastAsia="Arial" w:hAnsi="Arial"/>
@@ -9904,7 +9904,7 @@
             <w:pPr>
               <w:spacing w:after="20" w:before="0"/>
             </w:pPr>
-            <w:hyperlink w:history="1" r:id="rIdbpsddsr9vazhfclhlp_ig">
+            <w:hyperlink w:history="1" r:id="rIdt1jqw1kvnpaa0iyxjiipf">
               <w:r>
                 <w:rPr>
                   <w:rFonts w:ascii="Arial" w:cs="Arial" w:eastAsia="Arial" w:hAnsi="Arial"/>
@@ -9937,7 +9937,7 @@
               <w:spacing w:after="10" w:before="0"/>
               <w:ind w:left="120"/>
             </w:pPr>
-            <w:hyperlink w:history="1" r:id="rIdovosahfm6is0_lwpvi2sr">
+            <w:hyperlink w:history="1" r:id="rIdtgd4iojs1oge7akjhodxn">
               <w:r>
                 <w:rPr>
                   <w:rFonts w:ascii="Arial" w:cs="Arial" w:eastAsia="Arial" w:hAnsi="Arial"/>
@@ -9982,7 +9982,7 @@
             <w:pPr>
               <w:spacing w:after="20" w:before="0"/>
             </w:pPr>
-            <w:hyperlink w:history="1" r:id="rIdd_azzobc_k5etckuivtur">
+            <w:hyperlink w:history="1" r:id="rIdo08xlu1dtoamrrgcwudka">
               <w:r>
                 <w:rPr>
                   <w:rFonts w:ascii="Arial" w:cs="Arial" w:eastAsia="Arial" w:hAnsi="Arial"/>
@@ -10015,7 +10015,7 @@
               <w:spacing w:after="10" w:before="0"/>
               <w:ind w:left="120"/>
             </w:pPr>
-            <w:hyperlink w:history="1" r:id="rIdmpfafshxtgtaui6iy_ich">
+            <w:hyperlink w:history="1" r:id="rIdofcbgc14gxn9ijdyit55y">
               <w:r>
                 <w:rPr>
                   <w:rFonts w:ascii="Arial" w:cs="Arial" w:eastAsia="Arial" w:hAnsi="Arial"/>
@@ -10210,7 +10210,7 @@
             <w:pPr>
               <w:spacing w:after="20" w:before="0"/>
             </w:pPr>
-            <w:hyperlink w:history="1" r:id="rIdsb9gyijqlz82plnyxf4gz">
+            <w:hyperlink w:history="1" r:id="rIdviowq4pclhnlmsiikgezy">
               <w:r>
                 <w:rPr>
                   <w:rFonts w:ascii="Arial" w:cs="Arial" w:eastAsia="Arial" w:hAnsi="Arial"/>
@@ -10243,7 +10243,7 @@
               <w:spacing w:after="10" w:before="0"/>
               <w:ind w:left="120"/>
             </w:pPr>
-            <w:hyperlink w:history="1" r:id="rIdrgkkujn7gcdc4j7_dlcko">
+            <w:hyperlink w:history="1" r:id="rIdw0jxlgylddmlok1gp38nk">
               <w:r>
                 <w:rPr>
                   <w:rFonts w:ascii="Arial" w:cs="Arial" w:eastAsia="Arial" w:hAnsi="Arial"/>
@@ -10288,7 +10288,7 @@
             <w:pPr>
               <w:spacing w:after="20" w:before="0"/>
             </w:pPr>
-            <w:hyperlink w:history="1" r:id="rIdbq02y9f4hjh5g0eruvqep">
+            <w:hyperlink w:history="1" r:id="rIdfjrb0cwmyfur4smslsuvn">
               <w:r>
                 <w:rPr>
                   <w:rFonts w:ascii="Arial" w:cs="Arial" w:eastAsia="Arial" w:hAnsi="Arial"/>
@@ -10321,7 +10321,7 @@
               <w:spacing w:after="10" w:before="0"/>
               <w:ind w:left="120"/>
             </w:pPr>
-            <w:hyperlink w:history="1" r:id="rIdj6u-4tu2juc4rnqd6jrbr">
+            <w:hyperlink w:history="1" r:id="rIduvomakqqqyx71wvhlenyq">
               <w:r>
                 <w:rPr>
                   <w:rFonts w:ascii="Arial" w:cs="Arial" w:eastAsia="Arial" w:hAnsi="Arial"/>
@@ -10516,7 +10516,7 @@
             <w:pPr>
               <w:spacing w:after="20" w:before="0"/>
             </w:pPr>
-            <w:hyperlink w:history="1" r:id="rIdqfzpx_7m_1cc-x2q5oe_c">
+            <w:hyperlink w:history="1" r:id="rIdzi4_p795z0l0i2s2pkson">
               <w:r>
                 <w:rPr>
                   <w:rFonts w:ascii="Arial" w:cs="Arial" w:eastAsia="Arial" w:hAnsi="Arial"/>
@@ -10549,7 +10549,7 @@
               <w:spacing w:after="10" w:before="0"/>
               <w:ind w:left="120"/>
             </w:pPr>
-            <w:hyperlink w:history="1" r:id="rIdvafnmqltlhpsv0-yleie8">
+            <w:hyperlink w:history="1" r:id="rIddfjo_blolmbjlg4xur1fv">
               <w:r>
                 <w:rPr>
                   <w:rFonts w:ascii="Arial" w:cs="Arial" w:eastAsia="Arial" w:hAnsi="Arial"/>
@@ -10594,7 +10594,7 @@
             <w:pPr>
               <w:spacing w:after="20" w:before="0"/>
             </w:pPr>
-            <w:hyperlink w:history="1" r:id="rIdjahoh5c6atat0msgg6omd">
+            <w:hyperlink w:history="1" r:id="rIdsxiimlytwbssbreep2ooq">
               <w:r>
                 <w:rPr>
                   <w:rFonts w:ascii="Arial" w:cs="Arial" w:eastAsia="Arial" w:hAnsi="Arial"/>
@@ -10627,7 +10627,7 @@
               <w:spacing w:after="10" w:before="0"/>
               <w:ind w:left="120"/>
             </w:pPr>
-            <w:hyperlink w:history="1" r:id="rIdbt_gstflzworuqgrpaelc">
+            <w:hyperlink w:history="1" r:id="rIdlziq1btgzp7ujzqxea4x5">
               <w:r>
                 <w:rPr>
                   <w:rFonts w:ascii="Arial" w:cs="Arial" w:eastAsia="Arial" w:hAnsi="Arial"/>
@@ -10822,7 +10822,7 @@
             <w:pPr>
               <w:spacing w:after="20" w:before="0"/>
             </w:pPr>
-            <w:hyperlink w:history="1" r:id="rIdskljlbl59ay1zffgnednj">
+            <w:hyperlink w:history="1" r:id="rIdc8u07hhyfbvov-buxqdda">
               <w:r>
                 <w:rPr>
                   <w:rFonts w:ascii="Arial" w:cs="Arial" w:eastAsia="Arial" w:hAnsi="Arial"/>
@@ -10855,7 +10855,7 @@
               <w:spacing w:after="10" w:before="0"/>
               <w:ind w:left="120"/>
             </w:pPr>
-            <w:hyperlink w:history="1" r:id="rIdnvva_4xc54itxf6ylgu6k">
+            <w:hyperlink w:history="1" r:id="rIdmqcdjntaxadck4d8iega1">
               <w:r>
                 <w:rPr>
                   <w:rFonts w:ascii="Arial" w:cs="Arial" w:eastAsia="Arial" w:hAnsi="Arial"/>
@@ -10900,7 +10900,7 @@
             <w:pPr>
               <w:spacing w:after="20" w:before="0"/>
             </w:pPr>
-            <w:hyperlink w:history="1" r:id="rIdxcnquy71sziv3uvb9cmnq">
+            <w:hyperlink w:history="1" r:id="rIdutbxkr3lsisslinn8jatv">
               <w:r>
                 <w:rPr>
                   <w:rFonts w:ascii="Arial" w:cs="Arial" w:eastAsia="Arial" w:hAnsi="Arial"/>
@@ -10933,7 +10933,7 @@
               <w:spacing w:after="10" w:before="0"/>
               <w:ind w:left="120"/>
             </w:pPr>
-            <w:hyperlink w:history="1" r:id="rIdoi2xueiubm4xibma-knhb">
+            <w:hyperlink w:history="1" r:id="rIdydpyffwewjec4nxtaxybi">
               <w:r>
                 <w:rPr>
                   <w:rFonts w:ascii="Arial" w:cs="Arial" w:eastAsia="Arial" w:hAnsi="Arial"/>
@@ -11128,7 +11128,7 @@
             <w:pPr>
               <w:spacing w:after="20" w:before="0"/>
             </w:pPr>
-            <w:hyperlink w:history="1" r:id="rIdhouvgqkcgdulqvs1x331a">
+            <w:hyperlink w:history="1" r:id="rIda0uwtooblls0fxrp65pku">
               <w:r>
                 <w:rPr>
                   <w:rFonts w:ascii="Arial" w:cs="Arial" w:eastAsia="Arial" w:hAnsi="Arial"/>
@@ -11161,7 +11161,7 @@
               <w:spacing w:after="10" w:before="0"/>
               <w:ind w:left="120"/>
             </w:pPr>
-            <w:hyperlink w:history="1" r:id="rIdya6tpbm_iwrlncbzhvmgg">
+            <w:hyperlink w:history="1" r:id="rIdz-boe9imkreecuxr75-fv">
               <w:r>
                 <w:rPr>
                   <w:rFonts w:ascii="Arial" w:cs="Arial" w:eastAsia="Arial" w:hAnsi="Arial"/>
@@ -11206,7 +11206,7 @@
             <w:pPr>
               <w:spacing w:after="20" w:before="0"/>
             </w:pPr>
-            <w:hyperlink w:history="1" r:id="rIdt8huvokxllvaer-zz7ms-">
+            <w:hyperlink w:history="1" r:id="rIdadfv5srplyuw4qpa5fcib">
               <w:r>
                 <w:rPr>
                   <w:rFonts w:ascii="Arial" w:cs="Arial" w:eastAsia="Arial" w:hAnsi="Arial"/>
@@ -11239,7 +11239,7 @@
               <w:spacing w:after="10" w:before="0"/>
               <w:ind w:left="120"/>
             </w:pPr>
-            <w:hyperlink w:history="1" r:id="rIdjmle0fpjwaxmzj4ogvzrc">
+            <w:hyperlink w:history="1" r:id="rId2xkrf8bhql5ejp8jtro4j">
               <w:r>
                 <w:rPr>
                   <w:rFonts w:ascii="Arial" w:cs="Arial" w:eastAsia="Arial" w:hAnsi="Arial"/>
@@ -12726,7 +12726,7 @@
             <w:pPr>
               <w:spacing w:after="20" w:before="0"/>
             </w:pPr>
-            <w:hyperlink w:history="1" r:id="rIdl8fctqxgtnbyxqj_pblzx">
+            <w:hyperlink w:history="1" r:id="rIduxffnf18ejmoczajhl_e-">
               <w:r>
                 <w:rPr>
                   <w:rFonts w:ascii="Arial" w:cs="Arial" w:eastAsia="Arial" w:hAnsi="Arial"/>
@@ -12759,7 +12759,7 @@
               <w:spacing w:after="10" w:before="0"/>
               <w:ind w:left="120"/>
             </w:pPr>
-            <w:hyperlink w:history="1" r:id="rIdtwtw8i-qiuliabhhrfrnk">
+            <w:hyperlink w:history="1" r:id="rIdl4xooxo4utfeybhfqnprk">
               <w:r>
                 <w:rPr>
                   <w:rFonts w:ascii="Arial" w:cs="Arial" w:eastAsia="Arial" w:hAnsi="Arial"/>
@@ -12804,7 +12804,7 @@
             <w:pPr>
               <w:spacing w:after="20" w:before="0"/>
             </w:pPr>
-            <w:hyperlink w:history="1" r:id="rIdqqox_oabgryw4emvzv96z">
+            <w:hyperlink w:history="1" r:id="rIdkuqu6jjctvnnkdrkucl3y">
               <w:r>
                 <w:rPr>
                   <w:rFonts w:ascii="Arial" w:cs="Arial" w:eastAsia="Arial" w:hAnsi="Arial"/>
@@ -12837,7 +12837,7 @@
               <w:spacing w:after="10" w:before="0"/>
               <w:ind w:left="120"/>
             </w:pPr>
-            <w:hyperlink w:history="1" r:id="rIduztjkvccwvqu3euioyfbw">
+            <w:hyperlink w:history="1" r:id="rIdvm-enbtbed0alyzruyxuw">
               <w:r>
                 <w:rPr>
                   <w:rFonts w:ascii="Arial" w:cs="Arial" w:eastAsia="Arial" w:hAnsi="Arial"/>
@@ -13032,7 +13032,7 @@
             <w:pPr>
               <w:spacing w:after="20" w:before="0"/>
             </w:pPr>
-            <w:hyperlink w:history="1" r:id="rIdebwglan_mnmp1y1vyx341">
+            <w:hyperlink w:history="1" r:id="rIdvpfny9wlb1g7fz6vdyaxi">
               <w:r>
                 <w:rPr>
                   <w:rFonts w:ascii="Arial" w:cs="Arial" w:eastAsia="Arial" w:hAnsi="Arial"/>
@@ -13065,7 +13065,7 @@
               <w:spacing w:after="10" w:before="0"/>
               <w:ind w:left="120"/>
             </w:pPr>
-            <w:hyperlink w:history="1" r:id="rId3bp90ie5xeil_5j8y66en">
+            <w:hyperlink w:history="1" r:id="rId426msvsi4_h5oyrqfisxh">
               <w:r>
                 <w:rPr>
                   <w:rFonts w:ascii="Arial" w:cs="Arial" w:eastAsia="Arial" w:hAnsi="Arial"/>
@@ -13110,7 +13110,7 @@
             <w:pPr>
               <w:spacing w:after="20" w:before="0"/>
             </w:pPr>
-            <w:hyperlink w:history="1" r:id="rIddptbxyoxtj0mr_l_v_xfj">
+            <w:hyperlink w:history="1" r:id="rIdcgatm9rqppmfsqwn2iqwr">
               <w:r>
                 <w:rPr>
                   <w:rFonts w:ascii="Arial" w:cs="Arial" w:eastAsia="Arial" w:hAnsi="Arial"/>
@@ -13143,7 +13143,7 @@
               <w:spacing w:after="10" w:before="0"/>
               <w:ind w:left="120"/>
             </w:pPr>
-            <w:hyperlink w:history="1" r:id="rIdyftaec4gvpy1ellfxz3fa">
+            <w:hyperlink w:history="1" r:id="rId1w9hjgzrvjwr7veegmjyz">
               <w:r>
                 <w:rPr>
                   <w:rFonts w:ascii="Arial" w:cs="Arial" w:eastAsia="Arial" w:hAnsi="Arial"/>
@@ -13338,7 +13338,7 @@
             <w:pPr>
               <w:spacing w:after="20" w:before="0"/>
             </w:pPr>
-            <w:hyperlink w:history="1" r:id="rIduqi6cl9wclizn3xx-ycwz">
+            <w:hyperlink w:history="1" r:id="rIdhuramvil_xz7jdror4aiu">
               <w:r>
                 <w:rPr>
                   <w:rFonts w:ascii="Arial" w:cs="Arial" w:eastAsia="Arial" w:hAnsi="Arial"/>
@@ -13371,7 +13371,7 @@
               <w:spacing w:after="10" w:before="0"/>
               <w:ind w:left="120"/>
             </w:pPr>
-            <w:hyperlink w:history="1" r:id="rIdjtlt3c4u1jp01oag5lo4a">
+            <w:hyperlink w:history="1" r:id="rIdqcifjiluvhjsbk8fsphse">
               <w:r>
                 <w:rPr>
                   <w:rFonts w:ascii="Arial" w:cs="Arial" w:eastAsia="Arial" w:hAnsi="Arial"/>
@@ -13416,7 +13416,7 @@
             <w:pPr>
               <w:spacing w:after="20" w:before="0"/>
             </w:pPr>
-            <w:hyperlink w:history="1" r:id="rIdjt-w8-5s4tlqrm6mfbpmr">
+            <w:hyperlink w:history="1" r:id="rId2juvqzg-sslnga3j4e8fo">
               <w:r>
                 <w:rPr>
                   <w:rFonts w:ascii="Arial" w:cs="Arial" w:eastAsia="Arial" w:hAnsi="Arial"/>
@@ -13449,7 +13449,7 @@
               <w:spacing w:after="10" w:before="0"/>
               <w:ind w:left="120"/>
             </w:pPr>
-            <w:hyperlink w:history="1" r:id="rIdw_69asyjdr_hn4jno7fps">
+            <w:hyperlink w:history="1" r:id="rIdqxxtjpt1b77udvbx4bqv3">
               <w:r>
                 <w:rPr>
                   <w:rFonts w:ascii="Arial" w:cs="Arial" w:eastAsia="Arial" w:hAnsi="Arial"/>
@@ -13644,7 +13644,7 @@
             <w:pPr>
               <w:spacing w:after="20" w:before="0"/>
             </w:pPr>
-            <w:hyperlink w:history="1" r:id="rIdbw7ltscqdignaqvir_yxo">
+            <w:hyperlink w:history="1" r:id="rIdzcjlncfcsb76tei_spgmy">
               <w:r>
                 <w:rPr>
                   <w:rFonts w:ascii="Arial" w:cs="Arial" w:eastAsia="Arial" w:hAnsi="Arial"/>
@@ -13677,7 +13677,7 @@
               <w:spacing w:after="10" w:before="0"/>
               <w:ind w:left="120"/>
             </w:pPr>
-            <w:hyperlink w:history="1" r:id="rIdbse_xoeoc3wdvcoszzzh-">
+            <w:hyperlink w:history="1" r:id="rIddtbbmnkuuq50egxcsz10h">
               <w:r>
                 <w:rPr>
                   <w:rFonts w:ascii="Arial" w:cs="Arial" w:eastAsia="Arial" w:hAnsi="Arial"/>
@@ -13722,7 +13722,7 @@
             <w:pPr>
               <w:spacing w:after="20" w:before="0"/>
             </w:pPr>
-            <w:hyperlink w:history="1" r:id="rIdg5lw0k85fz7yit_nf3tsl">
+            <w:hyperlink w:history="1" r:id="rIdrglw48pbp5-x9cz6l7n3c">
               <w:r>
                 <w:rPr>
                   <w:rFonts w:ascii="Arial" w:cs="Arial" w:eastAsia="Arial" w:hAnsi="Arial"/>
@@ -13755,7 +13755,7 @@
               <w:spacing w:after="10" w:before="0"/>
               <w:ind w:left="120"/>
             </w:pPr>
-            <w:hyperlink w:history="1" r:id="rIdghmoqqbvawcir-sihf43x">
+            <w:hyperlink w:history="1" r:id="rId9mknotwvn6jfxt65yjnsn">
               <w:r>
                 <w:rPr>
                   <w:rFonts w:ascii="Arial" w:cs="Arial" w:eastAsia="Arial" w:hAnsi="Arial"/>
@@ -13950,7 +13950,7 @@
             <w:pPr>
               <w:spacing w:after="20" w:before="0"/>
             </w:pPr>
-            <w:hyperlink w:history="1" r:id="rIdt9f561nnowu_aqe6s4-nb">
+            <w:hyperlink w:history="1" r:id="rIdiippsrjz_hoqfi72waf3m">
               <w:r>
                 <w:rPr>
                   <w:rFonts w:ascii="Arial" w:cs="Arial" w:eastAsia="Arial" w:hAnsi="Arial"/>
@@ -13983,7 +13983,7 @@
               <w:spacing w:after="10" w:before="0"/>
               <w:ind w:left="120"/>
             </w:pPr>
-            <w:hyperlink w:history="1" r:id="rIduty6kn4vkrpbm47mytun6">
+            <w:hyperlink w:history="1" r:id="rIdk6ozjdnyey7j-halx3xxd">
               <w:r>
                 <w:rPr>
                   <w:rFonts w:ascii="Arial" w:cs="Arial" w:eastAsia="Arial" w:hAnsi="Arial"/>
@@ -14028,7 +14028,7 @@
             <w:pPr>
               <w:spacing w:after="20" w:before="0"/>
             </w:pPr>
-            <w:hyperlink w:history="1" r:id="rIdede7kx09weihecuh0rc7q">
+            <w:hyperlink w:history="1" r:id="rId-ezi-eqvqa4vzdtpczudd">
               <w:r>
                 <w:rPr>
                   <w:rFonts w:ascii="Arial" w:cs="Arial" w:eastAsia="Arial" w:hAnsi="Arial"/>
@@ -14061,7 +14061,7 @@
               <w:spacing w:after="10" w:before="0"/>
               <w:ind w:left="120"/>
             </w:pPr>
-            <w:hyperlink w:history="1" r:id="rIdpgccivmmai641rw6jbd02">
+            <w:hyperlink w:history="1" r:id="rIdxmqidguf9boo40qjbkxs_">
               <w:r>
                 <w:rPr>
                   <w:rFonts w:ascii="Arial" w:cs="Arial" w:eastAsia="Arial" w:hAnsi="Arial"/>
@@ -15548,7 +15548,7 @@
             <w:pPr>
               <w:spacing w:after="20" w:before="0"/>
             </w:pPr>
-            <w:hyperlink w:history="1" r:id="rIdgdxzppst-wp0rmjaxnjxp">
+            <w:hyperlink w:history="1" r:id="rId7nxafrycnsjughn7evycm">
               <w:r>
                 <w:rPr>
                   <w:rFonts w:ascii="Arial" w:cs="Arial" w:eastAsia="Arial" w:hAnsi="Arial"/>
@@ -15581,7 +15581,7 @@
               <w:spacing w:after="10" w:before="0"/>
               <w:ind w:left="120"/>
             </w:pPr>
-            <w:hyperlink w:history="1" r:id="rIdqhvxb9lb4yb-ggu0xryvv">
+            <w:hyperlink w:history="1" r:id="rIdm2v07fkdgwx0hfzzocu9l">
               <w:r>
                 <w:rPr>
                   <w:rFonts w:ascii="Arial" w:cs="Arial" w:eastAsia="Arial" w:hAnsi="Arial"/>
@@ -15626,7 +15626,7 @@
             <w:pPr>
               <w:spacing w:after="20" w:before="0"/>
             </w:pPr>
-            <w:hyperlink w:history="1" r:id="rIdl3osytd1adtfcxohaj5lq">
+            <w:hyperlink w:history="1" r:id="rId7f38qunoewdofvolwlrp6">
               <w:r>
                 <w:rPr>
                   <w:rFonts w:ascii="Arial" w:cs="Arial" w:eastAsia="Arial" w:hAnsi="Arial"/>
@@ -15659,7 +15659,7 @@
               <w:spacing w:after="10" w:before="0"/>
               <w:ind w:left="120"/>
             </w:pPr>
-            <w:hyperlink w:history="1" r:id="rId_wz-diiyz8xrlaw8rbiem">
+            <w:hyperlink w:history="1" r:id="rIds1srrc1myp8ru46oqqngy">
               <w:r>
                 <w:rPr>
                   <w:rFonts w:ascii="Arial" w:cs="Arial" w:eastAsia="Arial" w:hAnsi="Arial"/>
@@ -15854,7 +15854,7 @@
             <w:pPr>
               <w:spacing w:after="20" w:before="0"/>
             </w:pPr>
-            <w:hyperlink w:history="1" r:id="rId8erf_hhydiyqkg7n2lubx">
+            <w:hyperlink w:history="1" r:id="rId4hb17bmw_405pcn9_sxdv">
               <w:r>
                 <w:rPr>
                   <w:rFonts w:ascii="Arial" w:cs="Arial" w:eastAsia="Arial" w:hAnsi="Arial"/>
@@ -15887,7 +15887,7 @@
               <w:spacing w:after="10" w:before="0"/>
               <w:ind w:left="120"/>
             </w:pPr>
-            <w:hyperlink w:history="1" r:id="rIdecsqzlin609mlohhwtgts">
+            <w:hyperlink w:history="1" r:id="rId_eztx7s3vmmu6bly9obtg">
               <w:r>
                 <w:rPr>
                   <w:rFonts w:ascii="Arial" w:cs="Arial" w:eastAsia="Arial" w:hAnsi="Arial"/>
@@ -15932,7 +15932,7 @@
             <w:pPr>
               <w:spacing w:after="20" w:before="0"/>
             </w:pPr>
-            <w:hyperlink w:history="1" r:id="rIdviilkefl0tjkvnakdmqac">
+            <w:hyperlink w:history="1" r:id="rIdyarvnvsqipmwtmfksxsok">
               <w:r>
                 <w:rPr>
                   <w:rFonts w:ascii="Arial" w:cs="Arial" w:eastAsia="Arial" w:hAnsi="Arial"/>
@@ -15965,7 +15965,7 @@
               <w:spacing w:after="10" w:before="0"/>
               <w:ind w:left="120"/>
             </w:pPr>
-            <w:hyperlink w:history="1" r:id="rId94mernmrq_sbvhbds_wmu">
+            <w:hyperlink w:history="1" r:id="rIdfktjp3lyqgi4pe3fd2si6">
               <w:r>
                 <w:rPr>
                   <w:rFonts w:ascii="Arial" w:cs="Arial" w:eastAsia="Arial" w:hAnsi="Arial"/>
@@ -16160,7 +16160,7 @@
             <w:pPr>
               <w:spacing w:after="20" w:before="0"/>
             </w:pPr>
-            <w:hyperlink w:history="1" r:id="rId_a8azoxwcjrnbmcda2vun">
+            <w:hyperlink w:history="1" r:id="rIdbx6fjurx88rmnri-2vl08">
               <w:r>
                 <w:rPr>
                   <w:rFonts w:ascii="Arial" w:cs="Arial" w:eastAsia="Arial" w:hAnsi="Arial"/>
@@ -16193,7 +16193,7 @@
               <w:spacing w:after="10" w:before="0"/>
               <w:ind w:left="120"/>
             </w:pPr>
-            <w:hyperlink w:history="1" r:id="rId-lfefz6uf0-comkjuuayx">
+            <w:hyperlink w:history="1" r:id="rIdjljzu_87lmkmm2ahqiyvu">
               <w:r>
                 <w:rPr>
                   <w:rFonts w:ascii="Arial" w:cs="Arial" w:eastAsia="Arial" w:hAnsi="Arial"/>
@@ -16238,7 +16238,7 @@
             <w:pPr>
               <w:spacing w:after="20" w:before="0"/>
             </w:pPr>
-            <w:hyperlink w:history="1" r:id="rIdxvel5bhatqvzkliuskm-u">
+            <w:hyperlink w:history="1" r:id="rIdst2bq-kpinixnes_q5jhx">
               <w:r>
                 <w:rPr>
                   <w:rFonts w:ascii="Arial" w:cs="Arial" w:eastAsia="Arial" w:hAnsi="Arial"/>
@@ -16271,7 +16271,7 @@
               <w:spacing w:after="10" w:before="0"/>
               <w:ind w:left="120"/>
             </w:pPr>
-            <w:hyperlink w:history="1" r:id="rIdoor6ayzsanlj-g7utse90">
+            <w:hyperlink w:history="1" r:id="rId74y5ksmtk8jupmtlymdgw">
               <w:r>
                 <w:rPr>
                   <w:rFonts w:ascii="Arial" w:cs="Arial" w:eastAsia="Arial" w:hAnsi="Arial"/>
@@ -16466,7 +16466,7 @@
             <w:pPr>
               <w:spacing w:after="20" w:before="0"/>
             </w:pPr>
-            <w:hyperlink w:history="1" r:id="rIdjd5gpkvwkk6l0jubhkkar">
+            <w:hyperlink w:history="1" r:id="rIdpkefavltdmoh8s_zciry_">
               <w:r>
                 <w:rPr>
                   <w:rFonts w:ascii="Arial" w:cs="Arial" w:eastAsia="Arial" w:hAnsi="Arial"/>
@@ -16499,7 +16499,7 @@
               <w:spacing w:after="10" w:before="0"/>
               <w:ind w:left="120"/>
             </w:pPr>
-            <w:hyperlink w:history="1" r:id="rIdrtjzldgyjh_vi2pg9v2ag">
+            <w:hyperlink w:history="1" r:id="rId52elbjvegqh2xde6oqgkl">
               <w:r>
                 <w:rPr>
                   <w:rFonts w:ascii="Arial" w:cs="Arial" w:eastAsia="Arial" w:hAnsi="Arial"/>
@@ -16544,7 +16544,7 @@
             <w:pPr>
               <w:spacing w:after="20" w:before="0"/>
             </w:pPr>
-            <w:hyperlink w:history="1" r:id="rId1pwd_egmbggzfgiz0hif5">
+            <w:hyperlink w:history="1" r:id="rIditufbdb8vejfmneul_prd">
               <w:r>
                 <w:rPr>
                   <w:rFonts w:ascii="Arial" w:cs="Arial" w:eastAsia="Arial" w:hAnsi="Arial"/>
@@ -16577,7 +16577,7 @@
               <w:spacing w:after="10" w:before="0"/>
               <w:ind w:left="120"/>
             </w:pPr>
-            <w:hyperlink w:history="1" r:id="rIdlk9uj0wtqmnukayadmbrv">
+            <w:hyperlink w:history="1" r:id="rId-okrr60ss0bcbmukzgjol">
               <w:r>
                 <w:rPr>
                   <w:rFonts w:ascii="Arial" w:cs="Arial" w:eastAsia="Arial" w:hAnsi="Arial"/>
@@ -16772,7 +16772,7 @@
             <w:pPr>
               <w:spacing w:after="20" w:before="0"/>
             </w:pPr>
-            <w:hyperlink w:history="1" r:id="rIdr_qoojgwlsory6elgp16y">
+            <w:hyperlink w:history="1" r:id="rIdrvvitbf8ltm008sfojtb5">
               <w:r>
                 <w:rPr>
                   <w:rFonts w:ascii="Arial" w:cs="Arial" w:eastAsia="Arial" w:hAnsi="Arial"/>
@@ -16805,7 +16805,7 @@
               <w:spacing w:after="10" w:before="0"/>
               <w:ind w:left="120"/>
             </w:pPr>
-            <w:hyperlink w:history="1" r:id="rIdj-4ja0x8ji21g6sjlkkug">
+            <w:hyperlink w:history="1" r:id="rIdmytifwun6aza1s7ov4qva">
               <w:r>
                 <w:rPr>
                   <w:rFonts w:ascii="Arial" w:cs="Arial" w:eastAsia="Arial" w:hAnsi="Arial"/>
@@ -16850,7 +16850,7 @@
             <w:pPr>
               <w:spacing w:after="20" w:before="0"/>
             </w:pPr>
-            <w:hyperlink w:history="1" r:id="rIdnevqxt7eju_hxrlbjnhia">
+            <w:hyperlink w:history="1" r:id="rIdorhjilogltkri8njntiuk">
               <w:r>
                 <w:rPr>
                   <w:rFonts w:ascii="Arial" w:cs="Arial" w:eastAsia="Arial" w:hAnsi="Arial"/>
@@ -16883,7 +16883,7 @@
               <w:spacing w:after="10" w:before="0"/>
               <w:ind w:left="120"/>
             </w:pPr>
-            <w:hyperlink w:history="1" r:id="rId5460bn8gpmpxyerldry_5">
+            <w:hyperlink w:history="1" r:id="rId8oqf1tpxdkebo3gire2yk">
               <w:r>
                 <w:rPr>
                   <w:rFonts w:ascii="Arial" w:cs="Arial" w:eastAsia="Arial" w:hAnsi="Arial"/>
@@ -18465,7 +18465,7 @@
             <w:pPr>
               <w:spacing w:after="20" w:before="0"/>
             </w:pPr>
-            <w:hyperlink w:history="1" r:id="rIdknbxnzd-7_nzkz_0mjnt2">
+            <w:hyperlink w:history="1" r:id="rIdh9cyfncigjndq_zu0bs6q">
               <w:r>
                 <w:rPr>
                   <w:rFonts w:ascii="Arial" w:cs="Arial" w:eastAsia="Arial" w:hAnsi="Arial"/>
@@ -18498,7 +18498,7 @@
               <w:spacing w:after="10" w:before="0"/>
               <w:ind w:left="120"/>
             </w:pPr>
-            <w:hyperlink w:history="1" r:id="rId1xvcsylcgf2c6pbgcshzi">
+            <w:hyperlink w:history="1" r:id="rIdwdgtflodkube4l_lbwnss">
               <w:r>
                 <w:rPr>
                   <w:rFonts w:ascii="Arial" w:cs="Arial" w:eastAsia="Arial" w:hAnsi="Arial"/>
@@ -18543,7 +18543,7 @@
             <w:pPr>
               <w:spacing w:after="20" w:before="0"/>
             </w:pPr>
-            <w:hyperlink w:history="1" r:id="rId4hp16z5q82s-pw_r7xgoc">
+            <w:hyperlink w:history="1" r:id="rIdgh6zetrd363u1yqmcvqtx">
               <w:r>
                 <w:rPr>
                   <w:rFonts w:ascii="Arial" w:cs="Arial" w:eastAsia="Arial" w:hAnsi="Arial"/>
@@ -18576,7 +18576,7 @@
               <w:spacing w:after="10" w:before="0"/>
               <w:ind w:left="120"/>
             </w:pPr>
-            <w:hyperlink w:history="1" r:id="rIdgo0zeez6nyzvvoigxxmsn">
+            <w:hyperlink w:history="1" r:id="rId1vcwagmawyxtydn3pagpf">
               <w:r>
                 <w:rPr>
                   <w:rFonts w:ascii="Arial" w:cs="Arial" w:eastAsia="Arial" w:hAnsi="Arial"/>
@@ -18771,7 +18771,7 @@
             <w:pPr>
               <w:spacing w:after="20" w:before="0"/>
             </w:pPr>
-            <w:hyperlink w:history="1" r:id="rIdb5vfa-tlfoe-2a-hjq5jm">
+            <w:hyperlink w:history="1" r:id="rIdwepec-zlnsnxzukizplb7">
               <w:r>
                 <w:rPr>
                   <w:rFonts w:ascii="Arial" w:cs="Arial" w:eastAsia="Arial" w:hAnsi="Arial"/>
@@ -18804,7 +18804,7 @@
               <w:spacing w:after="10" w:before="0"/>
               <w:ind w:left="120"/>
             </w:pPr>
-            <w:hyperlink w:history="1" r:id="rIdm0vlvzxzoch8zza2dswst">
+            <w:hyperlink w:history="1" r:id="rIdc0aavnxbjsjxnicvd50el">
               <w:r>
                 <w:rPr>
                   <w:rFonts w:ascii="Arial" w:cs="Arial" w:eastAsia="Arial" w:hAnsi="Arial"/>
@@ -18849,7 +18849,7 @@
             <w:pPr>
               <w:spacing w:after="20" w:before="0"/>
             </w:pPr>
-            <w:hyperlink w:history="1" r:id="rIdha-hjdpl2h6ypkvnfrjsx">
+            <w:hyperlink w:history="1" r:id="rIdymslkohtdwldrqqjsclha">
               <w:r>
                 <w:rPr>
                   <w:rFonts w:ascii="Arial" w:cs="Arial" w:eastAsia="Arial" w:hAnsi="Arial"/>
@@ -18882,7 +18882,7 @@
               <w:spacing w:after="10" w:before="0"/>
               <w:ind w:left="120"/>
             </w:pPr>
-            <w:hyperlink w:history="1" r:id="rIdxacf-qk5rr8yvmgakfb4q">
+            <w:hyperlink w:history="1" r:id="rIdcwiu-otf_awnwmr9ybz_v">
               <w:r>
                 <w:rPr>
                   <w:rFonts w:ascii="Arial" w:cs="Arial" w:eastAsia="Arial" w:hAnsi="Arial"/>
@@ -19077,7 +19077,7 @@
             <w:pPr>
               <w:spacing w:after="20" w:before="0"/>
             </w:pPr>
-            <w:hyperlink w:history="1" r:id="rIddqpwo64ez6etsgzvru6eg">
+            <w:hyperlink w:history="1" r:id="rIditmxydzzv2esvk91x3adg">
               <w:r>
                 <w:rPr>
                   <w:rFonts w:ascii="Arial" w:cs="Arial" w:eastAsia="Arial" w:hAnsi="Arial"/>
@@ -19110,7 +19110,7 @@
               <w:spacing w:after="10" w:before="0"/>
               <w:ind w:left="120"/>
             </w:pPr>
-            <w:hyperlink w:history="1" r:id="rIdue5l8cgd4n_xonxvvgfv3">
+            <w:hyperlink w:history="1" r:id="rIduc7q7h39sil7c_kyn3fd6">
               <w:r>
                 <w:rPr>
                   <w:rFonts w:ascii="Arial" w:cs="Arial" w:eastAsia="Arial" w:hAnsi="Arial"/>
@@ -19155,7 +19155,7 @@
             <w:pPr>
               <w:spacing w:after="20" w:before="0"/>
             </w:pPr>
-            <w:hyperlink w:history="1" r:id="rIdgtheg-xxku7uohqzt0ajh">
+            <w:hyperlink w:history="1" r:id="rId68ztk8ndygctmlkqn_mxj">
               <w:r>
                 <w:rPr>
                   <w:rFonts w:ascii="Arial" w:cs="Arial" w:eastAsia="Arial" w:hAnsi="Arial"/>
@@ -19188,7 +19188,7 @@
               <w:spacing w:after="10" w:before="0"/>
               <w:ind w:left="120"/>
             </w:pPr>
-            <w:hyperlink w:history="1" r:id="rId9-uzxfic1xm7bwrdtk7_f">
+            <w:hyperlink w:history="1" r:id="rIdac2iy8vj0nt1neoerqk5f">
               <w:r>
                 <w:rPr>
                   <w:rFonts w:ascii="Arial" w:cs="Arial" w:eastAsia="Arial" w:hAnsi="Arial"/>
@@ -19383,7 +19383,7 @@
             <w:pPr>
               <w:spacing w:after="20" w:before="0"/>
             </w:pPr>
-            <w:hyperlink w:history="1" r:id="rIdbobajwgvnkv-suoos0jz3">
+            <w:hyperlink w:history="1" r:id="rIdlgq4at8wz8ylrusxakf7g">
               <w:r>
                 <w:rPr>
                   <w:rFonts w:ascii="Arial" w:cs="Arial" w:eastAsia="Arial" w:hAnsi="Arial"/>
@@ -19416,7 +19416,7 @@
               <w:spacing w:after="10" w:before="0"/>
               <w:ind w:left="120"/>
             </w:pPr>
-            <w:hyperlink w:history="1" r:id="rIduilcgpvyanj5kd0al4un7">
+            <w:hyperlink w:history="1" r:id="rIddg-mamyoxkxtxwoszmwv1">
               <w:r>
                 <w:rPr>
                   <w:rFonts w:ascii="Arial" w:cs="Arial" w:eastAsia="Arial" w:hAnsi="Arial"/>
@@ -19461,7 +19461,7 @@
             <w:pPr>
               <w:spacing w:after="20" w:before="0"/>
             </w:pPr>
-            <w:hyperlink w:history="1" r:id="rIdkgf0no4zetetv8rwnahio">
+            <w:hyperlink w:history="1" r:id="rIdhsak99nqmzbp4lffstspk">
               <w:r>
                 <w:rPr>
                   <w:rFonts w:ascii="Arial" w:cs="Arial" w:eastAsia="Arial" w:hAnsi="Arial"/>
@@ -19494,7 +19494,7 @@
               <w:spacing w:after="10" w:before="0"/>
               <w:ind w:left="120"/>
             </w:pPr>
-            <w:hyperlink w:history="1" r:id="rIdvz9cbu4j0adl6xyu61nr-">
+            <w:hyperlink w:history="1" r:id="rIdqawoiqy3efdekmfojjig5">
               <w:r>
                 <w:rPr>
                   <w:rFonts w:ascii="Arial" w:cs="Arial" w:eastAsia="Arial" w:hAnsi="Arial"/>
@@ -19689,7 +19689,7 @@
             <w:pPr>
               <w:spacing w:after="20" w:before="0"/>
             </w:pPr>
-            <w:hyperlink w:history="1" r:id="rId9xazccb7-qlyoa04smxcw">
+            <w:hyperlink w:history="1" r:id="rIddnkmwv5ykacb5wi00s-_r">
               <w:r>
                 <w:rPr>
                   <w:rFonts w:ascii="Arial" w:cs="Arial" w:eastAsia="Arial" w:hAnsi="Arial"/>
@@ -19722,7 +19722,7 @@
               <w:spacing w:after="10" w:before="0"/>
               <w:ind w:left="120"/>
             </w:pPr>
-            <w:hyperlink w:history="1" r:id="rIdhmr12iv_pdipkpmpjxfpf">
+            <w:hyperlink w:history="1" r:id="rIdb8kpfqc8dbuygk86zzuni">
               <w:r>
                 <w:rPr>
                   <w:rFonts w:ascii="Arial" w:cs="Arial" w:eastAsia="Arial" w:hAnsi="Arial"/>
@@ -19767,7 +19767,7 @@
             <w:pPr>
               <w:spacing w:after="20" w:before="0"/>
             </w:pPr>
-            <w:hyperlink w:history="1" r:id="rIdjjtndbnpisv99nind6ucx">
+            <w:hyperlink w:history="1" r:id="rId7nmxiqhsepfzodorb-nyt">
               <w:r>
                 <w:rPr>
                   <w:rFonts w:ascii="Arial" w:cs="Arial" w:eastAsia="Arial" w:hAnsi="Arial"/>
@@ -19800,7 +19800,7 @@
               <w:spacing w:after="10" w:before="0"/>
               <w:ind w:left="120"/>
             </w:pPr>
-            <w:hyperlink w:history="1" r:id="rId1dffvuiold-rdrthji4na">
+            <w:hyperlink w:history="1" r:id="rIdoin5z1d5vyhkpirh-9i95">
               <w:r>
                 <w:rPr>
                   <w:rFonts w:ascii="Arial" w:cs="Arial" w:eastAsia="Arial" w:hAnsi="Arial"/>
@@ -21287,7 +21287,7 @@
             <w:pPr>
               <w:spacing w:after="20" w:before="0"/>
             </w:pPr>
-            <w:hyperlink w:history="1" r:id="rIdnwadzlmeic25jeb_f-cpx">
+            <w:hyperlink w:history="1" r:id="rIdlaxc-hdgvntfiasyrxnls">
               <w:r>
                 <w:rPr>
                   <w:rFonts w:ascii="Arial" w:cs="Arial" w:eastAsia="Arial" w:hAnsi="Arial"/>
@@ -21320,7 +21320,7 @@
               <w:spacing w:after="10" w:before="0"/>
               <w:ind w:left="120"/>
             </w:pPr>
-            <w:hyperlink w:history="1" r:id="rIdas9x2mrwrpxngmcxbnake">
+            <w:hyperlink w:history="1" r:id="rIdobwahpvszprgrfla-1lhn">
               <w:r>
                 <w:rPr>
                   <w:rFonts w:ascii="Arial" w:cs="Arial" w:eastAsia="Arial" w:hAnsi="Arial"/>
@@ -21365,7 +21365,7 @@
             <w:pPr>
               <w:spacing w:after="20" w:before="0"/>
             </w:pPr>
-            <w:hyperlink w:history="1" r:id="rIdof3netly0vjvtmtr8xge3">
+            <w:hyperlink w:history="1" r:id="rIdu4w8k2yppsl3ozr1kfdzk">
               <w:r>
                 <w:rPr>
                   <w:rFonts w:ascii="Arial" w:cs="Arial" w:eastAsia="Arial" w:hAnsi="Arial"/>
@@ -21398,7 +21398,7 @@
               <w:spacing w:after="10" w:before="0"/>
               <w:ind w:left="120"/>
             </w:pPr>
-            <w:hyperlink w:history="1" r:id="rIduc1leikzr1ui13afveffw">
+            <w:hyperlink w:history="1" r:id="rIdj2z9y2dk6kipmgnu07lbl">
               <w:r>
                 <w:rPr>
                   <w:rFonts w:ascii="Arial" w:cs="Arial" w:eastAsia="Arial" w:hAnsi="Arial"/>
@@ -21593,7 +21593,7 @@
             <w:pPr>
               <w:spacing w:after="20" w:before="0"/>
             </w:pPr>
-            <w:hyperlink w:history="1" r:id="rIds5ukttge2rfbct6h0dvrn">
+            <w:hyperlink w:history="1" r:id="rId89udknrz_kzhupzmuwpmx">
               <w:r>
                 <w:rPr>
                   <w:rFonts w:ascii="Arial" w:cs="Arial" w:eastAsia="Arial" w:hAnsi="Arial"/>
@@ -21626,7 +21626,7 @@
               <w:spacing w:after="10" w:before="0"/>
               <w:ind w:left="120"/>
             </w:pPr>
-            <w:hyperlink w:history="1" r:id="rIdegiyrxbziijfgyolyldzl">
+            <w:hyperlink w:history="1" r:id="rIdnurqo3xinyg3c9bjmta9-">
               <w:r>
                 <w:rPr>
                   <w:rFonts w:ascii="Arial" w:cs="Arial" w:eastAsia="Arial" w:hAnsi="Arial"/>
@@ -21671,7 +21671,7 @@
             <w:pPr>
               <w:spacing w:after="20" w:before="0"/>
             </w:pPr>
-            <w:hyperlink w:history="1" r:id="rId8afhbeuho2sforld60aun">
+            <w:hyperlink w:history="1" r:id="rIdhkgwjbffd-qaky5dx0dm7">
               <w:r>
                 <w:rPr>
                   <w:rFonts w:ascii="Arial" w:cs="Arial" w:eastAsia="Arial" w:hAnsi="Arial"/>
@@ -21704,7 +21704,7 @@
               <w:spacing w:after="10" w:before="0"/>
               <w:ind w:left="120"/>
             </w:pPr>
-            <w:hyperlink w:history="1" r:id="rIdtewwpytxiwql8cjft8kfs">
+            <w:hyperlink w:history="1" r:id="rIdcsaehegi2qgaxvvyix_8k">
               <w:r>
                 <w:rPr>
                   <w:rFonts w:ascii="Arial" w:cs="Arial" w:eastAsia="Arial" w:hAnsi="Arial"/>
@@ -21899,7 +21899,7 @@
             <w:pPr>
               <w:spacing w:after="20" w:before="0"/>
             </w:pPr>
-            <w:hyperlink w:history="1" r:id="rIdrlhp1xaugbg5lzcilsgck">
+            <w:hyperlink w:history="1" r:id="rIdfo4viuwsudrifye-nj0ui">
               <w:r>
                 <w:rPr>
                   <w:rFonts w:ascii="Arial" w:cs="Arial" w:eastAsia="Arial" w:hAnsi="Arial"/>
@@ -21932,7 +21932,7 @@
               <w:spacing w:after="10" w:before="0"/>
               <w:ind w:left="120"/>
             </w:pPr>
-            <w:hyperlink w:history="1" r:id="rId-zgj27i_omuxjqwp_j5_l">
+            <w:hyperlink w:history="1" r:id="rIdin6ypp1sr-ny5m1qnppi0">
               <w:r>
                 <w:rPr>
                   <w:rFonts w:ascii="Arial" w:cs="Arial" w:eastAsia="Arial" w:hAnsi="Arial"/>
@@ -21977,7 +21977,7 @@
             <w:pPr>
               <w:spacing w:after="20" w:before="0"/>
             </w:pPr>
-            <w:hyperlink w:history="1" r:id="rIdznybqtx9n59u3dncv3tw-">
+            <w:hyperlink w:history="1" r:id="rId452zcwj1zojijokhx9b23">
               <w:r>
                 <w:rPr>
                   <w:rFonts w:ascii="Arial" w:cs="Arial" w:eastAsia="Arial" w:hAnsi="Arial"/>
@@ -22010,7 +22010,7 @@
               <w:spacing w:after="10" w:before="0"/>
               <w:ind w:left="120"/>
             </w:pPr>
-            <w:hyperlink w:history="1" r:id="rId1g7r4spwaaikusk00kwjd">
+            <w:hyperlink w:history="1" r:id="rIde6-zglb-b3yfzs7j6n7hf">
               <w:r>
                 <w:rPr>
                   <w:rFonts w:ascii="Arial" w:cs="Arial" w:eastAsia="Arial" w:hAnsi="Arial"/>
@@ -22205,7 +22205,7 @@
             <w:pPr>
               <w:spacing w:after="20" w:before="0"/>
             </w:pPr>
-            <w:hyperlink w:history="1" r:id="rIdbyv4iriuw0mxblaquchx5">
+            <w:hyperlink w:history="1" r:id="rIdlqow2xaxlukymxhfnf08s">
               <w:r>
                 <w:rPr>
                   <w:rFonts w:ascii="Arial" w:cs="Arial" w:eastAsia="Arial" w:hAnsi="Arial"/>
@@ -22238,7 +22238,7 @@
               <w:spacing w:after="10" w:before="0"/>
               <w:ind w:left="120"/>
             </w:pPr>
-            <w:hyperlink w:history="1" r:id="rId-wd3efrrkcanjrrssfmur">
+            <w:hyperlink w:history="1" r:id="rIdvawgwdpv0vpkymm90_neu">
               <w:r>
                 <w:rPr>
                   <w:rFonts w:ascii="Arial" w:cs="Arial" w:eastAsia="Arial" w:hAnsi="Arial"/>
@@ -22283,7 +22283,7 @@
             <w:pPr>
               <w:spacing w:after="20" w:before="0"/>
             </w:pPr>
-            <w:hyperlink w:history="1" r:id="rIdnqzg6crzl-xoq9-rvqjnm">
+            <w:hyperlink w:history="1" r:id="rIdo3ompcj3fzediituajco8">
               <w:r>
                 <w:rPr>
                   <w:rFonts w:ascii="Arial" w:cs="Arial" w:eastAsia="Arial" w:hAnsi="Arial"/>
@@ -22316,7 +22316,7 @@
               <w:spacing w:after="10" w:before="0"/>
               <w:ind w:left="120"/>
             </w:pPr>
-            <w:hyperlink w:history="1" r:id="rId7xwna_nr0arqzcmluxhsh">
+            <w:hyperlink w:history="1" r:id="rId37odgrllpyrsfqkhiexj8">
               <w:r>
                 <w:rPr>
                   <w:rFonts w:ascii="Arial" w:cs="Arial" w:eastAsia="Arial" w:hAnsi="Arial"/>
@@ -22511,7 +22511,7 @@
             <w:pPr>
               <w:spacing w:after="20" w:before="0"/>
             </w:pPr>
-            <w:hyperlink w:history="1" r:id="rIdea5mkcjxjbec-ljxaekhx">
+            <w:hyperlink w:history="1" r:id="rIdj8kypbj0gjobxrdrykjdv">
               <w:r>
                 <w:rPr>
                   <w:rFonts w:ascii="Arial" w:cs="Arial" w:eastAsia="Arial" w:hAnsi="Arial"/>
@@ -22544,7 +22544,7 @@
               <w:spacing w:after="10" w:before="0"/>
               <w:ind w:left="120"/>
             </w:pPr>
-            <w:hyperlink w:history="1" r:id="rId65antnraxd-ftvsjygzwy">
+            <w:hyperlink w:history="1" r:id="rId8mek2rxltymr8evndek_l">
               <w:r>
                 <w:rPr>
                   <w:rFonts w:ascii="Arial" w:cs="Arial" w:eastAsia="Arial" w:hAnsi="Arial"/>
@@ -22589,7 +22589,7 @@
             <w:pPr>
               <w:spacing w:after="20" w:before="0"/>
             </w:pPr>
-            <w:hyperlink w:history="1" r:id="rIdtcbhaukxnawjtc5kqabpq">
+            <w:hyperlink w:history="1" r:id="rId_izlmp4mhl2r0-jkvt-eb">
               <w:r>
                 <w:rPr>
                   <w:rFonts w:ascii="Arial" w:cs="Arial" w:eastAsia="Arial" w:hAnsi="Arial"/>
@@ -22622,7 +22622,7 @@
               <w:spacing w:after="10" w:before="0"/>
               <w:ind w:left="120"/>
             </w:pPr>
-            <w:hyperlink w:history="1" r:id="rIdldwj3qd0v_wdwsyuur6ft">
+            <w:hyperlink w:history="1" r:id="rIdluvi8niowbxvd1ykar-cl">
               <w:r>
                 <w:rPr>
                   <w:rFonts w:ascii="Arial" w:cs="Arial" w:eastAsia="Arial" w:hAnsi="Arial"/>
@@ -24109,7 +24109,7 @@
             <w:pPr>
               <w:spacing w:after="20" w:before="0"/>
             </w:pPr>
-            <w:hyperlink w:history="1" r:id="rIdultbimd0kynp6tvft6s1i">
+            <w:hyperlink w:history="1" r:id="rIdqt12cqagaletv4vnvkiv4">
               <w:r>
                 <w:rPr>
                   <w:rFonts w:ascii="Arial" w:cs="Arial" w:eastAsia="Arial" w:hAnsi="Arial"/>
@@ -24142,7 +24142,7 @@
               <w:spacing w:after="10" w:before="0"/>
               <w:ind w:left="120"/>
             </w:pPr>
-            <w:hyperlink w:history="1" r:id="rIdglgm-vkers088sxvbt80r">
+            <w:hyperlink w:history="1" r:id="rId1bnpp6d3_ta0flbb05f15">
               <w:r>
                 <w:rPr>
                   <w:rFonts w:ascii="Arial" w:cs="Arial" w:eastAsia="Arial" w:hAnsi="Arial"/>
@@ -24187,7 +24187,7 @@
             <w:pPr>
               <w:spacing w:after="20" w:before="0"/>
             </w:pPr>
-            <w:hyperlink w:history="1" r:id="rIdbqaqyp_phndtodkkbbdoh">
+            <w:hyperlink w:history="1" r:id="rId6zhufyjfhqshj2s5rhqre">
               <w:r>
                 <w:rPr>
                   <w:rFonts w:ascii="Arial" w:cs="Arial" w:eastAsia="Arial" w:hAnsi="Arial"/>
@@ -24220,7 +24220,7 @@
               <w:spacing w:after="10" w:before="0"/>
               <w:ind w:left="120"/>
             </w:pPr>
-            <w:hyperlink w:history="1" r:id="rIdmxfffdism7owhtpjyixyp">
+            <w:hyperlink w:history="1" r:id="rIdwrc5bxpe8zijuha5whz-6">
               <w:r>
                 <w:rPr>
                   <w:rFonts w:ascii="Arial" w:cs="Arial" w:eastAsia="Arial" w:hAnsi="Arial"/>
@@ -24415,7 +24415,7 @@
             <w:pPr>
               <w:spacing w:after="20" w:before="0"/>
             </w:pPr>
-            <w:hyperlink w:history="1" r:id="rIdgbuy8e5fcu9xhac_8j6qx">
+            <w:hyperlink w:history="1" r:id="rId-b9xn3xgozjmxogv-7mc_">
               <w:r>
                 <w:rPr>
                   <w:rFonts w:ascii="Arial" w:cs="Arial" w:eastAsia="Arial" w:hAnsi="Arial"/>
@@ -24448,7 +24448,7 @@
               <w:spacing w:after="10" w:before="0"/>
               <w:ind w:left="120"/>
             </w:pPr>
-            <w:hyperlink w:history="1" r:id="rIdwd40qofjzrmjwts1kikuo">
+            <w:hyperlink w:history="1" r:id="rIdn9i1gnxc36jpipb8p7brq">
               <w:r>
                 <w:rPr>
                   <w:rFonts w:ascii="Arial" w:cs="Arial" w:eastAsia="Arial" w:hAnsi="Arial"/>
@@ -24493,7 +24493,7 @@
             <w:pPr>
               <w:spacing w:after="20" w:before="0"/>
             </w:pPr>
-            <w:hyperlink w:history="1" r:id="rIdlkumgekoihjsqpw81ofxq">
+            <w:hyperlink w:history="1" r:id="rIdkrp_of9dqar29rx5hfq8_">
               <w:r>
                 <w:rPr>
                   <w:rFonts w:ascii="Arial" w:cs="Arial" w:eastAsia="Arial" w:hAnsi="Arial"/>
@@ -24526,7 +24526,7 @@
               <w:spacing w:after="10" w:before="0"/>
               <w:ind w:left="120"/>
             </w:pPr>
-            <w:hyperlink w:history="1" r:id="rIdsy9yzuqbsy_qfskeg1ang">
+            <w:hyperlink w:history="1" r:id="rIdtk8awg7pq2mtk4xh979_f">
               <w:r>
                 <w:rPr>
                   <w:rFonts w:ascii="Arial" w:cs="Arial" w:eastAsia="Arial" w:hAnsi="Arial"/>
@@ -24721,7 +24721,7 @@
             <w:pPr>
               <w:spacing w:after="20" w:before="0"/>
             </w:pPr>
-            <w:hyperlink w:history="1" r:id="rIdnx0wcyoi9k6xj3spnu5tr">
+            <w:hyperlink w:history="1" r:id="rId57wi_rsdnntoh_hkuv1y7">
               <w:r>
                 <w:rPr>
                   <w:rFonts w:ascii="Arial" w:cs="Arial" w:eastAsia="Arial" w:hAnsi="Arial"/>
@@ -24754,7 +24754,7 @@
               <w:spacing w:after="10" w:before="0"/>
               <w:ind w:left="120"/>
             </w:pPr>
-            <w:hyperlink w:history="1" r:id="rIdo3waz_mfy9qntrigdxxjf">
+            <w:hyperlink w:history="1" r:id="rIdhu46ha_bcwc8hoia1c3uu">
               <w:r>
                 <w:rPr>
                   <w:rFonts w:ascii="Arial" w:cs="Arial" w:eastAsia="Arial" w:hAnsi="Arial"/>
@@ -24799,7 +24799,7 @@
             <w:pPr>
               <w:spacing w:after="20" w:before="0"/>
             </w:pPr>
-            <w:hyperlink w:history="1" r:id="rIdfj0gubmrp-0dnnlhihcwe">
+            <w:hyperlink w:history="1" r:id="rIdg_c63a8_misrcusughllg">
               <w:r>
                 <w:rPr>
                   <w:rFonts w:ascii="Arial" w:cs="Arial" w:eastAsia="Arial" w:hAnsi="Arial"/>
@@ -24832,7 +24832,7 @@
               <w:spacing w:after="10" w:before="0"/>
               <w:ind w:left="120"/>
             </w:pPr>
-            <w:hyperlink w:history="1" r:id="rIdpckyvayco8no3tqn353d_">
+            <w:hyperlink w:history="1" r:id="rId4vosz5sdaupdiqyxubzey">
               <w:r>
                 <w:rPr>
                   <w:rFonts w:ascii="Arial" w:cs="Arial" w:eastAsia="Arial" w:hAnsi="Arial"/>
@@ -25027,7 +25027,7 @@
             <w:pPr>
               <w:spacing w:after="20" w:before="0"/>
             </w:pPr>
-            <w:hyperlink w:history="1" r:id="rId94w5n5evajdxpiljinmg9">
+            <w:hyperlink w:history="1" r:id="rIdbic1cyxna7z6cuyosg9wm">
               <w:r>
                 <w:rPr>
                   <w:rFonts w:ascii="Arial" w:cs="Arial" w:eastAsia="Arial" w:hAnsi="Arial"/>
@@ -25060,7 +25060,7 @@
               <w:spacing w:after="10" w:before="0"/>
               <w:ind w:left="120"/>
             </w:pPr>
-            <w:hyperlink w:history="1" r:id="rIdf7nqbydpptvob7jq9qho1">
+            <w:hyperlink w:history="1" r:id="rIdbqcaifx5lr4zsmi3cmcax">
               <w:r>
                 <w:rPr>
                   <w:rFonts w:ascii="Arial" w:cs="Arial" w:eastAsia="Arial" w:hAnsi="Arial"/>
@@ -25105,7 +25105,7 @@
             <w:pPr>
               <w:spacing w:after="20" w:before="0"/>
             </w:pPr>
-            <w:hyperlink w:history="1" r:id="rIdxljxljzkibctzjcebwh7l">
+            <w:hyperlink w:history="1" r:id="rIdvhhcnmaqp7wqgffz92gyc">
               <w:r>
                 <w:rPr>
                   <w:rFonts w:ascii="Arial" w:cs="Arial" w:eastAsia="Arial" w:hAnsi="Arial"/>
@@ -25138,7 +25138,7 @@
               <w:spacing w:after="10" w:before="0"/>
               <w:ind w:left="120"/>
             </w:pPr>
-            <w:hyperlink w:history="1" r:id="rIdo5dn9_bsuwed4caagu3kv">
+            <w:hyperlink w:history="1" r:id="rIdylpu5hhfmp-4p9uwwwihv">
               <w:r>
                 <w:rPr>
                   <w:rFonts w:ascii="Arial" w:cs="Arial" w:eastAsia="Arial" w:hAnsi="Arial"/>
@@ -25333,7 +25333,7 @@
             <w:pPr>
               <w:spacing w:after="20" w:before="0"/>
             </w:pPr>
-            <w:hyperlink w:history="1" r:id="rIdxpbdwhvkz7lmoirx7ma45">
+            <w:hyperlink w:history="1" r:id="rIdf5o6ic8ec2nicywl9sy7c">
               <w:r>
                 <w:rPr>
                   <w:rFonts w:ascii="Arial" w:cs="Arial" w:eastAsia="Arial" w:hAnsi="Arial"/>
@@ -25366,7 +25366,7 @@
               <w:spacing w:after="10" w:before="0"/>
               <w:ind w:left="120"/>
             </w:pPr>
-            <w:hyperlink w:history="1" r:id="rIdz9vsiowop2rxj13phm8h2">
+            <w:hyperlink w:history="1" r:id="rIdks71ellr2latnuwg2rgst">
               <w:r>
                 <w:rPr>
                   <w:rFonts w:ascii="Arial" w:cs="Arial" w:eastAsia="Arial" w:hAnsi="Arial"/>
@@ -25411,7 +25411,7 @@
             <w:pPr>
               <w:spacing w:after="20" w:before="0"/>
             </w:pPr>
-            <w:hyperlink w:history="1" r:id="rIdgvgkb8_qalnkssfum57zm">
+            <w:hyperlink w:history="1" r:id="rIdppphui5ik_qxm53h7m0rl">
               <w:r>
                 <w:rPr>
                   <w:rFonts w:ascii="Arial" w:cs="Arial" w:eastAsia="Arial" w:hAnsi="Arial"/>
@@ -25444,7 +25444,7 @@
               <w:spacing w:after="10" w:before="0"/>
               <w:ind w:left="120"/>
             </w:pPr>
-            <w:hyperlink w:history="1" r:id="rIdradjgflreu2xzgzhbpld1">
+            <w:hyperlink w:history="1" r:id="rIdvha3jdttmkgrbklbeyjyu">
               <w:r>
                 <w:rPr>
                   <w:rFonts w:ascii="Arial" w:cs="Arial" w:eastAsia="Arial" w:hAnsi="Arial"/>
@@ -26931,7 +26931,7 @@
             <w:pPr>
               <w:spacing w:after="20" w:before="0"/>
             </w:pPr>
-            <w:hyperlink w:history="1" r:id="rIdvecozumy_vnmbcj9uwlzj">
+            <w:hyperlink w:history="1" r:id="rIduwfrh68bjnltbnmulcxly">
               <w:r>
                 <w:rPr>
                   <w:rFonts w:ascii="Arial" w:cs="Arial" w:eastAsia="Arial" w:hAnsi="Arial"/>
@@ -26964,7 +26964,7 @@
               <w:spacing w:after="10" w:before="0"/>
               <w:ind w:left="120"/>
             </w:pPr>
-            <w:hyperlink w:history="1" r:id="rIda4ofzr-mmortwyesf60ot">
+            <w:hyperlink w:history="1" r:id="rIdlabbwaaw1urfjmcfwcujz">
               <w:r>
                 <w:rPr>
                   <w:rFonts w:ascii="Arial" w:cs="Arial" w:eastAsia="Arial" w:hAnsi="Arial"/>
@@ -27009,7 +27009,7 @@
             <w:pPr>
               <w:spacing w:after="20" w:before="0"/>
             </w:pPr>
-            <w:hyperlink w:history="1" r:id="rIdy_givzmotz_-ns6g2yohw">
+            <w:hyperlink w:history="1" r:id="rIdx8ukv_c3h86vnr3vucunj">
               <w:r>
                 <w:rPr>
                   <w:rFonts w:ascii="Arial" w:cs="Arial" w:eastAsia="Arial" w:hAnsi="Arial"/>
@@ -27042,7 +27042,7 @@
               <w:spacing w:after="10" w:before="0"/>
               <w:ind w:left="120"/>
             </w:pPr>
-            <w:hyperlink w:history="1" r:id="rIdzbe8bo7fysvon1978hui1">
+            <w:hyperlink w:history="1" r:id="rIdnbdyoglatnddtcab593n7">
               <w:r>
                 <w:rPr>
                   <w:rFonts w:ascii="Arial" w:cs="Arial" w:eastAsia="Arial" w:hAnsi="Arial"/>
@@ -27237,7 +27237,7 @@
             <w:pPr>
               <w:spacing w:after="20" w:before="0"/>
             </w:pPr>
-            <w:hyperlink w:history="1" r:id="rId38_iz_tt32t90ykkywxht">
+            <w:hyperlink w:history="1" r:id="rIdo5oqkofzgykz8ceumym7j">
               <w:r>
                 <w:rPr>
                   <w:rFonts w:ascii="Arial" w:cs="Arial" w:eastAsia="Arial" w:hAnsi="Arial"/>
@@ -27270,7 +27270,7 @@
               <w:spacing w:after="10" w:before="0"/>
               <w:ind w:left="120"/>
             </w:pPr>
-            <w:hyperlink w:history="1" r:id="rIdvugvulkmbbfpuhkq6ttir">
+            <w:hyperlink w:history="1" r:id="rIdpc5wtzsdpr3mg6ww2kdpa">
               <w:r>
                 <w:rPr>
                   <w:rFonts w:ascii="Arial" w:cs="Arial" w:eastAsia="Arial" w:hAnsi="Arial"/>
@@ -27315,7 +27315,7 @@
             <w:pPr>
               <w:spacing w:after="20" w:before="0"/>
             </w:pPr>
-            <w:hyperlink w:history="1" r:id="rIdiihgm7svf46h752zst5g6">
+            <w:hyperlink w:history="1" r:id="rIdts7qmfasmbaltbxeuyq9n">
               <w:r>
                 <w:rPr>
                   <w:rFonts w:ascii="Arial" w:cs="Arial" w:eastAsia="Arial" w:hAnsi="Arial"/>
@@ -27348,7 +27348,7 @@
               <w:spacing w:after="10" w:before="0"/>
               <w:ind w:left="120"/>
             </w:pPr>
-            <w:hyperlink w:history="1" r:id="rIdqhi3fr3ixvmhacmgcduwl">
+            <w:hyperlink w:history="1" r:id="rIdxkn-oozmauurzftfnvowd">
               <w:r>
                 <w:rPr>
                   <w:rFonts w:ascii="Arial" w:cs="Arial" w:eastAsia="Arial" w:hAnsi="Arial"/>
@@ -27543,7 +27543,7 @@
             <w:pPr>
               <w:spacing w:after="20" w:before="0"/>
             </w:pPr>
-            <w:hyperlink w:history="1" r:id="rId8zhogts3azqj22cznf0lv">
+            <w:hyperlink w:history="1" r:id="rIdhpcdkymeda9shwdhd-lxt">
               <w:r>
                 <w:rPr>
                   <w:rFonts w:ascii="Arial" w:cs="Arial" w:eastAsia="Arial" w:hAnsi="Arial"/>
@@ -27576,7 +27576,7 @@
               <w:spacing w:after="10" w:before="0"/>
               <w:ind w:left="120"/>
             </w:pPr>
-            <w:hyperlink w:history="1" r:id="rId4edk1in0wkmmarui8kuav">
+            <w:hyperlink w:history="1" r:id="rIdrcivdksptv3twl498uqgx">
               <w:r>
                 <w:rPr>
                   <w:rFonts w:ascii="Arial" w:cs="Arial" w:eastAsia="Arial" w:hAnsi="Arial"/>
@@ -27621,7 +27621,7 @@
             <w:pPr>
               <w:spacing w:after="20" w:before="0"/>
             </w:pPr>
-            <w:hyperlink w:history="1" r:id="rIddgj_yhh69wjdkyzigaiyc">
+            <w:hyperlink w:history="1" r:id="rIdm1i0cf3aa7rrdhwpoh70-">
               <w:r>
                 <w:rPr>
                   <w:rFonts w:ascii="Arial" w:cs="Arial" w:eastAsia="Arial" w:hAnsi="Arial"/>
@@ -27654,7 +27654,7 @@
               <w:spacing w:after="10" w:before="0"/>
               <w:ind w:left="120"/>
             </w:pPr>
-            <w:hyperlink w:history="1" r:id="rIdbgpkzxhiamawedepb8pyb">
+            <w:hyperlink w:history="1" r:id="rIdead4acbdocshf0ojvbn_d">
               <w:r>
                 <w:rPr>
                   <w:rFonts w:ascii="Arial" w:cs="Arial" w:eastAsia="Arial" w:hAnsi="Arial"/>
@@ -27849,7 +27849,7 @@
             <w:pPr>
               <w:spacing w:after="20" w:before="0"/>
             </w:pPr>
-            <w:hyperlink w:history="1" r:id="rIdewxsyikekc89cb_tuugwb">
+            <w:hyperlink w:history="1" r:id="rIdjurmg9z2zillgy0au8aen">
               <w:r>
                 <w:rPr>
                   <w:rFonts w:ascii="Arial" w:cs="Arial" w:eastAsia="Arial" w:hAnsi="Arial"/>
@@ -27882,7 +27882,7 @@
               <w:spacing w:after="10" w:before="0"/>
               <w:ind w:left="120"/>
             </w:pPr>
-            <w:hyperlink w:history="1" r:id="rIdea_vedwklkyvwprdbbozu">
+            <w:hyperlink w:history="1" r:id="rId-qzhrms7thj8dny2nf4bs">
               <w:r>
                 <w:rPr>
                   <w:rFonts w:ascii="Arial" w:cs="Arial" w:eastAsia="Arial" w:hAnsi="Arial"/>
@@ -27927,7 +27927,7 @@
             <w:pPr>
               <w:spacing w:after="20" w:before="0"/>
             </w:pPr>
-            <w:hyperlink w:history="1" r:id="rId0npeaoxuehjh-0q5mcvp-">
+            <w:hyperlink w:history="1" r:id="rIdjanys7vkrqt2fg9wjjanw">
               <w:r>
                 <w:rPr>
                   <w:rFonts w:ascii="Arial" w:cs="Arial" w:eastAsia="Arial" w:hAnsi="Arial"/>
@@ -27960,7 +27960,7 @@
               <w:spacing w:after="10" w:before="0"/>
               <w:ind w:left="120"/>
             </w:pPr>
-            <w:hyperlink w:history="1" r:id="rIdjmrdfs46xyynozno_xg_k">
+            <w:hyperlink w:history="1" r:id="rIdkg63or3x7y2tvaj-n6mio">
               <w:r>
                 <w:rPr>
                   <w:rFonts w:ascii="Arial" w:cs="Arial" w:eastAsia="Arial" w:hAnsi="Arial"/>
@@ -28155,7 +28155,7 @@
             <w:pPr>
               <w:spacing w:after="20" w:before="0"/>
             </w:pPr>
-            <w:hyperlink w:history="1" r:id="rIdfc9ljjlba6cvcjeozpk5n">
+            <w:hyperlink w:history="1" r:id="rIdndujvwfczfs4g01tiejfl">
               <w:r>
                 <w:rPr>
                   <w:rFonts w:ascii="Arial" w:cs="Arial" w:eastAsia="Arial" w:hAnsi="Arial"/>
@@ -28188,7 +28188,7 @@
               <w:spacing w:after="10" w:before="0"/>
               <w:ind w:left="120"/>
             </w:pPr>
-            <w:hyperlink w:history="1" r:id="rIdzgsijizmw2f3y5poxnumb">
+            <w:hyperlink w:history="1" r:id="rIdqwsb-i2bt9mlcyiitcmfq">
               <w:r>
                 <w:rPr>
                   <w:rFonts w:ascii="Arial" w:cs="Arial" w:eastAsia="Arial" w:hAnsi="Arial"/>
@@ -28233,7 +28233,7 @@
             <w:pPr>
               <w:spacing w:after="20" w:before="0"/>
             </w:pPr>
-            <w:hyperlink w:history="1" r:id="rIdjw8mvd97gpu4buxa-9rgd">
+            <w:hyperlink w:history="1" r:id="rIdsctsclx3vm2a2hxwtow_l">
               <w:r>
                 <w:rPr>
                   <w:rFonts w:ascii="Arial" w:cs="Arial" w:eastAsia="Arial" w:hAnsi="Arial"/>
@@ -28266,7 +28266,7 @@
               <w:spacing w:after="10" w:before="0"/>
               <w:ind w:left="120"/>
             </w:pPr>
-            <w:hyperlink w:history="1" r:id="rIdypvlxhyuwoffvrnvl-yzg">
+            <w:hyperlink w:history="1" r:id="rIdgbiafvqp9nfs8zbbzaefm">
               <w:r>
                 <w:rPr>
                   <w:rFonts w:ascii="Arial" w:cs="Arial" w:eastAsia="Arial" w:hAnsi="Arial"/>
@@ -29848,7 +29848,7 @@
             <w:pPr>
               <w:spacing w:after="20" w:before="0"/>
             </w:pPr>
-            <w:hyperlink w:history="1" r:id="rIdfwdvabwrtmoth7afbgpk2">
+            <w:hyperlink w:history="1" r:id="rIdgsgl31w_iz6jkhrbfku4a">
               <w:r>
                 <w:rPr>
                   <w:rFonts w:ascii="Arial" w:cs="Arial" w:eastAsia="Arial" w:hAnsi="Arial"/>
@@ -29881,7 +29881,7 @@
               <w:spacing w:after="10" w:before="0"/>
               <w:ind w:left="120"/>
             </w:pPr>
-            <w:hyperlink w:history="1" r:id="rId44pgihrnmxv868miuob8a">
+            <w:hyperlink w:history="1" r:id="rIdx0lsrduq_cuwih8zvm2oh">
               <w:r>
                 <w:rPr>
                   <w:rFonts w:ascii="Arial" w:cs="Arial" w:eastAsia="Arial" w:hAnsi="Arial"/>
@@ -29926,7 +29926,7 @@
             <w:pPr>
               <w:spacing w:after="20" w:before="0"/>
             </w:pPr>
-            <w:hyperlink w:history="1" r:id="rIdfke2hwmllm8-ewh3g5rr1">
+            <w:hyperlink w:history="1" r:id="rIdluj0hyhp0zxlczqrwmf7g">
               <w:r>
                 <w:rPr>
                   <w:rFonts w:ascii="Arial" w:cs="Arial" w:eastAsia="Arial" w:hAnsi="Arial"/>
@@ -29959,7 +29959,7 @@
               <w:spacing w:after="10" w:before="0"/>
               <w:ind w:left="120"/>
             </w:pPr>
-            <w:hyperlink w:history="1" r:id="rIdiyjhkuxfwi-tg-izkmhd_">
+            <w:hyperlink w:history="1" r:id="rId78wrcwb1cv-lryupyc316">
               <w:r>
                 <w:rPr>
                   <w:rFonts w:ascii="Arial" w:cs="Arial" w:eastAsia="Arial" w:hAnsi="Arial"/>
@@ -30154,7 +30154,7 @@
             <w:pPr>
               <w:spacing w:after="20" w:before="0"/>
             </w:pPr>
-            <w:hyperlink w:history="1" r:id="rId9so85szlotv2dzoir1m06">
+            <w:hyperlink w:history="1" r:id="rIdfvehaamrvafxh_aby9afo">
               <w:r>
                 <w:rPr>
                   <w:rFonts w:ascii="Arial" w:cs="Arial" w:eastAsia="Arial" w:hAnsi="Arial"/>
@@ -30187,7 +30187,7 @@
               <w:spacing w:after="10" w:before="0"/>
               <w:ind w:left="120"/>
             </w:pPr>
-            <w:hyperlink w:history="1" r:id="rId7zw5n8mqzgtgysek8iq15">
+            <w:hyperlink w:history="1" r:id="rIdbwbouzpavyht94ecm3v1f">
               <w:r>
                 <w:rPr>
                   <w:rFonts w:ascii="Arial" w:cs="Arial" w:eastAsia="Arial" w:hAnsi="Arial"/>
@@ -30232,7 +30232,7 @@
             <w:pPr>
               <w:spacing w:after="20" w:before="0"/>
             </w:pPr>
-            <w:hyperlink w:history="1" r:id="rIdi28gk9hgy4hs1c5qfmhv8">
+            <w:hyperlink w:history="1" r:id="rIdbyc2gqjyrfo9azxhrphjk">
               <w:r>
                 <w:rPr>
                   <w:rFonts w:ascii="Arial" w:cs="Arial" w:eastAsia="Arial" w:hAnsi="Arial"/>
@@ -30265,7 +30265,7 @@
               <w:spacing w:after="10" w:before="0"/>
               <w:ind w:left="120"/>
             </w:pPr>
-            <w:hyperlink w:history="1" r:id="rIdhuqm8l5rde-doa-kjps3f">
+            <w:hyperlink w:history="1" r:id="rId4xufqqv70fefue-1cqrkb">
               <w:r>
                 <w:rPr>
                   <w:rFonts w:ascii="Arial" w:cs="Arial" w:eastAsia="Arial" w:hAnsi="Arial"/>
@@ -30460,7 +30460,7 @@
             <w:pPr>
               <w:spacing w:after="20" w:before="0"/>
             </w:pPr>
-            <w:hyperlink w:history="1" r:id="rIdh-trp1adycn4th7inipps">
+            <w:hyperlink w:history="1" r:id="rIdkuf3i7dm1pkbg61medyct">
               <w:r>
                 <w:rPr>
                   <w:rFonts w:ascii="Arial" w:cs="Arial" w:eastAsia="Arial" w:hAnsi="Arial"/>
@@ -30493,7 +30493,7 @@
               <w:spacing w:after="10" w:before="0"/>
               <w:ind w:left="120"/>
             </w:pPr>
-            <w:hyperlink w:history="1" r:id="rIddcnnhafa_sjvuztdcwqza">
+            <w:hyperlink w:history="1" r:id="rIdhrqpyrnfo9hmgat9kydpy">
               <w:r>
                 <w:rPr>
                   <w:rFonts w:ascii="Arial" w:cs="Arial" w:eastAsia="Arial" w:hAnsi="Arial"/>
@@ -30538,7 +30538,7 @@
             <w:pPr>
               <w:spacing w:after="20" w:before="0"/>
             </w:pPr>
-            <w:hyperlink w:history="1" r:id="rId46lha3qmegml2bmsjnw-y">
+            <w:hyperlink w:history="1" r:id="rIdks9ddeb1hfuvp7ncco6ep">
               <w:r>
                 <w:rPr>
                   <w:rFonts w:ascii="Arial" w:cs="Arial" w:eastAsia="Arial" w:hAnsi="Arial"/>
@@ -30571,7 +30571,7 @@
               <w:spacing w:after="10" w:before="0"/>
               <w:ind w:left="120"/>
             </w:pPr>
-            <w:hyperlink w:history="1" r:id="rIdboiqfczqmfuedwn-6gfcb">
+            <w:hyperlink w:history="1" r:id="rId-5bbm6pnftmbkknqqncea">
               <w:r>
                 <w:rPr>
                   <w:rFonts w:ascii="Arial" w:cs="Arial" w:eastAsia="Arial" w:hAnsi="Arial"/>
@@ -30766,7 +30766,7 @@
             <w:pPr>
               <w:spacing w:after="20" w:before="0"/>
             </w:pPr>
-            <w:hyperlink w:history="1" r:id="rIduiyfog-3e52ywbxowyvb9">
+            <w:hyperlink w:history="1" r:id="rIdthwhmp1h7rmizejluibfi">
               <w:r>
                 <w:rPr>
                   <w:rFonts w:ascii="Arial" w:cs="Arial" w:eastAsia="Arial" w:hAnsi="Arial"/>
@@ -30799,7 +30799,7 @@
               <w:spacing w:after="10" w:before="0"/>
               <w:ind w:left="120"/>
             </w:pPr>
-            <w:hyperlink w:history="1" r:id="rIdwox1orzz1zudegg2y-bu7">
+            <w:hyperlink w:history="1" r:id="rIdm0ni55-o-kqatj56n7msl">
               <w:r>
                 <w:rPr>
                   <w:rFonts w:ascii="Arial" w:cs="Arial" w:eastAsia="Arial" w:hAnsi="Arial"/>
@@ -30844,7 +30844,7 @@
             <w:pPr>
               <w:spacing w:after="20" w:before="0"/>
             </w:pPr>
-            <w:hyperlink w:history="1" r:id="rIdmz467nron_b0w1rtoz5qs">
+            <w:hyperlink w:history="1" r:id="rIdam3hftyxuap0kpcn-qy65">
               <w:r>
                 <w:rPr>
                   <w:rFonts w:ascii="Arial" w:cs="Arial" w:eastAsia="Arial" w:hAnsi="Arial"/>
@@ -30877,7 +30877,7 @@
               <w:spacing w:after="10" w:before="0"/>
               <w:ind w:left="120"/>
             </w:pPr>
-            <w:hyperlink w:history="1" r:id="rIde85bpcvqckbdmnfcbnjdl">
+            <w:hyperlink w:history="1" r:id="rIdohewtvmx-iuipsyvswkrz">
               <w:r>
                 <w:rPr>
                   <w:rFonts w:ascii="Arial" w:cs="Arial" w:eastAsia="Arial" w:hAnsi="Arial"/>
@@ -31072,7 +31072,7 @@
             <w:pPr>
               <w:spacing w:after="20" w:before="0"/>
             </w:pPr>
-            <w:hyperlink w:history="1" r:id="rIds-lpmpy_3_cbabbeasr-j">
+            <w:hyperlink w:history="1" r:id="rIdap0wjbdk1rod_qsiu1kt9">
               <w:r>
                 <w:rPr>
                   <w:rFonts w:ascii="Arial" w:cs="Arial" w:eastAsia="Arial" w:hAnsi="Arial"/>
@@ -31105,7 +31105,7 @@
               <w:spacing w:after="10" w:before="0"/>
               <w:ind w:left="120"/>
             </w:pPr>
-            <w:hyperlink w:history="1" r:id="rIdpjuyk142ggngqtblmccfk">
+            <w:hyperlink w:history="1" r:id="rIdlgcsr-yrki8eplf8mm0kq">
               <w:r>
                 <w:rPr>
                   <w:rFonts w:ascii="Arial" w:cs="Arial" w:eastAsia="Arial" w:hAnsi="Arial"/>
@@ -31150,7 +31150,7 @@
             <w:pPr>
               <w:spacing w:after="20" w:before="0"/>
             </w:pPr>
-            <w:hyperlink w:history="1" r:id="rIdqex9ersclrxhgspytibp_">
+            <w:hyperlink w:history="1" r:id="rIdvsbaq4xbp-j4sbwesfhav">
               <w:r>
                 <w:rPr>
                   <w:rFonts w:ascii="Arial" w:cs="Arial" w:eastAsia="Arial" w:hAnsi="Arial"/>
@@ -31183,7 +31183,7 @@
               <w:spacing w:after="10" w:before="0"/>
               <w:ind w:left="120"/>
             </w:pPr>
-            <w:hyperlink w:history="1" r:id="rId_inr2ut2ouzm4d-d5hriq">
+            <w:hyperlink w:history="1" r:id="rIdgpqyd4elqmwsilijxqu4x">
               <w:r>
                 <w:rPr>
                   <w:rFonts w:ascii="Arial" w:cs="Arial" w:eastAsia="Arial" w:hAnsi="Arial"/>
@@ -32670,7 +32670,7 @@
             <w:pPr>
               <w:spacing w:after="20" w:before="0"/>
             </w:pPr>
-            <w:hyperlink w:history="1" r:id="rIdcmmnxgo2poljfba941iq0">
+            <w:hyperlink w:history="1" r:id="rIdms9c1kibs7zahn0pt9wdq">
               <w:r>
                 <w:rPr>
                   <w:rFonts w:ascii="Arial" w:cs="Arial" w:eastAsia="Arial" w:hAnsi="Arial"/>
@@ -32703,7 +32703,7 @@
               <w:spacing w:after="10" w:before="0"/>
               <w:ind w:left="120"/>
             </w:pPr>
-            <w:hyperlink w:history="1" r:id="rIdlabicjs38gvu0opxpsol2">
+            <w:hyperlink w:history="1" r:id="rIdq9pnolofozgdxr6dkab9n">
               <w:r>
                 <w:rPr>
                   <w:rFonts w:ascii="Arial" w:cs="Arial" w:eastAsia="Arial" w:hAnsi="Arial"/>
@@ -32748,7 +32748,7 @@
             <w:pPr>
               <w:spacing w:after="20" w:before="0"/>
             </w:pPr>
-            <w:hyperlink w:history="1" r:id="rIddqcqgoiyfjbxcr1ieh5rh">
+            <w:hyperlink w:history="1" r:id="rIdk1xqtlz3krn_illzq3jel">
               <w:r>
                 <w:rPr>
                   <w:rFonts w:ascii="Arial" w:cs="Arial" w:eastAsia="Arial" w:hAnsi="Arial"/>
@@ -32781,7 +32781,7 @@
               <w:spacing w:after="10" w:before="0"/>
               <w:ind w:left="120"/>
             </w:pPr>
-            <w:hyperlink w:history="1" r:id="rIdhefclqmyqey_psm6hblwy">
+            <w:hyperlink w:history="1" r:id="rIdmcno5dq4sbb-m3stx4ul6">
               <w:r>
                 <w:rPr>
                   <w:rFonts w:ascii="Arial" w:cs="Arial" w:eastAsia="Arial" w:hAnsi="Arial"/>
@@ -32976,7 +32976,7 @@
             <w:pPr>
               <w:spacing w:after="20" w:before="0"/>
             </w:pPr>
-            <w:hyperlink w:history="1" r:id="rIdi7zeq3w1l9l2cy11maspz">
+            <w:hyperlink w:history="1" r:id="rIdvshipebam7nldnjdjxcnx">
               <w:r>
                 <w:rPr>
                   <w:rFonts w:ascii="Arial" w:cs="Arial" w:eastAsia="Arial" w:hAnsi="Arial"/>
@@ -33009,7 +33009,7 @@
               <w:spacing w:after="10" w:before="0"/>
               <w:ind w:left="120"/>
             </w:pPr>
-            <w:hyperlink w:history="1" r:id="rIdevuvdte_uwmgjygrf0qqh">
+            <w:hyperlink w:history="1" r:id="rIdmfwoewo1zx60nknu4pes7">
               <w:r>
                 <w:rPr>
                   <w:rFonts w:ascii="Arial" w:cs="Arial" w:eastAsia="Arial" w:hAnsi="Arial"/>
@@ -33054,7 +33054,7 @@
             <w:pPr>
               <w:spacing w:after="20" w:before="0"/>
             </w:pPr>
-            <w:hyperlink w:history="1" r:id="rIdthhxmfc6vmvybsksyp7sr">
+            <w:hyperlink w:history="1" r:id="rIdli0xo_axlbtqxob2-c1rf">
               <w:r>
                 <w:rPr>
                   <w:rFonts w:ascii="Arial" w:cs="Arial" w:eastAsia="Arial" w:hAnsi="Arial"/>
@@ -33087,7 +33087,7 @@
               <w:spacing w:after="10" w:before="0"/>
               <w:ind w:left="120"/>
             </w:pPr>
-            <w:hyperlink w:history="1" r:id="rIdvroavvfkabb6etxyj00m9">
+            <w:hyperlink w:history="1" r:id="rId0zldaryfm2kdcegyp8zr5">
               <w:r>
                 <w:rPr>
                   <w:rFonts w:ascii="Arial" w:cs="Arial" w:eastAsia="Arial" w:hAnsi="Arial"/>
@@ -33282,7 +33282,7 @@
             <w:pPr>
               <w:spacing w:after="20" w:before="0"/>
             </w:pPr>
-            <w:hyperlink w:history="1" r:id="rIdtqemj5ls0uk6jzsykdvgz">
+            <w:hyperlink w:history="1" r:id="rIdbw67rxihavz4jubz202am">
               <w:r>
                 <w:rPr>
                   <w:rFonts w:ascii="Arial" w:cs="Arial" w:eastAsia="Arial" w:hAnsi="Arial"/>
@@ -33315,7 +33315,7 @@
               <w:spacing w:after="10" w:before="0"/>
               <w:ind w:left="120"/>
             </w:pPr>
-            <w:hyperlink w:history="1" r:id="rIdkaetheb60wpbr8jtalcqz">
+            <w:hyperlink w:history="1" r:id="rIdv1whwpvdtofnhabuuehfz">
               <w:r>
                 <w:rPr>
                   <w:rFonts w:ascii="Arial" w:cs="Arial" w:eastAsia="Arial" w:hAnsi="Arial"/>
@@ -33360,7 +33360,7 @@
             <w:pPr>
               <w:spacing w:after="20" w:before="0"/>
             </w:pPr>
-            <w:hyperlink w:history="1" r:id="rIdg3dsac-cpuzbsie9ksghh">
+            <w:hyperlink w:history="1" r:id="rIdpoywsgtkngvmhlqxgck2b">
               <w:r>
                 <w:rPr>
                   <w:rFonts w:ascii="Arial" w:cs="Arial" w:eastAsia="Arial" w:hAnsi="Arial"/>
@@ -33393,7 +33393,7 @@
               <w:spacing w:after="10" w:before="0"/>
               <w:ind w:left="120"/>
             </w:pPr>
-            <w:hyperlink w:history="1" r:id="rIdnusk8-2ouohbafa0d1r8f">
+            <w:hyperlink w:history="1" r:id="rIdz2-vzts9w6lzbqbgnbs4v">
               <w:r>
                 <w:rPr>
                   <w:rFonts w:ascii="Arial" w:cs="Arial" w:eastAsia="Arial" w:hAnsi="Arial"/>
@@ -33588,7 +33588,7 @@
             <w:pPr>
               <w:spacing w:after="20" w:before="0"/>
             </w:pPr>
-            <w:hyperlink w:history="1" r:id="rIdhh5uom63tyf8elh2thfoq">
+            <w:hyperlink w:history="1" r:id="rIdyyddi-cran5qmjr4tzjl9">
               <w:r>
                 <w:rPr>
                   <w:rFonts w:ascii="Arial" w:cs="Arial" w:eastAsia="Arial" w:hAnsi="Arial"/>
@@ -33621,7 +33621,7 @@
               <w:spacing w:after="10" w:before="0"/>
               <w:ind w:left="120"/>
             </w:pPr>
-            <w:hyperlink w:history="1" r:id="rId1l1ktomdypjoww3uynfml">
+            <w:hyperlink w:history="1" r:id="rIdlq97v_q8hnla6ryri7u7b">
               <w:r>
                 <w:rPr>
                   <w:rFonts w:ascii="Arial" w:cs="Arial" w:eastAsia="Arial" w:hAnsi="Arial"/>
@@ -33666,7 +33666,7 @@
             <w:pPr>
               <w:spacing w:after="20" w:before="0"/>
             </w:pPr>
-            <w:hyperlink w:history="1" r:id="rIdbwgoe9rraqgn4kvdopaqv">
+            <w:hyperlink w:history="1" r:id="rIdd9balesuozbncdwdh9kso">
               <w:r>
                 <w:rPr>
                   <w:rFonts w:ascii="Arial" w:cs="Arial" w:eastAsia="Arial" w:hAnsi="Arial"/>
@@ -33699,7 +33699,7 @@
               <w:spacing w:after="10" w:before="0"/>
               <w:ind w:left="120"/>
             </w:pPr>
-            <w:hyperlink w:history="1" r:id="rIdhibp_ofv3hfe8mlmlp9cx">
+            <w:hyperlink w:history="1" r:id="rIdj5wnxkegr0s-g_ufbxojs">
               <w:r>
                 <w:rPr>
                   <w:rFonts w:ascii="Arial" w:cs="Arial" w:eastAsia="Arial" w:hAnsi="Arial"/>
@@ -33894,7 +33894,7 @@
             <w:pPr>
               <w:spacing w:after="20" w:before="0"/>
             </w:pPr>
-            <w:hyperlink w:history="1" r:id="rIdnf4rg_itr0lzxytk965mu">
+            <w:hyperlink w:history="1" r:id="rIddhbffmifcdjaten0ex_gz">
               <w:r>
                 <w:rPr>
                   <w:rFonts w:ascii="Arial" w:cs="Arial" w:eastAsia="Arial" w:hAnsi="Arial"/>
@@ -33927,7 +33927,7 @@
               <w:spacing w:after="10" w:before="0"/>
               <w:ind w:left="120"/>
             </w:pPr>
-            <w:hyperlink w:history="1" r:id="rIdapkelngouq6dv2zeoevwx">
+            <w:hyperlink w:history="1" r:id="rId_xdvqa37cttf8h6oa4e1v">
               <w:r>
                 <w:rPr>
                   <w:rFonts w:ascii="Arial" w:cs="Arial" w:eastAsia="Arial" w:hAnsi="Arial"/>
@@ -33972,7 +33972,7 @@
             <w:pPr>
               <w:spacing w:after="20" w:before="0"/>
             </w:pPr>
-            <w:hyperlink w:history="1" r:id="rIdc0ibxgt-zbjvw-mtot8xj">
+            <w:hyperlink w:history="1" r:id="rId8im3kgzckr34npu2qjdlr">
               <w:r>
                 <w:rPr>
                   <w:rFonts w:ascii="Arial" w:cs="Arial" w:eastAsia="Arial" w:hAnsi="Arial"/>
@@ -34005,7 +34005,7 @@
               <w:spacing w:after="10" w:before="0"/>
               <w:ind w:left="120"/>
             </w:pPr>
-            <w:hyperlink w:history="1" r:id="rIdaal0damttpyxigleborx9">
+            <w:hyperlink w:history="1" r:id="rIdjivol_kndoigasac2sr3-">
               <w:r>
                 <w:rPr>
                   <w:rFonts w:ascii="Arial" w:cs="Arial" w:eastAsia="Arial" w:hAnsi="Arial"/>
@@ -35492,7 +35492,7 @@
             <w:pPr>
               <w:spacing w:after="20" w:before="0"/>
             </w:pPr>
-            <w:hyperlink w:history="1" r:id="rIdrbed4nexbmqbs-amjzbjo">
+            <w:hyperlink w:history="1" r:id="rIdr9ionvoiha9lv2qbca53c">
               <w:r>
                 <w:rPr>
                   <w:rFonts w:ascii="Arial" w:cs="Arial" w:eastAsia="Arial" w:hAnsi="Arial"/>
@@ -35525,7 +35525,7 @@
               <w:spacing w:after="10" w:before="0"/>
               <w:ind w:left="120"/>
             </w:pPr>
-            <w:hyperlink w:history="1" r:id="rIdkigafhxxnb_1f_vmaoehp">
+            <w:hyperlink w:history="1" r:id="rIdvue8y_63njbdclxerwtim">
               <w:r>
                 <w:rPr>
                   <w:rFonts w:ascii="Arial" w:cs="Arial" w:eastAsia="Arial" w:hAnsi="Arial"/>
@@ -35570,7 +35570,7 @@
             <w:pPr>
               <w:spacing w:after="20" w:before="0"/>
             </w:pPr>
-            <w:hyperlink w:history="1" r:id="rIdmcqfjkvhcatqhcfbiqd0b">
+            <w:hyperlink w:history="1" r:id="rIdixquu64-akonytcg56sk5">
               <w:r>
                 <w:rPr>
                   <w:rFonts w:ascii="Arial" w:cs="Arial" w:eastAsia="Arial" w:hAnsi="Arial"/>
@@ -35603,7 +35603,7 @@
               <w:spacing w:after="10" w:before="0"/>
               <w:ind w:left="120"/>
             </w:pPr>
-            <w:hyperlink w:history="1" r:id="rIdwehn7rl5gjmo3ps2bsi6a">
+            <w:hyperlink w:history="1" r:id="rIdvxcdpuaxi1ttzwak98aus">
               <w:r>
                 <w:rPr>
                   <w:rFonts w:ascii="Arial" w:cs="Arial" w:eastAsia="Arial" w:hAnsi="Arial"/>
@@ -35798,7 +35798,7 @@
             <w:pPr>
               <w:spacing w:after="20" w:before="0"/>
             </w:pPr>
-            <w:hyperlink w:history="1" r:id="rIdgj5zqufp_si9galrsr_lv">
+            <w:hyperlink w:history="1" r:id="rIdstamtq84flx42sk5kgvd_">
               <w:r>
                 <w:rPr>
                   <w:rFonts w:ascii="Arial" w:cs="Arial" w:eastAsia="Arial" w:hAnsi="Arial"/>
@@ -35831,7 +35831,7 @@
               <w:spacing w:after="10" w:before="0"/>
               <w:ind w:left="120"/>
             </w:pPr>
-            <w:hyperlink w:history="1" r:id="rIdaadxyfykrizakha7whkpq">
+            <w:hyperlink w:history="1" r:id="rIddzg3eoetm5ctg0mbhsgpd">
               <w:r>
                 <w:rPr>
                   <w:rFonts w:ascii="Arial" w:cs="Arial" w:eastAsia="Arial" w:hAnsi="Arial"/>
@@ -35876,7 +35876,7 @@
             <w:pPr>
               <w:spacing w:after="20" w:before="0"/>
             </w:pPr>
-            <w:hyperlink w:history="1" r:id="rIdwyo9e_fpplgggydffzqpk">
+            <w:hyperlink w:history="1" r:id="rIdc62smyrmsiye1teqbzbf-">
               <w:r>
                 <w:rPr>
                   <w:rFonts w:ascii="Arial" w:cs="Arial" w:eastAsia="Arial" w:hAnsi="Arial"/>
@@ -35909,7 +35909,7 @@
               <w:spacing w:after="10" w:before="0"/>
               <w:ind w:left="120"/>
             </w:pPr>
-            <w:hyperlink w:history="1" r:id="rIdir_pi6qhhyqwtgq99foae">
+            <w:hyperlink w:history="1" r:id="rIdminkbqeqbk5n4imlr5zwo">
               <w:r>
                 <w:rPr>
                   <w:rFonts w:ascii="Arial" w:cs="Arial" w:eastAsia="Arial" w:hAnsi="Arial"/>
@@ -36104,7 +36104,7 @@
             <w:pPr>
               <w:spacing w:after="20" w:before="0"/>
             </w:pPr>
-            <w:hyperlink w:history="1" r:id="rIdnlshxemsaupctr8szrjbz">
+            <w:hyperlink w:history="1" r:id="rIdxnmshcghzeh3ejcbxwv-8">
               <w:r>
                 <w:rPr>
                   <w:rFonts w:ascii="Arial" w:cs="Arial" w:eastAsia="Arial" w:hAnsi="Arial"/>
@@ -36137,7 +36137,7 @@
               <w:spacing w:after="10" w:before="0"/>
               <w:ind w:left="120"/>
             </w:pPr>
-            <w:hyperlink w:history="1" r:id="rId6vfoqcomk0ovabnydzuwp">
+            <w:hyperlink w:history="1" r:id="rId3iojotd5yqonuhlfhjdmh">
               <w:r>
                 <w:rPr>
                   <w:rFonts w:ascii="Arial" w:cs="Arial" w:eastAsia="Arial" w:hAnsi="Arial"/>
@@ -36182,7 +36182,7 @@
             <w:pPr>
               <w:spacing w:after="20" w:before="0"/>
             </w:pPr>
-            <w:hyperlink w:history="1" r:id="rIdxtnzbkujpe2nd59mmkdvu">
+            <w:hyperlink w:history="1" r:id="rIdkzifhgb7manui6c0kaq4k">
               <w:r>
                 <w:rPr>
                   <w:rFonts w:ascii="Arial" w:cs="Arial" w:eastAsia="Arial" w:hAnsi="Arial"/>
@@ -36215,7 +36215,7 @@
               <w:spacing w:after="10" w:before="0"/>
               <w:ind w:left="120"/>
             </w:pPr>
-            <w:hyperlink w:history="1" r:id="rId2kbnhsbh5o8plewwfgnew">
+            <w:hyperlink w:history="1" r:id="rIdo5fa37uaho_velr_tgxf4">
               <w:r>
                 <w:rPr>
                   <w:rFonts w:ascii="Arial" w:cs="Arial" w:eastAsia="Arial" w:hAnsi="Arial"/>
@@ -36410,7 +36410,7 @@
             <w:pPr>
               <w:spacing w:after="20" w:before="0"/>
             </w:pPr>
-            <w:hyperlink w:history="1" r:id="rIdeuk0rshlffdljdwd6gpue">
+            <w:hyperlink w:history="1" r:id="rIdabgopcudwsavmcfai03c3">
               <w:r>
                 <w:rPr>
                   <w:rFonts w:ascii="Arial" w:cs="Arial" w:eastAsia="Arial" w:hAnsi="Arial"/>
@@ -36443,7 +36443,7 @@
               <w:spacing w:after="10" w:before="0"/>
               <w:ind w:left="120"/>
             </w:pPr>
-            <w:hyperlink w:history="1" r:id="rIdgsen5zcyt3vx2xl-tvksd">
+            <w:hyperlink w:history="1" r:id="rIdc1xwl4c5_9zehw78ekrtr">
               <w:r>
                 <w:rPr>
                   <w:rFonts w:ascii="Arial" w:cs="Arial" w:eastAsia="Arial" w:hAnsi="Arial"/>
@@ -36488,7 +36488,7 @@
             <w:pPr>
               <w:spacing w:after="20" w:before="0"/>
             </w:pPr>
-            <w:hyperlink w:history="1" r:id="rIdiccmdd32aphhdqzwun-n9">
+            <w:hyperlink w:history="1" r:id="rIdxywnppqmacsiggwmfruek">
               <w:r>
                 <w:rPr>
                   <w:rFonts w:ascii="Arial" w:cs="Arial" w:eastAsia="Arial" w:hAnsi="Arial"/>
@@ -36521,7 +36521,7 @@
               <w:spacing w:after="10" w:before="0"/>
               <w:ind w:left="120"/>
             </w:pPr>
-            <w:hyperlink w:history="1" r:id="rId0bkzgiyqrlgughr42nlz2">
+            <w:hyperlink w:history="1" r:id="rIdxz6y7f03c5ldfwqe1duoq">
               <w:r>
                 <w:rPr>
                   <w:rFonts w:ascii="Arial" w:cs="Arial" w:eastAsia="Arial" w:hAnsi="Arial"/>
@@ -36716,7 +36716,7 @@
             <w:pPr>
               <w:spacing w:after="20" w:before="0"/>
             </w:pPr>
-            <w:hyperlink w:history="1" r:id="rId1ci4ceh96yltlx0p0tfhi">
+            <w:hyperlink w:history="1" r:id="rId9ibndx9ek7x9mqtzcm4mg">
               <w:r>
                 <w:rPr>
                   <w:rFonts w:ascii="Arial" w:cs="Arial" w:eastAsia="Arial" w:hAnsi="Arial"/>
@@ -36749,7 +36749,7 @@
               <w:spacing w:after="10" w:before="0"/>
               <w:ind w:left="120"/>
             </w:pPr>
-            <w:hyperlink w:history="1" r:id="rId_iad7-lg22sywgp6ipyye">
+            <w:hyperlink w:history="1" r:id="rIdromlagafojmddofb6njgm">
               <w:r>
                 <w:rPr>
                   <w:rFonts w:ascii="Arial" w:cs="Arial" w:eastAsia="Arial" w:hAnsi="Arial"/>
@@ -36794,7 +36794,7 @@
             <w:pPr>
               <w:spacing w:after="20" w:before="0"/>
             </w:pPr>
-            <w:hyperlink w:history="1" r:id="rId8lydr_7vunyguack6srl8">
+            <w:hyperlink w:history="1" r:id="rId7vxqs8yhhjxbfoj93cwb6">
               <w:r>
                 <w:rPr>
                   <w:rFonts w:ascii="Arial" w:cs="Arial" w:eastAsia="Arial" w:hAnsi="Arial"/>
@@ -36827,7 +36827,7 @@
               <w:spacing w:after="10" w:before="0"/>
               <w:ind w:left="120"/>
             </w:pPr>
-            <w:hyperlink w:history="1" r:id="rIdqzjs0glq903p4lawcqpgb">
+            <w:hyperlink w:history="1" r:id="rIdyh7qh764uzdnvrzqt6ylb">
               <w:r>
                 <w:rPr>
                   <w:rFonts w:ascii="Arial" w:cs="Arial" w:eastAsia="Arial" w:hAnsi="Arial"/>

--- a/data/outputs/v2/Biology/SS3.2_Animal_Transport/Biology_Animal_Transport_CBE_LessonSequence.docx
+++ b/data/outputs/v2/Biology/SS3.2_Animal_Transport/Biology_Animal_Transport_CBE_LessonSequence.docx
@@ -3367,7 +3367,7 @@
             <w:pPr>
               <w:spacing w:after="20" w:before="0"/>
             </w:pPr>
-            <w:hyperlink w:history="1" r:id="rIdjw_dpyegkdgcuvahdqdjz">
+            <w:hyperlink w:history="1" r:id="rId5kmpt07dpkcmend9ji5bv">
               <w:r>
                 <w:rPr>
                   <w:rFonts w:ascii="Arial" w:cs="Arial" w:eastAsia="Arial" w:hAnsi="Arial"/>
@@ -3400,7 +3400,7 @@
               <w:spacing w:after="10" w:before="0"/>
               <w:ind w:left="120"/>
             </w:pPr>
-            <w:hyperlink w:history="1" r:id="rIdh3798mux7nxppf_2zho4j">
+            <w:hyperlink w:history="1" r:id="rIdaqk4ipx9a_oxh12lxqxaa">
               <w:r>
                 <w:rPr>
                   <w:rFonts w:ascii="Arial" w:cs="Arial" w:eastAsia="Arial" w:hAnsi="Arial"/>
@@ -3445,7 +3445,7 @@
             <w:pPr>
               <w:spacing w:after="20" w:before="0"/>
             </w:pPr>
-            <w:hyperlink w:history="1" r:id="rIdj9w1rxpubkafwdewg45m_">
+            <w:hyperlink w:history="1" r:id="rIdrlmmaglytta8tlipyxcto">
               <w:r>
                 <w:rPr>
                   <w:rFonts w:ascii="Arial" w:cs="Arial" w:eastAsia="Arial" w:hAnsi="Arial"/>
@@ -3478,7 +3478,7 @@
               <w:spacing w:after="10" w:before="0"/>
               <w:ind w:left="120"/>
             </w:pPr>
-            <w:hyperlink w:history="1" r:id="rIdm1gud96n_uftfdplt-yvr">
+            <w:hyperlink w:history="1" r:id="rIdobjlycymirl7qnzq2ay6l">
               <w:r>
                 <w:rPr>
                   <w:rFonts w:ascii="Arial" w:cs="Arial" w:eastAsia="Arial" w:hAnsi="Arial"/>
@@ -3673,7 +3673,7 @@
             <w:pPr>
               <w:spacing w:after="20" w:before="0"/>
             </w:pPr>
-            <w:hyperlink w:history="1" r:id="rIdxwp3sxshhmjep5m_mwdqm">
+            <w:hyperlink w:history="1" r:id="rIdckelatxtgjwgh-oa7p9kq">
               <w:r>
                 <w:rPr>
                   <w:rFonts w:ascii="Arial" w:cs="Arial" w:eastAsia="Arial" w:hAnsi="Arial"/>
@@ -3706,7 +3706,7 @@
               <w:spacing w:after="10" w:before="0"/>
               <w:ind w:left="120"/>
             </w:pPr>
-            <w:hyperlink w:history="1" r:id="rIdfifvij06doybvnuzb8pgd">
+            <w:hyperlink w:history="1" r:id="rId9mm6mntt_5owwymefv8iz">
               <w:r>
                 <w:rPr>
                   <w:rFonts w:ascii="Arial" w:cs="Arial" w:eastAsia="Arial" w:hAnsi="Arial"/>
@@ -3751,7 +3751,7 @@
             <w:pPr>
               <w:spacing w:after="20" w:before="0"/>
             </w:pPr>
-            <w:hyperlink w:history="1" r:id="rIdsfufpoiazk0rgp8owz_r8">
+            <w:hyperlink w:history="1" r:id="rIdwd-zsgcaegpesh_g2m6yz">
               <w:r>
                 <w:rPr>
                   <w:rFonts w:ascii="Arial" w:cs="Arial" w:eastAsia="Arial" w:hAnsi="Arial"/>
@@ -3784,7 +3784,7 @@
               <w:spacing w:after="10" w:before="0"/>
               <w:ind w:left="120"/>
             </w:pPr>
-            <w:hyperlink w:history="1" r:id="rIdcfq731-njwjfp05rez4zn">
+            <w:hyperlink w:history="1" r:id="rIdg0kbkp6hh_y6rp0eqblfu">
               <w:r>
                 <w:rPr>
                   <w:rFonts w:ascii="Arial" w:cs="Arial" w:eastAsia="Arial" w:hAnsi="Arial"/>
@@ -3979,7 +3979,7 @@
             <w:pPr>
               <w:spacing w:after="20" w:before="0"/>
             </w:pPr>
-            <w:hyperlink w:history="1" r:id="rIdovssnyyqwhnhuhxhzyctw">
+            <w:hyperlink w:history="1" r:id="rIdaaoh4qd4qx_qmxq9c-fiq">
               <w:r>
                 <w:rPr>
                   <w:rFonts w:ascii="Arial" w:cs="Arial" w:eastAsia="Arial" w:hAnsi="Arial"/>
@@ -4012,7 +4012,7 @@
               <w:spacing w:after="10" w:before="0"/>
               <w:ind w:left="120"/>
             </w:pPr>
-            <w:hyperlink w:history="1" r:id="rIddh_h8mozkrg4tyuyztw56">
+            <w:hyperlink w:history="1" r:id="rIdvzgoh413jfrkbcgvtgzn-">
               <w:r>
                 <w:rPr>
                   <w:rFonts w:ascii="Arial" w:cs="Arial" w:eastAsia="Arial" w:hAnsi="Arial"/>
@@ -4057,7 +4057,7 @@
             <w:pPr>
               <w:spacing w:after="20" w:before="0"/>
             </w:pPr>
-            <w:hyperlink w:history="1" r:id="rIdl3ykm_jskgihy2xbwcvoy">
+            <w:hyperlink w:history="1" r:id="rIdddbvnb-aniycxlq6lhzln">
               <w:r>
                 <w:rPr>
                   <w:rFonts w:ascii="Arial" w:cs="Arial" w:eastAsia="Arial" w:hAnsi="Arial"/>
@@ -4090,7 +4090,7 @@
               <w:spacing w:after="10" w:before="0"/>
               <w:ind w:left="120"/>
             </w:pPr>
-            <w:hyperlink w:history="1" r:id="rIdf7ogzaobpaiwixqtvuz9b">
+            <w:hyperlink w:history="1" r:id="rId1nozubguy7mcedlhih3sm">
               <w:r>
                 <w:rPr>
                   <w:rFonts w:ascii="Arial" w:cs="Arial" w:eastAsia="Arial" w:hAnsi="Arial"/>
@@ -4285,7 +4285,7 @@
             <w:pPr>
               <w:spacing w:after="20" w:before="0"/>
             </w:pPr>
-            <w:hyperlink w:history="1" r:id="rIdq4yynps5nbh92ullqyqgg">
+            <w:hyperlink w:history="1" r:id="rIda76fzqsspsbmnyuvkpggq">
               <w:r>
                 <w:rPr>
                   <w:rFonts w:ascii="Arial" w:cs="Arial" w:eastAsia="Arial" w:hAnsi="Arial"/>
@@ -4318,7 +4318,7 @@
               <w:spacing w:after="10" w:before="0"/>
               <w:ind w:left="120"/>
             </w:pPr>
-            <w:hyperlink w:history="1" r:id="rIdarhqjg0lzzjuacudacn5e">
+            <w:hyperlink w:history="1" r:id="rIdi6j4afp_afveopjsgoxrb">
               <w:r>
                 <w:rPr>
                   <w:rFonts w:ascii="Arial" w:cs="Arial" w:eastAsia="Arial" w:hAnsi="Arial"/>
@@ -4363,7 +4363,7 @@
             <w:pPr>
               <w:spacing w:after="20" w:before="0"/>
             </w:pPr>
-            <w:hyperlink w:history="1" r:id="rIdez7hs3eu8gia_xfrmeziv">
+            <w:hyperlink w:history="1" r:id="rIdbusnt22awxypmhnck50h3">
               <w:r>
                 <w:rPr>
                   <w:rFonts w:ascii="Arial" w:cs="Arial" w:eastAsia="Arial" w:hAnsi="Arial"/>
@@ -4396,7 +4396,7 @@
               <w:spacing w:after="10" w:before="0"/>
               <w:ind w:left="120"/>
             </w:pPr>
-            <w:hyperlink w:history="1" r:id="rIdohx1oo6bki2znwxk8upuo">
+            <w:hyperlink w:history="1" r:id="rIdiwli28knbj4xvssg63wfi">
               <w:r>
                 <w:rPr>
                   <w:rFonts w:ascii="Arial" w:cs="Arial" w:eastAsia="Arial" w:hAnsi="Arial"/>
@@ -4591,7 +4591,7 @@
             <w:pPr>
               <w:spacing w:after="20" w:before="0"/>
             </w:pPr>
-            <w:hyperlink w:history="1" r:id="rIdmwb7ihqsvrajnrj5riykc">
+            <w:hyperlink w:history="1" r:id="rIdl_ay9xebe4f6geqmfbl8w">
               <w:r>
                 <w:rPr>
                   <w:rFonts w:ascii="Arial" w:cs="Arial" w:eastAsia="Arial" w:hAnsi="Arial"/>
@@ -4624,7 +4624,7 @@
               <w:spacing w:after="10" w:before="0"/>
               <w:ind w:left="120"/>
             </w:pPr>
-            <w:hyperlink w:history="1" r:id="rIdb7qfdyf6bwtdsndt70jqv">
+            <w:hyperlink w:history="1" r:id="rIdif9ivzhq1nsrzn7gukuvg">
               <w:r>
                 <w:rPr>
                   <w:rFonts w:ascii="Arial" w:cs="Arial" w:eastAsia="Arial" w:hAnsi="Arial"/>
@@ -4669,7 +4669,7 @@
             <w:pPr>
               <w:spacing w:after="20" w:before="0"/>
             </w:pPr>
-            <w:hyperlink w:history="1" r:id="rIdwqes8mgox-ynjtnmpr7gs">
+            <w:hyperlink w:history="1" r:id="rIdsdkwzmguxlcbgd32jz8ub">
               <w:r>
                 <w:rPr>
                   <w:rFonts w:ascii="Arial" w:cs="Arial" w:eastAsia="Arial" w:hAnsi="Arial"/>
@@ -4702,7 +4702,7 @@
               <w:spacing w:after="10" w:before="0"/>
               <w:ind w:left="120"/>
             </w:pPr>
-            <w:hyperlink w:history="1" r:id="rIdj74_ughm_yqh6quoc8f3c">
+            <w:hyperlink w:history="1" r:id="rIdabxhatejz7r30urzrsplw">
               <w:r>
                 <w:rPr>
                   <w:rFonts w:ascii="Arial" w:cs="Arial" w:eastAsia="Arial" w:hAnsi="Arial"/>
@@ -6189,7 +6189,7 @@
             <w:pPr>
               <w:spacing w:after="20" w:before="0"/>
             </w:pPr>
-            <w:hyperlink w:history="1" r:id="rIdjudjfsgs6e2tkfuy6ldxh">
+            <w:hyperlink w:history="1" r:id="rIdsicvadd9_txmlljotodjg">
               <w:r>
                 <w:rPr>
                   <w:rFonts w:ascii="Arial" w:cs="Arial" w:eastAsia="Arial" w:hAnsi="Arial"/>
@@ -6222,7 +6222,7 @@
               <w:spacing w:after="10" w:before="0"/>
               <w:ind w:left="120"/>
             </w:pPr>
-            <w:hyperlink w:history="1" r:id="rIdmno_ycuen7pv8j68tn975">
+            <w:hyperlink w:history="1" r:id="rIdx5pdw94kv8gpygmk1wxlv">
               <w:r>
                 <w:rPr>
                   <w:rFonts w:ascii="Arial" w:cs="Arial" w:eastAsia="Arial" w:hAnsi="Arial"/>
@@ -6267,7 +6267,7 @@
             <w:pPr>
               <w:spacing w:after="20" w:before="0"/>
             </w:pPr>
-            <w:hyperlink w:history="1" r:id="rIduvzkc9zlnh35_3yqlr1ot">
+            <w:hyperlink w:history="1" r:id="rId6l9e3ht0aeuhylh7zqwfb">
               <w:r>
                 <w:rPr>
                   <w:rFonts w:ascii="Arial" w:cs="Arial" w:eastAsia="Arial" w:hAnsi="Arial"/>
@@ -6300,7 +6300,7 @@
               <w:spacing w:after="10" w:before="0"/>
               <w:ind w:left="120"/>
             </w:pPr>
-            <w:hyperlink w:history="1" r:id="rIdakbc0gajfe5x65-ya3l3a">
+            <w:hyperlink w:history="1" r:id="rIdlilf3hkkqdwdgilu2jkhy">
               <w:r>
                 <w:rPr>
                   <w:rFonts w:ascii="Arial" w:cs="Arial" w:eastAsia="Arial" w:hAnsi="Arial"/>
@@ -6571,7 +6571,7 @@
             <w:pPr>
               <w:spacing w:after="20" w:before="0"/>
             </w:pPr>
-            <w:hyperlink w:history="1" r:id="rIdcxq540e-on05sb8kj8bhs">
+            <w:hyperlink w:history="1" r:id="rIdp-htiafof-rdwvpkyk3qi">
               <w:r>
                 <w:rPr>
                   <w:rFonts w:ascii="Arial" w:cs="Arial" w:eastAsia="Arial" w:hAnsi="Arial"/>
@@ -6604,7 +6604,7 @@
               <w:spacing w:after="10" w:before="0"/>
               <w:ind w:left="120"/>
             </w:pPr>
-            <w:hyperlink w:history="1" r:id="rIdtmhcy3wl2kslbnsxjraul">
+            <w:hyperlink w:history="1" r:id="rIdmoa1ulgvkrbu0l-tjadv7">
               <w:r>
                 <w:rPr>
                   <w:rFonts w:ascii="Arial" w:cs="Arial" w:eastAsia="Arial" w:hAnsi="Arial"/>
@@ -6649,7 +6649,7 @@
             <w:pPr>
               <w:spacing w:after="20" w:before="0"/>
             </w:pPr>
-            <w:hyperlink w:history="1" r:id="rIdcpuztsxq9wsxlr89udcnj">
+            <w:hyperlink w:history="1" r:id="rIdqpi5vavznsqarwh71_air">
               <w:r>
                 <w:rPr>
                   <w:rFonts w:ascii="Arial" w:cs="Arial" w:eastAsia="Arial" w:hAnsi="Arial"/>
@@ -6682,7 +6682,7 @@
               <w:spacing w:after="10" w:before="0"/>
               <w:ind w:left="120"/>
             </w:pPr>
-            <w:hyperlink w:history="1" r:id="rIdd5srvo-lxperfrcdz6-mv">
+            <w:hyperlink w:history="1" r:id="rIdv9peyma37ph2cqkaz76mt">
               <w:r>
                 <w:rPr>
                   <w:rFonts w:ascii="Arial" w:cs="Arial" w:eastAsia="Arial" w:hAnsi="Arial"/>
@@ -7086,7 +7086,7 @@
             <w:pPr>
               <w:spacing w:after="20" w:before="0"/>
             </w:pPr>
-            <w:hyperlink w:history="1" r:id="rIdndj4an-n3ftv2rcqntcij">
+            <w:hyperlink w:history="1" r:id="rId0_z1metv88orbtwof2h_t">
               <w:r>
                 <w:rPr>
                   <w:rFonts w:ascii="Arial" w:cs="Arial" w:eastAsia="Arial" w:hAnsi="Arial"/>
@@ -7119,7 +7119,7 @@
               <w:spacing w:after="10" w:before="0"/>
               <w:ind w:left="120"/>
             </w:pPr>
-            <w:hyperlink w:history="1" r:id="rIdbbnd3spw8-u5zuimlnbdo">
+            <w:hyperlink w:history="1" r:id="rIdjw4odbmbdtlnmhycx0fx6">
               <w:r>
                 <w:rPr>
                   <w:rFonts w:ascii="Arial" w:cs="Arial" w:eastAsia="Arial" w:hAnsi="Arial"/>
@@ -7164,7 +7164,7 @@
             <w:pPr>
               <w:spacing w:after="20" w:before="0"/>
             </w:pPr>
-            <w:hyperlink w:history="1" r:id="rIdy-3avwpewx2_c2y-jvbg2">
+            <w:hyperlink w:history="1" r:id="rIdpsvxn_chwcaedem9am18r">
               <w:r>
                 <w:rPr>
                   <w:rFonts w:ascii="Arial" w:cs="Arial" w:eastAsia="Arial" w:hAnsi="Arial"/>
@@ -7197,7 +7197,7 @@
               <w:spacing w:after="10" w:before="0"/>
               <w:ind w:left="120"/>
             </w:pPr>
-            <w:hyperlink w:history="1" r:id="rId6lkf5e1vt2fpknnjgu-2d">
+            <w:hyperlink w:history="1" r:id="rIdb_ofbjabxndkz4_okzk5h">
               <w:r>
                 <w:rPr>
                   <w:rFonts w:ascii="Arial" w:cs="Arial" w:eastAsia="Arial" w:hAnsi="Arial"/>
@@ -7563,7 +7563,7 @@
             <w:pPr>
               <w:spacing w:after="20" w:before="0"/>
             </w:pPr>
-            <w:hyperlink w:history="1" r:id="rIdn1hmhpkrtfiizyra0husm">
+            <w:hyperlink w:history="1" r:id="rId8et5d5bqlf2l3wx97md8a">
               <w:r>
                 <w:rPr>
                   <w:rFonts w:ascii="Arial" w:cs="Arial" w:eastAsia="Arial" w:hAnsi="Arial"/>
@@ -7596,7 +7596,7 @@
               <w:spacing w:after="10" w:before="0"/>
               <w:ind w:left="120"/>
             </w:pPr>
-            <w:hyperlink w:history="1" r:id="rId5kocxknevp3ci6nxns2is">
+            <w:hyperlink w:history="1" r:id="rId7tcti-w3my7ytefslvgw8">
               <w:r>
                 <w:rPr>
                   <w:rFonts w:ascii="Arial" w:cs="Arial" w:eastAsia="Arial" w:hAnsi="Arial"/>
@@ -7641,7 +7641,7 @@
             <w:pPr>
               <w:spacing w:after="20" w:before="0"/>
             </w:pPr>
-            <w:hyperlink w:history="1" r:id="rIdbmv16xsib9gwnvzh75kto">
+            <w:hyperlink w:history="1" r:id="rIduf8f6dcjd-4aelixhfdor">
               <w:r>
                 <w:rPr>
                   <w:rFonts w:ascii="Arial" w:cs="Arial" w:eastAsia="Arial" w:hAnsi="Arial"/>
@@ -7674,7 +7674,7 @@
               <w:spacing w:after="10" w:before="0"/>
               <w:ind w:left="120"/>
             </w:pPr>
-            <w:hyperlink w:history="1" r:id="rIdc-pioxf203omv6aoyuv91">
+            <w:hyperlink w:history="1" r:id="rIdyla0chlrs29emkkzznhie">
               <w:r>
                 <w:rPr>
                   <w:rFonts w:ascii="Arial" w:cs="Arial" w:eastAsia="Arial" w:hAnsi="Arial"/>
@@ -8002,7 +8002,7 @@
             <w:pPr>
               <w:spacing w:after="20" w:before="0"/>
             </w:pPr>
-            <w:hyperlink w:history="1" r:id="rIdtqlibokcxufmuot8zn1hf">
+            <w:hyperlink w:history="1" r:id="rId0euosdikjrjnc1fw7zurv">
               <w:r>
                 <w:rPr>
                   <w:rFonts w:ascii="Arial" w:cs="Arial" w:eastAsia="Arial" w:hAnsi="Arial"/>
@@ -8035,7 +8035,7 @@
               <w:spacing w:after="10" w:before="0"/>
               <w:ind w:left="120"/>
             </w:pPr>
-            <w:hyperlink w:history="1" r:id="rIdlxj37rrjedg-egv7c37zh">
+            <w:hyperlink w:history="1" r:id="rIdmdfk4niy7gjpl6q3vkwex">
               <w:r>
                 <w:rPr>
                   <w:rFonts w:ascii="Arial" w:cs="Arial" w:eastAsia="Arial" w:hAnsi="Arial"/>
@@ -8080,7 +8080,7 @@
             <w:pPr>
               <w:spacing w:after="20" w:before="0"/>
             </w:pPr>
-            <w:hyperlink w:history="1" r:id="rIdc5jnugwuubrpxv4tjd7zq">
+            <w:hyperlink w:history="1" r:id="rIdxzesp5zwo10854jgoc3zg">
               <w:r>
                 <w:rPr>
                   <w:rFonts w:ascii="Arial" w:cs="Arial" w:eastAsia="Arial" w:hAnsi="Arial"/>
@@ -8113,7 +8113,7 @@
               <w:spacing w:after="10" w:before="0"/>
               <w:ind w:left="120"/>
             </w:pPr>
-            <w:hyperlink w:history="1" r:id="rIdieuc4dak5_t9ljyuqnbat">
+            <w:hyperlink w:history="1" r:id="rIdq4scvphkayyg_p9v4np4h">
               <w:r>
                 <w:rPr>
                   <w:rFonts w:ascii="Arial" w:cs="Arial" w:eastAsia="Arial" w:hAnsi="Arial"/>
@@ -9904,7 +9904,7 @@
             <w:pPr>
               <w:spacing w:after="20" w:before="0"/>
             </w:pPr>
-            <w:hyperlink w:history="1" r:id="rIdt1jqw1kvnpaa0iyxjiipf">
+            <w:hyperlink w:history="1" r:id="rIdphpdw7dlqxh91d14onuqs">
               <w:r>
                 <w:rPr>
                   <w:rFonts w:ascii="Arial" w:cs="Arial" w:eastAsia="Arial" w:hAnsi="Arial"/>
@@ -9937,7 +9937,7 @@
               <w:spacing w:after="10" w:before="0"/>
               <w:ind w:left="120"/>
             </w:pPr>
-            <w:hyperlink w:history="1" r:id="rIdtgd4iojs1oge7akjhodxn">
+            <w:hyperlink w:history="1" r:id="rIdncb_ap2hedjrkzybij6by">
               <w:r>
                 <w:rPr>
                   <w:rFonts w:ascii="Arial" w:cs="Arial" w:eastAsia="Arial" w:hAnsi="Arial"/>
@@ -9982,7 +9982,7 @@
             <w:pPr>
               <w:spacing w:after="20" w:before="0"/>
             </w:pPr>
-            <w:hyperlink w:history="1" r:id="rIdo08xlu1dtoamrrgcwudka">
+            <w:hyperlink w:history="1" r:id="rIdys-vzytox8m7ur_3k1sy4">
               <w:r>
                 <w:rPr>
                   <w:rFonts w:ascii="Arial" w:cs="Arial" w:eastAsia="Arial" w:hAnsi="Arial"/>
@@ -10015,7 +10015,7 @@
               <w:spacing w:after="10" w:before="0"/>
               <w:ind w:left="120"/>
             </w:pPr>
-            <w:hyperlink w:history="1" r:id="rIdofcbgc14gxn9ijdyit55y">
+            <w:hyperlink w:history="1" r:id="rIdxdonstojignbg-8t9hwtj">
               <w:r>
                 <w:rPr>
                   <w:rFonts w:ascii="Arial" w:cs="Arial" w:eastAsia="Arial" w:hAnsi="Arial"/>
@@ -10210,7 +10210,7 @@
             <w:pPr>
               <w:spacing w:after="20" w:before="0"/>
             </w:pPr>
-            <w:hyperlink w:history="1" r:id="rIdviowq4pclhnlmsiikgezy">
+            <w:hyperlink w:history="1" r:id="rId5aoa-xtoqdoxii3x7twao">
               <w:r>
                 <w:rPr>
                   <w:rFonts w:ascii="Arial" w:cs="Arial" w:eastAsia="Arial" w:hAnsi="Arial"/>
@@ -10243,7 +10243,7 @@
               <w:spacing w:after="10" w:before="0"/>
               <w:ind w:left="120"/>
             </w:pPr>
-            <w:hyperlink w:history="1" r:id="rIdw0jxlgylddmlok1gp38nk">
+            <w:hyperlink w:history="1" r:id="rIdzdblqo2cfe3ipdc0iihti">
               <w:r>
                 <w:rPr>
                   <w:rFonts w:ascii="Arial" w:cs="Arial" w:eastAsia="Arial" w:hAnsi="Arial"/>
@@ -10288,7 +10288,7 @@
             <w:pPr>
               <w:spacing w:after="20" w:before="0"/>
             </w:pPr>
-            <w:hyperlink w:history="1" r:id="rIdfjrb0cwmyfur4smslsuvn">
+            <w:hyperlink w:history="1" r:id="rIdemfpkf46set8_--rcwvok">
               <w:r>
                 <w:rPr>
                   <w:rFonts w:ascii="Arial" w:cs="Arial" w:eastAsia="Arial" w:hAnsi="Arial"/>
@@ -10321,7 +10321,7 @@
               <w:spacing w:after="10" w:before="0"/>
               <w:ind w:left="120"/>
             </w:pPr>
-            <w:hyperlink w:history="1" r:id="rIduvomakqqqyx71wvhlenyq">
+            <w:hyperlink w:history="1" r:id="rIdxeqa8vnfw9lvi-jaf3yov">
               <w:r>
                 <w:rPr>
                   <w:rFonts w:ascii="Arial" w:cs="Arial" w:eastAsia="Arial" w:hAnsi="Arial"/>
@@ -10516,7 +10516,7 @@
             <w:pPr>
               <w:spacing w:after="20" w:before="0"/>
             </w:pPr>
-            <w:hyperlink w:history="1" r:id="rIdzi4_p795z0l0i2s2pkson">
+            <w:hyperlink w:history="1" r:id="rIdhr_ckm6dynyt46icuk_pw">
               <w:r>
                 <w:rPr>
                   <w:rFonts w:ascii="Arial" w:cs="Arial" w:eastAsia="Arial" w:hAnsi="Arial"/>
@@ -10549,7 +10549,7 @@
               <w:spacing w:after="10" w:before="0"/>
               <w:ind w:left="120"/>
             </w:pPr>
-            <w:hyperlink w:history="1" r:id="rIddfjo_blolmbjlg4xur1fv">
+            <w:hyperlink w:history="1" r:id="rIdgeqadzrxp5yx5bi8ehtfu">
               <w:r>
                 <w:rPr>
                   <w:rFonts w:ascii="Arial" w:cs="Arial" w:eastAsia="Arial" w:hAnsi="Arial"/>
@@ -10594,7 +10594,7 @@
             <w:pPr>
               <w:spacing w:after="20" w:before="0"/>
             </w:pPr>
-            <w:hyperlink w:history="1" r:id="rIdsxiimlytwbssbreep2ooq">
+            <w:hyperlink w:history="1" r:id="rIdu8x0qbkpmho-ma9mywnew">
               <w:r>
                 <w:rPr>
                   <w:rFonts w:ascii="Arial" w:cs="Arial" w:eastAsia="Arial" w:hAnsi="Arial"/>
@@ -10627,7 +10627,7 @@
               <w:spacing w:after="10" w:before="0"/>
               <w:ind w:left="120"/>
             </w:pPr>
-            <w:hyperlink w:history="1" r:id="rIdlziq1btgzp7ujzqxea4x5">
+            <w:hyperlink w:history="1" r:id="rId2nc-oawlptl0rjjiqgrjl">
               <w:r>
                 <w:rPr>
                   <w:rFonts w:ascii="Arial" w:cs="Arial" w:eastAsia="Arial" w:hAnsi="Arial"/>
@@ -10822,7 +10822,7 @@
             <w:pPr>
               <w:spacing w:after="20" w:before="0"/>
             </w:pPr>
-            <w:hyperlink w:history="1" r:id="rIdc8u07hhyfbvov-buxqdda">
+            <w:hyperlink w:history="1" r:id="rId_tkbl9fnnndih49tfocqn">
               <w:r>
                 <w:rPr>
                   <w:rFonts w:ascii="Arial" w:cs="Arial" w:eastAsia="Arial" w:hAnsi="Arial"/>
@@ -10855,7 +10855,7 @@
               <w:spacing w:after="10" w:before="0"/>
               <w:ind w:left="120"/>
             </w:pPr>
-            <w:hyperlink w:history="1" r:id="rIdmqcdjntaxadck4d8iega1">
+            <w:hyperlink w:history="1" r:id="rIdlknqi5ujp5vy1rvibs7zp">
               <w:r>
                 <w:rPr>
                   <w:rFonts w:ascii="Arial" w:cs="Arial" w:eastAsia="Arial" w:hAnsi="Arial"/>
@@ -10900,7 +10900,7 @@
             <w:pPr>
               <w:spacing w:after="20" w:before="0"/>
             </w:pPr>
-            <w:hyperlink w:history="1" r:id="rIdutbxkr3lsisslinn8jatv">
+            <w:hyperlink w:history="1" r:id="rIdtbh9pehvn8clyku54lt7a">
               <w:r>
                 <w:rPr>
                   <w:rFonts w:ascii="Arial" w:cs="Arial" w:eastAsia="Arial" w:hAnsi="Arial"/>
@@ -10933,7 +10933,7 @@
               <w:spacing w:after="10" w:before="0"/>
               <w:ind w:left="120"/>
             </w:pPr>
-            <w:hyperlink w:history="1" r:id="rIdydpyffwewjec4nxtaxybi">
+            <w:hyperlink w:history="1" r:id="rIdp1ncn0fsa2l4p7noi8kke">
               <w:r>
                 <w:rPr>
                   <w:rFonts w:ascii="Arial" w:cs="Arial" w:eastAsia="Arial" w:hAnsi="Arial"/>
@@ -11128,7 +11128,7 @@
             <w:pPr>
               <w:spacing w:after="20" w:before="0"/>
             </w:pPr>
-            <w:hyperlink w:history="1" r:id="rIda0uwtooblls0fxrp65pku">
+            <w:hyperlink w:history="1" r:id="rId7r6i_qrbkva0pkyqac8ql">
               <w:r>
                 <w:rPr>
                   <w:rFonts w:ascii="Arial" w:cs="Arial" w:eastAsia="Arial" w:hAnsi="Arial"/>
@@ -11161,7 +11161,7 @@
               <w:spacing w:after="10" w:before="0"/>
               <w:ind w:left="120"/>
             </w:pPr>
-            <w:hyperlink w:history="1" r:id="rIdz-boe9imkreecuxr75-fv">
+            <w:hyperlink w:history="1" r:id="rIdm-1y9upsu4obshqh58qj0">
               <w:r>
                 <w:rPr>
                   <w:rFonts w:ascii="Arial" w:cs="Arial" w:eastAsia="Arial" w:hAnsi="Arial"/>
@@ -11206,7 +11206,7 @@
             <w:pPr>
               <w:spacing w:after="20" w:before="0"/>
             </w:pPr>
-            <w:hyperlink w:history="1" r:id="rIdadfv5srplyuw4qpa5fcib">
+            <w:hyperlink w:history="1" r:id="rIdw5fg9be19fzvkiqvaaq0u">
               <w:r>
                 <w:rPr>
                   <w:rFonts w:ascii="Arial" w:cs="Arial" w:eastAsia="Arial" w:hAnsi="Arial"/>
@@ -11239,7 +11239,7 @@
               <w:spacing w:after="10" w:before="0"/>
               <w:ind w:left="120"/>
             </w:pPr>
-            <w:hyperlink w:history="1" r:id="rId2xkrf8bhql5ejp8jtro4j">
+            <w:hyperlink w:history="1" r:id="rIdj6shvqi16vkfbutk0pezb">
               <w:r>
                 <w:rPr>
                   <w:rFonts w:ascii="Arial" w:cs="Arial" w:eastAsia="Arial" w:hAnsi="Arial"/>
@@ -12726,7 +12726,7 @@
             <w:pPr>
               <w:spacing w:after="20" w:before="0"/>
             </w:pPr>
-            <w:hyperlink w:history="1" r:id="rIduxffnf18ejmoczajhl_e-">
+            <w:hyperlink w:history="1" r:id="rIdbgmaqkxbrp2xxklb7_uta">
               <w:r>
                 <w:rPr>
                   <w:rFonts w:ascii="Arial" w:cs="Arial" w:eastAsia="Arial" w:hAnsi="Arial"/>
@@ -12759,7 +12759,7 @@
               <w:spacing w:after="10" w:before="0"/>
               <w:ind w:left="120"/>
             </w:pPr>
-            <w:hyperlink w:history="1" r:id="rIdl4xooxo4utfeybhfqnprk">
+            <w:hyperlink w:history="1" r:id="rIdyqqqoi123gljs5ie9y5zp">
               <w:r>
                 <w:rPr>
                   <w:rFonts w:ascii="Arial" w:cs="Arial" w:eastAsia="Arial" w:hAnsi="Arial"/>
@@ -12804,7 +12804,7 @@
             <w:pPr>
               <w:spacing w:after="20" w:before="0"/>
             </w:pPr>
-            <w:hyperlink w:history="1" r:id="rIdkuqu6jjctvnnkdrkucl3y">
+            <w:hyperlink w:history="1" r:id="rIdayj3hqcc5cabk2xnvgj-m">
               <w:r>
                 <w:rPr>
                   <w:rFonts w:ascii="Arial" w:cs="Arial" w:eastAsia="Arial" w:hAnsi="Arial"/>
@@ -12837,7 +12837,7 @@
               <w:spacing w:after="10" w:before="0"/>
               <w:ind w:left="120"/>
             </w:pPr>
-            <w:hyperlink w:history="1" r:id="rIdvm-enbtbed0alyzruyxuw">
+            <w:hyperlink w:history="1" r:id="rIdaeyrub_gtjxthqgtfa53q">
               <w:r>
                 <w:rPr>
                   <w:rFonts w:ascii="Arial" w:cs="Arial" w:eastAsia="Arial" w:hAnsi="Arial"/>
@@ -13032,7 +13032,7 @@
             <w:pPr>
               <w:spacing w:after="20" w:before="0"/>
             </w:pPr>
-            <w:hyperlink w:history="1" r:id="rIdvpfny9wlb1g7fz6vdyaxi">
+            <w:hyperlink w:history="1" r:id="rIdsyrh49cvzwjsdwtjlbvgm">
               <w:r>
                 <w:rPr>
                   <w:rFonts w:ascii="Arial" w:cs="Arial" w:eastAsia="Arial" w:hAnsi="Arial"/>
@@ -13065,7 +13065,7 @@
               <w:spacing w:after="10" w:before="0"/>
               <w:ind w:left="120"/>
             </w:pPr>
-            <w:hyperlink w:history="1" r:id="rId426msvsi4_h5oyrqfisxh">
+            <w:hyperlink w:history="1" r:id="rIdkgtcu_mlh_6svhl-ch_mi">
               <w:r>
                 <w:rPr>
                   <w:rFonts w:ascii="Arial" w:cs="Arial" w:eastAsia="Arial" w:hAnsi="Arial"/>
@@ -13110,7 +13110,7 @@
             <w:pPr>
               <w:spacing w:after="20" w:before="0"/>
             </w:pPr>
-            <w:hyperlink w:history="1" r:id="rIdcgatm9rqppmfsqwn2iqwr">
+            <w:hyperlink w:history="1" r:id="rIdbq0frmcovrtcfr1bjyu7_">
               <w:r>
                 <w:rPr>
                   <w:rFonts w:ascii="Arial" w:cs="Arial" w:eastAsia="Arial" w:hAnsi="Arial"/>
@@ -13143,7 +13143,7 @@
               <w:spacing w:after="10" w:before="0"/>
               <w:ind w:left="120"/>
             </w:pPr>
-            <w:hyperlink w:history="1" r:id="rId1w9hjgzrvjwr7veegmjyz">
+            <w:hyperlink w:history="1" r:id="rIds6biq8bpd-jurlpwypzdc">
               <w:r>
                 <w:rPr>
                   <w:rFonts w:ascii="Arial" w:cs="Arial" w:eastAsia="Arial" w:hAnsi="Arial"/>
@@ -13338,7 +13338,7 @@
             <w:pPr>
               <w:spacing w:after="20" w:before="0"/>
             </w:pPr>
-            <w:hyperlink w:history="1" r:id="rIdhuramvil_xz7jdror4aiu">
+            <w:hyperlink w:history="1" r:id="rId8zx3vlg_zl6mkdnra_ew7">
               <w:r>
                 <w:rPr>
                   <w:rFonts w:ascii="Arial" w:cs="Arial" w:eastAsia="Arial" w:hAnsi="Arial"/>
@@ -13371,7 +13371,7 @@
               <w:spacing w:after="10" w:before="0"/>
               <w:ind w:left="120"/>
             </w:pPr>
-            <w:hyperlink w:history="1" r:id="rIdqcifjiluvhjsbk8fsphse">
+            <w:hyperlink w:history="1" r:id="rId8dsm07pa7y25ao24e0q5j">
               <w:r>
                 <w:rPr>
                   <w:rFonts w:ascii="Arial" w:cs="Arial" w:eastAsia="Arial" w:hAnsi="Arial"/>
@@ -13416,7 +13416,7 @@
             <w:pPr>
               <w:spacing w:after="20" w:before="0"/>
             </w:pPr>
-            <w:hyperlink w:history="1" r:id="rId2juvqzg-sslnga3j4e8fo">
+            <w:hyperlink w:history="1" r:id="rIdsivkrvvsq-sga0lape8om">
               <w:r>
                 <w:rPr>
                   <w:rFonts w:ascii="Arial" w:cs="Arial" w:eastAsia="Arial" w:hAnsi="Arial"/>
@@ -13449,7 +13449,7 @@
               <w:spacing w:after="10" w:before="0"/>
               <w:ind w:left="120"/>
             </w:pPr>
-            <w:hyperlink w:history="1" r:id="rIdqxxtjpt1b77udvbx4bqv3">
+            <w:hyperlink w:history="1" r:id="rIdbyemc-v8ez2igh3hmyhrq">
               <w:r>
                 <w:rPr>
                   <w:rFonts w:ascii="Arial" w:cs="Arial" w:eastAsia="Arial" w:hAnsi="Arial"/>
@@ -13644,7 +13644,7 @@
             <w:pPr>
               <w:spacing w:after="20" w:before="0"/>
             </w:pPr>
-            <w:hyperlink w:history="1" r:id="rIdzcjlncfcsb76tei_spgmy">
+            <w:hyperlink w:history="1" r:id="rIdap6llqc1llusigjmr6n90">
               <w:r>
                 <w:rPr>
                   <w:rFonts w:ascii="Arial" w:cs="Arial" w:eastAsia="Arial" w:hAnsi="Arial"/>
@@ -13677,7 +13677,7 @@
               <w:spacing w:after="10" w:before="0"/>
               <w:ind w:left="120"/>
             </w:pPr>
-            <w:hyperlink w:history="1" r:id="rIddtbbmnkuuq50egxcsz10h">
+            <w:hyperlink w:history="1" r:id="rIdapzicnpvagivihwqnu5p9">
               <w:r>
                 <w:rPr>
                   <w:rFonts w:ascii="Arial" w:cs="Arial" w:eastAsia="Arial" w:hAnsi="Arial"/>
@@ -13722,7 +13722,7 @@
             <w:pPr>
               <w:spacing w:after="20" w:before="0"/>
             </w:pPr>
-            <w:hyperlink w:history="1" r:id="rIdrglw48pbp5-x9cz6l7n3c">
+            <w:hyperlink w:history="1" r:id="rIdgvktpv1ehhbl-gk45mwj_">
               <w:r>
                 <w:rPr>
                   <w:rFonts w:ascii="Arial" w:cs="Arial" w:eastAsia="Arial" w:hAnsi="Arial"/>
@@ -13755,7 +13755,7 @@
               <w:spacing w:after="10" w:before="0"/>
               <w:ind w:left="120"/>
             </w:pPr>
-            <w:hyperlink w:history="1" r:id="rId9mknotwvn6jfxt65yjnsn">
+            <w:hyperlink w:history="1" r:id="rIduyarmfwy2fuy5p77qb5xo">
               <w:r>
                 <w:rPr>
                   <w:rFonts w:ascii="Arial" w:cs="Arial" w:eastAsia="Arial" w:hAnsi="Arial"/>
@@ -13950,7 +13950,7 @@
             <w:pPr>
               <w:spacing w:after="20" w:before="0"/>
             </w:pPr>
-            <w:hyperlink w:history="1" r:id="rIdiippsrjz_hoqfi72waf3m">
+            <w:hyperlink w:history="1" r:id="rId5fas0aaudhf3y2qdre5tz">
               <w:r>
                 <w:rPr>
                   <w:rFonts w:ascii="Arial" w:cs="Arial" w:eastAsia="Arial" w:hAnsi="Arial"/>
@@ -13983,7 +13983,7 @@
               <w:spacing w:after="10" w:before="0"/>
               <w:ind w:left="120"/>
             </w:pPr>
-            <w:hyperlink w:history="1" r:id="rIdk6ozjdnyey7j-halx3xxd">
+            <w:hyperlink w:history="1" r:id="rId-lo2m2ftbqlgigayqief8">
               <w:r>
                 <w:rPr>
                   <w:rFonts w:ascii="Arial" w:cs="Arial" w:eastAsia="Arial" w:hAnsi="Arial"/>
@@ -14028,7 +14028,7 @@
             <w:pPr>
               <w:spacing w:after="20" w:before="0"/>
             </w:pPr>
-            <w:hyperlink w:history="1" r:id="rId-ezi-eqvqa4vzdtpczudd">
+            <w:hyperlink w:history="1" r:id="rIdvgpftiw8vdh3payae2wjq">
               <w:r>
                 <w:rPr>
                   <w:rFonts w:ascii="Arial" w:cs="Arial" w:eastAsia="Arial" w:hAnsi="Arial"/>
@@ -14061,7 +14061,7 @@
               <w:spacing w:after="10" w:before="0"/>
               <w:ind w:left="120"/>
             </w:pPr>
-            <w:hyperlink w:history="1" r:id="rIdxmqidguf9boo40qjbkxs_">
+            <w:hyperlink w:history="1" r:id="rIdm-1zivzomfplcbedcanmg">
               <w:r>
                 <w:rPr>
                   <w:rFonts w:ascii="Arial" w:cs="Arial" w:eastAsia="Arial" w:hAnsi="Arial"/>
@@ -15548,7 +15548,7 @@
             <w:pPr>
               <w:spacing w:after="20" w:before="0"/>
             </w:pPr>
-            <w:hyperlink w:history="1" r:id="rId7nxafrycnsjughn7evycm">
+            <w:hyperlink w:history="1" r:id="rIdvylxf9a2w6-kzymbucog2">
               <w:r>
                 <w:rPr>
                   <w:rFonts w:ascii="Arial" w:cs="Arial" w:eastAsia="Arial" w:hAnsi="Arial"/>
@@ -15581,7 +15581,7 @@
               <w:spacing w:after="10" w:before="0"/>
               <w:ind w:left="120"/>
             </w:pPr>
-            <w:hyperlink w:history="1" r:id="rIdm2v07fkdgwx0hfzzocu9l">
+            <w:hyperlink w:history="1" r:id="rIdendeilurjlikbtbmdvqfn">
               <w:r>
                 <w:rPr>
                   <w:rFonts w:ascii="Arial" w:cs="Arial" w:eastAsia="Arial" w:hAnsi="Arial"/>
@@ -15626,7 +15626,7 @@
             <w:pPr>
               <w:spacing w:after="20" w:before="0"/>
             </w:pPr>
-            <w:hyperlink w:history="1" r:id="rId7f38qunoewdofvolwlrp6">
+            <w:hyperlink w:history="1" r:id="rIdnc0lffb_18u5lzod0wdst">
               <w:r>
                 <w:rPr>
                   <w:rFonts w:ascii="Arial" w:cs="Arial" w:eastAsia="Arial" w:hAnsi="Arial"/>
@@ -15659,7 +15659,7 @@
               <w:spacing w:after="10" w:before="0"/>
               <w:ind w:left="120"/>
             </w:pPr>
-            <w:hyperlink w:history="1" r:id="rIds1srrc1myp8ru46oqqngy">
+            <w:hyperlink w:history="1" r:id="rIdljhpq8jdn1q0-zx7wogn1">
               <w:r>
                 <w:rPr>
                   <w:rFonts w:ascii="Arial" w:cs="Arial" w:eastAsia="Arial" w:hAnsi="Arial"/>
@@ -15854,7 +15854,7 @@
             <w:pPr>
               <w:spacing w:after="20" w:before="0"/>
             </w:pPr>
-            <w:hyperlink w:history="1" r:id="rId4hb17bmw_405pcn9_sxdv">
+            <w:hyperlink w:history="1" r:id="rId9qhhivebwub0g4oitzyuq">
               <w:r>
                 <w:rPr>
                   <w:rFonts w:ascii="Arial" w:cs="Arial" w:eastAsia="Arial" w:hAnsi="Arial"/>
@@ -15887,7 +15887,7 @@
               <w:spacing w:after="10" w:before="0"/>
               <w:ind w:left="120"/>
             </w:pPr>
-            <w:hyperlink w:history="1" r:id="rId_eztx7s3vmmu6bly9obtg">
+            <w:hyperlink w:history="1" r:id="rIdsc3c9w-dlbjdqbogv-0v4">
               <w:r>
                 <w:rPr>
                   <w:rFonts w:ascii="Arial" w:cs="Arial" w:eastAsia="Arial" w:hAnsi="Arial"/>
@@ -15932,7 +15932,7 @@
             <w:pPr>
               <w:spacing w:after="20" w:before="0"/>
             </w:pPr>
-            <w:hyperlink w:history="1" r:id="rIdyarvnvsqipmwtmfksxsok">
+            <w:hyperlink w:history="1" r:id="rIdup1wbot4x0eq3vl6fgspr">
               <w:r>
                 <w:rPr>
                   <w:rFonts w:ascii="Arial" w:cs="Arial" w:eastAsia="Arial" w:hAnsi="Arial"/>
@@ -15965,7 +15965,7 @@
               <w:spacing w:after="10" w:before="0"/>
               <w:ind w:left="120"/>
             </w:pPr>
-            <w:hyperlink w:history="1" r:id="rIdfktjp3lyqgi4pe3fd2si6">
+            <w:hyperlink w:history="1" r:id="rIdtn2gnikagk2y2y1q_tzi3">
               <w:r>
                 <w:rPr>
                   <w:rFonts w:ascii="Arial" w:cs="Arial" w:eastAsia="Arial" w:hAnsi="Arial"/>
@@ -16160,7 +16160,7 @@
             <w:pPr>
               <w:spacing w:after="20" w:before="0"/>
             </w:pPr>
-            <w:hyperlink w:history="1" r:id="rIdbx6fjurx88rmnri-2vl08">
+            <w:hyperlink w:history="1" r:id="rIdkicgfdrje3oa-yvnsesc6">
               <w:r>
                 <w:rPr>
                   <w:rFonts w:ascii="Arial" w:cs="Arial" w:eastAsia="Arial" w:hAnsi="Arial"/>
@@ -16193,7 +16193,7 @@
               <w:spacing w:after="10" w:before="0"/>
               <w:ind w:left="120"/>
             </w:pPr>
-            <w:hyperlink w:history="1" r:id="rIdjljzu_87lmkmm2ahqiyvu">
+            <w:hyperlink w:history="1" r:id="rIdi1c_nb7qdm-cqipo9qfrr">
               <w:r>
                 <w:rPr>
                   <w:rFonts w:ascii="Arial" w:cs="Arial" w:eastAsia="Arial" w:hAnsi="Arial"/>
@@ -16238,7 +16238,7 @@
             <w:pPr>
               <w:spacing w:after="20" w:before="0"/>
             </w:pPr>
-            <w:hyperlink w:history="1" r:id="rIdst2bq-kpinixnes_q5jhx">
+            <w:hyperlink w:history="1" r:id="rId3cge0lwzlvyjuvl-u38z1">
               <w:r>
                 <w:rPr>
                   <w:rFonts w:ascii="Arial" w:cs="Arial" w:eastAsia="Arial" w:hAnsi="Arial"/>
@@ -16271,7 +16271,7 @@
               <w:spacing w:after="10" w:before="0"/>
               <w:ind w:left="120"/>
             </w:pPr>
-            <w:hyperlink w:history="1" r:id="rId74y5ksmtk8jupmtlymdgw">
+            <w:hyperlink w:history="1" r:id="rIdstygmndykiggk6letp-wf">
               <w:r>
                 <w:rPr>
                   <w:rFonts w:ascii="Arial" w:cs="Arial" w:eastAsia="Arial" w:hAnsi="Arial"/>
@@ -16466,7 +16466,7 @@
             <w:pPr>
               <w:spacing w:after="20" w:before="0"/>
             </w:pPr>
-            <w:hyperlink w:history="1" r:id="rIdpkefavltdmoh8s_zciry_">
+            <w:hyperlink w:history="1" r:id="rId4ml2crsn41jr5zve09duh">
               <w:r>
                 <w:rPr>
                   <w:rFonts w:ascii="Arial" w:cs="Arial" w:eastAsia="Arial" w:hAnsi="Arial"/>
@@ -16499,7 +16499,7 @@
               <w:spacing w:after="10" w:before="0"/>
               <w:ind w:left="120"/>
             </w:pPr>
-            <w:hyperlink w:history="1" r:id="rId52elbjvegqh2xde6oqgkl">
+            <w:hyperlink w:history="1" r:id="rIdohn4riupbrw4apddzhdmd">
               <w:r>
                 <w:rPr>
                   <w:rFonts w:ascii="Arial" w:cs="Arial" w:eastAsia="Arial" w:hAnsi="Arial"/>
@@ -16544,7 +16544,7 @@
             <w:pPr>
               <w:spacing w:after="20" w:before="0"/>
             </w:pPr>
-            <w:hyperlink w:history="1" r:id="rIditufbdb8vejfmneul_prd">
+            <w:hyperlink w:history="1" r:id="rIdw8wo6dtdhf0fj9j29day6">
               <w:r>
                 <w:rPr>
                   <w:rFonts w:ascii="Arial" w:cs="Arial" w:eastAsia="Arial" w:hAnsi="Arial"/>
@@ -16577,7 +16577,7 @@
               <w:spacing w:after="10" w:before="0"/>
               <w:ind w:left="120"/>
             </w:pPr>
-            <w:hyperlink w:history="1" r:id="rId-okrr60ss0bcbmukzgjol">
+            <w:hyperlink w:history="1" r:id="rIdq4l5ecfhvkxnftepbszkq">
               <w:r>
                 <w:rPr>
                   <w:rFonts w:ascii="Arial" w:cs="Arial" w:eastAsia="Arial" w:hAnsi="Arial"/>
@@ -16772,7 +16772,7 @@
             <w:pPr>
               <w:spacing w:after="20" w:before="0"/>
             </w:pPr>
-            <w:hyperlink w:history="1" r:id="rIdrvvitbf8ltm008sfojtb5">
+            <w:hyperlink w:history="1" r:id="rIde1egrk6pllwvh5h3rpyot">
               <w:r>
                 <w:rPr>
                   <w:rFonts w:ascii="Arial" w:cs="Arial" w:eastAsia="Arial" w:hAnsi="Arial"/>
@@ -16805,7 +16805,7 @@
               <w:spacing w:after="10" w:before="0"/>
               <w:ind w:left="120"/>
             </w:pPr>
-            <w:hyperlink w:history="1" r:id="rIdmytifwun6aza1s7ov4qva">
+            <w:hyperlink w:history="1" r:id="rId9lrynhv2y0knbjcnbklgy">
               <w:r>
                 <w:rPr>
                   <w:rFonts w:ascii="Arial" w:cs="Arial" w:eastAsia="Arial" w:hAnsi="Arial"/>
@@ -16850,7 +16850,7 @@
             <w:pPr>
               <w:spacing w:after="20" w:before="0"/>
             </w:pPr>
-            <w:hyperlink w:history="1" r:id="rIdorhjilogltkri8njntiuk">
+            <w:hyperlink w:history="1" r:id="rIdgzba1w8k8crkdl8eertyt">
               <w:r>
                 <w:rPr>
                   <w:rFonts w:ascii="Arial" w:cs="Arial" w:eastAsia="Arial" w:hAnsi="Arial"/>
@@ -16883,7 +16883,7 @@
               <w:spacing w:after="10" w:before="0"/>
               <w:ind w:left="120"/>
             </w:pPr>
-            <w:hyperlink w:history="1" r:id="rId8oqf1tpxdkebo3gire2yk">
+            <w:hyperlink w:history="1" r:id="rIdjayza7tawhdb7eab7bmf7">
               <w:r>
                 <w:rPr>
                   <w:rFonts w:ascii="Arial" w:cs="Arial" w:eastAsia="Arial" w:hAnsi="Arial"/>
@@ -18465,7 +18465,7 @@
             <w:pPr>
               <w:spacing w:after="20" w:before="0"/>
             </w:pPr>
-            <w:hyperlink w:history="1" r:id="rIdh9cyfncigjndq_zu0bs6q">
+            <w:hyperlink w:history="1" r:id="rIde4utisl0msw3m-w4_ie-a">
               <w:r>
                 <w:rPr>
                   <w:rFonts w:ascii="Arial" w:cs="Arial" w:eastAsia="Arial" w:hAnsi="Arial"/>
@@ -18498,7 +18498,7 @@
               <w:spacing w:after="10" w:before="0"/>
               <w:ind w:left="120"/>
             </w:pPr>
-            <w:hyperlink w:history="1" r:id="rIdwdgtflodkube4l_lbwnss">
+            <w:hyperlink w:history="1" r:id="rIdscwcxyfmaezr-majla9ng">
               <w:r>
                 <w:rPr>
                   <w:rFonts w:ascii="Arial" w:cs="Arial" w:eastAsia="Arial" w:hAnsi="Arial"/>
@@ -18543,7 +18543,7 @@
             <w:pPr>
               <w:spacing w:after="20" w:before="0"/>
             </w:pPr>
-            <w:hyperlink w:history="1" r:id="rIdgh6zetrd363u1yqmcvqtx">
+            <w:hyperlink w:history="1" r:id="rIdft9tr6bzx_pvepcqlmmrg">
               <w:r>
                 <w:rPr>
                   <w:rFonts w:ascii="Arial" w:cs="Arial" w:eastAsia="Arial" w:hAnsi="Arial"/>
@@ -18576,7 +18576,7 @@
               <w:spacing w:after="10" w:before="0"/>
               <w:ind w:left="120"/>
             </w:pPr>
-            <w:hyperlink w:history="1" r:id="rId1vcwagmawyxtydn3pagpf">
+            <w:hyperlink w:history="1" r:id="rId6z0yaf9qbzj24nknbyg_x">
               <w:r>
                 <w:rPr>
                   <w:rFonts w:ascii="Arial" w:cs="Arial" w:eastAsia="Arial" w:hAnsi="Arial"/>
@@ -18771,7 +18771,7 @@
             <w:pPr>
               <w:spacing w:after="20" w:before="0"/>
             </w:pPr>
-            <w:hyperlink w:history="1" r:id="rIdwepec-zlnsnxzukizplb7">
+            <w:hyperlink w:history="1" r:id="rIdp89wqms6ptdk0dzezsqzm">
               <w:r>
                 <w:rPr>
                   <w:rFonts w:ascii="Arial" w:cs="Arial" w:eastAsia="Arial" w:hAnsi="Arial"/>
@@ -18804,7 +18804,7 @@
               <w:spacing w:after="10" w:before="0"/>
               <w:ind w:left="120"/>
             </w:pPr>
-            <w:hyperlink w:history="1" r:id="rIdc0aavnxbjsjxnicvd50el">
+            <w:hyperlink w:history="1" r:id="rIdiulgbjsc0ql8f289uqofw">
               <w:r>
                 <w:rPr>
                   <w:rFonts w:ascii="Arial" w:cs="Arial" w:eastAsia="Arial" w:hAnsi="Arial"/>
@@ -18849,7 +18849,7 @@
             <w:pPr>
               <w:spacing w:after="20" w:before="0"/>
             </w:pPr>
-            <w:hyperlink w:history="1" r:id="rIdymslkohtdwldrqqjsclha">
+            <w:hyperlink w:history="1" r:id="rIducl2lbxhrivtz6kk-uhch">
               <w:r>
                 <w:rPr>
                   <w:rFonts w:ascii="Arial" w:cs="Arial" w:eastAsia="Arial" w:hAnsi="Arial"/>
@@ -18882,7 +18882,7 @@
               <w:spacing w:after="10" w:before="0"/>
               <w:ind w:left="120"/>
             </w:pPr>
-            <w:hyperlink w:history="1" r:id="rIdcwiu-otf_awnwmr9ybz_v">
+            <w:hyperlink w:history="1" r:id="rIdmpdfdgr3hdrh_cwn2_pn8">
               <w:r>
                 <w:rPr>
                   <w:rFonts w:ascii="Arial" w:cs="Arial" w:eastAsia="Arial" w:hAnsi="Arial"/>
@@ -19077,7 +19077,7 @@
             <w:pPr>
               <w:spacing w:after="20" w:before="0"/>
             </w:pPr>
-            <w:hyperlink w:history="1" r:id="rIditmxydzzv2esvk91x3adg">
+            <w:hyperlink w:history="1" r:id="rId75mnwvozzxb6hiv7jbljm">
               <w:r>
                 <w:rPr>
                   <w:rFonts w:ascii="Arial" w:cs="Arial" w:eastAsia="Arial" w:hAnsi="Arial"/>
@@ -19110,7 +19110,7 @@
               <w:spacing w:after="10" w:before="0"/>
               <w:ind w:left="120"/>
             </w:pPr>
-            <w:hyperlink w:history="1" r:id="rIduc7q7h39sil7c_kyn3fd6">
+            <w:hyperlink w:history="1" r:id="rIdr3_wzm2elcqjtgsdohiye">
               <w:r>
                 <w:rPr>
                   <w:rFonts w:ascii="Arial" w:cs="Arial" w:eastAsia="Arial" w:hAnsi="Arial"/>
@@ -19155,7 +19155,7 @@
             <w:pPr>
               <w:spacing w:after="20" w:before="0"/>
             </w:pPr>
-            <w:hyperlink w:history="1" r:id="rId68ztk8ndygctmlkqn_mxj">
+            <w:hyperlink w:history="1" r:id="rIdvo7cztwlhis9o760cwvrx">
               <w:r>
                 <w:rPr>
                   <w:rFonts w:ascii="Arial" w:cs="Arial" w:eastAsia="Arial" w:hAnsi="Arial"/>
@@ -19188,7 +19188,7 @@
               <w:spacing w:after="10" w:before="0"/>
               <w:ind w:left="120"/>
             </w:pPr>
-            <w:hyperlink w:history="1" r:id="rIdac2iy8vj0nt1neoerqk5f">
+            <w:hyperlink w:history="1" r:id="rId6elqqfcg3damjirkrepvq">
               <w:r>
                 <w:rPr>
                   <w:rFonts w:ascii="Arial" w:cs="Arial" w:eastAsia="Arial" w:hAnsi="Arial"/>
@@ -19383,7 +19383,7 @@
             <w:pPr>
               <w:spacing w:after="20" w:before="0"/>
             </w:pPr>
-            <w:hyperlink w:history="1" r:id="rIdlgq4at8wz8ylrusxakf7g">
+            <w:hyperlink w:history="1" r:id="rIdnrn1v0uozdks4bzrl3u6x">
               <w:r>
                 <w:rPr>
                   <w:rFonts w:ascii="Arial" w:cs="Arial" w:eastAsia="Arial" w:hAnsi="Arial"/>
@@ -19416,7 +19416,7 @@
               <w:spacing w:after="10" w:before="0"/>
               <w:ind w:left="120"/>
             </w:pPr>
-            <w:hyperlink w:history="1" r:id="rIddg-mamyoxkxtxwoszmwv1">
+            <w:hyperlink w:history="1" r:id="rIdoypru09cxetugs4u_5xsg">
               <w:r>
                 <w:rPr>
                   <w:rFonts w:ascii="Arial" w:cs="Arial" w:eastAsia="Arial" w:hAnsi="Arial"/>
@@ -19461,7 +19461,7 @@
             <w:pPr>
               <w:spacing w:after="20" w:before="0"/>
             </w:pPr>
-            <w:hyperlink w:history="1" r:id="rIdhsak99nqmzbp4lffstspk">
+            <w:hyperlink w:history="1" r:id="rIdqvsgu3ffjoqkchene_l_m">
               <w:r>
                 <w:rPr>
                   <w:rFonts w:ascii="Arial" w:cs="Arial" w:eastAsia="Arial" w:hAnsi="Arial"/>
@@ -19494,7 +19494,7 @@
               <w:spacing w:after="10" w:before="0"/>
               <w:ind w:left="120"/>
             </w:pPr>
-            <w:hyperlink w:history="1" r:id="rIdqawoiqy3efdekmfojjig5">
+            <w:hyperlink w:history="1" r:id="rIdzlmfsrjsiiw-aitdsqmrl">
               <w:r>
                 <w:rPr>
                   <w:rFonts w:ascii="Arial" w:cs="Arial" w:eastAsia="Arial" w:hAnsi="Arial"/>
@@ -19689,7 +19689,7 @@
             <w:pPr>
               <w:spacing w:after="20" w:before="0"/>
             </w:pPr>
-            <w:hyperlink w:history="1" r:id="rIddnkmwv5ykacb5wi00s-_r">
+            <w:hyperlink w:history="1" r:id="rId5hgy3hl0zstxu5ng9o5yz">
               <w:r>
                 <w:rPr>
                   <w:rFonts w:ascii="Arial" w:cs="Arial" w:eastAsia="Arial" w:hAnsi="Arial"/>
@@ -19722,7 +19722,7 @@
               <w:spacing w:after="10" w:before="0"/>
               <w:ind w:left="120"/>
             </w:pPr>
-            <w:hyperlink w:history="1" r:id="rIdb8kpfqc8dbuygk86zzuni">
+            <w:hyperlink w:history="1" r:id="rIdy9vefhzvu_szwgflux1e0">
               <w:r>
                 <w:rPr>
                   <w:rFonts w:ascii="Arial" w:cs="Arial" w:eastAsia="Arial" w:hAnsi="Arial"/>
@@ -19767,7 +19767,7 @@
             <w:pPr>
               <w:spacing w:after="20" w:before="0"/>
             </w:pPr>
-            <w:hyperlink w:history="1" r:id="rId7nmxiqhsepfzodorb-nyt">
+            <w:hyperlink w:history="1" r:id="rIdy2bclfeqdlowm9b6smufg">
               <w:r>
                 <w:rPr>
                   <w:rFonts w:ascii="Arial" w:cs="Arial" w:eastAsia="Arial" w:hAnsi="Arial"/>
@@ -19800,7 +19800,7 @@
               <w:spacing w:after="10" w:before="0"/>
               <w:ind w:left="120"/>
             </w:pPr>
-            <w:hyperlink w:history="1" r:id="rIdoin5z1d5vyhkpirh-9i95">
+            <w:hyperlink w:history="1" r:id="rIdg75t4db2aju9w12s3dmi7">
               <w:r>
                 <w:rPr>
                   <w:rFonts w:ascii="Arial" w:cs="Arial" w:eastAsia="Arial" w:hAnsi="Arial"/>
@@ -21287,7 +21287,7 @@
             <w:pPr>
               <w:spacing w:after="20" w:before="0"/>
             </w:pPr>
-            <w:hyperlink w:history="1" r:id="rIdlaxc-hdgvntfiasyrxnls">
+            <w:hyperlink w:history="1" r:id="rIdagqp6swadhwf18f9jtaek">
               <w:r>
                 <w:rPr>
                   <w:rFonts w:ascii="Arial" w:cs="Arial" w:eastAsia="Arial" w:hAnsi="Arial"/>
@@ -21320,7 +21320,7 @@
               <w:spacing w:after="10" w:before="0"/>
               <w:ind w:left="120"/>
             </w:pPr>
-            <w:hyperlink w:history="1" r:id="rIdobwahpvszprgrfla-1lhn">
+            <w:hyperlink w:history="1" r:id="rIdfuastgm4niaizyhsvt9fz">
               <w:r>
                 <w:rPr>
                   <w:rFonts w:ascii="Arial" w:cs="Arial" w:eastAsia="Arial" w:hAnsi="Arial"/>
@@ -21365,7 +21365,7 @@
             <w:pPr>
               <w:spacing w:after="20" w:before="0"/>
             </w:pPr>
-            <w:hyperlink w:history="1" r:id="rIdu4w8k2yppsl3ozr1kfdzk">
+            <w:hyperlink w:history="1" r:id="rIdepskki0h42-pcrdwvnklp">
               <w:r>
                 <w:rPr>
                   <w:rFonts w:ascii="Arial" w:cs="Arial" w:eastAsia="Arial" w:hAnsi="Arial"/>
@@ -21398,7 +21398,7 @@
               <w:spacing w:after="10" w:before="0"/>
               <w:ind w:left="120"/>
             </w:pPr>
-            <w:hyperlink w:history="1" r:id="rIdj2z9y2dk6kipmgnu07lbl">
+            <w:hyperlink w:history="1" r:id="rIdxxdv8jq5q9q8pgeavrsio">
               <w:r>
                 <w:rPr>
                   <w:rFonts w:ascii="Arial" w:cs="Arial" w:eastAsia="Arial" w:hAnsi="Arial"/>
@@ -21593,7 +21593,7 @@
             <w:pPr>
               <w:spacing w:after="20" w:before="0"/>
             </w:pPr>
-            <w:hyperlink w:history="1" r:id="rId89udknrz_kzhupzmuwpmx">
+            <w:hyperlink w:history="1" r:id="rId7j7qzaulm-gzezvvsbgkr">
               <w:r>
                 <w:rPr>
                   <w:rFonts w:ascii="Arial" w:cs="Arial" w:eastAsia="Arial" w:hAnsi="Arial"/>
@@ -21626,7 +21626,7 @@
               <w:spacing w:after="10" w:before="0"/>
               <w:ind w:left="120"/>
             </w:pPr>
-            <w:hyperlink w:history="1" r:id="rIdnurqo3xinyg3c9bjmta9-">
+            <w:hyperlink w:history="1" r:id="rIdhpa1uh52g3znp4pcva4yf">
               <w:r>
                 <w:rPr>
                   <w:rFonts w:ascii="Arial" w:cs="Arial" w:eastAsia="Arial" w:hAnsi="Arial"/>
@@ -21671,7 +21671,7 @@
             <w:pPr>
               <w:spacing w:after="20" w:before="0"/>
             </w:pPr>
-            <w:hyperlink w:history="1" r:id="rIdhkgwjbffd-qaky5dx0dm7">
+            <w:hyperlink w:history="1" r:id="rIdokfxi-e9mmhffd8xflhd2">
               <w:r>
                 <w:rPr>
                   <w:rFonts w:ascii="Arial" w:cs="Arial" w:eastAsia="Arial" w:hAnsi="Arial"/>
@@ -21704,7 +21704,7 @@
               <w:spacing w:after="10" w:before="0"/>
               <w:ind w:left="120"/>
             </w:pPr>
-            <w:hyperlink w:history="1" r:id="rIdcsaehegi2qgaxvvyix_8k">
+            <w:hyperlink w:history="1" r:id="rId1zexwh_qukaazl9cjix49">
               <w:r>
                 <w:rPr>
                   <w:rFonts w:ascii="Arial" w:cs="Arial" w:eastAsia="Arial" w:hAnsi="Arial"/>
@@ -21899,7 +21899,7 @@
             <w:pPr>
               <w:spacing w:after="20" w:before="0"/>
             </w:pPr>
-            <w:hyperlink w:history="1" r:id="rIdfo4viuwsudrifye-nj0ui">
+            <w:hyperlink w:history="1" r:id="rIdixdvztvhzaiyfh6zcu8sp">
               <w:r>
                 <w:rPr>
                   <w:rFonts w:ascii="Arial" w:cs="Arial" w:eastAsia="Arial" w:hAnsi="Arial"/>
@@ -21932,7 +21932,7 @@
               <w:spacing w:after="10" w:before="0"/>
               <w:ind w:left="120"/>
             </w:pPr>
-            <w:hyperlink w:history="1" r:id="rIdin6ypp1sr-ny5m1qnppi0">
+            <w:hyperlink w:history="1" r:id="rIdianjcagf5ve9jdmgo0pxu">
               <w:r>
                 <w:rPr>
                   <w:rFonts w:ascii="Arial" w:cs="Arial" w:eastAsia="Arial" w:hAnsi="Arial"/>
@@ -21977,7 +21977,7 @@
             <w:pPr>
               <w:spacing w:after="20" w:before="0"/>
             </w:pPr>
-            <w:hyperlink w:history="1" r:id="rId452zcwj1zojijokhx9b23">
+            <w:hyperlink w:history="1" r:id="rIdqcwjprzzrowbb_jd_hxld">
               <w:r>
                 <w:rPr>
                   <w:rFonts w:ascii="Arial" w:cs="Arial" w:eastAsia="Arial" w:hAnsi="Arial"/>
@@ -22010,7 +22010,7 @@
               <w:spacing w:after="10" w:before="0"/>
               <w:ind w:left="120"/>
             </w:pPr>
-            <w:hyperlink w:history="1" r:id="rIde6-zglb-b3yfzs7j6n7hf">
+            <w:hyperlink w:history="1" r:id="rIdpu24u0f3xamgvmbzn4uyt">
               <w:r>
                 <w:rPr>
                   <w:rFonts w:ascii="Arial" w:cs="Arial" w:eastAsia="Arial" w:hAnsi="Arial"/>
@@ -22205,7 +22205,7 @@
             <w:pPr>
               <w:spacing w:after="20" w:before="0"/>
             </w:pPr>
-            <w:hyperlink w:history="1" r:id="rIdlqow2xaxlukymxhfnf08s">
+            <w:hyperlink w:history="1" r:id="rId169cg79vhzehuu1rwoagy">
               <w:r>
                 <w:rPr>
                   <w:rFonts w:ascii="Arial" w:cs="Arial" w:eastAsia="Arial" w:hAnsi="Arial"/>
@@ -22238,7 +22238,7 @@
               <w:spacing w:after="10" w:before="0"/>
               <w:ind w:left="120"/>
             </w:pPr>
-            <w:hyperlink w:history="1" r:id="rIdvawgwdpv0vpkymm90_neu">
+            <w:hyperlink w:history="1" r:id="rIdlqktrcf8usq6c_ae9znsg">
               <w:r>
                 <w:rPr>
                   <w:rFonts w:ascii="Arial" w:cs="Arial" w:eastAsia="Arial" w:hAnsi="Arial"/>
@@ -22283,7 +22283,7 @@
             <w:pPr>
               <w:spacing w:after="20" w:before="0"/>
             </w:pPr>
-            <w:hyperlink w:history="1" r:id="rIdo3ompcj3fzediituajco8">
+            <w:hyperlink w:history="1" r:id="rIdlcwext8px6ixsinxm0-zk">
               <w:r>
                 <w:rPr>
                   <w:rFonts w:ascii="Arial" w:cs="Arial" w:eastAsia="Arial" w:hAnsi="Arial"/>
@@ -22316,7 +22316,7 @@
               <w:spacing w:after="10" w:before="0"/>
               <w:ind w:left="120"/>
             </w:pPr>
-            <w:hyperlink w:history="1" r:id="rId37odgrllpyrsfqkhiexj8">
+            <w:hyperlink w:history="1" r:id="rIdp44sekibr6lxoh0dyl55y">
               <w:r>
                 <w:rPr>
                   <w:rFonts w:ascii="Arial" w:cs="Arial" w:eastAsia="Arial" w:hAnsi="Arial"/>
@@ -22511,7 +22511,7 @@
             <w:pPr>
               <w:spacing w:after="20" w:before="0"/>
             </w:pPr>
-            <w:hyperlink w:history="1" r:id="rIdj8kypbj0gjobxrdrykjdv">
+            <w:hyperlink w:history="1" r:id="rId-ricrmdnomyqxfkd_fw2r">
               <w:r>
                 <w:rPr>
                   <w:rFonts w:ascii="Arial" w:cs="Arial" w:eastAsia="Arial" w:hAnsi="Arial"/>
@@ -22544,7 +22544,7 @@
               <w:spacing w:after="10" w:before="0"/>
               <w:ind w:left="120"/>
             </w:pPr>
-            <w:hyperlink w:history="1" r:id="rId8mek2rxltymr8evndek_l">
+            <w:hyperlink w:history="1" r:id="rIdmhmaxyjckz8fdqae4b2k3">
               <w:r>
                 <w:rPr>
                   <w:rFonts w:ascii="Arial" w:cs="Arial" w:eastAsia="Arial" w:hAnsi="Arial"/>
@@ -22589,7 +22589,7 @@
             <w:pPr>
               <w:spacing w:after="20" w:before="0"/>
             </w:pPr>
-            <w:hyperlink w:history="1" r:id="rId_izlmp4mhl2r0-jkvt-eb">
+            <w:hyperlink w:history="1" r:id="rIdwx0yoraw-jgc5vttu6vay">
               <w:r>
                 <w:rPr>
                   <w:rFonts w:ascii="Arial" w:cs="Arial" w:eastAsia="Arial" w:hAnsi="Arial"/>
@@ -22622,7 +22622,7 @@
               <w:spacing w:after="10" w:before="0"/>
               <w:ind w:left="120"/>
             </w:pPr>
-            <w:hyperlink w:history="1" r:id="rIdluvi8niowbxvd1ykar-cl">
+            <w:hyperlink w:history="1" r:id="rIdl3c1-b-8rgt0n0njg70u8">
               <w:r>
                 <w:rPr>
                   <w:rFonts w:ascii="Arial" w:cs="Arial" w:eastAsia="Arial" w:hAnsi="Arial"/>
@@ -24109,7 +24109,7 @@
             <w:pPr>
               <w:spacing w:after="20" w:before="0"/>
             </w:pPr>
-            <w:hyperlink w:history="1" r:id="rIdqt12cqagaletv4vnvkiv4">
+            <w:hyperlink w:history="1" r:id="rIdtsbowbn4m_z5fbvwwrzjj">
               <w:r>
                 <w:rPr>
                   <w:rFonts w:ascii="Arial" w:cs="Arial" w:eastAsia="Arial" w:hAnsi="Arial"/>
@@ -24142,7 +24142,7 @@
               <w:spacing w:after="10" w:before="0"/>
               <w:ind w:left="120"/>
             </w:pPr>
-            <w:hyperlink w:history="1" r:id="rId1bnpp6d3_ta0flbb05f15">
+            <w:hyperlink w:history="1" r:id="rIdfaxr6-4l6queddi6cuftc">
               <w:r>
                 <w:rPr>
                   <w:rFonts w:ascii="Arial" w:cs="Arial" w:eastAsia="Arial" w:hAnsi="Arial"/>
@@ -24187,7 +24187,7 @@
             <w:pPr>
               <w:spacing w:after="20" w:before="0"/>
             </w:pPr>
-            <w:hyperlink w:history="1" r:id="rId6zhufyjfhqshj2s5rhqre">
+            <w:hyperlink w:history="1" r:id="rId7fb-scg-8f94ammjoodk6">
               <w:r>
                 <w:rPr>
                   <w:rFonts w:ascii="Arial" w:cs="Arial" w:eastAsia="Arial" w:hAnsi="Arial"/>
@@ -24220,7 +24220,7 @@
               <w:spacing w:after="10" w:before="0"/>
               <w:ind w:left="120"/>
             </w:pPr>
-            <w:hyperlink w:history="1" r:id="rIdwrc5bxpe8zijuha5whz-6">
+            <w:hyperlink w:history="1" r:id="rIdbhaoivrepvslkxxl3ixy-">
               <w:r>
                 <w:rPr>
                   <w:rFonts w:ascii="Arial" w:cs="Arial" w:eastAsia="Arial" w:hAnsi="Arial"/>
@@ -24415,7 +24415,7 @@
             <w:pPr>
               <w:spacing w:after="20" w:before="0"/>
             </w:pPr>
-            <w:hyperlink w:history="1" r:id="rId-b9xn3xgozjmxogv-7mc_">
+            <w:hyperlink w:history="1" r:id="rId8rgd0at550ewb7_f7hfzb">
               <w:r>
                 <w:rPr>
                   <w:rFonts w:ascii="Arial" w:cs="Arial" w:eastAsia="Arial" w:hAnsi="Arial"/>
@@ -24448,7 +24448,7 @@
               <w:spacing w:after="10" w:before="0"/>
               <w:ind w:left="120"/>
             </w:pPr>
-            <w:hyperlink w:history="1" r:id="rIdn9i1gnxc36jpipb8p7brq">
+            <w:hyperlink w:history="1" r:id="rIdlzauki2ytduqdxw9trazq">
               <w:r>
                 <w:rPr>
                   <w:rFonts w:ascii="Arial" w:cs="Arial" w:eastAsia="Arial" w:hAnsi="Arial"/>
@@ -24493,7 +24493,7 @@
             <w:pPr>
               <w:spacing w:after="20" w:before="0"/>
             </w:pPr>
-            <w:hyperlink w:history="1" r:id="rIdkrp_of9dqar29rx5hfq8_">
+            <w:hyperlink w:history="1" r:id="rIdwzmjelwdwr__vxnxqbupt">
               <w:r>
                 <w:rPr>
                   <w:rFonts w:ascii="Arial" w:cs="Arial" w:eastAsia="Arial" w:hAnsi="Arial"/>
@@ -24526,7 +24526,7 @@
               <w:spacing w:after="10" w:before="0"/>
               <w:ind w:left="120"/>
             </w:pPr>
-            <w:hyperlink w:history="1" r:id="rIdtk8awg7pq2mtk4xh979_f">
+            <w:hyperlink w:history="1" r:id="rId2au6etd4om3xwjngzd_tf">
               <w:r>
                 <w:rPr>
                   <w:rFonts w:ascii="Arial" w:cs="Arial" w:eastAsia="Arial" w:hAnsi="Arial"/>
@@ -24721,7 +24721,7 @@
             <w:pPr>
               <w:spacing w:after="20" w:before="0"/>
             </w:pPr>
-            <w:hyperlink w:history="1" r:id="rId57wi_rsdnntoh_hkuv1y7">
+            <w:hyperlink w:history="1" r:id="rIdwm25pyncnm4vkedbbqzy_">
               <w:r>
                 <w:rPr>
                   <w:rFonts w:ascii="Arial" w:cs="Arial" w:eastAsia="Arial" w:hAnsi="Arial"/>
@@ -24754,7 +24754,7 @@
               <w:spacing w:after="10" w:before="0"/>
               <w:ind w:left="120"/>
             </w:pPr>
-            <w:hyperlink w:history="1" r:id="rIdhu46ha_bcwc8hoia1c3uu">
+            <w:hyperlink w:history="1" r:id="rIdcmrvmlbiyl68u_00o3iby">
               <w:r>
                 <w:rPr>
                   <w:rFonts w:ascii="Arial" w:cs="Arial" w:eastAsia="Arial" w:hAnsi="Arial"/>
@@ -24799,7 +24799,7 @@
             <w:pPr>
               <w:spacing w:after="20" w:before="0"/>
             </w:pPr>
-            <w:hyperlink w:history="1" r:id="rIdg_c63a8_misrcusughllg">
+            <w:hyperlink w:history="1" r:id="rIdpnufxfns7yek5w0ouveoe">
               <w:r>
                 <w:rPr>
                   <w:rFonts w:ascii="Arial" w:cs="Arial" w:eastAsia="Arial" w:hAnsi="Arial"/>
@@ -24832,7 +24832,7 @@
               <w:spacing w:after="10" w:before="0"/>
               <w:ind w:left="120"/>
             </w:pPr>
-            <w:hyperlink w:history="1" r:id="rId4vosz5sdaupdiqyxubzey">
+            <w:hyperlink w:history="1" r:id="rId1wxmd5q6daduwa5lvbx4l">
               <w:r>
                 <w:rPr>
                   <w:rFonts w:ascii="Arial" w:cs="Arial" w:eastAsia="Arial" w:hAnsi="Arial"/>
@@ -25027,7 +25027,7 @@
             <w:pPr>
               <w:spacing w:after="20" w:before="0"/>
             </w:pPr>
-            <w:hyperlink w:history="1" r:id="rIdbic1cyxna7z6cuyosg9wm">
+            <w:hyperlink w:history="1" r:id="rIdynvhds6wz8vtp7nv2yfkn">
               <w:r>
                 <w:rPr>
                   <w:rFonts w:ascii="Arial" w:cs="Arial" w:eastAsia="Arial" w:hAnsi="Arial"/>
@@ -25060,7 +25060,7 @@
               <w:spacing w:after="10" w:before="0"/>
               <w:ind w:left="120"/>
             </w:pPr>
-            <w:hyperlink w:history="1" r:id="rIdbqcaifx5lr4zsmi3cmcax">
+            <w:hyperlink w:history="1" r:id="rIdkdbbsysfe9rb-dchlltjr">
               <w:r>
                 <w:rPr>
                   <w:rFonts w:ascii="Arial" w:cs="Arial" w:eastAsia="Arial" w:hAnsi="Arial"/>
@@ -25105,7 +25105,7 @@
             <w:pPr>
               <w:spacing w:after="20" w:before="0"/>
             </w:pPr>
-            <w:hyperlink w:history="1" r:id="rIdvhhcnmaqp7wqgffz92gyc">
+            <w:hyperlink w:history="1" r:id="rId2bb6iwx6oh94i6vvjb9cm">
               <w:r>
                 <w:rPr>
                   <w:rFonts w:ascii="Arial" w:cs="Arial" w:eastAsia="Arial" w:hAnsi="Arial"/>
@@ -25138,7 +25138,7 @@
               <w:spacing w:after="10" w:before="0"/>
               <w:ind w:left="120"/>
             </w:pPr>
-            <w:hyperlink w:history="1" r:id="rIdylpu5hhfmp-4p9uwwwihv">
+            <w:hyperlink w:history="1" r:id="rIdsmzwrqavcdwvcvotkhjap">
               <w:r>
                 <w:rPr>
                   <w:rFonts w:ascii="Arial" w:cs="Arial" w:eastAsia="Arial" w:hAnsi="Arial"/>
@@ -25333,7 +25333,7 @@
             <w:pPr>
               <w:spacing w:after="20" w:before="0"/>
             </w:pPr>
-            <w:hyperlink w:history="1" r:id="rIdf5o6ic8ec2nicywl9sy7c">
+            <w:hyperlink w:history="1" r:id="rIdu0s1dihdywq1czb-ob0xp">
               <w:r>
                 <w:rPr>
                   <w:rFonts w:ascii="Arial" w:cs="Arial" w:eastAsia="Arial" w:hAnsi="Arial"/>
@@ -25366,7 +25366,7 @@
               <w:spacing w:after="10" w:before="0"/>
               <w:ind w:left="120"/>
             </w:pPr>
-            <w:hyperlink w:history="1" r:id="rIdks71ellr2latnuwg2rgst">
+            <w:hyperlink w:history="1" r:id="rIdma7qihpjmd-4q0verckoy">
               <w:r>
                 <w:rPr>
                   <w:rFonts w:ascii="Arial" w:cs="Arial" w:eastAsia="Arial" w:hAnsi="Arial"/>
@@ -25411,7 +25411,7 @@
             <w:pPr>
               <w:spacing w:after="20" w:before="0"/>
             </w:pPr>
-            <w:hyperlink w:history="1" r:id="rIdppphui5ik_qxm53h7m0rl">
+            <w:hyperlink w:history="1" r:id="rId_qbched0kf4jfrniyr0i1">
               <w:r>
                 <w:rPr>
                   <w:rFonts w:ascii="Arial" w:cs="Arial" w:eastAsia="Arial" w:hAnsi="Arial"/>
@@ -25444,7 +25444,7 @@
               <w:spacing w:after="10" w:before="0"/>
               <w:ind w:left="120"/>
             </w:pPr>
-            <w:hyperlink w:history="1" r:id="rIdvha3jdttmkgrbklbeyjyu">
+            <w:hyperlink w:history="1" r:id="rIdz6qunuqamjwtosb7x1p8n">
               <w:r>
                 <w:rPr>
                   <w:rFonts w:ascii="Arial" w:cs="Arial" w:eastAsia="Arial" w:hAnsi="Arial"/>
@@ -26931,7 +26931,7 @@
             <w:pPr>
               <w:spacing w:after="20" w:before="0"/>
             </w:pPr>
-            <w:hyperlink w:history="1" r:id="rIduwfrh68bjnltbnmulcxly">
+            <w:hyperlink w:history="1" r:id="rId6dhwk3fp6atqmma2yqvu6">
               <w:r>
                 <w:rPr>
                   <w:rFonts w:ascii="Arial" w:cs="Arial" w:eastAsia="Arial" w:hAnsi="Arial"/>
@@ -26964,7 +26964,7 @@
               <w:spacing w:after="10" w:before="0"/>
               <w:ind w:left="120"/>
             </w:pPr>
-            <w:hyperlink w:history="1" r:id="rIdlabbwaaw1urfjmcfwcujz">
+            <w:hyperlink w:history="1" r:id="rId2yb33jbfn9kftevnief87">
               <w:r>
                 <w:rPr>
                   <w:rFonts w:ascii="Arial" w:cs="Arial" w:eastAsia="Arial" w:hAnsi="Arial"/>
@@ -27009,7 +27009,7 @@
             <w:pPr>
               <w:spacing w:after="20" w:before="0"/>
             </w:pPr>
-            <w:hyperlink w:history="1" r:id="rIdx8ukv_c3h86vnr3vucunj">
+            <w:hyperlink w:history="1" r:id="rIdprqqkirdrvl16gdz6cqgq">
               <w:r>
                 <w:rPr>
                   <w:rFonts w:ascii="Arial" w:cs="Arial" w:eastAsia="Arial" w:hAnsi="Arial"/>
@@ -27042,7 +27042,7 @@
               <w:spacing w:after="10" w:before="0"/>
               <w:ind w:left="120"/>
             </w:pPr>
-            <w:hyperlink w:history="1" r:id="rIdnbdyoglatnddtcab593n7">
+            <w:hyperlink w:history="1" r:id="rIdwqnjajpdpkjoxkaojievz">
               <w:r>
                 <w:rPr>
                   <w:rFonts w:ascii="Arial" w:cs="Arial" w:eastAsia="Arial" w:hAnsi="Arial"/>
@@ -27237,7 +27237,7 @@
             <w:pPr>
               <w:spacing w:after="20" w:before="0"/>
             </w:pPr>
-            <w:hyperlink w:history="1" r:id="rIdo5oqkofzgykz8ceumym7j">
+            <w:hyperlink w:history="1" r:id="rIdktuws-gxeg9nwtv3b5bzn">
               <w:r>
                 <w:rPr>
                   <w:rFonts w:ascii="Arial" w:cs="Arial" w:eastAsia="Arial" w:hAnsi="Arial"/>
@@ -27270,7 +27270,7 @@
               <w:spacing w:after="10" w:before="0"/>
               <w:ind w:left="120"/>
             </w:pPr>
-            <w:hyperlink w:history="1" r:id="rIdpc5wtzsdpr3mg6ww2kdpa">
+            <w:hyperlink w:history="1" r:id="rIdgmjrdnvkpi701k-kd8mxh">
               <w:r>
                 <w:rPr>
                   <w:rFonts w:ascii="Arial" w:cs="Arial" w:eastAsia="Arial" w:hAnsi="Arial"/>
@@ -27315,7 +27315,7 @@
             <w:pPr>
               <w:spacing w:after="20" w:before="0"/>
             </w:pPr>
-            <w:hyperlink w:history="1" r:id="rIdts7qmfasmbaltbxeuyq9n">
+            <w:hyperlink w:history="1" r:id="rIdzq29umiwyxrl97symyjwj">
               <w:r>
                 <w:rPr>
                   <w:rFonts w:ascii="Arial" w:cs="Arial" w:eastAsia="Arial" w:hAnsi="Arial"/>
@@ -27348,7 +27348,7 @@
               <w:spacing w:after="10" w:before="0"/>
               <w:ind w:left="120"/>
             </w:pPr>
-            <w:hyperlink w:history="1" r:id="rIdxkn-oozmauurzftfnvowd">
+            <w:hyperlink w:history="1" r:id="rIdrv2s11ipxqp7qrvh56mph">
               <w:r>
                 <w:rPr>
                   <w:rFonts w:ascii="Arial" w:cs="Arial" w:eastAsia="Arial" w:hAnsi="Arial"/>
@@ -27543,7 +27543,7 @@
             <w:pPr>
               <w:spacing w:after="20" w:before="0"/>
             </w:pPr>
-            <w:hyperlink w:history="1" r:id="rIdhpcdkymeda9shwdhd-lxt">
+            <w:hyperlink w:history="1" r:id="rIdlezssokbicq4jufzaciz7">
               <w:r>
                 <w:rPr>
                   <w:rFonts w:ascii="Arial" w:cs="Arial" w:eastAsia="Arial" w:hAnsi="Arial"/>
@@ -27576,7 +27576,7 @@
               <w:spacing w:after="10" w:before="0"/>
               <w:ind w:left="120"/>
             </w:pPr>
-            <w:hyperlink w:history="1" r:id="rIdrcivdksptv3twl498uqgx">
+            <w:hyperlink w:history="1" r:id="rIddbbpsq2nqeltrfjst9xnl">
               <w:r>
                 <w:rPr>
                   <w:rFonts w:ascii="Arial" w:cs="Arial" w:eastAsia="Arial" w:hAnsi="Arial"/>
@@ -27621,7 +27621,7 @@
             <w:pPr>
               <w:spacing w:after="20" w:before="0"/>
             </w:pPr>
-            <w:hyperlink w:history="1" r:id="rIdm1i0cf3aa7rrdhwpoh70-">
+            <w:hyperlink w:history="1" r:id="rId57eqjyspf62aj-itwd4mc">
               <w:r>
                 <w:rPr>
                   <w:rFonts w:ascii="Arial" w:cs="Arial" w:eastAsia="Arial" w:hAnsi="Arial"/>
@@ -27654,7 +27654,7 @@
               <w:spacing w:after="10" w:before="0"/>
               <w:ind w:left="120"/>
             </w:pPr>
-            <w:hyperlink w:history="1" r:id="rIdead4acbdocshf0ojvbn_d">
+            <w:hyperlink w:history="1" r:id="rId0xlkcrphyzup48o_pz6uz">
               <w:r>
                 <w:rPr>
                   <w:rFonts w:ascii="Arial" w:cs="Arial" w:eastAsia="Arial" w:hAnsi="Arial"/>
@@ -27849,7 +27849,7 @@
             <w:pPr>
               <w:spacing w:after="20" w:before="0"/>
             </w:pPr>
-            <w:hyperlink w:history="1" r:id="rIdjurmg9z2zillgy0au8aen">
+            <w:hyperlink w:history="1" r:id="rId8npf_4eviulwcraavuufg">
               <w:r>
                 <w:rPr>
                   <w:rFonts w:ascii="Arial" w:cs="Arial" w:eastAsia="Arial" w:hAnsi="Arial"/>
@@ -27882,7 +27882,7 @@
               <w:spacing w:after="10" w:before="0"/>
               <w:ind w:left="120"/>
             </w:pPr>
-            <w:hyperlink w:history="1" r:id="rId-qzhrms7thj8dny2nf4bs">
+            <w:hyperlink w:history="1" r:id="rIdn_-skgvbpuqdmibrpytvx">
               <w:r>
                 <w:rPr>
                   <w:rFonts w:ascii="Arial" w:cs="Arial" w:eastAsia="Arial" w:hAnsi="Arial"/>
@@ -27927,7 +27927,7 @@
             <w:pPr>
               <w:spacing w:after="20" w:before="0"/>
             </w:pPr>
-            <w:hyperlink w:history="1" r:id="rIdjanys7vkrqt2fg9wjjanw">
+            <w:hyperlink w:history="1" r:id="rIdajj4yirmopzl7vvvnrvok">
               <w:r>
                 <w:rPr>
                   <w:rFonts w:ascii="Arial" w:cs="Arial" w:eastAsia="Arial" w:hAnsi="Arial"/>
@@ -27960,7 +27960,7 @@
               <w:spacing w:after="10" w:before="0"/>
               <w:ind w:left="120"/>
             </w:pPr>
-            <w:hyperlink w:history="1" r:id="rIdkg63or3x7y2tvaj-n6mio">
+            <w:hyperlink w:history="1" r:id="rIdgqygfhu-pvotdtrjwqxa-">
               <w:r>
                 <w:rPr>
                   <w:rFonts w:ascii="Arial" w:cs="Arial" w:eastAsia="Arial" w:hAnsi="Arial"/>
@@ -28155,7 +28155,7 @@
             <w:pPr>
               <w:spacing w:after="20" w:before="0"/>
             </w:pPr>
-            <w:hyperlink w:history="1" r:id="rIdndujvwfczfs4g01tiejfl">
+            <w:hyperlink w:history="1" r:id="rIdzhbyhm4vcq5wbo5v4dqjj">
               <w:r>
                 <w:rPr>
                   <w:rFonts w:ascii="Arial" w:cs="Arial" w:eastAsia="Arial" w:hAnsi="Arial"/>
@@ -28188,7 +28188,7 @@
               <w:spacing w:after="10" w:before="0"/>
               <w:ind w:left="120"/>
             </w:pPr>
-            <w:hyperlink w:history="1" r:id="rIdqwsb-i2bt9mlcyiitcmfq">
+            <w:hyperlink w:history="1" r:id="rIds0ju_dfgl8eqypfwe47mt">
               <w:r>
                 <w:rPr>
                   <w:rFonts w:ascii="Arial" w:cs="Arial" w:eastAsia="Arial" w:hAnsi="Arial"/>
@@ -28233,7 +28233,7 @@
             <w:pPr>
               <w:spacing w:after="20" w:before="0"/>
             </w:pPr>
-            <w:hyperlink w:history="1" r:id="rIdsctsclx3vm2a2hxwtow_l">
+            <w:hyperlink w:history="1" r:id="rIdwh-5kz6khm43k0npm64xc">
               <w:r>
                 <w:rPr>
                   <w:rFonts w:ascii="Arial" w:cs="Arial" w:eastAsia="Arial" w:hAnsi="Arial"/>
@@ -28266,7 +28266,7 @@
               <w:spacing w:after="10" w:before="0"/>
               <w:ind w:left="120"/>
             </w:pPr>
-            <w:hyperlink w:history="1" r:id="rIdgbiafvqp9nfs8zbbzaefm">
+            <w:hyperlink w:history="1" r:id="rIdpenfqrytvxvf7zkyhk0ww">
               <w:r>
                 <w:rPr>
                   <w:rFonts w:ascii="Arial" w:cs="Arial" w:eastAsia="Arial" w:hAnsi="Arial"/>
@@ -29848,7 +29848,7 @@
             <w:pPr>
               <w:spacing w:after="20" w:before="0"/>
             </w:pPr>
-            <w:hyperlink w:history="1" r:id="rIdgsgl31w_iz6jkhrbfku4a">
+            <w:hyperlink w:history="1" r:id="rIdthcis9ndqyooz5l97fbpa">
               <w:r>
                 <w:rPr>
                   <w:rFonts w:ascii="Arial" w:cs="Arial" w:eastAsia="Arial" w:hAnsi="Arial"/>
@@ -29881,7 +29881,7 @@
               <w:spacing w:after="10" w:before="0"/>
               <w:ind w:left="120"/>
             </w:pPr>
-            <w:hyperlink w:history="1" r:id="rIdx0lsrduq_cuwih8zvm2oh">
+            <w:hyperlink w:history="1" r:id="rIdsyu-v5bfjjkh2wvyot2z8">
               <w:r>
                 <w:rPr>
                   <w:rFonts w:ascii="Arial" w:cs="Arial" w:eastAsia="Arial" w:hAnsi="Arial"/>
@@ -29926,7 +29926,7 @@
             <w:pPr>
               <w:spacing w:after="20" w:before="0"/>
             </w:pPr>
-            <w:hyperlink w:history="1" r:id="rIdluj0hyhp0zxlczqrwmf7g">
+            <w:hyperlink w:history="1" r:id="rIdhtjidhwmhhzecg2qajz6r">
               <w:r>
                 <w:rPr>
                   <w:rFonts w:ascii="Arial" w:cs="Arial" w:eastAsia="Arial" w:hAnsi="Arial"/>
@@ -29959,7 +29959,7 @@
               <w:spacing w:after="10" w:before="0"/>
               <w:ind w:left="120"/>
             </w:pPr>
-            <w:hyperlink w:history="1" r:id="rId78wrcwb1cv-lryupyc316">
+            <w:hyperlink w:history="1" r:id="rIdbzwhzc5lhddvsytncpulx">
               <w:r>
                 <w:rPr>
                   <w:rFonts w:ascii="Arial" w:cs="Arial" w:eastAsia="Arial" w:hAnsi="Arial"/>
@@ -30154,7 +30154,7 @@
             <w:pPr>
               <w:spacing w:after="20" w:before="0"/>
             </w:pPr>
-            <w:hyperlink w:history="1" r:id="rIdfvehaamrvafxh_aby9afo">
+            <w:hyperlink w:history="1" r:id="rId-bph2tghmkdhyvudgzgbb">
               <w:r>
                 <w:rPr>
                   <w:rFonts w:ascii="Arial" w:cs="Arial" w:eastAsia="Arial" w:hAnsi="Arial"/>
@@ -30187,7 +30187,7 @@
               <w:spacing w:after="10" w:before="0"/>
               <w:ind w:left="120"/>
             </w:pPr>
-            <w:hyperlink w:history="1" r:id="rIdbwbouzpavyht94ecm3v1f">
+            <w:hyperlink w:history="1" r:id="rIdedwr_qz5ji3fkuuee8bgn">
               <w:r>
                 <w:rPr>
                   <w:rFonts w:ascii="Arial" w:cs="Arial" w:eastAsia="Arial" w:hAnsi="Arial"/>
@@ -30232,7 +30232,7 @@
             <w:pPr>
               <w:spacing w:after="20" w:before="0"/>
             </w:pPr>
-            <w:hyperlink w:history="1" r:id="rIdbyc2gqjyrfo9azxhrphjk">
+            <w:hyperlink w:history="1" r:id="rIdl22vsi4_45iu5-t55szdc">
               <w:r>
                 <w:rPr>
                   <w:rFonts w:ascii="Arial" w:cs="Arial" w:eastAsia="Arial" w:hAnsi="Arial"/>
@@ -30265,7 +30265,7 @@
               <w:spacing w:after="10" w:before="0"/>
               <w:ind w:left="120"/>
             </w:pPr>
-            <w:hyperlink w:history="1" r:id="rId4xufqqv70fefue-1cqrkb">
+            <w:hyperlink w:history="1" r:id="rIdrolgyccddw_o1lyidnvou">
               <w:r>
                 <w:rPr>
                   <w:rFonts w:ascii="Arial" w:cs="Arial" w:eastAsia="Arial" w:hAnsi="Arial"/>
@@ -30460,7 +30460,7 @@
             <w:pPr>
               <w:spacing w:after="20" w:before="0"/>
             </w:pPr>
-            <w:hyperlink w:history="1" r:id="rIdkuf3i7dm1pkbg61medyct">
+            <w:hyperlink w:history="1" r:id="rId6ubyk5meeqmzkpxnsaol1">
               <w:r>
                 <w:rPr>
                   <w:rFonts w:ascii="Arial" w:cs="Arial" w:eastAsia="Arial" w:hAnsi="Arial"/>
@@ -30493,7 +30493,7 @@
               <w:spacing w:after="10" w:before="0"/>
               <w:ind w:left="120"/>
             </w:pPr>
-            <w:hyperlink w:history="1" r:id="rIdhrqpyrnfo9hmgat9kydpy">
+            <w:hyperlink w:history="1" r:id="rIdv0iyz9a8l15tfqek5g1cv">
               <w:r>
                 <w:rPr>
                   <w:rFonts w:ascii="Arial" w:cs="Arial" w:eastAsia="Arial" w:hAnsi="Arial"/>
@@ -30538,7 +30538,7 @@
             <w:pPr>
               <w:spacing w:after="20" w:before="0"/>
             </w:pPr>
-            <w:hyperlink w:history="1" r:id="rIdks9ddeb1hfuvp7ncco6ep">
+            <w:hyperlink w:history="1" r:id="rIdm7ingpzuus4urrdxd_ikz">
               <w:r>
                 <w:rPr>
                   <w:rFonts w:ascii="Arial" w:cs="Arial" w:eastAsia="Arial" w:hAnsi="Arial"/>
@@ -30571,7 +30571,7 @@
               <w:spacing w:after="10" w:before="0"/>
               <w:ind w:left="120"/>
             </w:pPr>
-            <w:hyperlink w:history="1" r:id="rId-5bbm6pnftmbkknqqncea">
+            <w:hyperlink w:history="1" r:id="rIdhzbp4pco0hbgcanmqaujj">
               <w:r>
                 <w:rPr>
                   <w:rFonts w:ascii="Arial" w:cs="Arial" w:eastAsia="Arial" w:hAnsi="Arial"/>
@@ -30766,7 +30766,7 @@
             <w:pPr>
               <w:spacing w:after="20" w:before="0"/>
             </w:pPr>
-            <w:hyperlink w:history="1" r:id="rIdthwhmp1h7rmizejluibfi">
+            <w:hyperlink w:history="1" r:id="rIddzrqrthky1b7rbgeajbg9">
               <w:r>
                 <w:rPr>
                   <w:rFonts w:ascii="Arial" w:cs="Arial" w:eastAsia="Arial" w:hAnsi="Arial"/>
@@ -30799,7 +30799,7 @@
               <w:spacing w:after="10" w:before="0"/>
               <w:ind w:left="120"/>
             </w:pPr>
-            <w:hyperlink w:history="1" r:id="rIdm0ni55-o-kqatj56n7msl">
+            <w:hyperlink w:history="1" r:id="rIdmnok7es8rxisu706-na3m">
               <w:r>
                 <w:rPr>
                   <w:rFonts w:ascii="Arial" w:cs="Arial" w:eastAsia="Arial" w:hAnsi="Arial"/>
@@ -30844,7 +30844,7 @@
             <w:pPr>
               <w:spacing w:after="20" w:before="0"/>
             </w:pPr>
-            <w:hyperlink w:history="1" r:id="rIdam3hftyxuap0kpcn-qy65">
+            <w:hyperlink w:history="1" r:id="rIdvbisxamp8zbiasj-k1ux3">
               <w:r>
                 <w:rPr>
                   <w:rFonts w:ascii="Arial" w:cs="Arial" w:eastAsia="Arial" w:hAnsi="Arial"/>
@@ -30877,7 +30877,7 @@
               <w:spacing w:after="10" w:before="0"/>
               <w:ind w:left="120"/>
             </w:pPr>
-            <w:hyperlink w:history="1" r:id="rIdohewtvmx-iuipsyvswkrz">
+            <w:hyperlink w:history="1" r:id="rIdvb43gxknyizqslusmxqxe">
               <w:r>
                 <w:rPr>
                   <w:rFonts w:ascii="Arial" w:cs="Arial" w:eastAsia="Arial" w:hAnsi="Arial"/>
@@ -31072,7 +31072,7 @@
             <w:pPr>
               <w:spacing w:after="20" w:before="0"/>
             </w:pPr>
-            <w:hyperlink w:history="1" r:id="rIdap0wjbdk1rod_qsiu1kt9">
+            <w:hyperlink w:history="1" r:id="rIdvf9yzctlytvp5enlzhuvm">
               <w:r>
                 <w:rPr>
                   <w:rFonts w:ascii="Arial" w:cs="Arial" w:eastAsia="Arial" w:hAnsi="Arial"/>
@@ -31105,7 +31105,7 @@
               <w:spacing w:after="10" w:before="0"/>
               <w:ind w:left="120"/>
             </w:pPr>
-            <w:hyperlink w:history="1" r:id="rIdlgcsr-yrki8eplf8mm0kq">
+            <w:hyperlink w:history="1" r:id="rId-qc0qdruttaxosblyzlla">
               <w:r>
                 <w:rPr>
                   <w:rFonts w:ascii="Arial" w:cs="Arial" w:eastAsia="Arial" w:hAnsi="Arial"/>
@@ -31150,7 +31150,7 @@
             <w:pPr>
               <w:spacing w:after="20" w:before="0"/>
             </w:pPr>
-            <w:hyperlink w:history="1" r:id="rIdvsbaq4xbp-j4sbwesfhav">
+            <w:hyperlink w:history="1" r:id="rIdnbm6p6jwxxcsfchbbktan">
               <w:r>
                 <w:rPr>
                   <w:rFonts w:ascii="Arial" w:cs="Arial" w:eastAsia="Arial" w:hAnsi="Arial"/>
@@ -31183,7 +31183,7 @@
               <w:spacing w:after="10" w:before="0"/>
               <w:ind w:left="120"/>
             </w:pPr>
-            <w:hyperlink w:history="1" r:id="rIdgpqyd4elqmwsilijxqu4x">
+            <w:hyperlink w:history="1" r:id="rIdjbet43cdvmrhxlb1z3p47">
               <w:r>
                 <w:rPr>
                   <w:rFonts w:ascii="Arial" w:cs="Arial" w:eastAsia="Arial" w:hAnsi="Arial"/>
@@ -32670,7 +32670,7 @@
             <w:pPr>
               <w:spacing w:after="20" w:before="0"/>
             </w:pPr>
-            <w:hyperlink w:history="1" r:id="rIdms9c1kibs7zahn0pt9wdq">
+            <w:hyperlink w:history="1" r:id="rIdusxvhvkalpcc0fyydi46u">
               <w:r>
                 <w:rPr>
                   <w:rFonts w:ascii="Arial" w:cs="Arial" w:eastAsia="Arial" w:hAnsi="Arial"/>
@@ -32703,7 +32703,7 @@
               <w:spacing w:after="10" w:before="0"/>
               <w:ind w:left="120"/>
             </w:pPr>
-            <w:hyperlink w:history="1" r:id="rIdq9pnolofozgdxr6dkab9n">
+            <w:hyperlink w:history="1" r:id="rIdx5bvc5d-f2mjrq6oaj4uv">
               <w:r>
                 <w:rPr>
                   <w:rFonts w:ascii="Arial" w:cs="Arial" w:eastAsia="Arial" w:hAnsi="Arial"/>
@@ -32748,7 +32748,7 @@
             <w:pPr>
               <w:spacing w:after="20" w:before="0"/>
             </w:pPr>
-            <w:hyperlink w:history="1" r:id="rIdk1xqtlz3krn_illzq3jel">
+            <w:hyperlink w:history="1" r:id="rIdhxnxcbtl9wkum-sl8aai9">
               <w:r>
                 <w:rPr>
                   <w:rFonts w:ascii="Arial" w:cs="Arial" w:eastAsia="Arial" w:hAnsi="Arial"/>
@@ -32781,7 +32781,7 @@
               <w:spacing w:after="10" w:before="0"/>
               <w:ind w:left="120"/>
             </w:pPr>
-            <w:hyperlink w:history="1" r:id="rIdmcno5dq4sbb-m3stx4ul6">
+            <w:hyperlink w:history="1" r:id="rIdw0klongol0-r_bxjdbyvo">
               <w:r>
                 <w:rPr>
                   <w:rFonts w:ascii="Arial" w:cs="Arial" w:eastAsia="Arial" w:hAnsi="Arial"/>
@@ -32976,7 +32976,7 @@
             <w:pPr>
               <w:spacing w:after="20" w:before="0"/>
             </w:pPr>
-            <w:hyperlink w:history="1" r:id="rIdvshipebam7nldnjdjxcnx">
+            <w:hyperlink w:history="1" r:id="rIdrjhwffwl5-etvaw6hurx8">
               <w:r>
                 <w:rPr>
                   <w:rFonts w:ascii="Arial" w:cs="Arial" w:eastAsia="Arial" w:hAnsi="Arial"/>
@@ -33009,7 +33009,7 @@
               <w:spacing w:after="10" w:before="0"/>
               <w:ind w:left="120"/>
             </w:pPr>
-            <w:hyperlink w:history="1" r:id="rIdmfwoewo1zx60nknu4pes7">
+            <w:hyperlink w:history="1" r:id="rIdcacm8s_eur6xljpuj9bnn">
               <w:r>
                 <w:rPr>
                   <w:rFonts w:ascii="Arial" w:cs="Arial" w:eastAsia="Arial" w:hAnsi="Arial"/>
@@ -33054,7 +33054,7 @@
             <w:pPr>
               <w:spacing w:after="20" w:before="0"/>
             </w:pPr>
-            <w:hyperlink w:history="1" r:id="rIdli0xo_axlbtqxob2-c1rf">
+            <w:hyperlink w:history="1" r:id="rIdow5jenjb_0evohnomqe8s">
               <w:r>
                 <w:rPr>
                   <w:rFonts w:ascii="Arial" w:cs="Arial" w:eastAsia="Arial" w:hAnsi="Arial"/>
@@ -33087,7 +33087,7 @@
               <w:spacing w:after="10" w:before="0"/>
               <w:ind w:left="120"/>
             </w:pPr>
-            <w:hyperlink w:history="1" r:id="rId0zldaryfm2kdcegyp8zr5">
+            <w:hyperlink w:history="1" r:id="rId5qtxeqxlyifw6xy25o3zu">
               <w:r>
                 <w:rPr>
                   <w:rFonts w:ascii="Arial" w:cs="Arial" w:eastAsia="Arial" w:hAnsi="Arial"/>
@@ -33282,7 +33282,7 @@
             <w:pPr>
               <w:spacing w:after="20" w:before="0"/>
             </w:pPr>
-            <w:hyperlink w:history="1" r:id="rIdbw67rxihavz4jubz202am">
+            <w:hyperlink w:history="1" r:id="rIdnltft-hzuokffbed5ugdw">
               <w:r>
                 <w:rPr>
                   <w:rFonts w:ascii="Arial" w:cs="Arial" w:eastAsia="Arial" w:hAnsi="Arial"/>
@@ -33315,7 +33315,7 @@
               <w:spacing w:after="10" w:before="0"/>
               <w:ind w:left="120"/>
             </w:pPr>
-            <w:hyperlink w:history="1" r:id="rIdv1whwpvdtofnhabuuehfz">
+            <w:hyperlink w:history="1" r:id="rId14y6uwnmqyjspj-z43e5c">
               <w:r>
                 <w:rPr>
                   <w:rFonts w:ascii="Arial" w:cs="Arial" w:eastAsia="Arial" w:hAnsi="Arial"/>
@@ -33360,7 +33360,7 @@
             <w:pPr>
               <w:spacing w:after="20" w:before="0"/>
             </w:pPr>
-            <w:hyperlink w:history="1" r:id="rIdpoywsgtkngvmhlqxgck2b">
+            <w:hyperlink w:history="1" r:id="rIdvgf1zrvlcqu50qfe0gix1">
               <w:r>
                 <w:rPr>
                   <w:rFonts w:ascii="Arial" w:cs="Arial" w:eastAsia="Arial" w:hAnsi="Arial"/>
@@ -33393,7 +33393,7 @@
               <w:spacing w:after="10" w:before="0"/>
               <w:ind w:left="120"/>
             </w:pPr>
-            <w:hyperlink w:history="1" r:id="rIdz2-vzts9w6lzbqbgnbs4v">
+            <w:hyperlink w:history="1" r:id="rIdk6tq6v6mblu5khgozsndq">
               <w:r>
                 <w:rPr>
                   <w:rFonts w:ascii="Arial" w:cs="Arial" w:eastAsia="Arial" w:hAnsi="Arial"/>
@@ -33588,7 +33588,7 @@
             <w:pPr>
               <w:spacing w:after="20" w:before="0"/>
             </w:pPr>
-            <w:hyperlink w:history="1" r:id="rIdyyddi-cran5qmjr4tzjl9">
+            <w:hyperlink w:history="1" r:id="rIdgfuelrz79nfiwbzikntts">
               <w:r>
                 <w:rPr>
                   <w:rFonts w:ascii="Arial" w:cs="Arial" w:eastAsia="Arial" w:hAnsi="Arial"/>
@@ -33621,7 +33621,7 @@
               <w:spacing w:after="10" w:before="0"/>
               <w:ind w:left="120"/>
             </w:pPr>
-            <w:hyperlink w:history="1" r:id="rIdlq97v_q8hnla6ryri7u7b">
+            <w:hyperlink w:history="1" r:id="rIdqa6p0ahhe1wvdywyu1tok">
               <w:r>
                 <w:rPr>
                   <w:rFonts w:ascii="Arial" w:cs="Arial" w:eastAsia="Arial" w:hAnsi="Arial"/>
@@ -33666,7 +33666,7 @@
             <w:pPr>
               <w:spacing w:after="20" w:before="0"/>
             </w:pPr>
-            <w:hyperlink w:history="1" r:id="rIdd9balesuozbncdwdh9kso">
+            <w:hyperlink w:history="1" r:id="rIdy0svlykg8hnup6mqngned">
               <w:r>
                 <w:rPr>
                   <w:rFonts w:ascii="Arial" w:cs="Arial" w:eastAsia="Arial" w:hAnsi="Arial"/>
@@ -33699,7 +33699,7 @@
               <w:spacing w:after="10" w:before="0"/>
               <w:ind w:left="120"/>
             </w:pPr>
-            <w:hyperlink w:history="1" r:id="rIdj5wnxkegr0s-g_ufbxojs">
+            <w:hyperlink w:history="1" r:id="rIdmppdr6hfkcbt5m8e6ubky">
               <w:r>
                 <w:rPr>
                   <w:rFonts w:ascii="Arial" w:cs="Arial" w:eastAsia="Arial" w:hAnsi="Arial"/>
@@ -33894,7 +33894,7 @@
             <w:pPr>
               <w:spacing w:after="20" w:before="0"/>
             </w:pPr>
-            <w:hyperlink w:history="1" r:id="rIddhbffmifcdjaten0ex_gz">
+            <w:hyperlink w:history="1" r:id="rIdeenunzdeclqfcoztltlwz">
               <w:r>
                 <w:rPr>
                   <w:rFonts w:ascii="Arial" w:cs="Arial" w:eastAsia="Arial" w:hAnsi="Arial"/>
@@ -33927,7 +33927,7 @@
               <w:spacing w:after="10" w:before="0"/>
               <w:ind w:left="120"/>
             </w:pPr>
-            <w:hyperlink w:history="1" r:id="rId_xdvqa37cttf8h6oa4e1v">
+            <w:hyperlink w:history="1" r:id="rId2szipaxcqj2my1ncnzhak">
               <w:r>
                 <w:rPr>
                   <w:rFonts w:ascii="Arial" w:cs="Arial" w:eastAsia="Arial" w:hAnsi="Arial"/>
@@ -33972,7 +33972,7 @@
             <w:pPr>
               <w:spacing w:after="20" w:before="0"/>
             </w:pPr>
-            <w:hyperlink w:history="1" r:id="rId8im3kgzckr34npu2qjdlr">
+            <w:hyperlink w:history="1" r:id="rIdfubyqzlmzqy5juz7qss_u">
               <w:r>
                 <w:rPr>
                   <w:rFonts w:ascii="Arial" w:cs="Arial" w:eastAsia="Arial" w:hAnsi="Arial"/>
@@ -34005,7 +34005,7 @@
               <w:spacing w:after="10" w:before="0"/>
               <w:ind w:left="120"/>
             </w:pPr>
-            <w:hyperlink w:history="1" r:id="rIdjivol_kndoigasac2sr3-">
+            <w:hyperlink w:history="1" r:id="rIdztuce4p1hgkoyagoyatad">
               <w:r>
                 <w:rPr>
                   <w:rFonts w:ascii="Arial" w:cs="Arial" w:eastAsia="Arial" w:hAnsi="Arial"/>
@@ -35492,7 +35492,7 @@
             <w:pPr>
               <w:spacing w:after="20" w:before="0"/>
             </w:pPr>
-            <w:hyperlink w:history="1" r:id="rIdr9ionvoiha9lv2qbca53c">
+            <w:hyperlink w:history="1" r:id="rIdwnc8egclhzjgk-g7p--9s">
               <w:r>
                 <w:rPr>
                   <w:rFonts w:ascii="Arial" w:cs="Arial" w:eastAsia="Arial" w:hAnsi="Arial"/>
@@ -35525,7 +35525,7 @@
               <w:spacing w:after="10" w:before="0"/>
               <w:ind w:left="120"/>
             </w:pPr>
-            <w:hyperlink w:history="1" r:id="rIdvue8y_63njbdclxerwtim">
+            <w:hyperlink w:history="1" r:id="rIdktfyg8ge5migznk-avr-r">
               <w:r>
                 <w:rPr>
                   <w:rFonts w:ascii="Arial" w:cs="Arial" w:eastAsia="Arial" w:hAnsi="Arial"/>
@@ -35570,7 +35570,7 @@
             <w:pPr>
               <w:spacing w:after="20" w:before="0"/>
             </w:pPr>
-            <w:hyperlink w:history="1" r:id="rIdixquu64-akonytcg56sk5">
+            <w:hyperlink w:history="1" r:id="rId59bsfvjcbjlde5z3esmbb">
               <w:r>
                 <w:rPr>
                   <w:rFonts w:ascii="Arial" w:cs="Arial" w:eastAsia="Arial" w:hAnsi="Arial"/>
@@ -35603,7 +35603,7 @@
               <w:spacing w:after="10" w:before="0"/>
               <w:ind w:left="120"/>
             </w:pPr>
-            <w:hyperlink w:history="1" r:id="rIdvxcdpuaxi1ttzwak98aus">
+            <w:hyperlink w:history="1" r:id="rIdt_-4yoqjn-4naxajz04cl">
               <w:r>
                 <w:rPr>
                   <w:rFonts w:ascii="Arial" w:cs="Arial" w:eastAsia="Arial" w:hAnsi="Arial"/>
@@ -35798,7 +35798,7 @@
             <w:pPr>
               <w:spacing w:after="20" w:before="0"/>
             </w:pPr>
-            <w:hyperlink w:history="1" r:id="rIdstamtq84flx42sk5kgvd_">
+            <w:hyperlink w:history="1" r:id="rIdtfkmz9lxtlglbkboiggj7">
               <w:r>
                 <w:rPr>
                   <w:rFonts w:ascii="Arial" w:cs="Arial" w:eastAsia="Arial" w:hAnsi="Arial"/>
@@ -35831,7 +35831,7 @@
               <w:spacing w:after="10" w:before="0"/>
               <w:ind w:left="120"/>
             </w:pPr>
-            <w:hyperlink w:history="1" r:id="rIddzg3eoetm5ctg0mbhsgpd">
+            <w:hyperlink w:history="1" r:id="rIdisiiacudsybutecugu4o1">
               <w:r>
                 <w:rPr>
                   <w:rFonts w:ascii="Arial" w:cs="Arial" w:eastAsia="Arial" w:hAnsi="Arial"/>
@@ -35876,7 +35876,7 @@
             <w:pPr>
               <w:spacing w:after="20" w:before="0"/>
             </w:pPr>
-            <w:hyperlink w:history="1" r:id="rIdc62smyrmsiye1teqbzbf-">
+            <w:hyperlink w:history="1" r:id="rIddtdpc8lx6d3y5g6c9d_jc">
               <w:r>
                 <w:rPr>
                   <w:rFonts w:ascii="Arial" w:cs="Arial" w:eastAsia="Arial" w:hAnsi="Arial"/>
@@ -35909,7 +35909,7 @@
               <w:spacing w:after="10" w:before="0"/>
               <w:ind w:left="120"/>
             </w:pPr>
-            <w:hyperlink w:history="1" r:id="rIdminkbqeqbk5n4imlr5zwo">
+            <w:hyperlink w:history="1" r:id="rId84osqpwtlzmvsyaywkpex">
               <w:r>
                 <w:rPr>
                   <w:rFonts w:ascii="Arial" w:cs="Arial" w:eastAsia="Arial" w:hAnsi="Arial"/>
@@ -36104,7 +36104,7 @@
             <w:pPr>
               <w:spacing w:after="20" w:before="0"/>
             </w:pPr>
-            <w:hyperlink w:history="1" r:id="rIdxnmshcghzeh3ejcbxwv-8">
+            <w:hyperlink w:history="1" r:id="rIdwcg01-xzu1qkrjo6y4hbe">
               <w:r>
                 <w:rPr>
                   <w:rFonts w:ascii="Arial" w:cs="Arial" w:eastAsia="Arial" w:hAnsi="Arial"/>
@@ -36137,7 +36137,7 @@
               <w:spacing w:after="10" w:before="0"/>
               <w:ind w:left="120"/>
             </w:pPr>
-            <w:hyperlink w:history="1" r:id="rId3iojotd5yqonuhlfhjdmh">
+            <w:hyperlink w:history="1" r:id="rIddilordjpo06fc8pbzhijf">
               <w:r>
                 <w:rPr>
                   <w:rFonts w:ascii="Arial" w:cs="Arial" w:eastAsia="Arial" w:hAnsi="Arial"/>
@@ -36182,7 +36182,7 @@
             <w:pPr>
               <w:spacing w:after="20" w:before="0"/>
             </w:pPr>
-            <w:hyperlink w:history="1" r:id="rIdkzifhgb7manui6c0kaq4k">
+            <w:hyperlink w:history="1" r:id="rIdddjcsz_n5ivxvskbsmwrm">
               <w:r>
                 <w:rPr>
                   <w:rFonts w:ascii="Arial" w:cs="Arial" w:eastAsia="Arial" w:hAnsi="Arial"/>
@@ -36215,7 +36215,7 @@
               <w:spacing w:after="10" w:before="0"/>
               <w:ind w:left="120"/>
             </w:pPr>
-            <w:hyperlink w:history="1" r:id="rIdo5fa37uaho_velr_tgxf4">
+            <w:hyperlink w:history="1" r:id="rIdbnrmewo185gz8vhiyy0e5">
               <w:r>
                 <w:rPr>
                   <w:rFonts w:ascii="Arial" w:cs="Arial" w:eastAsia="Arial" w:hAnsi="Arial"/>
@@ -36410,7 +36410,7 @@
             <w:pPr>
               <w:spacing w:after="20" w:before="0"/>
             </w:pPr>
-            <w:hyperlink w:history="1" r:id="rIdabgopcudwsavmcfai03c3">
+            <w:hyperlink w:history="1" r:id="rIdwfkoserlv5g0qazmaqd09">
               <w:r>
                 <w:rPr>
                   <w:rFonts w:ascii="Arial" w:cs="Arial" w:eastAsia="Arial" w:hAnsi="Arial"/>
@@ -36443,7 +36443,7 @@
               <w:spacing w:after="10" w:before="0"/>
               <w:ind w:left="120"/>
             </w:pPr>
-            <w:hyperlink w:history="1" r:id="rIdc1xwl4c5_9zehw78ekrtr">
+            <w:hyperlink w:history="1" r:id="rIdr3qtrxbqntzt5xm-qumxj">
               <w:r>
                 <w:rPr>
                   <w:rFonts w:ascii="Arial" w:cs="Arial" w:eastAsia="Arial" w:hAnsi="Arial"/>
@@ -36488,7 +36488,7 @@
             <w:pPr>
               <w:spacing w:after="20" w:before="0"/>
             </w:pPr>
-            <w:hyperlink w:history="1" r:id="rIdxywnppqmacsiggwmfruek">
+            <w:hyperlink w:history="1" r:id="rIdq8b5sr-qci3ovw5x9z6fv">
               <w:r>
                 <w:rPr>
                   <w:rFonts w:ascii="Arial" w:cs="Arial" w:eastAsia="Arial" w:hAnsi="Arial"/>
@@ -36521,7 +36521,7 @@
               <w:spacing w:after="10" w:before="0"/>
               <w:ind w:left="120"/>
             </w:pPr>
-            <w:hyperlink w:history="1" r:id="rIdxz6y7f03c5ldfwqe1duoq">
+            <w:hyperlink w:history="1" r:id="rIdvqxygmjdwlqu3hmq06s87">
               <w:r>
                 <w:rPr>
                   <w:rFonts w:ascii="Arial" w:cs="Arial" w:eastAsia="Arial" w:hAnsi="Arial"/>
@@ -36716,7 +36716,7 @@
             <w:pPr>
               <w:spacing w:after="20" w:before="0"/>
             </w:pPr>
-            <w:hyperlink w:history="1" r:id="rId9ibndx9ek7x9mqtzcm4mg">
+            <w:hyperlink w:history="1" r:id="rIdjyemu8uv1vn33rie6e28b">
               <w:r>
                 <w:rPr>
                   <w:rFonts w:ascii="Arial" w:cs="Arial" w:eastAsia="Arial" w:hAnsi="Arial"/>
@@ -36749,7 +36749,7 @@
               <w:spacing w:after="10" w:before="0"/>
               <w:ind w:left="120"/>
             </w:pPr>
-            <w:hyperlink w:history="1" r:id="rIdromlagafojmddofb6njgm">
+            <w:hyperlink w:history="1" r:id="rIddi9co32htx24kn23u0n-6">
               <w:r>
                 <w:rPr>
                   <w:rFonts w:ascii="Arial" w:cs="Arial" w:eastAsia="Arial" w:hAnsi="Arial"/>
@@ -36794,7 +36794,7 @@
             <w:pPr>
               <w:spacing w:after="20" w:before="0"/>
             </w:pPr>
-            <w:hyperlink w:history="1" r:id="rId7vxqs8yhhjxbfoj93cwb6">
+            <w:hyperlink w:history="1" r:id="rIdbxb4g3albjuov3mdj1bl8">
               <w:r>
                 <w:rPr>
                   <w:rFonts w:ascii="Arial" w:cs="Arial" w:eastAsia="Arial" w:hAnsi="Arial"/>
@@ -36827,7 +36827,7 @@
               <w:spacing w:after="10" w:before="0"/>
               <w:ind w:left="120"/>
             </w:pPr>
-            <w:hyperlink w:history="1" r:id="rIdyh7qh764uzdnvrzqt6ylb">
+            <w:hyperlink w:history="1" r:id="rIdjsq2ds06lqtkpko1evfvh">
               <w:r>
                 <w:rPr>
                   <w:rFonts w:ascii="Arial" w:cs="Arial" w:eastAsia="Arial" w:hAnsi="Arial"/>

--- a/data/outputs/v2/Biology/SS3.2_Animal_Transport/Biology_Animal_Transport_CBE_LessonSequence.docx
+++ b/data/outputs/v2/Biology/SS3.2_Animal_Transport/Biology_Animal_Transport_CBE_LessonSequence.docx
@@ -3367,7 +3367,7 @@
             <w:pPr>
               <w:spacing w:after="20" w:before="0"/>
             </w:pPr>
-            <w:hyperlink w:history="1" r:id="rId5kmpt07dpkcmend9ji5bv">
+            <w:hyperlink w:history="1" r:id="rId_j0k1viyvb1270raapizx">
               <w:r>
                 <w:rPr>
                   <w:rFonts w:ascii="Arial" w:cs="Arial" w:eastAsia="Arial" w:hAnsi="Arial"/>
@@ -3400,7 +3400,7 @@
               <w:spacing w:after="10" w:before="0"/>
               <w:ind w:left="120"/>
             </w:pPr>
-            <w:hyperlink w:history="1" r:id="rIdaqk4ipx9a_oxh12lxqxaa">
+            <w:hyperlink w:history="1" r:id="rId3u0erroffbl_duzyd7edk">
               <w:r>
                 <w:rPr>
                   <w:rFonts w:ascii="Arial" w:cs="Arial" w:eastAsia="Arial" w:hAnsi="Arial"/>
@@ -3445,7 +3445,7 @@
             <w:pPr>
               <w:spacing w:after="20" w:before="0"/>
             </w:pPr>
-            <w:hyperlink w:history="1" r:id="rIdrlmmaglytta8tlipyxcto">
+            <w:hyperlink w:history="1" r:id="rIdlp9a6g9hi4mpoy-v5cx-t">
               <w:r>
                 <w:rPr>
                   <w:rFonts w:ascii="Arial" w:cs="Arial" w:eastAsia="Arial" w:hAnsi="Arial"/>
@@ -3478,7 +3478,7 @@
               <w:spacing w:after="10" w:before="0"/>
               <w:ind w:left="120"/>
             </w:pPr>
-            <w:hyperlink w:history="1" r:id="rIdobjlycymirl7qnzq2ay6l">
+            <w:hyperlink w:history="1" r:id="rIds-sodhklgqicsrivr6gnc">
               <w:r>
                 <w:rPr>
                   <w:rFonts w:ascii="Arial" w:cs="Arial" w:eastAsia="Arial" w:hAnsi="Arial"/>
@@ -3673,7 +3673,7 @@
             <w:pPr>
               <w:spacing w:after="20" w:before="0"/>
             </w:pPr>
-            <w:hyperlink w:history="1" r:id="rIdckelatxtgjwgh-oa7p9kq">
+            <w:hyperlink w:history="1" r:id="rIdputyzj4ooeyadielvvxi-">
               <w:r>
                 <w:rPr>
                   <w:rFonts w:ascii="Arial" w:cs="Arial" w:eastAsia="Arial" w:hAnsi="Arial"/>
@@ -3706,7 +3706,7 @@
               <w:spacing w:after="10" w:before="0"/>
               <w:ind w:left="120"/>
             </w:pPr>
-            <w:hyperlink w:history="1" r:id="rId9mm6mntt_5owwymefv8iz">
+            <w:hyperlink w:history="1" r:id="rIdfmezxpo-i6pukwmy3ccxl">
               <w:r>
                 <w:rPr>
                   <w:rFonts w:ascii="Arial" w:cs="Arial" w:eastAsia="Arial" w:hAnsi="Arial"/>
@@ -3751,7 +3751,7 @@
             <w:pPr>
               <w:spacing w:after="20" w:before="0"/>
             </w:pPr>
-            <w:hyperlink w:history="1" r:id="rIdwd-zsgcaegpesh_g2m6yz">
+            <w:hyperlink w:history="1" r:id="rIdf-hzjn_1pl_vqo5oaykys">
               <w:r>
                 <w:rPr>
                   <w:rFonts w:ascii="Arial" w:cs="Arial" w:eastAsia="Arial" w:hAnsi="Arial"/>
@@ -3784,7 +3784,7 @@
               <w:spacing w:after="10" w:before="0"/>
               <w:ind w:left="120"/>
             </w:pPr>
-            <w:hyperlink w:history="1" r:id="rIdg0kbkp6hh_y6rp0eqblfu">
+            <w:hyperlink w:history="1" r:id="rId7nbc_owjispilkwv9w0qj">
               <w:r>
                 <w:rPr>
                   <w:rFonts w:ascii="Arial" w:cs="Arial" w:eastAsia="Arial" w:hAnsi="Arial"/>
@@ -3979,7 +3979,7 @@
             <w:pPr>
               <w:spacing w:after="20" w:before="0"/>
             </w:pPr>
-            <w:hyperlink w:history="1" r:id="rIdaaoh4qd4qx_qmxq9c-fiq">
+            <w:hyperlink w:history="1" r:id="rIdvj5vjnm-wftbvd_7q8ont">
               <w:r>
                 <w:rPr>
                   <w:rFonts w:ascii="Arial" w:cs="Arial" w:eastAsia="Arial" w:hAnsi="Arial"/>
@@ -4012,7 +4012,7 @@
               <w:spacing w:after="10" w:before="0"/>
               <w:ind w:left="120"/>
             </w:pPr>
-            <w:hyperlink w:history="1" r:id="rIdvzgoh413jfrkbcgvtgzn-">
+            <w:hyperlink w:history="1" r:id="rIdbn2nbk-lsfblxcz4ry9lo">
               <w:r>
                 <w:rPr>
                   <w:rFonts w:ascii="Arial" w:cs="Arial" w:eastAsia="Arial" w:hAnsi="Arial"/>
@@ -4057,7 +4057,7 @@
             <w:pPr>
               <w:spacing w:after="20" w:before="0"/>
             </w:pPr>
-            <w:hyperlink w:history="1" r:id="rIdddbvnb-aniycxlq6lhzln">
+            <w:hyperlink w:history="1" r:id="rIdzosoetvfxzxic3cz8inpp">
               <w:r>
                 <w:rPr>
                   <w:rFonts w:ascii="Arial" w:cs="Arial" w:eastAsia="Arial" w:hAnsi="Arial"/>
@@ -4090,7 +4090,7 @@
               <w:spacing w:after="10" w:before="0"/>
               <w:ind w:left="120"/>
             </w:pPr>
-            <w:hyperlink w:history="1" r:id="rId1nozubguy7mcedlhih3sm">
+            <w:hyperlink w:history="1" r:id="rIdldgwvujgzgwu2x3s__ymm">
               <w:r>
                 <w:rPr>
                   <w:rFonts w:ascii="Arial" w:cs="Arial" w:eastAsia="Arial" w:hAnsi="Arial"/>
@@ -4285,7 +4285,7 @@
             <w:pPr>
               <w:spacing w:after="20" w:before="0"/>
             </w:pPr>
-            <w:hyperlink w:history="1" r:id="rIda76fzqsspsbmnyuvkpggq">
+            <w:hyperlink w:history="1" r:id="rIdmzjy-twi2iooqulexpfvc">
               <w:r>
                 <w:rPr>
                   <w:rFonts w:ascii="Arial" w:cs="Arial" w:eastAsia="Arial" w:hAnsi="Arial"/>
@@ -4318,7 +4318,7 @@
               <w:spacing w:after="10" w:before="0"/>
               <w:ind w:left="120"/>
             </w:pPr>
-            <w:hyperlink w:history="1" r:id="rIdi6j4afp_afveopjsgoxrb">
+            <w:hyperlink w:history="1" r:id="rIdbo7rxfcbt-fqmbv5iw8vn">
               <w:r>
                 <w:rPr>
                   <w:rFonts w:ascii="Arial" w:cs="Arial" w:eastAsia="Arial" w:hAnsi="Arial"/>
@@ -4363,7 +4363,7 @@
             <w:pPr>
               <w:spacing w:after="20" w:before="0"/>
             </w:pPr>
-            <w:hyperlink w:history="1" r:id="rIdbusnt22awxypmhnck50h3">
+            <w:hyperlink w:history="1" r:id="rIdyd9itgyrmkbmdyg4k23xo">
               <w:r>
                 <w:rPr>
                   <w:rFonts w:ascii="Arial" w:cs="Arial" w:eastAsia="Arial" w:hAnsi="Arial"/>
@@ -4396,7 +4396,7 @@
               <w:spacing w:after="10" w:before="0"/>
               <w:ind w:left="120"/>
             </w:pPr>
-            <w:hyperlink w:history="1" r:id="rIdiwli28knbj4xvssg63wfi">
+            <w:hyperlink w:history="1" r:id="rId2m-kdtlhsknauioti4ftr">
               <w:r>
                 <w:rPr>
                   <w:rFonts w:ascii="Arial" w:cs="Arial" w:eastAsia="Arial" w:hAnsi="Arial"/>
@@ -4591,7 +4591,7 @@
             <w:pPr>
               <w:spacing w:after="20" w:before="0"/>
             </w:pPr>
-            <w:hyperlink w:history="1" r:id="rIdl_ay9xebe4f6geqmfbl8w">
+            <w:hyperlink w:history="1" r:id="rId9djgyl_m0eo-7whrcn-4x">
               <w:r>
                 <w:rPr>
                   <w:rFonts w:ascii="Arial" w:cs="Arial" w:eastAsia="Arial" w:hAnsi="Arial"/>
@@ -4624,7 +4624,7 @@
               <w:spacing w:after="10" w:before="0"/>
               <w:ind w:left="120"/>
             </w:pPr>
-            <w:hyperlink w:history="1" r:id="rIdif9ivzhq1nsrzn7gukuvg">
+            <w:hyperlink w:history="1" r:id="rIdfctizrc_zxhrtp-x9hf2l">
               <w:r>
                 <w:rPr>
                   <w:rFonts w:ascii="Arial" w:cs="Arial" w:eastAsia="Arial" w:hAnsi="Arial"/>
@@ -4669,7 +4669,7 @@
             <w:pPr>
               <w:spacing w:after="20" w:before="0"/>
             </w:pPr>
-            <w:hyperlink w:history="1" r:id="rIdsdkwzmguxlcbgd32jz8ub">
+            <w:hyperlink w:history="1" r:id="rIdenpsz_v4yhxtlxromsb6s">
               <w:r>
                 <w:rPr>
                   <w:rFonts w:ascii="Arial" w:cs="Arial" w:eastAsia="Arial" w:hAnsi="Arial"/>
@@ -4702,7 +4702,7 @@
               <w:spacing w:after="10" w:before="0"/>
               <w:ind w:left="120"/>
             </w:pPr>
-            <w:hyperlink w:history="1" r:id="rIdabxhatejz7r30urzrsplw">
+            <w:hyperlink w:history="1" r:id="rIdhmtd-u0-mxuhcuulm4hj7">
               <w:r>
                 <w:rPr>
                   <w:rFonts w:ascii="Arial" w:cs="Arial" w:eastAsia="Arial" w:hAnsi="Arial"/>
@@ -6189,7 +6189,7 @@
             <w:pPr>
               <w:spacing w:after="20" w:before="0"/>
             </w:pPr>
-            <w:hyperlink w:history="1" r:id="rIdsicvadd9_txmlljotodjg">
+            <w:hyperlink w:history="1" r:id="rIdtqwqhy7eob7emobmbszp5">
               <w:r>
                 <w:rPr>
                   <w:rFonts w:ascii="Arial" w:cs="Arial" w:eastAsia="Arial" w:hAnsi="Arial"/>
@@ -6222,7 +6222,7 @@
               <w:spacing w:after="10" w:before="0"/>
               <w:ind w:left="120"/>
             </w:pPr>
-            <w:hyperlink w:history="1" r:id="rIdx5pdw94kv8gpygmk1wxlv">
+            <w:hyperlink w:history="1" r:id="rIdfgzepckv6ucw49iz1t2nh">
               <w:r>
                 <w:rPr>
                   <w:rFonts w:ascii="Arial" w:cs="Arial" w:eastAsia="Arial" w:hAnsi="Arial"/>
@@ -6267,7 +6267,7 @@
             <w:pPr>
               <w:spacing w:after="20" w:before="0"/>
             </w:pPr>
-            <w:hyperlink w:history="1" r:id="rId6l9e3ht0aeuhylh7zqwfb">
+            <w:hyperlink w:history="1" r:id="rId7zfsovcwomvcaf2ka4dii">
               <w:r>
                 <w:rPr>
                   <w:rFonts w:ascii="Arial" w:cs="Arial" w:eastAsia="Arial" w:hAnsi="Arial"/>
@@ -6300,7 +6300,7 @@
               <w:spacing w:after="10" w:before="0"/>
               <w:ind w:left="120"/>
             </w:pPr>
-            <w:hyperlink w:history="1" r:id="rIdlilf3hkkqdwdgilu2jkhy">
+            <w:hyperlink w:history="1" r:id="rIdpv_mrytjdlnalrtaeolcd">
               <w:r>
                 <w:rPr>
                   <w:rFonts w:ascii="Arial" w:cs="Arial" w:eastAsia="Arial" w:hAnsi="Arial"/>
@@ -6571,7 +6571,7 @@
             <w:pPr>
               <w:spacing w:after="20" w:before="0"/>
             </w:pPr>
-            <w:hyperlink w:history="1" r:id="rIdp-htiafof-rdwvpkyk3qi">
+            <w:hyperlink w:history="1" r:id="rId3c9gnpzsv6zyp4cz6zths">
               <w:r>
                 <w:rPr>
                   <w:rFonts w:ascii="Arial" w:cs="Arial" w:eastAsia="Arial" w:hAnsi="Arial"/>
@@ -6604,7 +6604,7 @@
               <w:spacing w:after="10" w:before="0"/>
               <w:ind w:left="120"/>
             </w:pPr>
-            <w:hyperlink w:history="1" r:id="rIdmoa1ulgvkrbu0l-tjadv7">
+            <w:hyperlink w:history="1" r:id="rIdjthpbt1bxjiwehgmvs6vt">
               <w:r>
                 <w:rPr>
                   <w:rFonts w:ascii="Arial" w:cs="Arial" w:eastAsia="Arial" w:hAnsi="Arial"/>
@@ -6649,7 +6649,7 @@
             <w:pPr>
               <w:spacing w:after="20" w:before="0"/>
             </w:pPr>
-            <w:hyperlink w:history="1" r:id="rIdqpi5vavznsqarwh71_air">
+            <w:hyperlink w:history="1" r:id="rIdwgfsmsofltujb6i14-5fx">
               <w:r>
                 <w:rPr>
                   <w:rFonts w:ascii="Arial" w:cs="Arial" w:eastAsia="Arial" w:hAnsi="Arial"/>
@@ -6682,7 +6682,7 @@
               <w:spacing w:after="10" w:before="0"/>
               <w:ind w:left="120"/>
             </w:pPr>
-            <w:hyperlink w:history="1" r:id="rIdv9peyma37ph2cqkaz76mt">
+            <w:hyperlink w:history="1" r:id="rIdrmwflaqi6roaqoahrej2d">
               <w:r>
                 <w:rPr>
                   <w:rFonts w:ascii="Arial" w:cs="Arial" w:eastAsia="Arial" w:hAnsi="Arial"/>
@@ -7086,7 +7086,7 @@
             <w:pPr>
               <w:spacing w:after="20" w:before="0"/>
             </w:pPr>
-            <w:hyperlink w:history="1" r:id="rId0_z1metv88orbtwof2h_t">
+            <w:hyperlink w:history="1" r:id="rIduzysvwyb_uop4d_c7ilbu">
               <w:r>
                 <w:rPr>
                   <w:rFonts w:ascii="Arial" w:cs="Arial" w:eastAsia="Arial" w:hAnsi="Arial"/>
@@ -7119,7 +7119,7 @@
               <w:spacing w:after="10" w:before="0"/>
               <w:ind w:left="120"/>
             </w:pPr>
-            <w:hyperlink w:history="1" r:id="rIdjw4odbmbdtlnmhycx0fx6">
+            <w:hyperlink w:history="1" r:id="rIdgl0if2tov2gswmnrt04f3">
               <w:r>
                 <w:rPr>
                   <w:rFonts w:ascii="Arial" w:cs="Arial" w:eastAsia="Arial" w:hAnsi="Arial"/>
@@ -7164,7 +7164,7 @@
             <w:pPr>
               <w:spacing w:after="20" w:before="0"/>
             </w:pPr>
-            <w:hyperlink w:history="1" r:id="rIdpsvxn_chwcaedem9am18r">
+            <w:hyperlink w:history="1" r:id="rIddtjfhxe4it3hg_pdgf-l0">
               <w:r>
                 <w:rPr>
                   <w:rFonts w:ascii="Arial" w:cs="Arial" w:eastAsia="Arial" w:hAnsi="Arial"/>
@@ -7197,7 +7197,7 @@
               <w:spacing w:after="10" w:before="0"/>
               <w:ind w:left="120"/>
             </w:pPr>
-            <w:hyperlink w:history="1" r:id="rIdb_ofbjabxndkz4_okzk5h">
+            <w:hyperlink w:history="1" r:id="rId6jq9k07tkryy8ybfradwx">
               <w:r>
                 <w:rPr>
                   <w:rFonts w:ascii="Arial" w:cs="Arial" w:eastAsia="Arial" w:hAnsi="Arial"/>
@@ -7563,7 +7563,7 @@
             <w:pPr>
               <w:spacing w:after="20" w:before="0"/>
             </w:pPr>
-            <w:hyperlink w:history="1" r:id="rId8et5d5bqlf2l3wx97md8a">
+            <w:hyperlink w:history="1" r:id="rIdv30idcrle68vphj_xl7xi">
               <w:r>
                 <w:rPr>
                   <w:rFonts w:ascii="Arial" w:cs="Arial" w:eastAsia="Arial" w:hAnsi="Arial"/>
@@ -7596,7 +7596,7 @@
               <w:spacing w:after="10" w:before="0"/>
               <w:ind w:left="120"/>
             </w:pPr>
-            <w:hyperlink w:history="1" r:id="rId7tcti-w3my7ytefslvgw8">
+            <w:hyperlink w:history="1" r:id="rIdv2otejufwsl9fkdsmyqzl">
               <w:r>
                 <w:rPr>
                   <w:rFonts w:ascii="Arial" w:cs="Arial" w:eastAsia="Arial" w:hAnsi="Arial"/>
@@ -7641,7 +7641,7 @@
             <w:pPr>
               <w:spacing w:after="20" w:before="0"/>
             </w:pPr>
-            <w:hyperlink w:history="1" r:id="rIduf8f6dcjd-4aelixhfdor">
+            <w:hyperlink w:history="1" r:id="rId1saqxgndt4qt2g9qwbjes">
               <w:r>
                 <w:rPr>
                   <w:rFonts w:ascii="Arial" w:cs="Arial" w:eastAsia="Arial" w:hAnsi="Arial"/>
@@ -7674,7 +7674,7 @@
               <w:spacing w:after="10" w:before="0"/>
               <w:ind w:left="120"/>
             </w:pPr>
-            <w:hyperlink w:history="1" r:id="rIdyla0chlrs29emkkzznhie">
+            <w:hyperlink w:history="1" r:id="rIdh6zmqteehws6wsxhcp1rj">
               <w:r>
                 <w:rPr>
                   <w:rFonts w:ascii="Arial" w:cs="Arial" w:eastAsia="Arial" w:hAnsi="Arial"/>
@@ -8002,7 +8002,7 @@
             <w:pPr>
               <w:spacing w:after="20" w:before="0"/>
             </w:pPr>
-            <w:hyperlink w:history="1" r:id="rId0euosdikjrjnc1fw7zurv">
+            <w:hyperlink w:history="1" r:id="rIdfhplnpua2m6gjpf6gpgai">
               <w:r>
                 <w:rPr>
                   <w:rFonts w:ascii="Arial" w:cs="Arial" w:eastAsia="Arial" w:hAnsi="Arial"/>
@@ -8035,7 +8035,7 @@
               <w:spacing w:after="10" w:before="0"/>
               <w:ind w:left="120"/>
             </w:pPr>
-            <w:hyperlink w:history="1" r:id="rIdmdfk4niy7gjpl6q3vkwex">
+            <w:hyperlink w:history="1" r:id="rIdfyp1o9v8hjh7d-ky_fpdw">
               <w:r>
                 <w:rPr>
                   <w:rFonts w:ascii="Arial" w:cs="Arial" w:eastAsia="Arial" w:hAnsi="Arial"/>
@@ -8080,7 +8080,7 @@
             <w:pPr>
               <w:spacing w:after="20" w:before="0"/>
             </w:pPr>
-            <w:hyperlink w:history="1" r:id="rIdxzesp5zwo10854jgoc3zg">
+            <w:hyperlink w:history="1" r:id="rIdlaa2kuynkcoqmhpyc3adf">
               <w:r>
                 <w:rPr>
                   <w:rFonts w:ascii="Arial" w:cs="Arial" w:eastAsia="Arial" w:hAnsi="Arial"/>
@@ -8113,7 +8113,7 @@
               <w:spacing w:after="10" w:before="0"/>
               <w:ind w:left="120"/>
             </w:pPr>
-            <w:hyperlink w:history="1" r:id="rIdq4scvphkayyg_p9v4np4h">
+            <w:hyperlink w:history="1" r:id="rIdxlcy1up_g8zwccb7o1pb0">
               <w:r>
                 <w:rPr>
                   <w:rFonts w:ascii="Arial" w:cs="Arial" w:eastAsia="Arial" w:hAnsi="Arial"/>
@@ -9904,7 +9904,7 @@
             <w:pPr>
               <w:spacing w:after="20" w:before="0"/>
             </w:pPr>
-            <w:hyperlink w:history="1" r:id="rIdphpdw7dlqxh91d14onuqs">
+            <w:hyperlink w:history="1" r:id="rId4kbkaoty4xtifaqkwpayk">
               <w:r>
                 <w:rPr>
                   <w:rFonts w:ascii="Arial" w:cs="Arial" w:eastAsia="Arial" w:hAnsi="Arial"/>
@@ -9937,7 +9937,7 @@
               <w:spacing w:after="10" w:before="0"/>
               <w:ind w:left="120"/>
             </w:pPr>
-            <w:hyperlink w:history="1" r:id="rIdncb_ap2hedjrkzybij6by">
+            <w:hyperlink w:history="1" r:id="rIdxp-6naoqa2qx7oek3saqt">
               <w:r>
                 <w:rPr>
                   <w:rFonts w:ascii="Arial" w:cs="Arial" w:eastAsia="Arial" w:hAnsi="Arial"/>
@@ -9982,7 +9982,7 @@
             <w:pPr>
               <w:spacing w:after="20" w:before="0"/>
             </w:pPr>
-            <w:hyperlink w:history="1" r:id="rIdys-vzytox8m7ur_3k1sy4">
+            <w:hyperlink w:history="1" r:id="rIdugjcno1bdiwekii0msnin">
               <w:r>
                 <w:rPr>
                   <w:rFonts w:ascii="Arial" w:cs="Arial" w:eastAsia="Arial" w:hAnsi="Arial"/>
@@ -10015,7 +10015,7 @@
               <w:spacing w:after="10" w:before="0"/>
               <w:ind w:left="120"/>
             </w:pPr>
-            <w:hyperlink w:history="1" r:id="rIdxdonstojignbg-8t9hwtj">
+            <w:hyperlink w:history="1" r:id="rIdbzsql9bfx-3cyi7_e21ak">
               <w:r>
                 <w:rPr>
                   <w:rFonts w:ascii="Arial" w:cs="Arial" w:eastAsia="Arial" w:hAnsi="Arial"/>
@@ -10210,7 +10210,7 @@
             <w:pPr>
               <w:spacing w:after="20" w:before="0"/>
             </w:pPr>
-            <w:hyperlink w:history="1" r:id="rId5aoa-xtoqdoxii3x7twao">
+            <w:hyperlink w:history="1" r:id="rId96mr-anxxg7ezriejziqq">
               <w:r>
                 <w:rPr>
                   <w:rFonts w:ascii="Arial" w:cs="Arial" w:eastAsia="Arial" w:hAnsi="Arial"/>
@@ -10243,7 +10243,7 @@
               <w:spacing w:after="10" w:before="0"/>
               <w:ind w:left="120"/>
             </w:pPr>
-            <w:hyperlink w:history="1" r:id="rIdzdblqo2cfe3ipdc0iihti">
+            <w:hyperlink w:history="1" r:id="rIdtgrhckue0wsgqiyth3rny">
               <w:r>
                 <w:rPr>
                   <w:rFonts w:ascii="Arial" w:cs="Arial" w:eastAsia="Arial" w:hAnsi="Arial"/>
@@ -10288,7 +10288,7 @@
             <w:pPr>
               <w:spacing w:after="20" w:before="0"/>
             </w:pPr>
-            <w:hyperlink w:history="1" r:id="rIdemfpkf46set8_--rcwvok">
+            <w:hyperlink w:history="1" r:id="rIdk85chzfkaxzdl0tq1len3">
               <w:r>
                 <w:rPr>
                   <w:rFonts w:ascii="Arial" w:cs="Arial" w:eastAsia="Arial" w:hAnsi="Arial"/>
@@ -10321,7 +10321,7 @@
               <w:spacing w:after="10" w:before="0"/>
               <w:ind w:left="120"/>
             </w:pPr>
-            <w:hyperlink w:history="1" r:id="rIdxeqa8vnfw9lvi-jaf3yov">
+            <w:hyperlink w:history="1" r:id="rIdcoo8dfmubz5fj_zcrxoak">
               <w:r>
                 <w:rPr>
                   <w:rFonts w:ascii="Arial" w:cs="Arial" w:eastAsia="Arial" w:hAnsi="Arial"/>
@@ -10516,7 +10516,7 @@
             <w:pPr>
               <w:spacing w:after="20" w:before="0"/>
             </w:pPr>
-            <w:hyperlink w:history="1" r:id="rIdhr_ckm6dynyt46icuk_pw">
+            <w:hyperlink w:history="1" r:id="rIdo0agbxmonbnivzob6z_ue">
               <w:r>
                 <w:rPr>
                   <w:rFonts w:ascii="Arial" w:cs="Arial" w:eastAsia="Arial" w:hAnsi="Arial"/>
@@ -10549,7 +10549,7 @@
               <w:spacing w:after="10" w:before="0"/>
               <w:ind w:left="120"/>
             </w:pPr>
-            <w:hyperlink w:history="1" r:id="rIdgeqadzrxp5yx5bi8ehtfu">
+            <w:hyperlink w:history="1" r:id="rIdr41wzahb7r0dqzcnioo5t">
               <w:r>
                 <w:rPr>
                   <w:rFonts w:ascii="Arial" w:cs="Arial" w:eastAsia="Arial" w:hAnsi="Arial"/>
@@ -10594,7 +10594,7 @@
             <w:pPr>
               <w:spacing w:after="20" w:before="0"/>
             </w:pPr>
-            <w:hyperlink w:history="1" r:id="rIdu8x0qbkpmho-ma9mywnew">
+            <w:hyperlink w:history="1" r:id="rIdezzwl-fzgz4dgknwiz7uw">
               <w:r>
                 <w:rPr>
                   <w:rFonts w:ascii="Arial" w:cs="Arial" w:eastAsia="Arial" w:hAnsi="Arial"/>
@@ -10627,7 +10627,7 @@
               <w:spacing w:after="10" w:before="0"/>
               <w:ind w:left="120"/>
             </w:pPr>
-            <w:hyperlink w:history="1" r:id="rId2nc-oawlptl0rjjiqgrjl">
+            <w:hyperlink w:history="1" r:id="rIdzozudk2ac7jl6cc3xafov">
               <w:r>
                 <w:rPr>
                   <w:rFonts w:ascii="Arial" w:cs="Arial" w:eastAsia="Arial" w:hAnsi="Arial"/>
@@ -10822,7 +10822,7 @@
             <w:pPr>
               <w:spacing w:after="20" w:before="0"/>
             </w:pPr>
-            <w:hyperlink w:history="1" r:id="rId_tkbl9fnnndih49tfocqn">
+            <w:hyperlink w:history="1" r:id="rIdakcyonbbdztqkwexe2pr9">
               <w:r>
                 <w:rPr>
                   <w:rFonts w:ascii="Arial" w:cs="Arial" w:eastAsia="Arial" w:hAnsi="Arial"/>
@@ -10855,7 +10855,7 @@
               <w:spacing w:after="10" w:before="0"/>
               <w:ind w:left="120"/>
             </w:pPr>
-            <w:hyperlink w:history="1" r:id="rIdlknqi5ujp5vy1rvibs7zp">
+            <w:hyperlink w:history="1" r:id="rIdlglatynfrfusxnmkkhrvu">
               <w:r>
                 <w:rPr>
                   <w:rFonts w:ascii="Arial" w:cs="Arial" w:eastAsia="Arial" w:hAnsi="Arial"/>
@@ -10900,7 +10900,7 @@
             <w:pPr>
               <w:spacing w:after="20" w:before="0"/>
             </w:pPr>
-            <w:hyperlink w:history="1" r:id="rIdtbh9pehvn8clyku54lt7a">
+            <w:hyperlink w:history="1" r:id="rId2tckj41lhl2u6ez2qdcpp">
               <w:r>
                 <w:rPr>
                   <w:rFonts w:ascii="Arial" w:cs="Arial" w:eastAsia="Arial" w:hAnsi="Arial"/>
@@ -10933,7 +10933,7 @@
               <w:spacing w:after="10" w:before="0"/>
               <w:ind w:left="120"/>
             </w:pPr>
-            <w:hyperlink w:history="1" r:id="rIdp1ncn0fsa2l4p7noi8kke">
+            <w:hyperlink w:history="1" r:id="rId3r9ml_dipsvxpvhviqpwt">
               <w:r>
                 <w:rPr>
                   <w:rFonts w:ascii="Arial" w:cs="Arial" w:eastAsia="Arial" w:hAnsi="Arial"/>
@@ -11128,7 +11128,7 @@
             <w:pPr>
               <w:spacing w:after="20" w:before="0"/>
             </w:pPr>
-            <w:hyperlink w:history="1" r:id="rId7r6i_qrbkva0pkyqac8ql">
+            <w:hyperlink w:history="1" r:id="rIdew7bmzug3jm72ulp2eiaz">
               <w:r>
                 <w:rPr>
                   <w:rFonts w:ascii="Arial" w:cs="Arial" w:eastAsia="Arial" w:hAnsi="Arial"/>
@@ -11161,7 +11161,7 @@
               <w:spacing w:after="10" w:before="0"/>
               <w:ind w:left="120"/>
             </w:pPr>
-            <w:hyperlink w:history="1" r:id="rIdm-1y9upsu4obshqh58qj0">
+            <w:hyperlink w:history="1" r:id="rIdpivrkokgndzqiou3wi0ow">
               <w:r>
                 <w:rPr>
                   <w:rFonts w:ascii="Arial" w:cs="Arial" w:eastAsia="Arial" w:hAnsi="Arial"/>
@@ -11206,7 +11206,7 @@
             <w:pPr>
               <w:spacing w:after="20" w:before="0"/>
             </w:pPr>
-            <w:hyperlink w:history="1" r:id="rIdw5fg9be19fzvkiqvaaq0u">
+            <w:hyperlink w:history="1" r:id="rIduuuy2er4u9jmtislcitxf">
               <w:r>
                 <w:rPr>
                   <w:rFonts w:ascii="Arial" w:cs="Arial" w:eastAsia="Arial" w:hAnsi="Arial"/>
@@ -11239,7 +11239,7 @@
               <w:spacing w:after="10" w:before="0"/>
               <w:ind w:left="120"/>
             </w:pPr>
-            <w:hyperlink w:history="1" r:id="rIdj6shvqi16vkfbutk0pezb">
+            <w:hyperlink w:history="1" r:id="rIdkgzyb6xgq-15brkblps5v">
               <w:r>
                 <w:rPr>
                   <w:rFonts w:ascii="Arial" w:cs="Arial" w:eastAsia="Arial" w:hAnsi="Arial"/>
@@ -12726,7 +12726,7 @@
             <w:pPr>
               <w:spacing w:after="20" w:before="0"/>
             </w:pPr>
-            <w:hyperlink w:history="1" r:id="rIdbgmaqkxbrp2xxklb7_uta">
+            <w:hyperlink w:history="1" r:id="rIdy4ozrluwnzi9ob-1s-s0z">
               <w:r>
                 <w:rPr>
                   <w:rFonts w:ascii="Arial" w:cs="Arial" w:eastAsia="Arial" w:hAnsi="Arial"/>
@@ -12759,7 +12759,7 @@
               <w:spacing w:after="10" w:before="0"/>
               <w:ind w:left="120"/>
             </w:pPr>
-            <w:hyperlink w:history="1" r:id="rIdyqqqoi123gljs5ie9y5zp">
+            <w:hyperlink w:history="1" r:id="rIdmstpvcvfqngrebk7xvlnz">
               <w:r>
                 <w:rPr>
                   <w:rFonts w:ascii="Arial" w:cs="Arial" w:eastAsia="Arial" w:hAnsi="Arial"/>
@@ -12804,7 +12804,7 @@
             <w:pPr>
               <w:spacing w:after="20" w:before="0"/>
             </w:pPr>
-            <w:hyperlink w:history="1" r:id="rIdayj3hqcc5cabk2xnvgj-m">
+            <w:hyperlink w:history="1" r:id="rId7fvxqgapdnnefyowqpd0g">
               <w:r>
                 <w:rPr>
                   <w:rFonts w:ascii="Arial" w:cs="Arial" w:eastAsia="Arial" w:hAnsi="Arial"/>
@@ -12837,7 +12837,7 @@
               <w:spacing w:after="10" w:before="0"/>
               <w:ind w:left="120"/>
             </w:pPr>
-            <w:hyperlink w:history="1" r:id="rIdaeyrub_gtjxthqgtfa53q">
+            <w:hyperlink w:history="1" r:id="rIdyzeubvrpwqfmsxfnvwaip">
               <w:r>
                 <w:rPr>
                   <w:rFonts w:ascii="Arial" w:cs="Arial" w:eastAsia="Arial" w:hAnsi="Arial"/>
@@ -13032,7 +13032,7 @@
             <w:pPr>
               <w:spacing w:after="20" w:before="0"/>
             </w:pPr>
-            <w:hyperlink w:history="1" r:id="rIdsyrh49cvzwjsdwtjlbvgm">
+            <w:hyperlink w:history="1" r:id="rIdsqi9omeoovrwu8pu5h6hp">
               <w:r>
                 <w:rPr>
                   <w:rFonts w:ascii="Arial" w:cs="Arial" w:eastAsia="Arial" w:hAnsi="Arial"/>
@@ -13065,7 +13065,7 @@
               <w:spacing w:after="10" w:before="0"/>
               <w:ind w:left="120"/>
             </w:pPr>
-            <w:hyperlink w:history="1" r:id="rIdkgtcu_mlh_6svhl-ch_mi">
+            <w:hyperlink w:history="1" r:id="rIdkbxa0uwomlsnel7ce1loj">
               <w:r>
                 <w:rPr>
                   <w:rFonts w:ascii="Arial" w:cs="Arial" w:eastAsia="Arial" w:hAnsi="Arial"/>
@@ -13110,7 +13110,7 @@
             <w:pPr>
               <w:spacing w:after="20" w:before="0"/>
             </w:pPr>
-            <w:hyperlink w:history="1" r:id="rIdbq0frmcovrtcfr1bjyu7_">
+            <w:hyperlink w:history="1" r:id="rIdhsjv5fwzrmehlg5azxjhg">
               <w:r>
                 <w:rPr>
                   <w:rFonts w:ascii="Arial" w:cs="Arial" w:eastAsia="Arial" w:hAnsi="Arial"/>
@@ -13143,7 +13143,7 @@
               <w:spacing w:after="10" w:before="0"/>
               <w:ind w:left="120"/>
             </w:pPr>
-            <w:hyperlink w:history="1" r:id="rIds6biq8bpd-jurlpwypzdc">
+            <w:hyperlink w:history="1" r:id="rIdigbrwm_ef2lcdt3qy19c4">
               <w:r>
                 <w:rPr>
                   <w:rFonts w:ascii="Arial" w:cs="Arial" w:eastAsia="Arial" w:hAnsi="Arial"/>
@@ -13338,7 +13338,7 @@
             <w:pPr>
               <w:spacing w:after="20" w:before="0"/>
             </w:pPr>
-            <w:hyperlink w:history="1" r:id="rId8zx3vlg_zl6mkdnra_ew7">
+            <w:hyperlink w:history="1" r:id="rId1byluaxlcrewy8lk4tzco">
               <w:r>
                 <w:rPr>
                   <w:rFonts w:ascii="Arial" w:cs="Arial" w:eastAsia="Arial" w:hAnsi="Arial"/>
@@ -13371,7 +13371,7 @@
               <w:spacing w:after="10" w:before="0"/>
               <w:ind w:left="120"/>
             </w:pPr>
-            <w:hyperlink w:history="1" r:id="rId8dsm07pa7y25ao24e0q5j">
+            <w:hyperlink w:history="1" r:id="rIdosa2fc1o2klkgjykhfjmr">
               <w:r>
                 <w:rPr>
                   <w:rFonts w:ascii="Arial" w:cs="Arial" w:eastAsia="Arial" w:hAnsi="Arial"/>
@@ -13416,7 +13416,7 @@
             <w:pPr>
               <w:spacing w:after="20" w:before="0"/>
             </w:pPr>
-            <w:hyperlink w:history="1" r:id="rIdsivkrvvsq-sga0lape8om">
+            <w:hyperlink w:history="1" r:id="rIdp0ybdrsuu_ql0b9jib2oe">
               <w:r>
                 <w:rPr>
                   <w:rFonts w:ascii="Arial" w:cs="Arial" w:eastAsia="Arial" w:hAnsi="Arial"/>
@@ -13449,7 +13449,7 @@
               <w:spacing w:after="10" w:before="0"/>
               <w:ind w:left="120"/>
             </w:pPr>
-            <w:hyperlink w:history="1" r:id="rIdbyemc-v8ez2igh3hmyhrq">
+            <w:hyperlink w:history="1" r:id="rIddfieuo-xo-6qvfknno4jc">
               <w:r>
                 <w:rPr>
                   <w:rFonts w:ascii="Arial" w:cs="Arial" w:eastAsia="Arial" w:hAnsi="Arial"/>
@@ -13644,7 +13644,7 @@
             <w:pPr>
               <w:spacing w:after="20" w:before="0"/>
             </w:pPr>
-            <w:hyperlink w:history="1" r:id="rIdap6llqc1llusigjmr6n90">
+            <w:hyperlink w:history="1" r:id="rIdg-e313cnn2wld91quu_y1">
               <w:r>
                 <w:rPr>
                   <w:rFonts w:ascii="Arial" w:cs="Arial" w:eastAsia="Arial" w:hAnsi="Arial"/>
@@ -13677,7 +13677,7 @@
               <w:spacing w:after="10" w:before="0"/>
               <w:ind w:left="120"/>
             </w:pPr>
-            <w:hyperlink w:history="1" r:id="rIdapzicnpvagivihwqnu5p9">
+            <w:hyperlink w:history="1" r:id="rIdwugfyro3hec-ef7hao8gj">
               <w:r>
                 <w:rPr>
                   <w:rFonts w:ascii="Arial" w:cs="Arial" w:eastAsia="Arial" w:hAnsi="Arial"/>
@@ -13722,7 +13722,7 @@
             <w:pPr>
               <w:spacing w:after="20" w:before="0"/>
             </w:pPr>
-            <w:hyperlink w:history="1" r:id="rIdgvktpv1ehhbl-gk45mwj_">
+            <w:hyperlink w:history="1" r:id="rIddeagodejpaz7h21h5ggrk">
               <w:r>
                 <w:rPr>
                   <w:rFonts w:ascii="Arial" w:cs="Arial" w:eastAsia="Arial" w:hAnsi="Arial"/>
@@ -13755,7 +13755,7 @@
               <w:spacing w:after="10" w:before="0"/>
               <w:ind w:left="120"/>
             </w:pPr>
-            <w:hyperlink w:history="1" r:id="rIduyarmfwy2fuy5p77qb5xo">
+            <w:hyperlink w:history="1" r:id="rIdpfsgg5oasxxxv7dli7xak">
               <w:r>
                 <w:rPr>
                   <w:rFonts w:ascii="Arial" w:cs="Arial" w:eastAsia="Arial" w:hAnsi="Arial"/>
@@ -13950,7 +13950,7 @@
             <w:pPr>
               <w:spacing w:after="20" w:before="0"/>
             </w:pPr>
-            <w:hyperlink w:history="1" r:id="rId5fas0aaudhf3y2qdre5tz">
+            <w:hyperlink w:history="1" r:id="rIdfdahil7_0fds4pmgjbzkw">
               <w:r>
                 <w:rPr>
                   <w:rFonts w:ascii="Arial" w:cs="Arial" w:eastAsia="Arial" w:hAnsi="Arial"/>
@@ -13983,7 +13983,7 @@
               <w:spacing w:after="10" w:before="0"/>
               <w:ind w:left="120"/>
             </w:pPr>
-            <w:hyperlink w:history="1" r:id="rId-lo2m2ftbqlgigayqief8">
+            <w:hyperlink w:history="1" r:id="rIdw4tmhmzceask9-_gsp0hr">
               <w:r>
                 <w:rPr>
                   <w:rFonts w:ascii="Arial" w:cs="Arial" w:eastAsia="Arial" w:hAnsi="Arial"/>
@@ -14028,7 +14028,7 @@
             <w:pPr>
               <w:spacing w:after="20" w:before="0"/>
             </w:pPr>
-            <w:hyperlink w:history="1" r:id="rIdvgpftiw8vdh3payae2wjq">
+            <w:hyperlink w:history="1" r:id="rIdw5hw6kmlkefwdvjdaaphl">
               <w:r>
                 <w:rPr>
                   <w:rFonts w:ascii="Arial" w:cs="Arial" w:eastAsia="Arial" w:hAnsi="Arial"/>
@@ -14061,7 +14061,7 @@
               <w:spacing w:after="10" w:before="0"/>
               <w:ind w:left="120"/>
             </w:pPr>
-            <w:hyperlink w:history="1" r:id="rIdm-1zivzomfplcbedcanmg">
+            <w:hyperlink w:history="1" r:id="rIdknazun32k6o2pvovhobgl">
               <w:r>
                 <w:rPr>
                   <w:rFonts w:ascii="Arial" w:cs="Arial" w:eastAsia="Arial" w:hAnsi="Arial"/>
@@ -15548,7 +15548,7 @@
             <w:pPr>
               <w:spacing w:after="20" w:before="0"/>
             </w:pPr>
-            <w:hyperlink w:history="1" r:id="rIdvylxf9a2w6-kzymbucog2">
+            <w:hyperlink w:history="1" r:id="rIdlgagyheuxy52zpmy2rzck">
               <w:r>
                 <w:rPr>
                   <w:rFonts w:ascii="Arial" w:cs="Arial" w:eastAsia="Arial" w:hAnsi="Arial"/>
@@ -15581,7 +15581,7 @@
               <w:spacing w:after="10" w:before="0"/>
               <w:ind w:left="120"/>
             </w:pPr>
-            <w:hyperlink w:history="1" r:id="rIdendeilurjlikbtbmdvqfn">
+            <w:hyperlink w:history="1" r:id="rId1-yamh7brdgopfcrqnce0">
               <w:r>
                 <w:rPr>
                   <w:rFonts w:ascii="Arial" w:cs="Arial" w:eastAsia="Arial" w:hAnsi="Arial"/>
@@ -15626,7 +15626,7 @@
             <w:pPr>
               <w:spacing w:after="20" w:before="0"/>
             </w:pPr>
-            <w:hyperlink w:history="1" r:id="rIdnc0lffb_18u5lzod0wdst">
+            <w:hyperlink w:history="1" r:id="rIdlzyjns3wwgflmue1j4be0">
               <w:r>
                 <w:rPr>
                   <w:rFonts w:ascii="Arial" w:cs="Arial" w:eastAsia="Arial" w:hAnsi="Arial"/>
@@ -15659,7 +15659,7 @@
               <w:spacing w:after="10" w:before="0"/>
               <w:ind w:left="120"/>
             </w:pPr>
-            <w:hyperlink w:history="1" r:id="rIdljhpq8jdn1q0-zx7wogn1">
+            <w:hyperlink w:history="1" r:id="rIdujurksou5yli9do5myeat">
               <w:r>
                 <w:rPr>
                   <w:rFonts w:ascii="Arial" w:cs="Arial" w:eastAsia="Arial" w:hAnsi="Arial"/>
@@ -15854,7 +15854,7 @@
             <w:pPr>
               <w:spacing w:after="20" w:before="0"/>
             </w:pPr>
-            <w:hyperlink w:history="1" r:id="rId9qhhivebwub0g4oitzyuq">
+            <w:hyperlink w:history="1" r:id="rIdn_tercewc1idclxfdrk-k">
               <w:r>
                 <w:rPr>
                   <w:rFonts w:ascii="Arial" w:cs="Arial" w:eastAsia="Arial" w:hAnsi="Arial"/>
@@ -15887,7 +15887,7 @@
               <w:spacing w:after="10" w:before="0"/>
               <w:ind w:left="120"/>
             </w:pPr>
-            <w:hyperlink w:history="1" r:id="rIdsc3c9w-dlbjdqbogv-0v4">
+            <w:hyperlink w:history="1" r:id="rIdm25zrhnr0z9rhjcs5fbou">
               <w:r>
                 <w:rPr>
                   <w:rFonts w:ascii="Arial" w:cs="Arial" w:eastAsia="Arial" w:hAnsi="Arial"/>
@@ -15932,7 +15932,7 @@
             <w:pPr>
               <w:spacing w:after="20" w:before="0"/>
             </w:pPr>
-            <w:hyperlink w:history="1" r:id="rIdup1wbot4x0eq3vl6fgspr">
+            <w:hyperlink w:history="1" r:id="rIdrxmjnxaaxqsxydsgxhgcs">
               <w:r>
                 <w:rPr>
                   <w:rFonts w:ascii="Arial" w:cs="Arial" w:eastAsia="Arial" w:hAnsi="Arial"/>
@@ -15965,7 +15965,7 @@
               <w:spacing w:after="10" w:before="0"/>
               <w:ind w:left="120"/>
             </w:pPr>
-            <w:hyperlink w:history="1" r:id="rIdtn2gnikagk2y2y1q_tzi3">
+            <w:hyperlink w:history="1" r:id="rIdi6yscknt8ktgyq2vnowla">
               <w:r>
                 <w:rPr>
                   <w:rFonts w:ascii="Arial" w:cs="Arial" w:eastAsia="Arial" w:hAnsi="Arial"/>
@@ -16160,7 +16160,7 @@
             <w:pPr>
               <w:spacing w:after="20" w:before="0"/>
             </w:pPr>
-            <w:hyperlink w:history="1" r:id="rIdkicgfdrje3oa-yvnsesc6">
+            <w:hyperlink w:history="1" r:id="rId5z470uosmrwlmlt7z6llp">
               <w:r>
                 <w:rPr>
                   <w:rFonts w:ascii="Arial" w:cs="Arial" w:eastAsia="Arial" w:hAnsi="Arial"/>
@@ -16193,7 +16193,7 @@
               <w:spacing w:after="10" w:before="0"/>
               <w:ind w:left="120"/>
             </w:pPr>
-            <w:hyperlink w:history="1" r:id="rIdi1c_nb7qdm-cqipo9qfrr">
+            <w:hyperlink w:history="1" r:id="rIdownmvysjprj091e1syz5o">
               <w:r>
                 <w:rPr>
                   <w:rFonts w:ascii="Arial" w:cs="Arial" w:eastAsia="Arial" w:hAnsi="Arial"/>
@@ -16238,7 +16238,7 @@
             <w:pPr>
               <w:spacing w:after="20" w:before="0"/>
             </w:pPr>
-            <w:hyperlink w:history="1" r:id="rId3cge0lwzlvyjuvl-u38z1">
+            <w:hyperlink w:history="1" r:id="rIdwp8gkpw22kjbsxwo5g_4h">
               <w:r>
                 <w:rPr>
                   <w:rFonts w:ascii="Arial" w:cs="Arial" w:eastAsia="Arial" w:hAnsi="Arial"/>
@@ -16271,7 +16271,7 @@
               <w:spacing w:after="10" w:before="0"/>
               <w:ind w:left="120"/>
             </w:pPr>
-            <w:hyperlink w:history="1" r:id="rIdstygmndykiggk6letp-wf">
+            <w:hyperlink w:history="1" r:id="rIdjwlabkhp04c78obhhbmh1">
               <w:r>
                 <w:rPr>
                   <w:rFonts w:ascii="Arial" w:cs="Arial" w:eastAsia="Arial" w:hAnsi="Arial"/>
@@ -16466,7 +16466,7 @@
             <w:pPr>
               <w:spacing w:after="20" w:before="0"/>
             </w:pPr>
-            <w:hyperlink w:history="1" r:id="rId4ml2crsn41jr5zve09duh">
+            <w:hyperlink w:history="1" r:id="rIdagcwfpof_ojlkmgeiqiis">
               <w:r>
                 <w:rPr>
                   <w:rFonts w:ascii="Arial" w:cs="Arial" w:eastAsia="Arial" w:hAnsi="Arial"/>
@@ -16499,7 +16499,7 @@
               <w:spacing w:after="10" w:before="0"/>
               <w:ind w:left="120"/>
             </w:pPr>
-            <w:hyperlink w:history="1" r:id="rIdohn4riupbrw4apddzhdmd">
+            <w:hyperlink w:history="1" r:id="rIdzvfuwk0jif8cynjfr0kxl">
               <w:r>
                 <w:rPr>
                   <w:rFonts w:ascii="Arial" w:cs="Arial" w:eastAsia="Arial" w:hAnsi="Arial"/>
@@ -16544,7 +16544,7 @@
             <w:pPr>
               <w:spacing w:after="20" w:before="0"/>
             </w:pPr>
-            <w:hyperlink w:history="1" r:id="rIdw8wo6dtdhf0fj9j29day6">
+            <w:hyperlink w:history="1" r:id="rIdbahktxwde9rhszejh0aya">
               <w:r>
                 <w:rPr>
                   <w:rFonts w:ascii="Arial" w:cs="Arial" w:eastAsia="Arial" w:hAnsi="Arial"/>
@@ -16577,7 +16577,7 @@
               <w:spacing w:after="10" w:before="0"/>
               <w:ind w:left="120"/>
             </w:pPr>
-            <w:hyperlink w:history="1" r:id="rIdq4l5ecfhvkxnftepbszkq">
+            <w:hyperlink w:history="1" r:id="rId_c1lozq-netwpcbcy6u-p">
               <w:r>
                 <w:rPr>
                   <w:rFonts w:ascii="Arial" w:cs="Arial" w:eastAsia="Arial" w:hAnsi="Arial"/>
@@ -16772,7 +16772,7 @@
             <w:pPr>
               <w:spacing w:after="20" w:before="0"/>
             </w:pPr>
-            <w:hyperlink w:history="1" r:id="rIde1egrk6pllwvh5h3rpyot">
+            <w:hyperlink w:history="1" r:id="rIdmsdmza5lti70tkhhs99tw">
               <w:r>
                 <w:rPr>
                   <w:rFonts w:ascii="Arial" w:cs="Arial" w:eastAsia="Arial" w:hAnsi="Arial"/>
@@ -16805,7 +16805,7 @@
               <w:spacing w:after="10" w:before="0"/>
               <w:ind w:left="120"/>
             </w:pPr>
-            <w:hyperlink w:history="1" r:id="rId9lrynhv2y0knbjcnbklgy">
+            <w:hyperlink w:history="1" r:id="rIdxtx62s-sgg_mye5kkutrc">
               <w:r>
                 <w:rPr>
                   <w:rFonts w:ascii="Arial" w:cs="Arial" w:eastAsia="Arial" w:hAnsi="Arial"/>
@@ -16850,7 +16850,7 @@
             <w:pPr>
               <w:spacing w:after="20" w:before="0"/>
             </w:pPr>
-            <w:hyperlink w:history="1" r:id="rIdgzba1w8k8crkdl8eertyt">
+            <w:hyperlink w:history="1" r:id="rIdq2mrdibsnil8rt1xyctep">
               <w:r>
                 <w:rPr>
                   <w:rFonts w:ascii="Arial" w:cs="Arial" w:eastAsia="Arial" w:hAnsi="Arial"/>
@@ -16883,7 +16883,7 @@
               <w:spacing w:after="10" w:before="0"/>
               <w:ind w:left="120"/>
             </w:pPr>
-            <w:hyperlink w:history="1" r:id="rIdjayza7tawhdb7eab7bmf7">
+            <w:hyperlink w:history="1" r:id="rIdgdox9v1wkv8qiqq-yenpe">
               <w:r>
                 <w:rPr>
                   <w:rFonts w:ascii="Arial" w:cs="Arial" w:eastAsia="Arial" w:hAnsi="Arial"/>
@@ -18465,7 +18465,7 @@
             <w:pPr>
               <w:spacing w:after="20" w:before="0"/>
             </w:pPr>
-            <w:hyperlink w:history="1" r:id="rIde4utisl0msw3m-w4_ie-a">
+            <w:hyperlink w:history="1" r:id="rIdg1i-r7j8_46ilps8c6rpx">
               <w:r>
                 <w:rPr>
                   <w:rFonts w:ascii="Arial" w:cs="Arial" w:eastAsia="Arial" w:hAnsi="Arial"/>
@@ -18498,7 +18498,7 @@
               <w:spacing w:after="10" w:before="0"/>
               <w:ind w:left="120"/>
             </w:pPr>
-            <w:hyperlink w:history="1" r:id="rIdscwcxyfmaezr-majla9ng">
+            <w:hyperlink w:history="1" r:id="rIdtwq5mgyw7npjmmbtrgsla">
               <w:r>
                 <w:rPr>
                   <w:rFonts w:ascii="Arial" w:cs="Arial" w:eastAsia="Arial" w:hAnsi="Arial"/>
@@ -18543,7 +18543,7 @@
             <w:pPr>
               <w:spacing w:after="20" w:before="0"/>
             </w:pPr>
-            <w:hyperlink w:history="1" r:id="rIdft9tr6bzx_pvepcqlmmrg">
+            <w:hyperlink w:history="1" r:id="rIdhtilwqnwhusedv3wbyity">
               <w:r>
                 <w:rPr>
                   <w:rFonts w:ascii="Arial" w:cs="Arial" w:eastAsia="Arial" w:hAnsi="Arial"/>
@@ -18576,7 +18576,7 @@
               <w:spacing w:after="10" w:before="0"/>
               <w:ind w:left="120"/>
             </w:pPr>
-            <w:hyperlink w:history="1" r:id="rId6z0yaf9qbzj24nknbyg_x">
+            <w:hyperlink w:history="1" r:id="rIdu719vdojp3ldutydjfbkx">
               <w:r>
                 <w:rPr>
                   <w:rFonts w:ascii="Arial" w:cs="Arial" w:eastAsia="Arial" w:hAnsi="Arial"/>
@@ -18771,7 +18771,7 @@
             <w:pPr>
               <w:spacing w:after="20" w:before="0"/>
             </w:pPr>
-            <w:hyperlink w:history="1" r:id="rIdp89wqms6ptdk0dzezsqzm">
+            <w:hyperlink w:history="1" r:id="rIdeflhyxtuhbd9ugr3qyzrs">
               <w:r>
                 <w:rPr>
                   <w:rFonts w:ascii="Arial" w:cs="Arial" w:eastAsia="Arial" w:hAnsi="Arial"/>
@@ -18804,7 +18804,7 @@
               <w:spacing w:after="10" w:before="0"/>
               <w:ind w:left="120"/>
             </w:pPr>
-            <w:hyperlink w:history="1" r:id="rIdiulgbjsc0ql8f289uqofw">
+            <w:hyperlink w:history="1" r:id="rIduutmwhuac1six2n6xm8x1">
               <w:r>
                 <w:rPr>
                   <w:rFonts w:ascii="Arial" w:cs="Arial" w:eastAsia="Arial" w:hAnsi="Arial"/>
@@ -18849,7 +18849,7 @@
             <w:pPr>
               <w:spacing w:after="20" w:before="0"/>
             </w:pPr>
-            <w:hyperlink w:history="1" r:id="rIducl2lbxhrivtz6kk-uhch">
+            <w:hyperlink w:history="1" r:id="rIdllq9qkfvunsixltjcggbm">
               <w:r>
                 <w:rPr>
                   <w:rFonts w:ascii="Arial" w:cs="Arial" w:eastAsia="Arial" w:hAnsi="Arial"/>
@@ -18882,7 +18882,7 @@
               <w:spacing w:after="10" w:before="0"/>
               <w:ind w:left="120"/>
             </w:pPr>
-            <w:hyperlink w:history="1" r:id="rIdmpdfdgr3hdrh_cwn2_pn8">
+            <w:hyperlink w:history="1" r:id="rId5genglhc54xpgdlnv5rq8">
               <w:r>
                 <w:rPr>
                   <w:rFonts w:ascii="Arial" w:cs="Arial" w:eastAsia="Arial" w:hAnsi="Arial"/>
@@ -19077,7 +19077,7 @@
             <w:pPr>
               <w:spacing w:after="20" w:before="0"/>
             </w:pPr>
-            <w:hyperlink w:history="1" r:id="rId75mnwvozzxb6hiv7jbljm">
+            <w:hyperlink w:history="1" r:id="rIdnxhc8notzbjzr1f6iqg_d">
               <w:r>
                 <w:rPr>
                   <w:rFonts w:ascii="Arial" w:cs="Arial" w:eastAsia="Arial" w:hAnsi="Arial"/>
@@ -19110,7 +19110,7 @@
               <w:spacing w:after="10" w:before="0"/>
               <w:ind w:left="120"/>
             </w:pPr>
-            <w:hyperlink w:history="1" r:id="rIdr3_wzm2elcqjtgsdohiye">
+            <w:hyperlink w:history="1" r:id="rIdcrfdhliv5llo9biatde0c">
               <w:r>
                 <w:rPr>
                   <w:rFonts w:ascii="Arial" w:cs="Arial" w:eastAsia="Arial" w:hAnsi="Arial"/>
@@ -19155,7 +19155,7 @@
             <w:pPr>
               <w:spacing w:after="20" w:before="0"/>
             </w:pPr>
-            <w:hyperlink w:history="1" r:id="rIdvo7cztwlhis9o760cwvrx">
+            <w:hyperlink w:history="1" r:id="rIda1relpawi5vx2yjg3tjtq">
               <w:r>
                 <w:rPr>
                   <w:rFonts w:ascii="Arial" w:cs="Arial" w:eastAsia="Arial" w:hAnsi="Arial"/>
@@ -19188,7 +19188,7 @@
               <w:spacing w:after="10" w:before="0"/>
               <w:ind w:left="120"/>
             </w:pPr>
-            <w:hyperlink w:history="1" r:id="rId6elqqfcg3damjirkrepvq">
+            <w:hyperlink w:history="1" r:id="rIdqjnbdbhjrb-p1hoh3zbfd">
               <w:r>
                 <w:rPr>
                   <w:rFonts w:ascii="Arial" w:cs="Arial" w:eastAsia="Arial" w:hAnsi="Arial"/>
@@ -19383,7 +19383,7 @@
             <w:pPr>
               <w:spacing w:after="20" w:before="0"/>
             </w:pPr>
-            <w:hyperlink w:history="1" r:id="rIdnrn1v0uozdks4bzrl3u6x">
+            <w:hyperlink w:history="1" r:id="rIdwsiuv3erdsptgjaxevc-i">
               <w:r>
                 <w:rPr>
                   <w:rFonts w:ascii="Arial" w:cs="Arial" w:eastAsia="Arial" w:hAnsi="Arial"/>
@@ -19416,7 +19416,7 @@
               <w:spacing w:after="10" w:before="0"/>
               <w:ind w:left="120"/>
             </w:pPr>
-            <w:hyperlink w:history="1" r:id="rIdoypru09cxetugs4u_5xsg">
+            <w:hyperlink w:history="1" r:id="rId8bovayow5yaaewc2jk3au">
               <w:r>
                 <w:rPr>
                   <w:rFonts w:ascii="Arial" w:cs="Arial" w:eastAsia="Arial" w:hAnsi="Arial"/>
@@ -19461,7 +19461,7 @@
             <w:pPr>
               <w:spacing w:after="20" w:before="0"/>
             </w:pPr>
-            <w:hyperlink w:history="1" r:id="rIdqvsgu3ffjoqkchene_l_m">
+            <w:hyperlink w:history="1" r:id="rIdlzk29r4lftqjzrezvtpnh">
               <w:r>
                 <w:rPr>
                   <w:rFonts w:ascii="Arial" w:cs="Arial" w:eastAsia="Arial" w:hAnsi="Arial"/>
@@ -19494,7 +19494,7 @@
               <w:spacing w:after="10" w:before="0"/>
               <w:ind w:left="120"/>
             </w:pPr>
-            <w:hyperlink w:history="1" r:id="rIdzlmfsrjsiiw-aitdsqmrl">
+            <w:hyperlink w:history="1" r:id="rIdryscz72big3tvmpc23osd">
               <w:r>
                 <w:rPr>
                   <w:rFonts w:ascii="Arial" w:cs="Arial" w:eastAsia="Arial" w:hAnsi="Arial"/>
@@ -19689,7 +19689,7 @@
             <w:pPr>
               <w:spacing w:after="20" w:before="0"/>
             </w:pPr>
-            <w:hyperlink w:history="1" r:id="rId5hgy3hl0zstxu5ng9o5yz">
+            <w:hyperlink w:history="1" r:id="rId4myxiorbhyutvm_bwbn6p">
               <w:r>
                 <w:rPr>
                   <w:rFonts w:ascii="Arial" w:cs="Arial" w:eastAsia="Arial" w:hAnsi="Arial"/>
@@ -19722,7 +19722,7 @@
               <w:spacing w:after="10" w:before="0"/>
               <w:ind w:left="120"/>
             </w:pPr>
-            <w:hyperlink w:history="1" r:id="rIdy9vefhzvu_szwgflux1e0">
+            <w:hyperlink w:history="1" r:id="rIdy6z1cmgi6vigq2niyxwn4">
               <w:r>
                 <w:rPr>
                   <w:rFonts w:ascii="Arial" w:cs="Arial" w:eastAsia="Arial" w:hAnsi="Arial"/>
@@ -19767,7 +19767,7 @@
             <w:pPr>
               <w:spacing w:after="20" w:before="0"/>
             </w:pPr>
-            <w:hyperlink w:history="1" r:id="rIdy2bclfeqdlowm9b6smufg">
+            <w:hyperlink w:history="1" r:id="rIdsjuu7sjw3nwsdkznmvaml">
               <w:r>
                 <w:rPr>
                   <w:rFonts w:ascii="Arial" w:cs="Arial" w:eastAsia="Arial" w:hAnsi="Arial"/>
@@ -19800,7 +19800,7 @@
               <w:spacing w:after="10" w:before="0"/>
               <w:ind w:left="120"/>
             </w:pPr>
-            <w:hyperlink w:history="1" r:id="rIdg75t4db2aju9w12s3dmi7">
+            <w:hyperlink w:history="1" r:id="rIdla4opuz8kieqrmbfpaaai">
               <w:r>
                 <w:rPr>
                   <w:rFonts w:ascii="Arial" w:cs="Arial" w:eastAsia="Arial" w:hAnsi="Arial"/>
@@ -21287,7 +21287,7 @@
             <w:pPr>
               <w:spacing w:after="20" w:before="0"/>
             </w:pPr>
-            <w:hyperlink w:history="1" r:id="rIdagqp6swadhwf18f9jtaek">
+            <w:hyperlink w:history="1" r:id="rIdnn5vvenynq4bus5uim-dp">
               <w:r>
                 <w:rPr>
                   <w:rFonts w:ascii="Arial" w:cs="Arial" w:eastAsia="Arial" w:hAnsi="Arial"/>
@@ -21320,7 +21320,7 @@
               <w:spacing w:after="10" w:before="0"/>
               <w:ind w:left="120"/>
             </w:pPr>
-            <w:hyperlink w:history="1" r:id="rIdfuastgm4niaizyhsvt9fz">
+            <w:hyperlink w:history="1" r:id="rIdrqo2ntdd_vq2h20w6m6fi">
               <w:r>
                 <w:rPr>
                   <w:rFonts w:ascii="Arial" w:cs="Arial" w:eastAsia="Arial" w:hAnsi="Arial"/>
@@ -21365,7 +21365,7 @@
             <w:pPr>
               <w:spacing w:after="20" w:before="0"/>
             </w:pPr>
-            <w:hyperlink w:history="1" r:id="rIdepskki0h42-pcrdwvnklp">
+            <w:hyperlink w:history="1" r:id="rIdqrbub2ycgunlzduxyfc88">
               <w:r>
                 <w:rPr>
                   <w:rFonts w:ascii="Arial" w:cs="Arial" w:eastAsia="Arial" w:hAnsi="Arial"/>
@@ -21398,7 +21398,7 @@
               <w:spacing w:after="10" w:before="0"/>
               <w:ind w:left="120"/>
             </w:pPr>
-            <w:hyperlink w:history="1" r:id="rIdxxdv8jq5q9q8pgeavrsio">
+            <w:hyperlink w:history="1" r:id="rIdlfxonzyq-luvx0n04q-9q">
               <w:r>
                 <w:rPr>
                   <w:rFonts w:ascii="Arial" w:cs="Arial" w:eastAsia="Arial" w:hAnsi="Arial"/>
@@ -21593,7 +21593,7 @@
             <w:pPr>
               <w:spacing w:after="20" w:before="0"/>
             </w:pPr>
-            <w:hyperlink w:history="1" r:id="rId7j7qzaulm-gzezvvsbgkr">
+            <w:hyperlink w:history="1" r:id="rIdnkded6bz8tmdgib8hlncm">
               <w:r>
                 <w:rPr>
                   <w:rFonts w:ascii="Arial" w:cs="Arial" w:eastAsia="Arial" w:hAnsi="Arial"/>
@@ -21626,7 +21626,7 @@
               <w:spacing w:after="10" w:before="0"/>
               <w:ind w:left="120"/>
             </w:pPr>
-            <w:hyperlink w:history="1" r:id="rIdhpa1uh52g3znp4pcva4yf">
+            <w:hyperlink w:history="1" r:id="rIdyzmi9qjws-2nimlczqokf">
               <w:r>
                 <w:rPr>
                   <w:rFonts w:ascii="Arial" w:cs="Arial" w:eastAsia="Arial" w:hAnsi="Arial"/>
@@ -21671,7 +21671,7 @@
             <w:pPr>
               <w:spacing w:after="20" w:before="0"/>
             </w:pPr>
-            <w:hyperlink w:history="1" r:id="rIdokfxi-e9mmhffd8xflhd2">
+            <w:hyperlink w:history="1" r:id="rIddzt0kiuzqb7fb_rqqbs1i">
               <w:r>
                 <w:rPr>
                   <w:rFonts w:ascii="Arial" w:cs="Arial" w:eastAsia="Arial" w:hAnsi="Arial"/>
@@ -21704,7 +21704,7 @@
               <w:spacing w:after="10" w:before="0"/>
               <w:ind w:left="120"/>
             </w:pPr>
-            <w:hyperlink w:history="1" r:id="rId1zexwh_qukaazl9cjix49">
+            <w:hyperlink w:history="1" r:id="rIdtsbayksgteiwjyaozhqro">
               <w:r>
                 <w:rPr>
                   <w:rFonts w:ascii="Arial" w:cs="Arial" w:eastAsia="Arial" w:hAnsi="Arial"/>
@@ -21899,7 +21899,7 @@
             <w:pPr>
               <w:spacing w:after="20" w:before="0"/>
             </w:pPr>
-            <w:hyperlink w:history="1" r:id="rIdixdvztvhzaiyfh6zcu8sp">
+            <w:hyperlink w:history="1" r:id="rId_7iwxgj9ni7cs28cfecyq">
               <w:r>
                 <w:rPr>
                   <w:rFonts w:ascii="Arial" w:cs="Arial" w:eastAsia="Arial" w:hAnsi="Arial"/>
@@ -21932,7 +21932,7 @@
               <w:spacing w:after="10" w:before="0"/>
               <w:ind w:left="120"/>
             </w:pPr>
-            <w:hyperlink w:history="1" r:id="rIdianjcagf5ve9jdmgo0pxu">
+            <w:hyperlink w:history="1" r:id="rId8zsuuhfs3p5lkttkjoylw">
               <w:r>
                 <w:rPr>
                   <w:rFonts w:ascii="Arial" w:cs="Arial" w:eastAsia="Arial" w:hAnsi="Arial"/>
@@ -21977,7 +21977,7 @@
             <w:pPr>
               <w:spacing w:after="20" w:before="0"/>
             </w:pPr>
-            <w:hyperlink w:history="1" r:id="rIdqcwjprzzrowbb_jd_hxld">
+            <w:hyperlink w:history="1" r:id="rIdshvnlc1d2wk9m7umnmz9a">
               <w:r>
                 <w:rPr>
                   <w:rFonts w:ascii="Arial" w:cs="Arial" w:eastAsia="Arial" w:hAnsi="Arial"/>
@@ -22010,7 +22010,7 @@
               <w:spacing w:after="10" w:before="0"/>
               <w:ind w:left="120"/>
             </w:pPr>
-            <w:hyperlink w:history="1" r:id="rIdpu24u0f3xamgvmbzn4uyt">
+            <w:hyperlink w:history="1" r:id="rId9y8vldecp7xnawkmsopyz">
               <w:r>
                 <w:rPr>
                   <w:rFonts w:ascii="Arial" w:cs="Arial" w:eastAsia="Arial" w:hAnsi="Arial"/>
@@ -22205,7 +22205,7 @@
             <w:pPr>
               <w:spacing w:after="20" w:before="0"/>
             </w:pPr>
-            <w:hyperlink w:history="1" r:id="rId169cg79vhzehuu1rwoagy">
+            <w:hyperlink w:history="1" r:id="rIdtwv_nnv1nclgd7p7rmsk3">
               <w:r>
                 <w:rPr>
                   <w:rFonts w:ascii="Arial" w:cs="Arial" w:eastAsia="Arial" w:hAnsi="Arial"/>
@@ -22238,7 +22238,7 @@
               <w:spacing w:after="10" w:before="0"/>
               <w:ind w:left="120"/>
             </w:pPr>
-            <w:hyperlink w:history="1" r:id="rIdlqktrcf8usq6c_ae9znsg">
+            <w:hyperlink w:history="1" r:id="rIdoni7en-dcac3bhgcatjef">
               <w:r>
                 <w:rPr>
                   <w:rFonts w:ascii="Arial" w:cs="Arial" w:eastAsia="Arial" w:hAnsi="Arial"/>
@@ -22283,7 +22283,7 @@
             <w:pPr>
               <w:spacing w:after="20" w:before="0"/>
             </w:pPr>
-            <w:hyperlink w:history="1" r:id="rIdlcwext8px6ixsinxm0-zk">
+            <w:hyperlink w:history="1" r:id="rId3fzalyvja7vgarshj3r9t">
               <w:r>
                 <w:rPr>
                   <w:rFonts w:ascii="Arial" w:cs="Arial" w:eastAsia="Arial" w:hAnsi="Arial"/>
@@ -22316,7 +22316,7 @@
               <w:spacing w:after="10" w:before="0"/>
               <w:ind w:left="120"/>
             </w:pPr>
-            <w:hyperlink w:history="1" r:id="rIdp44sekibr6lxoh0dyl55y">
+            <w:hyperlink w:history="1" r:id="rIdliepwbpbzxky9njc1ob-o">
               <w:r>
                 <w:rPr>
                   <w:rFonts w:ascii="Arial" w:cs="Arial" w:eastAsia="Arial" w:hAnsi="Arial"/>
@@ -22511,7 +22511,7 @@
             <w:pPr>
               <w:spacing w:after="20" w:before="0"/>
             </w:pPr>
-            <w:hyperlink w:history="1" r:id="rId-ricrmdnomyqxfkd_fw2r">
+            <w:hyperlink w:history="1" r:id="rIddzgneef1k7aj8vpvv7iqm">
               <w:r>
                 <w:rPr>
                   <w:rFonts w:ascii="Arial" w:cs="Arial" w:eastAsia="Arial" w:hAnsi="Arial"/>
@@ -22544,7 +22544,7 @@
               <w:spacing w:after="10" w:before="0"/>
               <w:ind w:left="120"/>
             </w:pPr>
-            <w:hyperlink w:history="1" r:id="rIdmhmaxyjckz8fdqae4b2k3">
+            <w:hyperlink w:history="1" r:id="rIdhup4mwk6zva25bmhcbnnw">
               <w:r>
                 <w:rPr>
                   <w:rFonts w:ascii="Arial" w:cs="Arial" w:eastAsia="Arial" w:hAnsi="Arial"/>
@@ -22589,7 +22589,7 @@
             <w:pPr>
               <w:spacing w:after="20" w:before="0"/>
             </w:pPr>
-            <w:hyperlink w:history="1" r:id="rIdwx0yoraw-jgc5vttu6vay">
+            <w:hyperlink w:history="1" r:id="rId5nwr0ppzawmbc4e2toj4l">
               <w:r>
                 <w:rPr>
                   <w:rFonts w:ascii="Arial" w:cs="Arial" w:eastAsia="Arial" w:hAnsi="Arial"/>
@@ -22622,7 +22622,7 @@
               <w:spacing w:after="10" w:before="0"/>
               <w:ind w:left="120"/>
             </w:pPr>
-            <w:hyperlink w:history="1" r:id="rIdl3c1-b-8rgt0n0njg70u8">
+            <w:hyperlink w:history="1" r:id="rIdvuigz2s_tts5y-v5ky1fk">
               <w:r>
                 <w:rPr>
                   <w:rFonts w:ascii="Arial" w:cs="Arial" w:eastAsia="Arial" w:hAnsi="Arial"/>
@@ -24109,7 +24109,7 @@
             <w:pPr>
               <w:spacing w:after="20" w:before="0"/>
             </w:pPr>
-            <w:hyperlink w:history="1" r:id="rIdtsbowbn4m_z5fbvwwrzjj">
+            <w:hyperlink w:history="1" r:id="rId0wipmblv-k8ouo2xkfprq">
               <w:r>
                 <w:rPr>
                   <w:rFonts w:ascii="Arial" w:cs="Arial" w:eastAsia="Arial" w:hAnsi="Arial"/>
@@ -24142,7 +24142,7 @@
               <w:spacing w:after="10" w:before="0"/>
               <w:ind w:left="120"/>
             </w:pPr>
-            <w:hyperlink w:history="1" r:id="rIdfaxr6-4l6queddi6cuftc">
+            <w:hyperlink w:history="1" r:id="rId6dx0j5dpuusgbtlval7ox">
               <w:r>
                 <w:rPr>
                   <w:rFonts w:ascii="Arial" w:cs="Arial" w:eastAsia="Arial" w:hAnsi="Arial"/>
@@ -24187,7 +24187,7 @@
             <w:pPr>
               <w:spacing w:after="20" w:before="0"/>
             </w:pPr>
-            <w:hyperlink w:history="1" r:id="rId7fb-scg-8f94ammjoodk6">
+            <w:hyperlink w:history="1" r:id="rIdwc0ela8np5582oja1_hul">
               <w:r>
                 <w:rPr>
                   <w:rFonts w:ascii="Arial" w:cs="Arial" w:eastAsia="Arial" w:hAnsi="Arial"/>
@@ -24220,7 +24220,7 @@
               <w:spacing w:after="10" w:before="0"/>
               <w:ind w:left="120"/>
             </w:pPr>
-            <w:hyperlink w:history="1" r:id="rIdbhaoivrepvslkxxl3ixy-">
+            <w:hyperlink w:history="1" r:id="rId4idrwx3xuo366losfvjn1">
               <w:r>
                 <w:rPr>
                   <w:rFonts w:ascii="Arial" w:cs="Arial" w:eastAsia="Arial" w:hAnsi="Arial"/>
@@ -24415,7 +24415,7 @@
             <w:pPr>
               <w:spacing w:after="20" w:before="0"/>
             </w:pPr>
-            <w:hyperlink w:history="1" r:id="rId8rgd0at550ewb7_f7hfzb">
+            <w:hyperlink w:history="1" r:id="rId1o4ojebx20iiqwdj0ht4j">
               <w:r>
                 <w:rPr>
                   <w:rFonts w:ascii="Arial" w:cs="Arial" w:eastAsia="Arial" w:hAnsi="Arial"/>
@@ -24448,7 +24448,7 @@
               <w:spacing w:after="10" w:before="0"/>
               <w:ind w:left="120"/>
             </w:pPr>
-            <w:hyperlink w:history="1" r:id="rIdlzauki2ytduqdxw9trazq">
+            <w:hyperlink w:history="1" r:id="rIdoozgpqsyuugcjjnmy51ec">
               <w:r>
                 <w:rPr>
                   <w:rFonts w:ascii="Arial" w:cs="Arial" w:eastAsia="Arial" w:hAnsi="Arial"/>
@@ -24493,7 +24493,7 @@
             <w:pPr>
               <w:spacing w:after="20" w:before="0"/>
             </w:pPr>
-            <w:hyperlink w:history="1" r:id="rIdwzmjelwdwr__vxnxqbupt">
+            <w:hyperlink w:history="1" r:id="rIdsunci9yq-5ijzi5k-jrfa">
               <w:r>
                 <w:rPr>
                   <w:rFonts w:ascii="Arial" w:cs="Arial" w:eastAsia="Arial" w:hAnsi="Arial"/>
@@ -24526,7 +24526,7 @@
               <w:spacing w:after="10" w:before="0"/>
               <w:ind w:left="120"/>
             </w:pPr>
-            <w:hyperlink w:history="1" r:id="rId2au6etd4om3xwjngzd_tf">
+            <w:hyperlink w:history="1" r:id="rIdkbceou6ixug7oxasvw2-m">
               <w:r>
                 <w:rPr>
                   <w:rFonts w:ascii="Arial" w:cs="Arial" w:eastAsia="Arial" w:hAnsi="Arial"/>
@@ -24721,7 +24721,7 @@
             <w:pPr>
               <w:spacing w:after="20" w:before="0"/>
             </w:pPr>
-            <w:hyperlink w:history="1" r:id="rIdwm25pyncnm4vkedbbqzy_">
+            <w:hyperlink w:history="1" r:id="rIdtf7qlpi7fwzmreh8fzyde">
               <w:r>
                 <w:rPr>
                   <w:rFonts w:ascii="Arial" w:cs="Arial" w:eastAsia="Arial" w:hAnsi="Arial"/>
@@ -24754,7 +24754,7 @@
               <w:spacing w:after="10" w:before="0"/>
               <w:ind w:left="120"/>
             </w:pPr>
-            <w:hyperlink w:history="1" r:id="rIdcmrvmlbiyl68u_00o3iby">
+            <w:hyperlink w:history="1" r:id="rIdvgrbrvwaiiau_5ytjr8kp">
               <w:r>
                 <w:rPr>
                   <w:rFonts w:ascii="Arial" w:cs="Arial" w:eastAsia="Arial" w:hAnsi="Arial"/>
@@ -24799,7 +24799,7 @@
             <w:pPr>
               <w:spacing w:after="20" w:before="0"/>
             </w:pPr>
-            <w:hyperlink w:history="1" r:id="rIdpnufxfns7yek5w0ouveoe">
+            <w:hyperlink w:history="1" r:id="rIdqoy-m6ma181olr8fhaz4d">
               <w:r>
                 <w:rPr>
                   <w:rFonts w:ascii="Arial" w:cs="Arial" w:eastAsia="Arial" w:hAnsi="Arial"/>
@@ -24832,7 +24832,7 @@
               <w:spacing w:after="10" w:before="0"/>
               <w:ind w:left="120"/>
             </w:pPr>
-            <w:hyperlink w:history="1" r:id="rId1wxmd5q6daduwa5lvbx4l">
+            <w:hyperlink w:history="1" r:id="rId0jthnmw_bdjir07jll0of">
               <w:r>
                 <w:rPr>
                   <w:rFonts w:ascii="Arial" w:cs="Arial" w:eastAsia="Arial" w:hAnsi="Arial"/>
@@ -25027,7 +25027,7 @@
             <w:pPr>
               <w:spacing w:after="20" w:before="0"/>
             </w:pPr>
-            <w:hyperlink w:history="1" r:id="rIdynvhds6wz8vtp7nv2yfkn">
+            <w:hyperlink w:history="1" r:id="rIdy9xtafwpf0_i8p138nv8a">
               <w:r>
                 <w:rPr>
                   <w:rFonts w:ascii="Arial" w:cs="Arial" w:eastAsia="Arial" w:hAnsi="Arial"/>
@@ -25060,7 +25060,7 @@
               <w:spacing w:after="10" w:before="0"/>
               <w:ind w:left="120"/>
             </w:pPr>
-            <w:hyperlink w:history="1" r:id="rIdkdbbsysfe9rb-dchlltjr">
+            <w:hyperlink w:history="1" r:id="rIdmr55wthl4wtrd4eexdvyl">
               <w:r>
                 <w:rPr>
                   <w:rFonts w:ascii="Arial" w:cs="Arial" w:eastAsia="Arial" w:hAnsi="Arial"/>
@@ -25105,7 +25105,7 @@
             <w:pPr>
               <w:spacing w:after="20" w:before="0"/>
             </w:pPr>
-            <w:hyperlink w:history="1" r:id="rId2bb6iwx6oh94i6vvjb9cm">
+            <w:hyperlink w:history="1" r:id="rIdxiyky0nrjxboeelmhgan2">
               <w:r>
                 <w:rPr>
                   <w:rFonts w:ascii="Arial" w:cs="Arial" w:eastAsia="Arial" w:hAnsi="Arial"/>
@@ -25138,7 +25138,7 @@
               <w:spacing w:after="10" w:before="0"/>
               <w:ind w:left="120"/>
             </w:pPr>
-            <w:hyperlink w:history="1" r:id="rIdsmzwrqavcdwvcvotkhjap">
+            <w:hyperlink w:history="1" r:id="rIdib_2hj_rfm9qjoj9degfj">
               <w:r>
                 <w:rPr>
                   <w:rFonts w:ascii="Arial" w:cs="Arial" w:eastAsia="Arial" w:hAnsi="Arial"/>
@@ -25333,7 +25333,7 @@
             <w:pPr>
               <w:spacing w:after="20" w:before="0"/>
             </w:pPr>
-            <w:hyperlink w:history="1" r:id="rIdu0s1dihdywq1czb-ob0xp">
+            <w:hyperlink w:history="1" r:id="rIdjod291eojbmitvt0owppx">
               <w:r>
                 <w:rPr>
                   <w:rFonts w:ascii="Arial" w:cs="Arial" w:eastAsia="Arial" w:hAnsi="Arial"/>
@@ -25366,7 +25366,7 @@
               <w:spacing w:after="10" w:before="0"/>
               <w:ind w:left="120"/>
             </w:pPr>
-            <w:hyperlink w:history="1" r:id="rIdma7qihpjmd-4q0verckoy">
+            <w:hyperlink w:history="1" r:id="rIdr79an32eihnljlljo9utw">
               <w:r>
                 <w:rPr>
                   <w:rFonts w:ascii="Arial" w:cs="Arial" w:eastAsia="Arial" w:hAnsi="Arial"/>
@@ -25411,7 +25411,7 @@
             <w:pPr>
               <w:spacing w:after="20" w:before="0"/>
             </w:pPr>
-            <w:hyperlink w:history="1" r:id="rId_qbched0kf4jfrniyr0i1">
+            <w:hyperlink w:history="1" r:id="rIdsrznpadlqsuk5pvjj23pm">
               <w:r>
                 <w:rPr>
                   <w:rFonts w:ascii="Arial" w:cs="Arial" w:eastAsia="Arial" w:hAnsi="Arial"/>
@@ -25444,7 +25444,7 @@
               <w:spacing w:after="10" w:before="0"/>
               <w:ind w:left="120"/>
             </w:pPr>
-            <w:hyperlink w:history="1" r:id="rIdz6qunuqamjwtosb7x1p8n">
+            <w:hyperlink w:history="1" r:id="rId-c428g0pgaclyy19ux_ax">
               <w:r>
                 <w:rPr>
                   <w:rFonts w:ascii="Arial" w:cs="Arial" w:eastAsia="Arial" w:hAnsi="Arial"/>
@@ -26931,7 +26931,7 @@
             <w:pPr>
               <w:spacing w:after="20" w:before="0"/>
             </w:pPr>
-            <w:hyperlink w:history="1" r:id="rId6dhwk3fp6atqmma2yqvu6">
+            <w:hyperlink w:history="1" r:id="rId9g7hholsur1kwlfga-gzd">
               <w:r>
                 <w:rPr>
                   <w:rFonts w:ascii="Arial" w:cs="Arial" w:eastAsia="Arial" w:hAnsi="Arial"/>
@@ -26964,7 +26964,7 @@
               <w:spacing w:after="10" w:before="0"/>
               <w:ind w:left="120"/>
             </w:pPr>
-            <w:hyperlink w:history="1" r:id="rId2yb33jbfn9kftevnief87">
+            <w:hyperlink w:history="1" r:id="rIdjrg5jkttbna1lpfgbw06w">
               <w:r>
                 <w:rPr>
                   <w:rFonts w:ascii="Arial" w:cs="Arial" w:eastAsia="Arial" w:hAnsi="Arial"/>
@@ -27009,7 +27009,7 @@
             <w:pPr>
               <w:spacing w:after="20" w:before="0"/>
             </w:pPr>
-            <w:hyperlink w:history="1" r:id="rIdprqqkirdrvl16gdz6cqgq">
+            <w:hyperlink w:history="1" r:id="rIdjsw81yweklc9g0rre__5p">
               <w:r>
                 <w:rPr>
                   <w:rFonts w:ascii="Arial" w:cs="Arial" w:eastAsia="Arial" w:hAnsi="Arial"/>
@@ -27042,7 +27042,7 @@
               <w:spacing w:after="10" w:before="0"/>
               <w:ind w:left="120"/>
             </w:pPr>
-            <w:hyperlink w:history="1" r:id="rIdwqnjajpdpkjoxkaojievz">
+            <w:hyperlink w:history="1" r:id="rIdivh61ju-iwnkiq49mqvvl">
               <w:r>
                 <w:rPr>
                   <w:rFonts w:ascii="Arial" w:cs="Arial" w:eastAsia="Arial" w:hAnsi="Arial"/>
@@ -27237,7 +27237,7 @@
             <w:pPr>
               <w:spacing w:after="20" w:before="0"/>
             </w:pPr>
-            <w:hyperlink w:history="1" r:id="rIdktuws-gxeg9nwtv3b5bzn">
+            <w:hyperlink w:history="1" r:id="rIdulvthoac21m2w2izkmmpa">
               <w:r>
                 <w:rPr>
                   <w:rFonts w:ascii="Arial" w:cs="Arial" w:eastAsia="Arial" w:hAnsi="Arial"/>
@@ -27270,7 +27270,7 @@
               <w:spacing w:after="10" w:before="0"/>
               <w:ind w:left="120"/>
             </w:pPr>
-            <w:hyperlink w:history="1" r:id="rIdgmjrdnvkpi701k-kd8mxh">
+            <w:hyperlink w:history="1" r:id="rId7qjd5yq_dhibigrtz_mfb">
               <w:r>
                 <w:rPr>
                   <w:rFonts w:ascii="Arial" w:cs="Arial" w:eastAsia="Arial" w:hAnsi="Arial"/>
@@ -27315,7 +27315,7 @@
             <w:pPr>
               <w:spacing w:after="20" w:before="0"/>
             </w:pPr>
-            <w:hyperlink w:history="1" r:id="rIdzq29umiwyxrl97symyjwj">
+            <w:hyperlink w:history="1" r:id="rId1esqsjmloazvd9b5fjc3w">
               <w:r>
                 <w:rPr>
                   <w:rFonts w:ascii="Arial" w:cs="Arial" w:eastAsia="Arial" w:hAnsi="Arial"/>
@@ -27348,7 +27348,7 @@
               <w:spacing w:after="10" w:before="0"/>
               <w:ind w:left="120"/>
             </w:pPr>
-            <w:hyperlink w:history="1" r:id="rIdrv2s11ipxqp7qrvh56mph">
+            <w:hyperlink w:history="1" r:id="rId1fe_zldla3dfgafiwd-qu">
               <w:r>
                 <w:rPr>
                   <w:rFonts w:ascii="Arial" w:cs="Arial" w:eastAsia="Arial" w:hAnsi="Arial"/>
@@ -27543,7 +27543,7 @@
             <w:pPr>
               <w:spacing w:after="20" w:before="0"/>
             </w:pPr>
-            <w:hyperlink w:history="1" r:id="rIdlezssokbicq4jufzaciz7">
+            <w:hyperlink w:history="1" r:id="rIdie9zbjzjmfenrqpot6vhu">
               <w:r>
                 <w:rPr>
                   <w:rFonts w:ascii="Arial" w:cs="Arial" w:eastAsia="Arial" w:hAnsi="Arial"/>
@@ -27576,7 +27576,7 @@
               <w:spacing w:after="10" w:before="0"/>
               <w:ind w:left="120"/>
             </w:pPr>
-            <w:hyperlink w:history="1" r:id="rIddbbpsq2nqeltrfjst9xnl">
+            <w:hyperlink w:history="1" r:id="rIdfnjx4on5uzr8_ck1mddyk">
               <w:r>
                 <w:rPr>
                   <w:rFonts w:ascii="Arial" w:cs="Arial" w:eastAsia="Arial" w:hAnsi="Arial"/>
@@ -27621,7 +27621,7 @@
             <w:pPr>
               <w:spacing w:after="20" w:before="0"/>
             </w:pPr>
-            <w:hyperlink w:history="1" r:id="rId57eqjyspf62aj-itwd4mc">
+            <w:hyperlink w:history="1" r:id="rId9sv66xfnfqzg3m_u15dyw">
               <w:r>
                 <w:rPr>
                   <w:rFonts w:ascii="Arial" w:cs="Arial" w:eastAsia="Arial" w:hAnsi="Arial"/>
@@ -27654,7 +27654,7 @@
               <w:spacing w:after="10" w:before="0"/>
               <w:ind w:left="120"/>
             </w:pPr>
-            <w:hyperlink w:history="1" r:id="rId0xlkcrphyzup48o_pz6uz">
+            <w:hyperlink w:history="1" r:id="rIdh0s2bsciqlhjsa7pcxoto">
               <w:r>
                 <w:rPr>
                   <w:rFonts w:ascii="Arial" w:cs="Arial" w:eastAsia="Arial" w:hAnsi="Arial"/>
@@ -27849,7 +27849,7 @@
             <w:pPr>
               <w:spacing w:after="20" w:before="0"/>
             </w:pPr>
-            <w:hyperlink w:history="1" r:id="rId8npf_4eviulwcraavuufg">
+            <w:hyperlink w:history="1" r:id="rIdaby2knta7r1fjpili3wus">
               <w:r>
                 <w:rPr>
                   <w:rFonts w:ascii="Arial" w:cs="Arial" w:eastAsia="Arial" w:hAnsi="Arial"/>
@@ -27882,7 +27882,7 @@
               <w:spacing w:after="10" w:before="0"/>
               <w:ind w:left="120"/>
             </w:pPr>
-            <w:hyperlink w:history="1" r:id="rIdn_-skgvbpuqdmibrpytvx">
+            <w:hyperlink w:history="1" r:id="rIdqpcygz6mwrbxt5jw9mka7">
               <w:r>
                 <w:rPr>
                   <w:rFonts w:ascii="Arial" w:cs="Arial" w:eastAsia="Arial" w:hAnsi="Arial"/>
@@ -27927,7 +27927,7 @@
             <w:pPr>
               <w:spacing w:after="20" w:before="0"/>
             </w:pPr>
-            <w:hyperlink w:history="1" r:id="rIdajj4yirmopzl7vvvnrvok">
+            <w:hyperlink w:history="1" r:id="rIdhohn_9ucwrtfhyxw3xyhj">
               <w:r>
                 <w:rPr>
                   <w:rFonts w:ascii="Arial" w:cs="Arial" w:eastAsia="Arial" w:hAnsi="Arial"/>
@@ -27960,7 +27960,7 @@
               <w:spacing w:after="10" w:before="0"/>
               <w:ind w:left="120"/>
             </w:pPr>
-            <w:hyperlink w:history="1" r:id="rIdgqygfhu-pvotdtrjwqxa-">
+            <w:hyperlink w:history="1" r:id="rIdmjwo1k6jj9crbku810suh">
               <w:r>
                 <w:rPr>
                   <w:rFonts w:ascii="Arial" w:cs="Arial" w:eastAsia="Arial" w:hAnsi="Arial"/>
@@ -28155,7 +28155,7 @@
             <w:pPr>
               <w:spacing w:after="20" w:before="0"/>
             </w:pPr>
-            <w:hyperlink w:history="1" r:id="rIdzhbyhm4vcq5wbo5v4dqjj">
+            <w:hyperlink w:history="1" r:id="rIdoe3zbcehlfpgt1ajl8yky">
               <w:r>
                 <w:rPr>
                   <w:rFonts w:ascii="Arial" w:cs="Arial" w:eastAsia="Arial" w:hAnsi="Arial"/>
@@ -28188,7 +28188,7 @@
               <w:spacing w:after="10" w:before="0"/>
               <w:ind w:left="120"/>
             </w:pPr>
-            <w:hyperlink w:history="1" r:id="rIds0ju_dfgl8eqypfwe47mt">
+            <w:hyperlink w:history="1" r:id="rIdiaybevmrhnysr2ixlag6f">
               <w:r>
                 <w:rPr>
                   <w:rFonts w:ascii="Arial" w:cs="Arial" w:eastAsia="Arial" w:hAnsi="Arial"/>
@@ -28233,7 +28233,7 @@
             <w:pPr>
               <w:spacing w:after="20" w:before="0"/>
             </w:pPr>
-            <w:hyperlink w:history="1" r:id="rIdwh-5kz6khm43k0npm64xc">
+            <w:hyperlink w:history="1" r:id="rId0xhs4h8ft2f8uy5vlsvbv">
               <w:r>
                 <w:rPr>
                   <w:rFonts w:ascii="Arial" w:cs="Arial" w:eastAsia="Arial" w:hAnsi="Arial"/>
@@ -28266,7 +28266,7 @@
               <w:spacing w:after="10" w:before="0"/>
               <w:ind w:left="120"/>
             </w:pPr>
-            <w:hyperlink w:history="1" r:id="rIdpenfqrytvxvf7zkyhk0ww">
+            <w:hyperlink w:history="1" r:id="rIdoretpmp9qbrsnegc9vqsi">
               <w:r>
                 <w:rPr>
                   <w:rFonts w:ascii="Arial" w:cs="Arial" w:eastAsia="Arial" w:hAnsi="Arial"/>
@@ -29848,7 +29848,7 @@
             <w:pPr>
               <w:spacing w:after="20" w:before="0"/>
             </w:pPr>
-            <w:hyperlink w:history="1" r:id="rIdthcis9ndqyooz5l97fbpa">
+            <w:hyperlink w:history="1" r:id="rId2ylzbwkeb669i10ibw9p0">
               <w:r>
                 <w:rPr>
                   <w:rFonts w:ascii="Arial" w:cs="Arial" w:eastAsia="Arial" w:hAnsi="Arial"/>
@@ -29881,7 +29881,7 @@
               <w:spacing w:after="10" w:before="0"/>
               <w:ind w:left="120"/>
             </w:pPr>
-            <w:hyperlink w:history="1" r:id="rIdsyu-v5bfjjkh2wvyot2z8">
+            <w:hyperlink w:history="1" r:id="rId1vhz6ulrnkjdmpfj6_sce">
               <w:r>
                 <w:rPr>
                   <w:rFonts w:ascii="Arial" w:cs="Arial" w:eastAsia="Arial" w:hAnsi="Arial"/>
@@ -29926,7 +29926,7 @@
             <w:pPr>
               <w:spacing w:after="20" w:before="0"/>
             </w:pPr>
-            <w:hyperlink w:history="1" r:id="rIdhtjidhwmhhzecg2qajz6r">
+            <w:hyperlink w:history="1" r:id="rIdoacw9paaueq2h_ancjd49">
               <w:r>
                 <w:rPr>
                   <w:rFonts w:ascii="Arial" w:cs="Arial" w:eastAsia="Arial" w:hAnsi="Arial"/>
@@ -29959,7 +29959,7 @@
               <w:spacing w:after="10" w:before="0"/>
               <w:ind w:left="120"/>
             </w:pPr>
-            <w:hyperlink w:history="1" r:id="rIdbzwhzc5lhddvsytncpulx">
+            <w:hyperlink w:history="1" r:id="rId8qqxlkiu21t7lzu1xr25w">
               <w:r>
                 <w:rPr>
                   <w:rFonts w:ascii="Arial" w:cs="Arial" w:eastAsia="Arial" w:hAnsi="Arial"/>
@@ -30154,7 +30154,7 @@
             <w:pPr>
               <w:spacing w:after="20" w:before="0"/>
             </w:pPr>
-            <w:hyperlink w:history="1" r:id="rId-bph2tghmkdhyvudgzgbb">
+            <w:hyperlink w:history="1" r:id="rIdpa2eoy9klnp-jkgxq50jr">
               <w:r>
                 <w:rPr>
                   <w:rFonts w:ascii="Arial" w:cs="Arial" w:eastAsia="Arial" w:hAnsi="Arial"/>
@@ -30187,7 +30187,7 @@
               <w:spacing w:after="10" w:before="0"/>
               <w:ind w:left="120"/>
             </w:pPr>
-            <w:hyperlink w:history="1" r:id="rIdedwr_qz5ji3fkuuee8bgn">
+            <w:hyperlink w:history="1" r:id="rId0atipe-yu-qxew_lz7af5">
               <w:r>
                 <w:rPr>
                   <w:rFonts w:ascii="Arial" w:cs="Arial" w:eastAsia="Arial" w:hAnsi="Arial"/>
@@ -30232,7 +30232,7 @@
             <w:pPr>
               <w:spacing w:after="20" w:before="0"/>
             </w:pPr>
-            <w:hyperlink w:history="1" r:id="rIdl22vsi4_45iu5-t55szdc">
+            <w:hyperlink w:history="1" r:id="rIdx2ds8o4frotc4z4pb0ij_">
               <w:r>
                 <w:rPr>
                   <w:rFonts w:ascii="Arial" w:cs="Arial" w:eastAsia="Arial" w:hAnsi="Arial"/>
@@ -30265,7 +30265,7 @@
               <w:spacing w:after="10" w:before="0"/>
               <w:ind w:left="120"/>
             </w:pPr>
-            <w:hyperlink w:history="1" r:id="rIdrolgyccddw_o1lyidnvou">
+            <w:hyperlink w:history="1" r:id="rIdntqjqxphphxlthk5dla32">
               <w:r>
                 <w:rPr>
                   <w:rFonts w:ascii="Arial" w:cs="Arial" w:eastAsia="Arial" w:hAnsi="Arial"/>
@@ -30460,7 +30460,7 @@
             <w:pPr>
               <w:spacing w:after="20" w:before="0"/>
             </w:pPr>
-            <w:hyperlink w:history="1" r:id="rId6ubyk5meeqmzkpxnsaol1">
+            <w:hyperlink w:history="1" r:id="rIdovctouujztwzw8e11q5bp">
               <w:r>
                 <w:rPr>
                   <w:rFonts w:ascii="Arial" w:cs="Arial" w:eastAsia="Arial" w:hAnsi="Arial"/>
@@ -30493,7 +30493,7 @@
               <w:spacing w:after="10" w:before="0"/>
               <w:ind w:left="120"/>
             </w:pPr>
-            <w:hyperlink w:history="1" r:id="rIdv0iyz9a8l15tfqek5g1cv">
+            <w:hyperlink w:history="1" r:id="rIdvvnpisbovliccahxr2upi">
               <w:r>
                 <w:rPr>
                   <w:rFonts w:ascii="Arial" w:cs="Arial" w:eastAsia="Arial" w:hAnsi="Arial"/>
@@ -30538,7 +30538,7 @@
             <w:pPr>
               <w:spacing w:after="20" w:before="0"/>
             </w:pPr>
-            <w:hyperlink w:history="1" r:id="rIdm7ingpzuus4urrdxd_ikz">
+            <w:hyperlink w:history="1" r:id="rId6tx7vzycaon-4ez14w66v">
               <w:r>
                 <w:rPr>
                   <w:rFonts w:ascii="Arial" w:cs="Arial" w:eastAsia="Arial" w:hAnsi="Arial"/>
@@ -30571,7 +30571,7 @@
               <w:spacing w:after="10" w:before="0"/>
               <w:ind w:left="120"/>
             </w:pPr>
-            <w:hyperlink w:history="1" r:id="rIdhzbp4pco0hbgcanmqaujj">
+            <w:hyperlink w:history="1" r:id="rIdnf3nkxnlbmoz_ppl3gs23">
               <w:r>
                 <w:rPr>
                   <w:rFonts w:ascii="Arial" w:cs="Arial" w:eastAsia="Arial" w:hAnsi="Arial"/>
@@ -30766,7 +30766,7 @@
             <w:pPr>
               <w:spacing w:after="20" w:before="0"/>
             </w:pPr>
-            <w:hyperlink w:history="1" r:id="rIddzrqrthky1b7rbgeajbg9">
+            <w:hyperlink w:history="1" r:id="rIdsq7ohg6remunmksfqquam">
               <w:r>
                 <w:rPr>
                   <w:rFonts w:ascii="Arial" w:cs="Arial" w:eastAsia="Arial" w:hAnsi="Arial"/>
@@ -30799,7 +30799,7 @@
               <w:spacing w:after="10" w:before="0"/>
               <w:ind w:left="120"/>
             </w:pPr>
-            <w:hyperlink w:history="1" r:id="rIdmnok7es8rxisu706-na3m">
+            <w:hyperlink w:history="1" r:id="rIdrg9ic0k3fibtz9gx-yxrz">
               <w:r>
                 <w:rPr>
                   <w:rFonts w:ascii="Arial" w:cs="Arial" w:eastAsia="Arial" w:hAnsi="Arial"/>
@@ -30844,7 +30844,7 @@
             <w:pPr>
               <w:spacing w:after="20" w:before="0"/>
             </w:pPr>
-            <w:hyperlink w:history="1" r:id="rIdvbisxamp8zbiasj-k1ux3">
+            <w:hyperlink w:history="1" r:id="rIdjnnco-pk7qz2jbyiqrr56">
               <w:r>
                 <w:rPr>
                   <w:rFonts w:ascii="Arial" w:cs="Arial" w:eastAsia="Arial" w:hAnsi="Arial"/>
@@ -30877,7 +30877,7 @@
               <w:spacing w:after="10" w:before="0"/>
               <w:ind w:left="120"/>
             </w:pPr>
-            <w:hyperlink w:history="1" r:id="rIdvb43gxknyizqslusmxqxe">
+            <w:hyperlink w:history="1" r:id="rIdwhb4bt3palpgqhitnmfg_">
               <w:r>
                 <w:rPr>
                   <w:rFonts w:ascii="Arial" w:cs="Arial" w:eastAsia="Arial" w:hAnsi="Arial"/>
@@ -31072,7 +31072,7 @@
             <w:pPr>
               <w:spacing w:after="20" w:before="0"/>
             </w:pPr>
-            <w:hyperlink w:history="1" r:id="rIdvf9yzctlytvp5enlzhuvm">
+            <w:hyperlink w:history="1" r:id="rIdqsso2cmdrrk_pghgdmp57">
               <w:r>
                 <w:rPr>
                   <w:rFonts w:ascii="Arial" w:cs="Arial" w:eastAsia="Arial" w:hAnsi="Arial"/>
@@ -31105,7 +31105,7 @@
               <w:spacing w:after="10" w:before="0"/>
               <w:ind w:left="120"/>
             </w:pPr>
-            <w:hyperlink w:history="1" r:id="rId-qc0qdruttaxosblyzlla">
+            <w:hyperlink w:history="1" r:id="rIdsb28apivgbzbphwxpexaj">
               <w:r>
                 <w:rPr>
                   <w:rFonts w:ascii="Arial" w:cs="Arial" w:eastAsia="Arial" w:hAnsi="Arial"/>
@@ -31150,7 +31150,7 @@
             <w:pPr>
               <w:spacing w:after="20" w:before="0"/>
             </w:pPr>
-            <w:hyperlink w:history="1" r:id="rIdnbm6p6jwxxcsfchbbktan">
+            <w:hyperlink w:history="1" r:id="rIdv_tpjusqutg6l_vuerng7">
               <w:r>
                 <w:rPr>
                   <w:rFonts w:ascii="Arial" w:cs="Arial" w:eastAsia="Arial" w:hAnsi="Arial"/>
@@ -31183,7 +31183,7 @@
               <w:spacing w:after="10" w:before="0"/>
               <w:ind w:left="120"/>
             </w:pPr>
-            <w:hyperlink w:history="1" r:id="rIdjbet43cdvmrhxlb1z3p47">
+            <w:hyperlink w:history="1" r:id="rIdi6iv0s9zyyk9xolc0cacj">
               <w:r>
                 <w:rPr>
                   <w:rFonts w:ascii="Arial" w:cs="Arial" w:eastAsia="Arial" w:hAnsi="Arial"/>
@@ -32670,7 +32670,7 @@
             <w:pPr>
               <w:spacing w:after="20" w:before="0"/>
             </w:pPr>
-            <w:hyperlink w:history="1" r:id="rIdusxvhvkalpcc0fyydi46u">
+            <w:hyperlink w:history="1" r:id="rIdocppyqbkb4yvkco6xubqs">
               <w:r>
                 <w:rPr>
                   <w:rFonts w:ascii="Arial" w:cs="Arial" w:eastAsia="Arial" w:hAnsi="Arial"/>
@@ -32703,7 +32703,7 @@
               <w:spacing w:after="10" w:before="0"/>
               <w:ind w:left="120"/>
             </w:pPr>
-            <w:hyperlink w:history="1" r:id="rIdx5bvc5d-f2mjrq6oaj4uv">
+            <w:hyperlink w:history="1" r:id="rIdofwcxqhz82owyx2helwd7">
               <w:r>
                 <w:rPr>
                   <w:rFonts w:ascii="Arial" w:cs="Arial" w:eastAsia="Arial" w:hAnsi="Arial"/>
@@ -32748,7 +32748,7 @@
             <w:pPr>
               <w:spacing w:after="20" w:before="0"/>
             </w:pPr>
-            <w:hyperlink w:history="1" r:id="rIdhxnxcbtl9wkum-sl8aai9">
+            <w:hyperlink w:history="1" r:id="rIdqxzahsieeaete3d8rjyur">
               <w:r>
                 <w:rPr>
                   <w:rFonts w:ascii="Arial" w:cs="Arial" w:eastAsia="Arial" w:hAnsi="Arial"/>
@@ -32781,7 +32781,7 @@
               <w:spacing w:after="10" w:before="0"/>
               <w:ind w:left="120"/>
             </w:pPr>
-            <w:hyperlink w:history="1" r:id="rIdw0klongol0-r_bxjdbyvo">
+            <w:hyperlink w:history="1" r:id="rIdmswxt0dz4d9hqjie3r8ti">
               <w:r>
                 <w:rPr>
                   <w:rFonts w:ascii="Arial" w:cs="Arial" w:eastAsia="Arial" w:hAnsi="Arial"/>
@@ -32976,7 +32976,7 @@
             <w:pPr>
               <w:spacing w:after="20" w:before="0"/>
             </w:pPr>
-            <w:hyperlink w:history="1" r:id="rIdrjhwffwl5-etvaw6hurx8">
+            <w:hyperlink w:history="1" r:id="rIdrrzqsoumyhndilc8e1llp">
               <w:r>
                 <w:rPr>
                   <w:rFonts w:ascii="Arial" w:cs="Arial" w:eastAsia="Arial" w:hAnsi="Arial"/>
@@ -33009,7 +33009,7 @@
               <w:spacing w:after="10" w:before="0"/>
               <w:ind w:left="120"/>
             </w:pPr>
-            <w:hyperlink w:history="1" r:id="rIdcacm8s_eur6xljpuj9bnn">
+            <w:hyperlink w:history="1" r:id="rIdd83biuzna6sv9hb2vn8li">
               <w:r>
                 <w:rPr>
                   <w:rFonts w:ascii="Arial" w:cs="Arial" w:eastAsia="Arial" w:hAnsi="Arial"/>
@@ -33054,7 +33054,7 @@
             <w:pPr>
               <w:spacing w:after="20" w:before="0"/>
             </w:pPr>
-            <w:hyperlink w:history="1" r:id="rIdow5jenjb_0evohnomqe8s">
+            <w:hyperlink w:history="1" r:id="rIdvz34rpzk1yk6doqdrrugz">
               <w:r>
                 <w:rPr>
                   <w:rFonts w:ascii="Arial" w:cs="Arial" w:eastAsia="Arial" w:hAnsi="Arial"/>
@@ -33087,7 +33087,7 @@
               <w:spacing w:after="10" w:before="0"/>
               <w:ind w:left="120"/>
             </w:pPr>
-            <w:hyperlink w:history="1" r:id="rId5qtxeqxlyifw6xy25o3zu">
+            <w:hyperlink w:history="1" r:id="rIdr71pki8idght_5ojkv-r6">
               <w:r>
                 <w:rPr>
                   <w:rFonts w:ascii="Arial" w:cs="Arial" w:eastAsia="Arial" w:hAnsi="Arial"/>
@@ -33282,7 +33282,7 @@
             <w:pPr>
               <w:spacing w:after="20" w:before="0"/>
             </w:pPr>
-            <w:hyperlink w:history="1" r:id="rIdnltft-hzuokffbed5ugdw">
+            <w:hyperlink w:history="1" r:id="rIdvphthhgephftkaj9ifp9k">
               <w:r>
                 <w:rPr>
                   <w:rFonts w:ascii="Arial" w:cs="Arial" w:eastAsia="Arial" w:hAnsi="Arial"/>
@@ -33315,7 +33315,7 @@
               <w:spacing w:after="10" w:before="0"/>
               <w:ind w:left="120"/>
             </w:pPr>
-            <w:hyperlink w:history="1" r:id="rId14y6uwnmqyjspj-z43e5c">
+            <w:hyperlink w:history="1" r:id="rIdd2lf0tddnz2nwyzufrcq4">
               <w:r>
                 <w:rPr>
                   <w:rFonts w:ascii="Arial" w:cs="Arial" w:eastAsia="Arial" w:hAnsi="Arial"/>
@@ -33360,7 +33360,7 @@
             <w:pPr>
               <w:spacing w:after="20" w:before="0"/>
             </w:pPr>
-            <w:hyperlink w:history="1" r:id="rIdvgf1zrvlcqu50qfe0gix1">
+            <w:hyperlink w:history="1" r:id="rIdx1zlcbyxisq5lsvudspgu">
               <w:r>
                 <w:rPr>
                   <w:rFonts w:ascii="Arial" w:cs="Arial" w:eastAsia="Arial" w:hAnsi="Arial"/>
@@ -33393,7 +33393,7 @@
               <w:spacing w:after="10" w:before="0"/>
               <w:ind w:left="120"/>
             </w:pPr>
-            <w:hyperlink w:history="1" r:id="rIdk6tq6v6mblu5khgozsndq">
+            <w:hyperlink w:history="1" r:id="rIdt2hav9bvqqbpniioo4d7w">
               <w:r>
                 <w:rPr>
                   <w:rFonts w:ascii="Arial" w:cs="Arial" w:eastAsia="Arial" w:hAnsi="Arial"/>
@@ -33588,7 +33588,7 @@
             <w:pPr>
               <w:spacing w:after="20" w:before="0"/>
             </w:pPr>
-            <w:hyperlink w:history="1" r:id="rIdgfuelrz79nfiwbzikntts">
+            <w:hyperlink w:history="1" r:id="rIdw4phorri035zy-bdhstnt">
               <w:r>
                 <w:rPr>
                   <w:rFonts w:ascii="Arial" w:cs="Arial" w:eastAsia="Arial" w:hAnsi="Arial"/>
@@ -33621,7 +33621,7 @@
               <w:spacing w:after="10" w:before="0"/>
               <w:ind w:left="120"/>
             </w:pPr>
-            <w:hyperlink w:history="1" r:id="rIdqa6p0ahhe1wvdywyu1tok">
+            <w:hyperlink w:history="1" r:id="rIdxbgmw-ogfwe2y5yf2cohr">
               <w:r>
                 <w:rPr>
                   <w:rFonts w:ascii="Arial" w:cs="Arial" w:eastAsia="Arial" w:hAnsi="Arial"/>
@@ -33666,7 +33666,7 @@
             <w:pPr>
               <w:spacing w:after="20" w:before="0"/>
             </w:pPr>
-            <w:hyperlink w:history="1" r:id="rIdy0svlykg8hnup6mqngned">
+            <w:hyperlink w:history="1" r:id="rId2g2kmxb28gh-dssyeror0">
               <w:r>
                 <w:rPr>
                   <w:rFonts w:ascii="Arial" w:cs="Arial" w:eastAsia="Arial" w:hAnsi="Arial"/>
@@ -33699,7 +33699,7 @@
               <w:spacing w:after="10" w:before="0"/>
               <w:ind w:left="120"/>
             </w:pPr>
-            <w:hyperlink w:history="1" r:id="rIdmppdr6hfkcbt5m8e6ubky">
+            <w:hyperlink w:history="1" r:id="rIdokgggfa7hjkxdtine6pze">
               <w:r>
                 <w:rPr>
                   <w:rFonts w:ascii="Arial" w:cs="Arial" w:eastAsia="Arial" w:hAnsi="Arial"/>
@@ -33894,7 +33894,7 @@
             <w:pPr>
               <w:spacing w:after="20" w:before="0"/>
             </w:pPr>
-            <w:hyperlink w:history="1" r:id="rIdeenunzdeclqfcoztltlwz">
+            <w:hyperlink w:history="1" r:id="rIdqyoa958zc5s7kvudrof0o">
               <w:r>
                 <w:rPr>
                   <w:rFonts w:ascii="Arial" w:cs="Arial" w:eastAsia="Arial" w:hAnsi="Arial"/>
@@ -33927,7 +33927,7 @@
               <w:spacing w:after="10" w:before="0"/>
               <w:ind w:left="120"/>
             </w:pPr>
-            <w:hyperlink w:history="1" r:id="rId2szipaxcqj2my1ncnzhak">
+            <w:hyperlink w:history="1" r:id="rIdydoj3esmaebcd78lcum_y">
               <w:r>
                 <w:rPr>
                   <w:rFonts w:ascii="Arial" w:cs="Arial" w:eastAsia="Arial" w:hAnsi="Arial"/>
@@ -33972,7 +33972,7 @@
             <w:pPr>
               <w:spacing w:after="20" w:before="0"/>
             </w:pPr>
-            <w:hyperlink w:history="1" r:id="rIdfubyqzlmzqy5juz7qss_u">
+            <w:hyperlink w:history="1" r:id="rIdkmhmzsvri1tpby-aipcnf">
               <w:r>
                 <w:rPr>
                   <w:rFonts w:ascii="Arial" w:cs="Arial" w:eastAsia="Arial" w:hAnsi="Arial"/>
@@ -34005,7 +34005,7 @@
               <w:spacing w:after="10" w:before="0"/>
               <w:ind w:left="120"/>
             </w:pPr>
-            <w:hyperlink w:history="1" r:id="rIdztuce4p1hgkoyagoyatad">
+            <w:hyperlink w:history="1" r:id="rIdwdt6dqcxdstdvcjgxrrry">
               <w:r>
                 <w:rPr>
                   <w:rFonts w:ascii="Arial" w:cs="Arial" w:eastAsia="Arial" w:hAnsi="Arial"/>
@@ -35492,7 +35492,7 @@
             <w:pPr>
               <w:spacing w:after="20" w:before="0"/>
             </w:pPr>
-            <w:hyperlink w:history="1" r:id="rIdwnc8egclhzjgk-g7p--9s">
+            <w:hyperlink w:history="1" r:id="rIdvhzxdpbf4p3htearvypvb">
               <w:r>
                 <w:rPr>
                   <w:rFonts w:ascii="Arial" w:cs="Arial" w:eastAsia="Arial" w:hAnsi="Arial"/>
@@ -35525,7 +35525,7 @@
               <w:spacing w:after="10" w:before="0"/>
               <w:ind w:left="120"/>
             </w:pPr>
-            <w:hyperlink w:history="1" r:id="rIdktfyg8ge5migznk-avr-r">
+            <w:hyperlink w:history="1" r:id="rIdotal9scnhc2ck2bjhwkof">
               <w:r>
                 <w:rPr>
                   <w:rFonts w:ascii="Arial" w:cs="Arial" w:eastAsia="Arial" w:hAnsi="Arial"/>
@@ -35570,7 +35570,7 @@
             <w:pPr>
               <w:spacing w:after="20" w:before="0"/>
             </w:pPr>
-            <w:hyperlink w:history="1" r:id="rId59bsfvjcbjlde5z3esmbb">
+            <w:hyperlink w:history="1" r:id="rIdlwemt_lhadqz5taixzkci">
               <w:r>
                 <w:rPr>
                   <w:rFonts w:ascii="Arial" w:cs="Arial" w:eastAsia="Arial" w:hAnsi="Arial"/>
@@ -35603,7 +35603,7 @@
               <w:spacing w:after="10" w:before="0"/>
               <w:ind w:left="120"/>
             </w:pPr>
-            <w:hyperlink w:history="1" r:id="rIdt_-4yoqjn-4naxajz04cl">
+            <w:hyperlink w:history="1" r:id="rIdpozh1m6vo3hsarlwnns7v">
               <w:r>
                 <w:rPr>
                   <w:rFonts w:ascii="Arial" w:cs="Arial" w:eastAsia="Arial" w:hAnsi="Arial"/>
@@ -35798,7 +35798,7 @@
             <w:pPr>
               <w:spacing w:after="20" w:before="0"/>
             </w:pPr>
-            <w:hyperlink w:history="1" r:id="rIdtfkmz9lxtlglbkboiggj7">
+            <w:hyperlink w:history="1" r:id="rIdenre2io2gwkhxs2gxsn4i">
               <w:r>
                 <w:rPr>
                   <w:rFonts w:ascii="Arial" w:cs="Arial" w:eastAsia="Arial" w:hAnsi="Arial"/>
@@ -35831,7 +35831,7 @@
               <w:spacing w:after="10" w:before="0"/>
               <w:ind w:left="120"/>
             </w:pPr>
-            <w:hyperlink w:history="1" r:id="rIdisiiacudsybutecugu4o1">
+            <w:hyperlink w:history="1" r:id="rId9kkyrtvmpp8q7pnedocvl">
               <w:r>
                 <w:rPr>
                   <w:rFonts w:ascii="Arial" w:cs="Arial" w:eastAsia="Arial" w:hAnsi="Arial"/>
@@ -35876,7 +35876,7 @@
             <w:pPr>
               <w:spacing w:after="20" w:before="0"/>
             </w:pPr>
-            <w:hyperlink w:history="1" r:id="rIddtdpc8lx6d3y5g6c9d_jc">
+            <w:hyperlink w:history="1" r:id="rId1okocbwt2baw9der_n0wz">
               <w:r>
                 <w:rPr>
                   <w:rFonts w:ascii="Arial" w:cs="Arial" w:eastAsia="Arial" w:hAnsi="Arial"/>
@@ -35909,7 +35909,7 @@
               <w:spacing w:after="10" w:before="0"/>
               <w:ind w:left="120"/>
             </w:pPr>
-            <w:hyperlink w:history="1" r:id="rId84osqpwtlzmvsyaywkpex">
+            <w:hyperlink w:history="1" r:id="rIdav59cxrjbb0extxebetye">
               <w:r>
                 <w:rPr>
                   <w:rFonts w:ascii="Arial" w:cs="Arial" w:eastAsia="Arial" w:hAnsi="Arial"/>
@@ -36104,7 +36104,7 @@
             <w:pPr>
               <w:spacing w:after="20" w:before="0"/>
             </w:pPr>
-            <w:hyperlink w:history="1" r:id="rIdwcg01-xzu1qkrjo6y4hbe">
+            <w:hyperlink w:history="1" r:id="rIddrz2lap1wp5ey5zdgw8oo">
               <w:r>
                 <w:rPr>
                   <w:rFonts w:ascii="Arial" w:cs="Arial" w:eastAsia="Arial" w:hAnsi="Arial"/>
@@ -36137,7 +36137,7 @@
               <w:spacing w:after="10" w:before="0"/>
               <w:ind w:left="120"/>
             </w:pPr>
-            <w:hyperlink w:history="1" r:id="rIddilordjpo06fc8pbzhijf">
+            <w:hyperlink w:history="1" r:id="rId97wtqrab4lsydneii5f3n">
               <w:r>
                 <w:rPr>
                   <w:rFonts w:ascii="Arial" w:cs="Arial" w:eastAsia="Arial" w:hAnsi="Arial"/>
@@ -36182,7 +36182,7 @@
             <w:pPr>
               <w:spacing w:after="20" w:before="0"/>
             </w:pPr>
-            <w:hyperlink w:history="1" r:id="rIdddjcsz_n5ivxvskbsmwrm">
+            <w:hyperlink w:history="1" r:id="rIdbp1kar5hnl0ncf8hx5nia">
               <w:r>
                 <w:rPr>
                   <w:rFonts w:ascii="Arial" w:cs="Arial" w:eastAsia="Arial" w:hAnsi="Arial"/>
@@ -36215,7 +36215,7 @@
               <w:spacing w:after="10" w:before="0"/>
               <w:ind w:left="120"/>
             </w:pPr>
-            <w:hyperlink w:history="1" r:id="rIdbnrmewo185gz8vhiyy0e5">
+            <w:hyperlink w:history="1" r:id="rIde2fb0wup1cmtvmjaerclo">
               <w:r>
                 <w:rPr>
                   <w:rFonts w:ascii="Arial" w:cs="Arial" w:eastAsia="Arial" w:hAnsi="Arial"/>
@@ -36410,7 +36410,7 @@
             <w:pPr>
               <w:spacing w:after="20" w:before="0"/>
             </w:pPr>
-            <w:hyperlink w:history="1" r:id="rIdwfkoserlv5g0qazmaqd09">
+            <w:hyperlink w:history="1" r:id="rIdqskvcotx9-tzfqakltk97">
               <w:r>
                 <w:rPr>
                   <w:rFonts w:ascii="Arial" w:cs="Arial" w:eastAsia="Arial" w:hAnsi="Arial"/>
@@ -36443,7 +36443,7 @@
               <w:spacing w:after="10" w:before="0"/>
               <w:ind w:left="120"/>
             </w:pPr>
-            <w:hyperlink w:history="1" r:id="rIdr3qtrxbqntzt5xm-qumxj">
+            <w:hyperlink w:history="1" r:id="rIdp-klaqxiiof9pbepl3k9d">
               <w:r>
                 <w:rPr>
                   <w:rFonts w:ascii="Arial" w:cs="Arial" w:eastAsia="Arial" w:hAnsi="Arial"/>
@@ -36488,7 +36488,7 @@
             <w:pPr>
               <w:spacing w:after="20" w:before="0"/>
             </w:pPr>
-            <w:hyperlink w:history="1" r:id="rIdq8b5sr-qci3ovw5x9z6fv">
+            <w:hyperlink w:history="1" r:id="rIdqsguukwblvgx2xitwjvcc">
               <w:r>
                 <w:rPr>
                   <w:rFonts w:ascii="Arial" w:cs="Arial" w:eastAsia="Arial" w:hAnsi="Arial"/>
@@ -36521,7 +36521,7 @@
               <w:spacing w:after="10" w:before="0"/>
               <w:ind w:left="120"/>
             </w:pPr>
-            <w:hyperlink w:history="1" r:id="rIdvqxygmjdwlqu3hmq06s87">
+            <w:hyperlink w:history="1" r:id="rIdelvtttlvh6ajmfdrmgiwk">
               <w:r>
                 <w:rPr>
                   <w:rFonts w:ascii="Arial" w:cs="Arial" w:eastAsia="Arial" w:hAnsi="Arial"/>
@@ -36716,7 +36716,7 @@
             <w:pPr>
               <w:spacing w:after="20" w:before="0"/>
             </w:pPr>
-            <w:hyperlink w:history="1" r:id="rIdjyemu8uv1vn33rie6e28b">
+            <w:hyperlink w:history="1" r:id="rIdsztdcspamzamtgnu54zhq">
               <w:r>
                 <w:rPr>
                   <w:rFonts w:ascii="Arial" w:cs="Arial" w:eastAsia="Arial" w:hAnsi="Arial"/>
@@ -36749,7 +36749,7 @@
               <w:spacing w:after="10" w:before="0"/>
               <w:ind w:left="120"/>
             </w:pPr>
-            <w:hyperlink w:history="1" r:id="rIddi9co32htx24kn23u0n-6">
+            <w:hyperlink w:history="1" r:id="rId5oi6apvkc_sq9zht1bctk">
               <w:r>
                 <w:rPr>
                   <w:rFonts w:ascii="Arial" w:cs="Arial" w:eastAsia="Arial" w:hAnsi="Arial"/>
@@ -36794,7 +36794,7 @@
             <w:pPr>
               <w:spacing w:after="20" w:before="0"/>
             </w:pPr>
-            <w:hyperlink w:history="1" r:id="rIdbxb4g3albjuov3mdj1bl8">
+            <w:hyperlink w:history="1" r:id="rIdsquwe4ijh7ap0o6tbmovn">
               <w:r>
                 <w:rPr>
                   <w:rFonts w:ascii="Arial" w:cs="Arial" w:eastAsia="Arial" w:hAnsi="Arial"/>
@@ -36827,7 +36827,7 @@
               <w:spacing w:after="10" w:before="0"/>
               <w:ind w:left="120"/>
             </w:pPr>
-            <w:hyperlink w:history="1" r:id="rIdjsq2ds06lqtkpko1evfvh">
+            <w:hyperlink w:history="1" r:id="rIdq2axkldze2pxqemhjurb6">
               <w:r>
                 <w:rPr>
                   <w:rFonts w:ascii="Arial" w:cs="Arial" w:eastAsia="Arial" w:hAnsi="Arial"/>

--- a/data/outputs/v2/Biology/SS3.2_Animal_Transport/Biology_Animal_Transport_CBE_LessonSequence.docx
+++ b/data/outputs/v2/Biology/SS3.2_Animal_Transport/Biology_Animal_Transport_CBE_LessonSequence.docx
@@ -3367,7 +3367,7 @@
             <w:pPr>
               <w:spacing w:after="20" w:before="0"/>
             </w:pPr>
-            <w:hyperlink w:history="1" r:id="rId_j0k1viyvb1270raapizx">
+            <w:hyperlink w:history="1" r:id="rIdqopkp8uwjrdcyg0hlehkq">
               <w:r>
                 <w:rPr>
                   <w:rFonts w:ascii="Arial" w:cs="Arial" w:eastAsia="Arial" w:hAnsi="Arial"/>
@@ -3400,7 +3400,7 @@
               <w:spacing w:after="10" w:before="0"/>
               <w:ind w:left="120"/>
             </w:pPr>
-            <w:hyperlink w:history="1" r:id="rId3u0erroffbl_duzyd7edk">
+            <w:hyperlink w:history="1" r:id="rIdlo0nod6o7homwxd-6jnur">
               <w:r>
                 <w:rPr>
                   <w:rFonts w:ascii="Arial" w:cs="Arial" w:eastAsia="Arial" w:hAnsi="Arial"/>
@@ -3445,7 +3445,7 @@
             <w:pPr>
               <w:spacing w:after="20" w:before="0"/>
             </w:pPr>
-            <w:hyperlink w:history="1" r:id="rIdlp9a6g9hi4mpoy-v5cx-t">
+            <w:hyperlink w:history="1" r:id="rId1mfz530q1okzw3vbogtz4">
               <w:r>
                 <w:rPr>
                   <w:rFonts w:ascii="Arial" w:cs="Arial" w:eastAsia="Arial" w:hAnsi="Arial"/>
@@ -3478,7 +3478,7 @@
               <w:spacing w:after="10" w:before="0"/>
               <w:ind w:left="120"/>
             </w:pPr>
-            <w:hyperlink w:history="1" r:id="rIds-sodhklgqicsrivr6gnc">
+            <w:hyperlink w:history="1" r:id="rIdli_rq3yfprzlhx1dxtecv">
               <w:r>
                 <w:rPr>
                   <w:rFonts w:ascii="Arial" w:cs="Arial" w:eastAsia="Arial" w:hAnsi="Arial"/>
@@ -3673,7 +3673,7 @@
             <w:pPr>
               <w:spacing w:after="20" w:before="0"/>
             </w:pPr>
-            <w:hyperlink w:history="1" r:id="rIdputyzj4ooeyadielvvxi-">
+            <w:hyperlink w:history="1" r:id="rIdd5orhypx3u10p_sfbg9u3">
               <w:r>
                 <w:rPr>
                   <w:rFonts w:ascii="Arial" w:cs="Arial" w:eastAsia="Arial" w:hAnsi="Arial"/>
@@ -3706,7 +3706,7 @@
               <w:spacing w:after="10" w:before="0"/>
               <w:ind w:left="120"/>
             </w:pPr>
-            <w:hyperlink w:history="1" r:id="rIdfmezxpo-i6pukwmy3ccxl">
+            <w:hyperlink w:history="1" r:id="rId2kpl7r12byd4vvzahaqze">
               <w:r>
                 <w:rPr>
                   <w:rFonts w:ascii="Arial" w:cs="Arial" w:eastAsia="Arial" w:hAnsi="Arial"/>
@@ -3751,7 +3751,7 @@
             <w:pPr>
               <w:spacing w:after="20" w:before="0"/>
             </w:pPr>
-            <w:hyperlink w:history="1" r:id="rIdf-hzjn_1pl_vqo5oaykys">
+            <w:hyperlink w:history="1" r:id="rIdacaokg1fw34wpjyxk9kf7">
               <w:r>
                 <w:rPr>
                   <w:rFonts w:ascii="Arial" w:cs="Arial" w:eastAsia="Arial" w:hAnsi="Arial"/>
@@ -3784,7 +3784,7 @@
               <w:spacing w:after="10" w:before="0"/>
               <w:ind w:left="120"/>
             </w:pPr>
-            <w:hyperlink w:history="1" r:id="rId7nbc_owjispilkwv9w0qj">
+            <w:hyperlink w:history="1" r:id="rId8lqrjpnctiqmd8-clhatg">
               <w:r>
                 <w:rPr>
                   <w:rFonts w:ascii="Arial" w:cs="Arial" w:eastAsia="Arial" w:hAnsi="Arial"/>
@@ -3979,7 +3979,7 @@
             <w:pPr>
               <w:spacing w:after="20" w:before="0"/>
             </w:pPr>
-            <w:hyperlink w:history="1" r:id="rIdvj5vjnm-wftbvd_7q8ont">
+            <w:hyperlink w:history="1" r:id="rIdubphmogi6dhcadbjli7zh">
               <w:r>
                 <w:rPr>
                   <w:rFonts w:ascii="Arial" w:cs="Arial" w:eastAsia="Arial" w:hAnsi="Arial"/>
@@ -4012,7 +4012,7 @@
               <w:spacing w:after="10" w:before="0"/>
               <w:ind w:left="120"/>
             </w:pPr>
-            <w:hyperlink w:history="1" r:id="rIdbn2nbk-lsfblxcz4ry9lo">
+            <w:hyperlink w:history="1" r:id="rIdmk66c2w3crxka7ywc8a_c">
               <w:r>
                 <w:rPr>
                   <w:rFonts w:ascii="Arial" w:cs="Arial" w:eastAsia="Arial" w:hAnsi="Arial"/>
@@ -4057,7 +4057,7 @@
             <w:pPr>
               <w:spacing w:after="20" w:before="0"/>
             </w:pPr>
-            <w:hyperlink w:history="1" r:id="rIdzosoetvfxzxic3cz8inpp">
+            <w:hyperlink w:history="1" r:id="rIdzbiducnjk5dvjfjb8yifw">
               <w:r>
                 <w:rPr>
                   <w:rFonts w:ascii="Arial" w:cs="Arial" w:eastAsia="Arial" w:hAnsi="Arial"/>
@@ -4090,7 +4090,7 @@
               <w:spacing w:after="10" w:before="0"/>
               <w:ind w:left="120"/>
             </w:pPr>
-            <w:hyperlink w:history="1" r:id="rIdldgwvujgzgwu2x3s__ymm">
+            <w:hyperlink w:history="1" r:id="rIdbbkve9pan1do7cf9ndtt5">
               <w:r>
                 <w:rPr>
                   <w:rFonts w:ascii="Arial" w:cs="Arial" w:eastAsia="Arial" w:hAnsi="Arial"/>
@@ -4285,7 +4285,7 @@
             <w:pPr>
               <w:spacing w:after="20" w:before="0"/>
             </w:pPr>
-            <w:hyperlink w:history="1" r:id="rIdmzjy-twi2iooqulexpfvc">
+            <w:hyperlink w:history="1" r:id="rIdd9pjqazbicc5uiugvo7me">
               <w:r>
                 <w:rPr>
                   <w:rFonts w:ascii="Arial" w:cs="Arial" w:eastAsia="Arial" w:hAnsi="Arial"/>
@@ -4318,7 +4318,7 @@
               <w:spacing w:after="10" w:before="0"/>
               <w:ind w:left="120"/>
             </w:pPr>
-            <w:hyperlink w:history="1" r:id="rIdbo7rxfcbt-fqmbv5iw8vn">
+            <w:hyperlink w:history="1" r:id="rIdzjjbpkgpuxhd2qcd3gyts">
               <w:r>
                 <w:rPr>
                   <w:rFonts w:ascii="Arial" w:cs="Arial" w:eastAsia="Arial" w:hAnsi="Arial"/>
@@ -4363,7 +4363,7 @@
             <w:pPr>
               <w:spacing w:after="20" w:before="0"/>
             </w:pPr>
-            <w:hyperlink w:history="1" r:id="rIdyd9itgyrmkbmdyg4k23xo">
+            <w:hyperlink w:history="1" r:id="rIdpa-tdyelb4_jwa8t51uoc">
               <w:r>
                 <w:rPr>
                   <w:rFonts w:ascii="Arial" w:cs="Arial" w:eastAsia="Arial" w:hAnsi="Arial"/>
@@ -4396,7 +4396,7 @@
               <w:spacing w:after="10" w:before="0"/>
               <w:ind w:left="120"/>
             </w:pPr>
-            <w:hyperlink w:history="1" r:id="rId2m-kdtlhsknauioti4ftr">
+            <w:hyperlink w:history="1" r:id="rIdkogbzimfn2-qyei-etqao">
               <w:r>
                 <w:rPr>
                   <w:rFonts w:ascii="Arial" w:cs="Arial" w:eastAsia="Arial" w:hAnsi="Arial"/>
@@ -4591,7 +4591,7 @@
             <w:pPr>
               <w:spacing w:after="20" w:before="0"/>
             </w:pPr>
-            <w:hyperlink w:history="1" r:id="rId9djgyl_m0eo-7whrcn-4x">
+            <w:hyperlink w:history="1" r:id="rIdndsypqn32ge3dm6agx7mv">
               <w:r>
                 <w:rPr>
                   <w:rFonts w:ascii="Arial" w:cs="Arial" w:eastAsia="Arial" w:hAnsi="Arial"/>
@@ -4624,7 +4624,7 @@
               <w:spacing w:after="10" w:before="0"/>
               <w:ind w:left="120"/>
             </w:pPr>
-            <w:hyperlink w:history="1" r:id="rIdfctizrc_zxhrtp-x9hf2l">
+            <w:hyperlink w:history="1" r:id="rId_uf_mhdxvuvxxr4wgyobs">
               <w:r>
                 <w:rPr>
                   <w:rFonts w:ascii="Arial" w:cs="Arial" w:eastAsia="Arial" w:hAnsi="Arial"/>
@@ -4669,7 +4669,7 @@
             <w:pPr>
               <w:spacing w:after="20" w:before="0"/>
             </w:pPr>
-            <w:hyperlink w:history="1" r:id="rIdenpsz_v4yhxtlxromsb6s">
+            <w:hyperlink w:history="1" r:id="rIdw9lbidjfszy3quf5rrj6l">
               <w:r>
                 <w:rPr>
                   <w:rFonts w:ascii="Arial" w:cs="Arial" w:eastAsia="Arial" w:hAnsi="Arial"/>
@@ -4702,7 +4702,7 @@
               <w:spacing w:after="10" w:before="0"/>
               <w:ind w:left="120"/>
             </w:pPr>
-            <w:hyperlink w:history="1" r:id="rIdhmtd-u0-mxuhcuulm4hj7">
+            <w:hyperlink w:history="1" r:id="rIdnurox55tfmorrxi1gfjtx">
               <w:r>
                 <w:rPr>
                   <w:rFonts w:ascii="Arial" w:cs="Arial" w:eastAsia="Arial" w:hAnsi="Arial"/>
@@ -6189,7 +6189,7 @@
             <w:pPr>
               <w:spacing w:after="20" w:before="0"/>
             </w:pPr>
-            <w:hyperlink w:history="1" r:id="rIdtqwqhy7eob7emobmbszp5">
+            <w:hyperlink w:history="1" r:id="rId_upgexfs8ehngczi5ivuo">
               <w:r>
                 <w:rPr>
                   <w:rFonts w:ascii="Arial" w:cs="Arial" w:eastAsia="Arial" w:hAnsi="Arial"/>
@@ -6222,7 +6222,7 @@
               <w:spacing w:after="10" w:before="0"/>
               <w:ind w:left="120"/>
             </w:pPr>
-            <w:hyperlink w:history="1" r:id="rIdfgzepckv6ucw49iz1t2nh">
+            <w:hyperlink w:history="1" r:id="rId-ypyttammgwydtodjznw8">
               <w:r>
                 <w:rPr>
                   <w:rFonts w:ascii="Arial" w:cs="Arial" w:eastAsia="Arial" w:hAnsi="Arial"/>
@@ -6267,7 +6267,7 @@
             <w:pPr>
               <w:spacing w:after="20" w:before="0"/>
             </w:pPr>
-            <w:hyperlink w:history="1" r:id="rId7zfsovcwomvcaf2ka4dii">
+            <w:hyperlink w:history="1" r:id="rIdn_rdqxxusql3zjz2dshgz">
               <w:r>
                 <w:rPr>
                   <w:rFonts w:ascii="Arial" w:cs="Arial" w:eastAsia="Arial" w:hAnsi="Arial"/>
@@ -6300,7 +6300,7 @@
               <w:spacing w:after="10" w:before="0"/>
               <w:ind w:left="120"/>
             </w:pPr>
-            <w:hyperlink w:history="1" r:id="rIdpv_mrytjdlnalrtaeolcd">
+            <w:hyperlink w:history="1" r:id="rIdkz2p7dou3gullcacndaw4">
               <w:r>
                 <w:rPr>
                   <w:rFonts w:ascii="Arial" w:cs="Arial" w:eastAsia="Arial" w:hAnsi="Arial"/>
@@ -6571,7 +6571,7 @@
             <w:pPr>
               <w:spacing w:after="20" w:before="0"/>
             </w:pPr>
-            <w:hyperlink w:history="1" r:id="rId3c9gnpzsv6zyp4cz6zths">
+            <w:hyperlink w:history="1" r:id="rId983bqbpaveoryxxutkcqj">
               <w:r>
                 <w:rPr>
                   <w:rFonts w:ascii="Arial" w:cs="Arial" w:eastAsia="Arial" w:hAnsi="Arial"/>
@@ -6604,7 +6604,7 @@
               <w:spacing w:after="10" w:before="0"/>
               <w:ind w:left="120"/>
             </w:pPr>
-            <w:hyperlink w:history="1" r:id="rIdjthpbt1bxjiwehgmvs6vt">
+            <w:hyperlink w:history="1" r:id="rIdwoeglpyd1ttcwbkvbw53_">
               <w:r>
                 <w:rPr>
                   <w:rFonts w:ascii="Arial" w:cs="Arial" w:eastAsia="Arial" w:hAnsi="Arial"/>
@@ -6649,7 +6649,7 @@
             <w:pPr>
               <w:spacing w:after="20" w:before="0"/>
             </w:pPr>
-            <w:hyperlink w:history="1" r:id="rIdwgfsmsofltujb6i14-5fx">
+            <w:hyperlink w:history="1" r:id="rIdmtfolghxvs5z8gaioq5gp">
               <w:r>
                 <w:rPr>
                   <w:rFonts w:ascii="Arial" w:cs="Arial" w:eastAsia="Arial" w:hAnsi="Arial"/>
@@ -6682,7 +6682,7 @@
               <w:spacing w:after="10" w:before="0"/>
               <w:ind w:left="120"/>
             </w:pPr>
-            <w:hyperlink w:history="1" r:id="rIdrmwflaqi6roaqoahrej2d">
+            <w:hyperlink w:history="1" r:id="rId2hwagckva_le-iazbrnvg">
               <w:r>
                 <w:rPr>
                   <w:rFonts w:ascii="Arial" w:cs="Arial" w:eastAsia="Arial" w:hAnsi="Arial"/>
@@ -7086,7 +7086,7 @@
             <w:pPr>
               <w:spacing w:after="20" w:before="0"/>
             </w:pPr>
-            <w:hyperlink w:history="1" r:id="rIduzysvwyb_uop4d_c7ilbu">
+            <w:hyperlink w:history="1" r:id="rId9-4bdmpnvc7vtavcibb7a">
               <w:r>
                 <w:rPr>
                   <w:rFonts w:ascii="Arial" w:cs="Arial" w:eastAsia="Arial" w:hAnsi="Arial"/>
@@ -7119,7 +7119,7 @@
               <w:spacing w:after="10" w:before="0"/>
               <w:ind w:left="120"/>
             </w:pPr>
-            <w:hyperlink w:history="1" r:id="rIdgl0if2tov2gswmnrt04f3">
+            <w:hyperlink w:history="1" r:id="rIdtgmwc4q6qj-nxpelvwxmp">
               <w:r>
                 <w:rPr>
                   <w:rFonts w:ascii="Arial" w:cs="Arial" w:eastAsia="Arial" w:hAnsi="Arial"/>
@@ -7164,7 +7164,7 @@
             <w:pPr>
               <w:spacing w:after="20" w:before="0"/>
             </w:pPr>
-            <w:hyperlink w:history="1" r:id="rIddtjfhxe4it3hg_pdgf-l0">
+            <w:hyperlink w:history="1" r:id="rIdavboquqchymu7qwdfcxoh">
               <w:r>
                 <w:rPr>
                   <w:rFonts w:ascii="Arial" w:cs="Arial" w:eastAsia="Arial" w:hAnsi="Arial"/>
@@ -7197,7 +7197,7 @@
               <w:spacing w:after="10" w:before="0"/>
               <w:ind w:left="120"/>
             </w:pPr>
-            <w:hyperlink w:history="1" r:id="rId6jq9k07tkryy8ybfradwx">
+            <w:hyperlink w:history="1" r:id="rIdhxnvgscvh3coygyvp3hvq">
               <w:r>
                 <w:rPr>
                   <w:rFonts w:ascii="Arial" w:cs="Arial" w:eastAsia="Arial" w:hAnsi="Arial"/>
@@ -7563,7 +7563,7 @@
             <w:pPr>
               <w:spacing w:after="20" w:before="0"/>
             </w:pPr>
-            <w:hyperlink w:history="1" r:id="rIdv30idcrle68vphj_xl7xi">
+            <w:hyperlink w:history="1" r:id="rIdwadrm88fgpbs3zvm2lwuv">
               <w:r>
                 <w:rPr>
                   <w:rFonts w:ascii="Arial" w:cs="Arial" w:eastAsia="Arial" w:hAnsi="Arial"/>
@@ -7596,7 +7596,7 @@
               <w:spacing w:after="10" w:before="0"/>
               <w:ind w:left="120"/>
             </w:pPr>
-            <w:hyperlink w:history="1" r:id="rIdv2otejufwsl9fkdsmyqzl">
+            <w:hyperlink w:history="1" r:id="rIdiaywxocagxaxnsn2b0c64">
               <w:r>
                 <w:rPr>
                   <w:rFonts w:ascii="Arial" w:cs="Arial" w:eastAsia="Arial" w:hAnsi="Arial"/>
@@ -7641,7 +7641,7 @@
             <w:pPr>
               <w:spacing w:after="20" w:before="0"/>
             </w:pPr>
-            <w:hyperlink w:history="1" r:id="rId1saqxgndt4qt2g9qwbjes">
+            <w:hyperlink w:history="1" r:id="rIdnndxeyqwafaa06eb5-iba">
               <w:r>
                 <w:rPr>
                   <w:rFonts w:ascii="Arial" w:cs="Arial" w:eastAsia="Arial" w:hAnsi="Arial"/>
@@ -7674,7 +7674,7 @@
               <w:spacing w:after="10" w:before="0"/>
               <w:ind w:left="120"/>
             </w:pPr>
-            <w:hyperlink w:history="1" r:id="rIdh6zmqteehws6wsxhcp1rj">
+            <w:hyperlink w:history="1" r:id="rIdv7j9in5cwbrmd3iwsbfhu">
               <w:r>
                 <w:rPr>
                   <w:rFonts w:ascii="Arial" w:cs="Arial" w:eastAsia="Arial" w:hAnsi="Arial"/>
@@ -8002,7 +8002,7 @@
             <w:pPr>
               <w:spacing w:after="20" w:before="0"/>
             </w:pPr>
-            <w:hyperlink w:history="1" r:id="rIdfhplnpua2m6gjpf6gpgai">
+            <w:hyperlink w:history="1" r:id="rIdc3cjfpujauql0y1_l01b9">
               <w:r>
                 <w:rPr>
                   <w:rFonts w:ascii="Arial" w:cs="Arial" w:eastAsia="Arial" w:hAnsi="Arial"/>
@@ -8035,7 +8035,7 @@
               <w:spacing w:after="10" w:before="0"/>
               <w:ind w:left="120"/>
             </w:pPr>
-            <w:hyperlink w:history="1" r:id="rIdfyp1o9v8hjh7d-ky_fpdw">
+            <w:hyperlink w:history="1" r:id="rId50942chzxtlztdedeufch">
               <w:r>
                 <w:rPr>
                   <w:rFonts w:ascii="Arial" w:cs="Arial" w:eastAsia="Arial" w:hAnsi="Arial"/>
@@ -8080,7 +8080,7 @@
             <w:pPr>
               <w:spacing w:after="20" w:before="0"/>
             </w:pPr>
-            <w:hyperlink w:history="1" r:id="rIdlaa2kuynkcoqmhpyc3adf">
+            <w:hyperlink w:history="1" r:id="rIdplttd5bl9lfjbhu_cjsz-">
               <w:r>
                 <w:rPr>
                   <w:rFonts w:ascii="Arial" w:cs="Arial" w:eastAsia="Arial" w:hAnsi="Arial"/>
@@ -8113,7 +8113,7 @@
               <w:spacing w:after="10" w:before="0"/>
               <w:ind w:left="120"/>
             </w:pPr>
-            <w:hyperlink w:history="1" r:id="rIdxlcy1up_g8zwccb7o1pb0">
+            <w:hyperlink w:history="1" r:id="rIdiedsc0hmx1dcgiii-pxu7">
               <w:r>
                 <w:rPr>
                   <w:rFonts w:ascii="Arial" w:cs="Arial" w:eastAsia="Arial" w:hAnsi="Arial"/>
@@ -9904,7 +9904,7 @@
             <w:pPr>
               <w:spacing w:after="20" w:before="0"/>
             </w:pPr>
-            <w:hyperlink w:history="1" r:id="rId4kbkaoty4xtifaqkwpayk">
+            <w:hyperlink w:history="1" r:id="rIdwqr4qfomsx3zae-zcvcmc">
               <w:r>
                 <w:rPr>
                   <w:rFonts w:ascii="Arial" w:cs="Arial" w:eastAsia="Arial" w:hAnsi="Arial"/>
@@ -9937,7 +9937,7 @@
               <w:spacing w:after="10" w:before="0"/>
               <w:ind w:left="120"/>
             </w:pPr>
-            <w:hyperlink w:history="1" r:id="rIdxp-6naoqa2qx7oek3saqt">
+            <w:hyperlink w:history="1" r:id="rIdmvmllhasmisbr-xj1dfv9">
               <w:r>
                 <w:rPr>
                   <w:rFonts w:ascii="Arial" w:cs="Arial" w:eastAsia="Arial" w:hAnsi="Arial"/>
@@ -9982,7 +9982,7 @@
             <w:pPr>
               <w:spacing w:after="20" w:before="0"/>
             </w:pPr>
-            <w:hyperlink w:history="1" r:id="rIdugjcno1bdiwekii0msnin">
+            <w:hyperlink w:history="1" r:id="rIdsxl9mt85rfmpngxdakhjl">
               <w:r>
                 <w:rPr>
                   <w:rFonts w:ascii="Arial" w:cs="Arial" w:eastAsia="Arial" w:hAnsi="Arial"/>
@@ -10015,7 +10015,7 @@
               <w:spacing w:after="10" w:before="0"/>
               <w:ind w:left="120"/>
             </w:pPr>
-            <w:hyperlink w:history="1" r:id="rIdbzsql9bfx-3cyi7_e21ak">
+            <w:hyperlink w:history="1" r:id="rIdqfrtp6zulh3t3lpe5kwrz">
               <w:r>
                 <w:rPr>
                   <w:rFonts w:ascii="Arial" w:cs="Arial" w:eastAsia="Arial" w:hAnsi="Arial"/>
@@ -10210,7 +10210,7 @@
             <w:pPr>
               <w:spacing w:after="20" w:before="0"/>
             </w:pPr>
-            <w:hyperlink w:history="1" r:id="rId96mr-anxxg7ezriejziqq">
+            <w:hyperlink w:history="1" r:id="rIdhisbo7h7cdibleb8okl9y">
               <w:r>
                 <w:rPr>
                   <w:rFonts w:ascii="Arial" w:cs="Arial" w:eastAsia="Arial" w:hAnsi="Arial"/>
@@ -10243,7 +10243,7 @@
               <w:spacing w:after="10" w:before="0"/>
               <w:ind w:left="120"/>
             </w:pPr>
-            <w:hyperlink w:history="1" r:id="rIdtgrhckue0wsgqiyth3rny">
+            <w:hyperlink w:history="1" r:id="rIdubmxsmccgccmegj3auupv">
               <w:r>
                 <w:rPr>
                   <w:rFonts w:ascii="Arial" w:cs="Arial" w:eastAsia="Arial" w:hAnsi="Arial"/>
@@ -10288,7 +10288,7 @@
             <w:pPr>
               <w:spacing w:after="20" w:before="0"/>
             </w:pPr>
-            <w:hyperlink w:history="1" r:id="rIdk85chzfkaxzdl0tq1len3">
+            <w:hyperlink w:history="1" r:id="rIdidcfcqmefxftkxzrwwdcm">
               <w:r>
                 <w:rPr>
                   <w:rFonts w:ascii="Arial" w:cs="Arial" w:eastAsia="Arial" w:hAnsi="Arial"/>
@@ -10321,7 +10321,7 @@
               <w:spacing w:after="10" w:before="0"/>
               <w:ind w:left="120"/>
             </w:pPr>
-            <w:hyperlink w:history="1" r:id="rIdcoo8dfmubz5fj_zcrxoak">
+            <w:hyperlink w:history="1" r:id="rIdz8ltfqj146bazr25ilt0w">
               <w:r>
                 <w:rPr>
                   <w:rFonts w:ascii="Arial" w:cs="Arial" w:eastAsia="Arial" w:hAnsi="Arial"/>
@@ -10516,7 +10516,7 @@
             <w:pPr>
               <w:spacing w:after="20" w:before="0"/>
             </w:pPr>
-            <w:hyperlink w:history="1" r:id="rIdo0agbxmonbnivzob6z_ue">
+            <w:hyperlink w:history="1" r:id="rId2do8vbs9wv8tbj0u4okbj">
               <w:r>
                 <w:rPr>
                   <w:rFonts w:ascii="Arial" w:cs="Arial" w:eastAsia="Arial" w:hAnsi="Arial"/>
@@ -10549,7 +10549,7 @@
               <w:spacing w:after="10" w:before="0"/>
               <w:ind w:left="120"/>
             </w:pPr>
-            <w:hyperlink w:history="1" r:id="rIdr41wzahb7r0dqzcnioo5t">
+            <w:hyperlink w:history="1" r:id="rIdodippbmzqgcujpahv2jwu">
               <w:r>
                 <w:rPr>
                   <w:rFonts w:ascii="Arial" w:cs="Arial" w:eastAsia="Arial" w:hAnsi="Arial"/>
@@ -10594,7 +10594,7 @@
             <w:pPr>
               <w:spacing w:after="20" w:before="0"/>
             </w:pPr>
-            <w:hyperlink w:history="1" r:id="rIdezzwl-fzgz4dgknwiz7uw">
+            <w:hyperlink w:history="1" r:id="rId7my4xn1wrmbwmrl4hupfh">
               <w:r>
                 <w:rPr>
                   <w:rFonts w:ascii="Arial" w:cs="Arial" w:eastAsia="Arial" w:hAnsi="Arial"/>
@@ -10627,7 +10627,7 @@
               <w:spacing w:after="10" w:before="0"/>
               <w:ind w:left="120"/>
             </w:pPr>
-            <w:hyperlink w:history="1" r:id="rIdzozudk2ac7jl6cc3xafov">
+            <w:hyperlink w:history="1" r:id="rIdenqkqyxjr9euipdetdeio">
               <w:r>
                 <w:rPr>
                   <w:rFonts w:ascii="Arial" w:cs="Arial" w:eastAsia="Arial" w:hAnsi="Arial"/>
@@ -10822,7 +10822,7 @@
             <w:pPr>
               <w:spacing w:after="20" w:before="0"/>
             </w:pPr>
-            <w:hyperlink w:history="1" r:id="rIdakcyonbbdztqkwexe2pr9">
+            <w:hyperlink w:history="1" r:id="rIds2ckhfxgx0aatlngjpvgx">
               <w:r>
                 <w:rPr>
                   <w:rFonts w:ascii="Arial" w:cs="Arial" w:eastAsia="Arial" w:hAnsi="Arial"/>
@@ -10855,7 +10855,7 @@
               <w:spacing w:after="10" w:before="0"/>
               <w:ind w:left="120"/>
             </w:pPr>
-            <w:hyperlink w:history="1" r:id="rIdlglatynfrfusxnmkkhrvu">
+            <w:hyperlink w:history="1" r:id="rId6ucwttwkapjqyfauw0ubx">
               <w:r>
                 <w:rPr>
                   <w:rFonts w:ascii="Arial" w:cs="Arial" w:eastAsia="Arial" w:hAnsi="Arial"/>
@@ -10900,7 +10900,7 @@
             <w:pPr>
               <w:spacing w:after="20" w:before="0"/>
             </w:pPr>
-            <w:hyperlink w:history="1" r:id="rId2tckj41lhl2u6ez2qdcpp">
+            <w:hyperlink w:history="1" r:id="rIdt2geszkqyq1djrotum7pm">
               <w:r>
                 <w:rPr>
                   <w:rFonts w:ascii="Arial" w:cs="Arial" w:eastAsia="Arial" w:hAnsi="Arial"/>
@@ -10933,7 +10933,7 @@
               <w:spacing w:after="10" w:before="0"/>
               <w:ind w:left="120"/>
             </w:pPr>
-            <w:hyperlink w:history="1" r:id="rId3r9ml_dipsvxpvhviqpwt">
+            <w:hyperlink w:history="1" r:id="rIdxfs9c6iptc0u6xyh1m0s5">
               <w:r>
                 <w:rPr>
                   <w:rFonts w:ascii="Arial" w:cs="Arial" w:eastAsia="Arial" w:hAnsi="Arial"/>
@@ -11128,7 +11128,7 @@
             <w:pPr>
               <w:spacing w:after="20" w:before="0"/>
             </w:pPr>
-            <w:hyperlink w:history="1" r:id="rIdew7bmzug3jm72ulp2eiaz">
+            <w:hyperlink w:history="1" r:id="rId_spbkmdalwy3h1fvdxsxp">
               <w:r>
                 <w:rPr>
                   <w:rFonts w:ascii="Arial" w:cs="Arial" w:eastAsia="Arial" w:hAnsi="Arial"/>
@@ -11161,7 +11161,7 @@
               <w:spacing w:after="10" w:before="0"/>
               <w:ind w:left="120"/>
             </w:pPr>
-            <w:hyperlink w:history="1" r:id="rIdpivrkokgndzqiou3wi0ow">
+            <w:hyperlink w:history="1" r:id="rId8chlwxtnwwe524tekccmi">
               <w:r>
                 <w:rPr>
                   <w:rFonts w:ascii="Arial" w:cs="Arial" w:eastAsia="Arial" w:hAnsi="Arial"/>
@@ -11206,7 +11206,7 @@
             <w:pPr>
               <w:spacing w:after="20" w:before="0"/>
             </w:pPr>
-            <w:hyperlink w:history="1" r:id="rIduuuy2er4u9jmtislcitxf">
+            <w:hyperlink w:history="1" r:id="rId__mabff8n05ijvxqnyfb5">
               <w:r>
                 <w:rPr>
                   <w:rFonts w:ascii="Arial" w:cs="Arial" w:eastAsia="Arial" w:hAnsi="Arial"/>
@@ -11239,7 +11239,7 @@
               <w:spacing w:after="10" w:before="0"/>
               <w:ind w:left="120"/>
             </w:pPr>
-            <w:hyperlink w:history="1" r:id="rIdkgzyb6xgq-15brkblps5v">
+            <w:hyperlink w:history="1" r:id="rIdfpqgmsfvf3lufdnogzvih">
               <w:r>
                 <w:rPr>
                   <w:rFonts w:ascii="Arial" w:cs="Arial" w:eastAsia="Arial" w:hAnsi="Arial"/>
@@ -12726,7 +12726,7 @@
             <w:pPr>
               <w:spacing w:after="20" w:before="0"/>
             </w:pPr>
-            <w:hyperlink w:history="1" r:id="rIdy4ozrluwnzi9ob-1s-s0z">
+            <w:hyperlink w:history="1" r:id="rId_yui5gpfplhnf7v50vsug">
               <w:r>
                 <w:rPr>
                   <w:rFonts w:ascii="Arial" w:cs="Arial" w:eastAsia="Arial" w:hAnsi="Arial"/>
@@ -12759,7 +12759,7 @@
               <w:spacing w:after="10" w:before="0"/>
               <w:ind w:left="120"/>
             </w:pPr>
-            <w:hyperlink w:history="1" r:id="rIdmstpvcvfqngrebk7xvlnz">
+            <w:hyperlink w:history="1" r:id="rIdx4ompjuskxktedi144a1a">
               <w:r>
                 <w:rPr>
                   <w:rFonts w:ascii="Arial" w:cs="Arial" w:eastAsia="Arial" w:hAnsi="Arial"/>
@@ -12804,7 +12804,7 @@
             <w:pPr>
               <w:spacing w:after="20" w:before="0"/>
             </w:pPr>
-            <w:hyperlink w:history="1" r:id="rId7fvxqgapdnnefyowqpd0g">
+            <w:hyperlink w:history="1" r:id="rIdwhtoa6kihfmsgglgi7cds">
               <w:r>
                 <w:rPr>
                   <w:rFonts w:ascii="Arial" w:cs="Arial" w:eastAsia="Arial" w:hAnsi="Arial"/>
@@ -12837,7 +12837,7 @@
               <w:spacing w:after="10" w:before="0"/>
               <w:ind w:left="120"/>
             </w:pPr>
-            <w:hyperlink w:history="1" r:id="rIdyzeubvrpwqfmsxfnvwaip">
+            <w:hyperlink w:history="1" r:id="rIdknqu5msh65zkdzvlkozba">
               <w:r>
                 <w:rPr>
                   <w:rFonts w:ascii="Arial" w:cs="Arial" w:eastAsia="Arial" w:hAnsi="Arial"/>
@@ -13032,7 +13032,7 @@
             <w:pPr>
               <w:spacing w:after="20" w:before="0"/>
             </w:pPr>
-            <w:hyperlink w:history="1" r:id="rIdsqi9omeoovrwu8pu5h6hp">
+            <w:hyperlink w:history="1" r:id="rIdxyjdoywpvg6k4xvybz3sb">
               <w:r>
                 <w:rPr>
                   <w:rFonts w:ascii="Arial" w:cs="Arial" w:eastAsia="Arial" w:hAnsi="Arial"/>
@@ -13065,7 +13065,7 @@
               <w:spacing w:after="10" w:before="0"/>
               <w:ind w:left="120"/>
             </w:pPr>
-            <w:hyperlink w:history="1" r:id="rIdkbxa0uwomlsnel7ce1loj">
+            <w:hyperlink w:history="1" r:id="rIdp58lwjqbibtwxo7ydnem4">
               <w:r>
                 <w:rPr>
                   <w:rFonts w:ascii="Arial" w:cs="Arial" w:eastAsia="Arial" w:hAnsi="Arial"/>
@@ -13110,7 +13110,7 @@
             <w:pPr>
               <w:spacing w:after="20" w:before="0"/>
             </w:pPr>
-            <w:hyperlink w:history="1" r:id="rIdhsjv5fwzrmehlg5azxjhg">
+            <w:hyperlink w:history="1" r:id="rIdb-ecv4ysjly3zo70avhkr">
               <w:r>
                 <w:rPr>
                   <w:rFonts w:ascii="Arial" w:cs="Arial" w:eastAsia="Arial" w:hAnsi="Arial"/>
@@ -13143,7 +13143,7 @@
               <w:spacing w:after="10" w:before="0"/>
               <w:ind w:left="120"/>
             </w:pPr>
-            <w:hyperlink w:history="1" r:id="rIdigbrwm_ef2lcdt3qy19c4">
+            <w:hyperlink w:history="1" r:id="rIdilkkagg5fqjzifrrotd4p">
               <w:r>
                 <w:rPr>
                   <w:rFonts w:ascii="Arial" w:cs="Arial" w:eastAsia="Arial" w:hAnsi="Arial"/>
@@ -13338,7 +13338,7 @@
             <w:pPr>
               <w:spacing w:after="20" w:before="0"/>
             </w:pPr>
-            <w:hyperlink w:history="1" r:id="rId1byluaxlcrewy8lk4tzco">
+            <w:hyperlink w:history="1" r:id="rId_cl2zzyrxgnysmbzjma78">
               <w:r>
                 <w:rPr>
                   <w:rFonts w:ascii="Arial" w:cs="Arial" w:eastAsia="Arial" w:hAnsi="Arial"/>
@@ -13371,7 +13371,7 @@
               <w:spacing w:after="10" w:before="0"/>
               <w:ind w:left="120"/>
             </w:pPr>
-            <w:hyperlink w:history="1" r:id="rIdosa2fc1o2klkgjykhfjmr">
+            <w:hyperlink w:history="1" r:id="rIdfwjkfvjc5o8mysfokg5r7">
               <w:r>
                 <w:rPr>
                   <w:rFonts w:ascii="Arial" w:cs="Arial" w:eastAsia="Arial" w:hAnsi="Arial"/>
@@ -13416,7 +13416,7 @@
             <w:pPr>
               <w:spacing w:after="20" w:before="0"/>
             </w:pPr>
-            <w:hyperlink w:history="1" r:id="rIdp0ybdrsuu_ql0b9jib2oe">
+            <w:hyperlink w:history="1" r:id="rIdmiq6cspvjfxsnrbxxmuk8">
               <w:r>
                 <w:rPr>
                   <w:rFonts w:ascii="Arial" w:cs="Arial" w:eastAsia="Arial" w:hAnsi="Arial"/>
@@ -13449,7 +13449,7 @@
               <w:spacing w:after="10" w:before="0"/>
               <w:ind w:left="120"/>
             </w:pPr>
-            <w:hyperlink w:history="1" r:id="rIddfieuo-xo-6qvfknno4jc">
+            <w:hyperlink w:history="1" r:id="rIdyszl2urm9henalbbuwco9">
               <w:r>
                 <w:rPr>
                   <w:rFonts w:ascii="Arial" w:cs="Arial" w:eastAsia="Arial" w:hAnsi="Arial"/>
@@ -13644,7 +13644,7 @@
             <w:pPr>
               <w:spacing w:after="20" w:before="0"/>
             </w:pPr>
-            <w:hyperlink w:history="1" r:id="rIdg-e313cnn2wld91quu_y1">
+            <w:hyperlink w:history="1" r:id="rIdt_ourhwgkz_yx08msz7x8">
               <w:r>
                 <w:rPr>
                   <w:rFonts w:ascii="Arial" w:cs="Arial" w:eastAsia="Arial" w:hAnsi="Arial"/>
@@ -13677,7 +13677,7 @@
               <w:spacing w:after="10" w:before="0"/>
               <w:ind w:left="120"/>
             </w:pPr>
-            <w:hyperlink w:history="1" r:id="rIdwugfyro3hec-ef7hao8gj">
+            <w:hyperlink w:history="1" r:id="rIdflunqbh89drbrbyxi53ce">
               <w:r>
                 <w:rPr>
                   <w:rFonts w:ascii="Arial" w:cs="Arial" w:eastAsia="Arial" w:hAnsi="Arial"/>
@@ -13722,7 +13722,7 @@
             <w:pPr>
               <w:spacing w:after="20" w:before="0"/>
             </w:pPr>
-            <w:hyperlink w:history="1" r:id="rIddeagodejpaz7h21h5ggrk">
+            <w:hyperlink w:history="1" r:id="rIdsaxfg_vmdnjc7l7cobyiq">
               <w:r>
                 <w:rPr>
                   <w:rFonts w:ascii="Arial" w:cs="Arial" w:eastAsia="Arial" w:hAnsi="Arial"/>
@@ -13755,7 +13755,7 @@
               <w:spacing w:after="10" w:before="0"/>
               <w:ind w:left="120"/>
             </w:pPr>
-            <w:hyperlink w:history="1" r:id="rIdpfsgg5oasxxxv7dli7xak">
+            <w:hyperlink w:history="1" r:id="rIdl-hcv56ljngsdyjngief-">
               <w:r>
                 <w:rPr>
                   <w:rFonts w:ascii="Arial" w:cs="Arial" w:eastAsia="Arial" w:hAnsi="Arial"/>
@@ -13950,7 +13950,7 @@
             <w:pPr>
               <w:spacing w:after="20" w:before="0"/>
             </w:pPr>
-            <w:hyperlink w:history="1" r:id="rIdfdahil7_0fds4pmgjbzkw">
+            <w:hyperlink w:history="1" r:id="rIdzs7k2lhb9pmxsdctbgca9">
               <w:r>
                 <w:rPr>
                   <w:rFonts w:ascii="Arial" w:cs="Arial" w:eastAsia="Arial" w:hAnsi="Arial"/>
@@ -13983,7 +13983,7 @@
               <w:spacing w:after="10" w:before="0"/>
               <w:ind w:left="120"/>
             </w:pPr>
-            <w:hyperlink w:history="1" r:id="rIdw4tmhmzceask9-_gsp0hr">
+            <w:hyperlink w:history="1" r:id="rIdpt4nmisplmqm42u5jlov1">
               <w:r>
                 <w:rPr>
                   <w:rFonts w:ascii="Arial" w:cs="Arial" w:eastAsia="Arial" w:hAnsi="Arial"/>
@@ -14028,7 +14028,7 @@
             <w:pPr>
               <w:spacing w:after="20" w:before="0"/>
             </w:pPr>
-            <w:hyperlink w:history="1" r:id="rIdw5hw6kmlkefwdvjdaaphl">
+            <w:hyperlink w:history="1" r:id="rIdrfdtzanglx355zaghlp0w">
               <w:r>
                 <w:rPr>
                   <w:rFonts w:ascii="Arial" w:cs="Arial" w:eastAsia="Arial" w:hAnsi="Arial"/>
@@ -14061,7 +14061,7 @@
               <w:spacing w:after="10" w:before="0"/>
               <w:ind w:left="120"/>
             </w:pPr>
-            <w:hyperlink w:history="1" r:id="rIdknazun32k6o2pvovhobgl">
+            <w:hyperlink w:history="1" r:id="rIdjiwykij7jyojlei3mfsve">
               <w:r>
                 <w:rPr>
                   <w:rFonts w:ascii="Arial" w:cs="Arial" w:eastAsia="Arial" w:hAnsi="Arial"/>
@@ -15548,7 +15548,7 @@
             <w:pPr>
               <w:spacing w:after="20" w:before="0"/>
             </w:pPr>
-            <w:hyperlink w:history="1" r:id="rIdlgagyheuxy52zpmy2rzck">
+            <w:hyperlink w:history="1" r:id="rId_zkybjxjrloxofu02ju0f">
               <w:r>
                 <w:rPr>
                   <w:rFonts w:ascii="Arial" w:cs="Arial" w:eastAsia="Arial" w:hAnsi="Arial"/>
@@ -15581,7 +15581,7 @@
               <w:spacing w:after="10" w:before="0"/>
               <w:ind w:left="120"/>
             </w:pPr>
-            <w:hyperlink w:history="1" r:id="rId1-yamh7brdgopfcrqnce0">
+            <w:hyperlink w:history="1" r:id="rId4hq0fgjcgl2tlqjl5kvtg">
               <w:r>
                 <w:rPr>
                   <w:rFonts w:ascii="Arial" w:cs="Arial" w:eastAsia="Arial" w:hAnsi="Arial"/>
@@ -15626,7 +15626,7 @@
             <w:pPr>
               <w:spacing w:after="20" w:before="0"/>
             </w:pPr>
-            <w:hyperlink w:history="1" r:id="rIdlzyjns3wwgflmue1j4be0">
+            <w:hyperlink w:history="1" r:id="rIdoige98seupsumch41jofk">
               <w:r>
                 <w:rPr>
                   <w:rFonts w:ascii="Arial" w:cs="Arial" w:eastAsia="Arial" w:hAnsi="Arial"/>
@@ -15659,7 +15659,7 @@
               <w:spacing w:after="10" w:before="0"/>
               <w:ind w:left="120"/>
             </w:pPr>
-            <w:hyperlink w:history="1" r:id="rIdujurksou5yli9do5myeat">
+            <w:hyperlink w:history="1" r:id="rIdsxxmfnpmkmfhp4xbnfmtw">
               <w:r>
                 <w:rPr>
                   <w:rFonts w:ascii="Arial" w:cs="Arial" w:eastAsia="Arial" w:hAnsi="Arial"/>
@@ -15854,7 +15854,7 @@
             <w:pPr>
               <w:spacing w:after="20" w:before="0"/>
             </w:pPr>
-            <w:hyperlink w:history="1" r:id="rIdn_tercewc1idclxfdrk-k">
+            <w:hyperlink w:history="1" r:id="rIdbfc-yyvhiqqh6kg8gj_2z">
               <w:r>
                 <w:rPr>
                   <w:rFonts w:ascii="Arial" w:cs="Arial" w:eastAsia="Arial" w:hAnsi="Arial"/>
@@ -15887,7 +15887,7 @@
               <w:spacing w:after="10" w:before="0"/>
               <w:ind w:left="120"/>
             </w:pPr>
-            <w:hyperlink w:history="1" r:id="rIdm25zrhnr0z9rhjcs5fbou">
+            <w:hyperlink w:history="1" r:id="rIdtcyadc69x4dw-kmdaizte">
               <w:r>
                 <w:rPr>
                   <w:rFonts w:ascii="Arial" w:cs="Arial" w:eastAsia="Arial" w:hAnsi="Arial"/>
@@ -15932,7 +15932,7 @@
             <w:pPr>
               <w:spacing w:after="20" w:before="0"/>
             </w:pPr>
-            <w:hyperlink w:history="1" r:id="rIdrxmjnxaaxqsxydsgxhgcs">
+            <w:hyperlink w:history="1" r:id="rIddsfq11ltds9q-arc4yp1a">
               <w:r>
                 <w:rPr>
                   <w:rFonts w:ascii="Arial" w:cs="Arial" w:eastAsia="Arial" w:hAnsi="Arial"/>
@@ -15965,7 +15965,7 @@
               <w:spacing w:after="10" w:before="0"/>
               <w:ind w:left="120"/>
             </w:pPr>
-            <w:hyperlink w:history="1" r:id="rIdi6yscknt8ktgyq2vnowla">
+            <w:hyperlink w:history="1" r:id="rIdm0flhlk8cgfwumfoosh2g">
               <w:r>
                 <w:rPr>
                   <w:rFonts w:ascii="Arial" w:cs="Arial" w:eastAsia="Arial" w:hAnsi="Arial"/>
@@ -16160,7 +16160,7 @@
             <w:pPr>
               <w:spacing w:after="20" w:before="0"/>
             </w:pPr>
-            <w:hyperlink w:history="1" r:id="rId5z470uosmrwlmlt7z6llp">
+            <w:hyperlink w:history="1" r:id="rIdicf5lulhooy89cfudmrrb">
               <w:r>
                 <w:rPr>
                   <w:rFonts w:ascii="Arial" w:cs="Arial" w:eastAsia="Arial" w:hAnsi="Arial"/>
@@ -16193,7 +16193,7 @@
               <w:spacing w:after="10" w:before="0"/>
               <w:ind w:left="120"/>
             </w:pPr>
-            <w:hyperlink w:history="1" r:id="rIdownmvysjprj091e1syz5o">
+            <w:hyperlink w:history="1" r:id="rIdoo1mho14_ax23oltvpntk">
               <w:r>
                 <w:rPr>
                   <w:rFonts w:ascii="Arial" w:cs="Arial" w:eastAsia="Arial" w:hAnsi="Arial"/>
@@ -16238,7 +16238,7 @@
             <w:pPr>
               <w:spacing w:after="20" w:before="0"/>
             </w:pPr>
-            <w:hyperlink w:history="1" r:id="rIdwp8gkpw22kjbsxwo5g_4h">
+            <w:hyperlink w:history="1" r:id="rIdyzen9g70b43cjyjd5jady">
               <w:r>
                 <w:rPr>
                   <w:rFonts w:ascii="Arial" w:cs="Arial" w:eastAsia="Arial" w:hAnsi="Arial"/>
@@ -16271,7 +16271,7 @@
               <w:spacing w:after="10" w:before="0"/>
               <w:ind w:left="120"/>
             </w:pPr>
-            <w:hyperlink w:history="1" r:id="rIdjwlabkhp04c78obhhbmh1">
+            <w:hyperlink w:history="1" r:id="rIdepnioyvgpecmit8n0u6a8">
               <w:r>
                 <w:rPr>
                   <w:rFonts w:ascii="Arial" w:cs="Arial" w:eastAsia="Arial" w:hAnsi="Arial"/>
@@ -16466,7 +16466,7 @@
             <w:pPr>
               <w:spacing w:after="20" w:before="0"/>
             </w:pPr>
-            <w:hyperlink w:history="1" r:id="rIdagcwfpof_ojlkmgeiqiis">
+            <w:hyperlink w:history="1" r:id="rIdceckevlzw0rjttuhahd7y">
               <w:r>
                 <w:rPr>
                   <w:rFonts w:ascii="Arial" w:cs="Arial" w:eastAsia="Arial" w:hAnsi="Arial"/>
@@ -16499,7 +16499,7 @@
               <w:spacing w:after="10" w:before="0"/>
               <w:ind w:left="120"/>
             </w:pPr>
-            <w:hyperlink w:history="1" r:id="rIdzvfuwk0jif8cynjfr0kxl">
+            <w:hyperlink w:history="1" r:id="rIdfn6dg2ntqhpyyfim5znxi">
               <w:r>
                 <w:rPr>
                   <w:rFonts w:ascii="Arial" w:cs="Arial" w:eastAsia="Arial" w:hAnsi="Arial"/>
@@ -16544,7 +16544,7 @@
             <w:pPr>
               <w:spacing w:after="20" w:before="0"/>
             </w:pPr>
-            <w:hyperlink w:history="1" r:id="rIdbahktxwde9rhszejh0aya">
+            <w:hyperlink w:history="1" r:id="rIdel1ahym06zwgclku8i7m3">
               <w:r>
                 <w:rPr>
                   <w:rFonts w:ascii="Arial" w:cs="Arial" w:eastAsia="Arial" w:hAnsi="Arial"/>
@@ -16577,7 +16577,7 @@
               <w:spacing w:after="10" w:before="0"/>
               <w:ind w:left="120"/>
             </w:pPr>
-            <w:hyperlink w:history="1" r:id="rId_c1lozq-netwpcbcy6u-p">
+            <w:hyperlink w:history="1" r:id="rId_cdqlosxbrfagulmzn3er">
               <w:r>
                 <w:rPr>
                   <w:rFonts w:ascii="Arial" w:cs="Arial" w:eastAsia="Arial" w:hAnsi="Arial"/>
@@ -16772,7 +16772,7 @@
             <w:pPr>
               <w:spacing w:after="20" w:before="0"/>
             </w:pPr>
-            <w:hyperlink w:history="1" r:id="rIdmsdmza5lti70tkhhs99tw">
+            <w:hyperlink w:history="1" r:id="rId3g07l9oxyryh5tws7hbsv">
               <w:r>
                 <w:rPr>
                   <w:rFonts w:ascii="Arial" w:cs="Arial" w:eastAsia="Arial" w:hAnsi="Arial"/>
@@ -16805,7 +16805,7 @@
               <w:spacing w:after="10" w:before="0"/>
               <w:ind w:left="120"/>
             </w:pPr>
-            <w:hyperlink w:history="1" r:id="rIdxtx62s-sgg_mye5kkutrc">
+            <w:hyperlink w:history="1" r:id="rIdv_nj0hhujdujtjgcnnsvy">
               <w:r>
                 <w:rPr>
                   <w:rFonts w:ascii="Arial" w:cs="Arial" w:eastAsia="Arial" w:hAnsi="Arial"/>
@@ -16850,7 +16850,7 @@
             <w:pPr>
               <w:spacing w:after="20" w:before="0"/>
             </w:pPr>
-            <w:hyperlink w:history="1" r:id="rIdq2mrdibsnil8rt1xyctep">
+            <w:hyperlink w:history="1" r:id="rId91q-mjagwvy4qlic-3k-u">
               <w:r>
                 <w:rPr>
                   <w:rFonts w:ascii="Arial" w:cs="Arial" w:eastAsia="Arial" w:hAnsi="Arial"/>
@@ -16883,7 +16883,7 @@
               <w:spacing w:after="10" w:before="0"/>
               <w:ind w:left="120"/>
             </w:pPr>
-            <w:hyperlink w:history="1" r:id="rIdgdox9v1wkv8qiqq-yenpe">
+            <w:hyperlink w:history="1" r:id="rIdz0se0j_2vsku9yjr6dfxx">
               <w:r>
                 <w:rPr>
                   <w:rFonts w:ascii="Arial" w:cs="Arial" w:eastAsia="Arial" w:hAnsi="Arial"/>
@@ -18465,7 +18465,7 @@
             <w:pPr>
               <w:spacing w:after="20" w:before="0"/>
             </w:pPr>
-            <w:hyperlink w:history="1" r:id="rIdg1i-r7j8_46ilps8c6rpx">
+            <w:hyperlink w:history="1" r:id="rIdmscgesbdezwj4sygrmduv">
               <w:r>
                 <w:rPr>
                   <w:rFonts w:ascii="Arial" w:cs="Arial" w:eastAsia="Arial" w:hAnsi="Arial"/>
@@ -18498,7 +18498,7 @@
               <w:spacing w:after="10" w:before="0"/>
               <w:ind w:left="120"/>
             </w:pPr>
-            <w:hyperlink w:history="1" r:id="rIdtwq5mgyw7npjmmbtrgsla">
+            <w:hyperlink w:history="1" r:id="rIdwbb6gbhqjnq-djxlofuei">
               <w:r>
                 <w:rPr>
                   <w:rFonts w:ascii="Arial" w:cs="Arial" w:eastAsia="Arial" w:hAnsi="Arial"/>
@@ -18543,7 +18543,7 @@
             <w:pPr>
               <w:spacing w:after="20" w:before="0"/>
             </w:pPr>
-            <w:hyperlink w:history="1" r:id="rIdhtilwqnwhusedv3wbyity">
+            <w:hyperlink w:history="1" r:id="rIdk-7fdyygca7dt8rm3pvr5">
               <w:r>
                 <w:rPr>
                   <w:rFonts w:ascii="Arial" w:cs="Arial" w:eastAsia="Arial" w:hAnsi="Arial"/>
@@ -18576,7 +18576,7 @@
               <w:spacing w:after="10" w:before="0"/>
               <w:ind w:left="120"/>
             </w:pPr>
-            <w:hyperlink w:history="1" r:id="rIdu719vdojp3ldutydjfbkx">
+            <w:hyperlink w:history="1" r:id="rId14ojxs0b4mu3ah8drcj2k">
               <w:r>
                 <w:rPr>
                   <w:rFonts w:ascii="Arial" w:cs="Arial" w:eastAsia="Arial" w:hAnsi="Arial"/>
@@ -18771,7 +18771,7 @@
             <w:pPr>
               <w:spacing w:after="20" w:before="0"/>
             </w:pPr>
-            <w:hyperlink w:history="1" r:id="rIdeflhyxtuhbd9ugr3qyzrs">
+            <w:hyperlink w:history="1" r:id="rId3xla_c8_b6wt-kliux8hx">
               <w:r>
                 <w:rPr>
                   <w:rFonts w:ascii="Arial" w:cs="Arial" w:eastAsia="Arial" w:hAnsi="Arial"/>
@@ -18804,7 +18804,7 @@
               <w:spacing w:after="10" w:before="0"/>
               <w:ind w:left="120"/>
             </w:pPr>
-            <w:hyperlink w:history="1" r:id="rIduutmwhuac1six2n6xm8x1">
+            <w:hyperlink w:history="1" r:id="rIdtkntzn-6vdvbedvzgrhrk">
               <w:r>
                 <w:rPr>
                   <w:rFonts w:ascii="Arial" w:cs="Arial" w:eastAsia="Arial" w:hAnsi="Arial"/>
@@ -18849,7 +18849,7 @@
             <w:pPr>
               <w:spacing w:after="20" w:before="0"/>
             </w:pPr>
-            <w:hyperlink w:history="1" r:id="rIdllq9qkfvunsixltjcggbm">
+            <w:hyperlink w:history="1" r:id="rIdzunxzqmvesowiotvf9l0c">
               <w:r>
                 <w:rPr>
                   <w:rFonts w:ascii="Arial" w:cs="Arial" w:eastAsia="Arial" w:hAnsi="Arial"/>
@@ -18882,7 +18882,7 @@
               <w:spacing w:after="10" w:before="0"/>
               <w:ind w:left="120"/>
             </w:pPr>
-            <w:hyperlink w:history="1" r:id="rId5genglhc54xpgdlnv5rq8">
+            <w:hyperlink w:history="1" r:id="rIdsdkkjhpd21s0dyo5na-is">
               <w:r>
                 <w:rPr>
                   <w:rFonts w:ascii="Arial" w:cs="Arial" w:eastAsia="Arial" w:hAnsi="Arial"/>
@@ -19077,7 +19077,7 @@
             <w:pPr>
               <w:spacing w:after="20" w:before="0"/>
             </w:pPr>
-            <w:hyperlink w:history="1" r:id="rIdnxhc8notzbjzr1f6iqg_d">
+            <w:hyperlink w:history="1" r:id="rIdcm7qhzygl8w0_1ibwa-zy">
               <w:r>
                 <w:rPr>
                   <w:rFonts w:ascii="Arial" w:cs="Arial" w:eastAsia="Arial" w:hAnsi="Arial"/>
@@ -19110,7 +19110,7 @@
               <w:spacing w:after="10" w:before="0"/>
               <w:ind w:left="120"/>
             </w:pPr>
-            <w:hyperlink w:history="1" r:id="rIdcrfdhliv5llo9biatde0c">
+            <w:hyperlink w:history="1" r:id="rIdjsqjkvbhz7_j8g3moa-us">
               <w:r>
                 <w:rPr>
                   <w:rFonts w:ascii="Arial" w:cs="Arial" w:eastAsia="Arial" w:hAnsi="Arial"/>
@@ -19155,7 +19155,7 @@
             <w:pPr>
               <w:spacing w:after="20" w:before="0"/>
             </w:pPr>
-            <w:hyperlink w:history="1" r:id="rIda1relpawi5vx2yjg3tjtq">
+            <w:hyperlink w:history="1" r:id="rIdhger4h9bwxsbefbejd71_">
               <w:r>
                 <w:rPr>
                   <w:rFonts w:ascii="Arial" w:cs="Arial" w:eastAsia="Arial" w:hAnsi="Arial"/>
@@ -19188,7 +19188,7 @@
               <w:spacing w:after="10" w:before="0"/>
               <w:ind w:left="120"/>
             </w:pPr>
-            <w:hyperlink w:history="1" r:id="rIdqjnbdbhjrb-p1hoh3zbfd">
+            <w:hyperlink w:history="1" r:id="rId1lucuurqndfbib6yw7kp-">
               <w:r>
                 <w:rPr>
                   <w:rFonts w:ascii="Arial" w:cs="Arial" w:eastAsia="Arial" w:hAnsi="Arial"/>
@@ -19383,7 +19383,7 @@
             <w:pPr>
               <w:spacing w:after="20" w:before="0"/>
             </w:pPr>
-            <w:hyperlink w:history="1" r:id="rIdwsiuv3erdsptgjaxevc-i">
+            <w:hyperlink w:history="1" r:id="rIdn3m92_e9o650pi9mkhjed">
               <w:r>
                 <w:rPr>
                   <w:rFonts w:ascii="Arial" w:cs="Arial" w:eastAsia="Arial" w:hAnsi="Arial"/>
@@ -19416,7 +19416,7 @@
               <w:spacing w:after="10" w:before="0"/>
               <w:ind w:left="120"/>
             </w:pPr>
-            <w:hyperlink w:history="1" r:id="rId8bovayow5yaaewc2jk3au">
+            <w:hyperlink w:history="1" r:id="rIddagajuxdjjzh8ebbvvc4x">
               <w:r>
                 <w:rPr>
                   <w:rFonts w:ascii="Arial" w:cs="Arial" w:eastAsia="Arial" w:hAnsi="Arial"/>
@@ -19461,7 +19461,7 @@
             <w:pPr>
               <w:spacing w:after="20" w:before="0"/>
             </w:pPr>
-            <w:hyperlink w:history="1" r:id="rIdlzk29r4lftqjzrezvtpnh">
+            <w:hyperlink w:history="1" r:id="rIdedloczbaw_uwuvt5uwp-2">
               <w:r>
                 <w:rPr>
                   <w:rFonts w:ascii="Arial" w:cs="Arial" w:eastAsia="Arial" w:hAnsi="Arial"/>
@@ -19494,7 +19494,7 @@
               <w:spacing w:after="10" w:before="0"/>
               <w:ind w:left="120"/>
             </w:pPr>
-            <w:hyperlink w:history="1" r:id="rIdryscz72big3tvmpc23osd">
+            <w:hyperlink w:history="1" r:id="rIdpm9r0j799pgiusgmyns7y">
               <w:r>
                 <w:rPr>
                   <w:rFonts w:ascii="Arial" w:cs="Arial" w:eastAsia="Arial" w:hAnsi="Arial"/>
@@ -19689,7 +19689,7 @@
             <w:pPr>
               <w:spacing w:after="20" w:before="0"/>
             </w:pPr>
-            <w:hyperlink w:history="1" r:id="rId4myxiorbhyutvm_bwbn6p">
+            <w:hyperlink w:history="1" r:id="rId9x8wtdz-ldhzjubox4p7q">
               <w:r>
                 <w:rPr>
                   <w:rFonts w:ascii="Arial" w:cs="Arial" w:eastAsia="Arial" w:hAnsi="Arial"/>
@@ -19722,7 +19722,7 @@
               <w:spacing w:after="10" w:before="0"/>
               <w:ind w:left="120"/>
             </w:pPr>
-            <w:hyperlink w:history="1" r:id="rIdy6z1cmgi6vigq2niyxwn4">
+            <w:hyperlink w:history="1" r:id="rIdnhcrzn80-27zraohdz_jq">
               <w:r>
                 <w:rPr>
                   <w:rFonts w:ascii="Arial" w:cs="Arial" w:eastAsia="Arial" w:hAnsi="Arial"/>
@@ -19767,7 +19767,7 @@
             <w:pPr>
               <w:spacing w:after="20" w:before="0"/>
             </w:pPr>
-            <w:hyperlink w:history="1" r:id="rIdsjuu7sjw3nwsdkznmvaml">
+            <w:hyperlink w:history="1" r:id="rId68xvjgco5oqjfriyyeekq">
               <w:r>
                 <w:rPr>
                   <w:rFonts w:ascii="Arial" w:cs="Arial" w:eastAsia="Arial" w:hAnsi="Arial"/>
@@ -19800,7 +19800,7 @@
               <w:spacing w:after="10" w:before="0"/>
               <w:ind w:left="120"/>
             </w:pPr>
-            <w:hyperlink w:history="1" r:id="rIdla4opuz8kieqrmbfpaaai">
+            <w:hyperlink w:history="1" r:id="rIdzxwt9wiuhhbjx18k11o45">
               <w:r>
                 <w:rPr>
                   <w:rFonts w:ascii="Arial" w:cs="Arial" w:eastAsia="Arial" w:hAnsi="Arial"/>
@@ -21287,7 +21287,7 @@
             <w:pPr>
               <w:spacing w:after="20" w:before="0"/>
             </w:pPr>
-            <w:hyperlink w:history="1" r:id="rIdnn5vvenynq4bus5uim-dp">
+            <w:hyperlink w:history="1" r:id="rIdb8jsptgde-i47_7e7nxtx">
               <w:r>
                 <w:rPr>
                   <w:rFonts w:ascii="Arial" w:cs="Arial" w:eastAsia="Arial" w:hAnsi="Arial"/>
@@ -21320,7 +21320,7 @@
               <w:spacing w:after="10" w:before="0"/>
               <w:ind w:left="120"/>
             </w:pPr>
-            <w:hyperlink w:history="1" r:id="rIdrqo2ntdd_vq2h20w6m6fi">
+            <w:hyperlink w:history="1" r:id="rIdlawm3ezjvkiis1lywcres">
               <w:r>
                 <w:rPr>
                   <w:rFonts w:ascii="Arial" w:cs="Arial" w:eastAsia="Arial" w:hAnsi="Arial"/>
@@ -21365,7 +21365,7 @@
             <w:pPr>
               <w:spacing w:after="20" w:before="0"/>
             </w:pPr>
-            <w:hyperlink w:history="1" r:id="rIdqrbub2ycgunlzduxyfc88">
+            <w:hyperlink w:history="1" r:id="rId0ppoup6m3c33a0bwt4x_z">
               <w:r>
                 <w:rPr>
                   <w:rFonts w:ascii="Arial" w:cs="Arial" w:eastAsia="Arial" w:hAnsi="Arial"/>
@@ -21398,7 +21398,7 @@
               <w:spacing w:after="10" w:before="0"/>
               <w:ind w:left="120"/>
             </w:pPr>
-            <w:hyperlink w:history="1" r:id="rIdlfxonzyq-luvx0n04q-9q">
+            <w:hyperlink w:history="1" r:id="rIdpelscppet8bcsrkzkaprx">
               <w:r>
                 <w:rPr>
                   <w:rFonts w:ascii="Arial" w:cs="Arial" w:eastAsia="Arial" w:hAnsi="Arial"/>
@@ -21593,7 +21593,7 @@
             <w:pPr>
               <w:spacing w:after="20" w:before="0"/>
             </w:pPr>
-            <w:hyperlink w:history="1" r:id="rIdnkded6bz8tmdgib8hlncm">
+            <w:hyperlink w:history="1" r:id="rIdytd2w2taqzuciddiyjyab">
               <w:r>
                 <w:rPr>
                   <w:rFonts w:ascii="Arial" w:cs="Arial" w:eastAsia="Arial" w:hAnsi="Arial"/>
@@ -21626,7 +21626,7 @@
               <w:spacing w:after="10" w:before="0"/>
               <w:ind w:left="120"/>
             </w:pPr>
-            <w:hyperlink w:history="1" r:id="rIdyzmi9qjws-2nimlczqokf">
+            <w:hyperlink w:history="1" r:id="rIdecl54wdlzgqcnpvqcef-l">
               <w:r>
                 <w:rPr>
                   <w:rFonts w:ascii="Arial" w:cs="Arial" w:eastAsia="Arial" w:hAnsi="Arial"/>
@@ -21671,7 +21671,7 @@
             <w:pPr>
               <w:spacing w:after="20" w:before="0"/>
             </w:pPr>
-            <w:hyperlink w:history="1" r:id="rIddzt0kiuzqb7fb_rqqbs1i">
+            <w:hyperlink w:history="1" r:id="rId4u3haugyobgpyvezlm2st">
               <w:r>
                 <w:rPr>
                   <w:rFonts w:ascii="Arial" w:cs="Arial" w:eastAsia="Arial" w:hAnsi="Arial"/>
@@ -21704,7 +21704,7 @@
               <w:spacing w:after="10" w:before="0"/>
               <w:ind w:left="120"/>
             </w:pPr>
-            <w:hyperlink w:history="1" r:id="rIdtsbayksgteiwjyaozhqro">
+            <w:hyperlink w:history="1" r:id="rIdm9vyqdyrigq-kihb1yefv">
               <w:r>
                 <w:rPr>
                   <w:rFonts w:ascii="Arial" w:cs="Arial" w:eastAsia="Arial" w:hAnsi="Arial"/>
@@ -21899,7 +21899,7 @@
             <w:pPr>
               <w:spacing w:after="20" w:before="0"/>
             </w:pPr>
-            <w:hyperlink w:history="1" r:id="rId_7iwxgj9ni7cs28cfecyq">
+            <w:hyperlink w:history="1" r:id="rIdr3u0tv9rvxqtjn2s-z3pf">
               <w:r>
                 <w:rPr>
                   <w:rFonts w:ascii="Arial" w:cs="Arial" w:eastAsia="Arial" w:hAnsi="Arial"/>
@@ -21932,7 +21932,7 @@
               <w:spacing w:after="10" w:before="0"/>
               <w:ind w:left="120"/>
             </w:pPr>
-            <w:hyperlink w:history="1" r:id="rId8zsuuhfs3p5lkttkjoylw">
+            <w:hyperlink w:history="1" r:id="rId8sgsh29jurzprhrnwqode">
               <w:r>
                 <w:rPr>
                   <w:rFonts w:ascii="Arial" w:cs="Arial" w:eastAsia="Arial" w:hAnsi="Arial"/>
@@ -21977,7 +21977,7 @@
             <w:pPr>
               <w:spacing w:after="20" w:before="0"/>
             </w:pPr>
-            <w:hyperlink w:history="1" r:id="rIdshvnlc1d2wk9m7umnmz9a">
+            <w:hyperlink w:history="1" r:id="rIdbc6-bmuchvrlrrfqtdkfv">
               <w:r>
                 <w:rPr>
                   <w:rFonts w:ascii="Arial" w:cs="Arial" w:eastAsia="Arial" w:hAnsi="Arial"/>
@@ -22010,7 +22010,7 @@
               <w:spacing w:after="10" w:before="0"/>
               <w:ind w:left="120"/>
             </w:pPr>
-            <w:hyperlink w:history="1" r:id="rId9y8vldecp7xnawkmsopyz">
+            <w:hyperlink w:history="1" r:id="rIdm3xfvubrzzal8olbsnnhj">
               <w:r>
                 <w:rPr>
                   <w:rFonts w:ascii="Arial" w:cs="Arial" w:eastAsia="Arial" w:hAnsi="Arial"/>
@@ -22205,7 +22205,7 @@
             <w:pPr>
               <w:spacing w:after="20" w:before="0"/>
             </w:pPr>
-            <w:hyperlink w:history="1" r:id="rIdtwv_nnv1nclgd7p7rmsk3">
+            <w:hyperlink w:history="1" r:id="rId7sge7ybnxzddhwetokop2">
               <w:r>
                 <w:rPr>
                   <w:rFonts w:ascii="Arial" w:cs="Arial" w:eastAsia="Arial" w:hAnsi="Arial"/>
@@ -22238,7 +22238,7 @@
               <w:spacing w:after="10" w:before="0"/>
               <w:ind w:left="120"/>
             </w:pPr>
-            <w:hyperlink w:history="1" r:id="rIdoni7en-dcac3bhgcatjef">
+            <w:hyperlink w:history="1" r:id="rIdt1ynnakzinp6yxhqrpel0">
               <w:r>
                 <w:rPr>
                   <w:rFonts w:ascii="Arial" w:cs="Arial" w:eastAsia="Arial" w:hAnsi="Arial"/>
@@ -22283,7 +22283,7 @@
             <w:pPr>
               <w:spacing w:after="20" w:before="0"/>
             </w:pPr>
-            <w:hyperlink w:history="1" r:id="rId3fzalyvja7vgarshj3r9t">
+            <w:hyperlink w:history="1" r:id="rId0cskoyz9y18wad19c4_cm">
               <w:r>
                 <w:rPr>
                   <w:rFonts w:ascii="Arial" w:cs="Arial" w:eastAsia="Arial" w:hAnsi="Arial"/>
@@ -22316,7 +22316,7 @@
               <w:spacing w:after="10" w:before="0"/>
               <w:ind w:left="120"/>
             </w:pPr>
-            <w:hyperlink w:history="1" r:id="rIdliepwbpbzxky9njc1ob-o">
+            <w:hyperlink w:history="1" r:id="rIdpcwsjysw3ltrh68x2ffpp">
               <w:r>
                 <w:rPr>
                   <w:rFonts w:ascii="Arial" w:cs="Arial" w:eastAsia="Arial" w:hAnsi="Arial"/>
@@ -22511,7 +22511,7 @@
             <w:pPr>
               <w:spacing w:after="20" w:before="0"/>
             </w:pPr>
-            <w:hyperlink w:history="1" r:id="rIddzgneef1k7aj8vpvv7iqm">
+            <w:hyperlink w:history="1" r:id="rIdy-h-jux34mwlvz_tlbldv">
               <w:r>
                 <w:rPr>
                   <w:rFonts w:ascii="Arial" w:cs="Arial" w:eastAsia="Arial" w:hAnsi="Arial"/>
@@ -22544,7 +22544,7 @@
               <w:spacing w:after="10" w:before="0"/>
               <w:ind w:left="120"/>
             </w:pPr>
-            <w:hyperlink w:history="1" r:id="rIdhup4mwk6zva25bmhcbnnw">
+            <w:hyperlink w:history="1" r:id="rIdzc6xdrsvrpffyj9-wz737">
               <w:r>
                 <w:rPr>
                   <w:rFonts w:ascii="Arial" w:cs="Arial" w:eastAsia="Arial" w:hAnsi="Arial"/>
@@ -22589,7 +22589,7 @@
             <w:pPr>
               <w:spacing w:after="20" w:before="0"/>
             </w:pPr>
-            <w:hyperlink w:history="1" r:id="rId5nwr0ppzawmbc4e2toj4l">
+            <w:hyperlink w:history="1" r:id="rIdjbscz-ke8jhsbvdd7kqql">
               <w:r>
                 <w:rPr>
                   <w:rFonts w:ascii="Arial" w:cs="Arial" w:eastAsia="Arial" w:hAnsi="Arial"/>
@@ -22622,7 +22622,7 @@
               <w:spacing w:after="10" w:before="0"/>
               <w:ind w:left="120"/>
             </w:pPr>
-            <w:hyperlink w:history="1" r:id="rIdvuigz2s_tts5y-v5ky1fk">
+            <w:hyperlink w:history="1" r:id="rIdupuy2etutgmbp8nyrbkq9">
               <w:r>
                 <w:rPr>
                   <w:rFonts w:ascii="Arial" w:cs="Arial" w:eastAsia="Arial" w:hAnsi="Arial"/>
@@ -24109,7 +24109,7 @@
             <w:pPr>
               <w:spacing w:after="20" w:before="0"/>
             </w:pPr>
-            <w:hyperlink w:history="1" r:id="rId0wipmblv-k8ouo2xkfprq">
+            <w:hyperlink w:history="1" r:id="rIdravasjtn0see0lrqlu8yp">
               <w:r>
                 <w:rPr>
                   <w:rFonts w:ascii="Arial" w:cs="Arial" w:eastAsia="Arial" w:hAnsi="Arial"/>
@@ -24142,7 +24142,7 @@
               <w:spacing w:after="10" w:before="0"/>
               <w:ind w:left="120"/>
             </w:pPr>
-            <w:hyperlink w:history="1" r:id="rId6dx0j5dpuusgbtlval7ox">
+            <w:hyperlink w:history="1" r:id="rIdjfbvz9pvhtb32ckmvgkwp">
               <w:r>
                 <w:rPr>
                   <w:rFonts w:ascii="Arial" w:cs="Arial" w:eastAsia="Arial" w:hAnsi="Arial"/>
@@ -24187,7 +24187,7 @@
             <w:pPr>
               <w:spacing w:after="20" w:before="0"/>
             </w:pPr>
-            <w:hyperlink w:history="1" r:id="rIdwc0ela8np5582oja1_hul">
+            <w:hyperlink w:history="1" r:id="rIdrooksswlhzrgmxdixa2qs">
               <w:r>
                 <w:rPr>
                   <w:rFonts w:ascii="Arial" w:cs="Arial" w:eastAsia="Arial" w:hAnsi="Arial"/>
@@ -24220,7 +24220,7 @@
               <w:spacing w:after="10" w:before="0"/>
               <w:ind w:left="120"/>
             </w:pPr>
-            <w:hyperlink w:history="1" r:id="rId4idrwx3xuo366losfvjn1">
+            <w:hyperlink w:history="1" r:id="rIdfgekx2rt8miaxtcsxbkj4">
               <w:r>
                 <w:rPr>
                   <w:rFonts w:ascii="Arial" w:cs="Arial" w:eastAsia="Arial" w:hAnsi="Arial"/>
@@ -24415,7 +24415,7 @@
             <w:pPr>
               <w:spacing w:after="20" w:before="0"/>
             </w:pPr>
-            <w:hyperlink w:history="1" r:id="rId1o4ojebx20iiqwdj0ht4j">
+            <w:hyperlink w:history="1" r:id="rId1nwgtmqmzgpthbejkf8ue">
               <w:r>
                 <w:rPr>
                   <w:rFonts w:ascii="Arial" w:cs="Arial" w:eastAsia="Arial" w:hAnsi="Arial"/>
@@ -24448,7 +24448,7 @@
               <w:spacing w:after="10" w:before="0"/>
               <w:ind w:left="120"/>
             </w:pPr>
-            <w:hyperlink w:history="1" r:id="rIdoozgpqsyuugcjjnmy51ec">
+            <w:hyperlink w:history="1" r:id="rIdt3b7mw-cychykoxwy9cbf">
               <w:r>
                 <w:rPr>
                   <w:rFonts w:ascii="Arial" w:cs="Arial" w:eastAsia="Arial" w:hAnsi="Arial"/>
@@ -24493,7 +24493,7 @@
             <w:pPr>
               <w:spacing w:after="20" w:before="0"/>
             </w:pPr>
-            <w:hyperlink w:history="1" r:id="rIdsunci9yq-5ijzi5k-jrfa">
+            <w:hyperlink w:history="1" r:id="rIdos65lubp_r0vfzty35vag">
               <w:r>
                 <w:rPr>
                   <w:rFonts w:ascii="Arial" w:cs="Arial" w:eastAsia="Arial" w:hAnsi="Arial"/>
@@ -24526,7 +24526,7 @@
               <w:spacing w:after="10" w:before="0"/>
               <w:ind w:left="120"/>
             </w:pPr>
-            <w:hyperlink w:history="1" r:id="rIdkbceou6ixug7oxasvw2-m">
+            <w:hyperlink w:history="1" r:id="rIdhkm9iuxnen1td3fwwd-lm">
               <w:r>
                 <w:rPr>
                   <w:rFonts w:ascii="Arial" w:cs="Arial" w:eastAsia="Arial" w:hAnsi="Arial"/>
@@ -24721,7 +24721,7 @@
             <w:pPr>
               <w:spacing w:after="20" w:before="0"/>
             </w:pPr>
-            <w:hyperlink w:history="1" r:id="rIdtf7qlpi7fwzmreh8fzyde">
+            <w:hyperlink w:history="1" r:id="rIdcotjvvgbwwd6ihktlnfaq">
               <w:r>
                 <w:rPr>
                   <w:rFonts w:ascii="Arial" w:cs="Arial" w:eastAsia="Arial" w:hAnsi="Arial"/>
@@ -24754,7 +24754,7 @@
               <w:spacing w:after="10" w:before="0"/>
               <w:ind w:left="120"/>
             </w:pPr>
-            <w:hyperlink w:history="1" r:id="rIdvgrbrvwaiiau_5ytjr8kp">
+            <w:hyperlink w:history="1" r:id="rIdez-ffajxsxycgfdlicv-a">
               <w:r>
                 <w:rPr>
                   <w:rFonts w:ascii="Arial" w:cs="Arial" w:eastAsia="Arial" w:hAnsi="Arial"/>
@@ -24799,7 +24799,7 @@
             <w:pPr>
               <w:spacing w:after="20" w:before="0"/>
             </w:pPr>
-            <w:hyperlink w:history="1" r:id="rIdqoy-m6ma181olr8fhaz4d">
+            <w:hyperlink w:history="1" r:id="rIdhzouf_voy3_gykuu3t4ol">
               <w:r>
                 <w:rPr>
                   <w:rFonts w:ascii="Arial" w:cs="Arial" w:eastAsia="Arial" w:hAnsi="Arial"/>
@@ -24832,7 +24832,7 @@
               <w:spacing w:after="10" w:before="0"/>
               <w:ind w:left="120"/>
             </w:pPr>
-            <w:hyperlink w:history="1" r:id="rId0jthnmw_bdjir07jll0of">
+            <w:hyperlink w:history="1" r:id="rId9flrnhhjzoywjnpdqdtcg">
               <w:r>
                 <w:rPr>
                   <w:rFonts w:ascii="Arial" w:cs="Arial" w:eastAsia="Arial" w:hAnsi="Arial"/>
@@ -25027,7 +25027,7 @@
             <w:pPr>
               <w:spacing w:after="20" w:before="0"/>
             </w:pPr>
-            <w:hyperlink w:history="1" r:id="rIdy9xtafwpf0_i8p138nv8a">
+            <w:hyperlink w:history="1" r:id="rIdckjugklfic_hrlzzer4bu">
               <w:r>
                 <w:rPr>
                   <w:rFonts w:ascii="Arial" w:cs="Arial" w:eastAsia="Arial" w:hAnsi="Arial"/>
@@ -25060,7 +25060,7 @@
               <w:spacing w:after="10" w:before="0"/>
               <w:ind w:left="120"/>
             </w:pPr>
-            <w:hyperlink w:history="1" r:id="rIdmr55wthl4wtrd4eexdvyl">
+            <w:hyperlink w:history="1" r:id="rIddnjd1iclb6rpfhir8bup6">
               <w:r>
                 <w:rPr>
                   <w:rFonts w:ascii="Arial" w:cs="Arial" w:eastAsia="Arial" w:hAnsi="Arial"/>
@@ -25105,7 +25105,7 @@
             <w:pPr>
               <w:spacing w:after="20" w:before="0"/>
             </w:pPr>
-            <w:hyperlink w:history="1" r:id="rIdxiyky0nrjxboeelmhgan2">
+            <w:hyperlink w:history="1" r:id="rIdszjdw7yeyjv_8eciyegvb">
               <w:r>
                 <w:rPr>
                   <w:rFonts w:ascii="Arial" w:cs="Arial" w:eastAsia="Arial" w:hAnsi="Arial"/>
@@ -25138,7 +25138,7 @@
               <w:spacing w:after="10" w:before="0"/>
               <w:ind w:left="120"/>
             </w:pPr>
-            <w:hyperlink w:history="1" r:id="rIdib_2hj_rfm9qjoj9degfj">
+            <w:hyperlink w:history="1" r:id="rIdzkqnbhg4mk1mm0ay91t0d">
               <w:r>
                 <w:rPr>
                   <w:rFonts w:ascii="Arial" w:cs="Arial" w:eastAsia="Arial" w:hAnsi="Arial"/>
@@ -25333,7 +25333,7 @@
             <w:pPr>
               <w:spacing w:after="20" w:before="0"/>
             </w:pPr>
-            <w:hyperlink w:history="1" r:id="rIdjod291eojbmitvt0owppx">
+            <w:hyperlink w:history="1" r:id="rIdauil8cymmgmsk0tkjny_m">
               <w:r>
                 <w:rPr>
                   <w:rFonts w:ascii="Arial" w:cs="Arial" w:eastAsia="Arial" w:hAnsi="Arial"/>
@@ -25366,7 +25366,7 @@
               <w:spacing w:after="10" w:before="0"/>
               <w:ind w:left="120"/>
             </w:pPr>
-            <w:hyperlink w:history="1" r:id="rIdr79an32eihnljlljo9utw">
+            <w:hyperlink w:history="1" r:id="rIdekzcsleo4liv75uqzrqmj">
               <w:r>
                 <w:rPr>
                   <w:rFonts w:ascii="Arial" w:cs="Arial" w:eastAsia="Arial" w:hAnsi="Arial"/>
@@ -25411,7 +25411,7 @@
             <w:pPr>
               <w:spacing w:after="20" w:before="0"/>
             </w:pPr>
-            <w:hyperlink w:history="1" r:id="rIdsrznpadlqsuk5pvjj23pm">
+            <w:hyperlink w:history="1" r:id="rIdzzlfpfbnunrgqse5nz6rs">
               <w:r>
                 <w:rPr>
                   <w:rFonts w:ascii="Arial" w:cs="Arial" w:eastAsia="Arial" w:hAnsi="Arial"/>
@@ -25444,7 +25444,7 @@
               <w:spacing w:after="10" w:before="0"/>
               <w:ind w:left="120"/>
             </w:pPr>
-            <w:hyperlink w:history="1" r:id="rId-c428g0pgaclyy19ux_ax">
+            <w:hyperlink w:history="1" r:id="rId9lr32qk_n5f3oopqsmusr">
               <w:r>
                 <w:rPr>
                   <w:rFonts w:ascii="Arial" w:cs="Arial" w:eastAsia="Arial" w:hAnsi="Arial"/>
@@ -26931,7 +26931,7 @@
             <w:pPr>
               <w:spacing w:after="20" w:before="0"/>
             </w:pPr>
-            <w:hyperlink w:history="1" r:id="rId9g7hholsur1kwlfga-gzd">
+            <w:hyperlink w:history="1" r:id="rIdv-kpxno5f6mvvwedex9do">
               <w:r>
                 <w:rPr>
                   <w:rFonts w:ascii="Arial" w:cs="Arial" w:eastAsia="Arial" w:hAnsi="Arial"/>
@@ -26964,7 +26964,7 @@
               <w:spacing w:after="10" w:before="0"/>
               <w:ind w:left="120"/>
             </w:pPr>
-            <w:hyperlink w:history="1" r:id="rIdjrg5jkttbna1lpfgbw06w">
+            <w:hyperlink w:history="1" r:id="rIdrv5sjsuhddkyoxpdzg2z4">
               <w:r>
                 <w:rPr>
                   <w:rFonts w:ascii="Arial" w:cs="Arial" w:eastAsia="Arial" w:hAnsi="Arial"/>
@@ -27009,7 +27009,7 @@
             <w:pPr>
               <w:spacing w:after="20" w:before="0"/>
             </w:pPr>
-            <w:hyperlink w:history="1" r:id="rIdjsw81yweklc9g0rre__5p">
+            <w:hyperlink w:history="1" r:id="rIdpplv98g-xclnmlrampw-4">
               <w:r>
                 <w:rPr>
                   <w:rFonts w:ascii="Arial" w:cs="Arial" w:eastAsia="Arial" w:hAnsi="Arial"/>
@@ -27042,7 +27042,7 @@
               <w:spacing w:after="10" w:before="0"/>
               <w:ind w:left="120"/>
             </w:pPr>
-            <w:hyperlink w:history="1" r:id="rIdivh61ju-iwnkiq49mqvvl">
+            <w:hyperlink w:history="1" r:id="rIdf6gq29xp5jarlxzqjw7pi">
               <w:r>
                 <w:rPr>
                   <w:rFonts w:ascii="Arial" w:cs="Arial" w:eastAsia="Arial" w:hAnsi="Arial"/>
@@ -27237,7 +27237,7 @@
             <w:pPr>
               <w:spacing w:after="20" w:before="0"/>
             </w:pPr>
-            <w:hyperlink w:history="1" r:id="rIdulvthoac21m2w2izkmmpa">
+            <w:hyperlink w:history="1" r:id="rIdckmddvibrvc2ll7eaf3cz">
               <w:r>
                 <w:rPr>
                   <w:rFonts w:ascii="Arial" w:cs="Arial" w:eastAsia="Arial" w:hAnsi="Arial"/>
@@ -27270,7 +27270,7 @@
               <w:spacing w:after="10" w:before="0"/>
               <w:ind w:left="120"/>
             </w:pPr>
-            <w:hyperlink w:history="1" r:id="rId7qjd5yq_dhibigrtz_mfb">
+            <w:hyperlink w:history="1" r:id="rIdzw_fmaxtjacqcnr9zdm0y">
               <w:r>
                 <w:rPr>
                   <w:rFonts w:ascii="Arial" w:cs="Arial" w:eastAsia="Arial" w:hAnsi="Arial"/>
@@ -27315,7 +27315,7 @@
             <w:pPr>
               <w:spacing w:after="20" w:before="0"/>
             </w:pPr>
-            <w:hyperlink w:history="1" r:id="rId1esqsjmloazvd9b5fjc3w">
+            <w:hyperlink w:history="1" r:id="rIdw6m0wy9qevheeyru3bidl">
               <w:r>
                 <w:rPr>
                   <w:rFonts w:ascii="Arial" w:cs="Arial" w:eastAsia="Arial" w:hAnsi="Arial"/>
@@ -27348,7 +27348,7 @@
               <w:spacing w:after="10" w:before="0"/>
               <w:ind w:left="120"/>
             </w:pPr>
-            <w:hyperlink w:history="1" r:id="rId1fe_zldla3dfgafiwd-qu">
+            <w:hyperlink w:history="1" r:id="rIdugrczg8mb8-wjazcuk1ui">
               <w:r>
                 <w:rPr>
                   <w:rFonts w:ascii="Arial" w:cs="Arial" w:eastAsia="Arial" w:hAnsi="Arial"/>
@@ -27543,7 +27543,7 @@
             <w:pPr>
               <w:spacing w:after="20" w:before="0"/>
             </w:pPr>
-            <w:hyperlink w:history="1" r:id="rIdie9zbjzjmfenrqpot6vhu">
+            <w:hyperlink w:history="1" r:id="rId_z275tr7c7cnxjbhmrzkq">
               <w:r>
                 <w:rPr>
                   <w:rFonts w:ascii="Arial" w:cs="Arial" w:eastAsia="Arial" w:hAnsi="Arial"/>
@@ -27576,7 +27576,7 @@
               <w:spacing w:after="10" w:before="0"/>
               <w:ind w:left="120"/>
             </w:pPr>
-            <w:hyperlink w:history="1" r:id="rIdfnjx4on5uzr8_ck1mddyk">
+            <w:hyperlink w:history="1" r:id="rId0-8cbq8xuqyoohh3md4os">
               <w:r>
                 <w:rPr>
                   <w:rFonts w:ascii="Arial" w:cs="Arial" w:eastAsia="Arial" w:hAnsi="Arial"/>
@@ -27621,7 +27621,7 @@
             <w:pPr>
               <w:spacing w:after="20" w:before="0"/>
             </w:pPr>
-            <w:hyperlink w:history="1" r:id="rId9sv66xfnfqzg3m_u15dyw">
+            <w:hyperlink w:history="1" r:id="rId3r0tetmnwslzhewz4d5vv">
               <w:r>
                 <w:rPr>
                   <w:rFonts w:ascii="Arial" w:cs="Arial" w:eastAsia="Arial" w:hAnsi="Arial"/>
@@ -27654,7 +27654,7 @@
               <w:spacing w:after="10" w:before="0"/>
               <w:ind w:left="120"/>
             </w:pPr>
-            <w:hyperlink w:history="1" r:id="rIdh0s2bsciqlhjsa7pcxoto">
+            <w:hyperlink w:history="1" r:id="rIdsimrxdsckexcifuqaazk3">
               <w:r>
                 <w:rPr>
                   <w:rFonts w:ascii="Arial" w:cs="Arial" w:eastAsia="Arial" w:hAnsi="Arial"/>
@@ -27849,7 +27849,7 @@
             <w:pPr>
               <w:spacing w:after="20" w:before="0"/>
             </w:pPr>
-            <w:hyperlink w:history="1" r:id="rIdaby2knta7r1fjpili3wus">
+            <w:hyperlink w:history="1" r:id="rId2ahvvcbcaqn0rylfrxg-z">
               <w:r>
                 <w:rPr>
                   <w:rFonts w:ascii="Arial" w:cs="Arial" w:eastAsia="Arial" w:hAnsi="Arial"/>
@@ -27882,7 +27882,7 @@
               <w:spacing w:after="10" w:before="0"/>
               <w:ind w:left="120"/>
             </w:pPr>
-            <w:hyperlink w:history="1" r:id="rIdqpcygz6mwrbxt5jw9mka7">
+            <w:hyperlink w:history="1" r:id="rIdmeoajy8--xose1mc44auv">
               <w:r>
                 <w:rPr>
                   <w:rFonts w:ascii="Arial" w:cs="Arial" w:eastAsia="Arial" w:hAnsi="Arial"/>
@@ -27927,7 +27927,7 @@
             <w:pPr>
               <w:spacing w:after="20" w:before="0"/>
             </w:pPr>
-            <w:hyperlink w:history="1" r:id="rIdhohn_9ucwrtfhyxw3xyhj">
+            <w:hyperlink w:history="1" r:id="rIdwkctaeepodlg83lxnmzic">
               <w:r>
                 <w:rPr>
                   <w:rFonts w:ascii="Arial" w:cs="Arial" w:eastAsia="Arial" w:hAnsi="Arial"/>
@@ -27960,7 +27960,7 @@
               <w:spacing w:after="10" w:before="0"/>
               <w:ind w:left="120"/>
             </w:pPr>
-            <w:hyperlink w:history="1" r:id="rIdmjwo1k6jj9crbku810suh">
+            <w:hyperlink w:history="1" r:id="rIdtdcsyw4jqxdby89j0idl0">
               <w:r>
                 <w:rPr>
                   <w:rFonts w:ascii="Arial" w:cs="Arial" w:eastAsia="Arial" w:hAnsi="Arial"/>
@@ -28155,7 +28155,7 @@
             <w:pPr>
               <w:spacing w:after="20" w:before="0"/>
             </w:pPr>
-            <w:hyperlink w:history="1" r:id="rIdoe3zbcehlfpgt1ajl8yky">
+            <w:hyperlink w:history="1" r:id="rIdd6yhcwol3osseuwsdcnce">
               <w:r>
                 <w:rPr>
                   <w:rFonts w:ascii="Arial" w:cs="Arial" w:eastAsia="Arial" w:hAnsi="Arial"/>
@@ -28188,7 +28188,7 @@
               <w:spacing w:after="10" w:before="0"/>
               <w:ind w:left="120"/>
             </w:pPr>
-            <w:hyperlink w:history="1" r:id="rIdiaybevmrhnysr2ixlag6f">
+            <w:hyperlink w:history="1" r:id="rId0g9j9s-b-xhcm0xud7wym">
               <w:r>
                 <w:rPr>
                   <w:rFonts w:ascii="Arial" w:cs="Arial" w:eastAsia="Arial" w:hAnsi="Arial"/>
@@ -28233,7 +28233,7 @@
             <w:pPr>
               <w:spacing w:after="20" w:before="0"/>
             </w:pPr>
-            <w:hyperlink w:history="1" r:id="rId0xhs4h8ft2f8uy5vlsvbv">
+            <w:hyperlink w:history="1" r:id="rIdsihjzw11uc_-onswcihpw">
               <w:r>
                 <w:rPr>
                   <w:rFonts w:ascii="Arial" w:cs="Arial" w:eastAsia="Arial" w:hAnsi="Arial"/>
@@ -28266,7 +28266,7 @@
               <w:spacing w:after="10" w:before="0"/>
               <w:ind w:left="120"/>
             </w:pPr>
-            <w:hyperlink w:history="1" r:id="rIdoretpmp9qbrsnegc9vqsi">
+            <w:hyperlink w:history="1" r:id="rIdiax16ues9sho9a0ivfyyp">
               <w:r>
                 <w:rPr>
                   <w:rFonts w:ascii="Arial" w:cs="Arial" w:eastAsia="Arial" w:hAnsi="Arial"/>
@@ -29848,7 +29848,7 @@
             <w:pPr>
               <w:spacing w:after="20" w:before="0"/>
             </w:pPr>
-            <w:hyperlink w:history="1" r:id="rId2ylzbwkeb669i10ibw9p0">
+            <w:hyperlink w:history="1" r:id="rId2u_efip32bwprpvne-ko6">
               <w:r>
                 <w:rPr>
                   <w:rFonts w:ascii="Arial" w:cs="Arial" w:eastAsia="Arial" w:hAnsi="Arial"/>
@@ -29881,7 +29881,7 @@
               <w:spacing w:after="10" w:before="0"/>
               <w:ind w:left="120"/>
             </w:pPr>
-            <w:hyperlink w:history="1" r:id="rId1vhz6ulrnkjdmpfj6_sce">
+            <w:hyperlink w:history="1" r:id="rIdutoiag_qx-8hgpsmmxxjn">
               <w:r>
                 <w:rPr>
                   <w:rFonts w:ascii="Arial" w:cs="Arial" w:eastAsia="Arial" w:hAnsi="Arial"/>
@@ -29926,7 +29926,7 @@
             <w:pPr>
               <w:spacing w:after="20" w:before="0"/>
             </w:pPr>
-            <w:hyperlink w:history="1" r:id="rIdoacw9paaueq2h_ancjd49">
+            <w:hyperlink w:history="1" r:id="rId0glvc1r1jquz9pjhyvyio">
               <w:r>
                 <w:rPr>
                   <w:rFonts w:ascii="Arial" w:cs="Arial" w:eastAsia="Arial" w:hAnsi="Arial"/>
@@ -29959,7 +29959,7 @@
               <w:spacing w:after="10" w:before="0"/>
               <w:ind w:left="120"/>
             </w:pPr>
-            <w:hyperlink w:history="1" r:id="rId8qqxlkiu21t7lzu1xr25w">
+            <w:hyperlink w:history="1" r:id="rIdlngtprrk86ppy3zz_g7qa">
               <w:r>
                 <w:rPr>
                   <w:rFonts w:ascii="Arial" w:cs="Arial" w:eastAsia="Arial" w:hAnsi="Arial"/>
@@ -30154,7 +30154,7 @@
             <w:pPr>
               <w:spacing w:after="20" w:before="0"/>
             </w:pPr>
-            <w:hyperlink w:history="1" r:id="rIdpa2eoy9klnp-jkgxq50jr">
+            <w:hyperlink w:history="1" r:id="rIdtydltxejetqxfpiz-lcbo">
               <w:r>
                 <w:rPr>
                   <w:rFonts w:ascii="Arial" w:cs="Arial" w:eastAsia="Arial" w:hAnsi="Arial"/>
@@ -30187,7 +30187,7 @@
               <w:spacing w:after="10" w:before="0"/>
               <w:ind w:left="120"/>
             </w:pPr>
-            <w:hyperlink w:history="1" r:id="rId0atipe-yu-qxew_lz7af5">
+            <w:hyperlink w:history="1" r:id="rIdawzztauw0clzo-1c8j1iu">
               <w:r>
                 <w:rPr>
                   <w:rFonts w:ascii="Arial" w:cs="Arial" w:eastAsia="Arial" w:hAnsi="Arial"/>
@@ -30232,7 +30232,7 @@
             <w:pPr>
               <w:spacing w:after="20" w:before="0"/>
             </w:pPr>
-            <w:hyperlink w:history="1" r:id="rIdx2ds8o4frotc4z4pb0ij_">
+            <w:hyperlink w:history="1" r:id="rIdnxj6gpbm9inihb-abktdm">
               <w:r>
                 <w:rPr>
                   <w:rFonts w:ascii="Arial" w:cs="Arial" w:eastAsia="Arial" w:hAnsi="Arial"/>
@@ -30265,7 +30265,7 @@
               <w:spacing w:after="10" w:before="0"/>
               <w:ind w:left="120"/>
             </w:pPr>
-            <w:hyperlink w:history="1" r:id="rIdntqjqxphphxlthk5dla32">
+            <w:hyperlink w:history="1" r:id="rIdt1yz714ycy07n50fhpo7d">
               <w:r>
                 <w:rPr>
                   <w:rFonts w:ascii="Arial" w:cs="Arial" w:eastAsia="Arial" w:hAnsi="Arial"/>
@@ -30460,7 +30460,7 @@
             <w:pPr>
               <w:spacing w:after="20" w:before="0"/>
             </w:pPr>
-            <w:hyperlink w:history="1" r:id="rIdovctouujztwzw8e11q5bp">
+            <w:hyperlink w:history="1" r:id="rId-ncp5_ezqm_qi4pwytdpj">
               <w:r>
                 <w:rPr>
                   <w:rFonts w:ascii="Arial" w:cs="Arial" w:eastAsia="Arial" w:hAnsi="Arial"/>
@@ -30493,7 +30493,7 @@
               <w:spacing w:after="10" w:before="0"/>
               <w:ind w:left="120"/>
             </w:pPr>
-            <w:hyperlink w:history="1" r:id="rIdvvnpisbovliccahxr2upi">
+            <w:hyperlink w:history="1" r:id="rIdeskn52-mkvphgyxnujmbu">
               <w:r>
                 <w:rPr>
                   <w:rFonts w:ascii="Arial" w:cs="Arial" w:eastAsia="Arial" w:hAnsi="Arial"/>
@@ -30538,7 +30538,7 @@
             <w:pPr>
               <w:spacing w:after="20" w:before="0"/>
             </w:pPr>
-            <w:hyperlink w:history="1" r:id="rId6tx7vzycaon-4ez14w66v">
+            <w:hyperlink w:history="1" r:id="rId8makdd3zx-yeu2hpkr6xz">
               <w:r>
                 <w:rPr>
                   <w:rFonts w:ascii="Arial" w:cs="Arial" w:eastAsia="Arial" w:hAnsi="Arial"/>
@@ -30571,7 +30571,7 @@
               <w:spacing w:after="10" w:before="0"/>
               <w:ind w:left="120"/>
             </w:pPr>
-            <w:hyperlink w:history="1" r:id="rIdnf3nkxnlbmoz_ppl3gs23">
+            <w:hyperlink w:history="1" r:id="rIdgadneal3k79czl-4icfxi">
               <w:r>
                 <w:rPr>
                   <w:rFonts w:ascii="Arial" w:cs="Arial" w:eastAsia="Arial" w:hAnsi="Arial"/>
@@ -30766,7 +30766,7 @@
             <w:pPr>
               <w:spacing w:after="20" w:before="0"/>
             </w:pPr>
-            <w:hyperlink w:history="1" r:id="rIdsq7ohg6remunmksfqquam">
+            <w:hyperlink w:history="1" r:id="rIdafiyld9h9ehqfhnyagf8x">
               <w:r>
                 <w:rPr>
                   <w:rFonts w:ascii="Arial" w:cs="Arial" w:eastAsia="Arial" w:hAnsi="Arial"/>
@@ -30799,7 +30799,7 @@
               <w:spacing w:after="10" w:before="0"/>
               <w:ind w:left="120"/>
             </w:pPr>
-            <w:hyperlink w:history="1" r:id="rIdrg9ic0k3fibtz9gx-yxrz">
+            <w:hyperlink w:history="1" r:id="rIdx5-f_nc2oandtudvxh6g6">
               <w:r>
                 <w:rPr>
                   <w:rFonts w:ascii="Arial" w:cs="Arial" w:eastAsia="Arial" w:hAnsi="Arial"/>
@@ -30844,7 +30844,7 @@
             <w:pPr>
               <w:spacing w:after="20" w:before="0"/>
             </w:pPr>
-            <w:hyperlink w:history="1" r:id="rIdjnnco-pk7qz2jbyiqrr56">
+            <w:hyperlink w:history="1" r:id="rIdixjtx6d8kgpriyqc1imk2">
               <w:r>
                 <w:rPr>
                   <w:rFonts w:ascii="Arial" w:cs="Arial" w:eastAsia="Arial" w:hAnsi="Arial"/>
@@ -30877,7 +30877,7 @@
               <w:spacing w:after="10" w:before="0"/>
               <w:ind w:left="120"/>
             </w:pPr>
-            <w:hyperlink w:history="1" r:id="rIdwhb4bt3palpgqhitnmfg_">
+            <w:hyperlink w:history="1" r:id="rIdzeaxcesb-pergeiqqr2k4">
               <w:r>
                 <w:rPr>
                   <w:rFonts w:ascii="Arial" w:cs="Arial" w:eastAsia="Arial" w:hAnsi="Arial"/>
@@ -31072,7 +31072,7 @@
             <w:pPr>
               <w:spacing w:after="20" w:before="0"/>
             </w:pPr>
-            <w:hyperlink w:history="1" r:id="rIdqsso2cmdrrk_pghgdmp57">
+            <w:hyperlink w:history="1" r:id="rId7q_t4c_kamxk6ncqptmis">
               <w:r>
                 <w:rPr>
                   <w:rFonts w:ascii="Arial" w:cs="Arial" w:eastAsia="Arial" w:hAnsi="Arial"/>
@@ -31105,7 +31105,7 @@
               <w:spacing w:after="10" w:before="0"/>
               <w:ind w:left="120"/>
             </w:pPr>
-            <w:hyperlink w:history="1" r:id="rIdsb28apivgbzbphwxpexaj">
+            <w:hyperlink w:history="1" r:id="rId6udzzcyja7z8uq3mdpx7o">
               <w:r>
                 <w:rPr>
                   <w:rFonts w:ascii="Arial" w:cs="Arial" w:eastAsia="Arial" w:hAnsi="Arial"/>
@@ -31150,7 +31150,7 @@
             <w:pPr>
               <w:spacing w:after="20" w:before="0"/>
             </w:pPr>
-            <w:hyperlink w:history="1" r:id="rIdv_tpjusqutg6l_vuerng7">
+            <w:hyperlink w:history="1" r:id="rIdwuuaax_azsuvevpctertt">
               <w:r>
                 <w:rPr>
                   <w:rFonts w:ascii="Arial" w:cs="Arial" w:eastAsia="Arial" w:hAnsi="Arial"/>
@@ -31183,7 +31183,7 @@
               <w:spacing w:after="10" w:before="0"/>
               <w:ind w:left="120"/>
             </w:pPr>
-            <w:hyperlink w:history="1" r:id="rIdi6iv0s9zyyk9xolc0cacj">
+            <w:hyperlink w:history="1" r:id="rIdmciglmovsuskxcsh3nen9">
               <w:r>
                 <w:rPr>
                   <w:rFonts w:ascii="Arial" w:cs="Arial" w:eastAsia="Arial" w:hAnsi="Arial"/>
@@ -32670,7 +32670,7 @@
             <w:pPr>
               <w:spacing w:after="20" w:before="0"/>
             </w:pPr>
-            <w:hyperlink w:history="1" r:id="rIdocppyqbkb4yvkco6xubqs">
+            <w:hyperlink w:history="1" r:id="rId6rdv_6wqpl7nk94d32nmn">
               <w:r>
                 <w:rPr>
                   <w:rFonts w:ascii="Arial" w:cs="Arial" w:eastAsia="Arial" w:hAnsi="Arial"/>
@@ -32703,7 +32703,7 @@
               <w:spacing w:after="10" w:before="0"/>
               <w:ind w:left="120"/>
             </w:pPr>
-            <w:hyperlink w:history="1" r:id="rIdofwcxqhz82owyx2helwd7">
+            <w:hyperlink w:history="1" r:id="rIdwyexlu3u3uqv5hvhqh7jr">
               <w:r>
                 <w:rPr>
                   <w:rFonts w:ascii="Arial" w:cs="Arial" w:eastAsia="Arial" w:hAnsi="Arial"/>
@@ -32748,7 +32748,7 @@
             <w:pPr>
               <w:spacing w:after="20" w:before="0"/>
             </w:pPr>
-            <w:hyperlink w:history="1" r:id="rIdqxzahsieeaete3d8rjyur">
+            <w:hyperlink w:history="1" r:id="rIdxtn-yreb-stjmqrtlpvxj">
               <w:r>
                 <w:rPr>
                   <w:rFonts w:ascii="Arial" w:cs="Arial" w:eastAsia="Arial" w:hAnsi="Arial"/>
@@ -32781,7 +32781,7 @@
               <w:spacing w:after="10" w:before="0"/>
               <w:ind w:left="120"/>
             </w:pPr>
-            <w:hyperlink w:history="1" r:id="rIdmswxt0dz4d9hqjie3r8ti">
+            <w:hyperlink w:history="1" r:id="rIdydkjb6wlzjnldxkdjs4--">
               <w:r>
                 <w:rPr>
                   <w:rFonts w:ascii="Arial" w:cs="Arial" w:eastAsia="Arial" w:hAnsi="Arial"/>
@@ -32976,7 +32976,7 @@
             <w:pPr>
               <w:spacing w:after="20" w:before="0"/>
             </w:pPr>
-            <w:hyperlink w:history="1" r:id="rIdrrzqsoumyhndilc8e1llp">
+            <w:hyperlink w:history="1" r:id="rIdznc3md0is5fxo-1gdvvcn">
               <w:r>
                 <w:rPr>
                   <w:rFonts w:ascii="Arial" w:cs="Arial" w:eastAsia="Arial" w:hAnsi="Arial"/>
@@ -33009,7 +33009,7 @@
               <w:spacing w:after="10" w:before="0"/>
               <w:ind w:left="120"/>
             </w:pPr>
-            <w:hyperlink w:history="1" r:id="rIdd83biuzna6sv9hb2vn8li">
+            <w:hyperlink w:history="1" r:id="rIde2rnrsd1a4waorjh1mfxo">
               <w:r>
                 <w:rPr>
                   <w:rFonts w:ascii="Arial" w:cs="Arial" w:eastAsia="Arial" w:hAnsi="Arial"/>
@@ -33054,7 +33054,7 @@
             <w:pPr>
               <w:spacing w:after="20" w:before="0"/>
             </w:pPr>
-            <w:hyperlink w:history="1" r:id="rIdvz34rpzk1yk6doqdrrugz">
+            <w:hyperlink w:history="1" r:id="rIdm1xteaax_wqv8gp_2fus7">
               <w:r>
                 <w:rPr>
                   <w:rFonts w:ascii="Arial" w:cs="Arial" w:eastAsia="Arial" w:hAnsi="Arial"/>
@@ -33087,7 +33087,7 @@
               <w:spacing w:after="10" w:before="0"/>
               <w:ind w:left="120"/>
             </w:pPr>
-            <w:hyperlink w:history="1" r:id="rIdr71pki8idght_5ojkv-r6">
+            <w:hyperlink w:history="1" r:id="rIdcachmplrzbhmjzvsip9ao">
               <w:r>
                 <w:rPr>
                   <w:rFonts w:ascii="Arial" w:cs="Arial" w:eastAsia="Arial" w:hAnsi="Arial"/>
@@ -33282,7 +33282,7 @@
             <w:pPr>
               <w:spacing w:after="20" w:before="0"/>
             </w:pPr>
-            <w:hyperlink w:history="1" r:id="rIdvphthhgephftkaj9ifp9k">
+            <w:hyperlink w:history="1" r:id="rId1iwsalmjyyejerlik2u2n">
               <w:r>
                 <w:rPr>
                   <w:rFonts w:ascii="Arial" w:cs="Arial" w:eastAsia="Arial" w:hAnsi="Arial"/>
@@ -33315,7 +33315,7 @@
               <w:spacing w:after="10" w:before="0"/>
               <w:ind w:left="120"/>
             </w:pPr>
-            <w:hyperlink w:history="1" r:id="rIdd2lf0tddnz2nwyzufrcq4">
+            <w:hyperlink w:history="1" r:id="rIdak2_y608ww9up7wn20nuv">
               <w:r>
                 <w:rPr>
                   <w:rFonts w:ascii="Arial" w:cs="Arial" w:eastAsia="Arial" w:hAnsi="Arial"/>
@@ -33360,7 +33360,7 @@
             <w:pPr>
               <w:spacing w:after="20" w:before="0"/>
             </w:pPr>
-            <w:hyperlink w:history="1" r:id="rIdx1zlcbyxisq5lsvudspgu">
+            <w:hyperlink w:history="1" r:id="rIdutokuhx-ebjildvbfpahh">
               <w:r>
                 <w:rPr>
                   <w:rFonts w:ascii="Arial" w:cs="Arial" w:eastAsia="Arial" w:hAnsi="Arial"/>
@@ -33393,7 +33393,7 @@
               <w:spacing w:after="10" w:before="0"/>
               <w:ind w:left="120"/>
             </w:pPr>
-            <w:hyperlink w:history="1" r:id="rIdt2hav9bvqqbpniioo4d7w">
+            <w:hyperlink w:history="1" r:id="rIduw34feq7_dula4husjpns">
               <w:r>
                 <w:rPr>
                   <w:rFonts w:ascii="Arial" w:cs="Arial" w:eastAsia="Arial" w:hAnsi="Arial"/>
@@ -33588,7 +33588,7 @@
             <w:pPr>
               <w:spacing w:after="20" w:before="0"/>
             </w:pPr>
-            <w:hyperlink w:history="1" r:id="rIdw4phorri035zy-bdhstnt">
+            <w:hyperlink w:history="1" r:id="rIdfetxjinymp0m9t9vox1s_">
               <w:r>
                 <w:rPr>
                   <w:rFonts w:ascii="Arial" w:cs="Arial" w:eastAsia="Arial" w:hAnsi="Arial"/>
@@ -33621,7 +33621,7 @@
               <w:spacing w:after="10" w:before="0"/>
               <w:ind w:left="120"/>
             </w:pPr>
-            <w:hyperlink w:history="1" r:id="rIdxbgmw-ogfwe2y5yf2cohr">
+            <w:hyperlink w:history="1" r:id="rIdypwk6hf6vr3vn96ncqhel">
               <w:r>
                 <w:rPr>
                   <w:rFonts w:ascii="Arial" w:cs="Arial" w:eastAsia="Arial" w:hAnsi="Arial"/>
@@ -33666,7 +33666,7 @@
             <w:pPr>
               <w:spacing w:after="20" w:before="0"/>
             </w:pPr>
-            <w:hyperlink w:history="1" r:id="rId2g2kmxb28gh-dssyeror0">
+            <w:hyperlink w:history="1" r:id="rIdqoi8tri0h4enplwlds2nf">
               <w:r>
                 <w:rPr>
                   <w:rFonts w:ascii="Arial" w:cs="Arial" w:eastAsia="Arial" w:hAnsi="Arial"/>
@@ -33699,7 +33699,7 @@
               <w:spacing w:after="10" w:before="0"/>
               <w:ind w:left="120"/>
             </w:pPr>
-            <w:hyperlink w:history="1" r:id="rIdokgggfa7hjkxdtine6pze">
+            <w:hyperlink w:history="1" r:id="rIdhk0g_vbrns4rdyy-2osyf">
               <w:r>
                 <w:rPr>
                   <w:rFonts w:ascii="Arial" w:cs="Arial" w:eastAsia="Arial" w:hAnsi="Arial"/>
@@ -33894,7 +33894,7 @@
             <w:pPr>
               <w:spacing w:after="20" w:before="0"/>
             </w:pPr>
-            <w:hyperlink w:history="1" r:id="rIdqyoa958zc5s7kvudrof0o">
+            <w:hyperlink w:history="1" r:id="rIdliihhchcojtfktsrvukxr">
               <w:r>
                 <w:rPr>
                   <w:rFonts w:ascii="Arial" w:cs="Arial" w:eastAsia="Arial" w:hAnsi="Arial"/>
@@ -33927,7 +33927,7 @@
               <w:spacing w:after="10" w:before="0"/>
               <w:ind w:left="120"/>
             </w:pPr>
-            <w:hyperlink w:history="1" r:id="rIdydoj3esmaebcd78lcum_y">
+            <w:hyperlink w:history="1" r:id="rIdypemlg_wosmmqigtoanpz">
               <w:r>
                 <w:rPr>
                   <w:rFonts w:ascii="Arial" w:cs="Arial" w:eastAsia="Arial" w:hAnsi="Arial"/>
@@ -33972,7 +33972,7 @@
             <w:pPr>
               <w:spacing w:after="20" w:before="0"/>
             </w:pPr>
-            <w:hyperlink w:history="1" r:id="rIdkmhmzsvri1tpby-aipcnf">
+            <w:hyperlink w:history="1" r:id="rIdb3jtagk-cycajyfrv6vhe">
               <w:r>
                 <w:rPr>
                   <w:rFonts w:ascii="Arial" w:cs="Arial" w:eastAsia="Arial" w:hAnsi="Arial"/>
@@ -34005,7 +34005,7 @@
               <w:spacing w:after="10" w:before="0"/>
               <w:ind w:left="120"/>
             </w:pPr>
-            <w:hyperlink w:history="1" r:id="rIdwdt6dqcxdstdvcjgxrrry">
+            <w:hyperlink w:history="1" r:id="rIds9uyzejx8ugjk2wrqymzo">
               <w:r>
                 <w:rPr>
                   <w:rFonts w:ascii="Arial" w:cs="Arial" w:eastAsia="Arial" w:hAnsi="Arial"/>
@@ -35492,7 +35492,7 @@
             <w:pPr>
               <w:spacing w:after="20" w:before="0"/>
             </w:pPr>
-            <w:hyperlink w:history="1" r:id="rIdvhzxdpbf4p3htearvypvb">
+            <w:hyperlink w:history="1" r:id="rIdd4yhbgx29msgolwbfge-6">
               <w:r>
                 <w:rPr>
                   <w:rFonts w:ascii="Arial" w:cs="Arial" w:eastAsia="Arial" w:hAnsi="Arial"/>
@@ -35525,7 +35525,7 @@
               <w:spacing w:after="10" w:before="0"/>
               <w:ind w:left="120"/>
             </w:pPr>
-            <w:hyperlink w:history="1" r:id="rIdotal9scnhc2ck2bjhwkof">
+            <w:hyperlink w:history="1" r:id="rIdqdkonh4n0irvewoughcw5">
               <w:r>
                 <w:rPr>
                   <w:rFonts w:ascii="Arial" w:cs="Arial" w:eastAsia="Arial" w:hAnsi="Arial"/>
@@ -35570,7 +35570,7 @@
             <w:pPr>
               <w:spacing w:after="20" w:before="0"/>
             </w:pPr>
-            <w:hyperlink w:history="1" r:id="rIdlwemt_lhadqz5taixzkci">
+            <w:hyperlink w:history="1" r:id="rIdungoqpynori7jzejtu8fr">
               <w:r>
                 <w:rPr>
                   <w:rFonts w:ascii="Arial" w:cs="Arial" w:eastAsia="Arial" w:hAnsi="Arial"/>
@@ -35603,7 +35603,7 @@
               <w:spacing w:after="10" w:before="0"/>
               <w:ind w:left="120"/>
             </w:pPr>
-            <w:hyperlink w:history="1" r:id="rIdpozh1m6vo3hsarlwnns7v">
+            <w:hyperlink w:history="1" r:id="rIdturssfcwp0g2vm56gc6nm">
               <w:r>
                 <w:rPr>
                   <w:rFonts w:ascii="Arial" w:cs="Arial" w:eastAsia="Arial" w:hAnsi="Arial"/>
@@ -35798,7 +35798,7 @@
             <w:pPr>
               <w:spacing w:after="20" w:before="0"/>
             </w:pPr>
-            <w:hyperlink w:history="1" r:id="rIdenre2io2gwkhxs2gxsn4i">
+            <w:hyperlink w:history="1" r:id="rIdgmyfay1tmex7j_4guruv_">
               <w:r>
                 <w:rPr>
                   <w:rFonts w:ascii="Arial" w:cs="Arial" w:eastAsia="Arial" w:hAnsi="Arial"/>
@@ -35831,7 +35831,7 @@
               <w:spacing w:after="10" w:before="0"/>
               <w:ind w:left="120"/>
             </w:pPr>
-            <w:hyperlink w:history="1" r:id="rId9kkyrtvmpp8q7pnedocvl">
+            <w:hyperlink w:history="1" r:id="rIderubfscv3ofngu3xbxbxk">
               <w:r>
                 <w:rPr>
                   <w:rFonts w:ascii="Arial" w:cs="Arial" w:eastAsia="Arial" w:hAnsi="Arial"/>
@@ -35876,7 +35876,7 @@
             <w:pPr>
               <w:spacing w:after="20" w:before="0"/>
             </w:pPr>
-            <w:hyperlink w:history="1" r:id="rId1okocbwt2baw9der_n0wz">
+            <w:hyperlink w:history="1" r:id="rIderc6mnnppuzojo_ecvpjh">
               <w:r>
                 <w:rPr>
                   <w:rFonts w:ascii="Arial" w:cs="Arial" w:eastAsia="Arial" w:hAnsi="Arial"/>
@@ -35909,7 +35909,7 @@
               <w:spacing w:after="10" w:before="0"/>
               <w:ind w:left="120"/>
             </w:pPr>
-            <w:hyperlink w:history="1" r:id="rIdav59cxrjbb0extxebetye">
+            <w:hyperlink w:history="1" r:id="rIdjtx8zdofj01suljjorcjt">
               <w:r>
                 <w:rPr>
                   <w:rFonts w:ascii="Arial" w:cs="Arial" w:eastAsia="Arial" w:hAnsi="Arial"/>
@@ -36104,7 +36104,7 @@
             <w:pPr>
               <w:spacing w:after="20" w:before="0"/>
             </w:pPr>
-            <w:hyperlink w:history="1" r:id="rIddrz2lap1wp5ey5zdgw8oo">
+            <w:hyperlink w:history="1" r:id="rIdgvpnmmhzqtxsayp8sr59f">
               <w:r>
                 <w:rPr>
                   <w:rFonts w:ascii="Arial" w:cs="Arial" w:eastAsia="Arial" w:hAnsi="Arial"/>
@@ -36137,7 +36137,7 @@
               <w:spacing w:after="10" w:before="0"/>
               <w:ind w:left="120"/>
             </w:pPr>
-            <w:hyperlink w:history="1" r:id="rId97wtqrab4lsydneii5f3n">
+            <w:hyperlink w:history="1" r:id="rIdsa5cnqbakulzc2u65bpj7">
               <w:r>
                 <w:rPr>
                   <w:rFonts w:ascii="Arial" w:cs="Arial" w:eastAsia="Arial" w:hAnsi="Arial"/>
@@ -36182,7 +36182,7 @@
             <w:pPr>
               <w:spacing w:after="20" w:before="0"/>
             </w:pPr>
-            <w:hyperlink w:history="1" r:id="rIdbp1kar5hnl0ncf8hx5nia">
+            <w:hyperlink w:history="1" r:id="rIdorbpyk9izpiotpprajft1">
               <w:r>
                 <w:rPr>
                   <w:rFonts w:ascii="Arial" w:cs="Arial" w:eastAsia="Arial" w:hAnsi="Arial"/>
@@ -36215,7 +36215,7 @@
               <w:spacing w:after="10" w:before="0"/>
               <w:ind w:left="120"/>
             </w:pPr>
-            <w:hyperlink w:history="1" r:id="rIde2fb0wup1cmtvmjaerclo">
+            <w:hyperlink w:history="1" r:id="rId67u7b9o-n3n_pyjfwy3ql">
               <w:r>
                 <w:rPr>
                   <w:rFonts w:ascii="Arial" w:cs="Arial" w:eastAsia="Arial" w:hAnsi="Arial"/>
@@ -36410,7 +36410,7 @@
             <w:pPr>
               <w:spacing w:after="20" w:before="0"/>
             </w:pPr>
-            <w:hyperlink w:history="1" r:id="rIdqskvcotx9-tzfqakltk97">
+            <w:hyperlink w:history="1" r:id="rIdhvk44myjqdz30tt4vxev_">
               <w:r>
                 <w:rPr>
                   <w:rFonts w:ascii="Arial" w:cs="Arial" w:eastAsia="Arial" w:hAnsi="Arial"/>
@@ -36443,7 +36443,7 @@
               <w:spacing w:after="10" w:before="0"/>
               <w:ind w:left="120"/>
             </w:pPr>
-            <w:hyperlink w:history="1" r:id="rIdp-klaqxiiof9pbepl3k9d">
+            <w:hyperlink w:history="1" r:id="rIdsaizqrhaoowj_bigyxakc">
               <w:r>
                 <w:rPr>
                   <w:rFonts w:ascii="Arial" w:cs="Arial" w:eastAsia="Arial" w:hAnsi="Arial"/>
@@ -36488,7 +36488,7 @@
             <w:pPr>
               <w:spacing w:after="20" w:before="0"/>
             </w:pPr>
-            <w:hyperlink w:history="1" r:id="rIdqsguukwblvgx2xitwjvcc">
+            <w:hyperlink w:history="1" r:id="rIdlguqksvyki01ayzish_i3">
               <w:r>
                 <w:rPr>
                   <w:rFonts w:ascii="Arial" w:cs="Arial" w:eastAsia="Arial" w:hAnsi="Arial"/>
@@ -36521,7 +36521,7 @@
               <w:spacing w:after="10" w:before="0"/>
               <w:ind w:left="120"/>
             </w:pPr>
-            <w:hyperlink w:history="1" r:id="rIdelvtttlvh6ajmfdrmgiwk">
+            <w:hyperlink w:history="1" r:id="rId_1lyc2ivlh6hiz9yiwa-i">
               <w:r>
                 <w:rPr>
                   <w:rFonts w:ascii="Arial" w:cs="Arial" w:eastAsia="Arial" w:hAnsi="Arial"/>
@@ -36716,7 +36716,7 @@
             <w:pPr>
               <w:spacing w:after="20" w:before="0"/>
             </w:pPr>
-            <w:hyperlink w:history="1" r:id="rIdsztdcspamzamtgnu54zhq">
+            <w:hyperlink w:history="1" r:id="rIdo9qqbkd3a3-psncfvrjzl">
               <w:r>
                 <w:rPr>
                   <w:rFonts w:ascii="Arial" w:cs="Arial" w:eastAsia="Arial" w:hAnsi="Arial"/>
@@ -36749,7 +36749,7 @@
               <w:spacing w:after="10" w:before="0"/>
               <w:ind w:left="120"/>
             </w:pPr>
-            <w:hyperlink w:history="1" r:id="rId5oi6apvkc_sq9zht1bctk">
+            <w:hyperlink w:history="1" r:id="rIdly1dl-mtkdbnvvtphl0td">
               <w:r>
                 <w:rPr>
                   <w:rFonts w:ascii="Arial" w:cs="Arial" w:eastAsia="Arial" w:hAnsi="Arial"/>
@@ -36794,7 +36794,7 @@
             <w:pPr>
               <w:spacing w:after="20" w:before="0"/>
             </w:pPr>
-            <w:hyperlink w:history="1" r:id="rIdsquwe4ijh7ap0o6tbmovn">
+            <w:hyperlink w:history="1" r:id="rIdslrg2nyj39e4xynx-6rgx">
               <w:r>
                 <w:rPr>
                   <w:rFonts w:ascii="Arial" w:cs="Arial" w:eastAsia="Arial" w:hAnsi="Arial"/>
@@ -36827,7 +36827,7 @@
               <w:spacing w:after="10" w:before="0"/>
               <w:ind w:left="120"/>
             </w:pPr>
-            <w:hyperlink w:history="1" r:id="rIdq2axkldze2pxqemhjurb6">
+            <w:hyperlink w:history="1" r:id="rIdpmwfm_p1yavdogoqqtgqq">
               <w:r>
                 <w:rPr>
                   <w:rFonts w:ascii="Arial" w:cs="Arial" w:eastAsia="Arial" w:hAnsi="Arial"/>
